--- a/lab_meeting/2026.11_랩미팅_KG구축_how.docx
+++ b/lab_meeting/2026.11_랩미팅_KG구축_how.docx
@@ -19,7 +19,7 @@
         </w:rPr>
         <w:t xml:space="preserve">KG 구축 how 보완</w:t>
         <w:br/>
-        <w:t xml:space="preserve">단계 1~5: 자료에서 지식그래프까지</w:t>
+        <w:t xml:space="preserve">단계 1~4: 자료에서 Entity와 속성까지</w:t>
       </w:r>
     </w:p>
     <w:p>
@@ -104,7 +104,7 @@
           <w:szCs w:val="20"/>
           <w:lang w:eastAsia="ko-KR"/>
         </w:rPr>
-        <w:t xml:space="preserve">10/19 지적대로 단계마다 "문헌의 어떤 원리를 따라, 우리 자료로 어떻게 했고, 무엇이 만들어졌는지"를 실제 자료의 행으로 보였다. 단계 1~5를 마치면 KG(Entity 264, 속성 616, 관계 418)가 완성된다(2장, 6.3).</w:t>
+        <w:t xml:space="preserve">10/19 지적대로 단계마다 "문헌의 어떤 원리를 따라, 우리 자료로 어떻게 했고, 무엇이 만들어졌는지"를 실제 자료의 행으로 보였다. 단계 1~4를 마치면 KG의 Entity 264개와 속성 616개가 만들어진다(2장).</w:t>
       </w:r>
     </w:p>
     <w:p>
@@ -121,7 +121,7 @@
           <w:szCs w:val="20"/>
           <w:lang w:eastAsia="ko-KR"/>
         </w:rPr>
-        <w:t xml:space="preserve">문헌 표기를 바로잡았다. OntoDSMS는 Zhou 외(2023)가 만든 온톨로지의 이름이고 D2RQ는 그 논문이 사용한 기존 도구이다. 전처리는 DDKG의 기술을 쓰지 않았으므로 문헌 근거 없는 자료 준비로 고쳤다.</w:t>
+        <w:t xml:space="preserve">문헌 표기를 바로잡았다. 논문은 저자와 연도로 쓰고(Huang 외 2026, Zhou 외 2023), 논문이 만든 것의 이름(DDKG: Huang 외 2026이 만든 댐 결함 지식그래프, OntoDSMS: Zhou 외 2023이 만든 온톨로지)과 논문이 사용한 도구(D2RQ)를 구분했다. 전처리는 Huang 외(2026)의 기술을 쓰지 않았으므로 문헌 근거 없는 자료 준비로 고쳤다.</w:t>
       </w:r>
     </w:p>
     <w:p>
@@ -155,7 +155,7 @@
           <w:szCs w:val="20"/>
           <w:lang w:eastAsia="ko-KR"/>
         </w:rPr>
-        <w:t xml:space="preserve">검증(단계 6), 저장(단계 7), 검색·답변은 다음 주에 다룬다(8장).</w:t>
+        <w:t xml:space="preserve">Entity를 서로 잇는 단계 5(개체 해소·연결), 검증(단계 6), 저장(단계 7), 검색·답변은 다음 주에 다룬다(7장).</w:t>
       </w:r>
     </w:p>
     <w:p>
@@ -318,7 +318,7 @@
                 <w:szCs w:val="18"/>
                 <w:lang w:eastAsia="ko-KR"/>
               </w:rPr>
-              <w:t xml:space="preserve">단계 1·2</w:t>
+              <w:t xml:space="preserve">문헌 표기</w:t>
             </w:r>
           </w:p>
         </w:tc>
@@ -343,7 +343,7 @@
                 <w:szCs w:val="18"/>
                 <w:lang w:eastAsia="ko-KR"/>
               </w:rPr>
-              <w:t xml:space="preserve">근거: DDKG 3.2.1, Zhang(2025). 처리와 결과를 표로</w:t>
+              <w:t xml:space="preserve">"DDKG 3.2.1", "OntoDSMS(Zhou 2023)"처럼 논문이 만든 것의 이름과 절 번호로 문헌을 가리킴</w:t>
             </w:r>
           </w:p>
         </w:tc>
@@ -368,7 +368,7 @@
                 <w:szCs w:val="18"/>
                 <w:lang w:eastAsia="ko-KR"/>
               </w:rPr>
-              <w:t xml:space="preserve">소스 구분은 DDKG의 지식 출처 구분, 전처리는 문헌 근거 없음. 실제 행으로 지우는 행, 바뀌는 시각, 꺼내는 부분을 보임</w:t>
+              <w:t xml:space="preserve">논문은 저자·연도로 쓰고, DDKG·OntoDSMS는 그 논문이 만든 것의 이름으로만 씀</w:t>
             </w:r>
           </w:p>
         </w:tc>
@@ -403,7 +403,7 @@
                 <w:szCs w:val="18"/>
                 <w:lang w:eastAsia="ko-KR"/>
               </w:rPr>
-              <w:t xml:space="preserve">단계 3</w:t>
+              <w:t xml:space="preserve">단계 1·2</w:t>
             </w:r>
           </w:p>
         </w:tc>
@@ -428,7 +428,7 @@
                 <w:szCs w:val="18"/>
                 <w:lang w:eastAsia="ko-KR"/>
               </w:rPr>
-              <w:t xml:space="preserve">"OntoDSMS(Zhou 2023)는 … 연결한다". 표 → Class, 열 → 속성, 행 → 개체(원칙만), Class별 결과 예</w:t>
+              <w:t xml:space="preserve">근거: DDKG 3.2.1, Zhang(2025). 처리와 결과를 표로</w:t>
             </w:r>
           </w:p>
         </w:tc>
@@ -453,7 +453,7 @@
                 <w:szCs w:val="18"/>
                 <w:lang w:eastAsia="ko-KR"/>
               </w:rPr>
-              <w:t xml:space="preserve">논문 · 온톨로지(OntoDSMS) · 도구(D2RQ) 구분. 원리 4개, 승인 504행 하나를 따라가는 과정 5개, 결과물 CSV 3개</w:t>
+              <w:t xml:space="preserve">소스 구분은 Huang 외(2026)의 지식 출처 구분, 전처리는 문헌 근거 없음. 실제 행으로 지우는 행, 바뀌는 시각, 꺼내는 부분을 보임</w:t>
             </w:r>
           </w:p>
         </w:tc>
@@ -488,7 +488,7 @@
                 <w:szCs w:val="18"/>
                 <w:lang w:eastAsia="ko-KR"/>
               </w:rPr>
-              <w:t xml:space="preserve">단계 4</w:t>
+              <w:t xml:space="preserve">단계 3</w:t>
             </w:r>
           </w:p>
         </w:tc>
@@ -513,7 +513,7 @@
                 <w:szCs w:val="18"/>
                 <w:lang w:eastAsia="ko-KR"/>
               </w:rPr>
-              <w:t xml:space="preserve">근거: DDKG 3.2.2~3.2.3, GraphAide. 운영행위 시각은 총방류량 변화로 정함</w:t>
+              <w:t xml:space="preserve">"OntoDSMS(Zhou 2023)는 … 연결한다". 표 → Class, 열 → 속성, 행 → 개체(원칙만), Class별 결과 예</w:t>
             </w:r>
           </w:p>
         </w:tc>
@@ -538,7 +538,7 @@
                 <w:szCs w:val="18"/>
                 <w:lang w:eastAsia="ko-KR"/>
               </w:rPr>
-              <w:t xml:space="preserve">DDKG 3.2.2(규칙 기반 추출)만. 시각은 비고에 적힌 시각, 없으면 방류시작시간(측정값 보정 없앰). 실제 비고 5건의 처리</w:t>
+              <w:t xml:space="preserve">논문 · 온톨로지(OntoDSMS) · 도구(D2RQ) 구분. 원리 4개, 승인 504행 하나를 따라가는 과정 5개, 결과물 CSV 3개</w:t>
             </w:r>
           </w:p>
         </w:tc>
@@ -573,7 +573,7 @@
                 <w:szCs w:val="18"/>
                 <w:lang w:eastAsia="ko-KR"/>
               </w:rPr>
-              <w:t xml:space="preserve">단계 5</w:t>
+              <w:t xml:space="preserve">단계 4</w:t>
             </w:r>
           </w:p>
         </w:tc>
@@ -598,7 +598,7 @@
                 <w:szCs w:val="18"/>
                 <w:lang w:eastAsia="ko-KR"/>
               </w:rPr>
-              <w:t xml:space="preserve">관계별 연결 방법 표. 변경 승인 → 원 승인의 운영행위 추정 연결(12건)</w:t>
+              <w:t xml:space="preserve">근거: DDKG 3.2.2~3.2.3, GraphAide. 운영행위 시각은 총방류량 변화로 정함</w:t>
             </w:r>
           </w:p>
         </w:tc>
@@ -623,7 +623,7 @@
                 <w:szCs w:val="18"/>
                 <w:lang w:eastAsia="ko-KR"/>
               </w:rPr>
-              <w:t xml:space="preserve">기준 목록(댐 코드)에 대응시키는 원리와 과정, 연결 결과 418개. 추정 연결은 없앰</w:t>
+              <w:t xml:space="preserve">Huang 외(2026)의 3.2.2절(규칙 기반 추출)만. 시각은 비고에 적힌 시각, 없으면 방류시작시간(측정값 보정 없앰). 실제 비고 5건의 처리</w:t>
             </w:r>
           </w:p>
         </w:tc>
@@ -708,7 +708,7 @@
                 <w:szCs w:val="18"/>
                 <w:lang w:eastAsia="ko-KR"/>
               </w:rPr>
-              <w:t xml:space="preserve">단계별 결과 파일과 실제 줄, 최종 KG 그림(충주댐)</w:t>
+              <w:t xml:space="preserve">단계별 결과 파일(CSV)과 그 안의 실제 줄</w:t>
             </w:r>
           </w:p>
         </w:tc>
@@ -793,7 +793,7 @@
                 <w:szCs w:val="18"/>
                 <w:lang w:eastAsia="ko-KR"/>
               </w:rPr>
-              <w:t xml:space="preserve">DDKG가 무엇인가 → 부록 E.1 · 전처리 후 무엇이 남나 → 3.2 · 매핑이 어떻게 작동하나 → 4장 · 댐 기본 자료 → 4.3 · AP와 APR → 과정 4, 7장 · 연결이 실제로 되나 → 6장</w:t>
+              <w:t xml:space="preserve">DDKG가 무엇인가 → 부록 E.1 · 전처리 후 무엇이 남나 → 3.2 · 매핑이 어떻게 작동하나 → 4장 · 댐 기본 자료 → 4.3 · AP와 APR → 과정 4, 6장 · 연결이 실제로 되나 → 다음 주(단계 5)</w:t>
             </w:r>
           </w:p>
         </w:tc>
@@ -836,7 +836,24 @@
           <w:szCs w:val="20"/>
           <w:lang w:eastAsia="ko-KR"/>
         </w:rPr>
-        <w:t xml:space="preserve">자료 5가지에서 출발해 다섯 단계를 거치면 KG가 만들어진다. 각 단계의 결과물은 CSV 파일이며, 다음 단계의 입력이 된다.</w:t>
+        <w:t xml:space="preserve">자료 5가지에서 출발해 네 단계를 거치면 KG의 Entity와 속성이 만들어진다. 각 단계의 결과물은 CSV 파일이며, 다음 단계의 입력이 된다.</w:t>
+      </w:r>
+    </w:p>
+    <w:p>
+      <w:pPr>
+        <w:pStyle w:val="a0"/>
+        <w:spacing w:after="60"/>
+        <w:rPr>
+          <w:lang w:eastAsia="ko-KR"/>
+        </w:rPr>
+      </w:pPr>
+      <w:r>
+        <w:rPr>
+          <w:sz w:val="20"/>
+          <w:szCs w:val="20"/>
+          <w:lang w:eastAsia="ko-KR"/>
+        </w:rPr>
+        <w:t xml:space="preserve">Entity를 서로 잇는 단계 5(개체 해소·연결)는 다음 주에 다룬다.</w:t>
       </w:r>
     </w:p>
     <w:tbl>
@@ -846,17 +863,15 @@
         <w:tblLayout w:type="fixed"/>
       </w:tblPr>
       <w:tblGrid>
-        <w:gridCol w:w="1412"/>
+        <w:gridCol w:w="1754"/>
         <w:gridCol w:w="300"/>
-        <w:gridCol w:w="1412"/>
+        <w:gridCol w:w="1754"/>
         <w:gridCol w:w="300"/>
-        <w:gridCol w:w="1412"/>
+        <w:gridCol w:w="1754"/>
         <w:gridCol w:w="300"/>
-        <w:gridCol w:w="1412"/>
+        <w:gridCol w:w="1754"/>
         <w:gridCol w:w="300"/>
-        <w:gridCol w:w="1412"/>
-        <w:gridCol w:w="300"/>
-        <w:gridCol w:w="1412"/>
+        <w:gridCol w:w="1756"/>
       </w:tblGrid>
       <w:tr>
         <w:trPr>
@@ -864,7 +879,7 @@
         </w:trPr>
         <w:tc>
           <w:tcPr>
-            <w:tcW w:w="1412" w:type="dxa"/>
+            <w:tcW w:w="1754" w:type="dxa"/>
             <w:shd w:val="clear" w:color="auto" w:fill="EEF5FA"/>
             <w:tcMar>
               <w:top w:w="80" w:type="dxa"/>
@@ -917,7 +932,7 @@
         </w:tc>
         <w:tc>
           <w:tcPr>
-            <w:tcW w:w="1412" w:type="dxa"/>
+            <w:tcW w:w="1754" w:type="dxa"/>
             <w:shd w:val="clear" w:color="auto" w:fill="EEF5FA"/>
             <w:tcMar>
               <w:top w:w="80" w:type="dxa"/>
@@ -984,7 +999,7 @@
         </w:tc>
         <w:tc>
           <w:tcPr>
-            <w:tcW w:w="1412" w:type="dxa"/>
+            <w:tcW w:w="1754" w:type="dxa"/>
             <w:shd w:val="clear" w:color="auto" w:fill="EEF5FA"/>
             <w:tcMar>
               <w:top w:w="80" w:type="dxa"/>
@@ -1051,7 +1066,7 @@
         </w:tc>
         <w:tc>
           <w:tcPr>
-            <w:tcW w:w="1412" w:type="dxa"/>
+            <w:tcW w:w="1754" w:type="dxa"/>
             <w:shd w:val="clear" w:color="auto" w:fill="EEF5FA"/>
             <w:tcMar>
               <w:top w:w="80" w:type="dxa"/>
@@ -1118,7 +1133,7 @@
         </w:tc>
         <w:tc>
           <w:tcPr>
-            <w:tcW w:w="1412" w:type="dxa"/>
+            <w:tcW w:w="1756" w:type="dxa"/>
             <w:shd w:val="clear" w:color="auto" w:fill="EEF5FA"/>
             <w:tcMar>
               <w:top w:w="80" w:type="dxa"/>
@@ -1139,7 +1154,7 @@
                 <w:szCs w:val="18"/>
                 <w:lang w:eastAsia="ko-KR"/>
               </w:rPr>
-              <w:t xml:space="preserve">단계 5</w:t>
+              <w:t xml:space="preserve">Entity 264</w:t>
             </w:r>
           </w:p>
           <w:p>
@@ -1153,88 +1168,7 @@
                 <w:szCs w:val="18"/>
                 <w:lang w:eastAsia="ko-KR"/>
               </w:rPr>
-              <w:t xml:space="preserve">개체 해소·연결</w:t>
-            </w:r>
-          </w:p>
-        </w:tc>
-        <w:tc>
-          <w:tcPr>
-            <w:tcW w:w="300" w:type="dxa"/>
-            <w:tcMar>
-              <w:top w:w="80" w:type="dxa"/>
-              <w:left w:w="110" w:type="dxa"/>
-              <w:bottom w:w="80" w:type="dxa"/>
-              <w:right w:w="110" w:type="dxa"/>
-            </w:tcMar>
-            <w:vAlign w:val="center"/>
-          </w:tcPr>
-          <w:p>
-            <w:pPr>
-              <w:spacing w:after="20" w:line="252" w:lineRule="auto"/>
-              <w:jc w:val="center"/>
-            </w:pPr>
-            <w:r>
-              <w:rPr>
-                <w:sz w:val="18"/>
-                <w:szCs w:val="18"/>
-                <w:lang w:eastAsia="ko-KR"/>
-              </w:rPr>
-              <w:t xml:space="preserve">→</w:t>
-            </w:r>
-          </w:p>
-        </w:tc>
-        <w:tc>
-          <w:tcPr>
-            <w:tcW w:w="1412" w:type="dxa"/>
-            <w:shd w:val="clear" w:color="auto" w:fill="EEF5FA"/>
-            <w:tcMar>
-              <w:top w:w="80" w:type="dxa"/>
-              <w:left w:w="110" w:type="dxa"/>
-              <w:bottom w:w="80" w:type="dxa"/>
-              <w:right w:w="110" w:type="dxa"/>
-            </w:tcMar>
-            <w:vAlign w:val="center"/>
-          </w:tcPr>
-          <w:p>
-            <w:pPr>
-              <w:spacing w:after="20" w:line="252" w:lineRule="auto"/>
-              <w:jc w:val="center"/>
-            </w:pPr>
-            <w:r>
-              <w:rPr>
-                <w:sz w:val="18"/>
-                <w:szCs w:val="18"/>
-                <w:lang w:eastAsia="ko-KR"/>
-              </w:rPr>
-              <w:t xml:space="preserve">KG</w:t>
-            </w:r>
-          </w:p>
-          <w:p>
-            <w:pPr>
-              <w:spacing w:after="20" w:line="252" w:lineRule="auto"/>
-              <w:jc w:val="center"/>
-            </w:pPr>
-            <w:r>
-              <w:rPr>
-                <w:sz w:val="18"/>
-                <w:szCs w:val="18"/>
-                <w:lang w:eastAsia="ko-KR"/>
-              </w:rPr>
-              <w:t xml:space="preserve">Entity 264</w:t>
-            </w:r>
-          </w:p>
-          <w:p>
-            <w:pPr>
-              <w:spacing w:after="20" w:line="252" w:lineRule="auto"/>
-              <w:jc w:val="center"/>
-            </w:pPr>
-            <w:r>
-              <w:rPr>
-                <w:sz w:val="18"/>
-                <w:szCs w:val="18"/>
-                <w:lang w:eastAsia="ko-KR"/>
-              </w:rPr>
-              <w:t xml:space="preserve">관계 418</w:t>
+              <w:t xml:space="preserve">속성 616</w:t>
             </w:r>
           </w:p>
         </w:tc>
@@ -1512,7 +1446,7 @@
                 <w:szCs w:val="18"/>
                 <w:lang w:eastAsia="ko-KR"/>
               </w:rPr>
-              <w:t xml:space="preserve">소스 구분: DDKG의 지식 출처 구분</w:t>
+              <w:t xml:space="preserve">소스 구분: Huang 외(2026)의 지식 출처 구분</w:t>
             </w:r>
           </w:p>
           <w:p>
@@ -1758,117 +1692,7 @@
                 <w:szCs w:val="18"/>
                 <w:lang w:eastAsia="ko-KR"/>
               </w:rPr>
-              <w:t xml:space="preserve">DDKG의 규칙 기반 추출</w:t>
-            </w:r>
-          </w:p>
-        </w:tc>
-      </w:tr>
-      <w:tr>
-        <w:trPr>
-          <w:cantSplit/>
-          <w:jc w:val="center"/>
-        </w:trPr>
-        <w:tc>
-          <w:tcPr>
-            <w:tcW w:w="1900" w:type="dxa"/>
-            <w:shd w:val="clear" w:color="auto" w:fill="EEF5FA"/>
-            <w:tcMar>
-              <w:top w:w="80" w:type="dxa"/>
-              <w:left w:w="110" w:type="dxa"/>
-              <w:bottom w:w="80" w:type="dxa"/>
-              <w:right w:w="110" w:type="dxa"/>
-            </w:tcMar>
-            <w:vAlign w:val="center"/>
-          </w:tcPr>
-          <w:p>
-            <w:pPr>
-              <w:spacing w:after="20" w:line="252" w:lineRule="auto"/>
-              <w:jc w:val="center"/>
-            </w:pPr>
-            <w:r>
-              <w:rPr>
-                <w:b/>
-                <w:color w:val="1F4E79"/>
-                <w:sz w:val="18"/>
-                <w:szCs w:val="18"/>
-                <w:lang w:eastAsia="ko-KR"/>
-              </w:rPr>
-              <w:t xml:space="preserve">5 개체 해소·연결</w:t>
-            </w:r>
-          </w:p>
-        </w:tc>
-        <w:tc>
-          <w:tcPr>
-            <w:tcW w:w="2600" w:type="dxa"/>
-            <w:tcMar>
-              <w:top w:w="80" w:type="dxa"/>
-              <w:left w:w="110" w:type="dxa"/>
-              <w:bottom w:w="80" w:type="dxa"/>
-              <w:right w:w="110" w:type="dxa"/>
-            </w:tcMar>
-            <w:vAlign w:val="center"/>
-          </w:tcPr>
-          <w:p>
-            <w:pPr>
-              <w:spacing w:after="20" w:line="252" w:lineRule="auto"/>
-            </w:pPr>
-            <w:r>
-              <w:rPr>
-                <w:sz w:val="18"/>
-                <w:szCs w:val="18"/>
-                <w:lang w:eastAsia="ko-KR"/>
-              </w:rPr>
-              <w:t xml:space="preserve">단계 3·4의 Entity</w:t>
-            </w:r>
-          </w:p>
-        </w:tc>
-        <w:tc>
-          <w:tcPr>
-            <w:tcW w:w="3172" w:type="dxa"/>
-            <w:tcMar>
-              <w:top w:w="80" w:type="dxa"/>
-              <w:left w:w="110" w:type="dxa"/>
-              <w:bottom w:w="80" w:type="dxa"/>
-              <w:right w:w="110" w:type="dxa"/>
-            </w:tcMar>
-            <w:vAlign w:val="center"/>
-          </w:tcPr>
-          <w:p>
-            <w:pPr>
-              <w:spacing w:after="20" w:line="252" w:lineRule="auto"/>
-            </w:pPr>
-            <w:r>
-              <w:rPr>
-                <w:sz w:val="18"/>
-                <w:szCs w:val="18"/>
-                <w:lang w:eastAsia="ko-KR"/>
-              </w:rPr>
-              <w:t xml:space="preserve">관계 418</w:t>
-            </w:r>
-          </w:p>
-        </w:tc>
-        <w:tc>
-          <w:tcPr>
-            <w:tcW w:w="2300" w:type="dxa"/>
-            <w:tcMar>
-              <w:top w:w="80" w:type="dxa"/>
-              <w:left w:w="110" w:type="dxa"/>
-              <w:bottom w:w="80" w:type="dxa"/>
-              <w:right w:w="110" w:type="dxa"/>
-            </w:tcMar>
-            <w:vAlign w:val="center"/>
-          </w:tcPr>
-          <w:p>
-            <w:pPr>
-              <w:spacing w:after="20" w:line="252" w:lineRule="auto"/>
-            </w:pPr>
-            <w:r>
-              <w:rPr>
-                <w:sz w:val="18"/>
-                <w:szCs w:val="18"/>
-                <w:lang w:eastAsia="ko-KR"/>
-              </w:rPr>
-              <w:t xml:space="preserve">GraphAide의 개체 중의성 해소</w:t>
+              <w:t xml:space="preserve">Huang 외(2026)의 규칙 기반 추출</w:t>
             </w:r>
           </w:p>
         </w:tc>
@@ -1941,7 +1765,7 @@
           <w:szCs w:val="20"/>
           <w:lang w:eastAsia="ko-KR"/>
         </w:rPr>
-        <w:t xml:space="preserve">따른 원리: DDKG(Huang 외 2026)는 플랫폼의 정형 표로 c1~c4(Dam 등)를, 보고서의 비정형 텍스트로 c5~c7(위험 형태 등)을 채운다. Class마다 출처를 정하고, 정형 표인지 비정형 텍스트인지에 따라 처리를 나눈다(부록 E.1).</w:t>
+        <w:t xml:space="preserve">따른 원리: Huang 외(2026)는 댐 결함 지식그래프(DDKG)를 만들 때 플랫폼의 정형 표로 c1~c4(Dam 등)를, 보고서의 비정형 텍스트로 c5~c7(위험 형태 등)을 채운다. Class마다 출처를 정하고, 정형 표인지 비정형 텍스트인지에 따라 처리를 나눈다(부록 E.1).</w:t>
       </w:r>
     </w:p>
     <w:p>
@@ -2084,7 +1908,7 @@
           <w:szCs w:val="20"/>
           <w:lang w:eastAsia="ko-KR"/>
         </w:rPr>
-        <w:t xml:space="preserve">DDKG의 전처리는 형식이 제각각인 보고서를 마크다운으로 바꾸고(이미지는 OCR) 정규식으로 필요한 구간만 잘라내는 것이다. 우리 자료는 정형 표이거나 이미 글자(XML)라서 이 기술을 쓰지 않았다. 따라서 전처리는 문헌을 따른 방법이 아니라 자료 준비이다.</w:t>
+        <w:t xml:space="preserve">Huang 외(2026)의 전처리는 형식이 제각각인 보고서를 마크다운으로 바꾸고(이미지는 OCR) 정규식으로 필요한 구간만 잘라내는 것이다. 우리 자료는 정형 표이거나 이미 글자(XML)라서 이 기술을 쓰지 않았다. 따라서 전처리는 문헌을 따른 방법이 아니라 자료 준비이다.</w:t>
       </w:r>
     </w:p>
     <w:p>
@@ -4325,7 +4149,7 @@
           <w:szCs w:val="20"/>
           <w:lang w:eastAsia="ko-KR"/>
         </w:rPr>
-        <w:t xml:space="preserve">세 열을 합친 이유: 주어진 온톨로지에 Approval의 내용 속성이 approvalContent 하나뿐이었다(7장 검토할 점 1).</w:t>
+        <w:t xml:space="preserve">세 열을 합친 이유: 주어진 온톨로지에 Approval의 내용 속성이 approvalContent 하나뿐이었다(6장 검토할 점 1).</w:t>
       </w:r>
     </w:p>
     <w:p>
@@ -6701,7 +6525,7 @@
         <w:rPr>
           <w:lang w:eastAsia="ko-KR"/>
         </w:rPr>
-        <w:t xml:space="preserve">5.1 따른 원리: DDKG의 규칙 기반 지식 추출</w:t>
+        <w:t xml:space="preserve">5.1 따른 원리: Huang 외(2026)의 규칙 기반 지식 추출</w:t>
       </w:r>
     </w:p>
     <w:p>
@@ -6718,7 +6542,7 @@
           <w:szCs w:val="20"/>
           <w:lang w:eastAsia="ko-KR"/>
         </w:rPr>
-        <w:t xml:space="preserve">DDKG의 안전평가 결과(예: "홍수 방어 안전 등급은 C등급이다")는 표준화된 문형으로 쓰이므로 딥러닝 없이 정규식으로 바로 뽑는다. 표현이 제각각인 위험 서술에만 LLM을 쓴다(부록 E.1).</w:t>
+        <w:t xml:space="preserve">Huang 외(2026)에서 안전평가 결과(예: "홍수 방어 안전 등급은 C등급이다")는 표준화된 문형으로 쓰이므로 딥러닝 없이 정규식으로 바로 뽑는다. 표현이 제각각인 위험 서술에만 LLM을 쓴다(부록 E.1).</w:t>
       </w:r>
     </w:p>
     <w:p>
@@ -8758,249 +8582,7 @@
         <w:rPr>
           <w:lang w:eastAsia="ko-KR"/>
         </w:rPr>
-        <w:t xml:space="preserve">6. 단계 5. 개체 해소·연결과 구축 결과</w:t>
-      </w:r>
-    </w:p>
-    <w:p>
-      <w:pPr>
-        <w:pStyle w:val="21"/>
-        <w:rPr>
-          <w:lang w:eastAsia="ko-KR"/>
-        </w:rPr>
-      </w:pPr>
-      <w:r>
-        <w:rPr>
-          <w:lang w:eastAsia="ko-KR"/>
-        </w:rPr>
-        <w:t xml:space="preserve">6.1 따른 원리: GraphAide의 개체 중의성 해소</w:t>
-      </w:r>
-    </w:p>
-    <w:p>
-      <w:pPr>
-        <w:pStyle w:val="a0"/>
-        <w:spacing w:after="60"/>
-        <w:rPr>
-          <w:lang w:eastAsia="ko-KR"/>
-        </w:rPr>
-      </w:pPr>
-      <w:r>
-        <w:rPr>
-          <w:sz w:val="20"/>
-          <w:szCs w:val="20"/>
-          <w:lang w:eastAsia="ko-KR"/>
-        </w:rPr>
-        <w:t xml:space="preserve">GraphAide(Purohit 외 2024)는 뉴스 기사에서 뽑은 이름(mention)을 기준 지식베이스(DARPA판 Wikidata)의 고유번호(QID)에 대응시켜, 다르게 적힌 이름도 같은 Entity로 묶는다(부록 E.3).</w:t>
-      </w:r>
-    </w:p>
-    <w:p>
-      <w:pPr>
-        <w:pStyle w:val="a0"/>
-        <w:spacing w:after="60"/>
-        <w:rPr>
-          <w:lang w:eastAsia="ko-KR"/>
-        </w:rPr>
-      </w:pPr>
-      <w:r>
-        <w:rPr>
-          <w:sz w:val="20"/>
-          <w:szCs w:val="20"/>
-          <w:lang w:eastAsia="ko-KR"/>
-        </w:rPr>
-        <w:t xml:space="preserve">원리는 "자료마다 다르게 적힌 대상을 기준 목록의 고유 식별자 하나에 대응시키고, 그 식별자로 잇는다"이다.</w:t>
-      </w:r>
-    </w:p>
-    <w:p>
-      <w:pPr>
-        <w:pStyle w:val="a0"/>
-        <w:spacing w:after="60"/>
-        <w:rPr>
-          <w:lang w:eastAsia="ko-KR"/>
-        </w:rPr>
-      </w:pPr>
-      <w:r>
-        <w:rPr>
-          <w:sz w:val="20"/>
-          <w:szCs w:val="20"/>
-          <w:lang w:eastAsia="ko-KR"/>
-        </w:rPr>
-        <w:t xml:space="preserve">우리 적용: 기준 식별자는 K-water 댐 코드(DAM_CD)이다. 같은 충주댐이 승인 자료에는 "충주"(코드 1003110), K-water에는 "충주댐", 별표3에는 "충 주 댐"(코드 없음)으로 적혀 있다.</w:t>
-      </w:r>
-    </w:p>
-    <w:p>
-      <w:pPr>
-        <w:pStyle w:val="a0"/>
-        <w:spacing w:after="60"/>
-        <w:rPr>
-          <w:lang w:eastAsia="ko-KR"/>
-        </w:rPr>
-      </w:pPr>
-      <w:r>
-        <w:rPr>
-          <w:sz w:val="20"/>
-          <w:szCs w:val="20"/>
-          <w:lang w:eastAsia="ko-KR"/>
-        </w:rPr>
-        <w:t xml:space="preserve">GraphAide는 기사 속 이름이 애매해서 임베딩 검색과 LLM으로 가장 가까운 QID를 고른다. 우리 자료에는 코드나 정해진 이름이 있어서, LLM 없이 기준 목록에서 바로 찾는다.</w:t>
-      </w:r>
-    </w:p>
-    <w:p>
-      <w:pPr>
-        <w:pStyle w:val="21"/>
-        <w:rPr>
-          <w:lang w:eastAsia="ko-KR"/>
-        </w:rPr>
-      </w:pPr>
-      <w:r>
-        <w:rPr>
-          <w:lang w:eastAsia="ko-KR"/>
-        </w:rPr>
-        <w:t xml:space="preserve">6.2 연결 과정</w:t>
-      </w:r>
-    </w:p>
-    <w:p>
-      <w:pPr>
-        <w:pStyle w:val="a0"/>
-        <w:spacing w:after="60"/>
-        <w:rPr>
-          <w:lang w:eastAsia="ko-KR"/>
-        </w:rPr>
-      </w:pPr>
-      <w:r>
-        <w:rPr>
-          <w:sz w:val="20"/>
-          <w:szCs w:val="20"/>
-          <w:lang w:eastAsia="ko-KR"/>
-        </w:rPr>
-        <w:t xml:space="preserve">① 기준 목록을 만든다: 단계 3에서 만든 Dam Entity 4개와 DAM_CD, 표준 댐명, 자료별 표기(그림 15 위)</w:t>
-      </w:r>
-    </w:p>
-    <w:p>
-      <w:pPr>
-        <w:pStyle w:val="a0"/>
-        <w:spacing w:after="60"/>
-        <w:rPr>
-          <w:lang w:eastAsia="ko-KR"/>
-        </w:rPr>
-      </w:pPr>
-      <w:r>
-        <w:rPr>
-          <w:sz w:val="20"/>
-          <w:szCs w:val="20"/>
-          <w:lang w:eastAsia="ko-KR"/>
-        </w:rPr>
-        <w:t xml:space="preserve">② Entity마다 끝점을 찾는 키로 기준 목록을 찾는다. 코드가 있으면 코드로(승인의 관측소코드, HMS의 stationCode), 코드가 없으면 공백을 지운 이름으로(별표3의 댐 이름) 찾는다.</w:t>
-      </w:r>
-    </w:p>
-    <w:p>
-      <w:pPr>
-        <w:pStyle w:val="a0"/>
-        <w:spacing w:after="60"/>
-        <w:rPr>
-          <w:lang w:eastAsia="ko-KR"/>
-        </w:rPr>
-      </w:pPr>
-      <w:r>
-        <w:rPr>
-          <w:sz w:val="20"/>
-          <w:szCs w:val="20"/>
-          <w:lang w:eastAsia="ko-KR"/>
-        </w:rPr>
-        <w:t xml:space="preserve">③ 찾은 Dam ID로 관계 한 줄을 관계 파일에 적는다: 시작 ID, 관계, 끝 ID, 적용한 규칙, 값의 성격</w:t>
-      </w:r>
-    </w:p>
-    <w:p>
-      <w:pPr>
-        <w:pStyle w:val="a0"/>
-        <w:spacing w:after="60"/>
-        <w:rPr>
-          <w:lang w:eastAsia="ko-KR"/>
-        </w:rPr>
-      </w:pPr>
-      <w:r>
-        <w:rPr>
-          <w:sz w:val="20"/>
-          <w:szCs w:val="20"/>
-          <w:lang w:eastAsia="ko-KR"/>
-        </w:rPr>
-        <w:t xml:space="preserve">④ 같은 승인 행에서 만든 Entity끼리(승인과 운영행위)는 찾을 필요 없이 바로 잇는다. 운영행위의 댐은 그 승인 행의 관측소코드로 정한다.</w:t>
-      </w:r>
-    </w:p>
-    <w:p>
-      <w:pPr>
-        <w:pStyle w:val="a0"/>
-        <w:spacing w:after="60"/>
-        <w:rPr>
-          <w:lang w:eastAsia="ko-KR"/>
-        </w:rPr>
-      </w:pPr>
-      <w:r>
-        <w:rPr>
-          <w:sz w:val="20"/>
-          <w:szCs w:val="20"/>
-          <w:lang w:eastAsia="ko-KR"/>
-        </w:rPr>
-        <w:t xml:space="preserve">⑤ 기준 목록에서 찾지 못하면 잇지 않는다. 추측으로 연결하지 않는다.</w:t>
-      </w:r>
-    </w:p>
-    <w:p>
-      <w:pPr>
-        <w:keepNext/>
-        <w:spacing w:before="60" w:after="40"/>
-        <w:jc w:val="center"/>
-      </w:pPr>
-      <w:r>
-        <w:drawing>
-          <wp:inline distT="0" distB="0" distL="0" distR="0">
-            <wp:extent cx="6141720" cy="5039135"/>
-            <wp:docPr id="15" name="step3_doc_f17" descr="step3_doc_f17"/>
-            <wp:cNvGraphicFramePr>
-              <a:graphicFrameLocks xmlns:a="http://schemas.openxmlformats.org/drawingml/2006/main" noChangeAspect="1"/>
-            </wp:cNvGraphicFramePr>
-            <a:graphic xmlns:a="http://schemas.openxmlformats.org/drawingml/2006/main">
-              <a:graphicData uri="http://schemas.openxmlformats.org/drawingml/2006/picture">
-                <pic:pic xmlns:pic="http://schemas.openxmlformats.org/drawingml/2006/picture">
-                  <pic:nvPicPr>
-                    <pic:cNvPr id="15" name="step3_doc_f17"/>
-                    <pic:cNvPicPr/>
-                  </pic:nvPicPr>
-                  <pic:blipFill>
-                    <a:blip r:embed="rIdImg15"/>
-                    <a:stretch>
-                      <a:fillRect/>
-                    </a:stretch>
-                  </pic:blipFill>
-                  <pic:spPr>
-                    <a:xfrm>
-                      <a:off x="0" y="0"/>
-                      <a:ext cx="6141720" cy="5039135"/>
-                    </a:xfrm>
-                    <a:prstGeom prst="rect">
-                      <a:avLst/>
-                    </a:prstGeom>
-                  </pic:spPr>
-                </pic:pic>
-              </a:graphicData>
-            </a:graphic>
-          </wp:inline>
-        </w:drawing>
-      </w:r>
-    </w:p>
-    <w:p>
-      <w:pPr>
-        <w:spacing w:before="0" w:after="120"/>
-        <w:jc w:val="center"/>
-        <w:rPr>
-          <w:lang w:eastAsia="ko-KR"/>
-        </w:rPr>
-      </w:pPr>
-      <w:r>
-        <w:rPr>
-          <w:color w:val="505050"/>
-          <w:sz w:val="18"/>
-          <w:szCs w:val="18"/>
-          <w:lang w:eastAsia="ko-KR"/>
-        </w:rPr>
-        <w:t xml:space="preserve">그림 15. 기준 목록과 연결 방법 — 코드로, 이름으로, 같은 행에서</w:t>
+        <w:t xml:space="preserve">6. 검토할 점</w:t>
       </w:r>
     </w:p>
     <w:p>
@@ -9019,1291 +8601,7 @@
           <w:szCs w:val="25"/>
           <w:lang w:eastAsia="ko-KR"/>
         </w:rPr>
-        <w:t xml:space="preserve">표 5. 관계별 연결 방법과 결과</w:t>
-      </w:r>
-    </w:p>
-    <w:tbl>
-      <w:tblPr>
-        <w:tblW w:w="9972" w:type="dxa"/>
-        <w:jc w:val="center"/>
-        <w:tblBorders>
-          <w:top w:val="single" w:sz="5" w:space="0" w:color="A6A6A6"/>
-          <w:left w:val="single" w:sz="5" w:space="0" w:color="A6A6A6"/>
-          <w:bottom w:val="single" w:sz="5" w:space="0" w:color="A6A6A6"/>
-          <w:right w:val="single" w:sz="5" w:space="0" w:color="A6A6A6"/>
-          <w:insideH w:val="single" w:sz="5" w:space="0" w:color="A6A6A6"/>
-          <w:insideV w:val="single" w:sz="5" w:space="0" w:color="A6A6A6"/>
-        </w:tblBorders>
-        <w:tblLayout w:type="fixed"/>
-        <w:tblLook w:val="04A0" w:firstRow="1" w:lastRow="0" w:firstColumn="1" w:lastColumn="0" w:noHBand="0" w:noVBand="1"/>
-      </w:tblPr>
-      <w:tblGrid>
-        <w:gridCol w:w="2700"/>
-        <w:gridCol w:w="1900"/>
-        <w:gridCol w:w="2972"/>
-        <w:gridCol w:w="1500"/>
-        <w:gridCol w:w="900"/>
-      </w:tblGrid>
-      <w:tr>
-        <w:trPr>
-          <w:cantSplit/>
-          <w:tblHeader/>
-          <w:jc w:val="center"/>
-        </w:trPr>
-        <w:tc>
-          <w:tcPr>
-            <w:tcW w:w="2700" w:type="dxa"/>
-            <w:shd w:val="clear" w:color="auto" w:fill="D9EAF7"/>
-            <w:tcMar>
-              <w:top w:w="80" w:type="dxa"/>
-              <w:left w:w="110" w:type="dxa"/>
-              <w:bottom w:w="80" w:type="dxa"/>
-              <w:right w:w="110" w:type="dxa"/>
-            </w:tcMar>
-            <w:vAlign w:val="center"/>
-          </w:tcPr>
-          <w:p>
-            <w:pPr>
-              <w:spacing w:after="20" w:line="252" w:lineRule="auto"/>
-              <w:jc w:val="center"/>
-            </w:pPr>
-            <w:r>
-              <w:rPr>
-                <w:b/>
-                <w:sz w:val="18"/>
-                <w:szCs w:val="18"/>
-                <w:lang w:eastAsia="ko-KR"/>
-              </w:rPr>
-              <w:t xml:space="preserve">관계</w:t>
-            </w:r>
-          </w:p>
-        </w:tc>
-        <w:tc>
-          <w:tcPr>
-            <w:tcW w:w="1900" w:type="dxa"/>
-            <w:shd w:val="clear" w:color="auto" w:fill="D9EAF7"/>
-            <w:tcMar>
-              <w:top w:w="80" w:type="dxa"/>
-              <w:left w:w="110" w:type="dxa"/>
-              <w:bottom w:w="80" w:type="dxa"/>
-              <w:right w:w="110" w:type="dxa"/>
-            </w:tcMar>
-            <w:vAlign w:val="center"/>
-          </w:tcPr>
-          <w:p>
-            <w:pPr>
-              <w:spacing w:after="20" w:line="252" w:lineRule="auto"/>
-              <w:jc w:val="center"/>
-            </w:pPr>
-            <w:r>
-              <w:rPr>
-                <w:b/>
-                <w:sz w:val="18"/>
-                <w:szCs w:val="18"/>
-                <w:lang w:eastAsia="ko-KR"/>
-              </w:rPr>
-              <w:t xml:space="preserve">시작 → 끝</w:t>
-            </w:r>
-          </w:p>
-        </w:tc>
-        <w:tc>
-          <w:tcPr>
-            <w:tcW w:w="2972" w:type="dxa"/>
-            <w:shd w:val="clear" w:color="auto" w:fill="D9EAF7"/>
-            <w:tcMar>
-              <w:top w:w="80" w:type="dxa"/>
-              <w:left w:w="110" w:type="dxa"/>
-              <w:bottom w:w="80" w:type="dxa"/>
-              <w:right w:w="110" w:type="dxa"/>
-            </w:tcMar>
-            <w:vAlign w:val="center"/>
-          </w:tcPr>
-          <w:p>
-            <w:pPr>
-              <w:spacing w:after="20" w:line="252" w:lineRule="auto"/>
-              <w:jc w:val="center"/>
-            </w:pPr>
-            <w:r>
-              <w:rPr>
-                <w:b/>
-                <w:sz w:val="18"/>
-                <w:szCs w:val="18"/>
-                <w:lang w:eastAsia="ko-KR"/>
-              </w:rPr>
-              <w:t xml:space="preserve">끝을 찾는 방법</w:t>
-            </w:r>
-          </w:p>
-        </w:tc>
-        <w:tc>
-          <w:tcPr>
-            <w:tcW w:w="1500" w:type="dxa"/>
-            <w:shd w:val="clear" w:color="auto" w:fill="D9EAF7"/>
-            <w:tcMar>
-              <w:top w:w="80" w:type="dxa"/>
-              <w:left w:w="110" w:type="dxa"/>
-              <w:bottom w:w="80" w:type="dxa"/>
-              <w:right w:w="110" w:type="dxa"/>
-            </w:tcMar>
-            <w:vAlign w:val="center"/>
-          </w:tcPr>
-          <w:p>
-            <w:pPr>
-              <w:spacing w:after="20" w:line="252" w:lineRule="auto"/>
-              <w:jc w:val="center"/>
-            </w:pPr>
-            <w:r>
-              <w:rPr>
-                <w:b/>
-                <w:sz w:val="18"/>
-                <w:szCs w:val="18"/>
-                <w:lang w:eastAsia="ko-KR"/>
-              </w:rPr>
-              <w:t xml:space="preserve">값의 성격</w:t>
-            </w:r>
-          </w:p>
-        </w:tc>
-        <w:tc>
-          <w:tcPr>
-            <w:tcW w:w="900" w:type="dxa"/>
-            <w:shd w:val="clear" w:color="auto" w:fill="D9EAF7"/>
-            <w:tcMar>
-              <w:top w:w="80" w:type="dxa"/>
-              <w:left w:w="110" w:type="dxa"/>
-              <w:bottom w:w="80" w:type="dxa"/>
-              <w:right w:w="110" w:type="dxa"/>
-            </w:tcMar>
-            <w:vAlign w:val="center"/>
-          </w:tcPr>
-          <w:p>
-            <w:pPr>
-              <w:spacing w:after="20" w:line="252" w:lineRule="auto"/>
-              <w:jc w:val="center"/>
-            </w:pPr>
-            <w:r>
-              <w:rPr>
-                <w:b/>
-                <w:sz w:val="18"/>
-                <w:szCs w:val="18"/>
-                <w:lang w:eastAsia="ko-KR"/>
-              </w:rPr>
-              <w:t xml:space="preserve">건수</w:t>
-            </w:r>
-          </w:p>
-        </w:tc>
-      </w:tr>
-      <w:tr>
-        <w:trPr>
-          <w:cantSplit/>
-          <w:jc w:val="center"/>
-        </w:trPr>
-        <w:tc>
-          <w:tcPr>
-            <w:tcW w:w="2700" w:type="dxa"/>
-            <w:shd w:val="clear" w:color="auto" w:fill="EEF5FA"/>
-            <w:tcMar>
-              <w:top w:w="80" w:type="dxa"/>
-              <w:left w:w="110" w:type="dxa"/>
-              <w:bottom w:w="80" w:type="dxa"/>
-              <w:right w:w="110" w:type="dxa"/>
-            </w:tcMar>
-            <w:vAlign w:val="center"/>
-          </w:tcPr>
-          <w:p>
-            <w:pPr>
-              <w:spacing w:after="20" w:line="252" w:lineRule="auto"/>
-              <w:jc w:val="center"/>
-            </w:pPr>
-            <w:r>
-              <w:rPr>
-                <w:b/>
-                <w:color w:val="1F4E79"/>
-                <w:sz w:val="18"/>
-                <w:szCs w:val="18"/>
-                <w:lang w:eastAsia="ko-KR"/>
-              </w:rPr>
-              <w:t xml:space="preserve">concernsDam</w:t>
-            </w:r>
-          </w:p>
-        </w:tc>
-        <w:tc>
-          <w:tcPr>
-            <w:tcW w:w="1900" w:type="dxa"/>
-            <w:tcMar>
-              <w:top w:w="80" w:type="dxa"/>
-              <w:left w:w="110" w:type="dxa"/>
-              <w:bottom w:w="80" w:type="dxa"/>
-              <w:right w:w="110" w:type="dxa"/>
-            </w:tcMar>
-            <w:vAlign w:val="center"/>
-          </w:tcPr>
-          <w:p>
-            <w:pPr>
-              <w:spacing w:after="20" w:line="252" w:lineRule="auto"/>
-            </w:pPr>
-            <w:r>
-              <w:rPr>
-                <w:sz w:val="18"/>
-                <w:szCs w:val="18"/>
-                <w:lang w:eastAsia="ko-KR"/>
-              </w:rPr>
-              <w:t xml:space="preserve">Approval → Dam</w:t>
-            </w:r>
-          </w:p>
-        </w:tc>
-        <w:tc>
-          <w:tcPr>
-            <w:tcW w:w="2972" w:type="dxa"/>
-            <w:tcMar>
-              <w:top w:w="80" w:type="dxa"/>
-              <w:left w:w="110" w:type="dxa"/>
-              <w:bottom w:w="80" w:type="dxa"/>
-              <w:right w:w="110" w:type="dxa"/>
-            </w:tcMar>
-            <w:vAlign w:val="center"/>
-          </w:tcPr>
-          <w:p>
-            <w:pPr>
-              <w:spacing w:after="20" w:line="252" w:lineRule="auto"/>
-            </w:pPr>
-            <w:r>
-              <w:rPr>
-                <w:sz w:val="18"/>
-                <w:szCs w:val="18"/>
-                <w:lang w:eastAsia="ko-KR"/>
-              </w:rPr>
-              <w:t xml:space="preserve">승인의 관측소코드 = DAM_CD</w:t>
-            </w:r>
-          </w:p>
-        </w:tc>
-        <w:tc>
-          <w:tcPr>
-            <w:tcW w:w="1500" w:type="dxa"/>
-            <w:tcMar>
-              <w:top w:w="80" w:type="dxa"/>
-              <w:left w:w="110" w:type="dxa"/>
-              <w:bottom w:w="80" w:type="dxa"/>
-              <w:right w:w="110" w:type="dxa"/>
-            </w:tcMar>
-            <w:vAlign w:val="center"/>
-          </w:tcPr>
-          <w:p>
-            <w:pPr>
-              <w:spacing w:after="20" w:line="252" w:lineRule="auto"/>
-            </w:pPr>
-            <w:r>
-              <w:rPr>
-                <w:sz w:val="18"/>
-                <w:szCs w:val="18"/>
-                <w:lang w:eastAsia="ko-KR"/>
-              </w:rPr>
-              <w:t xml:space="preserve">실제 코드 일치</w:t>
-            </w:r>
-          </w:p>
-        </w:tc>
-        <w:tc>
-          <w:tcPr>
-            <w:tcW w:w="900" w:type="dxa"/>
-            <w:tcMar>
-              <w:top w:w="80" w:type="dxa"/>
-              <w:left w:w="110" w:type="dxa"/>
-              <w:bottom w:w="80" w:type="dxa"/>
-              <w:right w:w="110" w:type="dxa"/>
-            </w:tcMar>
-            <w:vAlign w:val="center"/>
-          </w:tcPr>
-          <w:p>
-            <w:pPr>
-              <w:spacing w:after="20" w:line="252" w:lineRule="auto"/>
-            </w:pPr>
-            <w:r>
-              <w:rPr>
-                <w:sz w:val="18"/>
-                <w:szCs w:val="18"/>
-                <w:lang w:eastAsia="ko-KR"/>
-              </w:rPr>
-              <w:t xml:space="preserve">80</w:t>
-            </w:r>
-          </w:p>
-        </w:tc>
-      </w:tr>
-      <w:tr>
-        <w:trPr>
-          <w:cantSplit/>
-          <w:jc w:val="center"/>
-        </w:trPr>
-        <w:tc>
-          <w:tcPr>
-            <w:tcW w:w="2700" w:type="dxa"/>
-            <w:shd w:val="clear" w:color="auto" w:fill="EEF5FA"/>
-            <w:tcMar>
-              <w:top w:w="80" w:type="dxa"/>
-              <w:left w:w="110" w:type="dxa"/>
-              <w:bottom w:w="80" w:type="dxa"/>
-              <w:right w:w="110" w:type="dxa"/>
-            </w:tcMar>
-            <w:vAlign w:val="center"/>
-          </w:tcPr>
-          <w:p>
-            <w:pPr>
-              <w:spacing w:after="20" w:line="252" w:lineRule="auto"/>
-              <w:jc w:val="center"/>
-            </w:pPr>
-            <w:r>
-              <w:rPr>
-                <w:b/>
-                <w:color w:val="1F4E79"/>
-                <w:sz w:val="18"/>
-                <w:szCs w:val="18"/>
-                <w:lang w:eastAsia="ko-KR"/>
-              </w:rPr>
-              <w:t xml:space="preserve">hasHydrometeorologicalState</w:t>
-            </w:r>
-          </w:p>
-        </w:tc>
-        <w:tc>
-          <w:tcPr>
-            <w:tcW w:w="1900" w:type="dxa"/>
-            <w:tcMar>
-              <w:top w:w="80" w:type="dxa"/>
-              <w:left w:w="110" w:type="dxa"/>
-              <w:bottom w:w="80" w:type="dxa"/>
-              <w:right w:w="110" w:type="dxa"/>
-            </w:tcMar>
-            <w:vAlign w:val="center"/>
-          </w:tcPr>
-          <w:p>
-            <w:pPr>
-              <w:spacing w:after="20" w:line="252" w:lineRule="auto"/>
-            </w:pPr>
-            <w:r>
-              <w:rPr>
-                <w:sz w:val="18"/>
-                <w:szCs w:val="18"/>
-                <w:lang w:eastAsia="ko-KR"/>
-              </w:rPr>
-              <w:t xml:space="preserve">Dam → HMS</w:t>
-            </w:r>
-          </w:p>
-        </w:tc>
-        <w:tc>
-          <w:tcPr>
-            <w:tcW w:w="2972" w:type="dxa"/>
-            <w:tcMar>
-              <w:top w:w="80" w:type="dxa"/>
-              <w:left w:w="110" w:type="dxa"/>
-              <w:bottom w:w="80" w:type="dxa"/>
-              <w:right w:w="110" w:type="dxa"/>
-            </w:tcMar>
-            <w:vAlign w:val="center"/>
-          </w:tcPr>
-          <w:p>
-            <w:pPr>
-              <w:spacing w:after="20" w:line="252" w:lineRule="auto"/>
-            </w:pPr>
-            <w:r>
-              <w:rPr>
-                <w:sz w:val="18"/>
-                <w:szCs w:val="18"/>
-                <w:lang w:eastAsia="ko-KR"/>
-              </w:rPr>
-              <w:t xml:space="preserve">DAM_CD = HMS의 stationCode</w:t>
-            </w:r>
-          </w:p>
-        </w:tc>
-        <w:tc>
-          <w:tcPr>
-            <w:tcW w:w="1500" w:type="dxa"/>
-            <w:tcMar>
-              <w:top w:w="80" w:type="dxa"/>
-              <w:left w:w="110" w:type="dxa"/>
-              <w:bottom w:w="80" w:type="dxa"/>
-              <w:right w:w="110" w:type="dxa"/>
-            </w:tcMar>
-            <w:vAlign w:val="center"/>
-          </w:tcPr>
-          <w:p>
-            <w:pPr>
-              <w:spacing w:after="20" w:line="252" w:lineRule="auto"/>
-            </w:pPr>
-            <w:r>
-              <w:rPr>
-                <w:sz w:val="18"/>
-                <w:szCs w:val="18"/>
-                <w:lang w:eastAsia="ko-KR"/>
-              </w:rPr>
-              <w:t xml:space="preserve">실제 코드 일치</w:t>
-            </w:r>
-          </w:p>
-        </w:tc>
-        <w:tc>
-          <w:tcPr>
-            <w:tcW w:w="900" w:type="dxa"/>
-            <w:tcMar>
-              <w:top w:w="80" w:type="dxa"/>
-              <w:left w:w="110" w:type="dxa"/>
-              <w:bottom w:w="80" w:type="dxa"/>
-              <w:right w:w="110" w:type="dxa"/>
-            </w:tcMar>
-            <w:vAlign w:val="center"/>
-          </w:tcPr>
-          <w:p>
-            <w:pPr>
-              <w:spacing w:after="20" w:line="252" w:lineRule="auto"/>
-            </w:pPr>
-            <w:r>
-              <w:rPr>
-                <w:sz w:val="18"/>
-                <w:szCs w:val="18"/>
-                <w:lang w:eastAsia="ko-KR"/>
-              </w:rPr>
-              <w:t xml:space="preserve">24</w:t>
-            </w:r>
-          </w:p>
-        </w:tc>
-      </w:tr>
-      <w:tr>
-        <w:trPr>
-          <w:cantSplit/>
-          <w:jc w:val="center"/>
-        </w:trPr>
-        <w:tc>
-          <w:tcPr>
-            <w:tcW w:w="2700" w:type="dxa"/>
-            <w:shd w:val="clear" w:color="auto" w:fill="EEF5FA"/>
-            <w:tcMar>
-              <w:top w:w="80" w:type="dxa"/>
-              <w:left w:w="110" w:type="dxa"/>
-              <w:bottom w:w="80" w:type="dxa"/>
-              <w:right w:w="110" w:type="dxa"/>
-            </w:tcMar>
-            <w:vAlign w:val="center"/>
-          </w:tcPr>
-          <w:p>
-            <w:pPr>
-              <w:spacing w:after="20" w:line="252" w:lineRule="auto"/>
-              <w:jc w:val="center"/>
-            </w:pPr>
-            <w:r>
-              <w:rPr>
-                <w:b/>
-                <w:color w:val="1F4E79"/>
-                <w:sz w:val="18"/>
-                <w:szCs w:val="18"/>
-                <w:lang w:eastAsia="ko-KR"/>
-              </w:rPr>
-              <w:t xml:space="preserve">appliesToDam</w:t>
-            </w:r>
-          </w:p>
-        </w:tc>
-        <w:tc>
-          <w:tcPr>
-            <w:tcW w:w="1900" w:type="dxa"/>
-            <w:tcMar>
-              <w:top w:w="80" w:type="dxa"/>
-              <w:left w:w="110" w:type="dxa"/>
-              <w:bottom w:w="80" w:type="dxa"/>
-              <w:right w:w="110" w:type="dxa"/>
-            </w:tcMar>
-            <w:vAlign w:val="center"/>
-          </w:tcPr>
-          <w:p>
-            <w:pPr>
-              <w:spacing w:after="20" w:line="252" w:lineRule="auto"/>
-            </w:pPr>
-            <w:r>
-              <w:rPr>
-                <w:sz w:val="18"/>
-                <w:szCs w:val="18"/>
-                <w:lang w:eastAsia="ko-KR"/>
-              </w:rPr>
-              <w:t xml:space="preserve">Criterion → Dam</w:t>
-            </w:r>
-          </w:p>
-        </w:tc>
-        <w:tc>
-          <w:tcPr>
-            <w:tcW w:w="2972" w:type="dxa"/>
-            <w:tcMar>
-              <w:top w:w="80" w:type="dxa"/>
-              <w:left w:w="110" w:type="dxa"/>
-              <w:bottom w:w="80" w:type="dxa"/>
-              <w:right w:w="110" w:type="dxa"/>
-            </w:tcMar>
-            <w:vAlign w:val="center"/>
-          </w:tcPr>
-          <w:p>
-            <w:pPr>
-              <w:spacing w:after="20" w:line="252" w:lineRule="auto"/>
-            </w:pPr>
-            <w:r>
-              <w:rPr>
-                <w:sz w:val="18"/>
-                <w:szCs w:val="18"/>
-                <w:lang w:eastAsia="ko-KR"/>
-              </w:rPr>
-              <w:t xml:space="preserve">별표3 댐 이름(공백 제거) = 표준 댐명</w:t>
-            </w:r>
-          </w:p>
-        </w:tc>
-        <w:tc>
-          <w:tcPr>
-            <w:tcW w:w="1500" w:type="dxa"/>
-            <w:tcMar>
-              <w:top w:w="80" w:type="dxa"/>
-              <w:left w:w="110" w:type="dxa"/>
-              <w:bottom w:w="80" w:type="dxa"/>
-              <w:right w:w="110" w:type="dxa"/>
-            </w:tcMar>
-            <w:vAlign w:val="center"/>
-          </w:tcPr>
-          <w:p>
-            <w:pPr>
-              <w:spacing w:after="20" w:line="252" w:lineRule="auto"/>
-            </w:pPr>
-            <w:r>
-              <w:rPr>
-                <w:sz w:val="18"/>
-                <w:szCs w:val="18"/>
-                <w:lang w:eastAsia="ko-KR"/>
-              </w:rPr>
-              <w:t xml:space="preserve">이름 일치</w:t>
-            </w:r>
-          </w:p>
-        </w:tc>
-        <w:tc>
-          <w:tcPr>
-            <w:tcW w:w="900" w:type="dxa"/>
-            <w:tcMar>
-              <w:top w:w="80" w:type="dxa"/>
-              <w:left w:w="110" w:type="dxa"/>
-              <w:bottom w:w="80" w:type="dxa"/>
-              <w:right w:w="110" w:type="dxa"/>
-            </w:tcMar>
-            <w:vAlign w:val="center"/>
-          </w:tcPr>
-          <w:p>
-            <w:pPr>
-              <w:spacing w:after="20" w:line="252" w:lineRule="auto"/>
-            </w:pPr>
-            <w:r>
-              <w:rPr>
-                <w:sz w:val="18"/>
-                <w:szCs w:val="18"/>
-                <w:lang w:eastAsia="ko-KR"/>
-              </w:rPr>
-              <w:t xml:space="preserve">3</w:t>
-            </w:r>
-          </w:p>
-        </w:tc>
-      </w:tr>
-      <w:tr>
-        <w:trPr>
-          <w:cantSplit/>
-          <w:jc w:val="center"/>
-        </w:trPr>
-        <w:tc>
-          <w:tcPr>
-            <w:tcW w:w="2700" w:type="dxa"/>
-            <w:shd w:val="clear" w:color="auto" w:fill="EEF5FA"/>
-            <w:tcMar>
-              <w:top w:w="80" w:type="dxa"/>
-              <w:left w:w="110" w:type="dxa"/>
-              <w:bottom w:w="80" w:type="dxa"/>
-              <w:right w:w="110" w:type="dxa"/>
-            </w:tcMar>
-            <w:vAlign w:val="center"/>
-          </w:tcPr>
-          <w:p>
-            <w:pPr>
-              <w:spacing w:after="20" w:line="252" w:lineRule="auto"/>
-              <w:jc w:val="center"/>
-            </w:pPr>
-            <w:r>
-              <w:rPr>
-                <w:b/>
-                <w:color w:val="1F4E79"/>
-                <w:sz w:val="18"/>
-                <w:szCs w:val="18"/>
-                <w:lang w:eastAsia="ko-KR"/>
-              </w:rPr>
-              <w:t xml:space="preserve">authorizes</w:t>
-            </w:r>
-          </w:p>
-        </w:tc>
-        <w:tc>
-          <w:tcPr>
-            <w:tcW w:w="1900" w:type="dxa"/>
-            <w:tcMar>
-              <w:top w:w="80" w:type="dxa"/>
-              <w:left w:w="110" w:type="dxa"/>
-              <w:bottom w:w="80" w:type="dxa"/>
-              <w:right w:w="110" w:type="dxa"/>
-            </w:tcMar>
-            <w:vAlign w:val="center"/>
-          </w:tcPr>
-          <w:p>
-            <w:pPr>
-              <w:spacing w:after="20" w:line="252" w:lineRule="auto"/>
-            </w:pPr>
-            <w:r>
-              <w:rPr>
-                <w:sz w:val="18"/>
-                <w:szCs w:val="18"/>
-                <w:lang w:eastAsia="ko-KR"/>
-              </w:rPr>
-              <w:t xml:space="preserve">Approval → Operation</w:t>
-            </w:r>
-          </w:p>
-        </w:tc>
-        <w:tc>
-          <w:tcPr>
-            <w:tcW w:w="2972" w:type="dxa"/>
-            <w:tcMar>
-              <w:top w:w="80" w:type="dxa"/>
-              <w:left w:w="110" w:type="dxa"/>
-              <w:bottom w:w="80" w:type="dxa"/>
-              <w:right w:w="110" w:type="dxa"/>
-            </w:tcMar>
-            <w:vAlign w:val="center"/>
-          </w:tcPr>
-          <w:p>
-            <w:pPr>
-              <w:spacing w:after="20" w:line="252" w:lineRule="auto"/>
-            </w:pPr>
-            <w:r>
-              <w:rPr>
-                <w:sz w:val="18"/>
-                <w:szCs w:val="18"/>
-                <w:lang w:eastAsia="ko-KR"/>
-              </w:rPr>
-              <w:t xml:space="preserve">같은 승인 행에서 만든 Operation</w:t>
-            </w:r>
-          </w:p>
-        </w:tc>
-        <w:tc>
-          <w:tcPr>
-            <w:tcW w:w="1500" w:type="dxa"/>
-            <w:tcMar>
-              <w:top w:w="80" w:type="dxa"/>
-              <w:left w:w="110" w:type="dxa"/>
-              <w:bottom w:w="80" w:type="dxa"/>
-              <w:right w:w="110" w:type="dxa"/>
-            </w:tcMar>
-            <w:vAlign w:val="center"/>
-          </w:tcPr>
-          <w:p>
-            <w:pPr>
-              <w:spacing w:after="20" w:line="252" w:lineRule="auto"/>
-            </w:pPr>
-            <w:r>
-              <w:rPr>
-                <w:sz w:val="18"/>
-                <w:szCs w:val="18"/>
-                <w:lang w:eastAsia="ko-KR"/>
-              </w:rPr>
-              <w:t xml:space="preserve">구성(실행 확인 아님)</w:t>
-            </w:r>
-          </w:p>
-        </w:tc>
-        <w:tc>
-          <w:tcPr>
-            <w:tcW w:w="900" w:type="dxa"/>
-            <w:tcMar>
-              <w:top w:w="80" w:type="dxa"/>
-              <w:left w:w="110" w:type="dxa"/>
-              <w:bottom w:w="80" w:type="dxa"/>
-              <w:right w:w="110" w:type="dxa"/>
-            </w:tcMar>
-            <w:vAlign w:val="center"/>
-          </w:tcPr>
-          <w:p>
-            <w:pPr>
-              <w:spacing w:after="20" w:line="252" w:lineRule="auto"/>
-            </w:pPr>
-            <w:r>
-              <w:rPr>
-                <w:sz w:val="18"/>
-                <w:szCs w:val="18"/>
-                <w:lang w:eastAsia="ko-KR"/>
-              </w:rPr>
-              <w:t xml:space="preserve">68</w:t>
-            </w:r>
-          </w:p>
-        </w:tc>
-      </w:tr>
-      <w:tr>
-        <w:trPr>
-          <w:cantSplit/>
-          <w:jc w:val="center"/>
-        </w:trPr>
-        <w:tc>
-          <w:tcPr>
-            <w:tcW w:w="2700" w:type="dxa"/>
-            <w:shd w:val="clear" w:color="auto" w:fill="EEF5FA"/>
-            <w:tcMar>
-              <w:top w:w="80" w:type="dxa"/>
-              <w:left w:w="110" w:type="dxa"/>
-              <w:bottom w:w="80" w:type="dxa"/>
-              <w:right w:w="110" w:type="dxa"/>
-            </w:tcMar>
-            <w:vAlign w:val="center"/>
-          </w:tcPr>
-          <w:p>
-            <w:pPr>
-              <w:spacing w:after="20" w:line="252" w:lineRule="auto"/>
-              <w:jc w:val="center"/>
-            </w:pPr>
-            <w:r>
-              <w:rPr>
-                <w:b/>
-                <w:color w:val="1F4E79"/>
-                <w:sz w:val="18"/>
-                <w:szCs w:val="18"/>
-                <w:lang w:eastAsia="ko-KR"/>
-              </w:rPr>
-              <w:t xml:space="preserve">performedOnDam</w:t>
-            </w:r>
-          </w:p>
-        </w:tc>
-        <w:tc>
-          <w:tcPr>
-            <w:tcW w:w="1900" w:type="dxa"/>
-            <w:tcMar>
-              <w:top w:w="80" w:type="dxa"/>
-              <w:left w:w="110" w:type="dxa"/>
-              <w:bottom w:w="80" w:type="dxa"/>
-              <w:right w:w="110" w:type="dxa"/>
-            </w:tcMar>
-            <w:vAlign w:val="center"/>
-          </w:tcPr>
-          <w:p>
-            <w:pPr>
-              <w:spacing w:after="20" w:line="252" w:lineRule="auto"/>
-            </w:pPr>
-            <w:r>
-              <w:rPr>
-                <w:sz w:val="18"/>
-                <w:szCs w:val="18"/>
-                <w:lang w:eastAsia="ko-KR"/>
-              </w:rPr>
-              <w:t xml:space="preserve">Operation → Dam</w:t>
-            </w:r>
-          </w:p>
-        </w:tc>
-        <w:tc>
-          <w:tcPr>
-            <w:tcW w:w="2972" w:type="dxa"/>
-            <w:tcMar>
-              <w:top w:w="80" w:type="dxa"/>
-              <w:left w:w="110" w:type="dxa"/>
-              <w:bottom w:w="80" w:type="dxa"/>
-              <w:right w:w="110" w:type="dxa"/>
-            </w:tcMar>
-            <w:vAlign w:val="center"/>
-          </w:tcPr>
-          <w:p>
-            <w:pPr>
-              <w:spacing w:after="20" w:line="252" w:lineRule="auto"/>
-            </w:pPr>
-            <w:r>
-              <w:rPr>
-                <w:sz w:val="18"/>
-                <w:szCs w:val="18"/>
-                <w:lang w:eastAsia="ko-KR"/>
-              </w:rPr>
-              <w:t xml:space="preserve">Operation을 만든 승인 행의 관측소코드</w:t>
-            </w:r>
-          </w:p>
-        </w:tc>
-        <w:tc>
-          <w:tcPr>
-            <w:tcW w:w="1500" w:type="dxa"/>
-            <w:tcMar>
-              <w:top w:w="80" w:type="dxa"/>
-              <w:left w:w="110" w:type="dxa"/>
-              <w:bottom w:w="80" w:type="dxa"/>
-              <w:right w:w="110" w:type="dxa"/>
-            </w:tcMar>
-            <w:vAlign w:val="center"/>
-          </w:tcPr>
-          <w:p>
-            <w:pPr>
-              <w:spacing w:after="20" w:line="252" w:lineRule="auto"/>
-            </w:pPr>
-            <w:r>
-              <w:rPr>
-                <w:sz w:val="18"/>
-                <w:szCs w:val="18"/>
-                <w:lang w:eastAsia="ko-KR"/>
-              </w:rPr>
-              <w:t xml:space="preserve">승인 행에서 유도</w:t>
-            </w:r>
-          </w:p>
-        </w:tc>
-        <w:tc>
-          <w:tcPr>
-            <w:tcW w:w="900" w:type="dxa"/>
-            <w:tcMar>
-              <w:top w:w="80" w:type="dxa"/>
-              <w:left w:w="110" w:type="dxa"/>
-              <w:bottom w:w="80" w:type="dxa"/>
-              <w:right w:w="110" w:type="dxa"/>
-            </w:tcMar>
-            <w:vAlign w:val="center"/>
-          </w:tcPr>
-          <w:p>
-            <w:pPr>
-              <w:spacing w:after="20" w:line="252" w:lineRule="auto"/>
-            </w:pPr>
-            <w:r>
-              <w:rPr>
-                <w:sz w:val="18"/>
-                <w:szCs w:val="18"/>
-                <w:lang w:eastAsia="ko-KR"/>
-              </w:rPr>
-              <w:t xml:space="preserve">68</w:t>
-            </w:r>
-          </w:p>
-        </w:tc>
-      </w:tr>
-      <w:tr>
-        <w:trPr>
-          <w:cantSplit/>
-          <w:jc w:val="center"/>
-        </w:trPr>
-        <w:tc>
-          <w:tcPr>
-            <w:tcW w:w="2700" w:type="dxa"/>
-            <w:shd w:val="clear" w:color="auto" w:fill="EEF5FA"/>
-            <w:tcMar>
-              <w:top w:w="80" w:type="dxa"/>
-              <w:left w:w="110" w:type="dxa"/>
-              <w:bottom w:w="80" w:type="dxa"/>
-              <w:right w:w="110" w:type="dxa"/>
-            </w:tcMar>
-            <w:vAlign w:val="center"/>
-          </w:tcPr>
-          <w:p>
-            <w:pPr>
-              <w:spacing w:after="20" w:line="252" w:lineRule="auto"/>
-              <w:jc w:val="center"/>
-            </w:pPr>
-            <w:r>
-              <w:rPr>
-                <w:b/>
-                <w:color w:val="1F4E79"/>
-                <w:sz w:val="18"/>
-                <w:szCs w:val="18"/>
-                <w:lang w:eastAsia="ko-KR"/>
-              </w:rPr>
-              <w:t xml:space="preserve">supportedBy</w:t>
-            </w:r>
-          </w:p>
-        </w:tc>
-        <w:tc>
-          <w:tcPr>
-            <w:tcW w:w="1900" w:type="dxa"/>
-            <w:tcMar>
-              <w:top w:w="80" w:type="dxa"/>
-              <w:left w:w="110" w:type="dxa"/>
-              <w:bottom w:w="80" w:type="dxa"/>
-              <w:right w:w="110" w:type="dxa"/>
-            </w:tcMar>
-            <w:vAlign w:val="center"/>
-          </w:tcPr>
-          <w:p>
-            <w:pPr>
-              <w:spacing w:after="20" w:line="252" w:lineRule="auto"/>
-            </w:pPr>
-            <w:r>
-              <w:rPr>
-                <w:sz w:val="18"/>
-                <w:szCs w:val="18"/>
-                <w:lang w:eastAsia="ko-KR"/>
-              </w:rPr>
-              <w:t xml:space="preserve">각 Entity → EvidenceSource</w:t>
-            </w:r>
-          </w:p>
-        </w:tc>
-        <w:tc>
-          <w:tcPr>
-            <w:tcW w:w="2972" w:type="dxa"/>
-            <w:tcMar>
-              <w:top w:w="80" w:type="dxa"/>
-              <w:left w:w="110" w:type="dxa"/>
-              <w:bottom w:w="80" w:type="dxa"/>
-              <w:right w:w="110" w:type="dxa"/>
-            </w:tcMar>
-            <w:vAlign w:val="center"/>
-          </w:tcPr>
-          <w:p>
-            <w:pPr>
-              <w:spacing w:after="20" w:line="252" w:lineRule="auto"/>
-            </w:pPr>
-            <w:r>
-              <w:rPr>
-                <w:sz w:val="18"/>
-                <w:szCs w:val="18"/>
-                <w:lang w:eastAsia="ko-KR"/>
-              </w:rPr>
-              <w:t xml:space="preserve">같은 행·같은 자료의 근거 (단계 3·4에서 함께 만듦)</w:t>
-            </w:r>
-          </w:p>
-        </w:tc>
-        <w:tc>
-          <w:tcPr>
-            <w:tcW w:w="1500" w:type="dxa"/>
-            <w:tcMar>
-              <w:top w:w="80" w:type="dxa"/>
-              <w:left w:w="110" w:type="dxa"/>
-              <w:bottom w:w="80" w:type="dxa"/>
-              <w:right w:w="110" w:type="dxa"/>
-            </w:tcMar>
-            <w:vAlign w:val="center"/>
-          </w:tcPr>
-          <w:p>
-            <w:pPr>
-              <w:spacing w:after="20" w:line="252" w:lineRule="auto"/>
-            </w:pPr>
-            <w:r>
-              <w:rPr>
-                <w:sz w:val="18"/>
-                <w:szCs w:val="18"/>
-                <w:lang w:eastAsia="ko-KR"/>
-              </w:rPr>
-              <w:t xml:space="preserve">실제 / 유도</w:t>
-            </w:r>
-          </w:p>
-        </w:tc>
-        <w:tc>
-          <w:tcPr>
-            <w:tcW w:w="900" w:type="dxa"/>
-            <w:tcMar>
-              <w:top w:w="80" w:type="dxa"/>
-              <w:left w:w="110" w:type="dxa"/>
-              <w:bottom w:w="80" w:type="dxa"/>
-              <w:right w:w="110" w:type="dxa"/>
-            </w:tcMar>
-            <w:vAlign w:val="center"/>
-          </w:tcPr>
-          <w:p>
-            <w:pPr>
-              <w:spacing w:after="20" w:line="252" w:lineRule="auto"/>
-            </w:pPr>
-            <w:r>
-              <w:rPr>
-                <w:sz w:val="18"/>
-                <w:szCs w:val="18"/>
-                <w:lang w:eastAsia="ko-KR"/>
-              </w:rPr>
-              <w:t xml:space="preserve">175</w:t>
-            </w:r>
-          </w:p>
-        </w:tc>
-      </w:tr>
-      <w:tr>
-        <w:trPr>
-          <w:cantSplit/>
-          <w:jc w:val="center"/>
-        </w:trPr>
-        <w:tc>
-          <w:tcPr>
-            <w:tcW w:w="2700" w:type="dxa"/>
-            <w:shd w:val="clear" w:color="auto" w:fill="EEF5FA"/>
-            <w:tcMar>
-              <w:top w:w="80" w:type="dxa"/>
-              <w:left w:w="110" w:type="dxa"/>
-              <w:bottom w:w="80" w:type="dxa"/>
-              <w:right w:w="110" w:type="dxa"/>
-            </w:tcMar>
-            <w:vAlign w:val="center"/>
-          </w:tcPr>
-          <w:p>
-            <w:pPr>
-              <w:spacing w:after="20" w:line="252" w:lineRule="auto"/>
-              <w:jc w:val="center"/>
-            </w:pPr>
-            <w:r>
-              <w:rPr>
-                <w:b/>
-                <w:color w:val="1F4E79"/>
-                <w:sz w:val="18"/>
-                <w:szCs w:val="18"/>
-                <w:lang w:eastAsia="ko-KR"/>
-              </w:rPr>
-              <w:t xml:space="preserve">합계</w:t>
-            </w:r>
-          </w:p>
-        </w:tc>
-        <w:tc>
-          <w:tcPr>
-            <w:tcW w:w="1900" w:type="dxa"/>
-            <w:tcMar>
-              <w:top w:w="80" w:type="dxa"/>
-              <w:left w:w="110" w:type="dxa"/>
-              <w:bottom w:w="80" w:type="dxa"/>
-              <w:right w:w="110" w:type="dxa"/>
-            </w:tcMar>
-            <w:vAlign w:val="center"/>
-          </w:tcPr>
-          <w:p>
-            <w:pPr>
-              <w:spacing w:after="20" w:line="252" w:lineRule="auto"/>
-            </w:pPr>
-            <w:r>
-              <w:rPr>
-                <w:sz w:val="18"/>
-                <w:szCs w:val="18"/>
-                <w:lang w:eastAsia="ko-KR"/>
-              </w:rPr>
-              <w:t xml:space="preserve"/>
-            </w:r>
-          </w:p>
-        </w:tc>
-        <w:tc>
-          <w:tcPr>
-            <w:tcW w:w="2972" w:type="dxa"/>
-            <w:tcMar>
-              <w:top w:w="80" w:type="dxa"/>
-              <w:left w:w="110" w:type="dxa"/>
-              <w:bottom w:w="80" w:type="dxa"/>
-              <w:right w:w="110" w:type="dxa"/>
-            </w:tcMar>
-            <w:vAlign w:val="center"/>
-          </w:tcPr>
-          <w:p>
-            <w:pPr>
-              <w:spacing w:after="20" w:line="252" w:lineRule="auto"/>
-            </w:pPr>
-            <w:r>
-              <w:rPr>
-                <w:sz w:val="18"/>
-                <w:szCs w:val="18"/>
-                <w:lang w:eastAsia="ko-KR"/>
-              </w:rPr>
-              <w:t xml:space="preserve"/>
-            </w:r>
-          </w:p>
-        </w:tc>
-        <w:tc>
-          <w:tcPr>
-            <w:tcW w:w="1500" w:type="dxa"/>
-            <w:tcMar>
-              <w:top w:w="80" w:type="dxa"/>
-              <w:left w:w="110" w:type="dxa"/>
-              <w:bottom w:w="80" w:type="dxa"/>
-              <w:right w:w="110" w:type="dxa"/>
-            </w:tcMar>
-            <w:vAlign w:val="center"/>
-          </w:tcPr>
-          <w:p>
-            <w:pPr>
-              <w:spacing w:after="20" w:line="252" w:lineRule="auto"/>
-            </w:pPr>
-            <w:r>
-              <w:rPr>
-                <w:sz w:val="18"/>
-                <w:szCs w:val="18"/>
-                <w:lang w:eastAsia="ko-KR"/>
-              </w:rPr>
-              <w:t xml:space="preserve"/>
-            </w:r>
-          </w:p>
-        </w:tc>
-        <w:tc>
-          <w:tcPr>
-            <w:tcW w:w="900" w:type="dxa"/>
-            <w:tcMar>
-              <w:top w:w="80" w:type="dxa"/>
-              <w:left w:w="110" w:type="dxa"/>
-              <w:bottom w:w="80" w:type="dxa"/>
-              <w:right w:w="110" w:type="dxa"/>
-            </w:tcMar>
-            <w:vAlign w:val="center"/>
-          </w:tcPr>
-          <w:p>
-            <w:pPr>
-              <w:spacing w:after="20" w:line="252" w:lineRule="auto"/>
-            </w:pPr>
-            <w:r>
-              <w:rPr>
-                <w:sz w:val="18"/>
-                <w:szCs w:val="18"/>
-                <w:lang w:eastAsia="ko-KR"/>
-              </w:rPr>
-              <w:t xml:space="preserve">418</w:t>
-            </w:r>
-          </w:p>
-        </w:tc>
-      </w:tr>
-    </w:tbl>
-    <w:p>
-      <w:pPr>
-        <w:spacing w:after="60"/>
-        <w:rPr>
-          <w:lang w:eastAsia="ko-KR"/>
-        </w:rPr>
-      </w:pPr>
-    </w:p>
-    <w:p>
-      <w:pPr>
-        <w:spacing w:before="60" w:after="120"/>
-        <w:rPr>
-          <w:lang w:eastAsia="ko-KR"/>
-        </w:rPr>
-      </w:pPr>
-      <w:r>
-        <w:rPr>
-          <w:sz w:val="20"/>
-          <w:szCs w:val="20"/>
-          <w:lang w:eastAsia="ko-KR"/>
-        </w:rPr>
-        <w:t xml:space="preserve">결과: CSV 파일 kgv4_relations.csv에 줄이 생긴다 (한 줄 = 관계 하나)</w:t>
-      </w:r>
-    </w:p>
-    <w:tbl>
-      <w:tblPr>
-        <w:tblW w:w="9972" w:type="dxa"/>
-        <w:jc w:val="center"/>
-        <w:tblBorders>
-          <w:top w:val="single" w:sz="5" w:space="0" w:color="A6A6A6"/>
-          <w:left w:val="single" w:sz="5" w:space="0" w:color="A6A6A6"/>
-          <w:bottom w:val="single" w:sz="5" w:space="0" w:color="A6A6A6"/>
-          <w:right w:val="single" w:sz="5" w:space="0" w:color="A6A6A6"/>
-          <w:insideH w:val="single" w:sz="5" w:space="0" w:color="A6A6A6"/>
-          <w:insideV w:val="single" w:sz="5" w:space="0" w:color="A6A6A6"/>
-        </w:tblBorders>
-        <w:tblLayout w:type="fixed"/>
-      </w:tblPr>
-      <w:tblGrid>
-        <w:gridCol w:w="9972"/>
-      </w:tblGrid>
-      <w:tr>
-        <w:trPr>
-          <w:jc w:val="center"/>
-        </w:trPr>
-        <w:tc>
-          <w:tcPr>
-            <w:tcW w:w="9972" w:type="dxa"/>
-            <w:shd w:val="clear" w:color="auto" w:fill="F7F7F7"/>
-            <w:tcMar>
-              <w:top w:w="80" w:type="dxa"/>
-              <w:left w:w="110" w:type="dxa"/>
-              <w:bottom w:w="80" w:type="dxa"/>
-              <w:right w:w="110" w:type="dxa"/>
-            </w:tcMar>
-            <w:vAlign w:val="center"/>
-          </w:tcPr>
-          <w:p>
-            <w:pPr>
-              <w:spacing w:after="20" w:line="252" w:lineRule="auto"/>
-            </w:pPr>
-            <w:r>
-              <w:rPr>
-                <w:rFonts w:ascii="Consolas" w:hAnsi="Consolas" w:cs="Consolas" w:eastAsia="맑은 고딕"/>
-                <w:sz w:val="17"/>
-                <w:szCs w:val="17"/>
-                <w:lang w:eastAsia="ko-KR"/>
-              </w:rPr>
-              <w:t xml:space="preserve">kgv4_relations.csv</w:t>
-            </w:r>
-          </w:p>
-          <w:p>
-            <w:pPr>
-              <w:spacing w:after="20" w:line="252" w:lineRule="auto"/>
-            </w:pPr>
-            <w:r>
-              <w:rPr>
-                <w:rFonts w:ascii="Consolas" w:hAnsi="Consolas" w:cs="Consolas" w:eastAsia="맑은 고딕"/>
-                <w:sz w:val="17"/>
-                <w:szCs w:val="17"/>
-                <w:lang w:eastAsia="ko-KR"/>
-              </w:rPr>
-              <w:t xml:space="preserve">  subject,relation,object,rule,origin,note</w:t>
-            </w:r>
-          </w:p>
-          <w:p>
-            <w:pPr>
-              <w:spacing w:after="20" w:line="252" w:lineRule="auto"/>
-            </w:pPr>
-            <w:r>
-              <w:rPr>
-                <w:rFonts w:ascii="Consolas" w:hAnsi="Consolas" w:cs="Consolas" w:eastAsia="맑은 고딕"/>
-                <w:sz w:val="17"/>
-                <w:szCs w:val="17"/>
-                <w:lang w:eastAsia="ko-KR"/>
-              </w:rPr>
-              <w:t xml:space="preserve">  APR:504,concernsDam,DAM:1003110,MR-APR-DAM,real,승인 레코드의 관측소코드 = 댐 코드(DAM_CD)</w:t>
-            </w:r>
-          </w:p>
-          <w:p>
-            <w:pPr>
-              <w:spacing w:after="20" w:line="252" w:lineRule="auto"/>
-            </w:pPr>
-            <w:r>
-              <w:rPr>
-                <w:rFonts w:ascii="Consolas" w:hAnsi="Consolas" w:cs="Consolas" w:eastAsia="맑은 고딕"/>
-                <w:sz w:val="17"/>
-                <w:szCs w:val="17"/>
-                <w:lang w:eastAsia="ko-KR"/>
-              </w:rPr>
-              <w:t xml:space="preserve">  APR:504,authorizes,OPR:504:1,MR-AUTH,constructed,같은 승인 행의 비고에서 분류한 행위</w:t>
-            </w:r>
-          </w:p>
-          <w:p>
-            <w:pPr>
-              <w:spacing w:after="20" w:line="252" w:lineRule="auto"/>
-            </w:pPr>
-            <w:r>
-              <w:rPr>
-                <w:rFonts w:ascii="Consolas" w:hAnsi="Consolas" w:cs="Consolas" w:eastAsia="맑은 고딕"/>
-                <w:sz w:val="17"/>
-                <w:szCs w:val="17"/>
-                <w:lang w:eastAsia="ko-KR"/>
-              </w:rPr>
-              <w:t xml:space="preserve">  OPR:504:1,performedOnDam,DAM:1003110,MR-OPR-DAM,derived,승인 행의 시설 코드</w:t>
-            </w:r>
-          </w:p>
-          <w:p>
-            <w:pPr>
-              <w:spacing w:after="20" w:line="252" w:lineRule="auto"/>
-            </w:pPr>
-            <w:r>
-              <w:rPr>
-                <w:rFonts w:ascii="Consolas" w:hAnsi="Consolas" w:cs="Consolas" w:eastAsia="맑은 고딕"/>
-                <w:sz w:val="17"/>
-                <w:szCs w:val="17"/>
-                <w:lang w:eastAsia="ko-KR"/>
-              </w:rPr>
-              <w:t xml:space="preserve">  CRI:CR-02,appliesToDam,DAM:1003110,MR-CRI-DAM,name-match,별표3 시설명 일치(코드 없음)</w:t>
-            </w:r>
-          </w:p>
-        </w:tc>
-      </w:tr>
-    </w:tbl>
-    <w:p>
-      <w:pPr>
-        <w:spacing w:after="60"/>
-        <w:rPr>
-          <w:lang w:eastAsia="ko-KR"/>
-        </w:rPr>
-      </w:pPr>
-    </w:p>
-    <w:p>
-      <w:pPr>
-        <w:pStyle w:val="a0"/>
-        <w:spacing w:after="60"/>
-        <w:rPr>
-          <w:lang w:eastAsia="ko-KR"/>
-        </w:rPr>
-      </w:pPr>
-      <w:r>
-        <w:rPr>
-          <w:sz w:val="20"/>
-          <w:szCs w:val="20"/>
-          <w:lang w:eastAsia="ko-KR"/>
-        </w:rPr>
-        <w:t xml:space="preserve">origin 열은 그 관계를 얼마나 믿을 수 있는지 나타낸다. 관계 418개 중 실제 코드나 원본 그대로인 것(real) 211, 원본에서 유도한 것(derived) 136, 연구용으로 구성한 것(constructed) 68, 이름 일치(name-match) 3이다.</w:t>
+        <w:t xml:space="preserve">1. approvalContent 하나에 세 열이 들어가 있음 (단계 3, 온톨로지 발전 후보)</w:t>
       </w:r>
     </w:p>
     <w:p>
@@ -10320,21 +8618,24 @@
           <w:szCs w:val="20"/>
           <w:lang w:eastAsia="ko-KR"/>
         </w:rPr>
-        <w:t xml:space="preserve">10/16 자료에서는 변경 승인 17건 중 11건을 "같은 댐, 같은 방류 시작 시각"으로 원 승인의 운영행위에 추정 연결했다(12개 관계). 추측 연결을 하지 않는다는 원칙에 맞지 않아 없앴다(7장 검토할 점 6).</w:t>
+        <w:t xml:space="preserve">현재: 방류시작시간, 접수방류량, 비고를 글자 하나로 저장한다. 접수일자 열은 어느 속성에도 들어가지 않았다.</w:t>
       </w:r>
     </w:p>
     <w:p>
       <w:pPr>
-        <w:pStyle w:val="21"/>
+        <w:pStyle w:val="a0"/>
+        <w:spacing w:after="60"/>
         <w:rPr>
           <w:lang w:eastAsia="ko-KR"/>
         </w:rPr>
       </w:pPr>
       <w:r>
         <w:rPr>
-          <w:lang w:eastAsia="ko-KR"/>
-        </w:rPr>
-        <w:t xml:space="preserve">6.3 구축 결과: 완성된 KG</w:t>
+          <w:sz w:val="20"/>
+          <w:szCs w:val="20"/>
+          <w:lang w:eastAsia="ko-KR"/>
+        </w:rPr>
+        <w:t xml:space="preserve">이유: 구축 당시 주어진 온톨로지에서 Approval의 Data Property는 approvalTime과 approvalContent 두 개뿐이었고, 온톨로지는 수정하지 않는다는 전제로 매핑했다.</w:t>
       </w:r>
     </w:p>
     <w:p>
@@ -10351,7 +8652,7 @@
           <w:szCs w:val="20"/>
           <w:lang w:eastAsia="ko-KR"/>
         </w:rPr>
-        <w:t xml:space="preserve">단계 5가 끝나면 충주댐 Entity를 중심으로 승인 15개, 운영행위 14개, 측정 상태 6개, 운영기준 1개와 각각의 근거가 하나의 그래프로 이어진다(그림 16).</w:t>
+        <w:t xml:space="preserve">원리 3대로라면 속성도 따로여야 한다. 합친 결과 "접수방류량 2000㎥/s 이상인 승인", "승인일과 방류 시작의 시간 차" 같은 조건 질의를 할 수 없다.</w:t>
       </w:r>
     </w:p>
     <w:p>
@@ -10368,7 +8669,7 @@
           <w:szCs w:val="20"/>
           <w:lang w:eastAsia="ko-KR"/>
         </w:rPr>
-        <w:t xml:space="preserve">4개 댐 전체: Entity 264개(Approval 80, EvidenceSource 85, Operation 68, HMS 24, Dam 4, Criterion 3), 속성 616개, 관계 418개.</w:t>
+        <w:t xml:space="preserve">선택지: ① Approval에 dischargeStartTime(일시), requestedDischarge(숫자, ㎥/s), remark(글자), 필요하면 receiptDate(날짜)를 추가 ② 현재대로 두고 승인 내용은 답변에 원문으로만 보여 줌</w:t>
       </w:r>
     </w:p>
     <w:p>
@@ -10385,83 +8686,7 @@
           <w:szCs w:val="20"/>
           <w:lang w:eastAsia="ko-KR"/>
         </w:rPr>
-        <w:t xml:space="preserve">KG는 CSV 파일 4개(Entity, 속성, 관계, 출처)로 이루어진다. 이 파일을 검증하고(단계 6) 그래프 DB에 저장하는 일(단계 7)은 다음 주에 다룬다.</w:t>
-      </w:r>
-    </w:p>
-    <w:p>
-      <w:pPr>
-        <w:keepNext/>
-        <w:spacing w:before="60" w:after="40"/>
-        <w:jc w:val="center"/>
-      </w:pPr>
-      <w:r>
-        <w:drawing>
-          <wp:inline distT="0" distB="0" distL="0" distR="0">
-            <wp:extent cx="6141720" cy="4249485"/>
-            <wp:docPr id="16" name="step3_doc_f18" descr="step3_doc_f18"/>
-            <wp:cNvGraphicFramePr>
-              <a:graphicFrameLocks xmlns:a="http://schemas.openxmlformats.org/drawingml/2006/main" noChangeAspect="1"/>
-            </wp:cNvGraphicFramePr>
-            <a:graphic xmlns:a="http://schemas.openxmlformats.org/drawingml/2006/main">
-              <a:graphicData uri="http://schemas.openxmlformats.org/drawingml/2006/picture">
-                <pic:pic xmlns:pic="http://schemas.openxmlformats.org/drawingml/2006/picture">
-                  <pic:nvPicPr>
-                    <pic:cNvPr id="16" name="step3_doc_f18"/>
-                    <pic:cNvPicPr/>
-                  </pic:nvPicPr>
-                  <pic:blipFill>
-                    <a:blip r:embed="rIdImg16"/>
-                    <a:stretch>
-                      <a:fillRect/>
-                    </a:stretch>
-                  </pic:blipFill>
-                  <pic:spPr>
-                    <a:xfrm>
-                      <a:off x="0" y="0"/>
-                      <a:ext cx="6141720" cy="4249485"/>
-                    </a:xfrm>
-                    <a:prstGeom prst="rect">
-                      <a:avLst/>
-                    </a:prstGeom>
-                  </pic:spPr>
-                </pic:pic>
-              </a:graphicData>
-            </a:graphic>
-          </wp:inline>
-        </w:drawing>
-      </w:r>
-    </w:p>
-    <w:p>
-      <w:pPr>
-        <w:spacing w:before="0" w:after="120"/>
-        <w:jc w:val="center"/>
-        <w:rPr>
-          <w:lang w:eastAsia="ko-KR"/>
-        </w:rPr>
-      </w:pPr>
-      <w:r>
-        <w:rPr>
-          <w:color w:val="505050"/>
-          <w:sz w:val="18"/>
-          <w:szCs w:val="18"/>
-          <w:lang w:eastAsia="ko-KR"/>
-        </w:rPr>
-        <w:t xml:space="preserve">그림 16. 단계 5가 끝난 KG — 충주댐을 중심으로 이어진 Entity와 관계</w:t>
-      </w:r>
-    </w:p>
-    <w:p>
-      <w:pPr>
-        <w:pStyle w:val="1"/>
-        <w:pageBreakBefore/>
-        <w:rPr>
-          <w:lang w:eastAsia="ko-KR"/>
-        </w:rPr>
-      </w:pPr>
-      <w:r>
-        <w:rPr>
-          <w:lang w:eastAsia="ko-KR"/>
-        </w:rPr>
-        <w:t xml:space="preserve">7. 검토할 점</w:t>
+        <w:t xml:space="preserve">판단 기준: 지금의 CQ4는 댐과 기간으로 승인을 찾아 내용을 그대로 돌려주므로 분리가 꼭 필요하지 않다. 방류량이나 시각을 조건으로 쓰는 질문을 CQ에 넣을 때 함께 정한다.</w:t>
       </w:r>
     </w:p>
     <w:p>
@@ -10480,7 +8705,7 @@
           <w:szCs w:val="25"/>
           <w:lang w:eastAsia="ko-KR"/>
         </w:rPr>
-        <w:t xml:space="preserve">1. approvalContent 하나에 세 열이 들어가 있음 (단계 3, 온톨로지 발전 후보)</w:t>
+        <w:t xml:space="preserve">2. ID 접두어 표기 (단계 3, 10/19 질문: AP와 APR)</w:t>
       </w:r>
     </w:p>
     <w:p>
@@ -10497,7 +8722,7 @@
           <w:szCs w:val="20"/>
           <w:lang w:eastAsia="ko-KR"/>
         </w:rPr>
-        <w:t xml:space="preserve">현재: 방류시작시간, 접수방류량, 비고를 글자 하나로 저장한다. 접수일자 열은 어느 속성에도 들어가지 않았다.</w:t>
+        <w:t xml:space="preserve">연결: APR:504와 EVI:AP:504는 같은 504행에서 동시에 만들어지고 그 자리에서 이어진다(과정 4, 그림 8). 그래서 글자가 달라도 연결에는 문제가 없다.</w:t>
       </w:r>
     </w:p>
     <w:p>
@@ -10514,7 +8739,7 @@
           <w:szCs w:val="20"/>
           <w:lang w:eastAsia="ko-KR"/>
         </w:rPr>
-        <w:t xml:space="preserve">이유: 구축 당시 주어진 온톨로지에서 Approval의 Data Property는 approvalTime과 approvalContent 두 개뿐이었고, 온톨로지는 수정하지 않는다는 전제로 매핑했다.</w:t>
+        <w:t xml:space="preserve">표기: APR은 승인(Approval), EVI는 근거 자료(EvidenceSource)이고, EVI 뒤의 AP는 출처 종류(승인자료)이다. 측정자료는 KW, 규정은 LAW이다.</w:t>
       </w:r>
     </w:p>
     <w:p>
@@ -10531,41 +8756,7 @@
           <w:szCs w:val="20"/>
           <w:lang w:eastAsia="ko-KR"/>
         </w:rPr>
-        <w:t xml:space="preserve">원리 3대로라면 속성도 따로여야 한다. 합친 결과 "접수방류량 2000㎥/s 이상인 승인", "승인일과 방류 시작의 시간 차" 같은 조건 질의를 할 수 없다.</w:t>
-      </w:r>
-    </w:p>
-    <w:p>
-      <w:pPr>
-        <w:pStyle w:val="a0"/>
-        <w:spacing w:after="60"/>
-        <w:rPr>
-          <w:lang w:eastAsia="ko-KR"/>
-        </w:rPr>
-      </w:pPr>
-      <w:r>
-        <w:rPr>
-          <w:sz w:val="20"/>
-          <w:szCs w:val="20"/>
-          <w:lang w:eastAsia="ko-KR"/>
-        </w:rPr>
-        <w:t xml:space="preserve">선택지: ① Approval에 dischargeStartTime(일시), requestedDischarge(숫자, ㎥/s), remark(글자), 필요하면 receiptDate(날짜)를 추가 ② 현재대로 두고 승인 내용은 답변에 원문으로만 보여 줌</w:t>
-      </w:r>
-    </w:p>
-    <w:p>
-      <w:pPr>
-        <w:pStyle w:val="a0"/>
-        <w:spacing w:after="60"/>
-        <w:rPr>
-          <w:lang w:eastAsia="ko-KR"/>
-        </w:rPr>
-      </w:pPr>
-      <w:r>
-        <w:rPr>
-          <w:sz w:val="20"/>
-          <w:szCs w:val="20"/>
-          <w:lang w:eastAsia="ko-KR"/>
-        </w:rPr>
-        <w:t xml:space="preserve">판단 기준: 지금의 CQ4는 댐과 기간으로 승인을 찾아 내용을 그대로 돌려주므로 분리가 꼭 필요하지 않다. 방류량이나 시각을 조건으로 쓰는 질문을 CQ에 넣을 때 함께 정한다.</w:t>
+        <w:t xml:space="preserve">검토: 사람이 볼 때 AP와 APR이 비슷해 헷갈린다. 출처 종류 표기를 Class 접두어와 맞출지(EVI:APR:504) 정한다.</w:t>
       </w:r>
     </w:p>
     <w:p>
@@ -10584,7 +8775,7 @@
           <w:szCs w:val="25"/>
           <w:lang w:eastAsia="ko-KR"/>
         </w:rPr>
-        <w:t xml:space="preserve">2. ID 접두어 표기 (단계 3, 10/19 질문: AP와 APR)</w:t>
+        <w:t xml:space="preserve">3. 전처리에서 남은 확인 사항 (단계 2)</w:t>
       </w:r>
     </w:p>
     <w:p>
@@ -10601,7 +8792,7 @@
           <w:szCs w:val="20"/>
           <w:lang w:eastAsia="ko-KR"/>
         </w:rPr>
-        <w:t xml:space="preserve">연결: APR:504와 EVI:AP:504는 같은 504행에서 동시에 만들어지고 그 자리에서 이어진다(과정 4, 그림 8). 그래서 글자가 달라도 연결에는 문제가 없다.</w:t>
+        <w:t xml:space="preserve">중복 판단 기준: 6개 값(관측소코드, 승인일, 방류시작시간, 접수방류량, 접수일자, 비고)이 모두 같으면 같은 승인이 두 번 입력된 것으로 보았다. 실제로 같은 내용의 승인이 두 번 있었을 가능성은 원 승인 대장 없이는 확인할 수 없다.</w:t>
       </w:r>
     </w:p>
     <w:p>
@@ -10618,7 +8809,7 @@
           <w:szCs w:val="20"/>
           <w:lang w:eastAsia="ko-KR"/>
         </w:rPr>
-        <w:t xml:space="preserve">표기: APR은 승인(Approval), EVI는 근거 자료(EvidenceSource)이고, EVI 뒤의 AP는 출처 종류(승인자료)이다. 측정자료는 KW, 규정은 LAW이다.</w:t>
+        <w:t xml:space="preserve">24시 라벨의 의미: K-water 시간자료의 "24시"가 그 시각의 순간값인지 앞 1시간의 값인지 자료에 설명이 없다. 그래서 시각이 ±1시간 어긋날 수 있다.</w:t>
       </w:r>
     </w:p>
     <w:p>
@@ -10635,7 +8826,7 @@
           <w:szCs w:val="20"/>
           <w:lang w:eastAsia="ko-KR"/>
         </w:rPr>
-        <w:t xml:space="preserve">검토: 사람이 볼 때 AP와 APR이 비슷해 헷갈린다. 출처 종류 표기를 Class 접두어와 맞출지(EVI:APR:504) 정한다.</w:t>
+        <w:t xml:space="preserve">대상 4개 댐: 승인 자료와 측정자료의 코드가 같은 댐이라는 이유는 있지만, 같은 조건의 시설(충주조정지 등)을 왜 뺐는지는 기록되어 있지 않아 정리가 필요하다.</w:t>
       </w:r>
     </w:p>
     <w:p>
@@ -10654,7 +8845,7 @@
           <w:szCs w:val="25"/>
           <w:lang w:eastAsia="ko-KR"/>
         </w:rPr>
-        <w:t xml:space="preserve">3. 전처리에서 남은 확인 사항 (단계 2)</w:t>
+        <w:t xml:space="preserve">4. 승인 조건과 실행 정보를 구분하지 않음 (단계 4)</w:t>
       </w:r>
     </w:p>
     <w:p>
@@ -10671,7 +8862,7 @@
           <w:szCs w:val="20"/>
           <w:lang w:eastAsia="ko-KR"/>
         </w:rPr>
-        <w:t xml:space="preserve">중복 판단 기준: 6개 값(관측소코드, 승인일, 방류시작시간, 접수방류량, 접수일자, 비고)이 모두 같으면 같은 승인이 두 번 입력된 것으로 보았다. 실제로 같은 내용의 승인이 두 번 있었을 가능성은 원 승인 대장 없이는 확인할 수 없다.</w:t>
+        <w:t xml:space="preserve">비고에는 승인 조건(허가한 범위와 방식, 예: "최대 X 이내 탄력적 방류"), 승인 변경, 실제 실행 정보(예: "실제방류는 20시부터", "수문방류종료")가 섞여 있다.</w:t>
       </w:r>
     </w:p>
     <w:p>
@@ -10688,7 +8879,7 @@
           <w:szCs w:val="20"/>
           <w:lang w:eastAsia="ko-KR"/>
         </w:rPr>
-        <w:t xml:space="preserve">24시 라벨의 의미: K-water 시간자료의 "24시"가 그 시각의 순간값인지 앞 1시간의 값인지 자료에 설명이 없다. 그래서 시각이 ±1시간 어긋날 수 있다.</w:t>
+        <w:t xml:space="preserve">지금 규칙은 승인 변경만 구분하고, 승인 조건도 운영행위로 만든다. "탄력적 방류" 25건은 허가한 방식이고, 비고가 빈 15건은 승인 자체를 방류로 만든 것이다.</w:t>
       </w:r>
     </w:p>
     <w:p>
@@ -10705,7 +8896,7 @@
           <w:szCs w:val="20"/>
           <w:lang w:eastAsia="ko-KR"/>
         </w:rPr>
-        <w:t xml:space="preserve">대상 4개 댐: 승인 자료와 측정자료의 코드가 같은 댐이라는 이유는 있지만, 같은 조건의 시설(충주조정지 등)을 왜 뺐는지는 기록되어 있지 않아 정리가 필요하다.</w:t>
+        <w:t xml:space="preserve">그래서 Operation은 "실제로 한 행위"가 아니라 "승인이 허가한 행위"에 가깝다(코드에도 "실행 확인 아님"으로 표시). 비고를 승인 조건 / 승인 변경 / 실행 정보로 나누고, 승인 조건은 Approval의 속성으로 옮길지 검토한다(검토할 점 1과 연결).</w:t>
       </w:r>
     </w:p>
     <w:p>
@@ -10724,7 +8915,7 @@
           <w:szCs w:val="25"/>
           <w:lang w:eastAsia="ko-KR"/>
         </w:rPr>
-        <w:t xml:space="preserve">4. 승인 조건과 실행 정보를 구분하지 않음 (단계 4)</w:t>
+        <w:t xml:space="preserve">5. 별표3 각주가 붙은 값을 건너뜀 (단계 4)</w:t>
       </w:r>
     </w:p>
     <w:p>
@@ -10741,41 +8932,22 @@
           <w:szCs w:val="20"/>
           <w:lang w:eastAsia="ko-KR"/>
         </w:rPr>
-        <w:t xml:space="preserve">비고에는 승인 조건(허가한 범위와 방식, 예: "최대 X 이내 탄력적 방류"), 승인 변경, 실제 실행 정보(예: "실제방류는 20시부터", "수문방류종료")가 섞여 있다.</w:t>
+        <w:t xml:space="preserve">팔당댐의 "25.51)"처럼 값 뒤에 각주 번호가 붙으면 숫자만 받는 규칙에서 빠진다. 대상 3개 댐에는 각주가 없어 지금은 영향이 없지만, 대상을 넓히면 값과 각주를 나누어 저장해야 한다.</w:t>
       </w:r>
     </w:p>
     <w:p>
       <w:pPr>
-        <w:pStyle w:val="a0"/>
-        <w:spacing w:after="60"/>
+        <w:pStyle w:val="1"/>
+        <w:pageBreakBefore/>
         <w:rPr>
           <w:lang w:eastAsia="ko-KR"/>
         </w:rPr>
       </w:pPr>
       <w:r>
         <w:rPr>
-          <w:sz w:val="20"/>
-          <w:szCs w:val="20"/>
-          <w:lang w:eastAsia="ko-KR"/>
-        </w:rPr>
-        <w:t xml:space="preserve">지금 규칙은 승인 변경만 구분하고, 승인 조건도 운영행위로 만든다. "탄력적 방류" 25건은 허가한 방식이고, 비고가 빈 15건은 승인 자체를 방류로 만든 것이다.</w:t>
-      </w:r>
-    </w:p>
-    <w:p>
-      <w:pPr>
-        <w:pStyle w:val="a0"/>
-        <w:spacing w:after="60"/>
-        <w:rPr>
-          <w:lang w:eastAsia="ko-KR"/>
-        </w:rPr>
-      </w:pPr>
-      <w:r>
-        <w:rPr>
-          <w:sz w:val="20"/>
-          <w:szCs w:val="20"/>
-          <w:lang w:eastAsia="ko-KR"/>
-        </w:rPr>
-        <w:t xml:space="preserve">그래서 Operation은 "실제로 한 행위"가 아니라 "승인이 허가한 행위"에 가깝다(코드에도 "실행 확인 아님"으로 표시). 비고를 승인 조건 / 승인 변경 / 실행 정보로 나누고, 승인 조건은 Approval의 속성으로 옮길지 검토한다(검토할 점 1과 연결).</w:t>
+          <w:lang w:eastAsia="ko-KR"/>
+        </w:rPr>
+        <w:t xml:space="preserve">7. 다음 주에 다룰 것</w:t>
       </w:r>
     </w:p>
     <w:p>
@@ -10794,7 +8966,7 @@
           <w:szCs w:val="25"/>
           <w:lang w:eastAsia="ko-KR"/>
         </w:rPr>
-        <w:t xml:space="preserve">5. 별표3 각주가 붙은 값을 건너뜀 (단계 4)</w:t>
+        <w:t xml:space="preserve">단계 5. 개체 해소·연결</w:t>
       </w:r>
     </w:p>
     <w:p>
@@ -10811,26 +8983,24 @@
           <w:szCs w:val="20"/>
           <w:lang w:eastAsia="ko-KR"/>
         </w:rPr>
-        <w:t xml:space="preserve">팔당댐의 "25.51)"처럼 값 뒤에 각주 번호가 붙으면 숫자만 받는 규칙에서 빠진다. 대상 3개 댐에는 각주가 없어 지금은 영향이 없지만, 대상을 넓히면 값과 각주를 나누어 저장해야 한다.</w:t>
+        <w:t xml:space="preserve">따를 원리: Purohit 외(2024)가 제시한 GraphAide 시스템의 개체 중의성 해소. 자료마다 다르게 적힌 대상(충주, 충주댐, 충 주 댐)을 기준 목록의 고유 식별자 하나에 대응시키고, 그 식별자로 잇는다. 우리는 K-water 댐 코드(DAM_CD)를 기준 식별자로 쓴다.</w:t>
       </w:r>
     </w:p>
     <w:p>
       <w:pPr>
-        <w:keepNext/>
-        <w:spacing w:before="240"/>
+        <w:pStyle w:val="a0"/>
+        <w:spacing w:after="60"/>
         <w:rPr>
           <w:lang w:eastAsia="ko-KR"/>
         </w:rPr>
       </w:pPr>
       <w:r>
         <w:rPr>
-          <w:b/>
-          <w:color w:val="1F4E79"/>
-          <w:sz w:val="25"/>
-          <w:szCs w:val="25"/>
-          <w:lang w:eastAsia="ko-KR"/>
-        </w:rPr>
-        <w:t xml:space="preserve">6. 변경 승인 17건은 운영행위와 이어지지 않음 (단계 5)</w:t>
+          <w:sz w:val="20"/>
+          <w:szCs w:val="20"/>
+          <w:lang w:eastAsia="ko-KR"/>
+        </w:rPr>
+        <w:t xml:space="preserve">관계 6종을 코드로, 이름으로, 같은 행에서 잇는 방법과 결과(관계 418개), 단계 5까지 마친 KG의 모습(충주댐). 10/19 질문 "연결이 실제로 되나"에 대한 답</w:t>
       </w:r>
     </w:p>
     <w:p>
@@ -10847,75 +9017,7 @@
           <w:szCs w:val="20"/>
           <w:lang w:eastAsia="ko-KR"/>
         </w:rPr>
-        <w:t xml:space="preserve">변경 승인은 Operation을 만들지 않고, 원 승인에 추정 연결하던 것도 없앴다. 그래서 변경 승인은 댐(concernsDam)과 근거에만 이어져 있다.</w:t>
-      </w:r>
-    </w:p>
-    <w:p>
-      <w:pPr>
-        <w:pStyle w:val="a0"/>
-        <w:spacing w:after="60"/>
-        <w:rPr>
-          <w:lang w:eastAsia="ko-KR"/>
-        </w:rPr>
-      </w:pPr>
-      <w:r>
-        <w:rPr>
-          <w:sz w:val="20"/>
-          <w:szCs w:val="20"/>
-          <w:lang w:eastAsia="ko-KR"/>
-        </w:rPr>
-        <w:t xml:space="preserve">변경 승인 비고에는 당초·변경 기간이 적혀 있다("방류기간 (당초) 08/02 18:00 ~ … (변경) …"). 이 기간으로 원 승인을 찾는 규칙을 둘지, 변경 승인과 원 승인 사이의 관계를 온톨로지에 둘지 검토한다.</w:t>
-      </w:r>
-    </w:p>
-    <w:p>
-      <w:pPr>
-        <w:keepNext/>
-        <w:spacing w:before="240"/>
-        <w:rPr>
-          <w:lang w:eastAsia="ko-KR"/>
-        </w:rPr>
-      </w:pPr>
-      <w:r>
-        <w:rPr>
-          <w:b/>
-          <w:color w:val="1F4E79"/>
-          <w:sz w:val="25"/>
-          <w:szCs w:val="25"/>
-          <w:lang w:eastAsia="ko-KR"/>
-        </w:rPr>
-        <w:t xml:space="preserve">7. 코드가 같으면 같은 시설인가 (단계 5)</w:t>
-      </w:r>
-    </w:p>
-    <w:p>
-      <w:pPr>
-        <w:pStyle w:val="a0"/>
-        <w:spacing w:after="60"/>
-        <w:rPr>
-          <w:lang w:eastAsia="ko-KR"/>
-        </w:rPr>
-      </w:pPr>
-      <w:r>
-        <w:rPr>
-          <w:sz w:val="20"/>
-          <w:szCs w:val="20"/>
-          <w:lang w:eastAsia="ko-KR"/>
-        </w:rPr>
-        <w:t xml:space="preserve">승인 자료의 관측소코드와 K-water의 DAM_CD는 4개 댐 모두 같고 이름도 대응하지만, 두 기관의 코드가 같은 시설을 가리킨다는 공식 확인은 없다(대조표에 "동일시설 여부 검토 필요"로 기록).</w:t>
-      </w:r>
-    </w:p>
-    <w:p>
-      <w:pPr>
-        <w:pStyle w:val="1"/>
-        <w:pageBreakBefore/>
-        <w:rPr>
-          <w:lang w:eastAsia="ko-KR"/>
-        </w:rPr>
-      </w:pPr>
-      <w:r>
-        <w:rPr>
-          <w:lang w:eastAsia="ko-KR"/>
-        </w:rPr>
-        <w:t xml:space="preserve">8. 다음 주에 다룰 것</w:t>
+        <w:t xml:space="preserve">검토할 점: 변경 승인 17건이 운영행위와 이어지지 않음(10/16 자료의 추정 연결 12건을 없앰), 승인 자료와 K-water의 코드가 같으면 같은 시설인가</w:t>
       </w:r>
     </w:p>
     <w:p>
@@ -16332,7 +14434,7 @@
         <w:rPr>
           <w:lang w:eastAsia="ko-KR"/>
         </w:rPr>
-        <w:t xml:space="preserve">E.1 DDKG (Huang 외, 2026) — 단계 1, 단계 4</w:t>
+        <w:t xml:space="preserve">E.1 Huang 외(2026) — 단계 1, 단계 4</w:t>
       </w:r>
     </w:p>
     <w:p>
@@ -16366,7 +14468,7 @@
           <w:szCs w:val="20"/>
           <w:lang w:eastAsia="ko-KR"/>
         </w:rPr>
-        <w:t xml:space="preserve">3.2.1 지식 출처와 전처리: 플랫폼의 정형 표가 c1~c4의 데이터를 대부분 채우고, 보고서의 비정형 텍스트(PDF, DOC, PNG)가 c5~c7을 채운다. 비정형 텍스트는 마크다운으로 바꾸고(이미지는 OCR), 정규식으로 필요한 텍스트 구간의 경계를 찾아 잘라낸 뒤 하나의 말뭉치로 합친다. → 우리는 출처 구분(단계 1)만 따랐고, 전처리 기술은 쓰지 않았다.</w:t>
+        <w:t xml:space="preserve">3.2.1절 지식 출처와 전처리: 플랫폼의 정형 표가 c1~c4의 데이터를 대부분 채우고, 보고서의 비정형 텍스트(PDF, DOC, PNG)가 c5~c7을 채운다. 비정형 텍스트는 마크다운으로 바꾸고(이미지는 OCR), 정규식으로 필요한 텍스트 구간의 경계를 찾아 잘라낸 뒤 하나의 말뭉치로 합친다. → 우리는 출처 구분(단계 1)만 따랐고, 전처리 기술은 쓰지 않았다.</w:t>
       </w:r>
     </w:p>
     <w:p>
@@ -16383,7 +14485,7 @@
           <w:szCs w:val="20"/>
           <w:lang w:eastAsia="ko-KR"/>
         </w:rPr>
-        <w:t xml:space="preserve">3.2.2 규칙 기반 지식 추출: c7 안전평가 결과(홍수 방어, 침투, 구조, 내진, 금속 구조 각각 A/B/C 등급)는 고도로 표준화된 문형으로 쓰이므로 정규식으로 바로 뽑는다. 예: "홍수 방어 안전 등급은 C등급이다" → C. → 단계 4에서 따랐다.</w:t>
+        <w:t xml:space="preserve">3.2.2절 규칙 기반 지식 추출: c7 안전평가 결과(홍수 방어, 침투, 구조, 내진, 금속 구조 각각 A/B/C 등급)는 고도로 표준화된 문형으로 쓰이므로 정규식으로 바로 뽑는다. 예: "홍수 방어 안전 등급은 C등급이다" → C. → 단계 4에서 따랐다.</w:t>
       </w:r>
     </w:p>
     <w:p>
@@ -16400,7 +14502,7 @@
           <w:szCs w:val="20"/>
           <w:lang w:eastAsia="ko-KR"/>
         </w:rPr>
-        <w:t xml:space="preserve">3.2.3 LLM 기반 지식 추출: 표현이 제각각인 위험 서술(c5, c6)은 미세조정한 LLM, 온도를 바꾼 여러 번의 추론과 투표, 온톨로지 제약 검사, 전문가 검토로 분류한다(OHCF). → 우리 자료에는 이런 서술이 없어 쓰지 않았다.</w:t>
+        <w:t xml:space="preserve">3.2.3절 LLM 기반 지식 추출: 표현이 제각각인 위험 서술(c5, c6)은 미세조정한 LLM, 온도를 바꾼 여러 번의 추론과 투표, 온톨로지 제약 검사, 전문가 검토로 분류한다(OHCF). → 우리 자료에는 이런 서술이 없어 쓰지 않았다.</w:t>
       </w:r>
     </w:p>
     <w:p>
@@ -16417,7 +14519,7 @@
           <w:szCs w:val="20"/>
           <w:lang w:eastAsia="ko-KR"/>
         </w:rPr>
-        <w:t xml:space="preserve">3.3 저장: 추출한 지식을 JSON으로 모은 뒤 Python 스크립트로 Cypher 문을 만들어 Neo4j에 넣는다. → 단계 7(다음 주)에서 다룬다.</w:t>
+        <w:t xml:space="preserve">3.3절 저장: 추출한 지식을 JSON으로 모은 뒤 Python 스크립트로 Cypher 문을 만들어 Neo4j에 넣는다. → 단계 7(다음 주)에서 다룬다.</w:t>
       </w:r>
     </w:p>
     <w:p>
@@ -16431,7 +14533,7 @@
         <w:rPr>
           <w:lang w:eastAsia="ko-KR"/>
         </w:rPr>
-        <w:t xml:space="preserve">E.2 OntoDSMS와 D2RQ (Zhou 외, 2023) — 단계 3</w:t>
+        <w:t xml:space="preserve">E.2 Zhou 외(2023) — 단계 3</w:t>
       </w:r>
     </w:p>
     <w:p>
@@ -16534,71 +14636,6 @@
           <w:lang w:eastAsia="ko-KR"/>
         </w:rPr>
         <w:t xml:space="preserve">원리 4: 매핑 파일은 DB 구조로부터 자동 생성되며 이름은 DB의 표·열 이름 그대로이다. 이를 사람이 온톨로지 용어에 맞게 고친다(Genre 열 → :itemName).</w:t>
-      </w:r>
-    </w:p>
-    <w:p>
-      <w:pPr>
-        <w:pStyle w:val="21"/>
-        <w:rPr>
-          <w:lang w:eastAsia="ko-KR"/>
-        </w:rPr>
-      </w:pPr>
-      <w:r>
-        <w:rPr>
-          <w:lang w:eastAsia="ko-KR"/>
-        </w:rPr>
-        <w:t xml:space="preserve">E.3 GraphAide (Purohit 외, 2024) — 단계 5</w:t>
-      </w:r>
-    </w:p>
-    <w:p>
-      <w:pPr>
-        <w:pStyle w:val="a0"/>
-        <w:spacing w:after="60"/>
-        <w:rPr>
-          <w:lang w:eastAsia="ko-KR"/>
-        </w:rPr>
-      </w:pPr>
-      <w:r>
-        <w:rPr>
-          <w:sz w:val="20"/>
-          <w:szCs w:val="20"/>
-          <w:lang w:eastAsia="ko-KR"/>
-        </w:rPr>
-        <w:t xml:space="preserve">무엇인가: LLM, 벡터 DB, 그래프 DB를 함께 써서 온톨로지에 맞는 KG를 만들고, 자연어 질문에 답하는 시스템의 구조를 제시한 논문이다. KG 생성 단계는 개체명 추출, 관계 추출, 개체 중의성 해소(entity disambiguation), KG 인코딩, KG 유지보수로 이루어진다.</w:t>
-      </w:r>
-    </w:p>
-    <w:p>
-      <w:pPr>
-        <w:pStyle w:val="a0"/>
-        <w:spacing w:after="60"/>
-        <w:rPr>
-          <w:lang w:eastAsia="ko-KR"/>
-        </w:rPr>
-      </w:pPr>
-      <w:r>
-        <w:rPr>
-          <w:sz w:val="20"/>
-          <w:szCs w:val="20"/>
-          <w:lang w:eastAsia="ko-KR"/>
-        </w:rPr>
-        <w:t xml:space="preserve">개체 중의성 해소: 실험에서 DARPA판 Wikidata(DWD)를 기준 지식베이스로 두고, 각 고유번호(QID)의 설명을 벡터 DB에 넣었다. 뉴스 기사 1,846건에서 뽑은 이름(mention)마다 벡터 검색으로 후보 QID를 찾고, LLM이 후보의 순위를 다시 매겨 가장 가까운 QID에 대응시켰다.</w:t>
-      </w:r>
-    </w:p>
-    <w:p>
-      <w:pPr>
-        <w:pStyle w:val="a0"/>
-        <w:spacing w:after="60"/>
-        <w:rPr>
-          <w:lang w:eastAsia="ko-KR"/>
-        </w:rPr>
-      </w:pPr>
-      <w:r>
-        <w:rPr>
-          <w:sz w:val="20"/>
-          <w:szCs w:val="20"/>
-          <w:lang w:eastAsia="ko-KR"/>
-        </w:rPr>
-        <w:t xml:space="preserve">원리: 자료마다 다르게 적힌 대상을 기준 목록의 고유 식별자 하나에 대응시키고, 그 식별자로 잇는다. → 단계 5에서 기준 식별자를 K-water 댐 코드(DAM_CD)로 두고 따랐다. 우리 자료에는 코드나 정해진 이름이 있어 벡터 검색과 LLM 없이 기준 목록에서 바로 찾는다.</w:t>
       </w:r>
     </w:p>
     <w:p>
@@ -16713,22 +14750,6 @@
         <w:lang w:eastAsia="ko-KR"/>
       </w:rPr>
     </w:pPr>
-    <w:r>
-      <w:rPr>
-        <w:color w:val="787878"/>
-        <w:sz w:val="16"/>
-        <w:lang w:eastAsia="ko-KR"/>
-      </w:rPr>
-      <w:t>랩미팅 연구 진행사항 · Ontology–KG–Hybrid Retrieval–LLM</w:t>
-    </w:r>
-    <w:r>
-      <w:rPr>
-        <w:color w:val="787878"/>
-        <w:sz w:val="16"/>
-        <w:lang w:eastAsia="ko-KR"/>
-      </w:rPr>
-      <w:t xml:space="preserve">  ·  </w:t>
-    </w:r>
     <w:fldSimple w:instr=" PAGE ">
       <w:r>
         <w:rPr>

--- a/lab_meeting/2026.11_랩미팅_KG구축_how.docx
+++ b/lab_meeting/2026.11_랩미팅_KG구축_how.docx
@@ -19,7 +19,7 @@
         </w:rPr>
         <w:t xml:space="preserve">KG 구축 how 보완</w:t>
         <w:br/>
-        <w:t xml:space="preserve">단계 1~4: 자료에서 Entity와 속성까지</w:t>
+        <w:t xml:space="preserve">자료 준비 · 구조화 자료 매핑 · 비정형 텍스트 추출</w:t>
       </w:r>
     </w:p>
     <w:p>
@@ -68,7 +68,41 @@
         <w:rPr>
           <w:lang w:eastAsia="ko-KR"/>
         </w:rPr>
-        <w:t xml:space="preserve">1. 이번에 바뀐 점</w:t>
+        <w:t xml:space="preserve">1. KG 구축 단계와 방법론 구체화 현황</w:t>
+      </w:r>
+    </w:p>
+    <w:p>
+      <w:pPr>
+        <w:pStyle w:val="a0"/>
+        <w:spacing w:after="60"/>
+        <w:rPr>
+          <w:lang w:eastAsia="ko-KR"/>
+        </w:rPr>
+      </w:pPr>
+      <w:r>
+        <w:rPr>
+          <w:sz w:val="20"/>
+          <w:szCs w:val="20"/>
+          <w:lang w:eastAsia="ko-KR"/>
+        </w:rPr>
+        <w:t xml:space="preserve">KG 구축은 아래 순서로 수행했다. 모든 단계의 수행은 끝났고, 이번 자료는 그중 자료 준비, 구조화 자료 매핑, 비정형 텍스트 추출의 방법론을 구체화했다. 이 세 단계를 마치면 KG의 Entity 264개와 속성 616개가 만들어진다.</w:t>
+      </w:r>
+    </w:p>
+    <w:p>
+      <w:pPr>
+        <w:pStyle w:val="a0"/>
+        <w:spacing w:after="60"/>
+        <w:rPr>
+          <w:lang w:eastAsia="ko-KR"/>
+        </w:rPr>
+      </w:pPr>
+      <w:r>
+        <w:rPr>
+          <w:sz w:val="20"/>
+          <w:szCs w:val="20"/>
+          <w:lang w:eastAsia="ko-KR"/>
+        </w:rPr>
+        <w:t xml:space="preserve">나머지는 다음 주에 구체화한다(6장). 각 원리의 자세한 설명은 부록 E에 있다.</w:t>
       </w:r>
     </w:p>
     <w:p>
@@ -87,94 +121,7 @@
           <w:szCs w:val="25"/>
           <w:lang w:eastAsia="ko-KR"/>
         </w:rPr>
-        <w:t xml:space="preserve">핵심</w:t>
-      </w:r>
-    </w:p>
-    <w:p>
-      <w:pPr>
-        <w:pStyle w:val="a0"/>
-        <w:spacing w:after="60"/>
-        <w:rPr>
-          <w:lang w:eastAsia="ko-KR"/>
-        </w:rPr>
-      </w:pPr>
-      <w:r>
-        <w:rPr>
-          <w:sz w:val="20"/>
-          <w:szCs w:val="20"/>
-          <w:lang w:eastAsia="ko-KR"/>
-        </w:rPr>
-        <w:t xml:space="preserve">10/19 지적대로 단계마다 "문헌의 어떤 원리를 따라, 우리 자료로 어떻게 했고, 무엇이 만들어졌는지"를 실제 자료의 행으로 보였다. 단계 1~4를 마치면 KG의 Entity 264개와 속성 616개가 만들어진다(2장).</w:t>
-      </w:r>
-    </w:p>
-    <w:p>
-      <w:pPr>
-        <w:pStyle w:val="a0"/>
-        <w:spacing w:after="60"/>
-        <w:rPr>
-          <w:lang w:eastAsia="ko-KR"/>
-        </w:rPr>
-      </w:pPr>
-      <w:r>
-        <w:rPr>
-          <w:sz w:val="20"/>
-          <w:szCs w:val="20"/>
-          <w:lang w:eastAsia="ko-KR"/>
-        </w:rPr>
-        <w:t xml:space="preserve">문헌 표기를 바로잡았다. 논문은 저자와 연도로 쓰고(Huang 외 2026, Zhou 외 2023), 논문이 만든 것의 이름(DDKG: Huang 외 2026이 만든 댐 결함 지식그래프, OntoDSMS: Zhou 외 2023이 만든 온톨로지)과 논문이 사용한 도구(D2RQ)를 구분했다. 전처리는 Huang 외(2026)의 기술을 쓰지 않았으므로 문헌 근거 없는 자료 준비로 고쳤다.</w:t>
-      </w:r>
-    </w:p>
-    <w:p>
-      <w:pPr>
-        <w:pStyle w:val="a0"/>
-        <w:spacing w:after="60"/>
-        <w:rPr>
-          <w:lang w:eastAsia="ko-KR"/>
-        </w:rPr>
-      </w:pPr>
-      <w:r>
-        <w:rPr>
-          <w:sz w:val="20"/>
-          <w:szCs w:val="20"/>
-          <w:lang w:eastAsia="ko-KR"/>
-        </w:rPr>
-        <w:t xml:space="preserve">문헌의 원리 설명, 용어, CQ, 온톨로지 설계, 저장소 구조처럼 이미 정해진 내용은 부록으로 옮겼다.</w:t>
-      </w:r>
-    </w:p>
-    <w:p>
-      <w:pPr>
-        <w:pStyle w:val="a0"/>
-        <w:spacing w:after="60"/>
-        <w:rPr>
-          <w:lang w:eastAsia="ko-KR"/>
-        </w:rPr>
-      </w:pPr>
-      <w:r>
-        <w:rPr>
-          <w:sz w:val="20"/>
-          <w:szCs w:val="20"/>
-          <w:lang w:eastAsia="ko-KR"/>
-        </w:rPr>
-        <w:t xml:space="preserve">Entity를 서로 잇는 단계 5(개체 해소·연결), 검증(단계 6), 저장(단계 7), 검색·답변은 다음 주에 다룬다(7장).</w:t>
-      </w:r>
-    </w:p>
-    <w:p>
-      <w:pPr>
-        <w:keepNext/>
-        <w:spacing w:before="240"/>
-        <w:rPr>
-          <w:lang w:eastAsia="ko-KR"/>
-        </w:rPr>
-      </w:pPr>
-      <w:r>
-        <w:rPr>
-          <w:b/>
-          <w:color w:val="1F4E79"/>
-          <w:sz w:val="25"/>
-          <w:szCs w:val="25"/>
-          <w:lang w:eastAsia="ko-KR"/>
-        </w:rPr>
-        <w:t xml:space="preserve">표 1. 10/16 자료와 비교</w:t>
+        <w:t xml:space="preserve">표 1. 단계별 하는 일, 따른 원리, 방법론 구체화 여부</w:t>
       </w:r>
     </w:p>
     <w:tbl>
@@ -190,22 +137,21 @@
           <w:insideV w:val="single" w:sz="5" w:space="0" w:color="A6A6A6"/>
         </w:tblBorders>
         <w:tblLayout w:type="fixed"/>
-        <w:tblLook w:val="04A0" w:firstRow="1" w:lastRow="0" w:firstColumn="1" w:lastColumn="0" w:noHBand="0" w:noVBand="1"/>
       </w:tblPr>
       <w:tblGrid>
-        <w:gridCol w:w="1500"/>
-        <w:gridCol w:w="3600"/>
-        <w:gridCol w:w="4872"/>
+        <w:gridCol w:w="1300"/>
+        <w:gridCol w:w="2500"/>
+        <w:gridCol w:w="3300"/>
+        <w:gridCol w:w="2872"/>
       </w:tblGrid>
       <w:tr>
         <w:trPr>
           <w:cantSplit/>
           <w:tblHeader/>
-          <w:jc w:val="center"/>
         </w:trPr>
         <w:tc>
           <w:tcPr>
-            <w:tcW w:w="1500" w:type="dxa"/>
+            <w:tcW w:w="1300" w:type="dxa"/>
             <w:shd w:val="clear" w:color="auto" w:fill="D9EAF7"/>
             <w:tcMar>
               <w:top w:w="80" w:type="dxa"/>
@@ -227,13 +173,13 @@
                 <w:szCs w:val="18"/>
                 <w:lang w:eastAsia="ko-KR"/>
               </w:rPr>
-              <w:t xml:space="preserve">항목</w:t>
-            </w:r>
-          </w:p>
-        </w:tc>
-        <w:tc>
-          <w:tcPr>
-            <w:tcW w:w="3600" w:type="dxa"/>
+              <w:t xml:space="preserve">단계</w:t>
+            </w:r>
+          </w:p>
+        </w:tc>
+        <w:tc>
+          <w:tcPr>
+            <w:tcW w:w="2500" w:type="dxa"/>
             <w:shd w:val="clear" w:color="auto" w:fill="D9EAF7"/>
             <w:tcMar>
               <w:top w:w="80" w:type="dxa"/>
@@ -255,13 +201,13 @@
                 <w:szCs w:val="18"/>
                 <w:lang w:eastAsia="ko-KR"/>
               </w:rPr>
-              <w:t xml:space="preserve">10/16 자료</w:t>
-            </w:r>
-          </w:p>
-        </w:tc>
-        <w:tc>
-          <w:tcPr>
-            <w:tcW w:w="4872" w:type="dxa"/>
+              <w:t xml:space="preserve">하는 일</w:t>
+            </w:r>
+          </w:p>
+        </w:tc>
+        <w:tc>
+          <w:tcPr>
+            <w:tcW w:w="3300" w:type="dxa"/>
             <w:shd w:val="clear" w:color="auto" w:fill="D9EAF7"/>
             <w:tcMar>
               <w:top w:w="80" w:type="dxa"/>
@@ -283,7 +229,35 @@
                 <w:szCs w:val="18"/>
                 <w:lang w:eastAsia="ko-KR"/>
               </w:rPr>
-              <w:t xml:space="preserve">이번</w:t>
+              <w:t xml:space="preserve">따른 원리</w:t>
+            </w:r>
+          </w:p>
+        </w:tc>
+        <w:tc>
+          <w:tcPr>
+            <w:tcW w:w="2872" w:type="dxa"/>
+            <w:shd w:val="clear" w:color="auto" w:fill="D9EAF7"/>
+            <w:tcMar>
+              <w:top w:w="80" w:type="dxa"/>
+              <w:left w:w="110" w:type="dxa"/>
+              <w:bottom w:w="80" w:type="dxa"/>
+              <w:right w:w="110" w:type="dxa"/>
+            </w:tcMar>
+            <w:vAlign w:val="center"/>
+          </w:tcPr>
+          <w:p>
+            <w:pPr>
+              <w:spacing w:after="20" w:line="252" w:lineRule="auto"/>
+              <w:jc w:val="center"/>
+            </w:pPr>
+            <w:r>
+              <w:rPr>
+                <w:b/>
+                <w:sz w:val="18"/>
+                <w:szCs w:val="18"/>
+                <w:lang w:eastAsia="ko-KR"/>
+              </w:rPr>
+              <w:t xml:space="preserve">방법론 구체화</w:t>
             </w:r>
           </w:p>
         </w:tc>
@@ -291,11 +265,10 @@
       <w:tr>
         <w:trPr>
           <w:cantSplit/>
-          <w:jc w:val="center"/>
         </w:trPr>
         <w:tc>
           <w:tcPr>
-            <w:tcW w:w="1500" w:type="dxa"/>
+            <w:tcW w:w="1300" w:type="dxa"/>
             <w:shd w:val="clear" w:color="auto" w:fill="EEF5FA"/>
             <w:tcMar>
               <w:top w:w="80" w:type="dxa"/>
@@ -318,57 +291,98 @@
                 <w:szCs w:val="18"/>
                 <w:lang w:eastAsia="ko-KR"/>
               </w:rPr>
-              <w:t xml:space="preserve">문헌 표기</w:t>
-            </w:r>
-          </w:p>
-        </w:tc>
-        <w:tc>
-          <w:tcPr>
-            <w:tcW w:w="3600" w:type="dxa"/>
-            <w:tcMar>
-              <w:top w:w="80" w:type="dxa"/>
-              <w:left w:w="110" w:type="dxa"/>
-              <w:bottom w:w="80" w:type="dxa"/>
-              <w:right w:w="110" w:type="dxa"/>
-            </w:tcMar>
-            <w:vAlign w:val="center"/>
-          </w:tcPr>
-          <w:p>
-            <w:pPr>
-              <w:spacing w:after="20" w:line="252" w:lineRule="auto"/>
-            </w:pPr>
-            <w:r>
-              <w:rPr>
-                <w:sz w:val="18"/>
-                <w:szCs w:val="18"/>
-                <w:lang w:eastAsia="ko-KR"/>
-              </w:rPr>
-              <w:t xml:space="preserve">"DDKG 3.2.1", "OntoDSMS(Zhou 2023)"처럼 논문이 만든 것의 이름과 절 번호로 문헌을 가리킴</w:t>
-            </w:r>
-          </w:p>
-        </w:tc>
-        <w:tc>
-          <w:tcPr>
-            <w:tcW w:w="4872" w:type="dxa"/>
-            <w:tcMar>
-              <w:top w:w="80" w:type="dxa"/>
-              <w:left w:w="110" w:type="dxa"/>
-              <w:bottom w:w="80" w:type="dxa"/>
-              <w:right w:w="110" w:type="dxa"/>
-            </w:tcMar>
-            <w:vAlign w:val="center"/>
-          </w:tcPr>
-          <w:p>
-            <w:pPr>
-              <w:spacing w:after="20" w:line="252" w:lineRule="auto"/>
-            </w:pPr>
-            <w:r>
-              <w:rPr>
-                <w:sz w:val="18"/>
-                <w:szCs w:val="18"/>
-                <w:lang w:eastAsia="ko-KR"/>
-              </w:rPr>
-              <w:t xml:space="preserve">논문은 저자·연도로 쓰고, DDKG·OntoDSMS는 그 논문이 만든 것의 이름으로만 씀</w:t>
+              <w:t xml:space="preserve">자료 준비</w:t>
+            </w:r>
+          </w:p>
+        </w:tc>
+        <w:tc>
+          <w:tcPr>
+            <w:tcW w:w="2500" w:type="dxa"/>
+            <w:tcMar>
+              <w:top w:w="80" w:type="dxa"/>
+              <w:left w:w="110" w:type="dxa"/>
+              <w:bottom w:w="80" w:type="dxa"/>
+              <w:right w:w="110" w:type="dxa"/>
+            </w:tcMar>
+            <w:vAlign w:val="center"/>
+          </w:tcPr>
+          <w:p>
+            <w:pPr>
+              <w:spacing w:after="20" w:line="252" w:lineRule="auto"/>
+            </w:pPr>
+            <w:r>
+              <w:rPr>
+                <w:sz w:val="18"/>
+                <w:szCs w:val="18"/>
+                <w:lang w:eastAsia="ko-KR"/>
+              </w:rPr>
+              <w:t xml:space="preserve">소스 구분과 전처리</w:t>
+            </w:r>
+          </w:p>
+        </w:tc>
+        <w:tc>
+          <w:tcPr>
+            <w:tcW w:w="3300" w:type="dxa"/>
+            <w:tcMar>
+              <w:top w:w="80" w:type="dxa"/>
+              <w:left w:w="110" w:type="dxa"/>
+              <w:bottom w:w="80" w:type="dxa"/>
+              <w:right w:w="110" w:type="dxa"/>
+            </w:tcMar>
+            <w:vAlign w:val="center"/>
+          </w:tcPr>
+          <w:p>
+            <w:pPr>
+              <w:spacing w:after="20" w:line="252" w:lineRule="auto"/>
+            </w:pPr>
+            <w:r>
+              <w:rPr>
+                <w:sz w:val="18"/>
+                <w:szCs w:val="18"/>
+                <w:lang w:eastAsia="ko-KR"/>
+              </w:rPr>
+              <w:t xml:space="preserve">소스 구분: Huang 외(2026)가 자료를 정형 표와 비정형 텍스트로 나누어 서로 다른 Class를 채운 원리</w:t>
+            </w:r>
+          </w:p>
+          <w:p>
+            <w:pPr>
+              <w:spacing w:after="20" w:line="252" w:lineRule="auto"/>
+            </w:pPr>
+            <w:r>
+              <w:rPr>
+                <w:sz w:val="18"/>
+                <w:szCs w:val="18"/>
+                <w:lang w:eastAsia="ko-KR"/>
+              </w:rPr>
+              <w:t xml:space="preserve">전처리: 문헌 근거 없음</w:t>
+            </w:r>
+          </w:p>
+        </w:tc>
+        <w:tc>
+          <w:tcPr>
+            <w:tcW w:w="2872" w:type="dxa"/>
+            <w:shd w:val="clear" w:color="auto" w:fill="E3F1DC"/>
+            <w:tcMar>
+              <w:top w:w="80" w:type="dxa"/>
+              <w:left w:w="110" w:type="dxa"/>
+              <w:bottom w:w="80" w:type="dxa"/>
+              <w:right w:w="110" w:type="dxa"/>
+            </w:tcMar>
+            <w:vAlign w:val="center"/>
+          </w:tcPr>
+          <w:p>
+            <w:pPr>
+              <w:spacing w:after="20" w:line="252" w:lineRule="auto"/>
+              <w:jc w:val="center"/>
+            </w:pPr>
+            <w:r>
+              <w:rPr>
+                <w:b/>
+                <w:sz w:val="18"/>
+                <w:szCs w:val="18"/>
+                <w:lang w:eastAsia="ko-KR"/>
+              </w:rPr>
+              <w:t xml:space="preserve">구체화함 (2장)</w:t>
             </w:r>
           </w:p>
         </w:tc>
@@ -376,11 +390,10 @@
       <w:tr>
         <w:trPr>
           <w:cantSplit/>
-          <w:jc w:val="center"/>
         </w:trPr>
         <w:tc>
           <w:tcPr>
-            <w:tcW w:w="1500" w:type="dxa"/>
+            <w:tcW w:w="1300" w:type="dxa"/>
             <w:shd w:val="clear" w:color="auto" w:fill="EEF5FA"/>
             <w:tcMar>
               <w:top w:w="80" w:type="dxa"/>
@@ -403,57 +416,85 @@
                 <w:szCs w:val="18"/>
                 <w:lang w:eastAsia="ko-KR"/>
               </w:rPr>
-              <w:t xml:space="preserve">단계 1·2</w:t>
-            </w:r>
-          </w:p>
-        </w:tc>
-        <w:tc>
-          <w:tcPr>
-            <w:tcW w:w="3600" w:type="dxa"/>
-            <w:tcMar>
-              <w:top w:w="80" w:type="dxa"/>
-              <w:left w:w="110" w:type="dxa"/>
-              <w:bottom w:w="80" w:type="dxa"/>
-              <w:right w:w="110" w:type="dxa"/>
-            </w:tcMar>
-            <w:vAlign w:val="center"/>
-          </w:tcPr>
-          <w:p>
-            <w:pPr>
-              <w:spacing w:after="20" w:line="252" w:lineRule="auto"/>
-            </w:pPr>
-            <w:r>
-              <w:rPr>
-                <w:sz w:val="18"/>
-                <w:szCs w:val="18"/>
-                <w:lang w:eastAsia="ko-KR"/>
-              </w:rPr>
-              <w:t xml:space="preserve">근거: DDKG 3.2.1, Zhang(2025). 처리와 결과를 표로</w:t>
-            </w:r>
-          </w:p>
-        </w:tc>
-        <w:tc>
-          <w:tcPr>
-            <w:tcW w:w="4872" w:type="dxa"/>
-            <w:tcMar>
-              <w:top w:w="80" w:type="dxa"/>
-              <w:left w:w="110" w:type="dxa"/>
-              <w:bottom w:w="80" w:type="dxa"/>
-              <w:right w:w="110" w:type="dxa"/>
-            </w:tcMar>
-            <w:vAlign w:val="center"/>
-          </w:tcPr>
-          <w:p>
-            <w:pPr>
-              <w:spacing w:after="20" w:line="252" w:lineRule="auto"/>
-            </w:pPr>
-            <w:r>
-              <w:rPr>
-                <w:sz w:val="18"/>
-                <w:szCs w:val="18"/>
-                <w:lang w:eastAsia="ko-KR"/>
-              </w:rPr>
-              <w:t xml:space="preserve">소스 구분은 Huang 외(2026)의 지식 출처 구분, 전처리는 문헌 근거 없음. 실제 행으로 지우는 행, 바뀌는 시각, 꺼내는 부분을 보임</w:t>
+              <w:t xml:space="preserve">구조화 자료 매핑</w:t>
+            </w:r>
+          </w:p>
+        </w:tc>
+        <w:tc>
+          <w:tcPr>
+            <w:tcW w:w="2500" w:type="dxa"/>
+            <w:tcMar>
+              <w:top w:w="80" w:type="dxa"/>
+              <w:left w:w="110" w:type="dxa"/>
+              <w:bottom w:w="80" w:type="dxa"/>
+              <w:right w:w="110" w:type="dxa"/>
+            </w:tcMar>
+            <w:vAlign w:val="center"/>
+          </w:tcPr>
+          <w:p>
+            <w:pPr>
+              <w:spacing w:after="20" w:line="252" w:lineRule="auto"/>
+            </w:pPr>
+            <w:r>
+              <w:rPr>
+                <w:sz w:val="18"/>
+                <w:szCs w:val="18"/>
+                <w:lang w:eastAsia="ko-KR"/>
+              </w:rPr>
+              <w:t xml:space="preserve">정형 표의 행·열을 Entity와 속성으로</w:t>
+            </w:r>
+          </w:p>
+        </w:tc>
+        <w:tc>
+          <w:tcPr>
+            <w:tcW w:w="3300" w:type="dxa"/>
+            <w:tcMar>
+              <w:top w:w="80" w:type="dxa"/>
+              <w:left w:w="110" w:type="dxa"/>
+              <w:bottom w:w="80" w:type="dxa"/>
+              <w:right w:w="110" w:type="dxa"/>
+            </w:tcMar>
+            <w:vAlign w:val="center"/>
+          </w:tcPr>
+          <w:p>
+            <w:pPr>
+              <w:spacing w:after="20" w:line="252" w:lineRule="auto"/>
+            </w:pPr>
+            <w:r>
+              <w:rPr>
+                <w:sz w:val="18"/>
+                <w:szCs w:val="18"/>
+                <w:lang w:eastAsia="ko-KR"/>
+              </w:rPr>
+              <w:t xml:space="preserve">Zhou 외(2023)가 OntoDSMS 구축에 사용한 D2RQ의 매핑 원리</w:t>
+            </w:r>
+          </w:p>
+        </w:tc>
+        <w:tc>
+          <w:tcPr>
+            <w:tcW w:w="2872" w:type="dxa"/>
+            <w:shd w:val="clear" w:color="auto" w:fill="E3F1DC"/>
+            <w:tcMar>
+              <w:top w:w="80" w:type="dxa"/>
+              <w:left w:w="110" w:type="dxa"/>
+              <w:bottom w:w="80" w:type="dxa"/>
+              <w:right w:w="110" w:type="dxa"/>
+            </w:tcMar>
+            <w:vAlign w:val="center"/>
+          </w:tcPr>
+          <w:p>
+            <w:pPr>
+              <w:spacing w:after="20" w:line="252" w:lineRule="auto"/>
+              <w:jc w:val="center"/>
+            </w:pPr>
+            <w:r>
+              <w:rPr>
+                <w:b/>
+                <w:sz w:val="18"/>
+                <w:szCs w:val="18"/>
+                <w:lang w:eastAsia="ko-KR"/>
+              </w:rPr>
+              <w:t xml:space="preserve">구체화함 (3장)</w:t>
             </w:r>
           </w:p>
         </w:tc>
@@ -461,11 +502,10 @@
       <w:tr>
         <w:trPr>
           <w:cantSplit/>
-          <w:jc w:val="center"/>
         </w:trPr>
         <w:tc>
           <w:tcPr>
-            <w:tcW w:w="1500" w:type="dxa"/>
+            <w:tcW w:w="1300" w:type="dxa"/>
             <w:shd w:val="clear" w:color="auto" w:fill="EEF5FA"/>
             <w:tcMar>
               <w:top w:w="80" w:type="dxa"/>
@@ -488,57 +528,85 @@
                 <w:szCs w:val="18"/>
                 <w:lang w:eastAsia="ko-KR"/>
               </w:rPr>
-              <w:t xml:space="preserve">단계 3</w:t>
-            </w:r>
-          </w:p>
-        </w:tc>
-        <w:tc>
-          <w:tcPr>
-            <w:tcW w:w="3600" w:type="dxa"/>
-            <w:tcMar>
-              <w:top w:w="80" w:type="dxa"/>
-              <w:left w:w="110" w:type="dxa"/>
-              <w:bottom w:w="80" w:type="dxa"/>
-              <w:right w:w="110" w:type="dxa"/>
-            </w:tcMar>
-            <w:vAlign w:val="center"/>
-          </w:tcPr>
-          <w:p>
-            <w:pPr>
-              <w:spacing w:after="20" w:line="252" w:lineRule="auto"/>
-            </w:pPr>
-            <w:r>
-              <w:rPr>
-                <w:sz w:val="18"/>
-                <w:szCs w:val="18"/>
-                <w:lang w:eastAsia="ko-KR"/>
-              </w:rPr>
-              <w:t xml:space="preserve">"OntoDSMS(Zhou 2023)는 … 연결한다". 표 → Class, 열 → 속성, 행 → 개체(원칙만), Class별 결과 예</w:t>
-            </w:r>
-          </w:p>
-        </w:tc>
-        <w:tc>
-          <w:tcPr>
-            <w:tcW w:w="4872" w:type="dxa"/>
-            <w:tcMar>
-              <w:top w:w="80" w:type="dxa"/>
-              <w:left w:w="110" w:type="dxa"/>
-              <w:bottom w:w="80" w:type="dxa"/>
-              <w:right w:w="110" w:type="dxa"/>
-            </w:tcMar>
-            <w:vAlign w:val="center"/>
-          </w:tcPr>
-          <w:p>
-            <w:pPr>
-              <w:spacing w:after="20" w:line="252" w:lineRule="auto"/>
-            </w:pPr>
-            <w:r>
-              <w:rPr>
-                <w:sz w:val="18"/>
-                <w:szCs w:val="18"/>
-                <w:lang w:eastAsia="ko-KR"/>
-              </w:rPr>
-              <w:t xml:space="preserve">논문 · 온톨로지(OntoDSMS) · 도구(D2RQ) 구분. 원리 4개, 승인 504행 하나를 따라가는 과정 5개, 결과물 CSV 3개</w:t>
+              <w:t xml:space="preserve">비정형 텍스트 추출</w:t>
+            </w:r>
+          </w:p>
+        </w:tc>
+        <w:tc>
+          <w:tcPr>
+            <w:tcW w:w="2500" w:type="dxa"/>
+            <w:tcMar>
+              <w:top w:w="80" w:type="dxa"/>
+              <w:left w:w="110" w:type="dxa"/>
+              <w:bottom w:w="80" w:type="dxa"/>
+              <w:right w:w="110" w:type="dxa"/>
+            </w:tcMar>
+            <w:vAlign w:val="center"/>
+          </w:tcPr>
+          <w:p>
+            <w:pPr>
+              <w:spacing w:after="20" w:line="252" w:lineRule="auto"/>
+            </w:pPr>
+            <w:r>
+              <w:rPr>
+                <w:sz w:val="18"/>
+                <w:szCs w:val="18"/>
+                <w:lang w:eastAsia="ko-KR"/>
+              </w:rPr>
+              <w:t xml:space="preserve">비고에서 운영행위, 별표3에서 운영기준을 뽑음</w:t>
+            </w:r>
+          </w:p>
+        </w:tc>
+        <w:tc>
+          <w:tcPr>
+            <w:tcW w:w="3300" w:type="dxa"/>
+            <w:tcMar>
+              <w:top w:w="80" w:type="dxa"/>
+              <w:left w:w="110" w:type="dxa"/>
+              <w:bottom w:w="80" w:type="dxa"/>
+              <w:right w:w="110" w:type="dxa"/>
+            </w:tcMar>
+            <w:vAlign w:val="center"/>
+          </w:tcPr>
+          <w:p>
+            <w:pPr>
+              <w:spacing w:after="20" w:line="252" w:lineRule="auto"/>
+            </w:pPr>
+            <w:r>
+              <w:rPr>
+                <w:sz w:val="18"/>
+                <w:szCs w:val="18"/>
+                <w:lang w:eastAsia="ko-KR"/>
+              </w:rPr>
+              <w:t xml:space="preserve">Huang 외(2026)의 규칙 기반 지식 추출</w:t>
+            </w:r>
+          </w:p>
+        </w:tc>
+        <w:tc>
+          <w:tcPr>
+            <w:tcW w:w="2872" w:type="dxa"/>
+            <w:shd w:val="clear" w:color="auto" w:fill="E3F1DC"/>
+            <w:tcMar>
+              <w:top w:w="80" w:type="dxa"/>
+              <w:left w:w="110" w:type="dxa"/>
+              <w:bottom w:w="80" w:type="dxa"/>
+              <w:right w:w="110" w:type="dxa"/>
+            </w:tcMar>
+            <w:vAlign w:val="center"/>
+          </w:tcPr>
+          <w:p>
+            <w:pPr>
+              <w:spacing w:after="20" w:line="252" w:lineRule="auto"/>
+              <w:jc w:val="center"/>
+            </w:pPr>
+            <w:r>
+              <w:rPr>
+                <w:b/>
+                <w:sz w:val="18"/>
+                <w:szCs w:val="18"/>
+                <w:lang w:eastAsia="ko-KR"/>
+              </w:rPr>
+              <w:t xml:space="preserve">구체화함 (4장)</w:t>
             </w:r>
           </w:p>
         </w:tc>
@@ -546,11 +614,10 @@
       <w:tr>
         <w:trPr>
           <w:cantSplit/>
-          <w:jc w:val="center"/>
         </w:trPr>
         <w:tc>
           <w:tcPr>
-            <w:tcW w:w="1500" w:type="dxa"/>
+            <w:tcW w:w="1300" w:type="dxa"/>
             <w:shd w:val="clear" w:color="auto" w:fill="EEF5FA"/>
             <w:tcMar>
               <w:top w:w="80" w:type="dxa"/>
@@ -573,57 +640,85 @@
                 <w:szCs w:val="18"/>
                 <w:lang w:eastAsia="ko-KR"/>
               </w:rPr>
-              <w:t xml:space="preserve">단계 4</w:t>
-            </w:r>
-          </w:p>
-        </w:tc>
-        <w:tc>
-          <w:tcPr>
-            <w:tcW w:w="3600" w:type="dxa"/>
-            <w:tcMar>
-              <w:top w:w="80" w:type="dxa"/>
-              <w:left w:w="110" w:type="dxa"/>
-              <w:bottom w:w="80" w:type="dxa"/>
-              <w:right w:w="110" w:type="dxa"/>
-            </w:tcMar>
-            <w:vAlign w:val="center"/>
-          </w:tcPr>
-          <w:p>
-            <w:pPr>
-              <w:spacing w:after="20" w:line="252" w:lineRule="auto"/>
-            </w:pPr>
-            <w:r>
-              <w:rPr>
-                <w:sz w:val="18"/>
-                <w:szCs w:val="18"/>
-                <w:lang w:eastAsia="ko-KR"/>
-              </w:rPr>
-              <w:t xml:space="preserve">근거: DDKG 3.2.2~3.2.3, GraphAide. 운영행위 시각은 총방류량 변화로 정함</w:t>
-            </w:r>
-          </w:p>
-        </w:tc>
-        <w:tc>
-          <w:tcPr>
-            <w:tcW w:w="4872" w:type="dxa"/>
-            <w:tcMar>
-              <w:top w:w="80" w:type="dxa"/>
-              <w:left w:w="110" w:type="dxa"/>
-              <w:bottom w:w="80" w:type="dxa"/>
-              <w:right w:w="110" w:type="dxa"/>
-            </w:tcMar>
-            <w:vAlign w:val="center"/>
-          </w:tcPr>
-          <w:p>
-            <w:pPr>
-              <w:spacing w:after="20" w:line="252" w:lineRule="auto"/>
-            </w:pPr>
-            <w:r>
-              <w:rPr>
-                <w:sz w:val="18"/>
-                <w:szCs w:val="18"/>
-                <w:lang w:eastAsia="ko-KR"/>
-              </w:rPr>
-              <w:t xml:space="preserve">Huang 외(2026)의 3.2.2절(규칙 기반 추출)만. 시각은 비고에 적힌 시각, 없으면 방류시작시간(측정값 보정 없앰). 실제 비고 5건의 처리</w:t>
+              <w:t xml:space="preserve">개체 해소·연결</w:t>
+            </w:r>
+          </w:p>
+        </w:tc>
+        <w:tc>
+          <w:tcPr>
+            <w:tcW w:w="2500" w:type="dxa"/>
+            <w:tcMar>
+              <w:top w:w="80" w:type="dxa"/>
+              <w:left w:w="110" w:type="dxa"/>
+              <w:bottom w:w="80" w:type="dxa"/>
+              <w:right w:w="110" w:type="dxa"/>
+            </w:tcMar>
+            <w:vAlign w:val="center"/>
+          </w:tcPr>
+          <w:p>
+            <w:pPr>
+              <w:spacing w:after="20" w:line="252" w:lineRule="auto"/>
+            </w:pPr>
+            <w:r>
+              <w:rPr>
+                <w:sz w:val="18"/>
+                <w:szCs w:val="18"/>
+                <w:lang w:eastAsia="ko-KR"/>
+              </w:rPr>
+              <w:t xml:space="preserve">서로 다른 자료의 Entity를 관계로 이음</w:t>
+            </w:r>
+          </w:p>
+        </w:tc>
+        <w:tc>
+          <w:tcPr>
+            <w:tcW w:w="3300" w:type="dxa"/>
+            <w:tcMar>
+              <w:top w:w="80" w:type="dxa"/>
+              <w:left w:w="110" w:type="dxa"/>
+              <w:bottom w:w="80" w:type="dxa"/>
+              <w:right w:w="110" w:type="dxa"/>
+            </w:tcMar>
+            <w:vAlign w:val="center"/>
+          </w:tcPr>
+          <w:p>
+            <w:pPr>
+              <w:spacing w:after="20" w:line="252" w:lineRule="auto"/>
+            </w:pPr>
+            <w:r>
+              <w:rPr>
+                <w:sz w:val="18"/>
+                <w:szCs w:val="18"/>
+                <w:lang w:eastAsia="ko-KR"/>
+              </w:rPr>
+              <w:t xml:space="preserve">Purohit 외(2024)의 개체 중의성 해소(GraphAide)</w:t>
+            </w:r>
+          </w:p>
+        </w:tc>
+        <w:tc>
+          <w:tcPr>
+            <w:tcW w:w="2872" w:type="dxa"/>
+            <w:shd w:val="clear" w:color="auto" w:fill="FDEBD3"/>
+            <w:tcMar>
+              <w:top w:w="80" w:type="dxa"/>
+              <w:left w:w="110" w:type="dxa"/>
+              <w:bottom w:w="80" w:type="dxa"/>
+              <w:right w:w="110" w:type="dxa"/>
+            </w:tcMar>
+            <w:vAlign w:val="center"/>
+          </w:tcPr>
+          <w:p>
+            <w:pPr>
+              <w:spacing w:after="20" w:line="252" w:lineRule="auto"/>
+              <w:jc w:val="center"/>
+            </w:pPr>
+            <w:r>
+              <w:rPr>
+                <w:b/>
+                <w:sz w:val="18"/>
+                <w:szCs w:val="18"/>
+                <w:lang w:eastAsia="ko-KR"/>
+              </w:rPr>
+              <w:t xml:space="preserve">수행함, 방법론 구체화는 다음 주</w:t>
             </w:r>
           </w:p>
         </w:tc>
@@ -631,11 +726,10 @@
       <w:tr>
         <w:trPr>
           <w:cantSplit/>
-          <w:jc w:val="center"/>
         </w:trPr>
         <w:tc>
           <w:tcPr>
-            <w:tcW w:w="1500" w:type="dxa"/>
+            <w:tcW w:w="1300" w:type="dxa"/>
             <w:shd w:val="clear" w:color="auto" w:fill="EEF5FA"/>
             <w:tcMar>
               <w:top w:w="80" w:type="dxa"/>
@@ -658,57 +752,85 @@
                 <w:szCs w:val="18"/>
                 <w:lang w:eastAsia="ko-KR"/>
               </w:rPr>
-              <w:t xml:space="preserve">결과</w:t>
-            </w:r>
-          </w:p>
-        </w:tc>
-        <w:tc>
-          <w:tcPr>
-            <w:tcW w:w="3600" w:type="dxa"/>
-            <w:tcMar>
-              <w:top w:w="80" w:type="dxa"/>
-              <w:left w:w="110" w:type="dxa"/>
-              <w:bottom w:w="80" w:type="dxa"/>
-              <w:right w:w="110" w:type="dxa"/>
-            </w:tcMar>
-            <w:vAlign w:val="center"/>
-          </w:tcPr>
-          <w:p>
-            <w:pPr>
-              <w:spacing w:after="20" w:line="252" w:lineRule="auto"/>
-            </w:pPr>
-            <w:r>
-              <w:rPr>
-                <w:sz w:val="18"/>
-                <w:szCs w:val="18"/>
-                <w:lang w:eastAsia="ko-KR"/>
-              </w:rPr>
-              <w:t xml:space="preserve">숫자 위주</w:t>
-            </w:r>
-          </w:p>
-        </w:tc>
-        <w:tc>
-          <w:tcPr>
-            <w:tcW w:w="4872" w:type="dxa"/>
-            <w:tcMar>
-              <w:top w:w="80" w:type="dxa"/>
-              <w:left w:w="110" w:type="dxa"/>
-              <w:bottom w:w="80" w:type="dxa"/>
-              <w:right w:w="110" w:type="dxa"/>
-            </w:tcMar>
-            <w:vAlign w:val="center"/>
-          </w:tcPr>
-          <w:p>
-            <w:pPr>
-              <w:spacing w:after="20" w:line="252" w:lineRule="auto"/>
-            </w:pPr>
-            <w:r>
-              <w:rPr>
-                <w:sz w:val="18"/>
-                <w:szCs w:val="18"/>
-                <w:lang w:eastAsia="ko-KR"/>
-              </w:rPr>
-              <w:t xml:space="preserve">단계별 결과 파일(CSV)과 그 안의 실제 줄</w:t>
+              <w:t xml:space="preserve">검증</w:t>
+            </w:r>
+          </w:p>
+        </w:tc>
+        <w:tc>
+          <w:tcPr>
+            <w:tcW w:w="2500" w:type="dxa"/>
+            <w:tcMar>
+              <w:top w:w="80" w:type="dxa"/>
+              <w:left w:w="110" w:type="dxa"/>
+              <w:bottom w:w="80" w:type="dxa"/>
+              <w:right w:w="110" w:type="dxa"/>
+            </w:tcMar>
+            <w:vAlign w:val="center"/>
+          </w:tcPr>
+          <w:p>
+            <w:pPr>
+              <w:spacing w:after="20" w:line="252" w:lineRule="auto"/>
+            </w:pPr>
+            <w:r>
+              <w:rPr>
+                <w:sz w:val="18"/>
+                <w:szCs w:val="18"/>
+                <w:lang w:eastAsia="ko-KR"/>
+              </w:rPr>
+              <w:t xml:space="preserve">만든 KG가 온톨로지 제약에 맞는지 확인</w:t>
+            </w:r>
+          </w:p>
+        </w:tc>
+        <w:tc>
+          <w:tcPr>
+            <w:tcW w:w="3300" w:type="dxa"/>
+            <w:tcMar>
+              <w:top w:w="80" w:type="dxa"/>
+              <w:left w:w="110" w:type="dxa"/>
+              <w:bottom w:w="80" w:type="dxa"/>
+              <w:right w:w="110" w:type="dxa"/>
+            </w:tcMar>
+            <w:vAlign w:val="center"/>
+          </w:tcPr>
+          <w:p>
+            <w:pPr>
+              <w:spacing w:after="20" w:line="252" w:lineRule="auto"/>
+            </w:pPr>
+            <w:r>
+              <w:rPr>
+                <w:sz w:val="18"/>
+                <w:szCs w:val="18"/>
+                <w:lang w:eastAsia="ko-KR"/>
+              </w:rPr>
+              <w:t xml:space="preserve">근거 문헌부터 다시 정함</w:t>
+            </w:r>
+          </w:p>
+        </w:tc>
+        <w:tc>
+          <w:tcPr>
+            <w:tcW w:w="2872" w:type="dxa"/>
+            <w:shd w:val="clear" w:color="auto" w:fill="FDEBD3"/>
+            <w:tcMar>
+              <w:top w:w="80" w:type="dxa"/>
+              <w:left w:w="110" w:type="dxa"/>
+              <w:bottom w:w="80" w:type="dxa"/>
+              <w:right w:w="110" w:type="dxa"/>
+            </w:tcMar>
+            <w:vAlign w:val="center"/>
+          </w:tcPr>
+          <w:p>
+            <w:pPr>
+              <w:spacing w:after="20" w:line="252" w:lineRule="auto"/>
+              <w:jc w:val="center"/>
+            </w:pPr>
+            <w:r>
+              <w:rPr>
+                <w:b/>
+                <w:sz w:val="18"/>
+                <w:szCs w:val="18"/>
+                <w:lang w:eastAsia="ko-KR"/>
+              </w:rPr>
+              <w:t xml:space="preserve">수행함, 방법론 재정립은 다음 주</w:t>
             </w:r>
           </w:p>
         </w:tc>
@@ -716,11 +838,10 @@
       <w:tr>
         <w:trPr>
           <w:cantSplit/>
-          <w:jc w:val="center"/>
         </w:trPr>
         <w:tc>
           <w:tcPr>
-            <w:tcW w:w="1500" w:type="dxa"/>
+            <w:tcW w:w="1300" w:type="dxa"/>
             <w:shd w:val="clear" w:color="auto" w:fill="EEF5FA"/>
             <w:tcMar>
               <w:top w:w="80" w:type="dxa"/>
@@ -743,57 +864,197 @@
                 <w:szCs w:val="18"/>
                 <w:lang w:eastAsia="ko-KR"/>
               </w:rPr>
-              <w:t xml:space="preserve">10/19 질문</w:t>
-            </w:r>
-          </w:p>
-        </w:tc>
-        <w:tc>
-          <w:tcPr>
-            <w:tcW w:w="3600" w:type="dxa"/>
-            <w:tcMar>
-              <w:top w:w="80" w:type="dxa"/>
-              <w:left w:w="110" w:type="dxa"/>
-              <w:bottom w:w="80" w:type="dxa"/>
-              <w:right w:w="110" w:type="dxa"/>
-            </w:tcMar>
-            <w:vAlign w:val="center"/>
-          </w:tcPr>
-          <w:p>
-            <w:pPr>
-              <w:spacing w:after="20" w:line="252" w:lineRule="auto"/>
-            </w:pPr>
-            <w:r>
-              <w:rPr>
-                <w:sz w:val="18"/>
-                <w:szCs w:val="18"/>
-                <w:lang w:eastAsia="ko-KR"/>
-              </w:rPr>
-              <w:t xml:space="preserve">—</w:t>
-            </w:r>
-          </w:p>
-        </w:tc>
-        <w:tc>
-          <w:tcPr>
-            <w:tcW w:w="4872" w:type="dxa"/>
-            <w:tcMar>
-              <w:top w:w="80" w:type="dxa"/>
-              <w:left w:w="110" w:type="dxa"/>
-              <w:bottom w:w="80" w:type="dxa"/>
-              <w:right w:w="110" w:type="dxa"/>
-            </w:tcMar>
-            <w:vAlign w:val="center"/>
-          </w:tcPr>
-          <w:p>
-            <w:pPr>
-              <w:spacing w:after="20" w:line="252" w:lineRule="auto"/>
-            </w:pPr>
-            <w:r>
-              <w:rPr>
-                <w:sz w:val="18"/>
-                <w:szCs w:val="18"/>
-                <w:lang w:eastAsia="ko-KR"/>
-              </w:rPr>
-              <w:t xml:space="preserve">DDKG가 무엇인가 → 부록 E.1 · 전처리 후 무엇이 남나 → 3.2 · 매핑이 어떻게 작동하나 → 4장 · 댐 기본 자료 → 4.3 · AP와 APR → 과정 4, 6장 · 연결이 실제로 되나 → 다음 주(단계 5)</w:t>
+              <w:t xml:space="preserve">저장</w:t>
+            </w:r>
+          </w:p>
+        </w:tc>
+        <w:tc>
+          <w:tcPr>
+            <w:tcW w:w="2500" w:type="dxa"/>
+            <w:tcMar>
+              <w:top w:w="80" w:type="dxa"/>
+              <w:left w:w="110" w:type="dxa"/>
+              <w:bottom w:w="80" w:type="dxa"/>
+              <w:right w:w="110" w:type="dxa"/>
+            </w:tcMar>
+            <w:vAlign w:val="center"/>
+          </w:tcPr>
+          <w:p>
+            <w:pPr>
+              <w:spacing w:after="20" w:line="252" w:lineRule="auto"/>
+            </w:pPr>
+            <w:r>
+              <w:rPr>
+                <w:sz w:val="18"/>
+                <w:szCs w:val="18"/>
+                <w:lang w:eastAsia="ko-KR"/>
+              </w:rPr>
+              <w:t xml:space="preserve">CSV를 Cypher로 바꿔 Neo4j에 넣음</w:t>
+            </w:r>
+          </w:p>
+        </w:tc>
+        <w:tc>
+          <w:tcPr>
+            <w:tcW w:w="3300" w:type="dxa"/>
+            <w:tcMar>
+              <w:top w:w="80" w:type="dxa"/>
+              <w:left w:w="110" w:type="dxa"/>
+              <w:bottom w:w="80" w:type="dxa"/>
+              <w:right w:w="110" w:type="dxa"/>
+            </w:tcMar>
+            <w:vAlign w:val="center"/>
+          </w:tcPr>
+          <w:p>
+            <w:pPr>
+              <w:spacing w:after="20" w:line="252" w:lineRule="auto"/>
+            </w:pPr>
+            <w:r>
+              <w:rPr>
+                <w:sz w:val="18"/>
+                <w:szCs w:val="18"/>
+                <w:lang w:eastAsia="ko-KR"/>
+              </w:rPr>
+              <w:t xml:space="preserve">Huang 외(2026)의 저장 방식</w:t>
+            </w:r>
+          </w:p>
+        </w:tc>
+        <w:tc>
+          <w:tcPr>
+            <w:tcW w:w="2872" w:type="dxa"/>
+            <w:shd w:val="clear" w:color="auto" w:fill="FDEBD3"/>
+            <w:tcMar>
+              <w:top w:w="80" w:type="dxa"/>
+              <w:left w:w="110" w:type="dxa"/>
+              <w:bottom w:w="80" w:type="dxa"/>
+              <w:right w:w="110" w:type="dxa"/>
+            </w:tcMar>
+            <w:vAlign w:val="center"/>
+          </w:tcPr>
+          <w:p>
+            <w:pPr>
+              <w:spacing w:after="20" w:line="252" w:lineRule="auto"/>
+              <w:jc w:val="center"/>
+            </w:pPr>
+            <w:r>
+              <w:rPr>
+                <w:b/>
+                <w:sz w:val="18"/>
+                <w:szCs w:val="18"/>
+                <w:lang w:eastAsia="ko-KR"/>
+              </w:rPr>
+              <w:t xml:space="preserve">수행함, 다음 주</w:t>
+            </w:r>
+          </w:p>
+        </w:tc>
+      </w:tr>
+      <w:tr>
+        <w:trPr>
+          <w:cantSplit/>
+        </w:trPr>
+        <w:tc>
+          <w:tcPr>
+            <w:tcW w:w="1300" w:type="dxa"/>
+            <w:shd w:val="clear" w:color="auto" w:fill="EEF5FA"/>
+            <w:tcMar>
+              <w:top w:w="80" w:type="dxa"/>
+              <w:left w:w="110" w:type="dxa"/>
+              <w:bottom w:w="80" w:type="dxa"/>
+              <w:right w:w="110" w:type="dxa"/>
+            </w:tcMar>
+            <w:vAlign w:val="center"/>
+          </w:tcPr>
+          <w:p>
+            <w:pPr>
+              <w:spacing w:after="20" w:line="252" w:lineRule="auto"/>
+              <w:jc w:val="center"/>
+            </w:pPr>
+            <w:r>
+              <w:rPr>
+                <w:b/>
+                <w:color w:val="1F4E79"/>
+                <w:sz w:val="18"/>
+                <w:szCs w:val="18"/>
+                <w:lang w:eastAsia="ko-KR"/>
+              </w:rPr>
+              <w:t xml:space="preserve">검색·답변</w:t>
+            </w:r>
+          </w:p>
+        </w:tc>
+        <w:tc>
+          <w:tcPr>
+            <w:tcW w:w="2500" w:type="dxa"/>
+            <w:tcMar>
+              <w:top w:w="80" w:type="dxa"/>
+              <w:left w:w="110" w:type="dxa"/>
+              <w:bottom w:w="80" w:type="dxa"/>
+              <w:right w:w="110" w:type="dxa"/>
+            </w:tcMar>
+            <w:vAlign w:val="center"/>
+          </w:tcPr>
+          <w:p>
+            <w:pPr>
+              <w:spacing w:after="20" w:line="252" w:lineRule="auto"/>
+            </w:pPr>
+            <w:r>
+              <w:rPr>
+                <w:sz w:val="18"/>
+                <w:szCs w:val="18"/>
+                <w:lang w:eastAsia="ko-KR"/>
+              </w:rPr>
+              <w:t xml:space="preserve">질문에 맞는 근거를 찾아 LLM이 답함</w:t>
+            </w:r>
+          </w:p>
+        </w:tc>
+        <w:tc>
+          <w:tcPr>
+            <w:tcW w:w="3300" w:type="dxa"/>
+            <w:tcMar>
+              <w:top w:w="80" w:type="dxa"/>
+              <w:left w:w="110" w:type="dxa"/>
+              <w:bottom w:w="80" w:type="dxa"/>
+              <w:right w:w="110" w:type="dxa"/>
+            </w:tcMar>
+            <w:vAlign w:val="center"/>
+          </w:tcPr>
+          <w:p>
+            <w:pPr>
+              <w:spacing w:after="20" w:line="252" w:lineRule="auto"/>
+            </w:pPr>
+            <w:r>
+              <w:rPr>
+                <w:sz w:val="18"/>
+                <w:szCs w:val="18"/>
+                <w:lang w:eastAsia="ko-KR"/>
+              </w:rPr>
+              <w:t xml:space="preserve">방법 자체를 다시 고민</w:t>
+            </w:r>
+          </w:p>
+        </w:tc>
+        <w:tc>
+          <w:tcPr>
+            <w:tcW w:w="2872" w:type="dxa"/>
+            <w:shd w:val="clear" w:color="auto" w:fill="FDEBD3"/>
+            <w:tcMar>
+              <w:top w:w="80" w:type="dxa"/>
+              <w:left w:w="110" w:type="dxa"/>
+              <w:bottom w:w="80" w:type="dxa"/>
+              <w:right w:w="110" w:type="dxa"/>
+            </w:tcMar>
+            <w:vAlign w:val="center"/>
+          </w:tcPr>
+          <w:p>
+            <w:pPr>
+              <w:spacing w:after="20" w:line="252" w:lineRule="auto"/>
+              <w:jc w:val="center"/>
+            </w:pPr>
+            <w:r>
+              <w:rPr>
+                <w:b/>
+                <w:sz w:val="18"/>
+                <w:szCs w:val="18"/>
+                <w:lang w:eastAsia="ko-KR"/>
+              </w:rPr>
+              <w:t xml:space="preserve">수행함, 다음 주</w:t>
             </w:r>
           </w:p>
         </w:tc>
@@ -806,55 +1067,6 @@
           <w:lang w:eastAsia="ko-KR"/>
         </w:rPr>
       </w:pPr>
-    </w:p>
-    <w:p>
-      <w:pPr>
-        <w:pStyle w:val="1"/>
-        <w:pageBreakBefore/>
-        <w:rPr>
-          <w:lang w:eastAsia="ko-KR"/>
-        </w:rPr>
-      </w:pPr>
-      <w:r>
-        <w:rPr>
-          <w:lang w:eastAsia="ko-KR"/>
-        </w:rPr>
-        <w:t xml:space="preserve">2. KG 구축 전체 흐름</w:t>
-      </w:r>
-    </w:p>
-    <w:p>
-      <w:pPr>
-        <w:pStyle w:val="a0"/>
-        <w:spacing w:after="60"/>
-        <w:rPr>
-          <w:lang w:eastAsia="ko-KR"/>
-        </w:rPr>
-      </w:pPr>
-      <w:r>
-        <w:rPr>
-          <w:sz w:val="20"/>
-          <w:szCs w:val="20"/>
-          <w:lang w:eastAsia="ko-KR"/>
-        </w:rPr>
-        <w:t xml:space="preserve">자료 5가지에서 출발해 네 단계를 거치면 KG의 Entity와 속성이 만들어진다. 각 단계의 결과물은 CSV 파일이며, 다음 단계의 입력이 된다.</w:t>
-      </w:r>
-    </w:p>
-    <w:p>
-      <w:pPr>
-        <w:pStyle w:val="a0"/>
-        <w:spacing w:after="60"/>
-        <w:rPr>
-          <w:lang w:eastAsia="ko-KR"/>
-        </w:rPr>
-      </w:pPr>
-      <w:r>
-        <w:rPr>
-          <w:sz w:val="20"/>
-          <w:szCs w:val="20"/>
-          <w:lang w:eastAsia="ko-KR"/>
-        </w:rPr>
-        <w:t xml:space="preserve">Entity를 서로 잇는 단계 5(개체 해소·연결)는 다음 주에 다룬다.</w:t>
-      </w:r>
     </w:p>
     <w:tbl>
       <w:tblPr>
@@ -953,20 +1165,6 @@
                 <w:szCs w:val="18"/>
                 <w:lang w:eastAsia="ko-KR"/>
               </w:rPr>
-              <w:t xml:space="preserve">단계 1·2</w:t>
-            </w:r>
-          </w:p>
-          <w:p>
-            <w:pPr>
-              <w:spacing w:after="20" w:line="252" w:lineRule="auto"/>
-              <w:jc w:val="center"/>
-            </w:pPr>
-            <w:r>
-              <w:rPr>
-                <w:sz w:val="18"/>
-                <w:szCs w:val="18"/>
-                <w:lang w:eastAsia="ko-KR"/>
-              </w:rPr>
               <w:t xml:space="preserve">자료 준비</w:t>
             </w:r>
           </w:p>
@@ -1020,20 +1218,6 @@
                 <w:szCs w:val="18"/>
                 <w:lang w:eastAsia="ko-KR"/>
               </w:rPr>
-              <w:t xml:space="preserve">단계 3</w:t>
-            </w:r>
-          </w:p>
-          <w:p>
-            <w:pPr>
-              <w:spacing w:after="20" w:line="252" w:lineRule="auto"/>
-              <w:jc w:val="center"/>
-            </w:pPr>
-            <w:r>
-              <w:rPr>
-                <w:sz w:val="18"/>
-                <w:szCs w:val="18"/>
-                <w:lang w:eastAsia="ko-KR"/>
-              </w:rPr>
               <w:t xml:space="preserve">구조화 자료 매핑</w:t>
             </w:r>
           </w:p>
@@ -1076,20 +1260,6 @@
             </w:tcMar>
             <w:vAlign w:val="center"/>
           </w:tcPr>
-          <w:p>
-            <w:pPr>
-              <w:spacing w:after="20" w:line="252" w:lineRule="auto"/>
-              <w:jc w:val="center"/>
-            </w:pPr>
-            <w:r>
-              <w:rPr>
-                <w:sz w:val="18"/>
-                <w:szCs w:val="18"/>
-                <w:lang w:eastAsia="ko-KR"/>
-              </w:rPr>
-              <w:t xml:space="preserve">단계 4</w:t>
-            </w:r>
-          </w:p>
           <w:p>
             <w:pPr>
               <w:spacing w:after="20" w:line="252" w:lineRule="auto"/>
@@ -1184,548 +1354,22 @@
     </w:p>
     <w:p>
       <w:pPr>
-        <w:keepNext/>
-        <w:spacing w:before="240"/>
+        <w:pStyle w:val="1"/>
+        <w:pageBreakBefore/>
         <w:rPr>
           <w:lang w:eastAsia="ko-KR"/>
         </w:rPr>
       </w:pPr>
       <w:r>
         <w:rPr>
-          <w:b/>
-          <w:color w:val="1F4E79"/>
-          <w:sz w:val="25"/>
-          <w:szCs w:val="25"/>
-          <w:lang w:eastAsia="ko-KR"/>
-        </w:rPr>
-        <w:t xml:space="preserve">표 2. 단계별 입력, 결과물, 따른 원리</w:t>
-      </w:r>
-    </w:p>
-    <w:tbl>
-      <w:tblPr>
-        <w:tblW w:w="9972" w:type="dxa"/>
-        <w:jc w:val="center"/>
-        <w:tblBorders>
-          <w:top w:val="single" w:sz="5" w:space="0" w:color="A6A6A6"/>
-          <w:left w:val="single" w:sz="5" w:space="0" w:color="A6A6A6"/>
-          <w:bottom w:val="single" w:sz="5" w:space="0" w:color="A6A6A6"/>
-          <w:right w:val="single" w:sz="5" w:space="0" w:color="A6A6A6"/>
-          <w:insideH w:val="single" w:sz="5" w:space="0" w:color="A6A6A6"/>
-          <w:insideV w:val="single" w:sz="5" w:space="0" w:color="A6A6A6"/>
-        </w:tblBorders>
-        <w:tblLayout w:type="fixed"/>
-        <w:tblLook w:val="04A0" w:firstRow="1" w:lastRow="0" w:firstColumn="1" w:lastColumn="0" w:noHBand="0" w:noVBand="1"/>
-      </w:tblPr>
-      <w:tblGrid>
-        <w:gridCol w:w="1900"/>
-        <w:gridCol w:w="2600"/>
-        <w:gridCol w:w="3172"/>
-        <w:gridCol w:w="2300"/>
-      </w:tblGrid>
-      <w:tr>
-        <w:trPr>
-          <w:cantSplit/>
-          <w:tblHeader/>
-          <w:jc w:val="center"/>
-        </w:trPr>
-        <w:tc>
-          <w:tcPr>
-            <w:tcW w:w="1900" w:type="dxa"/>
-            <w:shd w:val="clear" w:color="auto" w:fill="D9EAF7"/>
-            <w:tcMar>
-              <w:top w:w="80" w:type="dxa"/>
-              <w:left w:w="110" w:type="dxa"/>
-              <w:bottom w:w="80" w:type="dxa"/>
-              <w:right w:w="110" w:type="dxa"/>
-            </w:tcMar>
-            <w:vAlign w:val="center"/>
-          </w:tcPr>
-          <w:p>
-            <w:pPr>
-              <w:spacing w:after="20" w:line="252" w:lineRule="auto"/>
-              <w:jc w:val="center"/>
-            </w:pPr>
-            <w:r>
-              <w:rPr>
-                <w:b/>
-                <w:sz w:val="18"/>
-                <w:szCs w:val="18"/>
-                <w:lang w:eastAsia="ko-KR"/>
-              </w:rPr>
-              <w:t xml:space="preserve">단계</w:t>
-            </w:r>
-          </w:p>
-        </w:tc>
-        <w:tc>
-          <w:tcPr>
-            <w:tcW w:w="2600" w:type="dxa"/>
-            <w:shd w:val="clear" w:color="auto" w:fill="D9EAF7"/>
-            <w:tcMar>
-              <w:top w:w="80" w:type="dxa"/>
-              <w:left w:w="110" w:type="dxa"/>
-              <w:bottom w:w="80" w:type="dxa"/>
-              <w:right w:w="110" w:type="dxa"/>
-            </w:tcMar>
-            <w:vAlign w:val="center"/>
-          </w:tcPr>
-          <w:p>
-            <w:pPr>
-              <w:spacing w:after="20" w:line="252" w:lineRule="auto"/>
-              <w:jc w:val="center"/>
-            </w:pPr>
-            <w:r>
-              <w:rPr>
-                <w:b/>
-                <w:sz w:val="18"/>
-                <w:szCs w:val="18"/>
-                <w:lang w:eastAsia="ko-KR"/>
-              </w:rPr>
-              <w:t xml:space="preserve">입력</w:t>
-            </w:r>
-          </w:p>
-        </w:tc>
-        <w:tc>
-          <w:tcPr>
-            <w:tcW w:w="3172" w:type="dxa"/>
-            <w:shd w:val="clear" w:color="auto" w:fill="D9EAF7"/>
-            <w:tcMar>
-              <w:top w:w="80" w:type="dxa"/>
-              <w:left w:w="110" w:type="dxa"/>
-              <w:bottom w:w="80" w:type="dxa"/>
-              <w:right w:w="110" w:type="dxa"/>
-            </w:tcMar>
-            <w:vAlign w:val="center"/>
-          </w:tcPr>
-          <w:p>
-            <w:pPr>
-              <w:spacing w:after="20" w:line="252" w:lineRule="auto"/>
-              <w:jc w:val="center"/>
-            </w:pPr>
-            <w:r>
-              <w:rPr>
-                <w:b/>
-                <w:sz w:val="18"/>
-                <w:szCs w:val="18"/>
-                <w:lang w:eastAsia="ko-KR"/>
-              </w:rPr>
-              <w:t xml:space="preserve">결과물</w:t>
-            </w:r>
-          </w:p>
-        </w:tc>
-        <w:tc>
-          <w:tcPr>
-            <w:tcW w:w="2300" w:type="dxa"/>
-            <w:shd w:val="clear" w:color="auto" w:fill="D9EAF7"/>
-            <w:tcMar>
-              <w:top w:w="80" w:type="dxa"/>
-              <w:left w:w="110" w:type="dxa"/>
-              <w:bottom w:w="80" w:type="dxa"/>
-              <w:right w:w="110" w:type="dxa"/>
-            </w:tcMar>
-            <w:vAlign w:val="center"/>
-          </w:tcPr>
-          <w:p>
-            <w:pPr>
-              <w:spacing w:after="20" w:line="252" w:lineRule="auto"/>
-              <w:jc w:val="center"/>
-            </w:pPr>
-            <w:r>
-              <w:rPr>
-                <w:b/>
-                <w:sz w:val="18"/>
-                <w:szCs w:val="18"/>
-                <w:lang w:eastAsia="ko-KR"/>
-              </w:rPr>
-              <w:t xml:space="preserve">따른 원리</w:t>
-            </w:r>
-          </w:p>
-        </w:tc>
-      </w:tr>
-      <w:tr>
-        <w:trPr>
-          <w:cantSplit/>
-          <w:jc w:val="center"/>
-        </w:trPr>
-        <w:tc>
-          <w:tcPr>
-            <w:tcW w:w="1900" w:type="dxa"/>
-            <w:shd w:val="clear" w:color="auto" w:fill="EEF5FA"/>
-            <w:tcMar>
-              <w:top w:w="80" w:type="dxa"/>
-              <w:left w:w="110" w:type="dxa"/>
-              <w:bottom w:w="80" w:type="dxa"/>
-              <w:right w:w="110" w:type="dxa"/>
-            </w:tcMar>
-            <w:vAlign w:val="center"/>
-          </w:tcPr>
-          <w:p>
-            <w:pPr>
-              <w:spacing w:after="20" w:line="252" w:lineRule="auto"/>
-              <w:jc w:val="center"/>
-            </w:pPr>
-            <w:r>
-              <w:rPr>
-                <w:b/>
-                <w:color w:val="1F4E79"/>
-                <w:sz w:val="18"/>
-                <w:szCs w:val="18"/>
-                <w:lang w:eastAsia="ko-KR"/>
-              </w:rPr>
-              <w:t xml:space="preserve">1·2 자료 준비</w:t>
-            </w:r>
-          </w:p>
-        </w:tc>
-        <w:tc>
-          <w:tcPr>
-            <w:tcW w:w="2600" w:type="dxa"/>
-            <w:tcMar>
-              <w:top w:w="80" w:type="dxa"/>
-              <w:left w:w="110" w:type="dxa"/>
-              <w:bottom w:w="80" w:type="dxa"/>
-              <w:right w:w="110" w:type="dxa"/>
-            </w:tcMar>
-            <w:vAlign w:val="center"/>
-          </w:tcPr>
-          <w:p>
-            <w:pPr>
-              <w:spacing w:after="20" w:line="252" w:lineRule="auto"/>
-            </w:pPr>
-            <w:r>
-              <w:rPr>
-                <w:sz w:val="18"/>
-                <w:szCs w:val="18"/>
-                <w:lang w:eastAsia="ko-KR"/>
-              </w:rPr>
-              <w:t xml:space="preserve">승인 기록 CSV, K-water 일자료·시간자료, 규정 XML</w:t>
-            </w:r>
-          </w:p>
-        </w:tc>
-        <w:tc>
-          <w:tcPr>
-            <w:tcW w:w="3172" w:type="dxa"/>
-            <w:tcMar>
-              <w:top w:w="80" w:type="dxa"/>
-              <w:left w:w="110" w:type="dxa"/>
-              <w:bottom w:w="80" w:type="dxa"/>
-              <w:right w:w="110" w:type="dxa"/>
-            </w:tcMar>
-            <w:vAlign w:val="center"/>
-          </w:tcPr>
-          <w:p>
-            <w:pPr>
-              <w:spacing w:after="20" w:line="252" w:lineRule="auto"/>
-            </w:pPr>
-            <w:r>
-              <w:rPr>
-                <w:sz w:val="18"/>
-                <w:szCs w:val="18"/>
-                <w:lang w:eastAsia="ko-KR"/>
-              </w:rPr>
-              <w:t xml:space="preserve">자료 → Class 대응, 정리된 승인 80행, 측정 저장소, 별표3 원문</w:t>
-            </w:r>
-          </w:p>
-        </w:tc>
-        <w:tc>
-          <w:tcPr>
-            <w:tcW w:w="2300" w:type="dxa"/>
-            <w:tcMar>
-              <w:top w:w="80" w:type="dxa"/>
-              <w:left w:w="110" w:type="dxa"/>
-              <w:bottom w:w="80" w:type="dxa"/>
-              <w:right w:w="110" w:type="dxa"/>
-            </w:tcMar>
-            <w:vAlign w:val="center"/>
-          </w:tcPr>
-          <w:p>
-            <w:pPr>
-              <w:spacing w:after="20" w:line="252" w:lineRule="auto"/>
-            </w:pPr>
-            <w:r>
-              <w:rPr>
-                <w:sz w:val="18"/>
-                <w:szCs w:val="18"/>
-                <w:lang w:eastAsia="ko-KR"/>
-              </w:rPr>
-              <w:t xml:space="preserve">소스 구분: Huang 외(2026)의 지식 출처 구분</w:t>
-            </w:r>
-          </w:p>
-          <w:p>
-            <w:pPr>
-              <w:spacing w:after="20" w:line="252" w:lineRule="auto"/>
-            </w:pPr>
-            <w:r>
-              <w:rPr>
-                <w:sz w:val="18"/>
-                <w:szCs w:val="18"/>
-                <w:lang w:eastAsia="ko-KR"/>
-              </w:rPr>
-              <w:t xml:space="preserve">전처리: 문헌 근거 없음</w:t>
-            </w:r>
-          </w:p>
-        </w:tc>
-      </w:tr>
-      <w:tr>
-        <w:trPr>
-          <w:cantSplit/>
-          <w:jc w:val="center"/>
-        </w:trPr>
-        <w:tc>
-          <w:tcPr>
-            <w:tcW w:w="1900" w:type="dxa"/>
-            <w:shd w:val="clear" w:color="auto" w:fill="EEF5FA"/>
-            <w:tcMar>
-              <w:top w:w="80" w:type="dxa"/>
-              <w:left w:w="110" w:type="dxa"/>
-              <w:bottom w:w="80" w:type="dxa"/>
-              <w:right w:w="110" w:type="dxa"/>
-            </w:tcMar>
-            <w:vAlign w:val="center"/>
-          </w:tcPr>
-          <w:p>
-            <w:pPr>
-              <w:spacing w:after="20" w:line="252" w:lineRule="auto"/>
-              <w:jc w:val="center"/>
-            </w:pPr>
-            <w:r>
-              <w:rPr>
-                <w:b/>
-                <w:color w:val="1F4E79"/>
-                <w:sz w:val="18"/>
-                <w:szCs w:val="18"/>
-                <w:lang w:eastAsia="ko-KR"/>
-              </w:rPr>
-              <w:t xml:space="preserve">3 구조화 자료 매핑</w:t>
-            </w:r>
-          </w:p>
-        </w:tc>
-        <w:tc>
-          <w:tcPr>
-            <w:tcW w:w="2600" w:type="dxa"/>
-            <w:tcMar>
-              <w:top w:w="80" w:type="dxa"/>
-              <w:left w:w="110" w:type="dxa"/>
-              <w:bottom w:w="80" w:type="dxa"/>
-              <w:right w:w="110" w:type="dxa"/>
-            </w:tcMar>
-            <w:vAlign w:val="center"/>
-          </w:tcPr>
-          <w:p>
-            <w:pPr>
-              <w:spacing w:after="20" w:line="252" w:lineRule="auto"/>
-            </w:pPr>
-            <w:r>
-              <w:rPr>
-                <w:sz w:val="18"/>
-                <w:szCs w:val="18"/>
-                <w:lang w:eastAsia="ko-KR"/>
-              </w:rPr>
-              <w:t xml:space="preserve">승인 80행, K-water 일자료·시간자료</w:t>
-            </w:r>
-          </w:p>
-        </w:tc>
-        <w:tc>
-          <w:tcPr>
-            <w:tcW w:w="3172" w:type="dxa"/>
-            <w:tcMar>
-              <w:top w:w="80" w:type="dxa"/>
-              <w:left w:w="110" w:type="dxa"/>
-              <w:bottom w:w="80" w:type="dxa"/>
-              <w:right w:w="110" w:type="dxa"/>
-            </w:tcMar>
-            <w:vAlign w:val="center"/>
-          </w:tcPr>
-          <w:p>
-            <w:pPr>
-              <w:spacing w:after="20" w:line="252" w:lineRule="auto"/>
-            </w:pPr>
-            <w:r>
-              <w:rPr>
-                <w:sz w:val="18"/>
-                <w:szCs w:val="18"/>
-                <w:lang w:eastAsia="ko-KR"/>
-              </w:rPr>
-              <w:t xml:space="preserve">Approval 80, EvidenceSource 84, Dam 4, HMS 24와 속성</w:t>
-            </w:r>
-          </w:p>
-        </w:tc>
-        <w:tc>
-          <w:tcPr>
-            <w:tcW w:w="2300" w:type="dxa"/>
-            <w:tcMar>
-              <w:top w:w="80" w:type="dxa"/>
-              <w:left w:w="110" w:type="dxa"/>
-              <w:bottom w:w="80" w:type="dxa"/>
-              <w:right w:w="110" w:type="dxa"/>
-            </w:tcMar>
-            <w:vAlign w:val="center"/>
-          </w:tcPr>
-          <w:p>
-            <w:pPr>
-              <w:spacing w:after="20" w:line="252" w:lineRule="auto"/>
-            </w:pPr>
-            <w:r>
-              <w:rPr>
-                <w:sz w:val="18"/>
-                <w:szCs w:val="18"/>
-                <w:lang w:eastAsia="ko-KR"/>
-              </w:rPr>
-              <w:t xml:space="preserve">D2RQ의 매핑 원리</w:t>
-            </w:r>
-          </w:p>
-          <w:p>
-            <w:pPr>
-              <w:spacing w:after="20" w:line="252" w:lineRule="auto"/>
-            </w:pPr>
-            <w:r>
-              <w:rPr>
-                <w:sz w:val="18"/>
-                <w:szCs w:val="18"/>
-                <w:lang w:eastAsia="ko-KR"/>
-              </w:rPr>
-              <w:t xml:space="preserve">(Zhou 외 2023이 사용)</w:t>
-            </w:r>
-          </w:p>
-        </w:tc>
-      </w:tr>
-      <w:tr>
-        <w:trPr>
-          <w:cantSplit/>
-          <w:jc w:val="center"/>
-        </w:trPr>
-        <w:tc>
-          <w:tcPr>
-            <w:tcW w:w="1900" w:type="dxa"/>
-            <w:shd w:val="clear" w:color="auto" w:fill="EEF5FA"/>
-            <w:tcMar>
-              <w:top w:w="80" w:type="dxa"/>
-              <w:left w:w="110" w:type="dxa"/>
-              <w:bottom w:w="80" w:type="dxa"/>
-              <w:right w:w="110" w:type="dxa"/>
-            </w:tcMar>
-            <w:vAlign w:val="center"/>
-          </w:tcPr>
-          <w:p>
-            <w:pPr>
-              <w:spacing w:after="20" w:line="252" w:lineRule="auto"/>
-              <w:jc w:val="center"/>
-            </w:pPr>
-            <w:r>
-              <w:rPr>
-                <w:b/>
-                <w:color w:val="1F4E79"/>
-                <w:sz w:val="18"/>
-                <w:szCs w:val="18"/>
-                <w:lang w:eastAsia="ko-KR"/>
-              </w:rPr>
-              <w:t xml:space="preserve">4 비정형 텍스트 추출</w:t>
-            </w:r>
-          </w:p>
-        </w:tc>
-        <w:tc>
-          <w:tcPr>
-            <w:tcW w:w="2600" w:type="dxa"/>
-            <w:tcMar>
-              <w:top w:w="80" w:type="dxa"/>
-              <w:left w:w="110" w:type="dxa"/>
-              <w:bottom w:w="80" w:type="dxa"/>
-              <w:right w:w="110" w:type="dxa"/>
-            </w:tcMar>
-            <w:vAlign w:val="center"/>
-          </w:tcPr>
-          <w:p>
-            <w:pPr>
-              <w:spacing w:after="20" w:line="252" w:lineRule="auto"/>
-            </w:pPr>
-            <w:r>
-              <w:rPr>
-                <w:sz w:val="18"/>
-                <w:szCs w:val="18"/>
-                <w:lang w:eastAsia="ko-KR"/>
-              </w:rPr>
-              <w:t xml:space="preserve">승인의 비고, 별표3 원문</w:t>
-            </w:r>
-          </w:p>
-        </w:tc>
-        <w:tc>
-          <w:tcPr>
-            <w:tcW w:w="3172" w:type="dxa"/>
-            <w:tcMar>
-              <w:top w:w="80" w:type="dxa"/>
-              <w:left w:w="110" w:type="dxa"/>
-              <w:bottom w:w="80" w:type="dxa"/>
-              <w:right w:w="110" w:type="dxa"/>
-            </w:tcMar>
-            <w:vAlign w:val="center"/>
-          </w:tcPr>
-          <w:p>
-            <w:pPr>
-              <w:spacing w:after="20" w:line="252" w:lineRule="auto"/>
-            </w:pPr>
-            <w:r>
-              <w:rPr>
-                <w:sz w:val="18"/>
-                <w:szCs w:val="18"/>
-                <w:lang w:eastAsia="ko-KR"/>
-              </w:rPr>
-              <w:t xml:space="preserve">Operation 68, Criterion 3과 속성</w:t>
-            </w:r>
-          </w:p>
-        </w:tc>
-        <w:tc>
-          <w:tcPr>
-            <w:tcW w:w="2300" w:type="dxa"/>
-            <w:tcMar>
-              <w:top w:w="80" w:type="dxa"/>
-              <w:left w:w="110" w:type="dxa"/>
-              <w:bottom w:w="80" w:type="dxa"/>
-              <w:right w:w="110" w:type="dxa"/>
-            </w:tcMar>
-            <w:vAlign w:val="center"/>
-          </w:tcPr>
-          <w:p>
-            <w:pPr>
-              <w:spacing w:after="20" w:line="252" w:lineRule="auto"/>
-            </w:pPr>
-            <w:r>
-              <w:rPr>
-                <w:sz w:val="18"/>
-                <w:szCs w:val="18"/>
-                <w:lang w:eastAsia="ko-KR"/>
-              </w:rPr>
-              <w:t xml:space="preserve">Huang 외(2026)의 규칙 기반 추출</w:t>
-            </w:r>
-          </w:p>
-        </w:tc>
-      </w:tr>
-    </w:tbl>
-    <w:p>
-      <w:pPr>
-        <w:spacing w:after="60"/>
-        <w:rPr>
-          <w:lang w:eastAsia="ko-KR"/>
-        </w:rPr>
-      </w:pPr>
-    </w:p>
-    <w:p>
-      <w:pPr>
-        <w:spacing w:before="60" w:after="120"/>
-        <w:rPr>
-          <w:lang w:eastAsia="ko-KR"/>
-        </w:rPr>
-      </w:pPr>
-      <w:r>
-        <w:rPr>
-          <w:sz w:val="20"/>
-          <w:szCs w:val="20"/>
-          <w:lang w:eastAsia="ko-KR"/>
-        </w:rPr>
-        <w:t xml:space="preserve">각 원리의 자세한 설명은 부록 E에 있다.</w:t>
+          <w:lang w:eastAsia="ko-KR"/>
+        </w:rPr>
+        <w:t xml:space="preserve">2. 자료 준비: 소스 구분과 전처리</w:t>
       </w:r>
     </w:p>
     <w:p>
       <w:pPr>
-        <w:pStyle w:val="1"/>
-        <w:pageBreakBefore/>
+        <w:pStyle w:val="21"/>
         <w:rPr>
           <w:lang w:eastAsia="ko-KR"/>
         </w:rPr>
@@ -1734,21 +1378,7 @@
         <w:rPr>
           <w:lang w:eastAsia="ko-KR"/>
         </w:rPr>
-        <w:t xml:space="preserve">3. 자료 준비 (단계 1 소스 구분 · 단계 2 전처리)</w:t>
-      </w:r>
-    </w:p>
-    <w:p>
-      <w:pPr>
-        <w:pStyle w:val="21"/>
-        <w:rPr>
-          <w:lang w:eastAsia="ko-KR"/>
-        </w:rPr>
-      </w:pPr>
-      <w:r>
-        <w:rPr>
-          <w:lang w:eastAsia="ko-KR"/>
-        </w:rPr>
-        <w:t xml:space="preserve">3.1 소스 구분: 자료마다 처리 방법과 채우는 Class를 정한다</w:t>
+        <w:t xml:space="preserve">2.1 소스 구분: 자료마다 처리 방법과 채우는 Class를 정한다</w:t>
       </w:r>
     </w:p>
     <w:p>
@@ -1782,7 +1412,7 @@
           <w:szCs w:val="20"/>
           <w:lang w:eastAsia="ko-KR"/>
         </w:rPr>
-        <w:t xml:space="preserve">우리 자료 5가지도 같은 원리로 나누었다(그림 1). 승인 기록 CSV와 K-water 일자료·시간자료는 열이 정해진 정형 표라서 열 값을 그대로 옮긴다(단계 3).</w:t>
+        <w:t xml:space="preserve">우리 자료 5가지도 같은 원리로 나누었다(그림 1). 승인 기록 CSV와 K-water 일자료·시간자료는 열이 정해진 정형 표라서 열 값을 그대로 옮긴다(3장 구조화 자료 매핑).</w:t>
       </w:r>
     </w:p>
     <w:p>
@@ -1799,7 +1429,7 @@
           <w:szCs w:val="20"/>
           <w:lang w:eastAsia="ko-KR"/>
         </w:rPr>
-        <w:t xml:space="preserve">승인 기록의 비고 열은 표 안에 있지만 "(실제방류는 20시부터)" 같은 문장이고, 규정 별표3은 선 문자(│, ─)로 그린 글자라서 칸을 그대로 읽을 수 없다. 둘 다 글자를 읽어 값을 뽑아야 하므로 비정형으로 나누었다(단계 4).</w:t>
+        <w:t xml:space="preserve">승인 기록의 비고 열은 표 안에 있지만 "(실제방류는 20시부터)" 같은 문장이고, 규정 별표3은 선 문자(│, ─)로 그린 글자라서 칸을 그대로 읽을 수 없다. 둘 다 글자를 읽어 값을 뽑아야 하므로 비정형으로 나누었다(4장 비정형 텍스트 추출).</w:t>
       </w:r>
     </w:p>
     <w:p>
@@ -1816,7 +1446,7 @@
           <w:szCs w:val="20"/>
           <w:lang w:eastAsia="ko-KR"/>
         </w:rPr>
-        <w:t xml:space="preserve">그래서 비고 열은 두 번 쓰인다. 단계 3에서는 승인 표의 한 칸으로서 원문을 그대로 옮기고, 단계 4에서는 그 문장을 읽어 운영행위(Operation)를 뽑는다.</w:t>
+        <w:t xml:space="preserve">그래서 비고 열은 두 번 쓰인다. 구조화 자료 매핑에서는 승인 표의 한 칸으로서 원문을 그대로 옮기고, 비정형 텍스트 추출에서는 그 문장을 읽어 운영행위(Operation)를 뽑는다.</w:t>
       </w:r>
     </w:p>
     <w:p>
@@ -1891,7 +1521,7 @@
         <w:rPr>
           <w:lang w:eastAsia="ko-KR"/>
         </w:rPr>
-        <w:t xml:space="preserve">3.2 전처리: 원본은 그대로 두고, 쓸 수 있는 형태로 정리한다</w:t>
+        <w:t xml:space="preserve">2.2 전처리: 원본은 그대로 두고, 쓸 수 있는 형태로 정리한다</w:t>
       </w:r>
     </w:p>
     <w:p>
@@ -1961,7 +1591,7 @@
           <w:szCs w:val="20"/>
           <w:lang w:eastAsia="ko-KR"/>
         </w:rPr>
-        <w:t xml:space="preserve">원본은 한강수계 16개 시설의 승인 3,929행이다. 행마다 원본 행 번호와 출처 열(기관, 파일명 등)을 붙인다. 원본 행 번호는 단계 3에서 Entity의 출처가 원본의 어느 행인지 가리키는 데 쓰인다.</w:t>
+        <w:t xml:space="preserve">원본은 한강수계 16개 시설의 승인 3,929행이다. 행마다 원본 행 번호와 출처 열(기관, 파일명 등)을 붙인다. 원본 행 번호는 구조화 자료 매핑에서 Entity의 출처가 원본의 어느 행인지 가리키는 데 쓰인다.</w:t>
       </w:r>
     </w:p>
     <w:p>
@@ -1995,7 +1625,7 @@
           <w:szCs w:val="20"/>
           <w:lang w:eastAsia="ko-KR"/>
         </w:rPr>
-        <w:t xml:space="preserve">괴산댐, 팔당댐처럼 대상 4개 댐(충주, 소양강, 횡성, 광동)이 아닌 행은 쓰지 않는다. 남은 80행이 단계 3의 입력이다.</w:t>
+        <w:t xml:space="preserve">괴산댐, 팔당댐처럼 대상 4개 댐(충주, 소양강, 횡성, 광동)이 아닌 행은 쓰지 않는다. 남은 80행이 구조화 자료 매핑의 입력이다.</w:t>
       </w:r>
     </w:p>
     <w:p>
@@ -2257,7 +1887,7 @@
           <w:szCs w:val="20"/>
           <w:lang w:eastAsia="ko-KR"/>
         </w:rPr>
-        <w:t xml:space="preserve">원문의 문자로 그린 표에서 댐별 값을 읽는 일은 단계 4에서 한다.</w:t>
+        <w:t xml:space="preserve">원문의 문자로 그린 표에서 댐별 값을 읽는 일은 비정형 텍스트 추출(4.3)에서 한다.</w:t>
       </w:r>
     </w:p>
     <w:p>
@@ -2333,7 +1963,7 @@
         <w:rPr>
           <w:lang w:eastAsia="ko-KR"/>
         </w:rPr>
-        <w:t xml:space="preserve">4. 단계 3. 구조화 자료 매핑</w:t>
+        <w:t xml:space="preserve">3. 구조화 자료 매핑</w:t>
       </w:r>
     </w:p>
     <w:p>
@@ -2347,7 +1977,7 @@
         <w:rPr>
           <w:lang w:eastAsia="ko-KR"/>
         </w:rPr>
-        <w:t xml:space="preserve">4.1 따른 원리: D2RQ의 매핑 원리</w:t>
+        <w:t xml:space="preserve">3.1 따른 원리: D2RQ의 매핑 원리</w:t>
       </w:r>
     </w:p>
     <w:p>
@@ -2463,7 +2093,7 @@
         <w:rPr>
           <w:lang w:eastAsia="ko-KR"/>
         </w:rPr>
-        <w:t xml:space="preserve">4.2 승인 표 한 행이 Entity가 되는 과정</w:t>
+        <w:t xml:space="preserve">3.2 승인 표 한 행이 Entity가 되는 과정</w:t>
       </w:r>
     </w:p>
     <w:p>
@@ -2516,7 +2146,7 @@
           <w:szCs w:val="20"/>
           <w:lang w:eastAsia="ko-KR"/>
         </w:rPr>
-        <w:t xml:space="preserve">변환하기 전에 열마다 어떤 역할을 할지 사람이 먼저 정했다. 표 3의 머리 색이 역할이다.</w:t>
+        <w:t xml:space="preserve">변환하기 전에 열마다 어떤 역할을 할지 사람이 먼저 정했다. 표 2의 머리 색이 역할이다.</w:t>
       </w:r>
     </w:p>
     <w:p>
@@ -2535,7 +2165,7 @@
           <w:szCs w:val="25"/>
           <w:lang w:eastAsia="ko-KR"/>
         </w:rPr>
-        <w:t xml:space="preserve">표 3. 승인 표(일부)와 열의 역할</w:t>
+        <w:t xml:space="preserve">표 2. 승인 표(일부)와 열의 역할</w:t>
       </w:r>
     </w:p>
     <w:tbl>
@@ -3564,7 +3194,7 @@
           <w:szCs w:val="20"/>
           <w:lang w:eastAsia="ko-KR"/>
         </w:rPr>
-        <w:t xml:space="preserve">관측소코드: 자료 준비 때 승인 파일의 관측소코드와 K-water의 댐 코드(DAM_CD)를 대조했고, 4개 댐 모두 같은 코드였다(1003110 충주 ↔ 1003110 충주댐 등). 댐 자체의 정보는 댐 자료에서 만들므로(4.3) 승인 Entity의 속성으로 옮기지 않는다.</w:t>
+        <w:t xml:space="preserve">관측소코드: 자료 준비 때 승인 파일의 관측소코드와 K-water의 댐 코드(DAM_CD)를 대조했고, 4개 댐 모두 같은 코드였다(1003110 충주 ↔ 1003110 충주댐 등). 댐 자체의 정보는 댐 자료에서 만들므로(3.3) 승인 Entity의 속성으로 옮기지 않는다.</w:t>
       </w:r>
     </w:p>
     <w:p>
@@ -4149,7 +3779,7 @@
           <w:szCs w:val="20"/>
           <w:lang w:eastAsia="ko-KR"/>
         </w:rPr>
-        <w:t xml:space="preserve">세 열을 합친 이유: 주어진 온톨로지에 Approval의 내용 속성이 approvalContent 하나뿐이었다(6장 검토할 점 1).</w:t>
+        <w:t xml:space="preserve">세 열을 합친 이유: 주어진 온톨로지에 Approval의 내용 속성이 approvalContent 하나뿐이었다(5장 검토할 점 1).</w:t>
       </w:r>
     </w:p>
     <w:p>
@@ -5686,7 +5316,7 @@
           <w:szCs w:val="20"/>
           <w:lang w:eastAsia="ko-KR"/>
         </w:rPr>
-        <w:t xml:space="preserve">단계 3의 결과물은 CSV 파일 3개이며, 03_normalized 폴더에 저장된다.</w:t>
+        <w:t xml:space="preserve">구조화 자료 매핑의 결과물은 CSV 파일 3개이며, 03_normalized 폴더에 저장된다.</w:t>
       </w:r>
     </w:p>
     <w:p>
@@ -6057,7 +5687,7 @@
         <w:rPr>
           <w:lang w:eastAsia="ko-KR"/>
         </w:rPr>
-        <w:t xml:space="preserve">4.3 댐 자료와 측정 자료</w:t>
+        <w:t xml:space="preserve">3.3 댐 자료와 측정 자료</w:t>
       </w:r>
     </w:p>
     <w:p>
@@ -6367,7 +5997,7 @@
         <w:rPr>
           <w:lang w:eastAsia="ko-KR"/>
         </w:rPr>
-        <w:t xml:space="preserve">4.4 단계 3이 끝난 상태</w:t>
+        <w:t xml:space="preserve">3.4 구조화 자료 매핑이 끝난 상태</w:t>
       </w:r>
     </w:p>
     <w:p>
@@ -6418,7 +6048,7 @@
           <w:szCs w:val="20"/>
           <w:lang w:eastAsia="ko-KR"/>
         </w:rPr>
-        <w:t xml:space="preserve">서로 다른 자료에서 만든 승인, 댐, 측정 상태 Entity는 아직 서로 떨어져 있다. 이것을 단계 5에서 잇는다.</w:t>
+        <w:t xml:space="preserve">서로 다른 자료에서 만든 승인, 댐, 측정 상태 Entity는 아직 서로 떨어져 있다. 이것을 개체 해소·연결에서 잇는다(다음 주).</w:t>
       </w:r>
     </w:p>
     <w:p>
@@ -6496,7 +6126,7 @@
           <w:szCs w:val="18"/>
           <w:lang w:eastAsia="ko-KR"/>
         </w:rPr>
-        <w:t xml:space="preserve">그림 12. 단계 3이 끝난 상태 — 충주댐의 Entity</w:t>
+        <w:t xml:space="preserve">그림 12. 구조화 자료 매핑이 끝난 상태 — 충주댐의 Entity</w:t>
       </w:r>
     </w:p>
     <w:p>
@@ -6511,7 +6141,7 @@
         <w:rPr>
           <w:lang w:eastAsia="ko-KR"/>
         </w:rPr>
-        <w:t xml:space="preserve">5. 단계 4. 비정형 텍스트 추출</w:t>
+        <w:t xml:space="preserve">4. 비정형 텍스트 추출</w:t>
       </w:r>
     </w:p>
     <w:p>
@@ -6525,7 +6155,7 @@
         <w:rPr>
           <w:lang w:eastAsia="ko-KR"/>
         </w:rPr>
-        <w:t xml:space="preserve">5.1 따른 원리: Huang 외(2026)의 규칙 기반 지식 추출</w:t>
+        <w:t xml:space="preserve">4.1 따른 원리: Huang 외(2026)의 규칙 기반 지식 추출</w:t>
       </w:r>
     </w:p>
     <w:p>
@@ -6573,7 +6203,7 @@
         <w:rPr>
           <w:lang w:eastAsia="ko-KR"/>
         </w:rPr>
-        <w:t xml:space="preserve">5.2 비고 → Operation (운영행위)</w:t>
+        <w:t xml:space="preserve">4.2 비고 → Operation (운영행위)</w:t>
       </w:r>
     </w:p>
     <w:p>
@@ -6590,7 +6220,7 @@
           <w:szCs w:val="20"/>
           <w:lang w:eastAsia="ko-KR"/>
         </w:rPr>
-        <w:t xml:space="preserve">대상: 단계 3에서 승인 Entity에 원문 그대로 옮긴 비고. 80개 승인의 비고를 한 건씩 아래 순서로 처리한다.</w:t>
+        <w:t xml:space="preserve">대상: 구조화 자료 매핑에서 승인 Entity에 원문 그대로 옮긴 비고. 80개 승인의 비고를 한 건씩 아래 순서로 처리한다.</w:t>
       </w:r>
     </w:p>
     <w:p>
@@ -6641,7 +6271,7 @@
           <w:szCs w:val="20"/>
           <w:lang w:eastAsia="ko-KR"/>
         </w:rPr>
-        <w:t xml:space="preserve">③ 행위 문구 규칙(표 4)을 대조해, 잡힌 문구마다 Operation 하나를 만든다. 한 비고에서 두 개가 잡히면 두 개를 만든다.</w:t>
+        <w:t xml:space="preserve">③ 행위 문구 규칙(표 3)을 대조해, 잡힌 문구마다 Operation 하나를 만든다. 한 비고에서 두 개가 잡히면 두 개를 만든다.</w:t>
       </w:r>
     </w:p>
     <w:p>
@@ -6711,7 +6341,23 @@
           <w:szCs w:val="25"/>
           <w:lang w:eastAsia="ko-KR"/>
         </w:rPr>
-        <w:t xml:space="preserve">표 4. 행위 문구 규칙과 적용 건수 (대상 80건)</w:t>
+        <w:t xml:space="preserve">표 3. 행위 문구 규칙과 적용 건수 (대상 80건)</w:t>
+      </w:r>
+    </w:p>
+    <w:p>
+      <w:pPr>
+        <w:spacing w:before="60" w:after="120"/>
+        <w:rPr>
+          <w:lang w:eastAsia="ko-KR"/>
+        </w:rPr>
+      </w:pPr>
+      <w:r>
+        <w:rPr>
+          <w:sz w:val="18"/>
+          <w:szCs w:val="18"/>
+          <w:lang w:eastAsia="ko-KR"/>
+        </w:rPr>
+        <w:t xml:space="preserve">정규식 기호: "|"는 "또는", "\s*"는 공백이 없거나 여러 칸, "\d"는 숫자 한 글자, "\d+"는 숫자 여러 글자, 괄호 "( )"로 감싼 부분은 뽑아낼 값, "\("는 괄호 글자 그 자체이다. 예: "실제\s*방류는\s*(\d+)\s*시부터"는 "실제방류는 20시부터"와 "실제 방류는 20 시부터"를 모두 찾고 20을 뽑는다.</w:t>
       </w:r>
     </w:p>
     <w:tbl>
@@ -7752,7 +7398,7 @@
       <w:r>
         <w:drawing>
           <wp:inline distT="0" distB="0" distL="0" distR="0">
-            <wp:extent cx="6141720" cy="3401343"/>
+            <wp:extent cx="6141720" cy="3538800"/>
             <wp:docPr id="13" name="step3_doc_f15" descr="step3_doc_f15"/>
             <wp:cNvGraphicFramePr>
               <a:graphicFrameLocks xmlns:a="http://schemas.openxmlformats.org/drawingml/2006/main" noChangeAspect="1"/>
@@ -7773,7 +7419,7 @@
                   <pic:spPr>
                     <a:xfrm>
                       <a:off x="0" y="0"/>
-                      <a:ext cx="6141720" cy="3401343"/>
+                      <a:ext cx="6141720" cy="3538800"/>
                     </a:xfrm>
                     <a:prstGeom prst="rect">
                       <a:avLst/>
@@ -8424,93 +8070,11 @@
           <w:szCs w:val="20"/>
           <w:lang w:eastAsia="ko-KR"/>
         </w:rPr>
-        <w:t xml:space="preserve">Operation도 승인과 같은 행에서 나왔으므로, 근거 Entity EVI:AP:{순차번호}에 supportedBy로 바로 잇는다.</w:t>
+        <w:t xml:space="preserve">Operation도 승인과 같은 행에서 나왔으므로, 근거 Entity EVI:AP:{순차번호}에 supportedBy로 바로 잇는다(그림 14).</w:t>
       </w:r>
     </w:p>
     <w:p>
       <w:pPr>
-        <w:pStyle w:val="21"/>
-        <w:rPr>
-          <w:lang w:eastAsia="ko-KR"/>
-        </w:rPr>
-      </w:pPr>
-      <w:r>
-        <w:rPr>
-          <w:lang w:eastAsia="ko-KR"/>
-        </w:rPr>
-        <w:t xml:space="preserve">5.3 별표3 → Criterion (홍수기 제한수위)</w:t>
-      </w:r>
-    </w:p>
-    <w:p>
-      <w:pPr>
-        <w:pStyle w:val="a0"/>
-        <w:spacing w:after="60"/>
-        <w:rPr>
-          <w:lang w:eastAsia="ko-KR"/>
-        </w:rPr>
-      </w:pPr>
-      <w:r>
-        <w:rPr>
-          <w:sz w:val="20"/>
-          <w:szCs w:val="20"/>
-          <w:lang w:eastAsia="ko-KR"/>
-        </w:rPr>
-        <w:t xml:space="preserve">대상: 단계 2에서 꺼내 둔 별표3 원문. 선 문자로 그린 표라 칸이 "│"로 나뉘어 있고, 댐 이름 글자 사이에 공백이 있다("충 주 댐").</w:t>
-      </w:r>
-    </w:p>
-    <w:p>
-      <w:pPr>
-        <w:pStyle w:val="a0"/>
-        <w:spacing w:after="60"/>
-        <w:rPr>
-          <w:lang w:eastAsia="ko-KR"/>
-        </w:rPr>
-      </w:pPr>
-      <w:r>
-        <w:rPr>
-          <w:sz w:val="20"/>
-          <w:szCs w:val="20"/>
-          <w:lang w:eastAsia="ko-KR"/>
-        </w:rPr>
-        <w:t xml:space="preserve">① 댐 이름마다 정규식으로 그 댐의 행을 찾는다. 이름 글자 사이에 공백을 허용(\s*)해서 "충 주 댐"과 "충주댐"을 같은 이름으로 읽고, 이어지는 두 칸(홍수기 제한수위, 시설별 최저 운영수위)의 글자를 원문 그대로 남긴다(criterion_list.csv).</w:t>
-      </w:r>
-    </w:p>
-    <w:p>
-      <w:pPr>
-        <w:pStyle w:val="a0"/>
-        <w:spacing w:after="60"/>
-        <w:rPr>
-          <w:lang w:eastAsia="ko-KR"/>
-        </w:rPr>
-      </w:pPr>
-      <w:r>
-        <w:rPr>
-          <w:sz w:val="20"/>
-          <w:szCs w:val="20"/>
-          <w:lang w:eastAsia="ko-KR"/>
-        </w:rPr>
-        <w:t xml:space="preserve">② 대상 댐이면서 제한수위 칸이 숫자뿐인 경우에만 Criterion을 만든다. 값은 숫자(criterionValue), 단위는 EL.m이다.</w:t>
-      </w:r>
-    </w:p>
-    <w:p>
-      <w:pPr>
-        <w:pStyle w:val="a0"/>
-        <w:spacing w:after="60"/>
-        <w:rPr>
-          <w:lang w:eastAsia="ko-KR"/>
-        </w:rPr>
-      </w:pPr>
-      <w:r>
-        <w:rPr>
-          <w:sz w:val="20"/>
-          <w:szCs w:val="20"/>
-          <w:lang w:eastAsia="ko-KR"/>
-        </w:rPr>
-        <w:t xml:space="preserve">결과: 충주, 소양강, 횡성 3개(CRI:CR-01~03). 광동댐은 별표3에 없다. Criterion은 규정 근거 EVI:LAW:별표3에 supportedBy로 잇는다.</w:t>
-      </w:r>
-    </w:p>
-    <w:p>
-      <w:pPr>
         <w:keepNext/>
         <w:spacing w:before="60" w:after="40"/>
         <w:jc w:val="center"/>
@@ -8518,8 +8082,8 @@
       <w:r>
         <w:drawing>
           <wp:inline distT="0" distB="0" distL="0" distR="0">
-            <wp:extent cx="6141720" cy="3143975"/>
-            <wp:docPr id="14" name="step3_doc_f16" descr="step3_doc_f16"/>
+            <wp:extent cx="6141720" cy="1763551"/>
+            <wp:docPr id="14" name="step3_doc_f19" descr="step3_doc_f19"/>
             <wp:cNvGraphicFramePr>
               <a:graphicFrameLocks xmlns:a="http://schemas.openxmlformats.org/drawingml/2006/main" noChangeAspect="1"/>
             </wp:cNvGraphicFramePr>
@@ -8527,7 +8091,7 @@
               <a:graphicData uri="http://schemas.openxmlformats.org/drawingml/2006/picture">
                 <pic:pic xmlns:pic="http://schemas.openxmlformats.org/drawingml/2006/picture">
                   <pic:nvPicPr>
-                    <pic:cNvPr id="14" name="step3_doc_f16"/>
+                    <pic:cNvPr id="14" name="step3_doc_f19"/>
                     <pic:cNvPicPr/>
                   </pic:nvPicPr>
                   <pic:blipFill>
@@ -8539,7 +8103,7 @@
                   <pic:spPr>
                     <a:xfrm>
                       <a:off x="0" y="0"/>
-                      <a:ext cx="6141720" cy="3143975"/>
+                      <a:ext cx="6141720" cy="1763551"/>
                     </a:xfrm>
                     <a:prstGeom prst="rect">
                       <a:avLst/>
@@ -8567,11 +8131,232 @@
           <w:szCs w:val="18"/>
           <w:lang w:eastAsia="ko-KR"/>
         </w:rPr>
-        <w:t xml:space="preserve">그림 14. 별표3의 문자로 그린 표에서 댐별 제한수위 칸 읽기</w:t>
+        <w:t xml:space="preserve">그림 14. 운영행위의 근거 연결 — 같은 504행의 근거 Entity에 잇는다</w:t>
       </w:r>
     </w:p>
     <w:p>
       <w:pPr>
+        <w:pStyle w:val="21"/>
+        <w:rPr>
+          <w:lang w:eastAsia="ko-KR"/>
+        </w:rPr>
+      </w:pPr>
+      <w:r>
+        <w:rPr>
+          <w:lang w:eastAsia="ko-KR"/>
+        </w:rPr>
+        <w:t xml:space="preserve">4.3 별표3 → Criterion (홍수기 제한수위)</w:t>
+      </w:r>
+    </w:p>
+    <w:p>
+      <w:pPr>
+        <w:pStyle w:val="a0"/>
+        <w:spacing w:after="60"/>
+        <w:rPr>
+          <w:lang w:eastAsia="ko-KR"/>
+        </w:rPr>
+      </w:pPr>
+      <w:r>
+        <w:rPr>
+          <w:sz w:val="20"/>
+          <w:szCs w:val="20"/>
+          <w:lang w:eastAsia="ko-KR"/>
+        </w:rPr>
+        <w:t xml:space="preserve">대상: 전처리에서 꺼내 둔 별표3 원문. 선 문자로 그린 표라 칸이 "│"로 나뉘어 있고, 댐 이름 글자 사이에 공백이 있다("충 주 댐").</w:t>
+      </w:r>
+    </w:p>
+    <w:p>
+      <w:pPr>
+        <w:pStyle w:val="a0"/>
+        <w:spacing w:after="60"/>
+        <w:rPr>
+          <w:lang w:eastAsia="ko-KR"/>
+        </w:rPr>
+      </w:pPr>
+      <w:r>
+        <w:rPr>
+          <w:sz w:val="20"/>
+          <w:szCs w:val="20"/>
+          <w:lang w:eastAsia="ko-KR"/>
+        </w:rPr>
+        <w:t xml:space="preserve">① 댐 이름마다 정규식으로 그 댐의 행을 찾는다. 이름 글자 사이에 공백을 허용(\s*)해서 "충 주 댐"과 "충주댐"을 같은 이름으로 읽고, 이어지는 두 칸(홍수기 제한수위, 시설별 최저 운영수위)의 글자를 원문 그대로 남긴다(criterion_list.csv).</w:t>
+      </w:r>
+    </w:p>
+    <w:p>
+      <w:pPr>
+        <w:pStyle w:val="a0"/>
+        <w:spacing w:after="60"/>
+        <w:rPr>
+          <w:lang w:eastAsia="ko-KR"/>
+        </w:rPr>
+      </w:pPr>
+      <w:r>
+        <w:rPr>
+          <w:sz w:val="20"/>
+          <w:szCs w:val="20"/>
+          <w:lang w:eastAsia="ko-KR"/>
+        </w:rPr>
+        <w:t xml:space="preserve">② 대상 댐이면서 제한수위 칸이 숫자뿐인 경우에만 Criterion을 만든다. 값은 숫자(criterionValue), 단위는 EL.m이다.</w:t>
+      </w:r>
+    </w:p>
+    <w:p>
+      <w:pPr>
+        <w:pStyle w:val="a0"/>
+        <w:spacing w:after="60"/>
+        <w:rPr>
+          <w:lang w:eastAsia="ko-KR"/>
+        </w:rPr>
+      </w:pPr>
+      <w:r>
+        <w:rPr>
+          <w:sz w:val="20"/>
+          <w:szCs w:val="20"/>
+          <w:lang w:eastAsia="ko-KR"/>
+        </w:rPr>
+        <w:t xml:space="preserve">결과: 충주, 소양강, 횡성 3개(CRI:CR-01~03). 광동댐은 별표3에 없다.</w:t>
+      </w:r>
+    </w:p>
+    <w:p>
+      <w:pPr>
+        <w:pStyle w:val="a0"/>
+        <w:spacing w:after="60"/>
+        <w:rPr>
+          <w:lang w:eastAsia="ko-KR"/>
+        </w:rPr>
+      </w:pPr>
+      <w:r>
+        <w:rPr>
+          <w:sz w:val="20"/>
+          <w:szCs w:val="20"/>
+          <w:lang w:eastAsia="ko-KR"/>
+        </w:rPr>
+        <w:t xml:space="preserve">Criterion은 규정 근거 Entity EVI:LAW:별표3에 supportedBy로 잇는다(그림 16). 근거 Entity의 sourceLocator "별표 3"은 전처리에서 저장한 문서 저장소의 조회 키이다.</w:t>
+      </w:r>
+    </w:p>
+    <w:p>
+      <w:pPr>
+        <w:keepNext/>
+        <w:spacing w:before="60" w:after="40"/>
+        <w:jc w:val="center"/>
+      </w:pPr>
+      <w:r>
+        <w:drawing>
+          <wp:inline distT="0" distB="0" distL="0" distR="0">
+            <wp:extent cx="6141720" cy="3152749"/>
+            <wp:docPr id="15" name="step3_doc_f16" descr="step3_doc_f16"/>
+            <wp:cNvGraphicFramePr>
+              <a:graphicFrameLocks xmlns:a="http://schemas.openxmlformats.org/drawingml/2006/main" noChangeAspect="1"/>
+            </wp:cNvGraphicFramePr>
+            <a:graphic xmlns:a="http://schemas.openxmlformats.org/drawingml/2006/main">
+              <a:graphicData uri="http://schemas.openxmlformats.org/drawingml/2006/picture">
+                <pic:pic xmlns:pic="http://schemas.openxmlformats.org/drawingml/2006/picture">
+                  <pic:nvPicPr>
+                    <pic:cNvPr id="15" name="step3_doc_f16"/>
+                    <pic:cNvPicPr/>
+                  </pic:nvPicPr>
+                  <pic:blipFill>
+                    <a:blip r:embed="rIdImg15"/>
+                    <a:stretch>
+                      <a:fillRect/>
+                    </a:stretch>
+                  </pic:blipFill>
+                  <pic:spPr>
+                    <a:xfrm>
+                      <a:off x="0" y="0"/>
+                      <a:ext cx="6141720" cy="3152749"/>
+                    </a:xfrm>
+                    <a:prstGeom prst="rect">
+                      <a:avLst/>
+                    </a:prstGeom>
+                  </pic:spPr>
+                </pic:pic>
+              </a:graphicData>
+            </a:graphic>
+          </wp:inline>
+        </w:drawing>
+      </w:r>
+    </w:p>
+    <w:p>
+      <w:pPr>
+        <w:spacing w:before="0" w:after="120"/>
+        <w:jc w:val="center"/>
+        <w:rPr>
+          <w:lang w:eastAsia="ko-KR"/>
+        </w:rPr>
+      </w:pPr>
+      <w:r>
+        <w:rPr>
+          <w:color w:val="505050"/>
+          <w:sz w:val="18"/>
+          <w:szCs w:val="18"/>
+          <w:lang w:eastAsia="ko-KR"/>
+        </w:rPr>
+        <w:t xml:space="preserve">그림 15. 별표3의 문자로 그린 표에서 댐별 제한수위 칸 읽기</w:t>
+      </w:r>
+    </w:p>
+    <w:p>
+      <w:pPr>
+        <w:keepNext/>
+        <w:spacing w:before="60" w:after="40"/>
+        <w:jc w:val="center"/>
+      </w:pPr>
+      <w:r>
+        <w:drawing>
+          <wp:inline distT="0" distB="0" distL="0" distR="0">
+            <wp:extent cx="6141720" cy="2026767"/>
+            <wp:docPr id="16" name="step3_doc_f20" descr="step3_doc_f20"/>
+            <wp:cNvGraphicFramePr>
+              <a:graphicFrameLocks xmlns:a="http://schemas.openxmlformats.org/drawingml/2006/main" noChangeAspect="1"/>
+            </wp:cNvGraphicFramePr>
+            <a:graphic xmlns:a="http://schemas.openxmlformats.org/drawingml/2006/main">
+              <a:graphicData uri="http://schemas.openxmlformats.org/drawingml/2006/picture">
+                <pic:pic xmlns:pic="http://schemas.openxmlformats.org/drawingml/2006/picture">
+                  <pic:nvPicPr>
+                    <pic:cNvPr id="16" name="step3_doc_f20"/>
+                    <pic:cNvPicPr/>
+                  </pic:nvPicPr>
+                  <pic:blipFill>
+                    <a:blip r:embed="rIdImg16"/>
+                    <a:stretch>
+                      <a:fillRect/>
+                    </a:stretch>
+                  </pic:blipFill>
+                  <pic:spPr>
+                    <a:xfrm>
+                      <a:off x="0" y="0"/>
+                      <a:ext cx="6141720" cy="2026767"/>
+                    </a:xfrm>
+                    <a:prstGeom prst="rect">
+                      <a:avLst/>
+                    </a:prstGeom>
+                  </pic:spPr>
+                </pic:pic>
+              </a:graphicData>
+            </a:graphic>
+          </wp:inline>
+        </w:drawing>
+      </w:r>
+    </w:p>
+    <w:p>
+      <w:pPr>
+        <w:spacing w:before="0" w:after="120"/>
+        <w:jc w:val="center"/>
+        <w:rPr>
+          <w:lang w:eastAsia="ko-KR"/>
+        </w:rPr>
+      </w:pPr>
+      <w:r>
+        <w:rPr>
+          <w:color w:val="505050"/>
+          <w:sz w:val="18"/>
+          <w:szCs w:val="18"/>
+          <w:lang w:eastAsia="ko-KR"/>
+        </w:rPr>
+        <w:t xml:space="preserve">그림 16. 운영기준의 근거 연결 — 규정 근거 Entity EVI:LAW:별표3에 잇는다</w:t>
+      </w:r>
+    </w:p>
+    <w:p>
+      <w:pPr>
         <w:pStyle w:val="1"/>
         <w:pageBreakBefore/>
         <w:rPr>
@@ -8582,7 +8367,7 @@
         <w:rPr>
           <w:lang w:eastAsia="ko-KR"/>
         </w:rPr>
-        <w:t xml:space="preserve">6. 검토할 점</w:t>
+        <w:t xml:space="preserve">5. 검토할 점</w:t>
       </w:r>
     </w:p>
     <w:p>
@@ -8601,7 +8386,7 @@
           <w:szCs w:val="25"/>
           <w:lang w:eastAsia="ko-KR"/>
         </w:rPr>
-        <w:t xml:space="preserve">1. approvalContent 하나에 세 열이 들어가 있음 (단계 3, 온톨로지 발전 후보)</w:t>
+        <w:t xml:space="preserve">1. approvalContent 하나에 세 열이 들어가 있음 (구조화 자료 매핑, 온톨로지 발전 후보)</w:t>
       </w:r>
     </w:p>
     <w:p>
@@ -8705,7 +8490,7 @@
           <w:szCs w:val="25"/>
           <w:lang w:eastAsia="ko-KR"/>
         </w:rPr>
-        <w:t xml:space="preserve">2. ID 접두어 표기 (단계 3, 10/19 질문: AP와 APR)</w:t>
+        <w:t xml:space="preserve">2. ID 접두어 표기 (구조화 자료 매핑, 10/19 질문: AP와 APR)</w:t>
       </w:r>
     </w:p>
     <w:p>
@@ -8775,7 +8560,7 @@
           <w:szCs w:val="25"/>
           <w:lang w:eastAsia="ko-KR"/>
         </w:rPr>
-        <w:t xml:space="preserve">3. 전처리에서 남은 확인 사항 (단계 2)</w:t>
+        <w:t xml:space="preserve">3. 운영행위 자료가 없어 승인 비고로 운영행위를 구성함 (비정형 텍스트 추출, 자료의 문제)</w:t>
       </w:r>
     </w:p>
     <w:p>
@@ -8792,7 +8577,7 @@
           <w:szCs w:val="20"/>
           <w:lang w:eastAsia="ko-KR"/>
         </w:rPr>
-        <w:t xml:space="preserve">중복 판단 기준: 6개 값(관측소코드, 승인일, 방류시작시간, 접수방류량, 접수일자, 비고)이 모두 같으면 같은 승인이 두 번 입력된 것으로 보았다. 실제로 같은 내용의 승인이 두 번 있었을 가능성은 원 승인 대장 없이는 확인할 수 없다.</w:t>
+        <w:t xml:space="preserve">자료의 문제: 실제 운영 기록(언제 수문을 열고 닫았는지, 방류를 언제 시작·종료했는지)을 대상 댐에 대해 얻지 못했다. K-water 수문 방류정보 OpenAPI는 인증키와 심의 승인이 필요했고, 수문 개폐 자료는 다른 수계(섬진강댐)나 다른 기간(2024년)만 공개되어 있었으며, 한강홍수통제소·WAMIS 사이트는 접속되지 않았다.</w:t>
       </w:r>
     </w:p>
     <w:p>
@@ -8809,7 +8594,7 @@
           <w:szCs w:val="20"/>
           <w:lang w:eastAsia="ko-KR"/>
         </w:rPr>
-        <w:t xml:space="preserve">24시 라벨의 의미: K-water 시간자료의 "24시"가 그 시각의 순간값인지 앞 1시간의 값인지 자료에 설명이 없다. 그래서 시각이 ±1시간 어긋날 수 있다.</w:t>
+        <w:t xml:space="preserve">그래서 운영행위(CQ3)를 채우기 위해, 승인 기록의 비고에 적힌 문구로 운영행위를 구성해 보았다. 즉 Operation은 실제 운영 기록이 아니라 승인 문서에서 읽어 낸 것이다.</w:t>
       </w:r>
     </w:p>
     <w:p>
@@ -8826,7 +8611,56 @@
           <w:szCs w:val="20"/>
           <w:lang w:eastAsia="ko-KR"/>
         </w:rPr>
-        <w:t xml:space="preserve">대상 4개 댐: 승인 자료와 측정자료의 코드가 같은 댐이라는 이유는 있지만, 같은 조건의 시설(충주조정지 등)을 왜 뺐는지는 기록되어 있지 않아 정리가 필요하다.</w:t>
+        <w:t xml:space="preserve">그 결과 생기는 문제: 비고에는 승인 조건(허가한 범위와 방식, 예: "최대 X 이내 탄력적 방류"), 승인 변경, 실제 실행 정보(예: "실제방류는 20시부터", "수문방류종료")가 섞여 있는데, 지금 규칙은 승인 변경만 구분한다. "탄력적 방류" 25건은 허가한 방식이고, 비고가 빈 15건은 승인 자체를 방류로 만든 것이다. 그래서 Operation은 "실제로 한 행위"가 아니라 "승인이 허가한 행위"에 가깝다.</w:t>
+      </w:r>
+    </w:p>
+    <w:p>
+      <w:pPr>
+        <w:pStyle w:val="a0"/>
+        <w:spacing w:after="60"/>
+        <w:rPr>
+          <w:lang w:eastAsia="ko-KR"/>
+        </w:rPr>
+      </w:pPr>
+      <w:r>
+        <w:rPr>
+          <w:sz w:val="20"/>
+          <w:szCs w:val="20"/>
+          <w:lang w:eastAsia="ko-KR"/>
+        </w:rPr>
+        <w:t xml:space="preserve">검토: 실제 운영 기록을 얻는 방법(OpenAPI 인증 신청, 기관 요청)을 찾고, 그 전까지는 비고를 승인 조건 / 승인 변경 / 실행 정보로 나누어 실행 정보만 Operation으로, 승인 조건은 Approval의 속성으로 옮길지 검토한다(검토할 점 1과 연결).</w:t>
+      </w:r>
+    </w:p>
+    <w:p>
+      <w:pPr>
+        <w:pStyle w:val="1"/>
+        <w:pageBreakBefore/>
+        <w:rPr>
+          <w:lang w:eastAsia="ko-KR"/>
+        </w:rPr>
+      </w:pPr>
+      <w:r>
+        <w:rPr>
+          <w:lang w:eastAsia="ko-KR"/>
+        </w:rPr>
+        <w:t xml:space="preserve">6. 다음 주에 구체화할 것</w:t>
+      </w:r>
+    </w:p>
+    <w:p>
+      <w:pPr>
+        <w:pStyle w:val="a0"/>
+        <w:spacing w:after="60"/>
+        <w:rPr>
+          <w:lang w:eastAsia="ko-KR"/>
+        </w:rPr>
+      </w:pPr>
+      <w:r>
+        <w:rPr>
+          <w:sz w:val="20"/>
+          <w:szCs w:val="20"/>
+          <w:lang w:eastAsia="ko-KR"/>
+        </w:rPr>
+        <w:t xml:space="preserve">수행은 모두 끝난 상태이므로, 다음 주에는 아래 단계의 방법론을 이번과 같은 방식(따른 원리 → 실제 행으로 본 과정 → 결과물)으로 구체화한다.</w:t>
       </w:r>
     </w:p>
     <w:p>
@@ -8845,7 +8679,7 @@
           <w:szCs w:val="25"/>
           <w:lang w:eastAsia="ko-KR"/>
         </w:rPr>
-        <w:t xml:space="preserve">4. 승인 조건과 실행 정보를 구분하지 않음 (단계 4)</w:t>
+        <w:t xml:space="preserve">개체 해소·연결</w:t>
       </w:r>
     </w:p>
     <w:p>
@@ -8862,41 +8696,7 @@
           <w:szCs w:val="20"/>
           <w:lang w:eastAsia="ko-KR"/>
         </w:rPr>
-        <w:t xml:space="preserve">비고에는 승인 조건(허가한 범위와 방식, 예: "최대 X 이내 탄력적 방류"), 승인 변경, 실제 실행 정보(예: "실제방류는 20시부터", "수문방류종료")가 섞여 있다.</w:t>
-      </w:r>
-    </w:p>
-    <w:p>
-      <w:pPr>
-        <w:pStyle w:val="a0"/>
-        <w:spacing w:after="60"/>
-        <w:rPr>
-          <w:lang w:eastAsia="ko-KR"/>
-        </w:rPr>
-      </w:pPr>
-      <w:r>
-        <w:rPr>
-          <w:sz w:val="20"/>
-          <w:szCs w:val="20"/>
-          <w:lang w:eastAsia="ko-KR"/>
-        </w:rPr>
-        <w:t xml:space="preserve">지금 규칙은 승인 변경만 구분하고, 승인 조건도 운영행위로 만든다. "탄력적 방류" 25건은 허가한 방식이고, 비고가 빈 15건은 승인 자체를 방류로 만든 것이다.</w:t>
-      </w:r>
-    </w:p>
-    <w:p>
-      <w:pPr>
-        <w:pStyle w:val="a0"/>
-        <w:spacing w:after="60"/>
-        <w:rPr>
-          <w:lang w:eastAsia="ko-KR"/>
-        </w:rPr>
-      </w:pPr>
-      <w:r>
-        <w:rPr>
-          <w:sz w:val="20"/>
-          <w:szCs w:val="20"/>
-          <w:lang w:eastAsia="ko-KR"/>
-        </w:rPr>
-        <w:t xml:space="preserve">그래서 Operation은 "실제로 한 행위"가 아니라 "승인이 허가한 행위"에 가깝다(코드에도 "실행 확인 아님"으로 표시). 비고를 승인 조건 / 승인 변경 / 실행 정보로 나누고, 승인 조건은 Approval의 속성으로 옮길지 검토한다(검토할 점 1과 연결).</w:t>
+        <w:t xml:space="preserve">서로 다르게 적힌 같은 대상(충주, 충주댐, 충 주 댐)을 기준 식별자(K-water 댐 코드)에 대응시켜 잇는 원리와, 관계마다 끝점을 무엇으로 찾는지를 구체화한다. 10/19 질문 "연결이 실제로 되나"에 대한 답이 된다.</w:t>
       </w:r>
     </w:p>
     <w:p>
@@ -8915,7 +8715,7 @@
           <w:szCs w:val="25"/>
           <w:lang w:eastAsia="ko-KR"/>
         </w:rPr>
-        <w:t xml:space="preserve">5. 별표3 각주가 붙은 값을 건너뜀 (단계 4)</w:t>
+        <w:t xml:space="preserve">검증</w:t>
       </w:r>
     </w:p>
     <w:p>
@@ -8932,22 +8732,7 @@
           <w:szCs w:val="20"/>
           <w:lang w:eastAsia="ko-KR"/>
         </w:rPr>
-        <w:t xml:space="preserve">팔당댐의 "25.51)"처럼 값 뒤에 각주 번호가 붙으면 숫자만 받는 규칙에서 빠진다. 대상 3개 댐에는 각주가 없어 지금은 영향이 없지만, 대상을 넓히면 값과 각주를 나누어 저장해야 한다.</w:t>
-      </w:r>
-    </w:p>
-    <w:p>
-      <w:pPr>
-        <w:pStyle w:val="1"/>
-        <w:pageBreakBefore/>
-        <w:rPr>
-          <w:lang w:eastAsia="ko-KR"/>
-        </w:rPr>
-      </w:pPr>
-      <w:r>
-        <w:rPr>
-          <w:lang w:eastAsia="ko-KR"/>
-        </w:rPr>
-        <w:t xml:space="preserve">7. 다음 주에 다룰 것</w:t>
+        <w:t xml:space="preserve">무엇을 검증하는지(온톨로지인지 KG인지)부터 다시 정하고, 제약의 정의와 그 제약을 고른 근거, 판정 방법을 재정립한다. 10/19에 가장 약하다고 지적받은 부분이다.</w:t>
       </w:r>
     </w:p>
     <w:p>
@@ -8966,7 +8751,7 @@
           <w:szCs w:val="25"/>
           <w:lang w:eastAsia="ko-KR"/>
         </w:rPr>
-        <w:t xml:space="preserve">단계 5. 개체 해소·연결</w:t>
+        <w:t xml:space="preserve">저장</w:t>
       </w:r>
     </w:p>
     <w:p>
@@ -8983,41 +8768,7 @@
           <w:szCs w:val="20"/>
           <w:lang w:eastAsia="ko-KR"/>
         </w:rPr>
-        <w:t xml:space="preserve">따를 원리: Purohit 외(2024)가 제시한 GraphAide 시스템의 개체 중의성 해소. 자료마다 다르게 적힌 대상(충주, 충주댐, 충 주 댐)을 기준 목록의 고유 식별자 하나에 대응시키고, 그 식별자로 잇는다. 우리는 K-water 댐 코드(DAM_CD)를 기준 식별자로 쓴다.</w:t>
-      </w:r>
-    </w:p>
-    <w:p>
-      <w:pPr>
-        <w:pStyle w:val="a0"/>
-        <w:spacing w:after="60"/>
-        <w:rPr>
-          <w:lang w:eastAsia="ko-KR"/>
-        </w:rPr>
-      </w:pPr>
-      <w:r>
-        <w:rPr>
-          <w:sz w:val="20"/>
-          <w:szCs w:val="20"/>
-          <w:lang w:eastAsia="ko-KR"/>
-        </w:rPr>
-        <w:t xml:space="preserve">관계 6종을 코드로, 이름으로, 같은 행에서 잇는 방법과 결과(관계 418개), 단계 5까지 마친 KG의 모습(충주댐). 10/19 질문 "연결이 실제로 되나"에 대한 답</w:t>
-      </w:r>
-    </w:p>
-    <w:p>
-      <w:pPr>
-        <w:pStyle w:val="a0"/>
-        <w:spacing w:after="60"/>
-        <w:rPr>
-          <w:lang w:eastAsia="ko-KR"/>
-        </w:rPr>
-      </w:pPr>
-      <w:r>
-        <w:rPr>
-          <w:sz w:val="20"/>
-          <w:szCs w:val="20"/>
-          <w:lang w:eastAsia="ko-KR"/>
-        </w:rPr>
-        <w:t xml:space="preserve">검토할 점: 변경 승인 17건이 운영행위와 이어지지 않음(10/16 자료의 추정 연결 12건을 없앰), 승인 자료와 K-water의 코드가 같으면 같은 시설인가</w:t>
+        <w:t xml:space="preserve">결과물 CSV가 어떤 형태로 저장되고, Cypher를 거쳐 Neo4j에 어떻게 들어가는지를 구체화한다.</w:t>
       </w:r>
     </w:p>
     <w:p>
@@ -9036,95 +8787,6 @@
           <w:szCs w:val="25"/>
           <w:lang w:eastAsia="ko-KR"/>
         </w:rPr>
-        <w:t xml:space="preserve">단계 6. 검증 (10/19 지적: 검증 파트가 가장 약함, 다시 고민)</w:t>
-      </w:r>
-    </w:p>
-    <w:p>
-      <w:pPr>
-        <w:pStyle w:val="a0"/>
-        <w:spacing w:after="60"/>
-        <w:rPr>
-          <w:lang w:eastAsia="ko-KR"/>
-        </w:rPr>
-      </w:pPr>
-      <w:r>
-        <w:rPr>
-          <w:sz w:val="20"/>
-          <w:szCs w:val="20"/>
-          <w:lang w:eastAsia="ko-KR"/>
-        </w:rPr>
-        <w:t xml:space="preserve">제약 하나하나의 정의와 그 제약을 고른 근거(문헌), 판정 방법과 결과</w:t>
-      </w:r>
-    </w:p>
-    <w:p>
-      <w:pPr>
-        <w:pStyle w:val="a0"/>
-        <w:spacing w:after="60"/>
-        <w:rPr>
-          <w:lang w:eastAsia="ko-KR"/>
-        </w:rPr>
-      </w:pPr>
-      <w:r>
-        <w:rPr>
-          <w:sz w:val="20"/>
-          <w:szCs w:val="20"/>
-          <w:lang w:eastAsia="ko-KR"/>
-        </w:rPr>
-        <w:t xml:space="preserve">온톨로지를 검증하는 것인지 KG를 검증하는 것인지, 매핑·입력 오류(KG 오류)와 온톨로지 오류의 구분</w:t>
-      </w:r>
-    </w:p>
-    <w:p>
-      <w:pPr>
-        <w:keepNext/>
-        <w:spacing w:before="240"/>
-        <w:rPr>
-          <w:lang w:eastAsia="ko-KR"/>
-        </w:rPr>
-      </w:pPr>
-      <w:r>
-        <w:rPr>
-          <w:b/>
-          <w:color w:val="1F4E79"/>
-          <w:sz w:val="25"/>
-          <w:szCs w:val="25"/>
-          <w:lang w:eastAsia="ko-KR"/>
-        </w:rPr>
-        <w:t xml:space="preserve">단계 7. 저장</w:t>
-      </w:r>
-    </w:p>
-    <w:p>
-      <w:pPr>
-        <w:pStyle w:val="a0"/>
-        <w:spacing w:after="60"/>
-        <w:rPr>
-          <w:lang w:eastAsia="ko-KR"/>
-        </w:rPr>
-      </w:pPr>
-      <w:r>
-        <w:rPr>
-          <w:sz w:val="20"/>
-          <w:szCs w:val="20"/>
-          <w:lang w:eastAsia="ko-KR"/>
-        </w:rPr>
-        <w:t xml:space="preserve">저장된 형태(CSV 파일 4개와 그 줄), Cypher가 무엇인지, CSV 한 줄이 Cypher 한 줄을 거쳐 Neo4j에 들어가는 모습</w:t>
-      </w:r>
-    </w:p>
-    <w:p>
-      <w:pPr>
-        <w:keepNext/>
-        <w:spacing w:before="240"/>
-        <w:rPr>
-          <w:lang w:eastAsia="ko-KR"/>
-        </w:rPr>
-      </w:pPr>
-      <w:r>
-        <w:rPr>
-          <w:b/>
-          <w:color w:val="1F4E79"/>
-          <w:sz w:val="25"/>
-          <w:szCs w:val="25"/>
-          <w:lang w:eastAsia="ko-KR"/>
-        </w:rPr>
         <w:t xml:space="preserve">검색과 답변</w:t>
       </w:r>
     </w:p>
@@ -9142,7 +8804,7 @@
           <w:szCs w:val="20"/>
           <w:lang w:eastAsia="ko-KR"/>
         </w:rPr>
-        <w:t xml:space="preserve">의도별 경로를 미리 정해 두는 방식의 한계, 어디까지 탐색할지를 LLM이 판단하게 하는 방안, LLM 입력 구성, CQ를 "판단에 필요한 정보와의 관계"로 다시 정의하는 것</w:t>
+        <w:t xml:space="preserve">의도별 경로를 미리 정해 두는 지금 방식을 유지할지, 어디까지 탐색할지를 LLM이 판단하게 할지 등 방법 자체를 다시 정하는 것을 위주로 한다.</w:t>
       </w:r>
     </w:p>
     <w:p>
@@ -14434,7 +14096,7 @@
         <w:rPr>
           <w:lang w:eastAsia="ko-KR"/>
         </w:rPr>
-        <w:t xml:space="preserve">E.1 Huang 외(2026) — 단계 1, 단계 4</w:t>
+        <w:t xml:space="preserve">E.1 Huang 외(2026) — 소스 구분, 비정형 텍스트 추출</w:t>
       </w:r>
     </w:p>
     <w:p>
@@ -14468,7 +14130,7 @@
           <w:szCs w:val="20"/>
           <w:lang w:eastAsia="ko-KR"/>
         </w:rPr>
-        <w:t xml:space="preserve">3.2.1절 지식 출처와 전처리: 플랫폼의 정형 표가 c1~c4의 데이터를 대부분 채우고, 보고서의 비정형 텍스트(PDF, DOC, PNG)가 c5~c7을 채운다. 비정형 텍스트는 마크다운으로 바꾸고(이미지는 OCR), 정규식으로 필요한 텍스트 구간의 경계를 찾아 잘라낸 뒤 하나의 말뭉치로 합친다. → 우리는 출처 구분(단계 1)만 따랐고, 전처리 기술은 쓰지 않았다.</w:t>
+        <w:t xml:space="preserve">지식 출처와 전처리: 플랫폼의 정형 표가 c1~c4의 데이터를 대부분 채우고, 보고서의 비정형 텍스트(PDF, DOC, PNG)가 c5~c7을 채운다. 비정형 텍스트는 마크다운으로 바꾸고(이미지는 OCR), 정규식으로 필요한 텍스트 구간의 경계를 찾아 잘라낸 뒤 하나의 말뭉치로 합친다. → 우리는 출처 구분만 따랐고, 전처리 기술은 쓰지 않았다.</w:t>
       </w:r>
     </w:p>
     <w:p>
@@ -14485,7 +14147,7 @@
           <w:szCs w:val="20"/>
           <w:lang w:eastAsia="ko-KR"/>
         </w:rPr>
-        <w:t xml:space="preserve">3.2.2절 규칙 기반 지식 추출: c7 안전평가 결과(홍수 방어, 침투, 구조, 내진, 금속 구조 각각 A/B/C 등급)는 고도로 표준화된 문형으로 쓰이므로 정규식으로 바로 뽑는다. 예: "홍수 방어 안전 등급은 C등급이다" → C. → 단계 4에서 따랐다.</w:t>
+        <w:t xml:space="preserve">규칙 기반 지식 추출: c7 안전평가 결과(홍수 방어, 침투, 구조, 내진, 금속 구조 각각 A/B/C 등급)는 고도로 표준화된 문형으로 쓰이므로 정규식으로 바로 뽑는다. 예: "홍수 방어 안전 등급은 C등급이다" → C. → 비정형 텍스트 추출에서 따랐다.</w:t>
       </w:r>
     </w:p>
     <w:p>
@@ -14502,7 +14164,7 @@
           <w:szCs w:val="20"/>
           <w:lang w:eastAsia="ko-KR"/>
         </w:rPr>
-        <w:t xml:space="preserve">3.2.3절 LLM 기반 지식 추출: 표현이 제각각인 위험 서술(c5, c6)은 미세조정한 LLM, 온도를 바꾼 여러 번의 추론과 투표, 온톨로지 제약 검사, 전문가 검토로 분류한다(OHCF). → 우리 자료에는 이런 서술이 없어 쓰지 않았다.</w:t>
+        <w:t xml:space="preserve">LLM 기반 지식 추출: 표현이 제각각인 위험 서술(c5, c6)은 미세조정한 LLM, 온도를 바꾼 여러 번의 추론과 투표, 온톨로지 제약 검사, 전문가 검토로 분류한다(OHCF). → 우리 자료에는 이런 서술이 없어 쓰지 않았다.</w:t>
       </w:r>
     </w:p>
     <w:p>
@@ -14519,7 +14181,7 @@
           <w:szCs w:val="20"/>
           <w:lang w:eastAsia="ko-KR"/>
         </w:rPr>
-        <w:t xml:space="preserve">3.3절 저장: 추출한 지식을 JSON으로 모은 뒤 Python 스크립트로 Cypher 문을 만들어 Neo4j에 넣는다. → 단계 7(다음 주)에서 다룬다.</w:t>
+        <w:t xml:space="preserve">저장: 추출한 지식을 JSON으로 모은 뒤 Python 스크립트로 Cypher 문을 만들어 Neo4j에 넣는다. → 저장(다음 주)에서 다룬다.</w:t>
       </w:r>
     </w:p>
     <w:p>
@@ -14533,7 +14195,7 @@
         <w:rPr>
           <w:lang w:eastAsia="ko-KR"/>
         </w:rPr>
-        <w:t xml:space="preserve">E.2 Zhou 외(2023) — 단계 3</w:t>
+        <w:t xml:space="preserve">E.2 Zhou 외(2023) — 구조화 자료 매핑</w:t>
       </w:r>
     </w:p>
     <w:p>
@@ -14550,7 +14212,7 @@
           <w:szCs w:val="20"/>
           <w:lang w:eastAsia="ko-KR"/>
         </w:rPr>
-        <w:t xml:space="preserve">표기: Zhou 외(2023)는 댐 안전 모니터링을 위한 BIM·온톨로지 기반 지식관리 논문이다. OntoDSMS는 이 논문이 만든 댐 안전 모니터링 시스템(DSMS) 도메인 온톨로지의 이름이다. D2RQ는 이 논문이 만든 것이 아니라 기존 오픈소스 플랫폼이며, 논문은 MySQL의 모니터링 데이터를 OntoDSMS에 연결할 때 D2RQ를 사용했다(4장, 그림 3).</w:t>
+        <w:t xml:space="preserve">표기: Zhou 외(2023)는 댐 안전 모니터링을 위한 BIM·온톨로지 기반 지식관리 논문이다. OntoDSMS는 이 논문이 만든 댐 안전 모니터링 시스템(DSMS) 도메인 온톨로지의 이름이다. D2RQ는 이 논문이 만든 것이 아니라 기존 오픈소스 플랫폼이며, 논문은 MySQL의 모니터링 데이터를 OntoDSMS에 연결할 때 D2RQ를 사용했다.</w:t>
       </w:r>
     </w:p>
     <w:p>

--- a/lab_meeting/2026.11_랩미팅_KG구축_how.docx
+++ b/lab_meeting/2026.11_랩미팅_KG구축_how.docx
@@ -85,7 +85,7 @@
           <w:szCs w:val="20"/>
           <w:lang w:eastAsia="ko-KR"/>
         </w:rPr>
-        <w:t xml:space="preserve">KG 구축은 아래 순서로 수행했다. 모든 단계의 수행은 끝났고, 이번 자료는 그중 자료 준비, 구조화 자료 매핑, 비정형 텍스트 추출의 방법론을 구체화했다. 이 세 단계를 마치면 KG의 Entity 264개와 속성 616개가 만들어진다.</w:t>
+        <w:t xml:space="preserve">KG 구축은 아래 순서로 수행했다. 모든 단계의 수행은 끝났고, 이번 자료는 그중 자료 준비, 구조화 자료 매핑, 비정형 텍스트 추출의 방법론을 정리했다.</w:t>
       </w:r>
     </w:p>
     <w:p>
@@ -102,7 +102,24 @@
           <w:szCs w:val="20"/>
           <w:lang w:eastAsia="ko-KR"/>
         </w:rPr>
-        <w:t xml:space="preserve">나머지는 다음 주에 구체화한다(6장). 각 원리의 자세한 설명은 부록 E에 있다.</w:t>
+        <w:t xml:space="preserve">이 세 단계를 마치면 KG에 들어갈 Entity 264개와 속성 616개가 만들어진다. 이들을 관계로 이어 KG를 완성하는 것은 개체 해소·연결이다.</w:t>
+      </w:r>
+    </w:p>
+    <w:p>
+      <w:pPr>
+        <w:pStyle w:val="a0"/>
+        <w:spacing w:after="60"/>
+        <w:rPr>
+          <w:lang w:eastAsia="ko-KR"/>
+        </w:rPr>
+      </w:pPr>
+      <w:r>
+        <w:rPr>
+          <w:sz w:val="20"/>
+          <w:szCs w:val="20"/>
+          <w:lang w:eastAsia="ko-KR"/>
+        </w:rPr>
+        <w:t xml:space="preserve">모든 단계를 수행했지만, 방법론을 정리한 것은 자료 준비부터 비정형 텍스트 추출까지이다. 나머지는 다음 주에 정리한다(6장). 각 원리의 자세한 설명은 부록 E에 있다.</w:t>
       </w:r>
     </w:p>
     <w:p>
@@ -121,7 +138,7 @@
           <w:szCs w:val="25"/>
           <w:lang w:eastAsia="ko-KR"/>
         </w:rPr>
-        <w:t xml:space="preserve">표 1. 단계별 하는 일, 따른 원리, 방법론 구체화 여부</w:t>
+        <w:t xml:space="preserve">표 1. 단계별 하는 일, 따른 원리, 방법론 정리 여부</w:t>
       </w:r>
     </w:p>
     <w:tbl>
@@ -257,7 +274,7 @@
                 <w:szCs w:val="18"/>
                 <w:lang w:eastAsia="ko-KR"/>
               </w:rPr>
-              <w:t xml:space="preserve">방법론 구체화</w:t>
+              <w:t xml:space="preserve">방법론 정리</w:t>
             </w:r>
           </w:p>
         </w:tc>
@@ -382,7 +399,7 @@
                 <w:szCs w:val="18"/>
                 <w:lang w:eastAsia="ko-KR"/>
               </w:rPr>
-              <w:t xml:space="preserve">구체화함 (2장)</w:t>
+              <w:t xml:space="preserve">정리함 (2장)</w:t>
             </w:r>
           </w:p>
         </w:tc>
@@ -494,7 +511,7 @@
                 <w:szCs w:val="18"/>
                 <w:lang w:eastAsia="ko-KR"/>
               </w:rPr>
-              <w:t xml:space="preserve">구체화함 (3장)</w:t>
+              <w:t xml:space="preserve">정리함 (3장)</w:t>
             </w:r>
           </w:p>
         </w:tc>
@@ -606,7 +623,7 @@
                 <w:szCs w:val="18"/>
                 <w:lang w:eastAsia="ko-KR"/>
               </w:rPr>
-              <w:t xml:space="preserve">구체화함 (4장)</w:t>
+              <w:t xml:space="preserve">정리함 (4장)</w:t>
             </w:r>
           </w:p>
         </w:tc>
@@ -718,7 +735,7 @@
                 <w:szCs w:val="18"/>
                 <w:lang w:eastAsia="ko-KR"/>
               </w:rPr>
-              <w:t xml:space="preserve">수행함, 방법론 구체화는 다음 주</w:t>
+              <w:t xml:space="preserve">아직 정리 못 함 (다음 주)</w:t>
             </w:r>
           </w:p>
         </w:tc>
@@ -802,7 +819,7 @@
                 <w:szCs w:val="18"/>
                 <w:lang w:eastAsia="ko-KR"/>
               </w:rPr>
-              <w:t xml:space="preserve">근거 문헌부터 다시 정함</w:t>
+              <w:t xml:space="preserve">—</w:t>
             </w:r>
           </w:p>
         </w:tc>
@@ -830,7 +847,7 @@
                 <w:szCs w:val="18"/>
                 <w:lang w:eastAsia="ko-KR"/>
               </w:rPr>
-              <w:t xml:space="preserve">수행함, 방법론 재정립은 다음 주</w:t>
+              <w:t xml:space="preserve">아직 정리 못 함 (다음 주)</w:t>
             </w:r>
           </w:p>
         </w:tc>
@@ -942,7 +959,7 @@
                 <w:szCs w:val="18"/>
                 <w:lang w:eastAsia="ko-KR"/>
               </w:rPr>
-              <w:t xml:space="preserve">수행함, 다음 주</w:t>
+              <w:t xml:space="preserve">아직 정리 못 함 (다음 주)</w:t>
             </w:r>
           </w:p>
         </w:tc>
@@ -1026,7 +1043,7 @@
                 <w:szCs w:val="18"/>
                 <w:lang w:eastAsia="ko-KR"/>
               </w:rPr>
-              <w:t xml:space="preserve">방법 자체를 다시 고민</w:t>
+              <w:t xml:space="preserve">—</w:t>
             </w:r>
           </w:p>
         </w:tc>
@@ -1054,7 +1071,7 @@
                 <w:szCs w:val="18"/>
                 <w:lang w:eastAsia="ko-KR"/>
               </w:rPr>
-              <w:t xml:space="preserve">수행함, 다음 주</w:t>
+              <w:t xml:space="preserve">아직 정리 못 함 (다음 주)</w:t>
             </w:r>
           </w:p>
         </w:tc>
@@ -1339,6 +1356,20 @@
                 <w:lang w:eastAsia="ko-KR"/>
               </w:rPr>
               <w:t xml:space="preserve">속성 616</w:t>
+            </w:r>
+          </w:p>
+          <w:p>
+            <w:pPr>
+              <w:spacing w:after="20" w:line="252" w:lineRule="auto"/>
+              <w:jc w:val="center"/>
+            </w:pPr>
+            <w:r>
+              <w:rPr>
+                <w:sz w:val="18"/>
+                <w:szCs w:val="18"/>
+                <w:lang w:eastAsia="ko-KR"/>
+              </w:rPr>
+              <w:t xml:space="preserve">(연결 전)</w:t>
             </w:r>
           </w:p>
         </w:tc>
@@ -5840,6 +5871,192 @@
     </w:p>
     <w:p>
       <w:pPr>
+        <w:spacing w:before="60" w:after="120"/>
+        <w:rPr>
+          <w:lang w:eastAsia="ko-KR"/>
+        </w:rPr>
+      </w:pPr>
+      <w:r>
+        <w:rPr>
+          <w:sz w:val="20"/>
+          <w:szCs w:val="20"/>
+          <w:lang w:eastAsia="ko-KR"/>
+        </w:rPr>
+        <w:t xml:space="preserve">결과: KG CSV 파일 3개에 생기는 줄</w:t>
+      </w:r>
+    </w:p>
+    <w:tbl>
+      <w:tblPr>
+        <w:tblW w:w="9972" w:type="dxa"/>
+        <w:jc w:val="center"/>
+        <w:tblBorders>
+          <w:top w:val="single" w:sz="5" w:space="0" w:color="A6A6A6"/>
+          <w:left w:val="single" w:sz="5" w:space="0" w:color="A6A6A6"/>
+          <w:bottom w:val="single" w:sz="5" w:space="0" w:color="A6A6A6"/>
+          <w:right w:val="single" w:sz="5" w:space="0" w:color="A6A6A6"/>
+          <w:insideH w:val="single" w:sz="5" w:space="0" w:color="A6A6A6"/>
+          <w:insideV w:val="single" w:sz="5" w:space="0" w:color="A6A6A6"/>
+        </w:tblBorders>
+        <w:tblLayout w:type="fixed"/>
+      </w:tblPr>
+      <w:tblGrid>
+        <w:gridCol w:w="9972"/>
+      </w:tblGrid>
+      <w:tr>
+        <w:trPr>
+          <w:jc w:val="center"/>
+        </w:trPr>
+        <w:tc>
+          <w:tcPr>
+            <w:tcW w:w="9972" w:type="dxa"/>
+            <w:shd w:val="clear" w:color="auto" w:fill="F7F7F7"/>
+            <w:tcMar>
+              <w:top w:w="80" w:type="dxa"/>
+              <w:left w:w="110" w:type="dxa"/>
+              <w:bottom w:w="80" w:type="dxa"/>
+              <w:right w:w="110" w:type="dxa"/>
+            </w:tcMar>
+            <w:vAlign w:val="center"/>
+          </w:tcPr>
+          <w:p>
+            <w:pPr>
+              <w:spacing w:after="20" w:line="252" w:lineRule="auto"/>
+            </w:pPr>
+            <w:r>
+              <w:rPr>
+                <w:rFonts w:ascii="Consolas" w:hAnsi="Consolas" w:cs="Consolas" w:eastAsia="맑은 고딕"/>
+                <w:sz w:val="17"/>
+                <w:szCs w:val="17"/>
+                <w:lang w:eastAsia="ko-KR"/>
+              </w:rPr>
+              <w:t xml:space="preserve">kgv4_entities.csv</w:t>
+            </w:r>
+          </w:p>
+          <w:p>
+            <w:pPr>
+              <w:spacing w:after="20" w:line="252" w:lineRule="auto"/>
+            </w:pPr>
+            <w:r>
+              <w:rPr>
+                <w:rFonts w:ascii="Consolas" w:hAnsi="Consolas" w:cs="Consolas" w:eastAsia="맑은 고딕"/>
+                <w:sz w:val="17"/>
+                <w:szCs w:val="17"/>
+                <w:lang w:eastAsia="ko-KR"/>
+              </w:rPr>
+              <w:t xml:space="preserve">  DAM:1003110,Dam,충주댐</w:t>
+            </w:r>
+          </w:p>
+          <w:p>
+            <w:pPr>
+              <w:spacing w:after="20" w:line="252" w:lineRule="auto"/>
+            </w:pPr>
+            <w:r>
+              <w:rPr>
+                <w:rFonts w:ascii="Consolas" w:hAnsi="Consolas" w:cs="Consolas" w:eastAsia="맑은 고딕"/>
+                <w:sz w:val="17"/>
+                <w:szCs w:val="17"/>
+                <w:lang w:eastAsia="ko-KR"/>
+              </w:rPr>
+              <w:t xml:space="preserve"/>
+            </w:r>
+          </w:p>
+          <w:p>
+            <w:pPr>
+              <w:spacing w:after="20" w:line="252" w:lineRule="auto"/>
+            </w:pPr>
+            <w:r>
+              <w:rPr>
+                <w:rFonts w:ascii="Consolas" w:hAnsi="Consolas" w:cs="Consolas" w:eastAsia="맑은 고딕"/>
+                <w:sz w:val="17"/>
+                <w:szCs w:val="17"/>
+                <w:lang w:eastAsia="ko-KR"/>
+              </w:rPr>
+              <w:t xml:space="preserve">kgv4_properties.csv</w:t>
+            </w:r>
+          </w:p>
+          <w:p>
+            <w:pPr>
+              <w:spacing w:after="20" w:line="252" w:lineRule="auto"/>
+            </w:pPr>
+            <w:r>
+              <w:rPr>
+                <w:rFonts w:ascii="Consolas" w:hAnsi="Consolas" w:cs="Consolas" w:eastAsia="맑은 고딕"/>
+                <w:sz w:val="17"/>
+                <w:szCs w:val="17"/>
+                <w:lang w:eastAsia="ko-KR"/>
+              </w:rPr>
+              <w:t xml:space="preserve">  DAM:1003110,damName,충주댐,string</w:t>
+            </w:r>
+          </w:p>
+          <w:p>
+            <w:pPr>
+              <w:spacing w:after="20" w:line="252" w:lineRule="auto"/>
+            </w:pPr>
+            <w:r>
+              <w:rPr>
+                <w:rFonts w:ascii="Consolas" w:hAnsi="Consolas" w:cs="Consolas" w:eastAsia="맑은 고딕"/>
+                <w:sz w:val="17"/>
+                <w:szCs w:val="17"/>
+                <w:lang w:eastAsia="ko-KR"/>
+              </w:rPr>
+              <w:t xml:space="preserve">  DAM:1003110,damType,다목적댐,string</w:t>
+            </w:r>
+          </w:p>
+          <w:p>
+            <w:pPr>
+              <w:spacing w:after="20" w:line="252" w:lineRule="auto"/>
+            </w:pPr>
+            <w:r>
+              <w:rPr>
+                <w:rFonts w:ascii="Consolas" w:hAnsi="Consolas" w:cs="Consolas" w:eastAsia="맑은 고딕"/>
+                <w:sz w:val="17"/>
+                <w:szCs w:val="17"/>
+                <w:lang w:eastAsia="ko-KR"/>
+              </w:rPr>
+              <w:t xml:space="preserve"/>
+            </w:r>
+          </w:p>
+          <w:p>
+            <w:pPr>
+              <w:spacing w:after="20" w:line="252" w:lineRule="auto"/>
+            </w:pPr>
+            <w:r>
+              <w:rPr>
+                <w:rFonts w:ascii="Consolas" w:hAnsi="Consolas" w:cs="Consolas" w:eastAsia="맑은 고딕"/>
+                <w:sz w:val="17"/>
+                <w:szCs w:val="17"/>
+                <w:lang w:eastAsia="ko-KR"/>
+              </w:rPr>
+              <w:t xml:space="preserve">kgv4_provenance.csv</w:t>
+            </w:r>
+          </w:p>
+          <w:p>
+            <w:pPr>
+              <w:spacing w:after="20" w:line="252" w:lineRule="auto"/>
+            </w:pPr>
+            <w:r>
+              <w:rPr>
+                <w:rFonts w:ascii="Consolas" w:hAnsi="Consolas" w:cs="Consolas" w:eastAsia="맑은 고딕"/>
+                <w:sz w:val="17"/>
+                <w:szCs w:val="17"/>
+                <w:lang w:eastAsia="ko-KR"/>
+              </w:rPr>
+              <w:t xml:space="preserve">  DAM:1003110,entity,03_normalized/kwater_mywater_period_daily_long.csv.gz,DAM_CD=1003110,MR-DAM,real,댐 유형은 K-water 원문 그대로</w:t>
+            </w:r>
+          </w:p>
+        </w:tc>
+      </w:tr>
+    </w:tbl>
+    <w:p>
+      <w:pPr>
+        <w:spacing w:after="60"/>
+        <w:rPr>
+          <w:lang w:eastAsia="ko-KR"/>
+        </w:rPr>
+      </w:pPr>
+    </w:p>
+    <w:p>
+      <w:pPr>
         <w:keepNext/>
         <w:spacing w:before="240"/>
         <w:rPr>
@@ -5988,6 +6205,220 @@
     </w:p>
     <w:p>
       <w:pPr>
+        <w:spacing w:before="60" w:after="120"/>
+        <w:rPr>
+          <w:lang w:eastAsia="ko-KR"/>
+        </w:rPr>
+      </w:pPr>
+      <w:r>
+        <w:rPr>
+          <w:sz w:val="20"/>
+          <w:szCs w:val="20"/>
+          <w:lang w:eastAsia="ko-KR"/>
+        </w:rPr>
+        <w:t xml:space="preserve">결과: KG CSV 파일 3개에 생기는 줄 (출처의 위치에는 값이 들어 있는 열 이름을 남긴다)</w:t>
+      </w:r>
+    </w:p>
+    <w:tbl>
+      <w:tblPr>
+        <w:tblW w:w="9972" w:type="dxa"/>
+        <w:jc w:val="center"/>
+        <w:tblBorders>
+          <w:top w:val="single" w:sz="5" w:space="0" w:color="A6A6A6"/>
+          <w:left w:val="single" w:sz="5" w:space="0" w:color="A6A6A6"/>
+          <w:bottom w:val="single" w:sz="5" w:space="0" w:color="A6A6A6"/>
+          <w:right w:val="single" w:sz="5" w:space="0" w:color="A6A6A6"/>
+          <w:insideH w:val="single" w:sz="5" w:space="0" w:color="A6A6A6"/>
+          <w:insideV w:val="single" w:sz="5" w:space="0" w:color="A6A6A6"/>
+        </w:tblBorders>
+        <w:tblLayout w:type="fixed"/>
+      </w:tblPr>
+      <w:tblGrid>
+        <w:gridCol w:w="9972"/>
+      </w:tblGrid>
+      <w:tr>
+        <w:trPr>
+          <w:jc w:val="center"/>
+        </w:trPr>
+        <w:tc>
+          <w:tcPr>
+            <w:tcW w:w="9972" w:type="dxa"/>
+            <w:shd w:val="clear" w:color="auto" w:fill="F7F7F7"/>
+            <w:tcMar>
+              <w:top w:w="80" w:type="dxa"/>
+              <w:left w:w="110" w:type="dxa"/>
+              <w:bottom w:w="80" w:type="dxa"/>
+              <w:right w:w="110" w:type="dxa"/>
+            </w:tcMar>
+            <w:vAlign w:val="center"/>
+          </w:tcPr>
+          <w:p>
+            <w:pPr>
+              <w:spacing w:after="20" w:line="252" w:lineRule="auto"/>
+            </w:pPr>
+            <w:r>
+              <w:rPr>
+                <w:rFonts w:ascii="Consolas" w:hAnsi="Consolas" w:cs="Consolas" w:eastAsia="맑은 고딕"/>
+                <w:sz w:val="17"/>
+                <w:szCs w:val="17"/>
+                <w:lang w:eastAsia="ko-KR"/>
+              </w:rPr>
+              <w:t xml:space="preserve">kgv4_entities.csv</w:t>
+            </w:r>
+          </w:p>
+          <w:p>
+            <w:pPr>
+              <w:spacing w:after="20" w:line="252" w:lineRule="auto"/>
+            </w:pPr>
+            <w:r>
+              <w:rPr>
+                <w:rFonts w:ascii="Consolas" w:hAnsi="Consolas" w:cs="Consolas" w:eastAsia="맑은 고딕"/>
+                <w:sz w:val="17"/>
+                <w:szCs w:val="17"/>
+                <w:lang w:eastAsia="ko-KR"/>
+              </w:rPr>
+              <w:t xml:space="preserve">  HMS:1003110:수위,HydrometeorologicalState,충주댐_수위</w:t>
+            </w:r>
+          </w:p>
+          <w:p>
+            <w:pPr>
+              <w:spacing w:after="20" w:line="252" w:lineRule="auto"/>
+            </w:pPr>
+            <w:r>
+              <w:rPr>
+                <w:rFonts w:ascii="Consolas" w:hAnsi="Consolas" w:cs="Consolas" w:eastAsia="맑은 고딕"/>
+                <w:sz w:val="17"/>
+                <w:szCs w:val="17"/>
+                <w:lang w:eastAsia="ko-KR"/>
+              </w:rPr>
+              <w:t xml:space="preserve">  EVI:KW:1003110,EvidenceSource,K-water MyWater 수문자료 충주댐</w:t>
+            </w:r>
+          </w:p>
+          <w:p>
+            <w:pPr>
+              <w:spacing w:after="20" w:line="252" w:lineRule="auto"/>
+            </w:pPr>
+            <w:r>
+              <w:rPr>
+                <w:rFonts w:ascii="Consolas" w:hAnsi="Consolas" w:cs="Consolas" w:eastAsia="맑은 고딕"/>
+                <w:sz w:val="17"/>
+                <w:szCs w:val="17"/>
+                <w:lang w:eastAsia="ko-KR"/>
+              </w:rPr>
+              <w:t xml:space="preserve"/>
+            </w:r>
+          </w:p>
+          <w:p>
+            <w:pPr>
+              <w:spacing w:after="20" w:line="252" w:lineRule="auto"/>
+            </w:pPr>
+            <w:r>
+              <w:rPr>
+                <w:rFonts w:ascii="Consolas" w:hAnsi="Consolas" w:cs="Consolas" w:eastAsia="맑은 고딕"/>
+                <w:sz w:val="17"/>
+                <w:szCs w:val="17"/>
+                <w:lang w:eastAsia="ko-KR"/>
+              </w:rPr>
+              <w:t xml:space="preserve">kgv4_properties.csv</w:t>
+            </w:r>
+          </w:p>
+          <w:p>
+            <w:pPr>
+              <w:spacing w:after="20" w:line="252" w:lineRule="auto"/>
+            </w:pPr>
+            <w:r>
+              <w:rPr>
+                <w:rFonts w:ascii="Consolas" w:hAnsi="Consolas" w:cs="Consolas" w:eastAsia="맑은 고딕"/>
+                <w:sz w:val="17"/>
+                <w:szCs w:val="17"/>
+                <w:lang w:eastAsia="ko-KR"/>
+              </w:rPr>
+              <w:t xml:space="preserve">  HMS:1003110:수위,variableType,수위,string</w:t>
+            </w:r>
+          </w:p>
+          <w:p>
+            <w:pPr>
+              <w:spacing w:after="20" w:line="252" w:lineRule="auto"/>
+            </w:pPr>
+            <w:r>
+              <w:rPr>
+                <w:rFonts w:ascii="Consolas" w:hAnsi="Consolas" w:cs="Consolas" w:eastAsia="맑은 고딕"/>
+                <w:sz w:val="17"/>
+                <w:szCs w:val="17"/>
+                <w:lang w:eastAsia="ko-KR"/>
+              </w:rPr>
+              <w:t xml:space="preserve">  HMS:1003110:수위,stationCode,1003110,string</w:t>
+            </w:r>
+          </w:p>
+          <w:p>
+            <w:pPr>
+              <w:spacing w:after="20" w:line="252" w:lineRule="auto"/>
+            </w:pPr>
+            <w:r>
+              <w:rPr>
+                <w:rFonts w:ascii="Consolas" w:hAnsi="Consolas" w:cs="Consolas" w:eastAsia="맑은 고딕"/>
+                <w:sz w:val="17"/>
+                <w:szCs w:val="17"/>
+                <w:lang w:eastAsia="ko-KR"/>
+              </w:rPr>
+              <w:t xml:space="preserve">  EVI:KW:1003110,sourceLocator,DAM_CD=1003110 충주댐 시간별 자료,string</w:t>
+            </w:r>
+          </w:p>
+          <w:p>
+            <w:pPr>
+              <w:spacing w:after="20" w:line="252" w:lineRule="auto"/>
+            </w:pPr>
+            <w:r>
+              <w:rPr>
+                <w:rFonts w:ascii="Consolas" w:hAnsi="Consolas" w:cs="Consolas" w:eastAsia="맑은 고딕"/>
+                <w:sz w:val="17"/>
+                <w:szCs w:val="17"/>
+                <w:lang w:eastAsia="ko-KR"/>
+              </w:rPr>
+              <w:t xml:space="preserve"/>
+            </w:r>
+          </w:p>
+          <w:p>
+            <w:pPr>
+              <w:spacing w:after="20" w:line="252" w:lineRule="auto"/>
+            </w:pPr>
+            <w:r>
+              <w:rPr>
+                <w:rFonts w:ascii="Consolas" w:hAnsi="Consolas" w:cs="Consolas" w:eastAsia="맑은 고딕"/>
+                <w:sz w:val="17"/>
+                <w:szCs w:val="17"/>
+                <w:lang w:eastAsia="ko-KR"/>
+              </w:rPr>
+              <w:t xml:space="preserve">kgv4_provenance.csv</w:t>
+            </w:r>
+          </w:p>
+          <w:p>
+            <w:pPr>
+              <w:spacing w:after="20" w:line="252" w:lineRule="auto"/>
+            </w:pPr>
+            <w:r>
+              <w:rPr>
+                <w:rFonts w:ascii="Consolas" w:hAnsi="Consolas" w:cs="Consolas" w:eastAsia="맑은 고딕"/>
+                <w:sz w:val="17"/>
+                <w:szCs w:val="17"/>
+                <w:lang w:eastAsia="ko-KR"/>
+              </w:rPr>
+              <w:t xml:space="preserve">  HMS:1003110:수위,entity,03_normalized/kwater_mywater_hydr_H_wide.csv.gz,DATA1_수위(EL.m),MR-HMS,real</w:t>
+            </w:r>
+          </w:p>
+        </w:tc>
+      </w:tr>
+    </w:tbl>
+    <w:p>
+      <w:pPr>
+        <w:spacing w:after="60"/>
+        <w:rPr>
+          <w:lang w:eastAsia="ko-KR"/>
+        </w:rPr>
+      </w:pPr>
+    </w:p>
+    <w:p>
+      <w:pPr>
         <w:pStyle w:val="21"/>
         <w:rPr>
           <w:lang w:eastAsia="ko-KR"/>
@@ -7452,7 +7883,27 @@
     </w:p>
     <w:p>
       <w:pPr>
-        <w:spacing w:before="60" w:after="120"/>
+        <w:keepNext/>
+        <w:spacing w:before="240"/>
+        <w:rPr>
+          <w:lang w:eastAsia="ko-KR"/>
+        </w:rPr>
+      </w:pPr>
+      <w:r>
+        <w:rPr>
+          <w:b/>
+          <w:color w:val="1F4E79"/>
+          <w:sz w:val="25"/>
+          <w:szCs w:val="25"/>
+          <w:lang w:eastAsia="ko-KR"/>
+        </w:rPr>
+        <w:t xml:space="preserve">Operation Entity 만들기</w:t>
+      </w:r>
+    </w:p>
+    <w:p>
+      <w:pPr>
+        <w:pStyle w:val="a0"/>
+        <w:spacing w:after="60"/>
         <w:rPr>
           <w:lang w:eastAsia="ko-KR"/>
         </w:rPr>
@@ -7463,7 +7914,118 @@
           <w:szCs w:val="20"/>
           <w:lang w:eastAsia="ko-KR"/>
         </w:rPr>
-        <w:t xml:space="preserve">결과: 중간 파일 operation_from_remarks_5dams.csv(만든 68행 + 만들지 않은 17행과 사유), 그리고 KG CSV 파일에 Operation의 줄</w:t>
+        <w:t xml:space="preserve">규칙을 적용한 결과는 먼저 중간 파일 operation_from_remarks_5dams.csv에 적는다. 한 줄은 승인 하나의 행위 하나이고(85줄 = 만든 68줄 + 만들지 않은 17줄과 사유), 열은 순차번호, 비고 원문, operationType, 적용한 규칙, operationTime, 시각 출처 등이다.</w:t>
+      </w:r>
+    </w:p>
+    <w:p>
+      <w:pPr>
+        <w:pStyle w:val="a0"/>
+        <w:spacing w:after="60"/>
+        <w:rPr>
+          <w:lang w:eastAsia="ko-KR"/>
+        </w:rPr>
+      </w:pPr>
+      <w:r>
+        <w:rPr>
+          <w:sz w:val="20"/>
+          <w:szCs w:val="20"/>
+          <w:lang w:eastAsia="ko-KR"/>
+        </w:rPr>
+        <w:t xml:space="preserve">이 줄을 구조화 자료 매핑과 같은 순서로 Entity로 만든다(그림 14): ① 식별자 "OPR:" + {순차번호} + ":" + {순번} → OPR:504:1. 순번은 한 비고에서 몇 번째로 잡힌 행위인지이며, 한 승인에서 행위가 둘이면 OPR:2754:1, OPR:2754:2가 된다.</w:t>
+      </w:r>
+    </w:p>
+    <w:p>
+      <w:pPr>
+        <w:pStyle w:val="a0"/>
+        <w:spacing w:after="60"/>
+        <w:rPr>
+          <w:lang w:eastAsia="ko-KR"/>
+        </w:rPr>
+      </w:pPr>
+      <w:r>
+        <w:rPr>
+          <w:sz w:val="20"/>
+          <w:szCs w:val="20"/>
+          <w:lang w:eastAsia="ko-KR"/>
+        </w:rPr>
+        <w:t xml:space="preserve">② Class는 Operation, 속성은 operationType(글자)과 operationTime(일시). ③ 출처에는 중간 파일과 순차번호, 적용한 규칙, 값의 성격 "비고에서 분류"를 남긴다. 원본 값을 그대로 옮긴 승인과 달리, 운영행위는 규칙으로 분류해 만든 값이기 때문이다.</w:t>
+      </w:r>
+    </w:p>
+    <w:p>
+      <w:pPr>
+        <w:keepNext/>
+        <w:spacing w:before="60" w:after="40"/>
+        <w:jc w:val="center"/>
+      </w:pPr>
+      <w:r>
+        <w:drawing>
+          <wp:inline distT="0" distB="0" distL="0" distR="0">
+            <wp:extent cx="6141720" cy="2778397"/>
+            <wp:docPr id="14" name="step3_doc_f21" descr="step3_doc_f21"/>
+            <wp:cNvGraphicFramePr>
+              <a:graphicFrameLocks xmlns:a="http://schemas.openxmlformats.org/drawingml/2006/main" noChangeAspect="1"/>
+            </wp:cNvGraphicFramePr>
+            <a:graphic xmlns:a="http://schemas.openxmlformats.org/drawingml/2006/main">
+              <a:graphicData uri="http://schemas.openxmlformats.org/drawingml/2006/picture">
+                <pic:pic xmlns:pic="http://schemas.openxmlformats.org/drawingml/2006/picture">
+                  <pic:nvPicPr>
+                    <pic:cNvPr id="14" name="step3_doc_f21"/>
+                    <pic:cNvPicPr/>
+                  </pic:nvPicPr>
+                  <pic:blipFill>
+                    <a:blip r:embed="rIdImg14"/>
+                    <a:stretch>
+                      <a:fillRect/>
+                    </a:stretch>
+                  </pic:blipFill>
+                  <pic:spPr>
+                    <a:xfrm>
+                      <a:off x="0" y="0"/>
+                      <a:ext cx="6141720" cy="2778397"/>
+                    </a:xfrm>
+                    <a:prstGeom prst="rect">
+                      <a:avLst/>
+                    </a:prstGeom>
+                  </pic:spPr>
+                </pic:pic>
+              </a:graphicData>
+            </a:graphic>
+          </wp:inline>
+        </w:drawing>
+      </w:r>
+    </w:p>
+    <w:p>
+      <w:pPr>
+        <w:spacing w:before="0" w:after="120"/>
+        <w:jc w:val="center"/>
+        <w:rPr>
+          <w:lang w:eastAsia="ko-KR"/>
+        </w:rPr>
+      </w:pPr>
+      <w:r>
+        <w:rPr>
+          <w:color w:val="505050"/>
+          <w:sz w:val="18"/>
+          <w:szCs w:val="18"/>
+          <w:lang w:eastAsia="ko-KR"/>
+        </w:rPr>
+        <w:t xml:space="preserve">그림 14. Operation Entity 만들기 — 중간 파일의 504행 줄에서 OPR:504:1로</w:t>
+      </w:r>
+    </w:p>
+    <w:p>
+      <w:pPr>
+        <w:spacing w:before="60" w:after="120"/>
+        <w:rPr>
+          <w:lang w:eastAsia="ko-KR"/>
+        </w:rPr>
+      </w:pPr>
+      <w:r>
+        <w:rPr>
+          <w:sz w:val="20"/>
+          <w:szCs w:val="20"/>
+          <w:lang w:eastAsia="ko-KR"/>
+        </w:rPr>
+        <w:t xml:space="preserve">결과: KG CSV 파일 3개에 생기는 줄</w:t>
       </w:r>
     </w:p>
     <w:tbl>
@@ -7479,553 +8041,150 @@
           <w:insideV w:val="single" w:sz="5" w:space="0" w:color="A6A6A6"/>
         </w:tblBorders>
         <w:tblLayout w:type="fixed"/>
-        <w:tblLook w:val="04A0" w:firstRow="1" w:lastRow="0" w:firstColumn="1" w:lastColumn="0" w:noHBand="0" w:noVBand="1"/>
       </w:tblPr>
       <w:tblGrid>
-        <w:gridCol w:w="2000"/>
-        <w:gridCol w:w="2400"/>
-        <w:gridCol w:w="4372"/>
-        <w:gridCol w:w="1200"/>
+        <w:gridCol w:w="9972"/>
       </w:tblGrid>
       <w:tr>
         <w:trPr>
-          <w:cantSplit/>
-          <w:tblHeader/>
           <w:jc w:val="center"/>
         </w:trPr>
         <w:tc>
           <w:tcPr>
-            <w:tcW w:w="2000" w:type="dxa"/>
-            <w:shd w:val="clear" w:color="auto" w:fill="D9EAF7"/>
-            <w:tcMar>
-              <w:top w:w="80" w:type="dxa"/>
-              <w:left w:w="110" w:type="dxa"/>
-              <w:bottom w:w="80" w:type="dxa"/>
-              <w:right w:w="110" w:type="dxa"/>
-            </w:tcMar>
-            <w:vAlign w:val="center"/>
-          </w:tcPr>
-          <w:p>
-            <w:pPr>
-              <w:spacing w:after="20" w:line="252" w:lineRule="auto"/>
-              <w:jc w:val="center"/>
-            </w:pPr>
-            <w:r>
-              <w:rPr>
-                <w:b/>
-                <w:sz w:val="18"/>
-                <w:szCs w:val="18"/>
-                <w:lang w:eastAsia="ko-KR"/>
-              </w:rPr>
-              <w:t xml:space="preserve">Entity ID</w:t>
-            </w:r>
-          </w:p>
-        </w:tc>
-        <w:tc>
-          <w:tcPr>
-            <w:tcW w:w="2400" w:type="dxa"/>
-            <w:shd w:val="clear" w:color="auto" w:fill="D9EAF7"/>
-            <w:tcMar>
-              <w:top w:w="80" w:type="dxa"/>
-              <w:left w:w="110" w:type="dxa"/>
-              <w:bottom w:w="80" w:type="dxa"/>
-              <w:right w:w="110" w:type="dxa"/>
-            </w:tcMar>
-            <w:vAlign w:val="center"/>
-          </w:tcPr>
-          <w:p>
-            <w:pPr>
-              <w:spacing w:after="20" w:line="252" w:lineRule="auto"/>
-              <w:jc w:val="center"/>
-            </w:pPr>
-            <w:r>
-              <w:rPr>
-                <w:b/>
-                <w:sz w:val="18"/>
-                <w:szCs w:val="18"/>
-                <w:lang w:eastAsia="ko-KR"/>
-              </w:rPr>
-              <w:t xml:space="preserve">속성</w:t>
-            </w:r>
-          </w:p>
-        </w:tc>
-        <w:tc>
-          <w:tcPr>
-            <w:tcW w:w="4372" w:type="dxa"/>
-            <w:shd w:val="clear" w:color="auto" w:fill="D9EAF7"/>
-            <w:tcMar>
-              <w:top w:w="80" w:type="dxa"/>
-              <w:left w:w="110" w:type="dxa"/>
-              <w:bottom w:w="80" w:type="dxa"/>
-              <w:right w:w="110" w:type="dxa"/>
-            </w:tcMar>
-            <w:vAlign w:val="center"/>
-          </w:tcPr>
-          <w:p>
-            <w:pPr>
-              <w:spacing w:after="20" w:line="252" w:lineRule="auto"/>
-              <w:jc w:val="center"/>
-            </w:pPr>
-            <w:r>
-              <w:rPr>
-                <w:b/>
-                <w:sz w:val="18"/>
-                <w:szCs w:val="18"/>
-                <w:lang w:eastAsia="ko-KR"/>
-              </w:rPr>
-              <w:t xml:space="preserve">값</w:t>
-            </w:r>
-          </w:p>
-        </w:tc>
-        <w:tc>
-          <w:tcPr>
-            <w:tcW w:w="1200" w:type="dxa"/>
-            <w:shd w:val="clear" w:color="auto" w:fill="D9EAF7"/>
-            <w:tcMar>
-              <w:top w:w="80" w:type="dxa"/>
-              <w:left w:w="110" w:type="dxa"/>
-              <w:bottom w:w="80" w:type="dxa"/>
-              <w:right w:w="110" w:type="dxa"/>
-            </w:tcMar>
-            <w:vAlign w:val="center"/>
-          </w:tcPr>
-          <w:p>
-            <w:pPr>
-              <w:spacing w:after="20" w:line="252" w:lineRule="auto"/>
-              <w:jc w:val="center"/>
-            </w:pPr>
-            <w:r>
-              <w:rPr>
-                <w:b/>
-                <w:sz w:val="18"/>
-                <w:szCs w:val="18"/>
-                <w:lang w:eastAsia="ko-KR"/>
-              </w:rPr>
-              <w:t xml:space="preserve">자료형</w:t>
-            </w:r>
-          </w:p>
-        </w:tc>
-      </w:tr>
-      <w:tr>
-        <w:trPr>
-          <w:cantSplit/>
-          <w:jc w:val="center"/>
-        </w:trPr>
-        <w:tc>
-          <w:tcPr>
-            <w:tcW w:w="2000" w:type="dxa"/>
-            <w:tcMar>
-              <w:top w:w="80" w:type="dxa"/>
-              <w:left w:w="110" w:type="dxa"/>
-              <w:bottom w:w="80" w:type="dxa"/>
-              <w:right w:w="110" w:type="dxa"/>
-            </w:tcMar>
-            <w:vAlign w:val="center"/>
-          </w:tcPr>
-          <w:p>
-            <w:pPr>
-              <w:spacing w:after="20" w:line="252" w:lineRule="auto"/>
-            </w:pPr>
-            <w:r>
-              <w:rPr>
-                <w:sz w:val="18"/>
-                <w:szCs w:val="18"/>
-                <w:lang w:eastAsia="ko-KR"/>
-              </w:rPr>
-              <w:t xml:space="preserve">OPR:504:1</w:t>
-            </w:r>
-          </w:p>
-        </w:tc>
-        <w:tc>
-          <w:tcPr>
-            <w:tcW w:w="2400" w:type="dxa"/>
-            <w:tcMar>
-              <w:top w:w="80" w:type="dxa"/>
-              <w:left w:w="110" w:type="dxa"/>
-              <w:bottom w:w="80" w:type="dxa"/>
-              <w:right w:w="110" w:type="dxa"/>
-            </w:tcMar>
-            <w:vAlign w:val="center"/>
-          </w:tcPr>
-          <w:p>
-            <w:pPr>
-              <w:spacing w:after="20" w:line="252" w:lineRule="auto"/>
-            </w:pPr>
-            <w:r>
-              <w:rPr>
-                <w:sz w:val="18"/>
-                <w:szCs w:val="18"/>
-                <w:lang w:eastAsia="ko-KR"/>
-              </w:rPr>
-              <w:t xml:space="preserve">operationType</w:t>
-            </w:r>
-          </w:p>
-        </w:tc>
-        <w:tc>
-          <w:tcPr>
-            <w:tcW w:w="4372" w:type="dxa"/>
-            <w:tcMar>
-              <w:top w:w="80" w:type="dxa"/>
-              <w:left w:w="110" w:type="dxa"/>
-              <w:bottom w:w="80" w:type="dxa"/>
-              <w:right w:w="110" w:type="dxa"/>
-            </w:tcMar>
-            <w:vAlign w:val="center"/>
-          </w:tcPr>
-          <w:p>
-            <w:pPr>
-              <w:spacing w:after="20" w:line="252" w:lineRule="auto"/>
-            </w:pPr>
-            <w:r>
-              <w:rPr>
-                <w:sz w:val="18"/>
-                <w:szCs w:val="18"/>
-                <w:lang w:eastAsia="ko-KR"/>
-              </w:rPr>
-              <w:t xml:space="preserve">방류</w:t>
-            </w:r>
-          </w:p>
-        </w:tc>
-        <w:tc>
-          <w:tcPr>
-            <w:tcW w:w="1200" w:type="dxa"/>
-            <w:tcMar>
-              <w:top w:w="80" w:type="dxa"/>
-              <w:left w:w="110" w:type="dxa"/>
-              <w:bottom w:w="80" w:type="dxa"/>
-              <w:right w:w="110" w:type="dxa"/>
-            </w:tcMar>
-            <w:vAlign w:val="center"/>
-          </w:tcPr>
-          <w:p>
-            <w:pPr>
-              <w:spacing w:after="20" w:line="252" w:lineRule="auto"/>
-            </w:pPr>
-            <w:r>
-              <w:rPr>
-                <w:sz w:val="18"/>
-                <w:szCs w:val="18"/>
-                <w:lang w:eastAsia="ko-KR"/>
-              </w:rPr>
-              <w:t xml:space="preserve">글자</w:t>
-            </w:r>
-          </w:p>
-        </w:tc>
-      </w:tr>
-      <w:tr>
-        <w:trPr>
-          <w:cantSplit/>
-          <w:jc w:val="center"/>
-        </w:trPr>
-        <w:tc>
-          <w:tcPr>
-            <w:tcW w:w="2000" w:type="dxa"/>
-            <w:tcMar>
-              <w:top w:w="80" w:type="dxa"/>
-              <w:left w:w="110" w:type="dxa"/>
-              <w:bottom w:w="80" w:type="dxa"/>
-              <w:right w:w="110" w:type="dxa"/>
-            </w:tcMar>
-            <w:vAlign w:val="center"/>
-          </w:tcPr>
-          <w:p>
-            <w:pPr>
-              <w:spacing w:after="20" w:line="252" w:lineRule="auto"/>
-            </w:pPr>
-            <w:r>
-              <w:rPr>
-                <w:sz w:val="18"/>
-                <w:szCs w:val="18"/>
-                <w:lang w:eastAsia="ko-KR"/>
-              </w:rPr>
-              <w:t xml:space="preserve">OPR:504:1</w:t>
-            </w:r>
-          </w:p>
-        </w:tc>
-        <w:tc>
-          <w:tcPr>
-            <w:tcW w:w="2400" w:type="dxa"/>
-            <w:tcMar>
-              <w:top w:w="80" w:type="dxa"/>
-              <w:left w:w="110" w:type="dxa"/>
-              <w:bottom w:w="80" w:type="dxa"/>
-              <w:right w:w="110" w:type="dxa"/>
-            </w:tcMar>
-            <w:vAlign w:val="center"/>
-          </w:tcPr>
-          <w:p>
-            <w:pPr>
-              <w:spacing w:after="20" w:line="252" w:lineRule="auto"/>
-            </w:pPr>
-            <w:r>
-              <w:rPr>
-                <w:sz w:val="18"/>
-                <w:szCs w:val="18"/>
-                <w:lang w:eastAsia="ko-KR"/>
-              </w:rPr>
-              <w:t xml:space="preserve">operationTime</w:t>
-            </w:r>
-          </w:p>
-        </w:tc>
-        <w:tc>
-          <w:tcPr>
-            <w:tcW w:w="4372" w:type="dxa"/>
-            <w:tcMar>
-              <w:top w:w="80" w:type="dxa"/>
-              <w:left w:w="110" w:type="dxa"/>
-              <w:bottom w:w="80" w:type="dxa"/>
-              <w:right w:w="110" w:type="dxa"/>
-            </w:tcMar>
-            <w:vAlign w:val="center"/>
-          </w:tcPr>
-          <w:p>
-            <w:pPr>
-              <w:spacing w:after="20" w:line="252" w:lineRule="auto"/>
-            </w:pPr>
-            <w:r>
-              <w:rPr>
-                <w:sz w:val="18"/>
-                <w:szCs w:val="18"/>
-                <w:lang w:eastAsia="ko-KR"/>
-              </w:rPr>
-              <w:t xml:space="preserve">2011-06-27T20:00</w:t>
-            </w:r>
-          </w:p>
-        </w:tc>
-        <w:tc>
-          <w:tcPr>
-            <w:tcW w:w="1200" w:type="dxa"/>
-            <w:tcMar>
-              <w:top w:w="80" w:type="dxa"/>
-              <w:left w:w="110" w:type="dxa"/>
-              <w:bottom w:w="80" w:type="dxa"/>
-              <w:right w:w="110" w:type="dxa"/>
-            </w:tcMar>
-            <w:vAlign w:val="center"/>
-          </w:tcPr>
-          <w:p>
-            <w:pPr>
-              <w:spacing w:after="20" w:line="252" w:lineRule="auto"/>
-            </w:pPr>
-            <w:r>
-              <w:rPr>
-                <w:sz w:val="18"/>
-                <w:szCs w:val="18"/>
-                <w:lang w:eastAsia="ko-KR"/>
-              </w:rPr>
-              <w:t xml:space="preserve">일시</w:t>
-            </w:r>
-          </w:p>
-        </w:tc>
-      </w:tr>
-      <w:tr>
-        <w:trPr>
-          <w:cantSplit/>
-          <w:jc w:val="center"/>
-        </w:trPr>
-        <w:tc>
-          <w:tcPr>
-            <w:tcW w:w="2000" w:type="dxa"/>
-            <w:tcMar>
-              <w:top w:w="80" w:type="dxa"/>
-              <w:left w:w="110" w:type="dxa"/>
-              <w:bottom w:w="80" w:type="dxa"/>
-              <w:right w:w="110" w:type="dxa"/>
-            </w:tcMar>
-            <w:vAlign w:val="center"/>
-          </w:tcPr>
-          <w:p>
-            <w:pPr>
-              <w:spacing w:after="20" w:line="252" w:lineRule="auto"/>
-            </w:pPr>
-            <w:r>
-              <w:rPr>
-                <w:sz w:val="18"/>
-                <w:szCs w:val="18"/>
-                <w:lang w:eastAsia="ko-KR"/>
-              </w:rPr>
-              <w:t xml:space="preserve">OPR:2754:1</w:t>
-            </w:r>
-          </w:p>
-        </w:tc>
-        <w:tc>
-          <w:tcPr>
-            <w:tcW w:w="2400" w:type="dxa"/>
-            <w:tcMar>
-              <w:top w:w="80" w:type="dxa"/>
-              <w:left w:w="110" w:type="dxa"/>
-              <w:bottom w:w="80" w:type="dxa"/>
-              <w:right w:w="110" w:type="dxa"/>
-            </w:tcMar>
-            <w:vAlign w:val="center"/>
-          </w:tcPr>
-          <w:p>
-            <w:pPr>
-              <w:spacing w:after="20" w:line="252" w:lineRule="auto"/>
-            </w:pPr>
-            <w:r>
-              <w:rPr>
-                <w:sz w:val="18"/>
-                <w:szCs w:val="18"/>
-                <w:lang w:eastAsia="ko-KR"/>
-              </w:rPr>
-              <w:t xml:space="preserve">operationType</w:t>
-            </w:r>
-          </w:p>
-        </w:tc>
-        <w:tc>
-          <w:tcPr>
-            <w:tcW w:w="4372" w:type="dxa"/>
-            <w:tcMar>
-              <w:top w:w="80" w:type="dxa"/>
-              <w:left w:w="110" w:type="dxa"/>
-              <w:bottom w:w="80" w:type="dxa"/>
-              <w:right w:w="110" w:type="dxa"/>
-            </w:tcMar>
-            <w:vAlign w:val="center"/>
-          </w:tcPr>
-          <w:p>
-            <w:pPr>
-              <w:spacing w:after="20" w:line="252" w:lineRule="auto"/>
-            </w:pPr>
-            <w:r>
-              <w:rPr>
-                <w:sz w:val="18"/>
-                <w:szCs w:val="18"/>
-                <w:lang w:eastAsia="ko-KR"/>
-              </w:rPr>
-              <w:t xml:space="preserve">초기방류</w:t>
-            </w:r>
-          </w:p>
-        </w:tc>
-        <w:tc>
-          <w:tcPr>
-            <w:tcW w:w="1200" w:type="dxa"/>
-            <w:tcMar>
-              <w:top w:w="80" w:type="dxa"/>
-              <w:left w:w="110" w:type="dxa"/>
-              <w:bottom w:w="80" w:type="dxa"/>
-              <w:right w:w="110" w:type="dxa"/>
-            </w:tcMar>
-            <w:vAlign w:val="center"/>
-          </w:tcPr>
-          <w:p>
-            <w:pPr>
-              <w:spacing w:after="20" w:line="252" w:lineRule="auto"/>
-            </w:pPr>
-            <w:r>
-              <w:rPr>
-                <w:sz w:val="18"/>
-                <w:szCs w:val="18"/>
-                <w:lang w:eastAsia="ko-KR"/>
-              </w:rPr>
-              <w:t xml:space="preserve">글자</w:t>
-            </w:r>
-          </w:p>
-        </w:tc>
-      </w:tr>
-      <w:tr>
-        <w:trPr>
-          <w:cantSplit/>
-          <w:jc w:val="center"/>
-        </w:trPr>
-        <w:tc>
-          <w:tcPr>
-            <w:tcW w:w="2000" w:type="dxa"/>
-            <w:tcMar>
-              <w:top w:w="80" w:type="dxa"/>
-              <w:left w:w="110" w:type="dxa"/>
-              <w:bottom w:w="80" w:type="dxa"/>
-              <w:right w:w="110" w:type="dxa"/>
-            </w:tcMar>
-            <w:vAlign w:val="center"/>
-          </w:tcPr>
-          <w:p>
-            <w:pPr>
-              <w:spacing w:after="20" w:line="252" w:lineRule="auto"/>
-            </w:pPr>
-            <w:r>
-              <w:rPr>
-                <w:sz w:val="18"/>
-                <w:szCs w:val="18"/>
-                <w:lang w:eastAsia="ko-KR"/>
-              </w:rPr>
-              <w:t xml:space="preserve">OPR:2754:2</w:t>
-            </w:r>
-          </w:p>
-        </w:tc>
-        <w:tc>
-          <w:tcPr>
-            <w:tcW w:w="2400" w:type="dxa"/>
-            <w:tcMar>
-              <w:top w:w="80" w:type="dxa"/>
-              <w:left w:w="110" w:type="dxa"/>
-              <w:bottom w:w="80" w:type="dxa"/>
-              <w:right w:w="110" w:type="dxa"/>
-            </w:tcMar>
-            <w:vAlign w:val="center"/>
-          </w:tcPr>
-          <w:p>
-            <w:pPr>
-              <w:spacing w:after="20" w:line="252" w:lineRule="auto"/>
-            </w:pPr>
-            <w:r>
-              <w:rPr>
-                <w:sz w:val="18"/>
-                <w:szCs w:val="18"/>
-                <w:lang w:eastAsia="ko-KR"/>
-              </w:rPr>
-              <w:t xml:space="preserve">operationType</w:t>
-            </w:r>
-          </w:p>
-        </w:tc>
-        <w:tc>
-          <w:tcPr>
-            <w:tcW w:w="4372" w:type="dxa"/>
-            <w:tcMar>
-              <w:top w:w="80" w:type="dxa"/>
-              <w:left w:w="110" w:type="dxa"/>
-              <w:bottom w:w="80" w:type="dxa"/>
-              <w:right w:w="110" w:type="dxa"/>
-            </w:tcMar>
-            <w:vAlign w:val="center"/>
-          </w:tcPr>
-          <w:p>
-            <w:pPr>
-              <w:spacing w:after="20" w:line="252" w:lineRule="auto"/>
-            </w:pPr>
-            <w:r>
-              <w:rPr>
-                <w:sz w:val="18"/>
-                <w:szCs w:val="18"/>
-                <w:lang w:eastAsia="ko-KR"/>
-              </w:rPr>
-              <w:t xml:space="preserve">탄력적 방류</w:t>
-            </w:r>
-          </w:p>
-        </w:tc>
-        <w:tc>
-          <w:tcPr>
-            <w:tcW w:w="1200" w:type="dxa"/>
-            <w:tcMar>
-              <w:top w:w="80" w:type="dxa"/>
-              <w:left w:w="110" w:type="dxa"/>
-              <w:bottom w:w="80" w:type="dxa"/>
-              <w:right w:w="110" w:type="dxa"/>
-            </w:tcMar>
-            <w:vAlign w:val="center"/>
-          </w:tcPr>
-          <w:p>
-            <w:pPr>
-              <w:spacing w:after="20" w:line="252" w:lineRule="auto"/>
-            </w:pPr>
-            <w:r>
-              <w:rPr>
-                <w:sz w:val="18"/>
-                <w:szCs w:val="18"/>
-                <w:lang w:eastAsia="ko-KR"/>
-              </w:rPr>
-              <w:t xml:space="preserve">글자</w:t>
+            <w:tcW w:w="9972" w:type="dxa"/>
+            <w:shd w:val="clear" w:color="auto" w:fill="F7F7F7"/>
+            <w:tcMar>
+              <w:top w:w="80" w:type="dxa"/>
+              <w:left w:w="110" w:type="dxa"/>
+              <w:bottom w:w="80" w:type="dxa"/>
+              <w:right w:w="110" w:type="dxa"/>
+            </w:tcMar>
+            <w:vAlign w:val="center"/>
+          </w:tcPr>
+          <w:p>
+            <w:pPr>
+              <w:spacing w:after="20" w:line="252" w:lineRule="auto"/>
+            </w:pPr>
+            <w:r>
+              <w:rPr>
+                <w:rFonts w:ascii="Consolas" w:hAnsi="Consolas" w:cs="Consolas" w:eastAsia="맑은 고딕"/>
+                <w:sz w:val="17"/>
+                <w:szCs w:val="17"/>
+                <w:lang w:eastAsia="ko-KR"/>
+              </w:rPr>
+              <w:t xml:space="preserve">kgv4_entities.csv</w:t>
+            </w:r>
+          </w:p>
+          <w:p>
+            <w:pPr>
+              <w:spacing w:after="20" w:line="252" w:lineRule="auto"/>
+            </w:pPr>
+            <w:r>
+              <w:rPr>
+                <w:rFonts w:ascii="Consolas" w:hAnsi="Consolas" w:cs="Consolas" w:eastAsia="맑은 고딕"/>
+                <w:sz w:val="17"/>
+                <w:szCs w:val="17"/>
+                <w:lang w:eastAsia="ko-KR"/>
+              </w:rPr>
+              <w:t xml:space="preserve">  OPR:504:1,Operation,충주댐 방류 (2011-06-27 20:00)</w:t>
+            </w:r>
+          </w:p>
+          <w:p>
+            <w:pPr>
+              <w:spacing w:after="20" w:line="252" w:lineRule="auto"/>
+            </w:pPr>
+            <w:r>
+              <w:rPr>
+                <w:rFonts w:ascii="Consolas" w:hAnsi="Consolas" w:cs="Consolas" w:eastAsia="맑은 고딕"/>
+                <w:sz w:val="17"/>
+                <w:szCs w:val="17"/>
+                <w:lang w:eastAsia="ko-KR"/>
+              </w:rPr>
+              <w:t xml:space="preserve"/>
+            </w:r>
+          </w:p>
+          <w:p>
+            <w:pPr>
+              <w:spacing w:after="20" w:line="252" w:lineRule="auto"/>
+            </w:pPr>
+            <w:r>
+              <w:rPr>
+                <w:rFonts w:ascii="Consolas" w:hAnsi="Consolas" w:cs="Consolas" w:eastAsia="맑은 고딕"/>
+                <w:sz w:val="17"/>
+                <w:szCs w:val="17"/>
+                <w:lang w:eastAsia="ko-KR"/>
+              </w:rPr>
+              <w:t xml:space="preserve">kgv4_properties.csv</w:t>
+            </w:r>
+          </w:p>
+          <w:p>
+            <w:pPr>
+              <w:spacing w:after="20" w:line="252" w:lineRule="auto"/>
+            </w:pPr>
+            <w:r>
+              <w:rPr>
+                <w:rFonts w:ascii="Consolas" w:hAnsi="Consolas" w:cs="Consolas" w:eastAsia="맑은 고딕"/>
+                <w:sz w:val="17"/>
+                <w:szCs w:val="17"/>
+                <w:lang w:eastAsia="ko-KR"/>
+              </w:rPr>
+              <w:t xml:space="preserve">  OPR:504:1,operationType,방류,string</w:t>
+            </w:r>
+          </w:p>
+          <w:p>
+            <w:pPr>
+              <w:spacing w:after="20" w:line="252" w:lineRule="auto"/>
+            </w:pPr>
+            <w:r>
+              <w:rPr>
+                <w:rFonts w:ascii="Consolas" w:hAnsi="Consolas" w:cs="Consolas" w:eastAsia="맑은 고딕"/>
+                <w:sz w:val="17"/>
+                <w:szCs w:val="17"/>
+                <w:lang w:eastAsia="ko-KR"/>
+              </w:rPr>
+              <w:t xml:space="preserve">  OPR:504:1,operationTime,2011-06-27T20:00,datetime</w:t>
+            </w:r>
+          </w:p>
+          <w:p>
+            <w:pPr>
+              <w:spacing w:after="20" w:line="252" w:lineRule="auto"/>
+            </w:pPr>
+            <w:r>
+              <w:rPr>
+                <w:rFonts w:ascii="Consolas" w:hAnsi="Consolas" w:cs="Consolas" w:eastAsia="맑은 고딕"/>
+                <w:sz w:val="17"/>
+                <w:szCs w:val="17"/>
+                <w:lang w:eastAsia="ko-KR"/>
+              </w:rPr>
+              <w:t xml:space="preserve"/>
+            </w:r>
+          </w:p>
+          <w:p>
+            <w:pPr>
+              <w:spacing w:after="20" w:line="252" w:lineRule="auto"/>
+            </w:pPr>
+            <w:r>
+              <w:rPr>
+                <w:rFonts w:ascii="Consolas" w:hAnsi="Consolas" w:cs="Consolas" w:eastAsia="맑은 고딕"/>
+                <w:sz w:val="17"/>
+                <w:szCs w:val="17"/>
+                <w:lang w:eastAsia="ko-KR"/>
+              </w:rPr>
+              <w:t xml:space="preserve">kgv4_provenance.csv</w:t>
+            </w:r>
+          </w:p>
+          <w:p>
+            <w:pPr>
+              <w:spacing w:after="20" w:line="252" w:lineRule="auto"/>
+            </w:pPr>
+            <w:r>
+              <w:rPr>
+                <w:rFonts w:ascii="Consolas" w:hAnsi="Consolas" w:cs="Consolas" w:eastAsia="맑은 고딕"/>
+                <w:sz w:val="17"/>
+                <w:szCs w:val="17"/>
+                <w:lang w:eastAsia="ko-KR"/>
+              </w:rPr>
+              <w:t xml:space="preserve">  OPR:504:1,entity,03_normalized/operation_from_remarks_5dams.csv,순차번호=504,실제 방류 시각 문구,derived(비고 분류),시각 출처: 비고 명시 시각(실제 방류)</w:t>
             </w:r>
           </w:p>
         </w:tc>
@@ -8058,23 +8217,42 @@
     </w:p>
     <w:p>
       <w:pPr>
-        <w:pStyle w:val="a0"/>
-        <w:spacing w:after="60"/>
+        <w:keepNext/>
+        <w:spacing w:before="240"/>
         <w:rPr>
           <w:lang w:eastAsia="ko-KR"/>
         </w:rPr>
       </w:pPr>
       <w:r>
         <w:rPr>
-          <w:sz w:val="20"/>
-          <w:szCs w:val="20"/>
-          <w:lang w:eastAsia="ko-KR"/>
-        </w:rPr>
-        <w:t xml:space="preserve">Operation도 승인과 같은 행에서 나왔으므로, 근거 Entity EVI:AP:{순차번호}에 supportedBy로 바로 잇는다(그림 14).</w:t>
+          <w:b/>
+          <w:color w:val="1F4E79"/>
+          <w:sz w:val="25"/>
+          <w:szCs w:val="25"/>
+          <w:lang w:eastAsia="ko-KR"/>
+        </w:rPr>
+        <w:t xml:space="preserve">근거 연결</w:t>
       </w:r>
     </w:p>
     <w:p>
       <w:pPr>
+        <w:pStyle w:val="a0"/>
+        <w:spacing w:after="60"/>
+        <w:rPr>
+          <w:lang w:eastAsia="ko-KR"/>
+        </w:rPr>
+      </w:pPr>
+      <w:r>
+        <w:rPr>
+          <w:sz w:val="20"/>
+          <w:szCs w:val="20"/>
+          <w:lang w:eastAsia="ko-KR"/>
+        </w:rPr>
+        <w:t xml:space="preserve">비고는 승인 504행에 적혀 있으므로, 비고에서 뽑은 운영행위의 근거도 504행의 근거 Entity EVI:AP:504이다. ID의 순차번호로 바로 정해지므로 다른 표를 찾지 않고 supportedBy로 잇는다(그림 15).</w:t>
+      </w:r>
+    </w:p>
+    <w:p>
+      <w:pPr>
         <w:keepNext/>
         <w:spacing w:before="60" w:after="40"/>
         <w:jc w:val="center"/>
@@ -8082,8 +8260,8 @@
       <w:r>
         <w:drawing>
           <wp:inline distT="0" distB="0" distL="0" distR="0">
-            <wp:extent cx="6141720" cy="1763551"/>
-            <wp:docPr id="14" name="step3_doc_f19" descr="step3_doc_f19"/>
+            <wp:extent cx="6141720" cy="1500334"/>
+            <wp:docPr id="15" name="step3_doc_f19" descr="step3_doc_f19"/>
             <wp:cNvGraphicFramePr>
               <a:graphicFrameLocks xmlns:a="http://schemas.openxmlformats.org/drawingml/2006/main" noChangeAspect="1"/>
             </wp:cNvGraphicFramePr>
@@ -8091,11 +8269,11 @@
               <a:graphicData uri="http://schemas.openxmlformats.org/drawingml/2006/picture">
                 <pic:pic xmlns:pic="http://schemas.openxmlformats.org/drawingml/2006/picture">
                   <pic:nvPicPr>
-                    <pic:cNvPr id="14" name="step3_doc_f19"/>
+                    <pic:cNvPr id="15" name="step3_doc_f19"/>
                     <pic:cNvPicPr/>
                   </pic:nvPicPr>
                   <pic:blipFill>
-                    <a:blip r:embed="rIdImg14"/>
+                    <a:blip r:embed="rIdImg15"/>
                     <a:stretch>
                       <a:fillRect/>
                     </a:stretch>
@@ -8103,7 +8281,7 @@
                   <pic:spPr>
                     <a:xfrm>
                       <a:off x="0" y="0"/>
-                      <a:ext cx="6141720" cy="1763551"/>
+                      <a:ext cx="6141720" cy="1500334"/>
                     </a:xfrm>
                     <a:prstGeom prst="rect">
                       <a:avLst/>
@@ -8131,7 +8309,7 @@
           <w:szCs w:val="18"/>
           <w:lang w:eastAsia="ko-KR"/>
         </w:rPr>
-        <w:t xml:space="preserve">그림 14. 운영행위의 근거 연결 — 같은 504행의 근거 Entity에 잇는다</w:t>
+        <w:t xml:space="preserve">그림 15. 운영행위의 근거 연결 — 비고가 적힌 504행의 근거 Entity에 잇는다</w:t>
       </w:r>
     </w:p>
     <w:p>
@@ -8179,7 +8357,7 @@
           <w:szCs w:val="20"/>
           <w:lang w:eastAsia="ko-KR"/>
         </w:rPr>
-        <w:t xml:space="preserve">① 댐 이름마다 정규식으로 그 댐의 행을 찾는다. 이름 글자 사이에 공백을 허용(\s*)해서 "충 주 댐"과 "충주댐"을 같은 이름으로 읽고, 이어지는 두 칸(홍수기 제한수위, 시설별 최저 운영수위)의 글자를 원문 그대로 남긴다(criterion_list.csv).</w:t>
+        <w:t xml:space="preserve">① 댐 이름마다 정규식으로 그 댐의 행을 찾는다. 이름 글자 사이에 공백을 허용(\s*)해서 "충 주 댐"과 "충주댐"을 같은 이름으로 읽고, 이어지는 두 칸(홍수기 제한수위, 시설별 최저 운영수위)의 글자를 원문 그대로 중간 파일 criterion_list.csv에 남긴다(그림 16).</w:t>
       </w:r>
     </w:p>
     <w:p>
@@ -8196,41 +8374,7 @@
           <w:szCs w:val="20"/>
           <w:lang w:eastAsia="ko-KR"/>
         </w:rPr>
-        <w:t xml:space="preserve">② 대상 댐이면서 제한수위 칸이 숫자뿐인 경우에만 Criterion을 만든다. 값은 숫자(criterionValue), 단위는 EL.m이다.</w:t>
-      </w:r>
-    </w:p>
-    <w:p>
-      <w:pPr>
-        <w:pStyle w:val="a0"/>
-        <w:spacing w:after="60"/>
-        <w:rPr>
-          <w:lang w:eastAsia="ko-KR"/>
-        </w:rPr>
-      </w:pPr>
-      <w:r>
-        <w:rPr>
-          <w:sz w:val="20"/>
-          <w:szCs w:val="20"/>
-          <w:lang w:eastAsia="ko-KR"/>
-        </w:rPr>
-        <w:t xml:space="preserve">결과: 충주, 소양강, 횡성 3개(CRI:CR-01~03). 광동댐은 별표3에 없다.</w:t>
-      </w:r>
-    </w:p>
-    <w:p>
-      <w:pPr>
-        <w:pStyle w:val="a0"/>
-        <w:spacing w:after="60"/>
-        <w:rPr>
-          <w:lang w:eastAsia="ko-KR"/>
-        </w:rPr>
-      </w:pPr>
-      <w:r>
-        <w:rPr>
-          <w:sz w:val="20"/>
-          <w:szCs w:val="20"/>
-          <w:lang w:eastAsia="ko-KR"/>
-        </w:rPr>
-        <w:t xml:space="preserve">Criterion은 규정 근거 Entity EVI:LAW:별표3에 supportedBy로 잇는다(그림 16). 근거 Entity의 sourceLocator "별표 3"은 전처리에서 저장한 문서 저장소의 조회 키이다.</w:t>
+        <w:t xml:space="preserve">② 대상 댐이면서 제한수위 칸이 숫자뿐인 경우에만 Criterion을 만든다. 충주, 소양강, 횡성 3개이며, 광동댐은 별표3에 없다.</w:t>
       </w:r>
     </w:p>
     <w:p>
@@ -8243,7 +8387,7 @@
         <w:drawing>
           <wp:inline distT="0" distB="0" distL="0" distR="0">
             <wp:extent cx="6141720" cy="3152749"/>
-            <wp:docPr id="15" name="step3_doc_f16" descr="step3_doc_f16"/>
+            <wp:docPr id="16" name="step3_doc_f16" descr="step3_doc_f16"/>
             <wp:cNvGraphicFramePr>
               <a:graphicFrameLocks xmlns:a="http://schemas.openxmlformats.org/drawingml/2006/main" noChangeAspect="1"/>
             </wp:cNvGraphicFramePr>
@@ -8251,11 +8395,11 @@
               <a:graphicData uri="http://schemas.openxmlformats.org/drawingml/2006/picture">
                 <pic:pic xmlns:pic="http://schemas.openxmlformats.org/drawingml/2006/picture">
                   <pic:nvPicPr>
-                    <pic:cNvPr id="15" name="step3_doc_f16"/>
+                    <pic:cNvPr id="16" name="step3_doc_f16"/>
                     <pic:cNvPicPr/>
                   </pic:nvPicPr>
                   <pic:blipFill>
-                    <a:blip r:embed="rIdImg15"/>
+                    <a:blip r:embed="rIdImg16"/>
                     <a:stretch>
                       <a:fillRect/>
                     </a:stretch>
@@ -8291,20 +8435,90 @@
           <w:szCs w:val="18"/>
           <w:lang w:eastAsia="ko-KR"/>
         </w:rPr>
-        <w:t xml:space="preserve">그림 15. 별표3의 문자로 그린 표에서 댐별 제한수위 칸 읽기</w:t>
+        <w:t xml:space="preserve">그림 16. 별표3의 문자로 그린 표에서 댐별 제한수위 칸 읽기</w:t>
       </w:r>
     </w:p>
     <w:p>
       <w:pPr>
         <w:keepNext/>
+        <w:spacing w:before="240"/>
+        <w:rPr>
+          <w:lang w:eastAsia="ko-KR"/>
+        </w:rPr>
+      </w:pPr>
+      <w:r>
+        <w:rPr>
+          <w:b/>
+          <w:color w:val="1F4E79"/>
+          <w:sz w:val="25"/>
+          <w:szCs w:val="25"/>
+          <w:lang w:eastAsia="ko-KR"/>
+        </w:rPr>
+        <w:t xml:space="preserve">Criterion Entity 만들기</w:t>
+      </w:r>
+    </w:p>
+    <w:p>
+      <w:pPr>
+        <w:pStyle w:val="a0"/>
+        <w:spacing w:after="60"/>
+        <w:rPr>
+          <w:lang w:eastAsia="ko-KR"/>
+        </w:rPr>
+      </w:pPr>
+      <w:r>
+        <w:rPr>
+          <w:sz w:val="20"/>
+          <w:szCs w:val="20"/>
+          <w:lang w:eastAsia="ko-KR"/>
+        </w:rPr>
+        <w:t xml:space="preserve">중간 파일 criterion_list.csv의 한 줄은 별표3의 댐 하나이다. 번호(CR-01, CR-02 …)는 별표3 한강수계 표에 댐이 나오는 순서대로 붙인 연구용 번호이다(소양강 CR-01, 충주 CR-02, 횡성 CR-03, 화천 CR-04 …).</w:t>
+      </w:r>
+    </w:p>
+    <w:p>
+      <w:pPr>
+        <w:pStyle w:val="a0"/>
+        <w:spacing w:after="60"/>
+        <w:rPr>
+          <w:lang w:eastAsia="ko-KR"/>
+        </w:rPr>
+      </w:pPr>
+      <w:r>
+        <w:rPr>
+          <w:sz w:val="20"/>
+          <w:szCs w:val="20"/>
+          <w:lang w:eastAsia="ko-KR"/>
+        </w:rPr>
+        <w:t xml:space="preserve">① 식별자 "CRI:" + {번호} → CRI:CR-02. ② Class는 Criterion, 속성은 criterionType(홍수기 제한수위), criterionValue(칸 원문 '138.0'을 숫자 138.0으로), unit(EL.m).</w:t>
+      </w:r>
+    </w:p>
+    <w:p>
+      <w:pPr>
+        <w:pStyle w:val="a0"/>
+        <w:spacing w:after="60"/>
+        <w:rPr>
+          <w:lang w:eastAsia="ko-KR"/>
+        </w:rPr>
+      </w:pPr>
+      <w:r>
+        <w:rPr>
+          <w:sz w:val="20"/>
+          <w:szCs w:val="20"/>
+          <w:lang w:eastAsia="ko-KR"/>
+        </w:rPr>
+        <w:t xml:space="preserve">③ 근거 Entity: 규정은 하나이므로 고정 ID "EVI:LAW:별표3"으로 근거 Entity 하나를 만들고, sourceTitle(규정 이름과 시행일), sourceType(규정), sourceLocator(별표 3)를 넣는다. ④ 출처에는 criterion_list.csv의 번호 CR-02와 값의 성격 "원본 그대로"를 남긴다(그림 17).</w:t>
+      </w:r>
+    </w:p>
+    <w:p>
+      <w:pPr>
+        <w:keepNext/>
         <w:spacing w:before="60" w:after="40"/>
         <w:jc w:val="center"/>
       </w:pPr>
       <w:r>
         <w:drawing>
           <wp:inline distT="0" distB="0" distL="0" distR="0">
-            <wp:extent cx="6141720" cy="2026767"/>
-            <wp:docPr id="16" name="step3_doc_f20" descr="step3_doc_f20"/>
+            <wp:extent cx="6141720" cy="4152972"/>
+            <wp:docPr id="17" name="step3_doc_f22" descr="step3_doc_f22"/>
             <wp:cNvGraphicFramePr>
               <a:graphicFrameLocks xmlns:a="http://schemas.openxmlformats.org/drawingml/2006/main" noChangeAspect="1"/>
             </wp:cNvGraphicFramePr>
@@ -8312,11 +8526,336 @@
               <a:graphicData uri="http://schemas.openxmlformats.org/drawingml/2006/picture">
                 <pic:pic xmlns:pic="http://schemas.openxmlformats.org/drawingml/2006/picture">
                   <pic:nvPicPr>
-                    <pic:cNvPr id="16" name="step3_doc_f20"/>
+                    <pic:cNvPr id="17" name="step3_doc_f22"/>
                     <pic:cNvPicPr/>
                   </pic:nvPicPr>
                   <pic:blipFill>
-                    <a:blip r:embed="rIdImg16"/>
+                    <a:blip r:embed="rIdImg17"/>
+                    <a:stretch>
+                      <a:fillRect/>
+                    </a:stretch>
+                  </pic:blipFill>
+                  <pic:spPr>
+                    <a:xfrm>
+                      <a:off x="0" y="0"/>
+                      <a:ext cx="6141720" cy="4152972"/>
+                    </a:xfrm>
+                    <a:prstGeom prst="rect">
+                      <a:avLst/>
+                    </a:prstGeom>
+                  </pic:spPr>
+                </pic:pic>
+              </a:graphicData>
+            </a:graphic>
+          </wp:inline>
+        </w:drawing>
+      </w:r>
+    </w:p>
+    <w:p>
+      <w:pPr>
+        <w:spacing w:before="0" w:after="120"/>
+        <w:jc w:val="center"/>
+        <w:rPr>
+          <w:lang w:eastAsia="ko-KR"/>
+        </w:rPr>
+      </w:pPr>
+      <w:r>
+        <w:rPr>
+          <w:color w:val="505050"/>
+          <w:sz w:val="18"/>
+          <w:szCs w:val="18"/>
+          <w:lang w:eastAsia="ko-KR"/>
+        </w:rPr>
+        <w:t xml:space="preserve">그림 17. Criterion Entity 만들기 — 중간 파일의 CR-02 줄에서 CRI:CR-02로</w:t>
+      </w:r>
+    </w:p>
+    <w:p>
+      <w:pPr>
+        <w:spacing w:before="60" w:after="120"/>
+        <w:rPr>
+          <w:lang w:eastAsia="ko-KR"/>
+        </w:rPr>
+      </w:pPr>
+      <w:r>
+        <w:rPr>
+          <w:sz w:val="20"/>
+          <w:szCs w:val="20"/>
+          <w:lang w:eastAsia="ko-KR"/>
+        </w:rPr>
+        <w:t xml:space="preserve">결과: KG CSV 파일 3개에 생기는 줄</w:t>
+      </w:r>
+    </w:p>
+    <w:tbl>
+      <w:tblPr>
+        <w:tblW w:w="9972" w:type="dxa"/>
+        <w:jc w:val="center"/>
+        <w:tblBorders>
+          <w:top w:val="single" w:sz="5" w:space="0" w:color="A6A6A6"/>
+          <w:left w:val="single" w:sz="5" w:space="0" w:color="A6A6A6"/>
+          <w:bottom w:val="single" w:sz="5" w:space="0" w:color="A6A6A6"/>
+          <w:right w:val="single" w:sz="5" w:space="0" w:color="A6A6A6"/>
+          <w:insideH w:val="single" w:sz="5" w:space="0" w:color="A6A6A6"/>
+          <w:insideV w:val="single" w:sz="5" w:space="0" w:color="A6A6A6"/>
+        </w:tblBorders>
+        <w:tblLayout w:type="fixed"/>
+      </w:tblPr>
+      <w:tblGrid>
+        <w:gridCol w:w="9972"/>
+      </w:tblGrid>
+      <w:tr>
+        <w:trPr>
+          <w:jc w:val="center"/>
+        </w:trPr>
+        <w:tc>
+          <w:tcPr>
+            <w:tcW w:w="9972" w:type="dxa"/>
+            <w:shd w:val="clear" w:color="auto" w:fill="F7F7F7"/>
+            <w:tcMar>
+              <w:top w:w="80" w:type="dxa"/>
+              <w:left w:w="110" w:type="dxa"/>
+              <w:bottom w:w="80" w:type="dxa"/>
+              <w:right w:w="110" w:type="dxa"/>
+            </w:tcMar>
+            <w:vAlign w:val="center"/>
+          </w:tcPr>
+          <w:p>
+            <w:pPr>
+              <w:spacing w:after="20" w:line="252" w:lineRule="auto"/>
+            </w:pPr>
+            <w:r>
+              <w:rPr>
+                <w:rFonts w:ascii="Consolas" w:hAnsi="Consolas" w:cs="Consolas" w:eastAsia="맑은 고딕"/>
+                <w:sz w:val="17"/>
+                <w:szCs w:val="17"/>
+                <w:lang w:eastAsia="ko-KR"/>
+              </w:rPr>
+              <w:t xml:space="preserve">kgv4_entities.csv</w:t>
+            </w:r>
+          </w:p>
+          <w:p>
+            <w:pPr>
+              <w:spacing w:after="20" w:line="252" w:lineRule="auto"/>
+            </w:pPr>
+            <w:r>
+              <w:rPr>
+                <w:rFonts w:ascii="Consolas" w:hAnsi="Consolas" w:cs="Consolas" w:eastAsia="맑은 고딕"/>
+                <w:sz w:val="17"/>
+                <w:szCs w:val="17"/>
+                <w:lang w:eastAsia="ko-KR"/>
+              </w:rPr>
+              <w:t xml:space="preserve">  CRI:CR-02,Criterion,충주댐 홍수기 제한수위</w:t>
+            </w:r>
+          </w:p>
+          <w:p>
+            <w:pPr>
+              <w:spacing w:after="20" w:line="252" w:lineRule="auto"/>
+            </w:pPr>
+            <w:r>
+              <w:rPr>
+                <w:rFonts w:ascii="Consolas" w:hAnsi="Consolas" w:cs="Consolas" w:eastAsia="맑은 고딕"/>
+                <w:sz w:val="17"/>
+                <w:szCs w:val="17"/>
+                <w:lang w:eastAsia="ko-KR"/>
+              </w:rPr>
+              <w:t xml:space="preserve">  EVI:LAW:별표3,EvidenceSource,댐과 보 등의 연계운영규정 별표3</w:t>
+            </w:r>
+          </w:p>
+          <w:p>
+            <w:pPr>
+              <w:spacing w:after="20" w:line="252" w:lineRule="auto"/>
+            </w:pPr>
+            <w:r>
+              <w:rPr>
+                <w:rFonts w:ascii="Consolas" w:hAnsi="Consolas" w:cs="Consolas" w:eastAsia="맑은 고딕"/>
+                <w:sz w:val="17"/>
+                <w:szCs w:val="17"/>
+                <w:lang w:eastAsia="ko-KR"/>
+              </w:rPr>
+              <w:t xml:space="preserve"/>
+            </w:r>
+          </w:p>
+          <w:p>
+            <w:pPr>
+              <w:spacing w:after="20" w:line="252" w:lineRule="auto"/>
+            </w:pPr>
+            <w:r>
+              <w:rPr>
+                <w:rFonts w:ascii="Consolas" w:hAnsi="Consolas" w:cs="Consolas" w:eastAsia="맑은 고딕"/>
+                <w:sz w:val="17"/>
+                <w:szCs w:val="17"/>
+                <w:lang w:eastAsia="ko-KR"/>
+              </w:rPr>
+              <w:t xml:space="preserve">kgv4_properties.csv</w:t>
+            </w:r>
+          </w:p>
+          <w:p>
+            <w:pPr>
+              <w:spacing w:after="20" w:line="252" w:lineRule="auto"/>
+            </w:pPr>
+            <w:r>
+              <w:rPr>
+                <w:rFonts w:ascii="Consolas" w:hAnsi="Consolas" w:cs="Consolas" w:eastAsia="맑은 고딕"/>
+                <w:sz w:val="17"/>
+                <w:szCs w:val="17"/>
+                <w:lang w:eastAsia="ko-KR"/>
+              </w:rPr>
+              <w:t xml:space="preserve">  CRI:CR-02,criterionType,홍수기 제한수위,string</w:t>
+            </w:r>
+          </w:p>
+          <w:p>
+            <w:pPr>
+              <w:spacing w:after="20" w:line="252" w:lineRule="auto"/>
+            </w:pPr>
+            <w:r>
+              <w:rPr>
+                <w:rFonts w:ascii="Consolas" w:hAnsi="Consolas" w:cs="Consolas" w:eastAsia="맑은 고딕"/>
+                <w:sz w:val="17"/>
+                <w:szCs w:val="17"/>
+                <w:lang w:eastAsia="ko-KR"/>
+              </w:rPr>
+              <w:t xml:space="preserve">  CRI:CR-02,criterionValue,138.0,decimal</w:t>
+            </w:r>
+          </w:p>
+          <w:p>
+            <w:pPr>
+              <w:spacing w:after="20" w:line="252" w:lineRule="auto"/>
+            </w:pPr>
+            <w:r>
+              <w:rPr>
+                <w:rFonts w:ascii="Consolas" w:hAnsi="Consolas" w:cs="Consolas" w:eastAsia="맑은 고딕"/>
+                <w:sz w:val="17"/>
+                <w:szCs w:val="17"/>
+                <w:lang w:eastAsia="ko-KR"/>
+              </w:rPr>
+              <w:t xml:space="preserve">  CRI:CR-02,unit,EL.m,string</w:t>
+            </w:r>
+          </w:p>
+          <w:p>
+            <w:pPr>
+              <w:spacing w:after="20" w:line="252" w:lineRule="auto"/>
+            </w:pPr>
+            <w:r>
+              <w:rPr>
+                <w:rFonts w:ascii="Consolas" w:hAnsi="Consolas" w:cs="Consolas" w:eastAsia="맑은 고딕"/>
+                <w:sz w:val="17"/>
+                <w:szCs w:val="17"/>
+                <w:lang w:eastAsia="ko-KR"/>
+              </w:rPr>
+              <w:t xml:space="preserve">  EVI:LAW:별표3,sourceLocator,별표 3,string</w:t>
+            </w:r>
+          </w:p>
+          <w:p>
+            <w:pPr>
+              <w:spacing w:after="20" w:line="252" w:lineRule="auto"/>
+            </w:pPr>
+            <w:r>
+              <w:rPr>
+                <w:rFonts w:ascii="Consolas" w:hAnsi="Consolas" w:cs="Consolas" w:eastAsia="맑은 고딕"/>
+                <w:sz w:val="17"/>
+                <w:szCs w:val="17"/>
+                <w:lang w:eastAsia="ko-KR"/>
+              </w:rPr>
+              <w:t xml:space="preserve"/>
+            </w:r>
+          </w:p>
+          <w:p>
+            <w:pPr>
+              <w:spacing w:after="20" w:line="252" w:lineRule="auto"/>
+            </w:pPr>
+            <w:r>
+              <w:rPr>
+                <w:rFonts w:ascii="Consolas" w:hAnsi="Consolas" w:cs="Consolas" w:eastAsia="맑은 고딕"/>
+                <w:sz w:val="17"/>
+                <w:szCs w:val="17"/>
+                <w:lang w:eastAsia="ko-KR"/>
+              </w:rPr>
+              <w:t xml:space="preserve">kgv4_provenance.csv</w:t>
+            </w:r>
+          </w:p>
+          <w:p>
+            <w:pPr>
+              <w:spacing w:after="20" w:line="252" w:lineRule="auto"/>
+            </w:pPr>
+            <w:r>
+              <w:rPr>
+                <w:rFonts w:ascii="Consolas" w:hAnsi="Consolas" w:cs="Consolas" w:eastAsia="맑은 고딕"/>
+                <w:sz w:val="17"/>
+                <w:szCs w:val="17"/>
+                <w:lang w:eastAsia="ko-KR"/>
+              </w:rPr>
+              <w:t xml:space="preserve">  CRI:CR-02,entity,03_normalized/criterion_list.csv,CR-02,MR-CRI,real,별표3 해당 행(각주 표시 없음)</w:t>
+            </w:r>
+          </w:p>
+        </w:tc>
+      </w:tr>
+    </w:tbl>
+    <w:p>
+      <w:pPr>
+        <w:spacing w:after="60"/>
+        <w:rPr>
+          <w:lang w:eastAsia="ko-KR"/>
+        </w:rPr>
+      </w:pPr>
+    </w:p>
+    <w:p>
+      <w:pPr>
+        <w:keepNext/>
+        <w:spacing w:before="240"/>
+        <w:rPr>
+          <w:lang w:eastAsia="ko-KR"/>
+        </w:rPr>
+      </w:pPr>
+      <w:r>
+        <w:rPr>
+          <w:b/>
+          <w:color w:val="1F4E79"/>
+          <w:sz w:val="25"/>
+          <w:szCs w:val="25"/>
+          <w:lang w:eastAsia="ko-KR"/>
+        </w:rPr>
+        <w:t xml:space="preserve">근거 연결</w:t>
+      </w:r>
+    </w:p>
+    <w:p>
+      <w:pPr>
+        <w:pStyle w:val="a0"/>
+        <w:spacing w:after="60"/>
+        <w:rPr>
+          <w:lang w:eastAsia="ko-KR"/>
+        </w:rPr>
+      </w:pPr>
+      <w:r>
+        <w:rPr>
+          <w:sz w:val="20"/>
+          <w:szCs w:val="20"/>
+          <w:lang w:eastAsia="ko-KR"/>
+        </w:rPr>
+        <w:t xml:space="preserve">Criterion 3개는 모두 같은 규정에서 나왔으므로 근거 Entity EVI:LAW:별표3에 supportedBy로 잇는다(그림 18). sourceLocator "별표 3"은 전처리에서 저장한 문서 저장소의 조회 키라서, 근거에서 원문으로 바로 갈 수 있다.</w:t>
+      </w:r>
+    </w:p>
+    <w:p>
+      <w:pPr>
+        <w:keepNext/>
+        <w:spacing w:before="60" w:after="40"/>
+        <w:jc w:val="center"/>
+      </w:pPr>
+      <w:r>
+        <w:drawing>
+          <wp:inline distT="0" distB="0" distL="0" distR="0">
+            <wp:extent cx="6141720" cy="2026767"/>
+            <wp:docPr id="18" name="step3_doc_f20" descr="step3_doc_f20"/>
+            <wp:cNvGraphicFramePr>
+              <a:graphicFrameLocks xmlns:a="http://schemas.openxmlformats.org/drawingml/2006/main" noChangeAspect="1"/>
+            </wp:cNvGraphicFramePr>
+            <a:graphic xmlns:a="http://schemas.openxmlformats.org/drawingml/2006/main">
+              <a:graphicData uri="http://schemas.openxmlformats.org/drawingml/2006/picture">
+                <pic:pic xmlns:pic="http://schemas.openxmlformats.org/drawingml/2006/picture">
+                  <pic:nvPicPr>
+                    <pic:cNvPr id="18" name="step3_doc_f20"/>
+                    <pic:cNvPicPr/>
+                  </pic:nvPicPr>
+                  <pic:blipFill>
+                    <a:blip r:embed="rIdImg18"/>
                     <a:stretch>
                       <a:fillRect/>
                     </a:stretch>
@@ -8352,7 +8891,55 @@
           <w:szCs w:val="18"/>
           <w:lang w:eastAsia="ko-KR"/>
         </w:rPr>
-        <w:t xml:space="preserve">그림 16. 운영기준의 근거 연결 — 규정 근거 Entity EVI:LAW:별표3에 잇는다</w:t>
+        <w:t xml:space="preserve">그림 18. 운영기준의 근거 연결 — 규정 근거 Entity EVI:LAW:별표3에 잇는다</w:t>
+      </w:r>
+    </w:p>
+    <w:p>
+      <w:pPr>
+        <w:pStyle w:val="21"/>
+        <w:rPr>
+          <w:lang w:eastAsia="ko-KR"/>
+        </w:rPr>
+      </w:pPr>
+      <w:r>
+        <w:rPr>
+          <w:lang w:eastAsia="ko-KR"/>
+        </w:rPr>
+        <w:t xml:space="preserve">4.4 비정형 텍스트 추출이 끝난 상태</w:t>
+      </w:r>
+    </w:p>
+    <w:p>
+      <w:pPr>
+        <w:pStyle w:val="a0"/>
+        <w:spacing w:after="60"/>
+        <w:rPr>
+          <w:lang w:eastAsia="ko-KR"/>
+        </w:rPr>
+      </w:pPr>
+      <w:r>
+        <w:rPr>
+          <w:sz w:val="20"/>
+          <w:szCs w:val="20"/>
+          <w:lang w:eastAsia="ko-KR"/>
+        </w:rPr>
+        <w:t xml:space="preserve">비정형 텍스트 추출에서 Operation 68개, Criterion 3개, 규정 근거 EvidenceSource 1개와 속성 148개가 더해진다.</w:t>
+      </w:r>
+    </w:p>
+    <w:p>
+      <w:pPr>
+        <w:pStyle w:val="a0"/>
+        <w:spacing w:after="60"/>
+        <w:rPr>
+          <w:lang w:eastAsia="ko-KR"/>
+        </w:rPr>
+      </w:pPr>
+      <w:r>
+        <w:rPr>
+          <w:sz w:val="20"/>
+          <w:szCs w:val="20"/>
+          <w:lang w:eastAsia="ko-KR"/>
+        </w:rPr>
+        <w:t xml:space="preserve">구조화 자료 매핑의 결과와 합치면 KG에 들어갈 Entity 264개와 속성 616개가 모두 만들어진다. 같은 행·같은 자료에서 함께 만든 근거만 이어져 있고, 승인과 댐, 운영행위와 댐, 기준과 댐처럼 서로 다른 자료에서 나온 Entity는 아직 이어지지 않았다. 이들을 관계로 이어 KG를 완성하는 것이 개체 해소·연결이다(다음 주).</w:t>
       </w:r>
     </w:p>
     <w:p>

--- a/lab_meeting/2026.11_랩미팅_KG구축_how.docx
+++ b/lab_meeting/2026.11_랩미팅_KG구축_how.docx
@@ -2008,7 +2008,7 @@
         <w:rPr>
           <w:lang w:eastAsia="ko-KR"/>
         </w:rPr>
-        <w:t xml:space="preserve">3.1 따른 원리: D2RQ의 매핑 원리</w:t>
+        <w:t xml:space="preserve">3.1 따른 원리와 정리 방식</w:t>
       </w:r>
     </w:p>
     <w:p>
@@ -2025,7 +2025,7 @@
           <w:szCs w:val="20"/>
           <w:lang w:eastAsia="ko-KR"/>
         </w:rPr>
-        <w:t xml:space="preserve">Zhou 외(2023)는 댐 안전 모니터링 온톨로지 OntoDSMS를 만들면서, MySQL의 모니터링 데이터를 기존 오픈소스 도구 D2RQ로 온톨로지에 연결했다. 본 연구는 D2RQ의 매핑 원리를 벤치마킹했다(부록 E.2).</w:t>
+        <w:t xml:space="preserve">따른 원리: Zhou 외(2023)는 댐 안전 모니터링 온톨로지 OntoDSMS를 만들면서, MySQL의 모니터링 데이터를 기존 오픈소스 도구 D2RQ로 온톨로지에 연결했다. 본 연구는 D2RQ의 매핑 원리를 벤치마킹했다(부록 E.2).</w:t>
       </w:r>
     </w:p>
     <w:p>
@@ -2093,7 +2093,7 @@
           <w:szCs w:val="20"/>
           <w:lang w:eastAsia="ko-KR"/>
         </w:rPr>
-        <w:t xml:space="preserve">원리 4. 열과 속성의 대응은 사람이 온톨로지 용어로 정한다</w:t>
+        <w:t xml:space="preserve">원리 4. 열과 속성의 대응은 사람이 온톨로지 용어로 정한다 (각 자료의 "입력"에서 열의 역할을 정한 것)</w:t>
       </w:r>
     </w:p>
     <w:p>
@@ -2110,7 +2110,7 @@
           <w:szCs w:val="20"/>
           <w:lang w:eastAsia="ko-KR"/>
         </w:rPr>
-        <w:t xml:space="preserve">그림의 노란 점선 상자는 그 과정에 쓰인 원리와 D2RQ 구문이다. 문헌의 instance는 우리 용어로 Entity이다.</w:t>
+        <w:t xml:space="preserve">정리 방식: 3장과 4장은 자료마다 같은 틀로 정리한다. 입력 → 과정 ①~⑤ → 결과. ① 식별자, ② Class, ③ 속성, ④ 근거 연결, ⑤ 출처 기록이며, 과정은 그림 하나에 입력 → 규칙 → 결과로 보인다. 결과는 CSV 파일 3개(Entity, 속성, 출처)에 생기는 줄과, 그 줄을 Entity ID로 모은 Entity를 그림으로 보인다.</w:t>
       </w:r>
     </w:p>
     <w:p>
@@ -2124,7 +2124,7 @@
         <w:rPr>
           <w:lang w:eastAsia="ko-KR"/>
         </w:rPr>
-        <w:t xml:space="preserve">3.2 승인 표 한 행이 Entity가 되는 과정</w:t>
+        <w:t xml:space="preserve">3.2 승인 기록 → Approval, EvidenceSource</w:t>
       </w:r>
     </w:p>
     <w:p>
@@ -2143,7 +2143,7 @@
           <w:szCs w:val="25"/>
           <w:lang w:eastAsia="ko-KR"/>
         </w:rPr>
-        <w:t xml:space="preserve">입력: 승인 표와 열의 역할 (원리 4)</w:t>
+        <w:t xml:space="preserve">입력</w:t>
       </w:r>
     </w:p>
     <w:p>
@@ -2160,7 +2160,7 @@
           <w:szCs w:val="20"/>
           <w:lang w:eastAsia="ko-KR"/>
         </w:rPr>
-        <w:t xml:space="preserve">입력: 전처리를 마친 승인 표(approval_records_clean.csv)에서 대상 4개 댐의 80행. 한 행은 승인 한 건이다.</w:t>
+        <w:t xml:space="preserve">전처리를 마친 승인 표(approval_records_clean.csv)에서 대상 4개 댐의 80행. 한 행은 승인 한 건이다. 아래는 504행을 따라간다.</w:t>
       </w:r>
     </w:p>
     <w:p>
@@ -2177,7 +2177,7 @@
           <w:szCs w:val="20"/>
           <w:lang w:eastAsia="ko-KR"/>
         </w:rPr>
-        <w:t xml:space="preserve">변환하기 전에 열마다 어떤 역할을 할지 사람이 먼저 정했다. 표 2의 머리 색이 역할이다.</w:t>
+        <w:t xml:space="preserve">변환하기 전에 열마다 역할을 사람이 정했다(원리 4). 표 2의 머리 색이 역할이다. 관측소코드는 K-water 댐 코드와 같은 값이고(자료 준비 때 대조표로 확인), 관측소명은 그와 같은 정보라서 승인 Entity의 속성으로 옮기지 않는다.</w:t>
       </w:r>
     </w:p>
     <w:p>
@@ -3213,57 +3213,6 @@
     </w:p>
     <w:p>
       <w:pPr>
-        <w:pStyle w:val="a0"/>
-        <w:spacing w:after="60"/>
-        <w:rPr>
-          <w:lang w:eastAsia="ko-KR"/>
-        </w:rPr>
-      </w:pPr>
-      <w:r>
-        <w:rPr>
-          <w:sz w:val="20"/>
-          <w:szCs w:val="20"/>
-          <w:lang w:eastAsia="ko-KR"/>
-        </w:rPr>
-        <w:t xml:space="preserve">관측소코드: 자료 준비 때 승인 파일의 관측소코드와 K-water의 댐 코드(DAM_CD)를 대조했고, 4개 댐 모두 같은 코드였다(1003110 충주 ↔ 1003110 충주댐 등). 댐 자체의 정보는 댐 자료에서 만들므로(3.3) 승인 Entity의 속성으로 옮기지 않는다.</w:t>
-      </w:r>
-    </w:p>
-    <w:p>
-      <w:pPr>
-        <w:pStyle w:val="a0"/>
-        <w:spacing w:after="60"/>
-        <w:rPr>
-          <w:lang w:eastAsia="ko-KR"/>
-        </w:rPr>
-      </w:pPr>
-      <w:r>
-        <w:rPr>
-          <w:sz w:val="20"/>
-          <w:szCs w:val="20"/>
-          <w:lang w:eastAsia="ko-KR"/>
-        </w:rPr>
-        <w:t xml:space="preserve">관측소명: 관측소코드와 같은 정보라 옮기지 않는다.</w:t>
-      </w:r>
-    </w:p>
-    <w:p>
-      <w:pPr>
-        <w:pStyle w:val="a0"/>
-        <w:spacing w:after="60"/>
-        <w:rPr>
-          <w:lang w:eastAsia="ko-KR"/>
-        </w:rPr>
-      </w:pPr>
-      <w:r>
-        <w:rPr>
-          <w:sz w:val="20"/>
-          <w:szCs w:val="20"/>
-          <w:lang w:eastAsia="ko-KR"/>
-        </w:rPr>
-        <w:t xml:space="preserve">이 밖에 원본 CSV의 행 번호와 출처 열(기관, 내려받은 주소, 원본 파일명 등)이 있으며, 과정 4·5에 쓴다.</w:t>
-      </w:r>
-    </w:p>
-    <w:p>
-      <w:pPr>
         <w:keepNext/>
         <w:spacing w:before="240"/>
         <w:rPr>
@@ -3278,7 +3227,7 @@
           <w:szCs w:val="25"/>
           <w:lang w:eastAsia="ko-KR"/>
         </w:rPr>
-        <w:t xml:space="preserve">과정 1. 식별자 만들기 (원리 1)</w:t>
+        <w:t xml:space="preserve">과정</w:t>
       </w:r>
     </w:p>
     <w:p>
@@ -3295,7 +3244,7 @@
           <w:szCs w:val="20"/>
           <w:lang w:eastAsia="ko-KR"/>
         </w:rPr>
-        <w:t xml:space="preserve">틀 "APR:" + {순차번호}에 504를 넣어 승인 Entity APR:504를 만든다.</w:t>
+        <w:t xml:space="preserve">① 식별자: 틀 "APR:" + {순차번호}로 APR:504를, 같은 행에서 "EVI:AP:" + {순차번호}로 근거 Entity EVI:AP:504를 만든다. 순차번호는 원본이 승인마다 매긴 번호이고 중복 제거 뒤 유일하므로, 같은 행은 언제 다시 만들어도 같은 ID가 된다.</w:t>
       </w:r>
     </w:p>
     <w:p>
@@ -3312,7 +3261,7 @@
           <w:szCs w:val="20"/>
           <w:lang w:eastAsia="ko-KR"/>
         </w:rPr>
-        <w:t xml:space="preserve">같은 행에서 틀 "EVI:AP:" + {순차번호}로 그 승인이 적힌 자료의 Entity EVI:AP:504를 만든다.</w:t>
+        <w:t xml:space="preserve">② Class: 이 표에서 만든 APR: ID는 모두 Approval, EVI:AP: ID는 모두 EvidenceSource이다.</w:t>
       </w:r>
     </w:p>
     <w:p>
@@ -3329,7 +3278,7 @@
           <w:szCs w:val="20"/>
           <w:lang w:eastAsia="ko-KR"/>
         </w:rPr>
-        <w:t xml:space="preserve">순차번호를 키로 쓴 이유: 원본 자료가 승인 한 건마다 매긴 번호이고, 전처리에서 중복 행을 지운 뒤에는 표 안에서 유일하다. 그래서 80행은 서로 다른 ID 80쌍이 된다.</w:t>
+        <w:t xml:space="preserve">③ 속성: 승인년월일시분 → approvalTime(값에 시각이 없어 날짜로). 방류시작시간, 접수방류량, 비고 → approvalContent 하나(주어진 온톨로지에 내용 속성이 하나뿐이라 글자 틀에 넣어 합침, 5장 검토할 점 1). 비고는 원문 그대로 넣는다.</w:t>
       </w:r>
     </w:p>
     <w:p>
@@ -3346,11 +3295,28 @@
           <w:szCs w:val="20"/>
           <w:lang w:eastAsia="ko-KR"/>
         </w:rPr>
-        <w:t xml:space="preserve">ID는 처리 순서나 무작위 번호가 아니라 원본의 순차번호로 만든다. 그래서 같은 행은 언제 다시 만들어도 같은 ID가 된다.</w:t>
+        <w:t xml:space="preserve">④ 근거 연결: 출처 열을 EVI:AP:504의 속성으로 옮기고, 같은 504행에서 동시에 만든 두 Entity를 그 자리에서 supportedBy로 잇는다. 두 ID의 504는 같은 행에서 나왔다는 표시이다.</w:t>
       </w:r>
     </w:p>
     <w:p>
       <w:pPr>
+        <w:pStyle w:val="a0"/>
+        <w:spacing w:after="60"/>
+        <w:rPr>
+          <w:lang w:eastAsia="ko-KR"/>
+        </w:rPr>
+      </w:pPr>
+      <w:r>
+        <w:rPr>
+          <w:sz w:val="20"/>
+          <w:szCs w:val="20"/>
+          <w:lang w:eastAsia="ko-KR"/>
+        </w:rPr>
+        <w:t xml:space="preserve">⑤ 출처 기록: 원본은 DB가 아니라 파일이라 값을 옮겨 저장하므로, 원본 파일과 행 번호, 적용한 규칙, 값의 성격을 남긴다. 행 번호로 원 파일의 해당 행을 바로 열 수 있다.</w:t>
+      </w:r>
+    </w:p>
+    <w:p>
+      <w:pPr>
         <w:keepNext/>
         <w:spacing w:before="60" w:after="40"/>
         <w:jc w:val="center"/>
@@ -3358,8 +3324,8 @@
       <w:r>
         <w:drawing>
           <wp:inline distT="0" distB="0" distL="0" distR="0">
-            <wp:extent cx="6141720" cy="2895382"/>
-            <wp:docPr id="5" name="step3_doc_f1" descr="step3_doc_f1"/>
+            <wp:extent cx="6141720" cy="4190992"/>
+            <wp:docPr id="5" name="u_P_APR" descr="u_P_APR"/>
             <wp:cNvGraphicFramePr>
               <a:graphicFrameLocks xmlns:a="http://schemas.openxmlformats.org/drawingml/2006/main" noChangeAspect="1"/>
             </wp:cNvGraphicFramePr>
@@ -3367,7 +3333,7 @@
               <a:graphicData uri="http://schemas.openxmlformats.org/drawingml/2006/picture">
                 <pic:pic xmlns:pic="http://schemas.openxmlformats.org/drawingml/2006/picture">
                   <pic:nvPicPr>
-                    <pic:cNvPr id="5" name="step3_doc_f1"/>
+                    <pic:cNvPr id="5" name="u_P_APR"/>
                     <pic:cNvPicPr/>
                   </pic:nvPicPr>
                   <pic:blipFill>
@@ -3379,7 +3345,7 @@
                   <pic:spPr>
                     <a:xfrm>
                       <a:off x="0" y="0"/>
-                      <a:ext cx="6141720" cy="2895382"/>
+                      <a:ext cx="6141720" cy="4190992"/>
                     </a:xfrm>
                     <a:prstGeom prst="rect">
                       <a:avLst/>
@@ -3407,7 +3373,7 @@
           <w:szCs w:val="18"/>
           <w:lang w:eastAsia="ko-KR"/>
         </w:rPr>
-        <w:t xml:space="preserve">그림 5. 식별자 만들기 — 키 열의 값을 틀에 끼운다</w:t>
+        <w:t xml:space="preserve">그림 5. 승인 504행의 과정 ①~⑤</w:t>
       </w:r>
     </w:p>
     <w:p>
@@ -3426,7 +3392,7 @@
           <w:szCs w:val="25"/>
           <w:lang w:eastAsia="ko-KR"/>
         </w:rPr>
-        <w:t xml:space="preserve">과정 2. Class 지정 (원리 2)</w:t>
+        <w:t xml:space="preserve">결과</w:t>
       </w:r>
     </w:p>
     <w:p>
@@ -3443,28 +3409,11 @@
           <w:szCs w:val="20"/>
           <w:lang w:eastAsia="ko-KR"/>
         </w:rPr>
-        <w:t xml:space="preserve">승인 표에서 만든 APR: ID 80개는 모두 Approval Class의 Entity로 기록한다.</w:t>
+        <w:t xml:space="preserve">CSV 파일 3개에 생긴 줄을 Entity ID로 모으면 APR:504와 EVI:AP:504가 된다. 80행 전체로는 Approval 80개, EvidenceSource 80개이다.</w:t>
       </w:r>
     </w:p>
     <w:p>
       <w:pPr>
-        <w:pStyle w:val="a0"/>
-        <w:spacing w:after="60"/>
-        <w:rPr>
-          <w:lang w:eastAsia="ko-KR"/>
-        </w:rPr>
-      </w:pPr>
-      <w:r>
-        <w:rPr>
-          <w:sz w:val="20"/>
-          <w:szCs w:val="20"/>
-          <w:lang w:eastAsia="ko-KR"/>
-        </w:rPr>
-        <w:t xml:space="preserve">EVI:AP: ID 80개는 모두 EvidenceSource Class의 Entity로 기록한다.</w:t>
-      </w:r>
-    </w:p>
-    <w:p>
-      <w:pPr>
         <w:keepNext/>
         <w:spacing w:before="60" w:after="40"/>
         <w:jc w:val="center"/>
@@ -3472,8 +3421,8 @@
       <w:r>
         <w:drawing>
           <wp:inline distT="0" distB="0" distL="0" distR="0">
-            <wp:extent cx="6141720" cy="2012144"/>
-            <wp:docPr id="6" name="step3_doc_f2" descr="step3_doc_f2"/>
+            <wp:extent cx="6141720" cy="2617542"/>
+            <wp:docPr id="6" name="u_R_APR" descr="u_R_APR"/>
             <wp:cNvGraphicFramePr>
               <a:graphicFrameLocks xmlns:a="http://schemas.openxmlformats.org/drawingml/2006/main" noChangeAspect="1"/>
             </wp:cNvGraphicFramePr>
@@ -3481,7 +3430,7 @@
               <a:graphicData uri="http://schemas.openxmlformats.org/drawingml/2006/picture">
                 <pic:pic xmlns:pic="http://schemas.openxmlformats.org/drawingml/2006/picture">
                   <pic:nvPicPr>
-                    <pic:cNvPr id="6" name="step3_doc_f2"/>
+                    <pic:cNvPr id="6" name="u_R_APR"/>
                     <pic:cNvPicPr/>
                   </pic:nvPicPr>
                   <pic:blipFill>
@@ -3493,7 +3442,7 @@
                   <pic:spPr>
                     <a:xfrm>
                       <a:off x="0" y="0"/>
-                      <a:ext cx="6141720" cy="2012144"/>
+                      <a:ext cx="6141720" cy="2617542"/>
                     </a:xfrm>
                     <a:prstGeom prst="rect">
                       <a:avLst/>
@@ -3521,227 +3470,22 @@
           <w:szCs w:val="18"/>
           <w:lang w:eastAsia="ko-KR"/>
         </w:rPr>
-        <w:t xml:space="preserve">그림 6. Class 지정</w:t>
+        <w:t xml:space="preserve">그림 6. 승인 504행의 결과 — CSV 파일 3개의 줄과 Entity</w:t>
       </w:r>
     </w:p>
     <w:p>
       <w:pPr>
-        <w:spacing w:before="60" w:after="120"/>
+        <w:pStyle w:val="21"/>
         <w:rPr>
           <w:lang w:eastAsia="ko-KR"/>
         </w:rPr>
       </w:pPr>
       <w:r>
         <w:rPr>
-          <w:sz w:val="20"/>
-          <w:szCs w:val="20"/>
-          <w:lang w:eastAsia="ko-KR"/>
-        </w:rPr>
-        <w:t xml:space="preserve">결과: CSV 파일 kgv4_entities.csv에 줄이 생긴다 (한 줄 = Entity 하나)</w:t>
+          <w:lang w:eastAsia="ko-KR"/>
+        </w:rPr>
+        <w:t xml:space="preserve">3.3 K-water 일자료 → Dam</w:t>
       </w:r>
-    </w:p>
-    <w:tbl>
-      <w:tblPr>
-        <w:tblW w:w="9972" w:type="dxa"/>
-        <w:jc w:val="center"/>
-        <w:tblBorders>
-          <w:top w:val="single" w:sz="5" w:space="0" w:color="A6A6A6"/>
-          <w:left w:val="single" w:sz="5" w:space="0" w:color="A6A6A6"/>
-          <w:bottom w:val="single" w:sz="5" w:space="0" w:color="A6A6A6"/>
-          <w:right w:val="single" w:sz="5" w:space="0" w:color="A6A6A6"/>
-          <w:insideH w:val="single" w:sz="5" w:space="0" w:color="A6A6A6"/>
-          <w:insideV w:val="single" w:sz="5" w:space="0" w:color="A6A6A6"/>
-        </w:tblBorders>
-        <w:tblLayout w:type="fixed"/>
-        <w:tblLook w:val="04A0" w:firstRow="1" w:lastRow="0" w:firstColumn="1" w:lastColumn="0" w:noHBand="0" w:noVBand="1"/>
-      </w:tblPr>
-      <w:tblGrid>
-        <w:gridCol w:w="4986"/>
-        <w:gridCol w:w="4986"/>
-      </w:tblGrid>
-      <w:tr>
-        <w:trPr>
-          <w:cantSplit/>
-          <w:tblHeader/>
-          <w:jc w:val="center"/>
-        </w:trPr>
-        <w:tc>
-          <w:tcPr>
-            <w:tcW w:w="4986" w:type="dxa"/>
-            <w:shd w:val="clear" w:color="auto" w:fill="D9EAF7"/>
-            <w:tcMar>
-              <w:top w:w="80" w:type="dxa"/>
-              <w:left w:w="110" w:type="dxa"/>
-              <w:bottom w:w="80" w:type="dxa"/>
-              <w:right w:w="110" w:type="dxa"/>
-            </w:tcMar>
-            <w:vAlign w:val="center"/>
-          </w:tcPr>
-          <w:p>
-            <w:pPr>
-              <w:spacing w:after="20" w:line="252" w:lineRule="auto"/>
-              <w:jc w:val="center"/>
-            </w:pPr>
-            <w:r>
-              <w:rPr>
-                <w:b/>
-                <w:sz w:val="18"/>
-                <w:szCs w:val="18"/>
-                <w:lang w:eastAsia="ko-KR"/>
-              </w:rPr>
-              <w:t xml:space="preserve">Entity ID</w:t>
-            </w:r>
-          </w:p>
-        </w:tc>
-        <w:tc>
-          <w:tcPr>
-            <w:tcW w:w="4986" w:type="dxa"/>
-            <w:shd w:val="clear" w:color="auto" w:fill="D9EAF7"/>
-            <w:tcMar>
-              <w:top w:w="80" w:type="dxa"/>
-              <w:left w:w="110" w:type="dxa"/>
-              <w:bottom w:w="80" w:type="dxa"/>
-              <w:right w:w="110" w:type="dxa"/>
-            </w:tcMar>
-            <w:vAlign w:val="center"/>
-          </w:tcPr>
-          <w:p>
-            <w:pPr>
-              <w:spacing w:after="20" w:line="252" w:lineRule="auto"/>
-              <w:jc w:val="center"/>
-            </w:pPr>
-            <w:r>
-              <w:rPr>
-                <w:b/>
-                <w:sz w:val="18"/>
-                <w:szCs w:val="18"/>
-                <w:lang w:eastAsia="ko-KR"/>
-              </w:rPr>
-              <w:t xml:space="preserve">Class</w:t>
-            </w:r>
-          </w:p>
-        </w:tc>
-      </w:tr>
-      <w:tr>
-        <w:trPr>
-          <w:cantSplit/>
-          <w:jc w:val="center"/>
-        </w:trPr>
-        <w:tc>
-          <w:tcPr>
-            <w:tcW w:w="4986" w:type="dxa"/>
-            <w:tcMar>
-              <w:top w:w="80" w:type="dxa"/>
-              <w:left w:w="110" w:type="dxa"/>
-              <w:bottom w:w="80" w:type="dxa"/>
-              <w:right w:w="110" w:type="dxa"/>
-            </w:tcMar>
-            <w:vAlign w:val="center"/>
-          </w:tcPr>
-          <w:p>
-            <w:pPr>
-              <w:spacing w:after="20" w:line="252" w:lineRule="auto"/>
-            </w:pPr>
-            <w:r>
-              <w:rPr>
-                <w:sz w:val="18"/>
-                <w:szCs w:val="18"/>
-                <w:lang w:eastAsia="ko-KR"/>
-              </w:rPr>
-              <w:t xml:space="preserve">APR:504</w:t>
-            </w:r>
-          </w:p>
-        </w:tc>
-        <w:tc>
-          <w:tcPr>
-            <w:tcW w:w="4986" w:type="dxa"/>
-            <w:tcMar>
-              <w:top w:w="80" w:type="dxa"/>
-              <w:left w:w="110" w:type="dxa"/>
-              <w:bottom w:w="80" w:type="dxa"/>
-              <w:right w:w="110" w:type="dxa"/>
-            </w:tcMar>
-            <w:vAlign w:val="center"/>
-          </w:tcPr>
-          <w:p>
-            <w:pPr>
-              <w:spacing w:after="20" w:line="252" w:lineRule="auto"/>
-            </w:pPr>
-            <w:r>
-              <w:rPr>
-                <w:sz w:val="18"/>
-                <w:szCs w:val="18"/>
-                <w:lang w:eastAsia="ko-KR"/>
-              </w:rPr>
-              <w:t xml:space="preserve">Approval</w:t>
-            </w:r>
-          </w:p>
-        </w:tc>
-      </w:tr>
-      <w:tr>
-        <w:trPr>
-          <w:cantSplit/>
-          <w:jc w:val="center"/>
-        </w:trPr>
-        <w:tc>
-          <w:tcPr>
-            <w:tcW w:w="4986" w:type="dxa"/>
-            <w:tcMar>
-              <w:top w:w="80" w:type="dxa"/>
-              <w:left w:w="110" w:type="dxa"/>
-              <w:bottom w:w="80" w:type="dxa"/>
-              <w:right w:w="110" w:type="dxa"/>
-            </w:tcMar>
-            <w:vAlign w:val="center"/>
-          </w:tcPr>
-          <w:p>
-            <w:pPr>
-              <w:spacing w:after="20" w:line="252" w:lineRule="auto"/>
-            </w:pPr>
-            <w:r>
-              <w:rPr>
-                <w:sz w:val="18"/>
-                <w:szCs w:val="18"/>
-                <w:lang w:eastAsia="ko-KR"/>
-              </w:rPr>
-              <w:t xml:space="preserve">EVI:AP:504</w:t>
-            </w:r>
-          </w:p>
-        </w:tc>
-        <w:tc>
-          <w:tcPr>
-            <w:tcW w:w="4986" w:type="dxa"/>
-            <w:tcMar>
-              <w:top w:w="80" w:type="dxa"/>
-              <w:left w:w="110" w:type="dxa"/>
-              <w:bottom w:w="80" w:type="dxa"/>
-              <w:right w:w="110" w:type="dxa"/>
-            </w:tcMar>
-            <w:vAlign w:val="center"/>
-          </w:tcPr>
-          <w:p>
-            <w:pPr>
-              <w:spacing w:after="20" w:line="252" w:lineRule="auto"/>
-            </w:pPr>
-            <w:r>
-              <w:rPr>
-                <w:sz w:val="18"/>
-                <w:szCs w:val="18"/>
-                <w:lang w:eastAsia="ko-KR"/>
-              </w:rPr>
-              <w:t xml:space="preserve">EvidenceSource</w:t>
-            </w:r>
-          </w:p>
-        </w:tc>
-      </w:tr>
-    </w:tbl>
-    <w:p>
-      <w:pPr>
-        <w:spacing w:after="60"/>
-        <w:rPr>
-          <w:lang w:eastAsia="ko-KR"/>
-        </w:rPr>
-      </w:pPr>
     </w:p>
     <w:p>
       <w:pPr>
@@ -3759,7 +3503,7 @@
           <w:szCs w:val="25"/>
           <w:lang w:eastAsia="ko-KR"/>
         </w:rPr>
-        <w:t xml:space="preserve">과정 3. 열 → Data Property (원리 3)</w:t>
+        <w:t xml:space="preserve">입력</w:t>
       </w:r>
     </w:p>
     <w:p>
@@ -3776,118 +3520,26 @@
           <w:szCs w:val="20"/>
           <w:lang w:eastAsia="ko-KR"/>
         </w:rPr>
-        <w:t xml:space="preserve">승인년월일시분 → approvalTime. 원본 값에 시각이 없어 앞 10글자를 날짜로 저장한다(column).</w:t>
+        <w:t xml:space="preserve">댐 한 개가 한 행인 표는 따로 없다. K-water 일자료는 한 행이 댐 하나의 하루 측정값 하나이고, 행마다 댐 코드(DAM_CD), 댐 이름, 댐 유형이 반복해서 붙어 있다(표 3).</w:t>
       </w:r>
     </w:p>
     <w:p>
       <w:pPr>
-        <w:pStyle w:val="a0"/>
-        <w:spacing w:after="60"/>
+        <w:keepNext/>
+        <w:spacing w:before="240"/>
         <w:rPr>
           <w:lang w:eastAsia="ko-KR"/>
         </w:rPr>
       </w:pPr>
       <w:r>
         <w:rPr>
-          <w:sz w:val="20"/>
-          <w:szCs w:val="20"/>
-          <w:lang w:eastAsia="ko-KR"/>
-        </w:rPr>
-        <w:t xml:space="preserve">방류시작시간, 접수방류량, 비고 → approvalContent 하나. 세 값을 글자 틀에 넣어 저장한다(pattern). 비고는 원문 그대로 넣는다.</w:t>
-      </w:r>
-    </w:p>
-    <w:p>
-      <w:pPr>
-        <w:pStyle w:val="a0"/>
-        <w:spacing w:after="60"/>
-        <w:rPr>
-          <w:lang w:eastAsia="ko-KR"/>
-        </w:rPr>
-      </w:pPr>
-      <w:r>
-        <w:rPr>
-          <w:sz w:val="20"/>
-          <w:szCs w:val="20"/>
-          <w:lang w:eastAsia="ko-KR"/>
-        </w:rPr>
-        <w:t xml:space="preserve">세 열을 합친 이유: 주어진 온톨로지에 Approval의 내용 속성이 approvalContent 하나뿐이었다(5장 검토할 점 1).</w:t>
-      </w:r>
-    </w:p>
-    <w:p>
-      <w:pPr>
-        <w:keepNext/>
-        <w:spacing w:before="60" w:after="40"/>
-        <w:jc w:val="center"/>
-      </w:pPr>
-      <w:r>
-        <w:drawing>
-          <wp:inline distT="0" distB="0" distL="0" distR="0">
-            <wp:extent cx="6141720" cy="2333853"/>
-            <wp:docPr id="7" name="step3_doc_f3" descr="step3_doc_f3"/>
-            <wp:cNvGraphicFramePr>
-              <a:graphicFrameLocks xmlns:a="http://schemas.openxmlformats.org/drawingml/2006/main" noChangeAspect="1"/>
-            </wp:cNvGraphicFramePr>
-            <a:graphic xmlns:a="http://schemas.openxmlformats.org/drawingml/2006/main">
-              <a:graphicData uri="http://schemas.openxmlformats.org/drawingml/2006/picture">
-                <pic:pic xmlns:pic="http://schemas.openxmlformats.org/drawingml/2006/picture">
-                  <pic:nvPicPr>
-                    <pic:cNvPr id="7" name="step3_doc_f3"/>
-                    <pic:cNvPicPr/>
-                  </pic:nvPicPr>
-                  <pic:blipFill>
-                    <a:blip r:embed="rIdImg7"/>
-                    <a:stretch>
-                      <a:fillRect/>
-                    </a:stretch>
-                  </pic:blipFill>
-                  <pic:spPr>
-                    <a:xfrm>
-                      <a:off x="0" y="0"/>
-                      <a:ext cx="6141720" cy="2333853"/>
-                    </a:xfrm>
-                    <a:prstGeom prst="rect">
-                      <a:avLst/>
-                    </a:prstGeom>
-                  </pic:spPr>
-                </pic:pic>
-              </a:graphicData>
-            </a:graphic>
-          </wp:inline>
-        </w:drawing>
-      </w:r>
-    </w:p>
-    <w:p>
-      <w:pPr>
-        <w:spacing w:before="0" w:after="120"/>
-        <w:jc w:val="center"/>
-        <w:rPr>
-          <w:lang w:eastAsia="ko-KR"/>
-        </w:rPr>
-      </w:pPr>
-      <w:r>
-        <w:rPr>
-          <w:color w:val="505050"/>
-          <w:sz w:val="18"/>
-          <w:szCs w:val="18"/>
-          <w:lang w:eastAsia="ko-KR"/>
-        </w:rPr>
-        <w:t xml:space="preserve">그림 7. 열 → Data Property — 원본 셀 값, 변환 규칙, 결과</w:t>
-      </w:r>
-    </w:p>
-    <w:p>
-      <w:pPr>
-        <w:spacing w:before="60" w:after="120"/>
-        <w:rPr>
-          <w:lang w:eastAsia="ko-KR"/>
-        </w:rPr>
-      </w:pPr>
-      <w:r>
-        <w:rPr>
-          <w:sz w:val="20"/>
-          <w:szCs w:val="20"/>
-          <w:lang w:eastAsia="ko-KR"/>
-        </w:rPr>
-        <w:t xml:space="preserve">결과: CSV 파일 kgv4_properties.csv에 줄이 생긴다 (한 줄 = Entity의 속성 하나)</w:t>
+          <w:b/>
+          <w:color w:val="1F4E79"/>
+          <w:sz w:val="25"/>
+          <w:szCs w:val="25"/>
+          <w:lang w:eastAsia="ko-KR"/>
+        </w:rPr>
+        <w:t xml:space="preserve">표 3. K-water 일자료(일부)</w:t>
       </w:r>
     </w:p>
     <w:tbl>
@@ -3907,9 +3559,11 @@
       </w:tblPr>
       <w:tblGrid>
         <w:gridCol w:w="1500"/>
-        <w:gridCol w:w="2000"/>
-        <w:gridCol w:w="5372"/>
-        <w:gridCol w:w="1100"/>
+        <w:gridCol w:w="1400"/>
+        <w:gridCol w:w="1500"/>
+        <w:gridCol w:w="1700"/>
+        <w:gridCol w:w="1400"/>
+        <w:gridCol w:w="2472"/>
       </w:tblGrid>
       <w:tr>
         <w:trPr>
@@ -3941,13 +3595,13 @@
                 <w:szCs w:val="18"/>
                 <w:lang w:eastAsia="ko-KR"/>
               </w:rPr>
-              <w:t xml:space="preserve">Entity ID</w:t>
-            </w:r>
-          </w:p>
-        </w:tc>
-        <w:tc>
-          <w:tcPr>
-            <w:tcW w:w="2000" w:type="dxa"/>
+              <w:t xml:space="preserve">DAM_CD</w:t>
+            </w:r>
+          </w:p>
+        </w:tc>
+        <w:tc>
+          <w:tcPr>
+            <w:tcW w:w="1400" w:type="dxa"/>
             <w:shd w:val="clear" w:color="auto" w:fill="D9EAF7"/>
             <w:tcMar>
               <w:top w:w="80" w:type="dxa"/>
@@ -3969,13 +3623,13 @@
                 <w:szCs w:val="18"/>
                 <w:lang w:eastAsia="ko-KR"/>
               </w:rPr>
-              <w:t xml:space="preserve">속성</w:t>
-            </w:r>
-          </w:p>
-        </w:tc>
-        <w:tc>
-          <w:tcPr>
-            <w:tcW w:w="5372" w:type="dxa"/>
+              <w:t xml:space="preserve">댐 이름</w:t>
+            </w:r>
+          </w:p>
+        </w:tc>
+        <w:tc>
+          <w:tcPr>
+            <w:tcW w:w="1500" w:type="dxa"/>
             <w:shd w:val="clear" w:color="auto" w:fill="D9EAF7"/>
             <w:tcMar>
               <w:top w:w="80" w:type="dxa"/>
@@ -3997,35 +3651,91 @@
                 <w:szCs w:val="18"/>
                 <w:lang w:eastAsia="ko-KR"/>
               </w:rPr>
+              <w:t xml:space="preserve">댐 유형</w:t>
+            </w:r>
+          </w:p>
+        </w:tc>
+        <w:tc>
+          <w:tcPr>
+            <w:tcW w:w="1700" w:type="dxa"/>
+            <w:shd w:val="clear" w:color="auto" w:fill="D9EAF7"/>
+            <w:tcMar>
+              <w:top w:w="80" w:type="dxa"/>
+              <w:left w:w="110" w:type="dxa"/>
+              <w:bottom w:w="80" w:type="dxa"/>
+              <w:right w:w="110" w:type="dxa"/>
+            </w:tcMar>
+            <w:vAlign w:val="center"/>
+          </w:tcPr>
+          <w:p>
+            <w:pPr>
+              <w:spacing w:after="20" w:line="252" w:lineRule="auto"/>
+              <w:jc w:val="center"/>
+            </w:pPr>
+            <w:r>
+              <w:rPr>
+                <w:b/>
+                <w:sz w:val="18"/>
+                <w:szCs w:val="18"/>
+                <w:lang w:eastAsia="ko-KR"/>
+              </w:rPr>
+              <w:t xml:space="preserve">날짜</w:t>
+            </w:r>
+          </w:p>
+        </w:tc>
+        <w:tc>
+          <w:tcPr>
+            <w:tcW w:w="1400" w:type="dxa"/>
+            <w:shd w:val="clear" w:color="auto" w:fill="D9EAF7"/>
+            <w:tcMar>
+              <w:top w:w="80" w:type="dxa"/>
+              <w:left w:w="110" w:type="dxa"/>
+              <w:bottom w:w="80" w:type="dxa"/>
+              <w:right w:w="110" w:type="dxa"/>
+            </w:tcMar>
+            <w:vAlign w:val="center"/>
+          </w:tcPr>
+          <w:p>
+            <w:pPr>
+              <w:spacing w:after="20" w:line="252" w:lineRule="auto"/>
+              <w:jc w:val="center"/>
+            </w:pPr>
+            <w:r>
+              <w:rPr>
+                <w:b/>
+                <w:sz w:val="18"/>
+                <w:szCs w:val="18"/>
+                <w:lang w:eastAsia="ko-KR"/>
+              </w:rPr>
+              <w:t xml:space="preserve">변수</w:t>
+            </w:r>
+          </w:p>
+        </w:tc>
+        <w:tc>
+          <w:tcPr>
+            <w:tcW w:w="2472" w:type="dxa"/>
+            <w:shd w:val="clear" w:color="auto" w:fill="D9EAF7"/>
+            <w:tcMar>
+              <w:top w:w="80" w:type="dxa"/>
+              <w:left w:w="110" w:type="dxa"/>
+              <w:bottom w:w="80" w:type="dxa"/>
+              <w:right w:w="110" w:type="dxa"/>
+            </w:tcMar>
+            <w:vAlign w:val="center"/>
+          </w:tcPr>
+          <w:p>
+            <w:pPr>
+              <w:spacing w:after="20" w:line="252" w:lineRule="auto"/>
+              <w:jc w:val="center"/>
+            </w:pPr>
+            <w:r>
+              <w:rPr>
+                <w:b/>
+                <w:sz w:val="18"/>
+                <w:szCs w:val="18"/>
+                <w:lang w:eastAsia="ko-KR"/>
+              </w:rPr>
               <w:t xml:space="preserve">값</w:t>
-            </w:r>
-          </w:p>
-        </w:tc>
-        <w:tc>
-          <w:tcPr>
-            <w:tcW w:w="1100" w:type="dxa"/>
-            <w:shd w:val="clear" w:color="auto" w:fill="D9EAF7"/>
-            <w:tcMar>
-              <w:top w:w="80" w:type="dxa"/>
-              <w:left w:w="110" w:type="dxa"/>
-              <w:bottom w:w="80" w:type="dxa"/>
-              <w:right w:w="110" w:type="dxa"/>
-            </w:tcMar>
-            <w:vAlign w:val="center"/>
-          </w:tcPr>
-          <w:p>
-            <w:pPr>
-              <w:spacing w:after="20" w:line="252" w:lineRule="auto"/>
-              <w:jc w:val="center"/>
-            </w:pPr>
-            <w:r>
-              <w:rPr>
-                <w:b/>
-                <w:sz w:val="18"/>
-                <w:szCs w:val="18"/>
-                <w:lang w:eastAsia="ko-KR"/>
-              </w:rPr>
-              <w:t xml:space="preserve">자료형</w:t>
             </w:r>
           </w:p>
         </w:tc>
@@ -4056,82 +3766,132 @@
                 <w:szCs w:val="18"/>
                 <w:lang w:eastAsia="ko-KR"/>
               </w:rPr>
-              <w:t xml:space="preserve">APR:504</w:t>
-            </w:r>
-          </w:p>
-        </w:tc>
-        <w:tc>
-          <w:tcPr>
-            <w:tcW w:w="2000" w:type="dxa"/>
-            <w:tcMar>
-              <w:top w:w="80" w:type="dxa"/>
-              <w:left w:w="110" w:type="dxa"/>
-              <w:bottom w:w="80" w:type="dxa"/>
-              <w:right w:w="110" w:type="dxa"/>
-            </w:tcMar>
-            <w:vAlign w:val="center"/>
-          </w:tcPr>
-          <w:p>
-            <w:pPr>
-              <w:spacing w:after="20" w:line="252" w:lineRule="auto"/>
-            </w:pPr>
-            <w:r>
-              <w:rPr>
-                <w:sz w:val="18"/>
-                <w:szCs w:val="18"/>
-                <w:lang w:eastAsia="ko-KR"/>
-              </w:rPr>
-              <w:t xml:space="preserve">approvalTime</w:t>
-            </w:r>
-          </w:p>
-        </w:tc>
-        <w:tc>
-          <w:tcPr>
-            <w:tcW w:w="5372" w:type="dxa"/>
-            <w:tcMar>
-              <w:top w:w="80" w:type="dxa"/>
-              <w:left w:w="110" w:type="dxa"/>
-              <w:bottom w:w="80" w:type="dxa"/>
-              <w:right w:w="110" w:type="dxa"/>
-            </w:tcMar>
-            <w:vAlign w:val="center"/>
-          </w:tcPr>
-          <w:p>
-            <w:pPr>
-              <w:spacing w:after="20" w:line="252" w:lineRule="auto"/>
-            </w:pPr>
-            <w:r>
-              <w:rPr>
-                <w:sz w:val="18"/>
-                <w:szCs w:val="18"/>
-                <w:lang w:eastAsia="ko-KR"/>
-              </w:rPr>
-              <w:t xml:space="preserve">2011-06-27</w:t>
-            </w:r>
-          </w:p>
-        </w:tc>
-        <w:tc>
-          <w:tcPr>
-            <w:tcW w:w="1100" w:type="dxa"/>
-            <w:tcMar>
-              <w:top w:w="80" w:type="dxa"/>
-              <w:left w:w="110" w:type="dxa"/>
-              <w:bottom w:w="80" w:type="dxa"/>
-              <w:right w:w="110" w:type="dxa"/>
-            </w:tcMar>
-            <w:vAlign w:val="center"/>
-          </w:tcPr>
-          <w:p>
-            <w:pPr>
-              <w:spacing w:after="20" w:line="252" w:lineRule="auto"/>
-            </w:pPr>
-            <w:r>
-              <w:rPr>
-                <w:sz w:val="18"/>
-                <w:szCs w:val="18"/>
-                <w:lang w:eastAsia="ko-KR"/>
-              </w:rPr>
-              <w:t xml:space="preserve">날짜</w:t>
+              <w:t xml:space="preserve">1003110</w:t>
+            </w:r>
+          </w:p>
+        </w:tc>
+        <w:tc>
+          <w:tcPr>
+            <w:tcW w:w="1400" w:type="dxa"/>
+            <w:tcMar>
+              <w:top w:w="80" w:type="dxa"/>
+              <w:left w:w="110" w:type="dxa"/>
+              <w:bottom w:w="80" w:type="dxa"/>
+              <w:right w:w="110" w:type="dxa"/>
+            </w:tcMar>
+            <w:vAlign w:val="center"/>
+          </w:tcPr>
+          <w:p>
+            <w:pPr>
+              <w:spacing w:after="20" w:line="252" w:lineRule="auto"/>
+            </w:pPr>
+            <w:r>
+              <w:rPr>
+                <w:sz w:val="18"/>
+                <w:szCs w:val="18"/>
+                <w:lang w:eastAsia="ko-KR"/>
+              </w:rPr>
+              <w:t xml:space="preserve">충주댐</w:t>
+            </w:r>
+          </w:p>
+        </w:tc>
+        <w:tc>
+          <w:tcPr>
+            <w:tcW w:w="1500" w:type="dxa"/>
+            <w:tcMar>
+              <w:top w:w="80" w:type="dxa"/>
+              <w:left w:w="110" w:type="dxa"/>
+              <w:bottom w:w="80" w:type="dxa"/>
+              <w:right w:w="110" w:type="dxa"/>
+            </w:tcMar>
+            <w:vAlign w:val="center"/>
+          </w:tcPr>
+          <w:p>
+            <w:pPr>
+              <w:spacing w:after="20" w:line="252" w:lineRule="auto"/>
+            </w:pPr>
+            <w:r>
+              <w:rPr>
+                <w:sz w:val="18"/>
+                <w:szCs w:val="18"/>
+                <w:lang w:eastAsia="ko-KR"/>
+              </w:rPr>
+              <w:t xml:space="preserve">다목적댐</w:t>
+            </w:r>
+          </w:p>
+        </w:tc>
+        <w:tc>
+          <w:tcPr>
+            <w:tcW w:w="1700" w:type="dxa"/>
+            <w:tcMar>
+              <w:top w:w="80" w:type="dxa"/>
+              <w:left w:w="110" w:type="dxa"/>
+              <w:bottom w:w="80" w:type="dxa"/>
+              <w:right w:w="110" w:type="dxa"/>
+            </w:tcMar>
+            <w:vAlign w:val="center"/>
+          </w:tcPr>
+          <w:p>
+            <w:pPr>
+              <w:spacing w:after="20" w:line="252" w:lineRule="auto"/>
+            </w:pPr>
+            <w:r>
+              <w:rPr>
+                <w:sz w:val="18"/>
+                <w:szCs w:val="18"/>
+                <w:lang w:eastAsia="ko-KR"/>
+              </w:rPr>
+              <w:t xml:space="preserve">2021-12-31</w:t>
+            </w:r>
+          </w:p>
+        </w:tc>
+        <w:tc>
+          <w:tcPr>
+            <w:tcW w:w="1400" w:type="dxa"/>
+            <w:tcMar>
+              <w:top w:w="80" w:type="dxa"/>
+              <w:left w:w="110" w:type="dxa"/>
+              <w:bottom w:w="80" w:type="dxa"/>
+              <w:right w:w="110" w:type="dxa"/>
+            </w:tcMar>
+            <w:vAlign w:val="center"/>
+          </w:tcPr>
+          <w:p>
+            <w:pPr>
+              <w:spacing w:after="20" w:line="252" w:lineRule="auto"/>
+            </w:pPr>
+            <w:r>
+              <w:rPr>
+                <w:sz w:val="18"/>
+                <w:szCs w:val="18"/>
+                <w:lang w:eastAsia="ko-KR"/>
+              </w:rPr>
+              <w:t xml:space="preserve">저수위</w:t>
+            </w:r>
+          </w:p>
+        </w:tc>
+        <w:tc>
+          <w:tcPr>
+            <w:tcW w:w="2472" w:type="dxa"/>
+            <w:tcMar>
+              <w:top w:w="80" w:type="dxa"/>
+              <w:left w:w="110" w:type="dxa"/>
+              <w:bottom w:w="80" w:type="dxa"/>
+              <w:right w:w="110" w:type="dxa"/>
+            </w:tcMar>
+            <w:vAlign w:val="center"/>
+          </w:tcPr>
+          <w:p>
+            <w:pPr>
+              <w:spacing w:after="20" w:line="252" w:lineRule="auto"/>
+            </w:pPr>
+            <w:r>
+              <w:rPr>
+                <w:sz w:val="18"/>
+                <w:szCs w:val="18"/>
+                <w:lang w:eastAsia="ko-KR"/>
+              </w:rPr>
+              <w:t xml:space="preserve">131.53</w:t>
             </w:r>
           </w:p>
         </w:tc>
@@ -4162,82 +3922,288 @@
                 <w:szCs w:val="18"/>
                 <w:lang w:eastAsia="ko-KR"/>
               </w:rPr>
-              <w:t xml:space="preserve">APR:504</w:t>
-            </w:r>
-          </w:p>
-        </w:tc>
-        <w:tc>
-          <w:tcPr>
-            <w:tcW w:w="2000" w:type="dxa"/>
-            <w:tcMar>
-              <w:top w:w="80" w:type="dxa"/>
-              <w:left w:w="110" w:type="dxa"/>
-              <w:bottom w:w="80" w:type="dxa"/>
-              <w:right w:w="110" w:type="dxa"/>
-            </w:tcMar>
-            <w:vAlign w:val="center"/>
-          </w:tcPr>
-          <w:p>
-            <w:pPr>
-              <w:spacing w:after="20" w:line="252" w:lineRule="auto"/>
-            </w:pPr>
-            <w:r>
-              <w:rPr>
-                <w:sz w:val="18"/>
-                <w:szCs w:val="18"/>
-                <w:lang w:eastAsia="ko-KR"/>
-              </w:rPr>
-              <w:t xml:space="preserve">approvalContent</w:t>
-            </w:r>
-          </w:p>
-        </w:tc>
-        <w:tc>
-          <w:tcPr>
-            <w:tcW w:w="5372" w:type="dxa"/>
-            <w:tcMar>
-              <w:top w:w="80" w:type="dxa"/>
-              <w:left w:w="110" w:type="dxa"/>
-              <w:bottom w:w="80" w:type="dxa"/>
-              <w:right w:w="110" w:type="dxa"/>
-            </w:tcMar>
-            <w:vAlign w:val="center"/>
-          </w:tcPr>
-          <w:p>
-            <w:pPr>
-              <w:spacing w:after="20" w:line="252" w:lineRule="auto"/>
-            </w:pPr>
-            <w:r>
-              <w:rPr>
-                <w:sz w:val="18"/>
-                <w:szCs w:val="18"/>
-                <w:lang w:eastAsia="ko-KR"/>
-              </w:rPr>
-              <w:t xml:space="preserve">방류시작 2011-06-27 18:00; 접수방류량 2000㎥/s; 비고: (실제방류는 20시부터)</w:t>
-            </w:r>
-          </w:p>
-        </w:tc>
-        <w:tc>
-          <w:tcPr>
-            <w:tcW w:w="1100" w:type="dxa"/>
-            <w:tcMar>
-              <w:top w:w="80" w:type="dxa"/>
-              <w:left w:w="110" w:type="dxa"/>
-              <w:bottom w:w="80" w:type="dxa"/>
-              <w:right w:w="110" w:type="dxa"/>
-            </w:tcMar>
-            <w:vAlign w:val="center"/>
-          </w:tcPr>
-          <w:p>
-            <w:pPr>
-              <w:spacing w:after="20" w:line="252" w:lineRule="auto"/>
-            </w:pPr>
-            <w:r>
-              <w:rPr>
-                <w:sz w:val="18"/>
-                <w:szCs w:val="18"/>
-                <w:lang w:eastAsia="ko-KR"/>
-              </w:rPr>
-              <w:t xml:space="preserve">글자</w:t>
+              <w:t xml:space="preserve">1003110</w:t>
+            </w:r>
+          </w:p>
+        </w:tc>
+        <w:tc>
+          <w:tcPr>
+            <w:tcW w:w="1400" w:type="dxa"/>
+            <w:tcMar>
+              <w:top w:w="80" w:type="dxa"/>
+              <w:left w:w="110" w:type="dxa"/>
+              <w:bottom w:w="80" w:type="dxa"/>
+              <w:right w:w="110" w:type="dxa"/>
+            </w:tcMar>
+            <w:vAlign w:val="center"/>
+          </w:tcPr>
+          <w:p>
+            <w:pPr>
+              <w:spacing w:after="20" w:line="252" w:lineRule="auto"/>
+            </w:pPr>
+            <w:r>
+              <w:rPr>
+                <w:sz w:val="18"/>
+                <w:szCs w:val="18"/>
+                <w:lang w:eastAsia="ko-KR"/>
+              </w:rPr>
+              <w:t xml:space="preserve">충주댐</w:t>
+            </w:r>
+          </w:p>
+        </w:tc>
+        <w:tc>
+          <w:tcPr>
+            <w:tcW w:w="1500" w:type="dxa"/>
+            <w:tcMar>
+              <w:top w:w="80" w:type="dxa"/>
+              <w:left w:w="110" w:type="dxa"/>
+              <w:bottom w:w="80" w:type="dxa"/>
+              <w:right w:w="110" w:type="dxa"/>
+            </w:tcMar>
+            <w:vAlign w:val="center"/>
+          </w:tcPr>
+          <w:p>
+            <w:pPr>
+              <w:spacing w:after="20" w:line="252" w:lineRule="auto"/>
+            </w:pPr>
+            <w:r>
+              <w:rPr>
+                <w:sz w:val="18"/>
+                <w:szCs w:val="18"/>
+                <w:lang w:eastAsia="ko-KR"/>
+              </w:rPr>
+              <w:t xml:space="preserve">다목적댐</w:t>
+            </w:r>
+          </w:p>
+        </w:tc>
+        <w:tc>
+          <w:tcPr>
+            <w:tcW w:w="1700" w:type="dxa"/>
+            <w:tcMar>
+              <w:top w:w="80" w:type="dxa"/>
+              <w:left w:w="110" w:type="dxa"/>
+              <w:bottom w:w="80" w:type="dxa"/>
+              <w:right w:w="110" w:type="dxa"/>
+            </w:tcMar>
+            <w:vAlign w:val="center"/>
+          </w:tcPr>
+          <w:p>
+            <w:pPr>
+              <w:spacing w:after="20" w:line="252" w:lineRule="auto"/>
+            </w:pPr>
+            <w:r>
+              <w:rPr>
+                <w:sz w:val="18"/>
+                <w:szCs w:val="18"/>
+                <w:lang w:eastAsia="ko-KR"/>
+              </w:rPr>
+              <w:t xml:space="preserve">2021-12-30</w:t>
+            </w:r>
+          </w:p>
+        </w:tc>
+        <w:tc>
+          <w:tcPr>
+            <w:tcW w:w="1400" w:type="dxa"/>
+            <w:tcMar>
+              <w:top w:w="80" w:type="dxa"/>
+              <w:left w:w="110" w:type="dxa"/>
+              <w:bottom w:w="80" w:type="dxa"/>
+              <w:right w:w="110" w:type="dxa"/>
+            </w:tcMar>
+            <w:vAlign w:val="center"/>
+          </w:tcPr>
+          <w:p>
+            <w:pPr>
+              <w:spacing w:after="20" w:line="252" w:lineRule="auto"/>
+            </w:pPr>
+            <w:r>
+              <w:rPr>
+                <w:sz w:val="18"/>
+                <w:szCs w:val="18"/>
+                <w:lang w:eastAsia="ko-KR"/>
+              </w:rPr>
+              <w:t xml:space="preserve">저수위</w:t>
+            </w:r>
+          </w:p>
+        </w:tc>
+        <w:tc>
+          <w:tcPr>
+            <w:tcW w:w="2472" w:type="dxa"/>
+            <w:tcMar>
+              <w:top w:w="80" w:type="dxa"/>
+              <w:left w:w="110" w:type="dxa"/>
+              <w:bottom w:w="80" w:type="dxa"/>
+              <w:right w:w="110" w:type="dxa"/>
+            </w:tcMar>
+            <w:vAlign w:val="center"/>
+          </w:tcPr>
+          <w:p>
+            <w:pPr>
+              <w:spacing w:after="20" w:line="252" w:lineRule="auto"/>
+            </w:pPr>
+            <w:r>
+              <w:rPr>
+                <w:sz w:val="18"/>
+                <w:szCs w:val="18"/>
+                <w:lang w:eastAsia="ko-KR"/>
+              </w:rPr>
+              <w:t xml:space="preserve">131.63</w:t>
+            </w:r>
+          </w:p>
+        </w:tc>
+      </w:tr>
+      <w:tr>
+        <w:trPr>
+          <w:cantSplit/>
+          <w:jc w:val="center"/>
+        </w:trPr>
+        <w:tc>
+          <w:tcPr>
+            <w:tcW w:w="1500" w:type="dxa"/>
+            <w:tcMar>
+              <w:top w:w="80" w:type="dxa"/>
+              <w:left w:w="110" w:type="dxa"/>
+              <w:bottom w:w="80" w:type="dxa"/>
+              <w:right w:w="110" w:type="dxa"/>
+            </w:tcMar>
+            <w:vAlign w:val="center"/>
+          </w:tcPr>
+          <w:p>
+            <w:pPr>
+              <w:spacing w:after="20" w:line="252" w:lineRule="auto"/>
+            </w:pPr>
+            <w:r>
+              <w:rPr>
+                <w:sz w:val="18"/>
+                <w:szCs w:val="18"/>
+                <w:lang w:eastAsia="ko-KR"/>
+              </w:rPr>
+              <w:t xml:space="preserve">…</w:t>
+            </w:r>
+          </w:p>
+        </w:tc>
+        <w:tc>
+          <w:tcPr>
+            <w:tcW w:w="1400" w:type="dxa"/>
+            <w:tcMar>
+              <w:top w:w="80" w:type="dxa"/>
+              <w:left w:w="110" w:type="dxa"/>
+              <w:bottom w:w="80" w:type="dxa"/>
+              <w:right w:w="110" w:type="dxa"/>
+            </w:tcMar>
+            <w:vAlign w:val="center"/>
+          </w:tcPr>
+          <w:p>
+            <w:pPr>
+              <w:spacing w:after="20" w:line="252" w:lineRule="auto"/>
+            </w:pPr>
+            <w:r>
+              <w:rPr>
+                <w:sz w:val="18"/>
+                <w:szCs w:val="18"/>
+                <w:lang w:eastAsia="ko-KR"/>
+              </w:rPr>
+              <w:t xml:space="preserve"/>
+            </w:r>
+          </w:p>
+        </w:tc>
+        <w:tc>
+          <w:tcPr>
+            <w:tcW w:w="1500" w:type="dxa"/>
+            <w:tcMar>
+              <w:top w:w="80" w:type="dxa"/>
+              <w:left w:w="110" w:type="dxa"/>
+              <w:bottom w:w="80" w:type="dxa"/>
+              <w:right w:w="110" w:type="dxa"/>
+            </w:tcMar>
+            <w:vAlign w:val="center"/>
+          </w:tcPr>
+          <w:p>
+            <w:pPr>
+              <w:spacing w:after="20" w:line="252" w:lineRule="auto"/>
+            </w:pPr>
+            <w:r>
+              <w:rPr>
+                <w:sz w:val="18"/>
+                <w:szCs w:val="18"/>
+                <w:lang w:eastAsia="ko-KR"/>
+              </w:rPr>
+              <w:t xml:space="preserve"/>
+            </w:r>
+          </w:p>
+        </w:tc>
+        <w:tc>
+          <w:tcPr>
+            <w:tcW w:w="1700" w:type="dxa"/>
+            <w:tcMar>
+              <w:top w:w="80" w:type="dxa"/>
+              <w:left w:w="110" w:type="dxa"/>
+              <w:bottom w:w="80" w:type="dxa"/>
+              <w:right w:w="110" w:type="dxa"/>
+            </w:tcMar>
+            <w:vAlign w:val="center"/>
+          </w:tcPr>
+          <w:p>
+            <w:pPr>
+              <w:spacing w:after="20" w:line="252" w:lineRule="auto"/>
+            </w:pPr>
+            <w:r>
+              <w:rPr>
+                <w:sz w:val="18"/>
+                <w:szCs w:val="18"/>
+                <w:lang w:eastAsia="ko-KR"/>
+              </w:rPr>
+              <w:t xml:space="preserve"/>
+            </w:r>
+          </w:p>
+        </w:tc>
+        <w:tc>
+          <w:tcPr>
+            <w:tcW w:w="1400" w:type="dxa"/>
+            <w:tcMar>
+              <w:top w:w="80" w:type="dxa"/>
+              <w:left w:w="110" w:type="dxa"/>
+              <w:bottom w:w="80" w:type="dxa"/>
+              <w:right w:w="110" w:type="dxa"/>
+            </w:tcMar>
+            <w:vAlign w:val="center"/>
+          </w:tcPr>
+          <w:p>
+            <w:pPr>
+              <w:spacing w:after="20" w:line="252" w:lineRule="auto"/>
+            </w:pPr>
+            <w:r>
+              <w:rPr>
+                <w:sz w:val="18"/>
+                <w:szCs w:val="18"/>
+                <w:lang w:eastAsia="ko-KR"/>
+              </w:rPr>
+              <w:t xml:space="preserve"/>
+            </w:r>
+          </w:p>
+        </w:tc>
+        <w:tc>
+          <w:tcPr>
+            <w:tcW w:w="2472" w:type="dxa"/>
+            <w:tcMar>
+              <w:top w:w="80" w:type="dxa"/>
+              <w:left w:w="110" w:type="dxa"/>
+              <w:bottom w:w="80" w:type="dxa"/>
+              <w:right w:w="110" w:type="dxa"/>
+            </w:tcMar>
+            <w:vAlign w:val="center"/>
+          </w:tcPr>
+          <w:p>
+            <w:pPr>
+              <w:spacing w:after="20" w:line="252" w:lineRule="auto"/>
+            </w:pPr>
+            <w:r>
+              <w:rPr>
+                <w:sz w:val="18"/>
+                <w:szCs w:val="18"/>
+                <w:lang w:eastAsia="ko-KR"/>
+              </w:rPr>
+              <w:t xml:space="preserve">(DAM_CD 1003110인 행 12,582개)</w:t>
             </w:r>
           </w:p>
         </w:tc>
@@ -4267,7 +4233,7 @@
           <w:szCs w:val="25"/>
           <w:lang w:eastAsia="ko-KR"/>
         </w:rPr>
-        <w:t xml:space="preserve">과정 4. 근거 Entity와 연결</w:t>
+        <w:t xml:space="preserve">과정</w:t>
       </w:r>
     </w:p>
     <w:p>
@@ -4284,7 +4250,7 @@
           <w:szCs w:val="20"/>
           <w:lang w:eastAsia="ko-KR"/>
         </w:rPr>
-        <w:t xml:space="preserve">같은 행의 출처 열을 근거 Entity EVI:AP:504의 속성으로 옮긴다(아래 표).</w:t>
+        <w:t xml:space="preserve">① 식별자: 틀 "DAM:" + {DAM_CD}. 충주댐 12,582행은 모두 DAM_CD가 1003110이므로 모두 DAM:1003110이 되어 Entity 하나로 모인다.</w:t>
       </w:r>
     </w:p>
     <w:p>
@@ -4301,7 +4267,7 @@
           <w:szCs w:val="20"/>
           <w:lang w:eastAsia="ko-KR"/>
         </w:rPr>
-        <w:t xml:space="preserve">APR:504와 EVI:AP:504는 같은 504행을 처리하면서 동시에 만든다. 그래서 만드는 그 자리에서 APR:504 —supportedBy→ EVI:AP:504로 잇는다(그림 8).</w:t>
+        <w:t xml:space="preserve">② Class: Dam.  ③ 속성: 댐 유형 열 → damType. damName에는 승인 자료의 "충주"와 맞춘 표준 댐명을 넣는다.</w:t>
       </w:r>
     </w:p>
     <w:p>
@@ -4318,7 +4284,7 @@
           <w:szCs w:val="20"/>
           <w:lang w:eastAsia="ko-KR"/>
         </w:rPr>
-        <w:t xml:space="preserve">두 ID의 504는 둘이 같은 원본 행에서 나왔다는 표시이다. 나중에 ID 글자(AP, APR)를 맞춰 보고 찾아서 잇는 것이 아니다.</w:t>
+        <w:t xml:space="preserve">④ 근거 연결: 온톨로지에서 supportedBy는 상태·운영행위·승인·기준에만 정의되어 있어, 댐에는 근거 Entity를 두지 않는다.  ⑤ 출처 기록: 일자료 파일과 DAM_CD</w:t>
       </w:r>
     </w:p>
     <w:p>
@@ -4330,8 +4296,8 @@
       <w:r>
         <w:drawing>
           <wp:inline distT="0" distB="0" distL="0" distR="0">
-            <wp:extent cx="6141720" cy="2158375"/>
-            <wp:docPr id="8" name="step3_doc_f8" descr="step3_doc_f8"/>
+            <wp:extent cx="6141720" cy="3181995"/>
+            <wp:docPr id="7" name="u_P_DAM" descr="u_P_DAM"/>
             <wp:cNvGraphicFramePr>
               <a:graphicFrameLocks xmlns:a="http://schemas.openxmlformats.org/drawingml/2006/main" noChangeAspect="1"/>
             </wp:cNvGraphicFramePr>
@@ -4339,11 +4305,11 @@
               <a:graphicData uri="http://schemas.openxmlformats.org/drawingml/2006/picture">
                 <pic:pic xmlns:pic="http://schemas.openxmlformats.org/drawingml/2006/picture">
                   <pic:nvPicPr>
-                    <pic:cNvPr id="8" name="step3_doc_f8"/>
+                    <pic:cNvPr id="7" name="u_P_DAM"/>
                     <pic:cNvPicPr/>
                   </pic:nvPicPr>
                   <pic:blipFill>
-                    <a:blip r:embed="rIdImg8"/>
+                    <a:blip r:embed="rIdImg7"/>
                     <a:stretch>
                       <a:fillRect/>
                     </a:stretch>
@@ -4351,7 +4317,7 @@
                   <pic:spPr>
                     <a:xfrm>
                       <a:off x="0" y="0"/>
-                      <a:ext cx="6141720" cy="2158375"/>
+                      <a:ext cx="6141720" cy="3181995"/>
                     </a:xfrm>
                     <a:prstGeom prst="rect">
                       <a:avLst/>
@@ -4379,12 +4345,32 @@
           <w:szCs w:val="18"/>
           <w:lang w:eastAsia="ko-KR"/>
         </w:rPr>
-        <w:t xml:space="preserve">그림 8. 같은 행에서 함께 만들며 잇는다 (APR:504 → EVI:AP:504)</w:t>
+        <w:t xml:space="preserve">그림 7. 충주댐 행의 과정 ①~⑤</w:t>
       </w:r>
     </w:p>
     <w:p>
       <w:pPr>
-        <w:spacing w:before="60" w:after="120"/>
+        <w:keepNext/>
+        <w:spacing w:before="240"/>
+        <w:rPr>
+          <w:lang w:eastAsia="ko-KR"/>
+        </w:rPr>
+      </w:pPr>
+      <w:r>
+        <w:rPr>
+          <w:b/>
+          <w:color w:val="1F4E79"/>
+          <w:sz w:val="25"/>
+          <w:szCs w:val="25"/>
+          <w:lang w:eastAsia="ko-KR"/>
+        </w:rPr>
+        <w:t xml:space="preserve">결과</w:t>
+      </w:r>
+    </w:p>
+    <w:p>
+      <w:pPr>
+        <w:pStyle w:val="a0"/>
+        <w:spacing w:after="60"/>
         <w:rPr>
           <w:lang w:eastAsia="ko-KR"/>
         </w:rPr>
@@ -4395,7 +4381,137 @@
           <w:szCs w:val="20"/>
           <w:lang w:eastAsia="ko-KR"/>
         </w:rPr>
-        <w:t xml:space="preserve">결과: 근거 Entity의 속성도 같은 CSV 파일 kgv4_properties.csv에 줄로 추가된다</w:t>
+        <w:t xml:space="preserve">DAM:1003110 하나. 4개 댐 전체로 Dam 4개이다.</w:t>
+      </w:r>
+    </w:p>
+    <w:p>
+      <w:pPr>
+        <w:keepNext/>
+        <w:spacing w:before="60" w:after="40"/>
+        <w:jc w:val="center"/>
+      </w:pPr>
+      <w:r>
+        <w:drawing>
+          <wp:inline distT="0" distB="0" distL="0" distR="0">
+            <wp:extent cx="6141720" cy="2377723"/>
+            <wp:docPr id="8" name="u_R_DAM" descr="u_R_DAM"/>
+            <wp:cNvGraphicFramePr>
+              <a:graphicFrameLocks xmlns:a="http://schemas.openxmlformats.org/drawingml/2006/main" noChangeAspect="1"/>
+            </wp:cNvGraphicFramePr>
+            <a:graphic xmlns:a="http://schemas.openxmlformats.org/drawingml/2006/main">
+              <a:graphicData uri="http://schemas.openxmlformats.org/drawingml/2006/picture">
+                <pic:pic xmlns:pic="http://schemas.openxmlformats.org/drawingml/2006/picture">
+                  <pic:nvPicPr>
+                    <pic:cNvPr id="8" name="u_R_DAM"/>
+                    <pic:cNvPicPr/>
+                  </pic:nvPicPr>
+                  <pic:blipFill>
+                    <a:blip r:embed="rIdImg8"/>
+                    <a:stretch>
+                      <a:fillRect/>
+                    </a:stretch>
+                  </pic:blipFill>
+                  <pic:spPr>
+                    <a:xfrm>
+                      <a:off x="0" y="0"/>
+                      <a:ext cx="6141720" cy="2377723"/>
+                    </a:xfrm>
+                    <a:prstGeom prst="rect">
+                      <a:avLst/>
+                    </a:prstGeom>
+                  </pic:spPr>
+                </pic:pic>
+              </a:graphicData>
+            </a:graphic>
+          </wp:inline>
+        </w:drawing>
+      </w:r>
+    </w:p>
+    <w:p>
+      <w:pPr>
+        <w:spacing w:before="0" w:after="120"/>
+        <w:jc w:val="center"/>
+        <w:rPr>
+          <w:lang w:eastAsia="ko-KR"/>
+        </w:rPr>
+      </w:pPr>
+      <w:r>
+        <w:rPr>
+          <w:color w:val="505050"/>
+          <w:sz w:val="18"/>
+          <w:szCs w:val="18"/>
+          <w:lang w:eastAsia="ko-KR"/>
+        </w:rPr>
+        <w:t xml:space="preserve">그림 8. 충주댐의 결과 — CSV 파일 3개의 줄과 Entity</w:t>
+      </w:r>
+    </w:p>
+    <w:p>
+      <w:pPr>
+        <w:pStyle w:val="21"/>
+        <w:rPr>
+          <w:lang w:eastAsia="ko-KR"/>
+        </w:rPr>
+      </w:pPr>
+      <w:r>
+        <w:rPr>
+          <w:lang w:eastAsia="ko-KR"/>
+        </w:rPr>
+        <w:t xml:space="preserve">3.4 K-water 시간자료 → HydrometeorologicalState (HMS)</w:t>
+      </w:r>
+    </w:p>
+    <w:p>
+      <w:pPr>
+        <w:keepNext/>
+        <w:spacing w:before="240"/>
+        <w:rPr>
+          <w:lang w:eastAsia="ko-KR"/>
+        </w:rPr>
+      </w:pPr>
+      <w:r>
+        <w:rPr>
+          <w:b/>
+          <w:color w:val="1F4E79"/>
+          <w:sz w:val="25"/>
+          <w:szCs w:val="25"/>
+          <w:lang w:eastAsia="ko-KR"/>
+        </w:rPr>
+        <w:t xml:space="preserve">입력</w:t>
+      </w:r>
+    </w:p>
+    <w:p>
+      <w:pPr>
+        <w:pStyle w:val="a0"/>
+        <w:spacing w:after="60"/>
+        <w:rPr>
+          <w:lang w:eastAsia="ko-KR"/>
+        </w:rPr>
+      </w:pPr>
+      <w:r>
+        <w:rPr>
+          <w:sz w:val="20"/>
+          <w:szCs w:val="20"/>
+          <w:lang w:eastAsia="ko-KR"/>
+        </w:rPr>
+        <w:t xml:space="preserve">한 행이 (댐 코드, 시각)이고 변수 6개(수위, 저수량, 강우량, 유입량, 총방류량, 저수율)가 열로 펼쳐진 넓은 형태이며 553,609행이다(표 4).</w:t>
+      </w:r>
+    </w:p>
+    <w:p>
+      <w:pPr>
+        <w:keepNext/>
+        <w:spacing w:before="240"/>
+        <w:rPr>
+          <w:lang w:eastAsia="ko-KR"/>
+        </w:rPr>
+      </w:pPr>
+      <w:r>
+        <w:rPr>
+          <w:b/>
+          <w:color w:val="1F4E79"/>
+          <w:sz w:val="25"/>
+          <w:szCs w:val="25"/>
+          <w:lang w:eastAsia="ko-KR"/>
+        </w:rPr>
+        <w:t xml:space="preserve">표 4. K-water 시간자료(일부)</w:t>
       </w:r>
     </w:p>
     <w:tbl>
@@ -4414,10 +4530,12 @@
         <w:tblLook w:val="04A0" w:firstRow="1" w:lastRow="0" w:firstColumn="1" w:lastColumn="0" w:noHBand="0" w:noVBand="1"/>
       </w:tblPr>
       <w:tblGrid>
+        <w:gridCol w:w="1500"/>
         <w:gridCol w:w="1700"/>
-        <w:gridCol w:w="2000"/>
-        <w:gridCol w:w="5172"/>
-        <w:gridCol w:w="1100"/>
+        <w:gridCol w:w="1700"/>
+        <w:gridCol w:w="1900"/>
+        <w:gridCol w:w="800"/>
+        <w:gridCol w:w="2372"/>
       </w:tblGrid>
       <w:tr>
         <w:trPr>
@@ -4427,6 +4545,34 @@
         </w:trPr>
         <w:tc>
           <w:tcPr>
+            <w:tcW w:w="1500" w:type="dxa"/>
+            <w:shd w:val="clear" w:color="auto" w:fill="D9EAF7"/>
+            <w:tcMar>
+              <w:top w:w="80" w:type="dxa"/>
+              <w:left w:w="110" w:type="dxa"/>
+              <w:bottom w:w="80" w:type="dxa"/>
+              <w:right w:w="110" w:type="dxa"/>
+            </w:tcMar>
+            <w:vAlign w:val="center"/>
+          </w:tcPr>
+          <w:p>
+            <w:pPr>
+              <w:spacing w:after="20" w:line="252" w:lineRule="auto"/>
+              <w:jc w:val="center"/>
+            </w:pPr>
+            <w:r>
+              <w:rPr>
+                <w:b/>
+                <w:sz w:val="18"/>
+                <w:szCs w:val="18"/>
+                <w:lang w:eastAsia="ko-KR"/>
+              </w:rPr>
+              <w:t xml:space="preserve">DAM_CD</w:t>
+            </w:r>
+          </w:p>
+        </w:tc>
+        <w:tc>
+          <w:tcPr>
             <w:tcW w:w="1700" w:type="dxa"/>
             <w:shd w:val="clear" w:color="auto" w:fill="D9EAF7"/>
             <w:tcMar>
@@ -4449,13 +4595,13 @@
                 <w:szCs w:val="18"/>
                 <w:lang w:eastAsia="ko-KR"/>
               </w:rPr>
-              <w:t xml:space="preserve">Entity ID</w:t>
-            </w:r>
-          </w:p>
-        </w:tc>
-        <w:tc>
-          <w:tcPr>
-            <w:tcW w:w="2000" w:type="dxa"/>
+              <w:t xml:space="preserve">SDATE</w:t>
+            </w:r>
+          </w:p>
+        </w:tc>
+        <w:tc>
+          <w:tcPr>
+            <w:tcW w:w="1700" w:type="dxa"/>
             <w:shd w:val="clear" w:color="auto" w:fill="D9EAF7"/>
             <w:tcMar>
               <w:top w:w="80" w:type="dxa"/>
@@ -4477,13 +4623,13 @@
                 <w:szCs w:val="18"/>
                 <w:lang w:eastAsia="ko-KR"/>
               </w:rPr>
-              <w:t xml:space="preserve">속성</w:t>
-            </w:r>
-          </w:p>
-        </w:tc>
-        <w:tc>
-          <w:tcPr>
-            <w:tcW w:w="5172" w:type="dxa"/>
+              <w:t xml:space="preserve">DATA1_수위</w:t>
+            </w:r>
+          </w:p>
+        </w:tc>
+        <w:tc>
+          <w:tcPr>
+            <w:tcW w:w="1900" w:type="dxa"/>
             <w:shd w:val="clear" w:color="auto" w:fill="D9EAF7"/>
             <w:tcMar>
               <w:top w:w="80" w:type="dxa"/>
@@ -4505,13 +4651,13 @@
                 <w:szCs w:val="18"/>
                 <w:lang w:eastAsia="ko-KR"/>
               </w:rPr>
-              <w:t xml:space="preserve">값</w:t>
-            </w:r>
-          </w:p>
-        </w:tc>
-        <w:tc>
-          <w:tcPr>
-            <w:tcW w:w="1100" w:type="dxa"/>
+              <w:t xml:space="preserve">DATA2_저수량</w:t>
+            </w:r>
+          </w:p>
+        </w:tc>
+        <w:tc>
+          <w:tcPr>
+            <w:tcW w:w="800" w:type="dxa"/>
             <w:shd w:val="clear" w:color="auto" w:fill="D9EAF7"/>
             <w:tcMar>
               <w:top w:w="80" w:type="dxa"/>
@@ -4533,7 +4679,35 @@
                 <w:szCs w:val="18"/>
                 <w:lang w:eastAsia="ko-KR"/>
               </w:rPr>
-              <w:t xml:space="preserve">자료형</w:t>
+              <w:t xml:space="preserve">…</w:t>
+            </w:r>
+          </w:p>
+        </w:tc>
+        <w:tc>
+          <w:tcPr>
+            <w:tcW w:w="2372" w:type="dxa"/>
+            <w:shd w:val="clear" w:color="auto" w:fill="D9EAF7"/>
+            <w:tcMar>
+              <w:top w:w="80" w:type="dxa"/>
+              <w:left w:w="110" w:type="dxa"/>
+              <w:bottom w:w="80" w:type="dxa"/>
+              <w:right w:w="110" w:type="dxa"/>
+            </w:tcMar>
+            <w:vAlign w:val="center"/>
+          </w:tcPr>
+          <w:p>
+            <w:pPr>
+              <w:spacing w:after="20" w:line="252" w:lineRule="auto"/>
+              <w:jc w:val="center"/>
+            </w:pPr>
+            <w:r>
+              <w:rPr>
+                <w:b/>
+                <w:sz w:val="18"/>
+                <w:szCs w:val="18"/>
+                <w:lang w:eastAsia="ko-KR"/>
+              </w:rPr>
+              <w:t xml:space="preserve">DATA7_저수율</w:t>
             </w:r>
           </w:p>
         </w:tc>
@@ -4545,6 +4719,31 @@
         </w:trPr>
         <w:tc>
           <w:tcPr>
+            <w:tcW w:w="1500" w:type="dxa"/>
+            <w:tcMar>
+              <w:top w:w="80" w:type="dxa"/>
+              <w:left w:w="110" w:type="dxa"/>
+              <w:bottom w:w="80" w:type="dxa"/>
+              <w:right w:w="110" w:type="dxa"/>
+            </w:tcMar>
+            <w:vAlign w:val="center"/>
+          </w:tcPr>
+          <w:p>
+            <w:pPr>
+              <w:spacing w:after="20" w:line="252" w:lineRule="auto"/>
+            </w:pPr>
+            <w:r>
+              <w:rPr>
+                <w:sz w:val="18"/>
+                <w:szCs w:val="18"/>
+                <w:lang w:eastAsia="ko-KR"/>
+              </w:rPr>
+              <w:t xml:space="preserve">1003110</w:t>
+            </w:r>
+          </w:p>
+        </w:tc>
+        <w:tc>
+          <w:tcPr>
             <w:tcW w:w="1700" w:type="dxa"/>
             <w:tcMar>
               <w:top w:w="80" w:type="dxa"/>
@@ -4564,82 +4763,107 @@
                 <w:szCs w:val="18"/>
                 <w:lang w:eastAsia="ko-KR"/>
               </w:rPr>
-              <w:t xml:space="preserve">EVI:AP:504</w:t>
-            </w:r>
-          </w:p>
-        </w:tc>
-        <w:tc>
-          <w:tcPr>
-            <w:tcW w:w="2000" w:type="dxa"/>
-            <w:tcMar>
-              <w:top w:w="80" w:type="dxa"/>
-              <w:left w:w="110" w:type="dxa"/>
-              <w:bottom w:w="80" w:type="dxa"/>
-              <w:right w:w="110" w:type="dxa"/>
-            </w:tcMar>
-            <w:vAlign w:val="center"/>
-          </w:tcPr>
-          <w:p>
-            <w:pPr>
-              <w:spacing w:after="20" w:line="252" w:lineRule="auto"/>
-            </w:pPr>
-            <w:r>
-              <w:rPr>
-                <w:sz w:val="18"/>
-                <w:szCs w:val="18"/>
-                <w:lang w:eastAsia="ko-KR"/>
-              </w:rPr>
-              <w:t xml:space="preserve">sourceTitle</w:t>
-            </w:r>
-          </w:p>
-        </w:tc>
-        <w:tc>
-          <w:tcPr>
-            <w:tcW w:w="5172" w:type="dxa"/>
-            <w:tcMar>
-              <w:top w:w="80" w:type="dxa"/>
-              <w:left w:w="110" w:type="dxa"/>
-              <w:bottom w:w="80" w:type="dxa"/>
-              <w:right w:w="110" w:type="dxa"/>
-            </w:tcMar>
-            <w:vAlign w:val="center"/>
-          </w:tcPr>
-          <w:p>
-            <w:pPr>
-              <w:spacing w:after="20" w:line="252" w:lineRule="auto"/>
-            </w:pPr>
-            <w:r>
-              <w:rPr>
-                <w:sz w:val="18"/>
-                <w:szCs w:val="18"/>
-                <w:lang w:eastAsia="ko-KR"/>
-              </w:rPr>
-              <w:t xml:space="preserve">환경부 한강홍수통제소 홍수예보 댐방류승인</w:t>
-            </w:r>
-          </w:p>
-        </w:tc>
-        <w:tc>
-          <w:tcPr>
-            <w:tcW w:w="1100" w:type="dxa"/>
-            <w:tcMar>
-              <w:top w:w="80" w:type="dxa"/>
-              <w:left w:w="110" w:type="dxa"/>
-              <w:bottom w:w="80" w:type="dxa"/>
-              <w:right w:w="110" w:type="dxa"/>
-            </w:tcMar>
-            <w:vAlign w:val="center"/>
-          </w:tcPr>
-          <w:p>
-            <w:pPr>
-              <w:spacing w:after="20" w:line="252" w:lineRule="auto"/>
-            </w:pPr>
-            <w:r>
-              <w:rPr>
-                <w:sz w:val="18"/>
-                <w:szCs w:val="18"/>
-                <w:lang w:eastAsia="ko-KR"/>
-              </w:rPr>
-              <w:t xml:space="preserve">글자</w:t>
+              <w:t xml:space="preserve">2021010101</w:t>
+            </w:r>
+          </w:p>
+        </w:tc>
+        <w:tc>
+          <w:tcPr>
+            <w:tcW w:w="1700" w:type="dxa"/>
+            <w:tcMar>
+              <w:top w:w="80" w:type="dxa"/>
+              <w:left w:w="110" w:type="dxa"/>
+              <w:bottom w:w="80" w:type="dxa"/>
+              <w:right w:w="110" w:type="dxa"/>
+            </w:tcMar>
+            <w:vAlign w:val="center"/>
+          </w:tcPr>
+          <w:p>
+            <w:pPr>
+              <w:spacing w:after="20" w:line="252" w:lineRule="auto"/>
+            </w:pPr>
+            <w:r>
+              <w:rPr>
+                <w:sz w:val="18"/>
+                <w:szCs w:val="18"/>
+                <w:lang w:eastAsia="ko-KR"/>
+              </w:rPr>
+              <w:t xml:space="preserve">131.55</w:t>
+            </w:r>
+          </w:p>
+        </w:tc>
+        <w:tc>
+          <w:tcPr>
+            <w:tcW w:w="1900" w:type="dxa"/>
+            <w:tcMar>
+              <w:top w:w="80" w:type="dxa"/>
+              <w:left w:w="110" w:type="dxa"/>
+              <w:bottom w:w="80" w:type="dxa"/>
+              <w:right w:w="110" w:type="dxa"/>
+            </w:tcMar>
+            <w:vAlign w:val="center"/>
+          </w:tcPr>
+          <w:p>
+            <w:pPr>
+              <w:spacing w:after="20" w:line="252" w:lineRule="auto"/>
+            </w:pPr>
+            <w:r>
+              <w:rPr>
+                <w:sz w:val="18"/>
+                <w:szCs w:val="18"/>
+                <w:lang w:eastAsia="ko-KR"/>
+              </w:rPr>
+              <w:t xml:space="preserve">1484.5892</w:t>
+            </w:r>
+          </w:p>
+        </w:tc>
+        <w:tc>
+          <w:tcPr>
+            <w:tcW w:w="800" w:type="dxa"/>
+            <w:tcMar>
+              <w:top w:w="80" w:type="dxa"/>
+              <w:left w:w="110" w:type="dxa"/>
+              <w:bottom w:w="80" w:type="dxa"/>
+              <w:right w:w="110" w:type="dxa"/>
+            </w:tcMar>
+            <w:vAlign w:val="center"/>
+          </w:tcPr>
+          <w:p>
+            <w:pPr>
+              <w:spacing w:after="20" w:line="252" w:lineRule="auto"/>
+            </w:pPr>
+            <w:r>
+              <w:rPr>
+                <w:sz w:val="18"/>
+                <w:szCs w:val="18"/>
+                <w:lang w:eastAsia="ko-KR"/>
+              </w:rPr>
+              <w:t xml:space="preserve">…</w:t>
+            </w:r>
+          </w:p>
+        </w:tc>
+        <w:tc>
+          <w:tcPr>
+            <w:tcW w:w="2372" w:type="dxa"/>
+            <w:tcMar>
+              <w:top w:w="80" w:type="dxa"/>
+              <w:left w:w="110" w:type="dxa"/>
+              <w:bottom w:w="80" w:type="dxa"/>
+              <w:right w:w="110" w:type="dxa"/>
+            </w:tcMar>
+            <w:vAlign w:val="center"/>
+          </w:tcPr>
+          <w:p>
+            <w:pPr>
+              <w:spacing w:after="20" w:line="252" w:lineRule="auto"/>
+            </w:pPr>
+            <w:r>
+              <w:rPr>
+                <w:sz w:val="18"/>
+                <w:szCs w:val="18"/>
+                <w:lang w:eastAsia="ko-KR"/>
+              </w:rPr>
+              <w:t xml:space="preserve">53.99</w:t>
             </w:r>
           </w:p>
         </w:tc>
@@ -4651,6 +4875,31 @@
         </w:trPr>
         <w:tc>
           <w:tcPr>
+            <w:tcW w:w="1500" w:type="dxa"/>
+            <w:tcMar>
+              <w:top w:w="80" w:type="dxa"/>
+              <w:left w:w="110" w:type="dxa"/>
+              <w:bottom w:w="80" w:type="dxa"/>
+              <w:right w:w="110" w:type="dxa"/>
+            </w:tcMar>
+            <w:vAlign w:val="center"/>
+          </w:tcPr>
+          <w:p>
+            <w:pPr>
+              <w:spacing w:after="20" w:line="252" w:lineRule="auto"/>
+            </w:pPr>
+            <w:r>
+              <w:rPr>
+                <w:sz w:val="18"/>
+                <w:szCs w:val="18"/>
+                <w:lang w:eastAsia="ko-KR"/>
+              </w:rPr>
+              <w:t xml:space="preserve">1003110</w:t>
+            </w:r>
+          </w:p>
+        </w:tc>
+        <w:tc>
+          <w:tcPr>
             <w:tcW w:w="1700" w:type="dxa"/>
             <w:tcMar>
               <w:top w:w="80" w:type="dxa"/>
@@ -4670,91 +4919,10 @@
                 <w:szCs w:val="18"/>
                 <w:lang w:eastAsia="ko-KR"/>
               </w:rPr>
-              <w:t xml:space="preserve">EVI:AP:504</w:t>
-            </w:r>
-          </w:p>
-        </w:tc>
-        <w:tc>
-          <w:tcPr>
-            <w:tcW w:w="2000" w:type="dxa"/>
-            <w:tcMar>
-              <w:top w:w="80" w:type="dxa"/>
-              <w:left w:w="110" w:type="dxa"/>
-              <w:bottom w:w="80" w:type="dxa"/>
-              <w:right w:w="110" w:type="dxa"/>
-            </w:tcMar>
-            <w:vAlign w:val="center"/>
-          </w:tcPr>
-          <w:p>
-            <w:pPr>
-              <w:spacing w:after="20" w:line="252" w:lineRule="auto"/>
-            </w:pPr>
-            <w:r>
-              <w:rPr>
-                <w:sz w:val="18"/>
-                <w:szCs w:val="18"/>
-                <w:lang w:eastAsia="ko-KR"/>
-              </w:rPr>
-              <w:t xml:space="preserve">sourceType</w:t>
-            </w:r>
-          </w:p>
-        </w:tc>
-        <w:tc>
-          <w:tcPr>
-            <w:tcW w:w="5172" w:type="dxa"/>
-            <w:tcMar>
-              <w:top w:w="80" w:type="dxa"/>
-              <w:left w:w="110" w:type="dxa"/>
-              <w:bottom w:w="80" w:type="dxa"/>
-              <w:right w:w="110" w:type="dxa"/>
-            </w:tcMar>
-            <w:vAlign w:val="center"/>
-          </w:tcPr>
-          <w:p>
-            <w:pPr>
-              <w:spacing w:after="20" w:line="252" w:lineRule="auto"/>
-            </w:pPr>
-            <w:r>
-              <w:rPr>
-                <w:sz w:val="18"/>
-                <w:szCs w:val="18"/>
-                <w:lang w:eastAsia="ko-KR"/>
-              </w:rPr>
-              <w:t xml:space="preserve">승인자료</w:t>
-            </w:r>
-          </w:p>
-        </w:tc>
-        <w:tc>
-          <w:tcPr>
-            <w:tcW w:w="1100" w:type="dxa"/>
-            <w:tcMar>
-              <w:top w:w="80" w:type="dxa"/>
-              <w:left w:w="110" w:type="dxa"/>
-              <w:bottom w:w="80" w:type="dxa"/>
-              <w:right w:w="110" w:type="dxa"/>
-            </w:tcMar>
-            <w:vAlign w:val="center"/>
-          </w:tcPr>
-          <w:p>
-            <w:pPr>
-              <w:spacing w:after="20" w:line="252" w:lineRule="auto"/>
-            </w:pPr>
-            <w:r>
-              <w:rPr>
-                <w:sz w:val="18"/>
-                <w:szCs w:val="18"/>
-                <w:lang w:eastAsia="ko-KR"/>
-              </w:rPr>
-              <w:t xml:space="preserve">글자</w:t>
-            </w:r>
-          </w:p>
-        </w:tc>
-      </w:tr>
-      <w:tr>
-        <w:trPr>
-          <w:cantSplit/>
-          <w:jc w:val="center"/>
-        </w:trPr>
+              <w:t xml:space="preserve">2021010102</w:t>
+            </w:r>
+          </w:p>
+        </w:tc>
         <w:tc>
           <w:tcPr>
             <w:tcW w:w="1700" w:type="dxa"/>
@@ -4776,82 +4944,82 @@
                 <w:szCs w:val="18"/>
                 <w:lang w:eastAsia="ko-KR"/>
               </w:rPr>
-              <w:t xml:space="preserve">EVI:AP:504</w:t>
-            </w:r>
-          </w:p>
-        </w:tc>
-        <w:tc>
-          <w:tcPr>
-            <w:tcW w:w="2000" w:type="dxa"/>
-            <w:tcMar>
-              <w:top w:w="80" w:type="dxa"/>
-              <w:left w:w="110" w:type="dxa"/>
-              <w:bottom w:w="80" w:type="dxa"/>
-              <w:right w:w="110" w:type="dxa"/>
-            </w:tcMar>
-            <w:vAlign w:val="center"/>
-          </w:tcPr>
-          <w:p>
-            <w:pPr>
-              <w:spacing w:after="20" w:line="252" w:lineRule="auto"/>
-            </w:pPr>
-            <w:r>
-              <w:rPr>
-                <w:sz w:val="18"/>
-                <w:szCs w:val="18"/>
-                <w:lang w:eastAsia="ko-KR"/>
-              </w:rPr>
-              <w:t xml:space="preserve">sourceLocator</w:t>
-            </w:r>
-          </w:p>
-        </w:tc>
-        <w:tc>
-          <w:tcPr>
-            <w:tcW w:w="5172" w:type="dxa"/>
-            <w:tcMar>
-              <w:top w:w="80" w:type="dxa"/>
-              <w:left w:w="110" w:type="dxa"/>
-              <w:bottom w:w="80" w:type="dxa"/>
-              <w:right w:w="110" w:type="dxa"/>
-            </w:tcMar>
-            <w:vAlign w:val="center"/>
-          </w:tcPr>
-          <w:p>
-            <w:pPr>
-              <w:spacing w:after="20" w:line="252" w:lineRule="auto"/>
-            </w:pPr>
-            <w:r>
-              <w:rPr>
-                <w:sz w:val="18"/>
-                <w:szCs w:val="18"/>
-                <w:lang w:eastAsia="ko-KR"/>
-              </w:rPr>
-              <w:t xml:space="preserve">순차번호 504</w:t>
-            </w:r>
-          </w:p>
-        </w:tc>
-        <w:tc>
-          <w:tcPr>
-            <w:tcW w:w="1100" w:type="dxa"/>
-            <w:tcMar>
-              <w:top w:w="80" w:type="dxa"/>
-              <w:left w:w="110" w:type="dxa"/>
-              <w:bottom w:w="80" w:type="dxa"/>
-              <w:right w:w="110" w:type="dxa"/>
-            </w:tcMar>
-            <w:vAlign w:val="center"/>
-          </w:tcPr>
-          <w:p>
-            <w:pPr>
-              <w:spacing w:after="20" w:line="252" w:lineRule="auto"/>
-            </w:pPr>
-            <w:r>
-              <w:rPr>
-                <w:sz w:val="18"/>
-                <w:szCs w:val="18"/>
-                <w:lang w:eastAsia="ko-KR"/>
-              </w:rPr>
-              <w:t xml:space="preserve">글자</w:t>
+              <w:t xml:space="preserve">131.54</w:t>
+            </w:r>
+          </w:p>
+        </w:tc>
+        <w:tc>
+          <w:tcPr>
+            <w:tcW w:w="1900" w:type="dxa"/>
+            <w:tcMar>
+              <w:top w:w="80" w:type="dxa"/>
+              <w:left w:w="110" w:type="dxa"/>
+              <w:bottom w:w="80" w:type="dxa"/>
+              <w:right w:w="110" w:type="dxa"/>
+            </w:tcMar>
+            <w:vAlign w:val="center"/>
+          </w:tcPr>
+          <w:p>
+            <w:pPr>
+              <w:spacing w:after="20" w:line="252" w:lineRule="auto"/>
+            </w:pPr>
+            <w:r>
+              <w:rPr>
+                <w:sz w:val="18"/>
+                <w:szCs w:val="18"/>
+                <w:lang w:eastAsia="ko-KR"/>
+              </w:rPr>
+              <w:t xml:space="preserve">1484.0261</w:t>
+            </w:r>
+          </w:p>
+        </w:tc>
+        <w:tc>
+          <w:tcPr>
+            <w:tcW w:w="800" w:type="dxa"/>
+            <w:tcMar>
+              <w:top w:w="80" w:type="dxa"/>
+              <w:left w:w="110" w:type="dxa"/>
+              <w:bottom w:w="80" w:type="dxa"/>
+              <w:right w:w="110" w:type="dxa"/>
+            </w:tcMar>
+            <w:vAlign w:val="center"/>
+          </w:tcPr>
+          <w:p>
+            <w:pPr>
+              <w:spacing w:after="20" w:line="252" w:lineRule="auto"/>
+            </w:pPr>
+            <w:r>
+              <w:rPr>
+                <w:sz w:val="18"/>
+                <w:szCs w:val="18"/>
+                <w:lang w:eastAsia="ko-KR"/>
+              </w:rPr>
+              <w:t xml:space="preserve">…</w:t>
+            </w:r>
+          </w:p>
+        </w:tc>
+        <w:tc>
+          <w:tcPr>
+            <w:tcW w:w="2372" w:type="dxa"/>
+            <w:tcMar>
+              <w:top w:w="80" w:type="dxa"/>
+              <w:left w:w="110" w:type="dxa"/>
+              <w:bottom w:w="80" w:type="dxa"/>
+              <w:right w:w="110" w:type="dxa"/>
+            </w:tcMar>
+            <w:vAlign w:val="center"/>
+          </w:tcPr>
+          <w:p>
+            <w:pPr>
+              <w:spacing w:after="20" w:line="252" w:lineRule="auto"/>
+            </w:pPr>
+            <w:r>
+              <w:rPr>
+                <w:sz w:val="18"/>
+                <w:szCs w:val="18"/>
+                <w:lang w:eastAsia="ko-KR"/>
+              </w:rPr>
+              <w:t xml:space="preserve">53.96</w:t>
             </w:r>
           </w:p>
         </w:tc>
@@ -4881,7 +5049,7 @@
           <w:szCs w:val="25"/>
           <w:lang w:eastAsia="ko-KR"/>
         </w:rPr>
-        <w:t xml:space="preserve">과정 5. 출처 기록</w:t>
+        <w:t xml:space="preserve">과정</w:t>
       </w:r>
     </w:p>
     <w:p>
@@ -4898,7 +5066,7 @@
           <w:szCs w:val="20"/>
           <w:lang w:eastAsia="ko-KR"/>
         </w:rPr>
-        <w:t xml:space="preserve">우리 원본은 DB가 아니라 내려받은 CSV·JSON 파일이어서, 매핑한 값을 옮겨 저장한다.</w:t>
+        <w:t xml:space="preserve">① 식별자: 행마다 만들면 55만 개가 되지만, KG에 필요한 것은 "어느 댐에 어떤 측정 변수가 있는가"이다. 그래서 키 열(DAM_CD)과 열 머리(변수명)를 함께 틀 "HMS:" + {DAM_CD} + ":" + {변수}에 넣는다 → HMS:1003110:수위</w:t>
       </w:r>
     </w:p>
     <w:p>
@@ -4915,7 +5083,7 @@
           <w:szCs w:val="20"/>
           <w:lang w:eastAsia="ko-KR"/>
         </w:rPr>
-        <w:t xml:space="preserve">값을 옮기면 KG의 값과 원본 행의 연결이 끊긴다. 그래서 Entity마다 원본 파일, 그 안의 위치, 적용한 규칙, 값의 성격을 출처 파일에 남긴다.</w:t>
+        <w:t xml:space="preserve">② Class: HydrometeorologicalState.  ③ 속성: 변수명 → variableType, 댐 코드 → stationCode. 시각별 값은 KG에 넣지 않고 측정 저장소에 둔다.</w:t>
       </w:r>
     </w:p>
     <w:p>
@@ -4932,722 +5100,11 @@
           <w:szCs w:val="20"/>
           <w:lang w:eastAsia="ko-KR"/>
         </w:rPr>
-        <w:t xml:space="preserve">위치(504번째 행)로 원 파일의 해당 행을 바로 열 수 있다. 값의 성격 "원본 그대로"는 원본 값을 가공 없이 옮겼다는 뜻이다.</w:t>
+        <w:t xml:space="preserve">④ 근거 연결: 같은 자료에서 댐마다 근거 Entity EVI:KW:{DAM_CD}를 만들고 supportedBy로 잇는다.  ⑤ 출처 기록: 시간자료 파일과, 값이 들어 있는 열 이름</w:t>
       </w:r>
     </w:p>
     <w:p>
       <w:pPr>
-        <w:spacing w:before="60" w:after="120"/>
-        <w:rPr>
-          <w:lang w:eastAsia="ko-KR"/>
-        </w:rPr>
-      </w:pPr>
-      <w:r>
-        <w:rPr>
-          <w:sz w:val="20"/>
-          <w:szCs w:val="20"/>
-          <w:lang w:eastAsia="ko-KR"/>
-        </w:rPr>
-        <w:t xml:space="preserve">결과: CSV 파일 kgv4_provenance.csv에 줄이 생긴다 (한 줄 = Entity의 출처 하나)</w:t>
-      </w:r>
-    </w:p>
-    <w:tbl>
-      <w:tblPr>
-        <w:tblW w:w="9972" w:type="dxa"/>
-        <w:jc w:val="center"/>
-        <w:tblBorders>
-          <w:top w:val="single" w:sz="5" w:space="0" w:color="A6A6A6"/>
-          <w:left w:val="single" w:sz="5" w:space="0" w:color="A6A6A6"/>
-          <w:bottom w:val="single" w:sz="5" w:space="0" w:color="A6A6A6"/>
-          <w:right w:val="single" w:sz="5" w:space="0" w:color="A6A6A6"/>
-          <w:insideH w:val="single" w:sz="5" w:space="0" w:color="A6A6A6"/>
-          <w:insideV w:val="single" w:sz="5" w:space="0" w:color="A6A6A6"/>
-        </w:tblBorders>
-        <w:tblLayout w:type="fixed"/>
-        <w:tblLook w:val="04A0" w:firstRow="1" w:lastRow="0" w:firstColumn="1" w:lastColumn="0" w:noHBand="0" w:noVBand="1"/>
-      </w:tblPr>
-      <w:tblGrid>
-        <w:gridCol w:w="1300"/>
-        <w:gridCol w:w="2800"/>
-        <w:gridCol w:w="1500"/>
-        <w:gridCol w:w="1200"/>
-        <w:gridCol w:w="1500"/>
-        <w:gridCol w:w="1672"/>
-      </w:tblGrid>
-      <w:tr>
-        <w:trPr>
-          <w:cantSplit/>
-          <w:tblHeader/>
-          <w:jc w:val="center"/>
-        </w:trPr>
-        <w:tc>
-          <w:tcPr>
-            <w:tcW w:w="1300" w:type="dxa"/>
-            <w:shd w:val="clear" w:color="auto" w:fill="D9EAF7"/>
-            <w:tcMar>
-              <w:top w:w="80" w:type="dxa"/>
-              <w:left w:w="110" w:type="dxa"/>
-              <w:bottom w:w="80" w:type="dxa"/>
-              <w:right w:w="110" w:type="dxa"/>
-            </w:tcMar>
-            <w:vAlign w:val="center"/>
-          </w:tcPr>
-          <w:p>
-            <w:pPr>
-              <w:spacing w:after="20" w:line="252" w:lineRule="auto"/>
-              <w:jc w:val="center"/>
-            </w:pPr>
-            <w:r>
-              <w:rPr>
-                <w:b/>
-                <w:sz w:val="18"/>
-                <w:szCs w:val="18"/>
-                <w:lang w:eastAsia="ko-KR"/>
-              </w:rPr>
-              <w:t xml:space="preserve">Entity ID</w:t>
-            </w:r>
-          </w:p>
-        </w:tc>
-        <w:tc>
-          <w:tcPr>
-            <w:tcW w:w="2800" w:type="dxa"/>
-            <w:shd w:val="clear" w:color="auto" w:fill="D9EAF7"/>
-            <w:tcMar>
-              <w:top w:w="80" w:type="dxa"/>
-              <w:left w:w="110" w:type="dxa"/>
-              <w:bottom w:w="80" w:type="dxa"/>
-              <w:right w:w="110" w:type="dxa"/>
-            </w:tcMar>
-            <w:vAlign w:val="center"/>
-          </w:tcPr>
-          <w:p>
-            <w:pPr>
-              <w:spacing w:after="20" w:line="252" w:lineRule="auto"/>
-              <w:jc w:val="center"/>
-            </w:pPr>
-            <w:r>
-              <w:rPr>
-                <w:b/>
-                <w:sz w:val="18"/>
-                <w:szCs w:val="18"/>
-                <w:lang w:eastAsia="ko-KR"/>
-              </w:rPr>
-              <w:t xml:space="preserve">원본 파일</w:t>
-            </w:r>
-          </w:p>
-        </w:tc>
-        <w:tc>
-          <w:tcPr>
-            <w:tcW w:w="1500" w:type="dxa"/>
-            <w:shd w:val="clear" w:color="auto" w:fill="D9EAF7"/>
-            <w:tcMar>
-              <w:top w:w="80" w:type="dxa"/>
-              <w:left w:w="110" w:type="dxa"/>
-              <w:bottom w:w="80" w:type="dxa"/>
-              <w:right w:w="110" w:type="dxa"/>
-            </w:tcMar>
-            <w:vAlign w:val="center"/>
-          </w:tcPr>
-          <w:p>
-            <w:pPr>
-              <w:spacing w:after="20" w:line="252" w:lineRule="auto"/>
-              <w:jc w:val="center"/>
-            </w:pPr>
-            <w:r>
-              <w:rPr>
-                <w:b/>
-                <w:sz w:val="18"/>
-                <w:szCs w:val="18"/>
-                <w:lang w:eastAsia="ko-KR"/>
-              </w:rPr>
-              <w:t xml:space="preserve">위치</w:t>
-            </w:r>
-          </w:p>
-        </w:tc>
-        <w:tc>
-          <w:tcPr>
-            <w:tcW w:w="1200" w:type="dxa"/>
-            <w:shd w:val="clear" w:color="auto" w:fill="D9EAF7"/>
-            <w:tcMar>
-              <w:top w:w="80" w:type="dxa"/>
-              <w:left w:w="110" w:type="dxa"/>
-              <w:bottom w:w="80" w:type="dxa"/>
-              <w:right w:w="110" w:type="dxa"/>
-            </w:tcMar>
-            <w:vAlign w:val="center"/>
-          </w:tcPr>
-          <w:p>
-            <w:pPr>
-              <w:spacing w:after="20" w:line="252" w:lineRule="auto"/>
-              <w:jc w:val="center"/>
-            </w:pPr>
-            <w:r>
-              <w:rPr>
-                <w:b/>
-                <w:sz w:val="18"/>
-                <w:szCs w:val="18"/>
-                <w:lang w:eastAsia="ko-KR"/>
-              </w:rPr>
-              <w:t xml:space="preserve">규칙</w:t>
-            </w:r>
-          </w:p>
-        </w:tc>
-        <w:tc>
-          <w:tcPr>
-            <w:tcW w:w="1500" w:type="dxa"/>
-            <w:shd w:val="clear" w:color="auto" w:fill="D9EAF7"/>
-            <w:tcMar>
-              <w:top w:w="80" w:type="dxa"/>
-              <w:left w:w="110" w:type="dxa"/>
-              <w:bottom w:w="80" w:type="dxa"/>
-              <w:right w:w="110" w:type="dxa"/>
-            </w:tcMar>
-            <w:vAlign w:val="center"/>
-          </w:tcPr>
-          <w:p>
-            <w:pPr>
-              <w:spacing w:after="20" w:line="252" w:lineRule="auto"/>
-              <w:jc w:val="center"/>
-            </w:pPr>
-            <w:r>
-              <w:rPr>
-                <w:b/>
-                <w:sz w:val="18"/>
-                <w:szCs w:val="18"/>
-                <w:lang w:eastAsia="ko-KR"/>
-              </w:rPr>
-              <w:t xml:space="preserve">값의 성격</w:t>
-            </w:r>
-          </w:p>
-        </w:tc>
-        <w:tc>
-          <w:tcPr>
-            <w:tcW w:w="1672" w:type="dxa"/>
-            <w:shd w:val="clear" w:color="auto" w:fill="D9EAF7"/>
-            <w:tcMar>
-              <w:top w:w="80" w:type="dxa"/>
-              <w:left w:w="110" w:type="dxa"/>
-              <w:bottom w:w="80" w:type="dxa"/>
-              <w:right w:w="110" w:type="dxa"/>
-            </w:tcMar>
-            <w:vAlign w:val="center"/>
-          </w:tcPr>
-          <w:p>
-            <w:pPr>
-              <w:spacing w:after="20" w:line="252" w:lineRule="auto"/>
-              <w:jc w:val="center"/>
-            </w:pPr>
-            <w:r>
-              <w:rPr>
-                <w:b/>
-                <w:sz w:val="18"/>
-                <w:szCs w:val="18"/>
-                <w:lang w:eastAsia="ko-KR"/>
-              </w:rPr>
-              <w:t xml:space="preserve">메모</w:t>
-            </w:r>
-          </w:p>
-        </w:tc>
-      </w:tr>
-      <w:tr>
-        <w:trPr>
-          <w:cantSplit/>
-          <w:jc w:val="center"/>
-        </w:trPr>
-        <w:tc>
-          <w:tcPr>
-            <w:tcW w:w="1300" w:type="dxa"/>
-            <w:tcMar>
-              <w:top w:w="80" w:type="dxa"/>
-              <w:left w:w="110" w:type="dxa"/>
-              <w:bottom w:w="80" w:type="dxa"/>
-              <w:right w:w="110" w:type="dxa"/>
-            </w:tcMar>
-            <w:vAlign w:val="center"/>
-          </w:tcPr>
-          <w:p>
-            <w:pPr>
-              <w:spacing w:after="20" w:line="252" w:lineRule="auto"/>
-            </w:pPr>
-            <w:r>
-              <w:rPr>
-                <w:sz w:val="18"/>
-                <w:szCs w:val="18"/>
-                <w:lang w:eastAsia="ko-KR"/>
-              </w:rPr>
-              <w:t xml:space="preserve">APR:504</w:t>
-            </w:r>
-          </w:p>
-        </w:tc>
-        <w:tc>
-          <w:tcPr>
-            <w:tcW w:w="2800" w:type="dxa"/>
-            <w:tcMar>
-              <w:top w:w="80" w:type="dxa"/>
-              <w:left w:w="110" w:type="dxa"/>
-              <w:bottom w:w="80" w:type="dxa"/>
-              <w:right w:w="110" w:type="dxa"/>
-            </w:tcMar>
-            <w:vAlign w:val="center"/>
-          </w:tcPr>
-          <w:p>
-            <w:pPr>
-              <w:spacing w:after="20" w:line="252" w:lineRule="auto"/>
-            </w:pPr>
-            <w:r>
-              <w:rPr>
-                <w:sz w:val="18"/>
-                <w:szCs w:val="18"/>
-                <w:lang w:eastAsia="ko-KR"/>
-              </w:rPr>
-              <w:t xml:space="preserve">approval_records_clean.csv</w:t>
-            </w:r>
-          </w:p>
-        </w:tc>
-        <w:tc>
-          <w:tcPr>
-            <w:tcW w:w="1500" w:type="dxa"/>
-            <w:tcMar>
-              <w:top w:w="80" w:type="dxa"/>
-              <w:left w:w="110" w:type="dxa"/>
-              <w:bottom w:w="80" w:type="dxa"/>
-              <w:right w:w="110" w:type="dxa"/>
-            </w:tcMar>
-            <w:vAlign w:val="center"/>
-          </w:tcPr>
-          <w:p>
-            <w:pPr>
-              <w:spacing w:after="20" w:line="252" w:lineRule="auto"/>
-            </w:pPr>
-            <w:r>
-              <w:rPr>
-                <w:sz w:val="18"/>
-                <w:szCs w:val="18"/>
-                <w:lang w:eastAsia="ko-KR"/>
-              </w:rPr>
-              <w:t xml:space="preserve">504번째 행</w:t>
-            </w:r>
-          </w:p>
-        </w:tc>
-        <w:tc>
-          <w:tcPr>
-            <w:tcW w:w="1200" w:type="dxa"/>
-            <w:tcMar>
-              <w:top w:w="80" w:type="dxa"/>
-              <w:left w:w="110" w:type="dxa"/>
-              <w:bottom w:w="80" w:type="dxa"/>
-              <w:right w:w="110" w:type="dxa"/>
-            </w:tcMar>
-            <w:vAlign w:val="center"/>
-          </w:tcPr>
-          <w:p>
-            <w:pPr>
-              <w:spacing w:after="20" w:line="252" w:lineRule="auto"/>
-            </w:pPr>
-            <w:r>
-              <w:rPr>
-                <w:sz w:val="18"/>
-                <w:szCs w:val="18"/>
-                <w:lang w:eastAsia="ko-KR"/>
-              </w:rPr>
-              <w:t xml:space="preserve">MR-APR</w:t>
-            </w:r>
-          </w:p>
-        </w:tc>
-        <w:tc>
-          <w:tcPr>
-            <w:tcW w:w="1500" w:type="dxa"/>
-            <w:tcMar>
-              <w:top w:w="80" w:type="dxa"/>
-              <w:left w:w="110" w:type="dxa"/>
-              <w:bottom w:w="80" w:type="dxa"/>
-              <w:right w:w="110" w:type="dxa"/>
-            </w:tcMar>
-            <w:vAlign w:val="center"/>
-          </w:tcPr>
-          <w:p>
-            <w:pPr>
-              <w:spacing w:after="20" w:line="252" w:lineRule="auto"/>
-            </w:pPr>
-            <w:r>
-              <w:rPr>
-                <w:sz w:val="18"/>
-                <w:szCs w:val="18"/>
-                <w:lang w:eastAsia="ko-KR"/>
-              </w:rPr>
-              <w:t xml:space="preserve">원본 그대로</w:t>
-            </w:r>
-          </w:p>
-        </w:tc>
-        <w:tc>
-          <w:tcPr>
-            <w:tcW w:w="1672" w:type="dxa"/>
-            <w:tcMar>
-              <w:top w:w="80" w:type="dxa"/>
-              <w:left w:w="110" w:type="dxa"/>
-              <w:bottom w:w="80" w:type="dxa"/>
-              <w:right w:w="110" w:type="dxa"/>
-            </w:tcMar>
-            <w:vAlign w:val="center"/>
-          </w:tcPr>
-          <w:p>
-            <w:pPr>
-              <w:spacing w:after="20" w:line="252" w:lineRule="auto"/>
-            </w:pPr>
-            <w:r>
-              <w:rPr>
-                <w:sz w:val="18"/>
-                <w:szCs w:val="18"/>
-                <w:lang w:eastAsia="ko-KR"/>
-              </w:rPr>
-              <w:t xml:space="preserve">승인일은 날짜만 있음</w:t>
-            </w:r>
-          </w:p>
-        </w:tc>
-      </w:tr>
-    </w:tbl>
-    <w:p>
-      <w:pPr>
-        <w:spacing w:after="60"/>
-        <w:rPr>
-          <w:lang w:eastAsia="ko-KR"/>
-        </w:rPr>
-      </w:pPr>
-    </w:p>
-    <w:p>
-      <w:pPr>
-        <w:keepNext/>
-        <w:spacing w:before="240"/>
-        <w:rPr>
-          <w:lang w:eastAsia="ko-KR"/>
-        </w:rPr>
-      </w:pPr>
-      <w:r>
-        <w:rPr>
-          <w:b/>
-          <w:color w:val="1F4E79"/>
-          <w:sz w:val="25"/>
-          <w:szCs w:val="25"/>
-          <w:lang w:eastAsia="ko-KR"/>
-        </w:rPr>
-        <w:t xml:space="preserve">결과: CSV 파일 3개</w:t>
-      </w:r>
-    </w:p>
-    <w:p>
-      <w:pPr>
-        <w:pStyle w:val="a0"/>
-        <w:spacing w:after="60"/>
-        <w:rPr>
-          <w:lang w:eastAsia="ko-KR"/>
-        </w:rPr>
-      </w:pPr>
-      <w:r>
-        <w:rPr>
-          <w:sz w:val="20"/>
-          <w:szCs w:val="20"/>
-          <w:lang w:eastAsia="ko-KR"/>
-        </w:rPr>
-        <w:t xml:space="preserve">구조화 자료 매핑의 결과물은 CSV 파일 3개이며, 03_normalized 폴더에 저장된다.</w:t>
-      </w:r>
-    </w:p>
-    <w:p>
-      <w:pPr>
-        <w:pStyle w:val="a0"/>
-        <w:spacing w:after="60"/>
-        <w:rPr>
-          <w:lang w:eastAsia="ko-KR"/>
-        </w:rPr>
-      </w:pPr>
-      <w:r>
-        <w:rPr>
-          <w:sz w:val="20"/>
-          <w:szCs w:val="20"/>
-          <w:lang w:eastAsia="ko-KR"/>
-        </w:rPr>
-        <w:t xml:space="preserve">kgv4_entities.csv: Entity ID와 Class (한 줄 = Entity 하나)</w:t>
-      </w:r>
-    </w:p>
-    <w:p>
-      <w:pPr>
-        <w:pStyle w:val="a0"/>
-        <w:spacing w:after="60"/>
-        <w:rPr>
-          <w:lang w:eastAsia="ko-KR"/>
-        </w:rPr>
-      </w:pPr>
-      <w:r>
-        <w:rPr>
-          <w:sz w:val="20"/>
-          <w:szCs w:val="20"/>
-          <w:lang w:eastAsia="ko-KR"/>
-        </w:rPr>
-        <w:t xml:space="preserve">kgv4_properties.csv: Entity ID, 속성, 값, 자료형 (한 줄 = Entity의 속성 하나)</w:t>
-      </w:r>
-    </w:p>
-    <w:p>
-      <w:pPr>
-        <w:pStyle w:val="a0"/>
-        <w:spacing w:after="60"/>
-        <w:rPr>
-          <w:lang w:eastAsia="ko-KR"/>
-        </w:rPr>
-      </w:pPr>
-      <w:r>
-        <w:rPr>
-          <w:sz w:val="20"/>
-          <w:szCs w:val="20"/>
-          <w:lang w:eastAsia="ko-KR"/>
-        </w:rPr>
-        <w:t xml:space="preserve">kgv4_provenance.csv: Entity ID, 원본 파일, 위치, 규칙, 값의 성격 (한 줄 = Entity의 출처 하나)</w:t>
-      </w:r>
-    </w:p>
-    <w:p>
-      <w:pPr>
-        <w:pStyle w:val="a0"/>
-        <w:spacing w:after="60"/>
-        <w:rPr>
-          <w:lang w:eastAsia="ko-KR"/>
-        </w:rPr>
-      </w:pPr>
-      <w:r>
-        <w:rPr>
-          <w:sz w:val="20"/>
-          <w:szCs w:val="20"/>
-          <w:lang w:eastAsia="ko-KR"/>
-        </w:rPr>
-        <w:t xml:space="preserve">세 파일의 줄을 Entity ID(APR:504)로 모으면 Entity 하나의 전체 모습이 된다: Class, 속성값, 출처(그림 9).</w:t>
-      </w:r>
-    </w:p>
-    <w:p>
-      <w:pPr>
-        <w:spacing w:before="60" w:after="120"/>
-        <w:rPr>
-          <w:lang w:eastAsia="ko-KR"/>
-        </w:rPr>
-      </w:pPr>
-      <w:r>
-        <w:rPr>
-          <w:sz w:val="20"/>
-          <w:szCs w:val="20"/>
-          <w:lang w:eastAsia="ko-KR"/>
-        </w:rPr>
-        <w:t xml:space="preserve">파일 안의 실제 모습 (첫 줄은 열 이름, 이어서 APR:504의 줄)</w:t>
-      </w:r>
-    </w:p>
-    <w:tbl>
-      <w:tblPr>
-        <w:tblW w:w="9972" w:type="dxa"/>
-        <w:jc w:val="center"/>
-        <w:tblBorders>
-          <w:top w:val="single" w:sz="5" w:space="0" w:color="A6A6A6"/>
-          <w:left w:val="single" w:sz="5" w:space="0" w:color="A6A6A6"/>
-          <w:bottom w:val="single" w:sz="5" w:space="0" w:color="A6A6A6"/>
-          <w:right w:val="single" w:sz="5" w:space="0" w:color="A6A6A6"/>
-          <w:insideH w:val="single" w:sz="5" w:space="0" w:color="A6A6A6"/>
-          <w:insideV w:val="single" w:sz="5" w:space="0" w:color="A6A6A6"/>
-        </w:tblBorders>
-        <w:tblLayout w:type="fixed"/>
-      </w:tblPr>
-      <w:tblGrid>
-        <w:gridCol w:w="9972"/>
-      </w:tblGrid>
-      <w:tr>
-        <w:trPr>
-          <w:jc w:val="center"/>
-        </w:trPr>
-        <w:tc>
-          <w:tcPr>
-            <w:tcW w:w="9972" w:type="dxa"/>
-            <w:shd w:val="clear" w:color="auto" w:fill="F7F7F7"/>
-            <w:tcMar>
-              <w:top w:w="80" w:type="dxa"/>
-              <w:left w:w="110" w:type="dxa"/>
-              <w:bottom w:w="80" w:type="dxa"/>
-              <w:right w:w="110" w:type="dxa"/>
-            </w:tcMar>
-            <w:vAlign w:val="center"/>
-          </w:tcPr>
-          <w:p>
-            <w:pPr>
-              <w:spacing w:after="20" w:line="252" w:lineRule="auto"/>
-            </w:pPr>
-            <w:r>
-              <w:rPr>
-                <w:rFonts w:ascii="Consolas" w:hAnsi="Consolas" w:cs="Consolas" w:eastAsia="맑은 고딕"/>
-                <w:sz w:val="17"/>
-                <w:szCs w:val="17"/>
-                <w:lang w:eastAsia="ko-KR"/>
-              </w:rPr>
-              <w:t xml:space="preserve">kgv4_entities.csv</w:t>
-            </w:r>
-          </w:p>
-          <w:p>
-            <w:pPr>
-              <w:spacing w:after="20" w:line="252" w:lineRule="auto"/>
-            </w:pPr>
-            <w:r>
-              <w:rPr>
-                <w:rFonts w:ascii="Consolas" w:hAnsi="Consolas" w:cs="Consolas" w:eastAsia="맑은 고딕"/>
-                <w:sz w:val="17"/>
-                <w:szCs w:val="17"/>
-                <w:lang w:eastAsia="ko-KR"/>
-              </w:rPr>
-              <w:t xml:space="preserve">  entity_id,class,label</w:t>
-            </w:r>
-          </w:p>
-          <w:p>
-            <w:pPr>
-              <w:spacing w:after="20" w:line="252" w:lineRule="auto"/>
-            </w:pPr>
-            <w:r>
-              <w:rPr>
-                <w:rFonts w:ascii="Consolas" w:hAnsi="Consolas" w:cs="Consolas" w:eastAsia="맑은 고딕"/>
-                <w:sz w:val="17"/>
-                <w:szCs w:val="17"/>
-                <w:lang w:eastAsia="ko-KR"/>
-              </w:rPr>
-              <w:t xml:space="preserve">  APR:504,Approval,승인 504 (충주댐)</w:t>
-            </w:r>
-          </w:p>
-          <w:p>
-            <w:pPr>
-              <w:spacing w:after="20" w:line="252" w:lineRule="auto"/>
-            </w:pPr>
-            <w:r>
-              <w:rPr>
-                <w:rFonts w:ascii="Consolas" w:hAnsi="Consolas" w:cs="Consolas" w:eastAsia="맑은 고딕"/>
-                <w:sz w:val="17"/>
-                <w:szCs w:val="17"/>
-                <w:lang w:eastAsia="ko-KR"/>
-              </w:rPr>
-              <w:t xml:space="preserve"/>
-            </w:r>
-          </w:p>
-          <w:p>
-            <w:pPr>
-              <w:spacing w:after="20" w:line="252" w:lineRule="auto"/>
-            </w:pPr>
-            <w:r>
-              <w:rPr>
-                <w:rFonts w:ascii="Consolas" w:hAnsi="Consolas" w:cs="Consolas" w:eastAsia="맑은 고딕"/>
-                <w:sz w:val="17"/>
-                <w:szCs w:val="17"/>
-                <w:lang w:eastAsia="ko-KR"/>
-              </w:rPr>
-              <w:t xml:space="preserve">kgv4_properties.csv</w:t>
-            </w:r>
-          </w:p>
-          <w:p>
-            <w:pPr>
-              <w:spacing w:after="20" w:line="252" w:lineRule="auto"/>
-            </w:pPr>
-            <w:r>
-              <w:rPr>
-                <w:rFonts w:ascii="Consolas" w:hAnsi="Consolas" w:cs="Consolas" w:eastAsia="맑은 고딕"/>
-                <w:sz w:val="17"/>
-                <w:szCs w:val="17"/>
-                <w:lang w:eastAsia="ko-KR"/>
-              </w:rPr>
-              <w:t xml:space="preserve">  entity_id,property,value,datatype</w:t>
-            </w:r>
-          </w:p>
-          <w:p>
-            <w:pPr>
-              <w:spacing w:after="20" w:line="252" w:lineRule="auto"/>
-            </w:pPr>
-            <w:r>
-              <w:rPr>
-                <w:rFonts w:ascii="Consolas" w:hAnsi="Consolas" w:cs="Consolas" w:eastAsia="맑은 고딕"/>
-                <w:sz w:val="17"/>
-                <w:szCs w:val="17"/>
-                <w:lang w:eastAsia="ko-KR"/>
-              </w:rPr>
-              <w:t xml:space="preserve">  APR:504,approvalTime,2011-06-27,date</w:t>
-            </w:r>
-          </w:p>
-          <w:p>
-            <w:pPr>
-              <w:spacing w:after="20" w:line="252" w:lineRule="auto"/>
-            </w:pPr>
-            <w:r>
-              <w:rPr>
-                <w:rFonts w:ascii="Consolas" w:hAnsi="Consolas" w:cs="Consolas" w:eastAsia="맑은 고딕"/>
-                <w:sz w:val="17"/>
-                <w:szCs w:val="17"/>
-                <w:lang w:eastAsia="ko-KR"/>
-              </w:rPr>
-              <w:t xml:space="preserve">  APR:504,approvalContent,방류시작 2011-06-27 18:00; 접수방류량 2000㎥/s; 비고: (실제방류는 20시부터),string</w:t>
-            </w:r>
-          </w:p>
-          <w:p>
-            <w:pPr>
-              <w:spacing w:after="20" w:line="252" w:lineRule="auto"/>
-            </w:pPr>
-            <w:r>
-              <w:rPr>
-                <w:rFonts w:ascii="Consolas" w:hAnsi="Consolas" w:cs="Consolas" w:eastAsia="맑은 고딕"/>
-                <w:sz w:val="17"/>
-                <w:szCs w:val="17"/>
-                <w:lang w:eastAsia="ko-KR"/>
-              </w:rPr>
-              <w:t xml:space="preserve"/>
-            </w:r>
-          </w:p>
-          <w:p>
-            <w:pPr>
-              <w:spacing w:after="20" w:line="252" w:lineRule="auto"/>
-            </w:pPr>
-            <w:r>
-              <w:rPr>
-                <w:rFonts w:ascii="Consolas" w:hAnsi="Consolas" w:cs="Consolas" w:eastAsia="맑은 고딕"/>
-                <w:sz w:val="17"/>
-                <w:szCs w:val="17"/>
-                <w:lang w:eastAsia="ko-KR"/>
-              </w:rPr>
-              <w:t xml:space="preserve">kgv4_provenance.csv</w:t>
-            </w:r>
-          </w:p>
-          <w:p>
-            <w:pPr>
-              <w:spacing w:after="20" w:line="252" w:lineRule="auto"/>
-            </w:pPr>
-            <w:r>
-              <w:rPr>
-                <w:rFonts w:ascii="Consolas" w:hAnsi="Consolas" w:cs="Consolas" w:eastAsia="맑은 고딕"/>
-                <w:sz w:val="17"/>
-                <w:szCs w:val="17"/>
-                <w:lang w:eastAsia="ko-KR"/>
-              </w:rPr>
-              <w:t xml:space="preserve">  item,kind,source_file,source_locator,rule,data_origin,note</w:t>
-            </w:r>
-          </w:p>
-          <w:p>
-            <w:pPr>
-              <w:spacing w:after="20" w:line="252" w:lineRule="auto"/>
-            </w:pPr>
-            <w:r>
-              <w:rPr>
-                <w:rFonts w:ascii="Consolas" w:hAnsi="Consolas" w:cs="Consolas" w:eastAsia="맑은 고딕"/>
-                <w:sz w:val="17"/>
-                <w:szCs w:val="17"/>
-                <w:lang w:eastAsia="ko-KR"/>
-              </w:rPr>
-              <w:t xml:space="preserve">  APR:504,entity,03_normalized/approval_records_clean.csv,row_number_in_file=504,MR-APR,real,승인일은 날짜만 있음</w:t>
-            </w:r>
-          </w:p>
-        </w:tc>
-      </w:tr>
-    </w:tbl>
-    <w:p>
-      <w:pPr>
-        <w:spacing w:after="60"/>
-        <w:rPr>
-          <w:lang w:eastAsia="ko-KR"/>
-        </w:rPr>
-      </w:pPr>
-    </w:p>
-    <w:p>
-      <w:pPr>
         <w:keepNext/>
         <w:spacing w:before="60" w:after="40"/>
         <w:jc w:val="center"/>
@@ -5655,8 +5112,8 @@
       <w:r>
         <w:drawing>
           <wp:inline distT="0" distB="0" distL="0" distR="0">
-            <wp:extent cx="6141720" cy="2538577"/>
-            <wp:docPr id="9" name="step3_doc_f6" descr="step3_doc_f6"/>
+            <wp:extent cx="6141720" cy="3758147"/>
+            <wp:docPr id="9" name="u_P_HMS" descr="u_P_HMS"/>
             <wp:cNvGraphicFramePr>
               <a:graphicFrameLocks xmlns:a="http://schemas.openxmlformats.org/drawingml/2006/main" noChangeAspect="1"/>
             </wp:cNvGraphicFramePr>
@@ -5664,7 +5121,7 @@
               <a:graphicData uri="http://schemas.openxmlformats.org/drawingml/2006/picture">
                 <pic:pic xmlns:pic="http://schemas.openxmlformats.org/drawingml/2006/picture">
                   <pic:nvPicPr>
-                    <pic:cNvPr id="9" name="step3_doc_f6"/>
+                    <pic:cNvPr id="9" name="u_P_HMS"/>
                     <pic:cNvPicPr/>
                   </pic:nvPicPr>
                   <pic:blipFill>
@@ -5676,7 +5133,7 @@
                   <pic:spPr>
                     <a:xfrm>
                       <a:off x="0" y="0"/>
-                      <a:ext cx="6141720" cy="2538577"/>
+                      <a:ext cx="6141720" cy="3758147"/>
                     </a:xfrm>
                     <a:prstGeom prst="rect">
                       <a:avLst/>
@@ -5704,21 +5161,7 @@
           <w:szCs w:val="18"/>
           <w:lang w:eastAsia="ko-KR"/>
         </w:rPr>
-        <w:t xml:space="preserve">그림 9. CSV 파일 3개의 줄과 그것을 모은 Entity (APR:504)</w:t>
-      </w:r>
-    </w:p>
-    <w:p>
-      <w:pPr>
-        <w:pStyle w:val="21"/>
-        <w:rPr>
-          <w:lang w:eastAsia="ko-KR"/>
-        </w:rPr>
-      </w:pPr>
-      <w:r>
-        <w:rPr>
-          <w:lang w:eastAsia="ko-KR"/>
-        </w:rPr>
-        <w:t xml:space="preserve">3.3 댐 자료와 측정 자료</w:t>
+        <w:t xml:space="preserve">그림 9. 충주댐 수위 열의 과정 ①~⑤</w:t>
       </w:r>
     </w:p>
     <w:p>
@@ -5737,7 +5180,7 @@
           <w:szCs w:val="25"/>
           <w:lang w:eastAsia="ko-KR"/>
         </w:rPr>
-        <w:t xml:space="preserve">Dam (댐 기본 자료)</w:t>
+        <w:t xml:space="preserve">결과</w:t>
       </w:r>
     </w:p>
     <w:p>
@@ -5754,62 +5197,11 @@
           <w:szCs w:val="20"/>
           <w:lang w:eastAsia="ko-KR"/>
         </w:rPr>
-        <w:t xml:space="preserve">입력: 댐 한 개가 한 행인 표는 따로 없다. K-water 일자료에는 댐 하나의 하루 측정값이 한 행이고, 행마다 댐 코드(DAM_CD), 댐 이름, 댐 유형이 반복해서 붙어 있다.</w:t>
+        <w:t xml:space="preserve">HMS:1003110:수위와 근거 EVI:KW:1003110. 4개 댐 × 6개 변수로 HMS 24개, 측정자료 근거 4개이다.</w:t>
       </w:r>
     </w:p>
     <w:p>
       <w:pPr>
-        <w:pStyle w:val="a0"/>
-        <w:spacing w:after="60"/>
-        <w:rPr>
-          <w:lang w:eastAsia="ko-KR"/>
-        </w:rPr>
-      </w:pPr>
-      <w:r>
-        <w:rPr>
-          <w:sz w:val="20"/>
-          <w:szCs w:val="20"/>
-          <w:lang w:eastAsia="ko-KR"/>
-        </w:rPr>
-        <w:t xml:space="preserve">식별자: 틀 "DAM:" + {DAM_CD}로 만든다. 충주댐의 12,582행은 모두 DAM_CD가 1003110이므로 모두 DAM:1003110이 되고, Entity 하나로 모인다(원리 1).</w:t>
-      </w:r>
-    </w:p>
-    <w:p>
-      <w:pPr>
-        <w:pStyle w:val="a0"/>
-        <w:spacing w:after="60"/>
-        <w:rPr>
-          <w:lang w:eastAsia="ko-KR"/>
-        </w:rPr>
-      </w:pPr>
-      <w:r>
-        <w:rPr>
-          <w:sz w:val="20"/>
-          <w:szCs w:val="20"/>
-          <w:lang w:eastAsia="ko-KR"/>
-        </w:rPr>
-        <w:t xml:space="preserve">Class: Dam. 속성: 댐 유형 열 → damType(다목적댐). damName에는 승인 자료의 "충주"와 맞춘 표준 댐명(충주댐)을 넣는다.</w:t>
-      </w:r>
-    </w:p>
-    <w:p>
-      <w:pPr>
-        <w:pStyle w:val="a0"/>
-        <w:spacing w:after="60"/>
-        <w:rPr>
-          <w:lang w:eastAsia="ko-KR"/>
-        </w:rPr>
-      </w:pPr>
-      <w:r>
-        <w:rPr>
-          <w:sz w:val="20"/>
-          <w:szCs w:val="20"/>
-          <w:lang w:eastAsia="ko-KR"/>
-        </w:rPr>
-        <w:t xml:space="preserve">결과: 승인과 같은 CSV 파일 3개에 Dam Entity의 줄이 추가된다.</w:t>
-      </w:r>
-    </w:p>
-    <w:p>
-      <w:pPr>
         <w:keepNext/>
         <w:spacing w:before="60" w:after="40"/>
         <w:jc w:val="center"/>
@@ -5817,8 +5209,8 @@
       <w:r>
         <w:drawing>
           <wp:inline distT="0" distB="0" distL="0" distR="0">
-            <wp:extent cx="6141720" cy="3240488"/>
-            <wp:docPr id="10" name="step3_doc_f9" descr="step3_doc_f9"/>
+            <wp:extent cx="6141720" cy="2880759"/>
+            <wp:docPr id="10" name="u_R_HMS" descr="u_R_HMS"/>
             <wp:cNvGraphicFramePr>
               <a:graphicFrameLocks xmlns:a="http://schemas.openxmlformats.org/drawingml/2006/main" noChangeAspect="1"/>
             </wp:cNvGraphicFramePr>
@@ -5826,7 +5218,7 @@
               <a:graphicData uri="http://schemas.openxmlformats.org/drawingml/2006/picture">
                 <pic:pic xmlns:pic="http://schemas.openxmlformats.org/drawingml/2006/picture">
                   <pic:nvPicPr>
-                    <pic:cNvPr id="10" name="step3_doc_f9"/>
+                    <pic:cNvPr id="10" name="u_R_HMS"/>
                     <pic:cNvPicPr/>
                   </pic:nvPicPr>
                   <pic:blipFill>
@@ -5838,7 +5230,7 @@
                   <pic:spPr>
                     <a:xfrm>
                       <a:off x="0" y="0"/>
-                      <a:ext cx="6141720" cy="3240488"/>
+                      <a:ext cx="6141720" cy="2880759"/>
                     </a:xfrm>
                     <a:prstGeom prst="rect">
                       <a:avLst/>
@@ -5866,212 +5258,21 @@
           <w:szCs w:val="18"/>
           <w:lang w:eastAsia="ko-KR"/>
         </w:rPr>
-        <w:t xml:space="preserve">그림 10. K-water 일자료 → Dam Entity</w:t>
+        <w:t xml:space="preserve">그림 10. 충주댐 수위 열의 결과 — CSV 파일 3개의 줄과 Entity</w:t>
       </w:r>
     </w:p>
     <w:p>
       <w:pPr>
-        <w:spacing w:before="60" w:after="120"/>
+        <w:pStyle w:val="21"/>
         <w:rPr>
           <w:lang w:eastAsia="ko-KR"/>
         </w:rPr>
       </w:pPr>
       <w:r>
         <w:rPr>
-          <w:sz w:val="20"/>
-          <w:szCs w:val="20"/>
-          <w:lang w:eastAsia="ko-KR"/>
-        </w:rPr>
-        <w:t xml:space="preserve">결과: KG CSV 파일 3개에 생기는 줄</w:t>
-      </w:r>
-    </w:p>
-    <w:tbl>
-      <w:tblPr>
-        <w:tblW w:w="9972" w:type="dxa"/>
-        <w:jc w:val="center"/>
-        <w:tblBorders>
-          <w:top w:val="single" w:sz="5" w:space="0" w:color="A6A6A6"/>
-          <w:left w:val="single" w:sz="5" w:space="0" w:color="A6A6A6"/>
-          <w:bottom w:val="single" w:sz="5" w:space="0" w:color="A6A6A6"/>
-          <w:right w:val="single" w:sz="5" w:space="0" w:color="A6A6A6"/>
-          <w:insideH w:val="single" w:sz="5" w:space="0" w:color="A6A6A6"/>
-          <w:insideV w:val="single" w:sz="5" w:space="0" w:color="A6A6A6"/>
-        </w:tblBorders>
-        <w:tblLayout w:type="fixed"/>
-      </w:tblPr>
-      <w:tblGrid>
-        <w:gridCol w:w="9972"/>
-      </w:tblGrid>
-      <w:tr>
-        <w:trPr>
-          <w:jc w:val="center"/>
-        </w:trPr>
-        <w:tc>
-          <w:tcPr>
-            <w:tcW w:w="9972" w:type="dxa"/>
-            <w:shd w:val="clear" w:color="auto" w:fill="F7F7F7"/>
-            <w:tcMar>
-              <w:top w:w="80" w:type="dxa"/>
-              <w:left w:w="110" w:type="dxa"/>
-              <w:bottom w:w="80" w:type="dxa"/>
-              <w:right w:w="110" w:type="dxa"/>
-            </w:tcMar>
-            <w:vAlign w:val="center"/>
-          </w:tcPr>
-          <w:p>
-            <w:pPr>
-              <w:spacing w:after="20" w:line="252" w:lineRule="auto"/>
-            </w:pPr>
-            <w:r>
-              <w:rPr>
-                <w:rFonts w:ascii="Consolas" w:hAnsi="Consolas" w:cs="Consolas" w:eastAsia="맑은 고딕"/>
-                <w:sz w:val="17"/>
-                <w:szCs w:val="17"/>
-                <w:lang w:eastAsia="ko-KR"/>
-              </w:rPr>
-              <w:t xml:space="preserve">kgv4_entities.csv</w:t>
-            </w:r>
-          </w:p>
-          <w:p>
-            <w:pPr>
-              <w:spacing w:after="20" w:line="252" w:lineRule="auto"/>
-            </w:pPr>
-            <w:r>
-              <w:rPr>
-                <w:rFonts w:ascii="Consolas" w:hAnsi="Consolas" w:cs="Consolas" w:eastAsia="맑은 고딕"/>
-                <w:sz w:val="17"/>
-                <w:szCs w:val="17"/>
-                <w:lang w:eastAsia="ko-KR"/>
-              </w:rPr>
-              <w:t xml:space="preserve">  DAM:1003110,Dam,충주댐</w:t>
-            </w:r>
-          </w:p>
-          <w:p>
-            <w:pPr>
-              <w:spacing w:after="20" w:line="252" w:lineRule="auto"/>
-            </w:pPr>
-            <w:r>
-              <w:rPr>
-                <w:rFonts w:ascii="Consolas" w:hAnsi="Consolas" w:cs="Consolas" w:eastAsia="맑은 고딕"/>
-                <w:sz w:val="17"/>
-                <w:szCs w:val="17"/>
-                <w:lang w:eastAsia="ko-KR"/>
-              </w:rPr>
-              <w:t xml:space="preserve"/>
-            </w:r>
-          </w:p>
-          <w:p>
-            <w:pPr>
-              <w:spacing w:after="20" w:line="252" w:lineRule="auto"/>
-            </w:pPr>
-            <w:r>
-              <w:rPr>
-                <w:rFonts w:ascii="Consolas" w:hAnsi="Consolas" w:cs="Consolas" w:eastAsia="맑은 고딕"/>
-                <w:sz w:val="17"/>
-                <w:szCs w:val="17"/>
-                <w:lang w:eastAsia="ko-KR"/>
-              </w:rPr>
-              <w:t xml:space="preserve">kgv4_properties.csv</w:t>
-            </w:r>
-          </w:p>
-          <w:p>
-            <w:pPr>
-              <w:spacing w:after="20" w:line="252" w:lineRule="auto"/>
-            </w:pPr>
-            <w:r>
-              <w:rPr>
-                <w:rFonts w:ascii="Consolas" w:hAnsi="Consolas" w:cs="Consolas" w:eastAsia="맑은 고딕"/>
-                <w:sz w:val="17"/>
-                <w:szCs w:val="17"/>
-                <w:lang w:eastAsia="ko-KR"/>
-              </w:rPr>
-              <w:t xml:space="preserve">  DAM:1003110,damName,충주댐,string</w:t>
-            </w:r>
-          </w:p>
-          <w:p>
-            <w:pPr>
-              <w:spacing w:after="20" w:line="252" w:lineRule="auto"/>
-            </w:pPr>
-            <w:r>
-              <w:rPr>
-                <w:rFonts w:ascii="Consolas" w:hAnsi="Consolas" w:cs="Consolas" w:eastAsia="맑은 고딕"/>
-                <w:sz w:val="17"/>
-                <w:szCs w:val="17"/>
-                <w:lang w:eastAsia="ko-KR"/>
-              </w:rPr>
-              <w:t xml:space="preserve">  DAM:1003110,damType,다목적댐,string</w:t>
-            </w:r>
-          </w:p>
-          <w:p>
-            <w:pPr>
-              <w:spacing w:after="20" w:line="252" w:lineRule="auto"/>
-            </w:pPr>
-            <w:r>
-              <w:rPr>
-                <w:rFonts w:ascii="Consolas" w:hAnsi="Consolas" w:cs="Consolas" w:eastAsia="맑은 고딕"/>
-                <w:sz w:val="17"/>
-                <w:szCs w:val="17"/>
-                <w:lang w:eastAsia="ko-KR"/>
-              </w:rPr>
-              <w:t xml:space="preserve"/>
-            </w:r>
-          </w:p>
-          <w:p>
-            <w:pPr>
-              <w:spacing w:after="20" w:line="252" w:lineRule="auto"/>
-            </w:pPr>
-            <w:r>
-              <w:rPr>
-                <w:rFonts w:ascii="Consolas" w:hAnsi="Consolas" w:cs="Consolas" w:eastAsia="맑은 고딕"/>
-                <w:sz w:val="17"/>
-                <w:szCs w:val="17"/>
-                <w:lang w:eastAsia="ko-KR"/>
-              </w:rPr>
-              <w:t xml:space="preserve">kgv4_provenance.csv</w:t>
-            </w:r>
-          </w:p>
-          <w:p>
-            <w:pPr>
-              <w:spacing w:after="20" w:line="252" w:lineRule="auto"/>
-            </w:pPr>
-            <w:r>
-              <w:rPr>
-                <w:rFonts w:ascii="Consolas" w:hAnsi="Consolas" w:cs="Consolas" w:eastAsia="맑은 고딕"/>
-                <w:sz w:val="17"/>
-                <w:szCs w:val="17"/>
-                <w:lang w:eastAsia="ko-KR"/>
-              </w:rPr>
-              <w:t xml:space="preserve">  DAM:1003110,entity,03_normalized/kwater_mywater_period_daily_long.csv.gz,DAM_CD=1003110,MR-DAM,real,댐 유형은 K-water 원문 그대로</w:t>
-            </w:r>
-          </w:p>
-        </w:tc>
-      </w:tr>
-    </w:tbl>
-    <w:p>
-      <w:pPr>
-        <w:spacing w:after="60"/>
-        <w:rPr>
-          <w:lang w:eastAsia="ko-KR"/>
-        </w:rPr>
-      </w:pPr>
-    </w:p>
-    <w:p>
-      <w:pPr>
-        <w:keepNext/>
-        <w:spacing w:before="240"/>
-        <w:rPr>
-          <w:lang w:eastAsia="ko-KR"/>
-        </w:rPr>
-      </w:pPr>
-      <w:r>
-        <w:rPr>
-          <w:b/>
-          <w:color w:val="1F4E79"/>
-          <w:sz w:val="25"/>
-          <w:szCs w:val="25"/>
-          <w:lang w:eastAsia="ko-KR"/>
-        </w:rPr>
-        <w:t xml:space="preserve">HydrometeorologicalState (HMS, 수문·기상 상태)</w:t>
+          <w:lang w:eastAsia="ko-KR"/>
+        </w:rPr>
+        <w:t xml:space="preserve">3.5 구조화 자료 매핑이 끝난 상태</w:t>
       </w:r>
     </w:p>
     <w:p>
@@ -6088,7 +5289,7 @@
           <w:szCs w:val="20"/>
           <w:lang w:eastAsia="ko-KR"/>
         </w:rPr>
-        <w:t xml:space="preserve">입력: K-water 시간자료. 한 행이 (댐 코드, 시각)이고 변수 6개(수위, 저수량, 강우량, 유입량, 총방류량, 저수율)가 열로 펼쳐진 넓은 형태이며 553,609행이다.</w:t>
+        <w:t xml:space="preserve">충주댐에 관련된 Entity를 만든 자료별로 모으면 아래와 같다. 같은 행·같은 자료에서 함께 만든 근거만 이어져 있고, 서로 다른 자료에서 만든 승인, 댐, 측정 상태는 아직 떨어져 있다.</w:t>
       </w:r>
     </w:p>
     <w:p>
@@ -6105,45 +5306,11 @@
           <w:szCs w:val="20"/>
           <w:lang w:eastAsia="ko-KR"/>
         </w:rPr>
-        <w:t xml:space="preserve">행마다 Entity를 만들면 55만 개가 된다. KG에 필요한 것은 "어느 댐에 어떤 측정 변수가 있는가"이므로, 키 열(DAM_CD)과 열 머리(변수명)를 함께 틀에 넣어 (댐, 변수)마다 Entity를 만든다. 예: HMS:1003110:수위</w:t>
+        <w:t xml:space="preserve">4개 댐 전체: Approval 80, EvidenceSource 84(승인자료 80, 측정자료 4), HMS 24, Dam 4. 모두 Entity 192개, 속성 468개.</w:t>
       </w:r>
     </w:p>
     <w:p>
       <w:pPr>
-        <w:pStyle w:val="a0"/>
-        <w:spacing w:after="60"/>
-        <w:rPr>
-          <w:lang w:eastAsia="ko-KR"/>
-        </w:rPr>
-      </w:pPr>
-      <w:r>
-        <w:rPr>
-          <w:sz w:val="20"/>
-          <w:szCs w:val="20"/>
-          <w:lang w:eastAsia="ko-KR"/>
-        </w:rPr>
-        <w:t xml:space="preserve">결과: 댐 4 × 변수 6 = 24개. 속성은 variableType(수위 등)과 stationCode(1003110)이다. 시각별 값은 KG에 넣지 않고 측정 저장소에 그대로 둔다.</w:t>
-      </w:r>
-    </w:p>
-    <w:p>
-      <w:pPr>
-        <w:pStyle w:val="a0"/>
-        <w:spacing w:after="60"/>
-        <w:rPr>
-          <w:lang w:eastAsia="ko-KR"/>
-        </w:rPr>
-      </w:pPr>
-      <w:r>
-        <w:rPr>
-          <w:sz w:val="20"/>
-          <w:szCs w:val="20"/>
-          <w:lang w:eastAsia="ko-KR"/>
-        </w:rPr>
-        <w:t xml:space="preserve">같은 자료에서 댐마다 측정자료 근거 Entity EVI:KW:{DAM_CD}를 만들고, HMS와 supportedBy로 잇는다.</w:t>
-      </w:r>
-    </w:p>
-    <w:p>
-      <w:pPr>
         <w:keepNext/>
         <w:spacing w:before="60" w:after="40"/>
         <w:jc w:val="center"/>
@@ -6151,8 +5318,8 @@
       <w:r>
         <w:drawing>
           <wp:inline distT="0" distB="0" distL="0" distR="0">
-            <wp:extent cx="6141720" cy="2061863"/>
-            <wp:docPr id="11" name="step3_doc_f5" descr="step3_doc_f5"/>
+            <wp:extent cx="6141720" cy="3547574"/>
+            <wp:docPr id="11" name="step3_doc_f7" descr="step3_doc_f7"/>
             <wp:cNvGraphicFramePr>
               <a:graphicFrameLocks xmlns:a="http://schemas.openxmlformats.org/drawingml/2006/main" noChangeAspect="1"/>
             </wp:cNvGraphicFramePr>
@@ -6160,368 +5327,11 @@
               <a:graphicData uri="http://schemas.openxmlformats.org/drawingml/2006/picture">
                 <pic:pic xmlns:pic="http://schemas.openxmlformats.org/drawingml/2006/picture">
                   <pic:nvPicPr>
-                    <pic:cNvPr id="11" name="step3_doc_f5"/>
+                    <pic:cNvPr id="11" name="step3_doc_f7"/>
                     <pic:cNvPicPr/>
                   </pic:nvPicPr>
                   <pic:blipFill>
                     <a:blip r:embed="rIdImg11"/>
-                    <a:stretch>
-                      <a:fillRect/>
-                    </a:stretch>
-                  </pic:blipFill>
-                  <pic:spPr>
-                    <a:xfrm>
-                      <a:off x="0" y="0"/>
-                      <a:ext cx="6141720" cy="2061863"/>
-                    </a:xfrm>
-                    <a:prstGeom prst="rect">
-                      <a:avLst/>
-                    </a:prstGeom>
-                  </pic:spPr>
-                </pic:pic>
-              </a:graphicData>
-            </a:graphic>
-          </wp:inline>
-        </w:drawing>
-      </w:r>
-    </w:p>
-    <w:p>
-      <w:pPr>
-        <w:spacing w:before="0" w:after="120"/>
-        <w:jc w:val="center"/>
-        <w:rPr>
-          <w:lang w:eastAsia="ko-KR"/>
-        </w:rPr>
-      </w:pPr>
-      <w:r>
-        <w:rPr>
-          <w:color w:val="505050"/>
-          <w:sz w:val="18"/>
-          <w:szCs w:val="18"/>
-          <w:lang w:eastAsia="ko-KR"/>
-        </w:rPr>
-        <w:t xml:space="preserve">그림 11. K-water 시간자료 → HMS Entity</w:t>
-      </w:r>
-    </w:p>
-    <w:p>
-      <w:pPr>
-        <w:spacing w:before="60" w:after="120"/>
-        <w:rPr>
-          <w:lang w:eastAsia="ko-KR"/>
-        </w:rPr>
-      </w:pPr>
-      <w:r>
-        <w:rPr>
-          <w:sz w:val="20"/>
-          <w:szCs w:val="20"/>
-          <w:lang w:eastAsia="ko-KR"/>
-        </w:rPr>
-        <w:t xml:space="preserve">결과: KG CSV 파일 3개에 생기는 줄 (출처의 위치에는 값이 들어 있는 열 이름을 남긴다)</w:t>
-      </w:r>
-    </w:p>
-    <w:tbl>
-      <w:tblPr>
-        <w:tblW w:w="9972" w:type="dxa"/>
-        <w:jc w:val="center"/>
-        <w:tblBorders>
-          <w:top w:val="single" w:sz="5" w:space="0" w:color="A6A6A6"/>
-          <w:left w:val="single" w:sz="5" w:space="0" w:color="A6A6A6"/>
-          <w:bottom w:val="single" w:sz="5" w:space="0" w:color="A6A6A6"/>
-          <w:right w:val="single" w:sz="5" w:space="0" w:color="A6A6A6"/>
-          <w:insideH w:val="single" w:sz="5" w:space="0" w:color="A6A6A6"/>
-          <w:insideV w:val="single" w:sz="5" w:space="0" w:color="A6A6A6"/>
-        </w:tblBorders>
-        <w:tblLayout w:type="fixed"/>
-      </w:tblPr>
-      <w:tblGrid>
-        <w:gridCol w:w="9972"/>
-      </w:tblGrid>
-      <w:tr>
-        <w:trPr>
-          <w:jc w:val="center"/>
-        </w:trPr>
-        <w:tc>
-          <w:tcPr>
-            <w:tcW w:w="9972" w:type="dxa"/>
-            <w:shd w:val="clear" w:color="auto" w:fill="F7F7F7"/>
-            <w:tcMar>
-              <w:top w:w="80" w:type="dxa"/>
-              <w:left w:w="110" w:type="dxa"/>
-              <w:bottom w:w="80" w:type="dxa"/>
-              <w:right w:w="110" w:type="dxa"/>
-            </w:tcMar>
-            <w:vAlign w:val="center"/>
-          </w:tcPr>
-          <w:p>
-            <w:pPr>
-              <w:spacing w:after="20" w:line="252" w:lineRule="auto"/>
-            </w:pPr>
-            <w:r>
-              <w:rPr>
-                <w:rFonts w:ascii="Consolas" w:hAnsi="Consolas" w:cs="Consolas" w:eastAsia="맑은 고딕"/>
-                <w:sz w:val="17"/>
-                <w:szCs w:val="17"/>
-                <w:lang w:eastAsia="ko-KR"/>
-              </w:rPr>
-              <w:t xml:space="preserve">kgv4_entities.csv</w:t>
-            </w:r>
-          </w:p>
-          <w:p>
-            <w:pPr>
-              <w:spacing w:after="20" w:line="252" w:lineRule="auto"/>
-            </w:pPr>
-            <w:r>
-              <w:rPr>
-                <w:rFonts w:ascii="Consolas" w:hAnsi="Consolas" w:cs="Consolas" w:eastAsia="맑은 고딕"/>
-                <w:sz w:val="17"/>
-                <w:szCs w:val="17"/>
-                <w:lang w:eastAsia="ko-KR"/>
-              </w:rPr>
-              <w:t xml:space="preserve">  HMS:1003110:수위,HydrometeorologicalState,충주댐_수위</w:t>
-            </w:r>
-          </w:p>
-          <w:p>
-            <w:pPr>
-              <w:spacing w:after="20" w:line="252" w:lineRule="auto"/>
-            </w:pPr>
-            <w:r>
-              <w:rPr>
-                <w:rFonts w:ascii="Consolas" w:hAnsi="Consolas" w:cs="Consolas" w:eastAsia="맑은 고딕"/>
-                <w:sz w:val="17"/>
-                <w:szCs w:val="17"/>
-                <w:lang w:eastAsia="ko-KR"/>
-              </w:rPr>
-              <w:t xml:space="preserve">  EVI:KW:1003110,EvidenceSource,K-water MyWater 수문자료 충주댐</w:t>
-            </w:r>
-          </w:p>
-          <w:p>
-            <w:pPr>
-              <w:spacing w:after="20" w:line="252" w:lineRule="auto"/>
-            </w:pPr>
-            <w:r>
-              <w:rPr>
-                <w:rFonts w:ascii="Consolas" w:hAnsi="Consolas" w:cs="Consolas" w:eastAsia="맑은 고딕"/>
-                <w:sz w:val="17"/>
-                <w:szCs w:val="17"/>
-                <w:lang w:eastAsia="ko-KR"/>
-              </w:rPr>
-              <w:t xml:space="preserve"/>
-            </w:r>
-          </w:p>
-          <w:p>
-            <w:pPr>
-              <w:spacing w:after="20" w:line="252" w:lineRule="auto"/>
-            </w:pPr>
-            <w:r>
-              <w:rPr>
-                <w:rFonts w:ascii="Consolas" w:hAnsi="Consolas" w:cs="Consolas" w:eastAsia="맑은 고딕"/>
-                <w:sz w:val="17"/>
-                <w:szCs w:val="17"/>
-                <w:lang w:eastAsia="ko-KR"/>
-              </w:rPr>
-              <w:t xml:space="preserve">kgv4_properties.csv</w:t>
-            </w:r>
-          </w:p>
-          <w:p>
-            <w:pPr>
-              <w:spacing w:after="20" w:line="252" w:lineRule="auto"/>
-            </w:pPr>
-            <w:r>
-              <w:rPr>
-                <w:rFonts w:ascii="Consolas" w:hAnsi="Consolas" w:cs="Consolas" w:eastAsia="맑은 고딕"/>
-                <w:sz w:val="17"/>
-                <w:szCs w:val="17"/>
-                <w:lang w:eastAsia="ko-KR"/>
-              </w:rPr>
-              <w:t xml:space="preserve">  HMS:1003110:수위,variableType,수위,string</w:t>
-            </w:r>
-          </w:p>
-          <w:p>
-            <w:pPr>
-              <w:spacing w:after="20" w:line="252" w:lineRule="auto"/>
-            </w:pPr>
-            <w:r>
-              <w:rPr>
-                <w:rFonts w:ascii="Consolas" w:hAnsi="Consolas" w:cs="Consolas" w:eastAsia="맑은 고딕"/>
-                <w:sz w:val="17"/>
-                <w:szCs w:val="17"/>
-                <w:lang w:eastAsia="ko-KR"/>
-              </w:rPr>
-              <w:t xml:space="preserve">  HMS:1003110:수위,stationCode,1003110,string</w:t>
-            </w:r>
-          </w:p>
-          <w:p>
-            <w:pPr>
-              <w:spacing w:after="20" w:line="252" w:lineRule="auto"/>
-            </w:pPr>
-            <w:r>
-              <w:rPr>
-                <w:rFonts w:ascii="Consolas" w:hAnsi="Consolas" w:cs="Consolas" w:eastAsia="맑은 고딕"/>
-                <w:sz w:val="17"/>
-                <w:szCs w:val="17"/>
-                <w:lang w:eastAsia="ko-KR"/>
-              </w:rPr>
-              <w:t xml:space="preserve">  EVI:KW:1003110,sourceLocator,DAM_CD=1003110 충주댐 시간별 자료,string</w:t>
-            </w:r>
-          </w:p>
-          <w:p>
-            <w:pPr>
-              <w:spacing w:after="20" w:line="252" w:lineRule="auto"/>
-            </w:pPr>
-            <w:r>
-              <w:rPr>
-                <w:rFonts w:ascii="Consolas" w:hAnsi="Consolas" w:cs="Consolas" w:eastAsia="맑은 고딕"/>
-                <w:sz w:val="17"/>
-                <w:szCs w:val="17"/>
-                <w:lang w:eastAsia="ko-KR"/>
-              </w:rPr>
-              <w:t xml:space="preserve"/>
-            </w:r>
-          </w:p>
-          <w:p>
-            <w:pPr>
-              <w:spacing w:after="20" w:line="252" w:lineRule="auto"/>
-            </w:pPr>
-            <w:r>
-              <w:rPr>
-                <w:rFonts w:ascii="Consolas" w:hAnsi="Consolas" w:cs="Consolas" w:eastAsia="맑은 고딕"/>
-                <w:sz w:val="17"/>
-                <w:szCs w:val="17"/>
-                <w:lang w:eastAsia="ko-KR"/>
-              </w:rPr>
-              <w:t xml:space="preserve">kgv4_provenance.csv</w:t>
-            </w:r>
-          </w:p>
-          <w:p>
-            <w:pPr>
-              <w:spacing w:after="20" w:line="252" w:lineRule="auto"/>
-            </w:pPr>
-            <w:r>
-              <w:rPr>
-                <w:rFonts w:ascii="Consolas" w:hAnsi="Consolas" w:cs="Consolas" w:eastAsia="맑은 고딕"/>
-                <w:sz w:val="17"/>
-                <w:szCs w:val="17"/>
-                <w:lang w:eastAsia="ko-KR"/>
-              </w:rPr>
-              <w:t xml:space="preserve">  HMS:1003110:수위,entity,03_normalized/kwater_mywater_hydr_H_wide.csv.gz,DATA1_수위(EL.m),MR-HMS,real</w:t>
-            </w:r>
-          </w:p>
-        </w:tc>
-      </w:tr>
-    </w:tbl>
-    <w:p>
-      <w:pPr>
-        <w:spacing w:after="60"/>
-        <w:rPr>
-          <w:lang w:eastAsia="ko-KR"/>
-        </w:rPr>
-      </w:pPr>
-    </w:p>
-    <w:p>
-      <w:pPr>
-        <w:pStyle w:val="21"/>
-        <w:rPr>
-          <w:lang w:eastAsia="ko-KR"/>
-        </w:rPr>
-      </w:pPr>
-      <w:r>
-        <w:rPr>
-          <w:lang w:eastAsia="ko-KR"/>
-        </w:rPr>
-        <w:t xml:space="preserve">3.4 구조화 자료 매핑이 끝난 상태</w:t>
-      </w:r>
-    </w:p>
-    <w:p>
-      <w:pPr>
-        <w:pStyle w:val="a0"/>
-        <w:spacing w:after="60"/>
-        <w:rPr>
-          <w:lang w:eastAsia="ko-KR"/>
-        </w:rPr>
-      </w:pPr>
-      <w:r>
-        <w:rPr>
-          <w:sz w:val="20"/>
-          <w:szCs w:val="20"/>
-          <w:lang w:eastAsia="ko-KR"/>
-        </w:rPr>
-        <w:t xml:space="preserve">그림 12는 충주댐에 관련된 Entity를 만든 자료별로 모은 것이다.</w:t>
-      </w:r>
-    </w:p>
-    <w:p>
-      <w:pPr>
-        <w:pStyle w:val="a0"/>
-        <w:spacing w:after="60"/>
-        <w:rPr>
-          <w:lang w:eastAsia="ko-KR"/>
-        </w:rPr>
-      </w:pPr>
-      <w:r>
-        <w:rPr>
-          <w:sz w:val="20"/>
-          <w:szCs w:val="20"/>
-          <w:lang w:eastAsia="ko-KR"/>
-        </w:rPr>
-        <w:t xml:space="preserve">각 자료에서 Entity와 속성이 만들어졌고, 같은 행·같은 자료에서 함께 만든 근거만 supportedBy로 이어져 있다.</w:t>
-      </w:r>
-    </w:p>
-    <w:p>
-      <w:pPr>
-        <w:pStyle w:val="a0"/>
-        <w:spacing w:after="60"/>
-        <w:rPr>
-          <w:lang w:eastAsia="ko-KR"/>
-        </w:rPr>
-      </w:pPr>
-      <w:r>
-        <w:rPr>
-          <w:sz w:val="20"/>
-          <w:szCs w:val="20"/>
-          <w:lang w:eastAsia="ko-KR"/>
-        </w:rPr>
-        <w:t xml:space="preserve">서로 다른 자료에서 만든 승인, 댐, 측정 상태 Entity는 아직 서로 떨어져 있다. 이것을 개체 해소·연결에서 잇는다(다음 주).</w:t>
-      </w:r>
-    </w:p>
-    <w:p>
-      <w:pPr>
-        <w:pStyle w:val="a0"/>
-        <w:spacing w:after="60"/>
-        <w:rPr>
-          <w:lang w:eastAsia="ko-KR"/>
-        </w:rPr>
-      </w:pPr>
-      <w:r>
-        <w:rPr>
-          <w:sz w:val="20"/>
-          <w:szCs w:val="20"/>
-          <w:lang w:eastAsia="ko-KR"/>
-        </w:rPr>
-        <w:t xml:space="preserve">4개 댐 전체: Approval 80, EvidenceSource 84(승인자료 80, 측정자료 4), HMS 24, Dam 4. 모두 Entity 192개, 속성 468개.</w:t>
-      </w:r>
-    </w:p>
-    <w:p>
-      <w:pPr>
-        <w:keepNext/>
-        <w:spacing w:before="60" w:after="40"/>
-        <w:jc w:val="center"/>
-      </w:pPr>
-      <w:r>
-        <w:drawing>
-          <wp:inline distT="0" distB="0" distL="0" distR="0">
-            <wp:extent cx="6141720" cy="3547574"/>
-            <wp:docPr id="12" name="step3_doc_f7" descr="step3_doc_f7"/>
-            <wp:cNvGraphicFramePr>
-              <a:graphicFrameLocks xmlns:a="http://schemas.openxmlformats.org/drawingml/2006/main" noChangeAspect="1"/>
-            </wp:cNvGraphicFramePr>
-            <a:graphic xmlns:a="http://schemas.openxmlformats.org/drawingml/2006/main">
-              <a:graphicData uri="http://schemas.openxmlformats.org/drawingml/2006/picture">
-                <pic:pic xmlns:pic="http://schemas.openxmlformats.org/drawingml/2006/picture">
-                  <pic:nvPicPr>
-                    <pic:cNvPr id="12" name="step3_doc_f7"/>
-                    <pic:cNvPicPr/>
-                  </pic:nvPicPr>
-                  <pic:blipFill>
-                    <a:blip r:embed="rIdImg12"/>
                     <a:stretch>
                       <a:fillRect/>
                     </a:stretch>
@@ -6557,7 +5367,7 @@
           <w:szCs w:val="18"/>
           <w:lang w:eastAsia="ko-KR"/>
         </w:rPr>
-        <w:t xml:space="preserve">그림 12. 구조화 자료 매핑이 끝난 상태 — 충주댐의 Entity</w:t>
+        <w:t xml:space="preserve">그림 11. 구조화 자료 매핑이 끝난 상태 — 충주댐의 Entity</w:t>
       </w:r>
     </w:p>
     <w:p>
@@ -6586,7 +5396,7 @@
         <w:rPr>
           <w:lang w:eastAsia="ko-KR"/>
         </w:rPr>
-        <w:t xml:space="preserve">4.1 따른 원리: Huang 외(2026)의 규칙 기반 지식 추출</w:t>
+        <w:t xml:space="preserve">4.1 따른 원리와 정리 방식</w:t>
       </w:r>
     </w:p>
     <w:p>
@@ -6603,7 +5413,7 @@
           <w:szCs w:val="20"/>
           <w:lang w:eastAsia="ko-KR"/>
         </w:rPr>
-        <w:t xml:space="preserve">Huang 외(2026)에서 안전평가 결과(예: "홍수 방어 안전 등급은 C등급이다")는 표준화된 문형으로 쓰이므로 딥러닝 없이 정규식으로 바로 뽑는다. 표현이 제각각인 위험 서술에만 LLM을 쓴다(부록 E.1).</w:t>
+        <w:t xml:space="preserve">따른 원리: Huang 외(2026)에서 안전평가 결과(예: "홍수 방어 안전 등급은 C등급이다")는 표준화된 문형으로 쓰이므로 딥러닝 없이 정규식으로 바로 뽑는다. 표현이 제각각인 위험 서술에만 LLM을 쓴다(부록 E.1).</w:t>
       </w:r>
     </w:p>
     <w:p>
@@ -6620,7 +5430,24 @@
           <w:szCs w:val="20"/>
           <w:lang w:eastAsia="ko-KR"/>
         </w:rPr>
-        <w:t xml:space="preserve">우리 자료는 규칙 쪽에 해당한다. 비고는 한 기관이 쓰는 짧은 문구라 어휘가 한정되어 있고("탄력적 방류", "초기수문방류", "실제방류는 N시부터"), 별표3은 칸 배치가 고정된 표이다. 그래서 LLM 추출은 쓰지 않았다.</w:t>
+        <w:t xml:space="preserve">우리 자료는 규칙 쪽에 해당한다. 비고는 한 기관이 쓰는 짧은 문구라 어휘가 한정되어 있고, 별표3은 칸 배치가 고정된 표이다. 그래서 LLM 추출은 쓰지 않았다.</w:t>
+      </w:r>
+    </w:p>
+    <w:p>
+      <w:pPr>
+        <w:pStyle w:val="a0"/>
+        <w:spacing w:after="60"/>
+        <w:rPr>
+          <w:lang w:eastAsia="ko-KR"/>
+        </w:rPr>
+      </w:pPr>
+      <w:r>
+        <w:rPr>
+          <w:sz w:val="20"/>
+          <w:szCs w:val="20"/>
+          <w:lang w:eastAsia="ko-KR"/>
+        </w:rPr>
+        <w:t xml:space="preserve">정리 방식: 3장과 같은 틀(입력 → 과정 ①~⑤ → 결과)이고, 글에서 값을 뽑는 "추출 규칙"이 입력과 과정 사이에 들어간다. 추출 결과는 먼저 중간 파일에 적고, 그 줄을 과정 ①~⑤로 Entity로 만든다.</w:t>
       </w:r>
     </w:p>
     <w:p>
@@ -6639,125 +5466,6 @@
     </w:p>
     <w:p>
       <w:pPr>
-        <w:pStyle w:val="a0"/>
-        <w:spacing w:after="60"/>
-        <w:rPr>
-          <w:lang w:eastAsia="ko-KR"/>
-        </w:rPr>
-      </w:pPr>
-      <w:r>
-        <w:rPr>
-          <w:sz w:val="20"/>
-          <w:szCs w:val="20"/>
-          <w:lang w:eastAsia="ko-KR"/>
-        </w:rPr>
-        <w:t xml:space="preserve">대상: 구조화 자료 매핑에서 승인 Entity에 원문 그대로 옮긴 비고. 80개 승인의 비고를 한 건씩 아래 순서로 처리한다.</w:t>
-      </w:r>
-    </w:p>
-    <w:p>
-      <w:pPr>
-        <w:pStyle w:val="a0"/>
-        <w:spacing w:after="60"/>
-        <w:rPr>
-          <w:lang w:eastAsia="ko-KR"/>
-        </w:rPr>
-      </w:pPr>
-      <w:r>
-        <w:rPr>
-          <w:sz w:val="20"/>
-          <w:szCs w:val="20"/>
-          <w:lang w:eastAsia="ko-KR"/>
-        </w:rPr>
-        <w:t xml:space="preserve">① 행위가 아닌 조건 문구를 지운다: "발전방류 포함", "여수로 자연월류량 제외" 등</w:t>
-      </w:r>
-    </w:p>
-    <w:p>
-      <w:pPr>
-        <w:pStyle w:val="a0"/>
-        <w:spacing w:after="60"/>
-        <w:rPr>
-          <w:lang w:eastAsia="ko-KR"/>
-        </w:rPr>
-      </w:pPr>
-      <w:r>
-        <w:rPr>
-          <w:sz w:val="20"/>
-          <w:szCs w:val="20"/>
-          <w:lang w:eastAsia="ko-KR"/>
-        </w:rPr>
-        <w:t xml:space="preserve">② 승인 변경 문구("변경", "연장", "정정")가 있으면 새 방류가 아니라 같은 방류의 승인을 바꾼 것으로 보고 Operation을 만들지 않는다. 만들지 않은 사유는 기록한다.</w:t>
-      </w:r>
-    </w:p>
-    <w:p>
-      <w:pPr>
-        <w:pStyle w:val="a0"/>
-        <w:spacing w:after="60"/>
-        <w:rPr>
-          <w:lang w:eastAsia="ko-KR"/>
-        </w:rPr>
-      </w:pPr>
-      <w:r>
-        <w:rPr>
-          <w:sz w:val="20"/>
-          <w:szCs w:val="20"/>
-          <w:lang w:eastAsia="ko-KR"/>
-        </w:rPr>
-        <w:t xml:space="preserve">③ 행위 문구 규칙(표 3)을 대조해, 잡힌 문구마다 Operation 하나를 만든다. 한 비고에서 두 개가 잡히면 두 개를 만든다.</w:t>
-      </w:r>
-    </w:p>
-    <w:p>
-      <w:pPr>
-        <w:pStyle w:val="a0"/>
-        <w:spacing w:after="60"/>
-        <w:rPr>
-          <w:lang w:eastAsia="ko-KR"/>
-        </w:rPr>
-      </w:pPr>
-      <w:r>
-        <w:rPr>
-          <w:sz w:val="20"/>
-          <w:szCs w:val="20"/>
-          <w:lang w:eastAsia="ko-KR"/>
-        </w:rPr>
-        <w:t xml:space="preserve">④ 행위 문구가 없으면 일반 "방류" 하나를 만든다(실제 방류 시각 문구, 일반 방류 문구, 비고 없음).</w:t>
-      </w:r>
-    </w:p>
-    <w:p>
-      <w:pPr>
-        <w:pStyle w:val="a0"/>
-        <w:spacing w:after="60"/>
-        <w:rPr>
-          <w:lang w:eastAsia="ko-KR"/>
-        </w:rPr>
-      </w:pPr>
-      <w:r>
-        <w:rPr>
-          <w:sz w:val="20"/>
-          <w:szCs w:val="20"/>
-          <w:lang w:eastAsia="ko-KR"/>
-        </w:rPr>
-        <w:t xml:space="preserve">⑤ 시각: 비고에 시각이 적혀 있으면 그 시각, 없으면 승인의 방류시작시간을 쓴다.</w:t>
-      </w:r>
-    </w:p>
-    <w:p>
-      <w:pPr>
-        <w:pStyle w:val="a0"/>
-        <w:spacing w:after="60"/>
-        <w:rPr>
-          <w:lang w:eastAsia="ko-KR"/>
-        </w:rPr>
-      </w:pPr>
-      <w:r>
-        <w:rPr>
-          <w:sz w:val="20"/>
-          <w:szCs w:val="20"/>
-          <w:lang w:eastAsia="ko-KR"/>
-        </w:rPr>
-        <w:t xml:space="preserve">ID는 "OPR:" + {순차번호} + ":" + {순번}으로 만든다. 한 승인에서 Operation이 둘이면 OPR:2754:1, OPR:2754:2가 된다.</w:t>
-      </w:r>
-    </w:p>
-    <w:p>
-      <w:pPr>
         <w:keepNext/>
         <w:spacing w:before="240"/>
         <w:rPr>
@@ -6772,7 +5480,147 @@
           <w:szCs w:val="25"/>
           <w:lang w:eastAsia="ko-KR"/>
         </w:rPr>
-        <w:t xml:space="preserve">표 3. 행위 문구 규칙과 적용 건수 (대상 80건)</w:t>
+        <w:t xml:space="preserve">입력</w:t>
+      </w:r>
+    </w:p>
+    <w:p>
+      <w:pPr>
+        <w:pStyle w:val="a0"/>
+        <w:spacing w:after="60"/>
+        <w:rPr>
+          <w:lang w:eastAsia="ko-KR"/>
+        </w:rPr>
+      </w:pPr>
+      <w:r>
+        <w:rPr>
+          <w:sz w:val="20"/>
+          <w:szCs w:val="20"/>
+          <w:lang w:eastAsia="ko-KR"/>
+        </w:rPr>
+        <w:t xml:space="preserve">구조화 자료 매핑에서 승인 Entity에 원문 그대로 옮긴 비고. 80개 승인의 비고를 한 건씩 처리한다.</w:t>
+      </w:r>
+    </w:p>
+    <w:p>
+      <w:pPr>
+        <w:keepNext/>
+        <w:spacing w:before="240"/>
+        <w:rPr>
+          <w:lang w:eastAsia="ko-KR"/>
+        </w:rPr>
+      </w:pPr>
+      <w:r>
+        <w:rPr>
+          <w:b/>
+          <w:color w:val="1F4E79"/>
+          <w:sz w:val="25"/>
+          <w:szCs w:val="25"/>
+          <w:lang w:eastAsia="ko-KR"/>
+        </w:rPr>
+        <w:t xml:space="preserve">추출 규칙</w:t>
+      </w:r>
+    </w:p>
+    <w:p>
+      <w:pPr>
+        <w:pStyle w:val="a0"/>
+        <w:spacing w:after="60"/>
+        <w:rPr>
+          <w:lang w:eastAsia="ko-KR"/>
+        </w:rPr>
+      </w:pPr>
+      <w:r>
+        <w:rPr>
+          <w:sz w:val="20"/>
+          <w:szCs w:val="20"/>
+          <w:lang w:eastAsia="ko-KR"/>
+        </w:rPr>
+        <w:t xml:space="preserve">(가) 행위가 아닌 조건 문구를 지운다: "발전방류 포함", "여수로 자연월류량 제외" 등</w:t>
+      </w:r>
+    </w:p>
+    <w:p>
+      <w:pPr>
+        <w:pStyle w:val="a0"/>
+        <w:spacing w:after="60"/>
+        <w:rPr>
+          <w:lang w:eastAsia="ko-KR"/>
+        </w:rPr>
+      </w:pPr>
+      <w:r>
+        <w:rPr>
+          <w:sz w:val="20"/>
+          <w:szCs w:val="20"/>
+          <w:lang w:eastAsia="ko-KR"/>
+        </w:rPr>
+        <w:t xml:space="preserve">(나) 승인 변경 문구("변경", "연장", "정정")가 있으면 같은 방류의 승인을 바꾼 것으로 보고 운영행위를 만들지 않는다(사유는 기록).</w:t>
+      </w:r>
+    </w:p>
+    <w:p>
+      <w:pPr>
+        <w:pStyle w:val="a0"/>
+        <w:spacing w:after="60"/>
+        <w:rPr>
+          <w:lang w:eastAsia="ko-KR"/>
+        </w:rPr>
+      </w:pPr>
+      <w:r>
+        <w:rPr>
+          <w:sz w:val="20"/>
+          <w:szCs w:val="20"/>
+          <w:lang w:eastAsia="ko-KR"/>
+        </w:rPr>
+        <w:t xml:space="preserve">(다) 행위 문구 규칙(표 5)을 대조해, 잡힌 문구마다 운영행위 하나를 만든다. 두 개가 잡히면 두 개이다.</w:t>
+      </w:r>
+    </w:p>
+    <w:p>
+      <w:pPr>
+        <w:pStyle w:val="a0"/>
+        <w:spacing w:after="60"/>
+        <w:rPr>
+          <w:lang w:eastAsia="ko-KR"/>
+        </w:rPr>
+      </w:pPr>
+      <w:r>
+        <w:rPr>
+          <w:sz w:val="20"/>
+          <w:szCs w:val="20"/>
+          <w:lang w:eastAsia="ko-KR"/>
+        </w:rPr>
+        <w:t xml:space="preserve">(라) 행위 문구가 없으면 일반 "방류" 하나를 만든다(실제 방류 시각 문구, 일반 방류 문구, 비고 없음).</w:t>
+      </w:r>
+    </w:p>
+    <w:p>
+      <w:pPr>
+        <w:pStyle w:val="a0"/>
+        <w:spacing w:after="60"/>
+        <w:rPr>
+          <w:lang w:eastAsia="ko-KR"/>
+        </w:rPr>
+      </w:pPr>
+      <w:r>
+        <w:rPr>
+          <w:sz w:val="20"/>
+          <w:szCs w:val="20"/>
+          <w:lang w:eastAsia="ko-KR"/>
+        </w:rPr>
+        <w:t xml:space="preserve">(마) 시각: 비고에 시각이 적혀 있으면 그 시각, 없으면 승인의 방류시작시간. 504는 승인된 18:00 대신 비고의 실제 시작 시각 20:00이다.</w:t>
+      </w:r>
+    </w:p>
+    <w:p>
+      <w:pPr>
+        <w:keepNext/>
+        <w:spacing w:before="240"/>
+        <w:rPr>
+          <w:lang w:eastAsia="ko-KR"/>
+        </w:rPr>
+      </w:pPr>
+      <w:r>
+        <w:rPr>
+          <w:b/>
+          <w:color w:val="1F4E79"/>
+          <w:sz w:val="25"/>
+          <w:szCs w:val="25"/>
+          <w:lang w:eastAsia="ko-KR"/>
+        </w:rPr>
+        <w:t xml:space="preserve">표 5. 행위 문구 규칙과 적용 건수 (대상 80건)</w:t>
       </w:r>
     </w:p>
     <w:p>
@@ -7830,7 +6678,7 @@
         <w:drawing>
           <wp:inline distT="0" distB="0" distL="0" distR="0">
             <wp:extent cx="6141720" cy="3538800"/>
-            <wp:docPr id="13" name="step3_doc_f15" descr="step3_doc_f15"/>
+            <wp:docPr id="12" name="step3_doc_f15" descr="step3_doc_f15"/>
             <wp:cNvGraphicFramePr>
               <a:graphicFrameLocks xmlns:a="http://schemas.openxmlformats.org/drawingml/2006/main" noChangeAspect="1"/>
             </wp:cNvGraphicFramePr>
@@ -7838,11 +6686,11 @@
               <a:graphicData uri="http://schemas.openxmlformats.org/drawingml/2006/picture">
                 <pic:pic xmlns:pic="http://schemas.openxmlformats.org/drawingml/2006/picture">
                   <pic:nvPicPr>
-                    <pic:cNvPr id="13" name="step3_doc_f15"/>
+                    <pic:cNvPr id="12" name="step3_doc_f15"/>
                     <pic:cNvPicPr/>
                   </pic:nvPicPr>
                   <pic:blipFill>
-                    <a:blip r:embed="rIdImg13"/>
+                    <a:blip r:embed="rIdImg12"/>
                     <a:stretch>
                       <a:fillRect/>
                     </a:stretch>
@@ -7878,7 +6726,24 @@
           <w:szCs w:val="18"/>
           <w:lang w:eastAsia="ko-KR"/>
         </w:rPr>
-        <w:t xml:space="preserve">그림 13. 실제 비고 5건이 Operation이 되는 과정</w:t>
+        <w:t xml:space="preserve">그림 12. 실제 비고 5건에 추출 규칙을 적용한 결과</w:t>
+      </w:r>
+    </w:p>
+    <w:p>
+      <w:pPr>
+        <w:pStyle w:val="a0"/>
+        <w:spacing w:after="60"/>
+        <w:rPr>
+          <w:lang w:eastAsia="ko-KR"/>
+        </w:rPr>
+      </w:pPr>
+      <w:r>
+        <w:rPr>
+          <w:sz w:val="20"/>
+          <w:szCs w:val="20"/>
+          <w:lang w:eastAsia="ko-KR"/>
+        </w:rPr>
+        <w:t xml:space="preserve">추출 결과는 중간 파일 operation_from_remarks_5dams.csv에 적는다. 한 줄은 승인 하나의 행위 하나이고(85줄 = 만든 68줄 + 만들지 않은 17줄과 사유), 열은 순차번호, 비고 원문, operationType, 적용한 규칙, operationTime, 시각 출처 등이다.</w:t>
       </w:r>
     </w:p>
     <w:p>
@@ -7897,7 +6762,7 @@
           <w:szCs w:val="25"/>
           <w:lang w:eastAsia="ko-KR"/>
         </w:rPr>
-        <w:t xml:space="preserve">Operation Entity 만들기</w:t>
+        <w:t xml:space="preserve">과정</w:t>
       </w:r>
     </w:p>
     <w:p>
@@ -7914,7 +6779,7 @@
           <w:szCs w:val="20"/>
           <w:lang w:eastAsia="ko-KR"/>
         </w:rPr>
-        <w:t xml:space="preserve">규칙을 적용한 결과는 먼저 중간 파일 operation_from_remarks_5dams.csv에 적는다. 한 줄은 승인 하나의 행위 하나이고(85줄 = 만든 68줄 + 만들지 않은 17줄과 사유), 열은 순차번호, 비고 원문, operationType, 적용한 규칙, operationTime, 시각 출처 등이다.</w:t>
+        <w:t xml:space="preserve">① 식별자: 틀 "OPR:" + {순차번호} + ":" + {순번}. 순번은 한 비고에서 몇 번째로 잡힌 행위인지이다 → OPR:504:1 (2754는 OPR:2754:1, OPR:2754:2)</w:t>
       </w:r>
     </w:p>
     <w:p>
@@ -7931,7 +6796,7 @@
           <w:szCs w:val="20"/>
           <w:lang w:eastAsia="ko-KR"/>
         </w:rPr>
-        <w:t xml:space="preserve">이 줄을 구조화 자료 매핑과 같은 순서로 Entity로 만든다(그림 14): ① 식별자 "OPR:" + {순차번호} + ":" + {순번} → OPR:504:1. 순번은 한 비고에서 몇 번째로 잡힌 행위인지이며, 한 승인에서 행위가 둘이면 OPR:2754:1, OPR:2754:2가 된다.</w:t>
+        <w:t xml:space="preserve">② Class: Operation.  ③ 속성: operationType(글자), operationTime(일시).</w:t>
       </w:r>
     </w:p>
     <w:p>
@@ -7948,11 +6813,28 @@
           <w:szCs w:val="20"/>
           <w:lang w:eastAsia="ko-KR"/>
         </w:rPr>
-        <w:t xml:space="preserve">② Class는 Operation, 속성은 operationType(글자)과 operationTime(일시). ③ 출처에는 중간 파일과 순차번호, 적용한 규칙, 값의 성격 "비고에서 분류"를 남긴다. 원본 값을 그대로 옮긴 승인과 달리, 운영행위는 규칙으로 분류해 만든 값이기 때문이다.</w:t>
+        <w:t xml:space="preserve">④ 근거 연결: 비고는 승인 504행에 적혀 있으므로 근거도 그 행의 EVI:AP:504이다. 순차번호로 바로 정해지므로 supportedBy로 바로 잇는다.</w:t>
       </w:r>
     </w:p>
     <w:p>
       <w:pPr>
+        <w:pStyle w:val="a0"/>
+        <w:spacing w:after="60"/>
+        <w:rPr>
+          <w:lang w:eastAsia="ko-KR"/>
+        </w:rPr>
+      </w:pPr>
+      <w:r>
+        <w:rPr>
+          <w:sz w:val="20"/>
+          <w:szCs w:val="20"/>
+          <w:lang w:eastAsia="ko-KR"/>
+        </w:rPr>
+        <w:t xml:space="preserve">⑤ 출처 기록: 중간 파일과 순차번호, 적용한 규칙, 값의 성격 "비고에서 분류". 원본 값을 그대로 옮긴 승인과 달리 규칙으로 분류해 만든 값이기 때문이다.</w:t>
+      </w:r>
+    </w:p>
+    <w:p>
+      <w:pPr>
         <w:keepNext/>
         <w:spacing w:before="60" w:after="40"/>
         <w:jc w:val="center"/>
@@ -7960,8 +6842,8 @@
       <w:r>
         <w:drawing>
           <wp:inline distT="0" distB="0" distL="0" distR="0">
-            <wp:extent cx="6141720" cy="2778397"/>
-            <wp:docPr id="14" name="step3_doc_f21" descr="step3_doc_f21"/>
+            <wp:extent cx="6141720" cy="2924628"/>
+            <wp:docPr id="13" name="u_P_OPR" descr="u_P_OPR"/>
             <wp:cNvGraphicFramePr>
               <a:graphicFrameLocks xmlns:a="http://schemas.openxmlformats.org/drawingml/2006/main" noChangeAspect="1"/>
             </wp:cNvGraphicFramePr>
@@ -7969,11 +6851,11 @@
               <a:graphicData uri="http://schemas.openxmlformats.org/drawingml/2006/picture">
                 <pic:pic xmlns:pic="http://schemas.openxmlformats.org/drawingml/2006/picture">
                   <pic:nvPicPr>
-                    <pic:cNvPr id="14" name="step3_doc_f21"/>
+                    <pic:cNvPr id="13" name="u_P_OPR"/>
                     <pic:cNvPicPr/>
                   </pic:nvPicPr>
                   <pic:blipFill>
-                    <a:blip r:embed="rIdImg14"/>
+                    <a:blip r:embed="rIdImg13"/>
                     <a:stretch>
                       <a:fillRect/>
                     </a:stretch>
@@ -7981,7 +6863,7 @@
                   <pic:spPr>
                     <a:xfrm>
                       <a:off x="0" y="0"/>
-                      <a:ext cx="6141720" cy="2778397"/>
+                      <a:ext cx="6141720" cy="2924628"/>
                     </a:xfrm>
                     <a:prstGeom prst="rect">
                       <a:avLst/>
@@ -8009,210 +6891,7 @@
           <w:szCs w:val="18"/>
           <w:lang w:eastAsia="ko-KR"/>
         </w:rPr>
-        <w:t xml:space="preserve">그림 14. Operation Entity 만들기 — 중간 파일의 504행 줄에서 OPR:504:1로</w:t>
-      </w:r>
-    </w:p>
-    <w:p>
-      <w:pPr>
-        <w:spacing w:before="60" w:after="120"/>
-        <w:rPr>
-          <w:lang w:eastAsia="ko-KR"/>
-        </w:rPr>
-      </w:pPr>
-      <w:r>
-        <w:rPr>
-          <w:sz w:val="20"/>
-          <w:szCs w:val="20"/>
-          <w:lang w:eastAsia="ko-KR"/>
-        </w:rPr>
-        <w:t xml:space="preserve">결과: KG CSV 파일 3개에 생기는 줄</w:t>
-      </w:r>
-    </w:p>
-    <w:tbl>
-      <w:tblPr>
-        <w:tblW w:w="9972" w:type="dxa"/>
-        <w:jc w:val="center"/>
-        <w:tblBorders>
-          <w:top w:val="single" w:sz="5" w:space="0" w:color="A6A6A6"/>
-          <w:left w:val="single" w:sz="5" w:space="0" w:color="A6A6A6"/>
-          <w:bottom w:val="single" w:sz="5" w:space="0" w:color="A6A6A6"/>
-          <w:right w:val="single" w:sz="5" w:space="0" w:color="A6A6A6"/>
-          <w:insideH w:val="single" w:sz="5" w:space="0" w:color="A6A6A6"/>
-          <w:insideV w:val="single" w:sz="5" w:space="0" w:color="A6A6A6"/>
-        </w:tblBorders>
-        <w:tblLayout w:type="fixed"/>
-      </w:tblPr>
-      <w:tblGrid>
-        <w:gridCol w:w="9972"/>
-      </w:tblGrid>
-      <w:tr>
-        <w:trPr>
-          <w:jc w:val="center"/>
-        </w:trPr>
-        <w:tc>
-          <w:tcPr>
-            <w:tcW w:w="9972" w:type="dxa"/>
-            <w:shd w:val="clear" w:color="auto" w:fill="F7F7F7"/>
-            <w:tcMar>
-              <w:top w:w="80" w:type="dxa"/>
-              <w:left w:w="110" w:type="dxa"/>
-              <w:bottom w:w="80" w:type="dxa"/>
-              <w:right w:w="110" w:type="dxa"/>
-            </w:tcMar>
-            <w:vAlign w:val="center"/>
-          </w:tcPr>
-          <w:p>
-            <w:pPr>
-              <w:spacing w:after="20" w:line="252" w:lineRule="auto"/>
-            </w:pPr>
-            <w:r>
-              <w:rPr>
-                <w:rFonts w:ascii="Consolas" w:hAnsi="Consolas" w:cs="Consolas" w:eastAsia="맑은 고딕"/>
-                <w:sz w:val="17"/>
-                <w:szCs w:val="17"/>
-                <w:lang w:eastAsia="ko-KR"/>
-              </w:rPr>
-              <w:t xml:space="preserve">kgv4_entities.csv</w:t>
-            </w:r>
-          </w:p>
-          <w:p>
-            <w:pPr>
-              <w:spacing w:after="20" w:line="252" w:lineRule="auto"/>
-            </w:pPr>
-            <w:r>
-              <w:rPr>
-                <w:rFonts w:ascii="Consolas" w:hAnsi="Consolas" w:cs="Consolas" w:eastAsia="맑은 고딕"/>
-                <w:sz w:val="17"/>
-                <w:szCs w:val="17"/>
-                <w:lang w:eastAsia="ko-KR"/>
-              </w:rPr>
-              <w:t xml:space="preserve">  OPR:504:1,Operation,충주댐 방류 (2011-06-27 20:00)</w:t>
-            </w:r>
-          </w:p>
-          <w:p>
-            <w:pPr>
-              <w:spacing w:after="20" w:line="252" w:lineRule="auto"/>
-            </w:pPr>
-            <w:r>
-              <w:rPr>
-                <w:rFonts w:ascii="Consolas" w:hAnsi="Consolas" w:cs="Consolas" w:eastAsia="맑은 고딕"/>
-                <w:sz w:val="17"/>
-                <w:szCs w:val="17"/>
-                <w:lang w:eastAsia="ko-KR"/>
-              </w:rPr>
-              <w:t xml:space="preserve"/>
-            </w:r>
-          </w:p>
-          <w:p>
-            <w:pPr>
-              <w:spacing w:after="20" w:line="252" w:lineRule="auto"/>
-            </w:pPr>
-            <w:r>
-              <w:rPr>
-                <w:rFonts w:ascii="Consolas" w:hAnsi="Consolas" w:cs="Consolas" w:eastAsia="맑은 고딕"/>
-                <w:sz w:val="17"/>
-                <w:szCs w:val="17"/>
-                <w:lang w:eastAsia="ko-KR"/>
-              </w:rPr>
-              <w:t xml:space="preserve">kgv4_properties.csv</w:t>
-            </w:r>
-          </w:p>
-          <w:p>
-            <w:pPr>
-              <w:spacing w:after="20" w:line="252" w:lineRule="auto"/>
-            </w:pPr>
-            <w:r>
-              <w:rPr>
-                <w:rFonts w:ascii="Consolas" w:hAnsi="Consolas" w:cs="Consolas" w:eastAsia="맑은 고딕"/>
-                <w:sz w:val="17"/>
-                <w:szCs w:val="17"/>
-                <w:lang w:eastAsia="ko-KR"/>
-              </w:rPr>
-              <w:t xml:space="preserve">  OPR:504:1,operationType,방류,string</w:t>
-            </w:r>
-          </w:p>
-          <w:p>
-            <w:pPr>
-              <w:spacing w:after="20" w:line="252" w:lineRule="auto"/>
-            </w:pPr>
-            <w:r>
-              <w:rPr>
-                <w:rFonts w:ascii="Consolas" w:hAnsi="Consolas" w:cs="Consolas" w:eastAsia="맑은 고딕"/>
-                <w:sz w:val="17"/>
-                <w:szCs w:val="17"/>
-                <w:lang w:eastAsia="ko-KR"/>
-              </w:rPr>
-              <w:t xml:space="preserve">  OPR:504:1,operationTime,2011-06-27T20:00,datetime</w:t>
-            </w:r>
-          </w:p>
-          <w:p>
-            <w:pPr>
-              <w:spacing w:after="20" w:line="252" w:lineRule="auto"/>
-            </w:pPr>
-            <w:r>
-              <w:rPr>
-                <w:rFonts w:ascii="Consolas" w:hAnsi="Consolas" w:cs="Consolas" w:eastAsia="맑은 고딕"/>
-                <w:sz w:val="17"/>
-                <w:szCs w:val="17"/>
-                <w:lang w:eastAsia="ko-KR"/>
-              </w:rPr>
-              <w:t xml:space="preserve"/>
-            </w:r>
-          </w:p>
-          <w:p>
-            <w:pPr>
-              <w:spacing w:after="20" w:line="252" w:lineRule="auto"/>
-            </w:pPr>
-            <w:r>
-              <w:rPr>
-                <w:rFonts w:ascii="Consolas" w:hAnsi="Consolas" w:cs="Consolas" w:eastAsia="맑은 고딕"/>
-                <w:sz w:val="17"/>
-                <w:szCs w:val="17"/>
-                <w:lang w:eastAsia="ko-KR"/>
-              </w:rPr>
-              <w:t xml:space="preserve">kgv4_provenance.csv</w:t>
-            </w:r>
-          </w:p>
-          <w:p>
-            <w:pPr>
-              <w:spacing w:after="20" w:line="252" w:lineRule="auto"/>
-            </w:pPr>
-            <w:r>
-              <w:rPr>
-                <w:rFonts w:ascii="Consolas" w:hAnsi="Consolas" w:cs="Consolas" w:eastAsia="맑은 고딕"/>
-                <w:sz w:val="17"/>
-                <w:szCs w:val="17"/>
-                <w:lang w:eastAsia="ko-KR"/>
-              </w:rPr>
-              <w:t xml:space="preserve">  OPR:504:1,entity,03_normalized/operation_from_remarks_5dams.csv,순차번호=504,실제 방류 시각 문구,derived(비고 분류),시각 출처: 비고 명시 시각(실제 방류)</w:t>
-            </w:r>
-          </w:p>
-        </w:tc>
-      </w:tr>
-    </w:tbl>
-    <w:p>
-      <w:pPr>
-        <w:spacing w:after="60"/>
-        <w:rPr>
-          <w:lang w:eastAsia="ko-KR"/>
-        </w:rPr>
-      </w:pPr>
-    </w:p>
-    <w:p>
-      <w:pPr>
-        <w:pStyle w:val="a0"/>
-        <w:spacing w:after="60"/>
-        <w:rPr>
-          <w:lang w:eastAsia="ko-KR"/>
-        </w:rPr>
-      </w:pPr>
-      <w:r>
-        <w:rPr>
-          <w:sz w:val="20"/>
-          <w:szCs w:val="20"/>
-          <w:lang w:eastAsia="ko-KR"/>
-        </w:rPr>
-        <w:t xml:space="preserve">80개 승인 중 63개에서 Operation 68개가 만들어진다(58개 승인에서 1개, 5개 승인에서 2개). 17개 승인은 변경 승인이라 만들지 않았다.</w:t>
+        <w:t xml:space="preserve">그림 13. 중간 파일 504행 줄의 과정 ①~⑤</w:t>
       </w:r>
     </w:p>
     <w:p>
@@ -8231,7 +6910,7 @@
           <w:szCs w:val="25"/>
           <w:lang w:eastAsia="ko-KR"/>
         </w:rPr>
-        <w:t xml:space="preserve">근거 연결</w:t>
+        <w:t xml:space="preserve">결과</w:t>
       </w:r>
     </w:p>
     <w:p>
@@ -8248,7 +6927,7 @@
           <w:szCs w:val="20"/>
           <w:lang w:eastAsia="ko-KR"/>
         </w:rPr>
-        <w:t xml:space="preserve">비고는 승인 504행에 적혀 있으므로, 비고에서 뽑은 운영행위의 근거도 504행의 근거 Entity EVI:AP:504이다. ID의 순차번호로 바로 정해지므로 다른 표를 찾지 않고 supportedBy로 잇는다(그림 15).</w:t>
+        <w:t xml:space="preserve">OPR:504:1. 80개 승인 중 63개에서 Operation 68개가 만들어진다(58개 승인에서 1개, 5개 승인에서 2개). 17개 승인은 변경 승인이라 만들지 않았다.</w:t>
       </w:r>
     </w:p>
     <w:p>
@@ -8260,8 +6939,8 @@
       <w:r>
         <w:drawing>
           <wp:inline distT="0" distB="0" distL="0" distR="0">
-            <wp:extent cx="6141720" cy="1500334"/>
-            <wp:docPr id="15" name="step3_doc_f19" descr="step3_doc_f19"/>
+            <wp:extent cx="6141720" cy="2105732"/>
+            <wp:docPr id="14" name="u_R_OPR" descr="u_R_OPR"/>
             <wp:cNvGraphicFramePr>
               <a:graphicFrameLocks xmlns:a="http://schemas.openxmlformats.org/drawingml/2006/main" noChangeAspect="1"/>
             </wp:cNvGraphicFramePr>
@@ -8269,11 +6948,11 @@
               <a:graphicData uri="http://schemas.openxmlformats.org/drawingml/2006/picture">
                 <pic:pic xmlns:pic="http://schemas.openxmlformats.org/drawingml/2006/picture">
                   <pic:nvPicPr>
-                    <pic:cNvPr id="15" name="step3_doc_f19"/>
+                    <pic:cNvPr id="14" name="u_R_OPR"/>
                     <pic:cNvPicPr/>
                   </pic:nvPicPr>
                   <pic:blipFill>
-                    <a:blip r:embed="rIdImg15"/>
+                    <a:blip r:embed="rIdImg14"/>
                     <a:stretch>
                       <a:fillRect/>
                     </a:stretch>
@@ -8281,7 +6960,7 @@
                   <pic:spPr>
                     <a:xfrm>
                       <a:off x="0" y="0"/>
-                      <a:ext cx="6141720" cy="1500334"/>
+                      <a:ext cx="6141720" cy="2105732"/>
                     </a:xfrm>
                     <a:prstGeom prst="rect">
                       <a:avLst/>
@@ -8309,7 +6988,7 @@
           <w:szCs w:val="18"/>
           <w:lang w:eastAsia="ko-KR"/>
         </w:rPr>
-        <w:t xml:space="preserve">그림 15. 운영행위의 근거 연결 — 비고가 적힌 504행의 근거 Entity에 잇는다</w:t>
+        <w:t xml:space="preserve">그림 14. 504행 비고의 결과 — CSV 파일 3개의 줄과 Entity</w:t>
       </w:r>
     </w:p>
     <w:p>
@@ -8328,19 +7007,21 @@
     </w:p>
     <w:p>
       <w:pPr>
-        <w:pStyle w:val="a0"/>
-        <w:spacing w:after="60"/>
+        <w:keepNext/>
+        <w:spacing w:before="240"/>
         <w:rPr>
           <w:lang w:eastAsia="ko-KR"/>
         </w:rPr>
       </w:pPr>
       <w:r>
         <w:rPr>
-          <w:sz w:val="20"/>
-          <w:szCs w:val="20"/>
-          <w:lang w:eastAsia="ko-KR"/>
-        </w:rPr>
-        <w:t xml:space="preserve">대상: 전처리에서 꺼내 둔 별표3 원문. 선 문자로 그린 표라 칸이 "│"로 나뉘어 있고, 댐 이름 글자 사이에 공백이 있다("충 주 댐").</w:t>
+          <w:b/>
+          <w:color w:val="1F4E79"/>
+          <w:sz w:val="25"/>
+          <w:szCs w:val="25"/>
+          <w:lang w:eastAsia="ko-KR"/>
+        </w:rPr>
+        <w:t xml:space="preserve">입력</w:t>
       </w:r>
     </w:p>
     <w:p>
@@ -8357,11 +7038,30 @@
           <w:szCs w:val="20"/>
           <w:lang w:eastAsia="ko-KR"/>
         </w:rPr>
-        <w:t xml:space="preserve">① 댐 이름마다 정규식으로 그 댐의 행을 찾는다. 이름 글자 사이에 공백을 허용(\s*)해서 "충 주 댐"과 "충주댐"을 같은 이름으로 읽고, 이어지는 두 칸(홍수기 제한수위, 시설별 최저 운영수위)의 글자를 원문 그대로 중간 파일 criterion_list.csv에 남긴다(그림 16).</w:t>
+        <w:t xml:space="preserve">전처리에서 꺼내 둔 별표3 원문. 선 문자로 그린 표라 칸이 "│"로 나뉘어 있고, 댐 이름 글자 사이에 공백이 있다("충 주 댐").</w:t>
       </w:r>
     </w:p>
     <w:p>
       <w:pPr>
+        <w:keepNext/>
+        <w:spacing w:before="240"/>
+        <w:rPr>
+          <w:lang w:eastAsia="ko-KR"/>
+        </w:rPr>
+      </w:pPr>
+      <w:r>
+        <w:rPr>
+          <w:b/>
+          <w:color w:val="1F4E79"/>
+          <w:sz w:val="25"/>
+          <w:szCs w:val="25"/>
+          <w:lang w:eastAsia="ko-KR"/>
+        </w:rPr>
+        <w:t xml:space="preserve">추출 규칙</w:t>
+      </w:r>
+    </w:p>
+    <w:p>
+      <w:pPr>
         <w:pStyle w:val="a0"/>
         <w:spacing w:after="60"/>
         <w:rPr>
@@ -8374,7 +7074,24 @@
           <w:szCs w:val="20"/>
           <w:lang w:eastAsia="ko-KR"/>
         </w:rPr>
-        <w:t xml:space="preserve">② 대상 댐이면서 제한수위 칸이 숫자뿐인 경우에만 Criterion을 만든다. 충주, 소양강, 횡성 3개이며, 광동댐은 별표3에 없다.</w:t>
+        <w:t xml:space="preserve">(가) 댐 이름마다 정규식으로 그 댐의 행을 찾는다. 이름 글자 사이에 공백을 허용(\s*)해서 "충 주 댐"과 "충주댐"을 같은 이름으로 읽고, 이어지는 두 칸(홍수기 제한수위, 시설별 최저 운영수위)의 글자를 원문 그대로 중간 파일 criterion_list.csv에 남긴다. 번호(CR-01, CR-02 …)는 별표3 한강수계 표에 댐이 나오는 순서대로 붙인 연구용 번호이다.</w:t>
+      </w:r>
+    </w:p>
+    <w:p>
+      <w:pPr>
+        <w:pStyle w:val="a0"/>
+        <w:spacing w:after="60"/>
+        <w:rPr>
+          <w:lang w:eastAsia="ko-KR"/>
+        </w:rPr>
+      </w:pPr>
+      <w:r>
+        <w:rPr>
+          <w:sz w:val="20"/>
+          <w:szCs w:val="20"/>
+          <w:lang w:eastAsia="ko-KR"/>
+        </w:rPr>
+        <w:t xml:space="preserve">(나) 대상 댐이면서 제한수위 칸이 숫자뿐인 경우에만 Criterion을 만든다. 충주, 소양강, 횡성 3개이며, 광동댐은 별표3에 없다.</w:t>
       </w:r>
     </w:p>
     <w:p>
@@ -8387,7 +7104,7 @@
         <w:drawing>
           <wp:inline distT="0" distB="0" distL="0" distR="0">
             <wp:extent cx="6141720" cy="3152749"/>
-            <wp:docPr id="16" name="step3_doc_f16" descr="step3_doc_f16"/>
+            <wp:docPr id="15" name="step3_doc_f16" descr="step3_doc_f16"/>
             <wp:cNvGraphicFramePr>
               <a:graphicFrameLocks xmlns:a="http://schemas.openxmlformats.org/drawingml/2006/main" noChangeAspect="1"/>
             </wp:cNvGraphicFramePr>
@@ -8395,11 +7112,11 @@
               <a:graphicData uri="http://schemas.openxmlformats.org/drawingml/2006/picture">
                 <pic:pic xmlns:pic="http://schemas.openxmlformats.org/drawingml/2006/picture">
                   <pic:nvPicPr>
-                    <pic:cNvPr id="16" name="step3_doc_f16"/>
+                    <pic:cNvPr id="15" name="step3_doc_f16"/>
                     <pic:cNvPicPr/>
                   </pic:nvPicPr>
                   <pic:blipFill>
-                    <a:blip r:embed="rIdImg16"/>
+                    <a:blip r:embed="rIdImg15"/>
                     <a:stretch>
                       <a:fillRect/>
                     </a:stretch>
@@ -8435,7 +7152,7 @@
           <w:szCs w:val="18"/>
           <w:lang w:eastAsia="ko-KR"/>
         </w:rPr>
-        <w:t xml:space="preserve">그림 16. 별표3의 문자로 그린 표에서 댐별 제한수위 칸 읽기</w:t>
+        <w:t xml:space="preserve">그림 15. 별표3의 문자로 그린 표에서 댐별 제한수위 칸 읽기</w:t>
       </w:r>
     </w:p>
     <w:p>
@@ -8454,7 +7171,7 @@
           <w:szCs w:val="25"/>
           <w:lang w:eastAsia="ko-KR"/>
         </w:rPr>
-        <w:t xml:space="preserve">Criterion Entity 만들기</w:t>
+        <w:t xml:space="preserve">과정</w:t>
       </w:r>
     </w:p>
     <w:p>
@@ -8471,7 +7188,7 @@
           <w:szCs w:val="20"/>
           <w:lang w:eastAsia="ko-KR"/>
         </w:rPr>
-        <w:t xml:space="preserve">중간 파일 criterion_list.csv의 한 줄은 별표3의 댐 하나이다. 번호(CR-01, CR-02 …)는 별표3 한강수계 표에 댐이 나오는 순서대로 붙인 연구용 번호이다(소양강 CR-01, 충주 CR-02, 횡성 CR-03, 화천 CR-04 …).</w:t>
+        <w:t xml:space="preserve">① 식별자: 틀 "CRI:" + {번호} → CRI:CR-02</w:t>
       </w:r>
     </w:p>
     <w:p>
@@ -8488,7 +7205,7 @@
           <w:szCs w:val="20"/>
           <w:lang w:eastAsia="ko-KR"/>
         </w:rPr>
-        <w:t xml:space="preserve">① 식별자 "CRI:" + {번호} → CRI:CR-02. ② Class는 Criterion, 속성은 criterionType(홍수기 제한수위), criterionValue(칸 원문 '138.0'을 숫자 138.0으로), unit(EL.m).</w:t>
+        <w:t xml:space="preserve">② Class: Criterion.  ③ 속성: criterionType(홍수기 제한수위), criterionValue(칸 원문 '138.0'을 숫자 138.0으로), unit(EL.m)</w:t>
       </w:r>
     </w:p>
     <w:p>
@@ -8505,11 +7222,28 @@
           <w:szCs w:val="20"/>
           <w:lang w:eastAsia="ko-KR"/>
         </w:rPr>
-        <w:t xml:space="preserve">③ 근거 Entity: 규정은 하나이므로 고정 ID "EVI:LAW:별표3"으로 근거 Entity 하나를 만들고, sourceTitle(규정 이름과 시행일), sourceType(규정), sourceLocator(별표 3)를 넣는다. ④ 출처에는 criterion_list.csv의 번호 CR-02와 값의 성격 "원본 그대로"를 남긴다(그림 17).</w:t>
+        <w:t xml:space="preserve">④ 근거 연결: 규정은 하나이므로 고정 ID "EVI:LAW:별표3"으로 근거 Entity 하나를 만들고(sourceTitle, sourceType 규정, sourceLocator 별표 3), 기준 3개를 모두 supportedBy로 잇는다. sourceLocator "별표 3"은 문서 저장소의 조회 키라서 근거에서 원문으로 바로 갈 수 있다.</w:t>
       </w:r>
     </w:p>
     <w:p>
       <w:pPr>
+        <w:pStyle w:val="a0"/>
+        <w:spacing w:after="60"/>
+        <w:rPr>
+          <w:lang w:eastAsia="ko-KR"/>
+        </w:rPr>
+      </w:pPr>
+      <w:r>
+        <w:rPr>
+          <w:sz w:val="20"/>
+          <w:szCs w:val="20"/>
+          <w:lang w:eastAsia="ko-KR"/>
+        </w:rPr>
+        <w:t xml:space="preserve">⑤ 출처 기록: criterion_list.csv와 번호 CR-02, 값의 성격 "원본 그대로"</w:t>
+      </w:r>
+    </w:p>
+    <w:p>
+      <w:pPr>
         <w:keepNext/>
         <w:spacing w:before="60" w:after="40"/>
         <w:jc w:val="center"/>
@@ -8517,8 +7251,8 @@
       <w:r>
         <w:drawing>
           <wp:inline distT="0" distB="0" distL="0" distR="0">
-            <wp:extent cx="6141720" cy="4152972"/>
-            <wp:docPr id="17" name="step3_doc_f22" descr="step3_doc_f22"/>
+            <wp:extent cx="6141720" cy="3217091"/>
+            <wp:docPr id="16" name="u_P_CRI" descr="u_P_CRI"/>
             <wp:cNvGraphicFramePr>
               <a:graphicFrameLocks xmlns:a="http://schemas.openxmlformats.org/drawingml/2006/main" noChangeAspect="1"/>
             </wp:cNvGraphicFramePr>
@@ -8526,11 +7260,11 @@
               <a:graphicData uri="http://schemas.openxmlformats.org/drawingml/2006/picture">
                 <pic:pic xmlns:pic="http://schemas.openxmlformats.org/drawingml/2006/picture">
                   <pic:nvPicPr>
-                    <pic:cNvPr id="17" name="step3_doc_f22"/>
+                    <pic:cNvPr id="16" name="u_P_CRI"/>
                     <pic:cNvPicPr/>
                   </pic:nvPicPr>
                   <pic:blipFill>
-                    <a:blip r:embed="rIdImg17"/>
+                    <a:blip r:embed="rIdImg16"/>
                     <a:stretch>
                       <a:fillRect/>
                     </a:stretch>
@@ -8538,7 +7272,7 @@
                   <pic:spPr>
                     <a:xfrm>
                       <a:off x="0" y="0"/>
-                      <a:ext cx="6141720" cy="4152972"/>
+                      <a:ext cx="6141720" cy="3217091"/>
                     </a:xfrm>
                     <a:prstGeom prst="rect">
                       <a:avLst/>
@@ -8566,236 +7300,8 @@
           <w:szCs w:val="18"/>
           <w:lang w:eastAsia="ko-KR"/>
         </w:rPr>
-        <w:t xml:space="preserve">그림 17. Criterion Entity 만들기 — 중간 파일의 CR-02 줄에서 CRI:CR-02로</w:t>
+        <w:t xml:space="preserve">그림 16. 중간 파일 CR-02 줄의 과정 ①~⑤</w:t>
       </w:r>
-    </w:p>
-    <w:p>
-      <w:pPr>
-        <w:spacing w:before="60" w:after="120"/>
-        <w:rPr>
-          <w:lang w:eastAsia="ko-KR"/>
-        </w:rPr>
-      </w:pPr>
-      <w:r>
-        <w:rPr>
-          <w:sz w:val="20"/>
-          <w:szCs w:val="20"/>
-          <w:lang w:eastAsia="ko-KR"/>
-        </w:rPr>
-        <w:t xml:space="preserve">결과: KG CSV 파일 3개에 생기는 줄</w:t>
-      </w:r>
-    </w:p>
-    <w:tbl>
-      <w:tblPr>
-        <w:tblW w:w="9972" w:type="dxa"/>
-        <w:jc w:val="center"/>
-        <w:tblBorders>
-          <w:top w:val="single" w:sz="5" w:space="0" w:color="A6A6A6"/>
-          <w:left w:val="single" w:sz="5" w:space="0" w:color="A6A6A6"/>
-          <w:bottom w:val="single" w:sz="5" w:space="0" w:color="A6A6A6"/>
-          <w:right w:val="single" w:sz="5" w:space="0" w:color="A6A6A6"/>
-          <w:insideH w:val="single" w:sz="5" w:space="0" w:color="A6A6A6"/>
-          <w:insideV w:val="single" w:sz="5" w:space="0" w:color="A6A6A6"/>
-        </w:tblBorders>
-        <w:tblLayout w:type="fixed"/>
-      </w:tblPr>
-      <w:tblGrid>
-        <w:gridCol w:w="9972"/>
-      </w:tblGrid>
-      <w:tr>
-        <w:trPr>
-          <w:jc w:val="center"/>
-        </w:trPr>
-        <w:tc>
-          <w:tcPr>
-            <w:tcW w:w="9972" w:type="dxa"/>
-            <w:shd w:val="clear" w:color="auto" w:fill="F7F7F7"/>
-            <w:tcMar>
-              <w:top w:w="80" w:type="dxa"/>
-              <w:left w:w="110" w:type="dxa"/>
-              <w:bottom w:w="80" w:type="dxa"/>
-              <w:right w:w="110" w:type="dxa"/>
-            </w:tcMar>
-            <w:vAlign w:val="center"/>
-          </w:tcPr>
-          <w:p>
-            <w:pPr>
-              <w:spacing w:after="20" w:line="252" w:lineRule="auto"/>
-            </w:pPr>
-            <w:r>
-              <w:rPr>
-                <w:rFonts w:ascii="Consolas" w:hAnsi="Consolas" w:cs="Consolas" w:eastAsia="맑은 고딕"/>
-                <w:sz w:val="17"/>
-                <w:szCs w:val="17"/>
-                <w:lang w:eastAsia="ko-KR"/>
-              </w:rPr>
-              <w:t xml:space="preserve">kgv4_entities.csv</w:t>
-            </w:r>
-          </w:p>
-          <w:p>
-            <w:pPr>
-              <w:spacing w:after="20" w:line="252" w:lineRule="auto"/>
-            </w:pPr>
-            <w:r>
-              <w:rPr>
-                <w:rFonts w:ascii="Consolas" w:hAnsi="Consolas" w:cs="Consolas" w:eastAsia="맑은 고딕"/>
-                <w:sz w:val="17"/>
-                <w:szCs w:val="17"/>
-                <w:lang w:eastAsia="ko-KR"/>
-              </w:rPr>
-              <w:t xml:space="preserve">  CRI:CR-02,Criterion,충주댐 홍수기 제한수위</w:t>
-            </w:r>
-          </w:p>
-          <w:p>
-            <w:pPr>
-              <w:spacing w:after="20" w:line="252" w:lineRule="auto"/>
-            </w:pPr>
-            <w:r>
-              <w:rPr>
-                <w:rFonts w:ascii="Consolas" w:hAnsi="Consolas" w:cs="Consolas" w:eastAsia="맑은 고딕"/>
-                <w:sz w:val="17"/>
-                <w:szCs w:val="17"/>
-                <w:lang w:eastAsia="ko-KR"/>
-              </w:rPr>
-              <w:t xml:space="preserve">  EVI:LAW:별표3,EvidenceSource,댐과 보 등의 연계운영규정 별표3</w:t>
-            </w:r>
-          </w:p>
-          <w:p>
-            <w:pPr>
-              <w:spacing w:after="20" w:line="252" w:lineRule="auto"/>
-            </w:pPr>
-            <w:r>
-              <w:rPr>
-                <w:rFonts w:ascii="Consolas" w:hAnsi="Consolas" w:cs="Consolas" w:eastAsia="맑은 고딕"/>
-                <w:sz w:val="17"/>
-                <w:szCs w:val="17"/>
-                <w:lang w:eastAsia="ko-KR"/>
-              </w:rPr>
-              <w:t xml:space="preserve"/>
-            </w:r>
-          </w:p>
-          <w:p>
-            <w:pPr>
-              <w:spacing w:after="20" w:line="252" w:lineRule="auto"/>
-            </w:pPr>
-            <w:r>
-              <w:rPr>
-                <w:rFonts w:ascii="Consolas" w:hAnsi="Consolas" w:cs="Consolas" w:eastAsia="맑은 고딕"/>
-                <w:sz w:val="17"/>
-                <w:szCs w:val="17"/>
-                <w:lang w:eastAsia="ko-KR"/>
-              </w:rPr>
-              <w:t xml:space="preserve">kgv4_properties.csv</w:t>
-            </w:r>
-          </w:p>
-          <w:p>
-            <w:pPr>
-              <w:spacing w:after="20" w:line="252" w:lineRule="auto"/>
-            </w:pPr>
-            <w:r>
-              <w:rPr>
-                <w:rFonts w:ascii="Consolas" w:hAnsi="Consolas" w:cs="Consolas" w:eastAsia="맑은 고딕"/>
-                <w:sz w:val="17"/>
-                <w:szCs w:val="17"/>
-                <w:lang w:eastAsia="ko-KR"/>
-              </w:rPr>
-              <w:t xml:space="preserve">  CRI:CR-02,criterionType,홍수기 제한수위,string</w:t>
-            </w:r>
-          </w:p>
-          <w:p>
-            <w:pPr>
-              <w:spacing w:after="20" w:line="252" w:lineRule="auto"/>
-            </w:pPr>
-            <w:r>
-              <w:rPr>
-                <w:rFonts w:ascii="Consolas" w:hAnsi="Consolas" w:cs="Consolas" w:eastAsia="맑은 고딕"/>
-                <w:sz w:val="17"/>
-                <w:szCs w:val="17"/>
-                <w:lang w:eastAsia="ko-KR"/>
-              </w:rPr>
-              <w:t xml:space="preserve">  CRI:CR-02,criterionValue,138.0,decimal</w:t>
-            </w:r>
-          </w:p>
-          <w:p>
-            <w:pPr>
-              <w:spacing w:after="20" w:line="252" w:lineRule="auto"/>
-            </w:pPr>
-            <w:r>
-              <w:rPr>
-                <w:rFonts w:ascii="Consolas" w:hAnsi="Consolas" w:cs="Consolas" w:eastAsia="맑은 고딕"/>
-                <w:sz w:val="17"/>
-                <w:szCs w:val="17"/>
-                <w:lang w:eastAsia="ko-KR"/>
-              </w:rPr>
-              <w:t xml:space="preserve">  CRI:CR-02,unit,EL.m,string</w:t>
-            </w:r>
-          </w:p>
-          <w:p>
-            <w:pPr>
-              <w:spacing w:after="20" w:line="252" w:lineRule="auto"/>
-            </w:pPr>
-            <w:r>
-              <w:rPr>
-                <w:rFonts w:ascii="Consolas" w:hAnsi="Consolas" w:cs="Consolas" w:eastAsia="맑은 고딕"/>
-                <w:sz w:val="17"/>
-                <w:szCs w:val="17"/>
-                <w:lang w:eastAsia="ko-KR"/>
-              </w:rPr>
-              <w:t xml:space="preserve">  EVI:LAW:별표3,sourceLocator,별표 3,string</w:t>
-            </w:r>
-          </w:p>
-          <w:p>
-            <w:pPr>
-              <w:spacing w:after="20" w:line="252" w:lineRule="auto"/>
-            </w:pPr>
-            <w:r>
-              <w:rPr>
-                <w:rFonts w:ascii="Consolas" w:hAnsi="Consolas" w:cs="Consolas" w:eastAsia="맑은 고딕"/>
-                <w:sz w:val="17"/>
-                <w:szCs w:val="17"/>
-                <w:lang w:eastAsia="ko-KR"/>
-              </w:rPr>
-              <w:t xml:space="preserve"/>
-            </w:r>
-          </w:p>
-          <w:p>
-            <w:pPr>
-              <w:spacing w:after="20" w:line="252" w:lineRule="auto"/>
-            </w:pPr>
-            <w:r>
-              <w:rPr>
-                <w:rFonts w:ascii="Consolas" w:hAnsi="Consolas" w:cs="Consolas" w:eastAsia="맑은 고딕"/>
-                <w:sz w:val="17"/>
-                <w:szCs w:val="17"/>
-                <w:lang w:eastAsia="ko-KR"/>
-              </w:rPr>
-              <w:t xml:space="preserve">kgv4_provenance.csv</w:t>
-            </w:r>
-          </w:p>
-          <w:p>
-            <w:pPr>
-              <w:spacing w:after="20" w:line="252" w:lineRule="auto"/>
-            </w:pPr>
-            <w:r>
-              <w:rPr>
-                <w:rFonts w:ascii="Consolas" w:hAnsi="Consolas" w:cs="Consolas" w:eastAsia="맑은 고딕"/>
-                <w:sz w:val="17"/>
-                <w:szCs w:val="17"/>
-                <w:lang w:eastAsia="ko-KR"/>
-              </w:rPr>
-              <w:t xml:space="preserve">  CRI:CR-02,entity,03_normalized/criterion_list.csv,CR-02,MR-CRI,real,별표3 해당 행(각주 표시 없음)</w:t>
-            </w:r>
-          </w:p>
-        </w:tc>
-      </w:tr>
-    </w:tbl>
-    <w:p>
-      <w:pPr>
-        <w:spacing w:after="60"/>
-        <w:rPr>
-          <w:lang w:eastAsia="ko-KR"/>
-        </w:rPr>
-      </w:pPr>
     </w:p>
     <w:p>
       <w:pPr>
@@ -8813,7 +7319,7 @@
           <w:szCs w:val="25"/>
           <w:lang w:eastAsia="ko-KR"/>
         </w:rPr>
-        <w:t xml:space="preserve">근거 연결</w:t>
+        <w:t xml:space="preserve">결과</w:t>
       </w:r>
     </w:p>
     <w:p>
@@ -8830,7 +7336,7 @@
           <w:szCs w:val="20"/>
           <w:lang w:eastAsia="ko-KR"/>
         </w:rPr>
-        <w:t xml:space="preserve">Criterion 3개는 모두 같은 규정에서 나왔으므로 근거 Entity EVI:LAW:별표3에 supportedBy로 잇는다(그림 18). sourceLocator "별표 3"은 전처리에서 저장한 문서 저장소의 조회 키라서, 근거에서 원문으로 바로 갈 수 있다.</w:t>
+        <w:t xml:space="preserve">CRI:CR-02와 근거 EVI:LAW:별표3. 전체로 Criterion 3개, 규정 근거 1개이다.</w:t>
       </w:r>
     </w:p>
     <w:p>
@@ -8842,8 +7348,8 @@
       <w:r>
         <w:drawing>
           <wp:inline distT="0" distB="0" distL="0" distR="0">
-            <wp:extent cx="6141720" cy="2026767"/>
-            <wp:docPr id="18" name="step3_doc_f20" descr="step3_doc_f20"/>
+            <wp:extent cx="6141720" cy="2500557"/>
+            <wp:docPr id="17" name="u_R_CRI" descr="u_R_CRI"/>
             <wp:cNvGraphicFramePr>
               <a:graphicFrameLocks xmlns:a="http://schemas.openxmlformats.org/drawingml/2006/main" noChangeAspect="1"/>
             </wp:cNvGraphicFramePr>
@@ -8851,11 +7357,11 @@
               <a:graphicData uri="http://schemas.openxmlformats.org/drawingml/2006/picture">
                 <pic:pic xmlns:pic="http://schemas.openxmlformats.org/drawingml/2006/picture">
                   <pic:nvPicPr>
-                    <pic:cNvPr id="18" name="step3_doc_f20"/>
+                    <pic:cNvPr id="17" name="u_R_CRI"/>
                     <pic:cNvPicPr/>
                   </pic:nvPicPr>
                   <pic:blipFill>
-                    <a:blip r:embed="rIdImg18"/>
+                    <a:blip r:embed="rIdImg17"/>
                     <a:stretch>
                       <a:fillRect/>
                     </a:stretch>
@@ -8863,7 +7369,7 @@
                   <pic:spPr>
                     <a:xfrm>
                       <a:off x="0" y="0"/>
-                      <a:ext cx="6141720" cy="2026767"/>
+                      <a:ext cx="6141720" cy="2500557"/>
                     </a:xfrm>
                     <a:prstGeom prst="rect">
                       <a:avLst/>
@@ -8891,7 +7397,7 @@
           <w:szCs w:val="18"/>
           <w:lang w:eastAsia="ko-KR"/>
         </w:rPr>
-        <w:t xml:space="preserve">그림 18. 운영기준의 근거 연결 — 규정 근거 Entity EVI:LAW:별표3에 잇는다</w:t>
+        <w:t xml:space="preserve">그림 17. CR-02 줄의 결과 — CSV 파일 3개의 줄과 Entity</w:t>
       </w:r>
     </w:p>
     <w:p>
@@ -8922,7 +7428,7 @@
           <w:szCs w:val="20"/>
           <w:lang w:eastAsia="ko-KR"/>
         </w:rPr>
-        <w:t xml:space="preserve">비정형 텍스트 추출에서 Operation 68개, Criterion 3개, 규정 근거 EvidenceSource 1개와 속성 148개가 더해진다.</w:t>
+        <w:t xml:space="preserve">비정형 텍스트 추출에서 Operation 68개, Criterion 3개, 규정 근거 1개와 속성 148개가 더해져, KG에 들어갈 Entity 264개와 속성 616개가 모두 만들어진다.</w:t>
       </w:r>
     </w:p>
     <w:p>
@@ -8939,7 +7445,68 @@
           <w:szCs w:val="20"/>
           <w:lang w:eastAsia="ko-KR"/>
         </w:rPr>
-        <w:t xml:space="preserve">구조화 자료 매핑의 결과와 합치면 KG에 들어갈 Entity 264개와 속성 616개가 모두 만들어진다. 같은 행·같은 자료에서 함께 만든 근거만 이어져 있고, 승인과 댐, 운영행위와 댐, 기준과 댐처럼 서로 다른 자료에서 나온 Entity는 아직 이어지지 않았다. 이들을 관계로 이어 KG를 완성하는 것이 개체 해소·연결이다(다음 주).</w:t>
+        <w:t xml:space="preserve">아래 그림처럼 같은 행·같은 자료에서 함께 만든 근거만 이어져 있다. 서로 다른 자료에서 나온 Entity를 관계로 이어 KG를 완성하는 것이 개체 해소·연결이다(다음 주).</w:t>
+      </w:r>
+    </w:p>
+    <w:p>
+      <w:pPr>
+        <w:keepNext/>
+        <w:spacing w:before="60" w:after="40"/>
+        <w:jc w:val="center"/>
+      </w:pPr>
+      <w:r>
+        <w:drawing>
+          <wp:inline distT="0" distB="0" distL="0" distR="0">
+            <wp:extent cx="6141720" cy="2559050"/>
+            <wp:docPr id="18" name="u_S4" descr="u_S4"/>
+            <wp:cNvGraphicFramePr>
+              <a:graphicFrameLocks xmlns:a="http://schemas.openxmlformats.org/drawingml/2006/main" noChangeAspect="1"/>
+            </wp:cNvGraphicFramePr>
+            <a:graphic xmlns:a="http://schemas.openxmlformats.org/drawingml/2006/main">
+              <a:graphicData uri="http://schemas.openxmlformats.org/drawingml/2006/picture">
+                <pic:pic xmlns:pic="http://schemas.openxmlformats.org/drawingml/2006/picture">
+                  <pic:nvPicPr>
+                    <pic:cNvPr id="18" name="u_S4"/>
+                    <pic:cNvPicPr/>
+                  </pic:nvPicPr>
+                  <pic:blipFill>
+                    <a:blip r:embed="rIdImg18"/>
+                    <a:stretch>
+                      <a:fillRect/>
+                    </a:stretch>
+                  </pic:blipFill>
+                  <pic:spPr>
+                    <a:xfrm>
+                      <a:off x="0" y="0"/>
+                      <a:ext cx="6141720" cy="2559050"/>
+                    </a:xfrm>
+                    <a:prstGeom prst="rect">
+                      <a:avLst/>
+                    </a:prstGeom>
+                  </pic:spPr>
+                </pic:pic>
+              </a:graphicData>
+            </a:graphic>
+          </wp:inline>
+        </w:drawing>
+      </w:r>
+    </w:p>
+    <w:p>
+      <w:pPr>
+        <w:spacing w:before="0" w:after="120"/>
+        <w:jc w:val="center"/>
+        <w:rPr>
+          <w:lang w:eastAsia="ko-KR"/>
+        </w:rPr>
+      </w:pPr>
+      <w:r>
+        <w:rPr>
+          <w:color w:val="505050"/>
+          <w:sz w:val="18"/>
+          <w:szCs w:val="18"/>
+          <w:lang w:eastAsia="ko-KR"/>
+        </w:rPr>
+        <w:t xml:space="preserve">그림 18. 비정형 텍스트 추출이 끝난 상태 — 충주댐의 Entity</w:t>
       </w:r>
     </w:p>
     <w:p>
@@ -9094,7 +7661,7 @@
           <w:szCs w:val="20"/>
           <w:lang w:eastAsia="ko-KR"/>
         </w:rPr>
-        <w:t xml:space="preserve">연결: APR:504와 EVI:AP:504는 같은 504행에서 동시에 만들어지고 그 자리에서 이어진다(과정 4, 그림 8). 그래서 글자가 달라도 연결에는 문제가 없다.</w:t>
+        <w:t xml:space="preserve">연결: APR:504와 EVI:AP:504는 같은 504행에서 동시에 만들어지고 그 자리에서 이어진다(3.2 과정 ④, 그림 5). 그래서 글자가 달라도 연결에는 문제가 없다.</w:t>
       </w:r>
     </w:p>
     <w:p>

--- a/lab_meeting/2026.11_랩미팅_KG구축_how.docx
+++ b/lab_meeting/2026.11_랩미팅_KG구축_how.docx
@@ -2124,7 +2124,7 @@
         <w:rPr>
           <w:lang w:eastAsia="ko-KR"/>
         </w:rPr>
-        <w:t xml:space="preserve">3.2 승인 표 한 행이 Entity가 되는 과정</w:t>
+        <w:t xml:space="preserve">3.2 승인 데이터: 승인 표 한 행이 Entity가 되는 과정</w:t>
       </w:r>
     </w:p>
     <w:p>
@@ -5718,7 +5718,7 @@
         <w:rPr>
           <w:lang w:eastAsia="ko-KR"/>
         </w:rPr>
-        <w:t xml:space="preserve">3.3 댐 자료와 측정 자료</w:t>
+        <w:t xml:space="preserve">3.3 댐 데이터: K-water 일자료 → Dam</w:t>
       </w:r>
     </w:p>
     <w:p>
@@ -5737,7 +5737,7 @@
           <w:szCs w:val="25"/>
           <w:lang w:eastAsia="ko-KR"/>
         </w:rPr>
-        <w:t xml:space="preserve">Dam (댐 기본 자료)</w:t>
+        <w:t xml:space="preserve">입력: 대상 댐 목록과 K-water 일자료</w:t>
       </w:r>
     </w:p>
     <w:p>
@@ -5754,7 +5754,7 @@
           <w:szCs w:val="20"/>
           <w:lang w:eastAsia="ko-KR"/>
         </w:rPr>
-        <w:t xml:space="preserve">입력: 댐 한 개가 한 행인 표는 따로 없다. K-water 일자료에는 댐 하나의 하루 측정값이 한 행이고, 행마다 댐 코드(DAM_CD), 댐 이름, 댐 유형이 반복해서 붙어 있다.</w:t>
+        <w:t xml:space="preserve">대상 댐 목록: 승인 자료의 관측소명(충주, 소양강, 횡성, 광동)과 표준 댐명, K-water 댐 코드(DAM_CD)를 짝지은 목록이다. 승인 파일의 관측소코드와 K-water 댐 코드는 4개 댐 모두 같다.</w:t>
       </w:r>
     </w:p>
     <w:p>
@@ -5771,7 +5771,26 @@
           <w:szCs w:val="20"/>
           <w:lang w:eastAsia="ko-KR"/>
         </w:rPr>
-        <w:t xml:space="preserve">식별자: 틀 "DAM:" + {DAM_CD}로 만든다. 충주댐의 12,582행은 모두 DAM_CD가 1003110이므로 모두 DAM:1003110이 되고, Entity 하나로 모인다(원리 1).</w:t>
+        <w:t xml:space="preserve">K-water 일자료: 한 행이 댐 하나의 하루 측정값 하나이고, 행마다 댐 코드, 댐 이름, 댐 유형이 반복해서 붙어 있다. 댐 한 개가 한 행인 표는 따로 없다.</w:t>
+      </w:r>
+    </w:p>
+    <w:p>
+      <w:pPr>
+        <w:keepNext/>
+        <w:spacing w:before="240"/>
+        <w:rPr>
+          <w:lang w:eastAsia="ko-KR"/>
+        </w:rPr>
+      </w:pPr>
+      <w:r>
+        <w:rPr>
+          <w:b/>
+          <w:color w:val="1F4E79"/>
+          <w:sz w:val="25"/>
+          <w:szCs w:val="25"/>
+          <w:lang w:eastAsia="ko-KR"/>
+        </w:rPr>
+        <w:t xml:space="preserve">과정 1. 식별자 만들기 (원리 1)</w:t>
       </w:r>
     </w:p>
     <w:p>
@@ -5788,7 +5807,7 @@
           <w:szCs w:val="20"/>
           <w:lang w:eastAsia="ko-KR"/>
         </w:rPr>
-        <w:t xml:space="preserve">Class: Dam. 속성: 댐 유형 열 → damType(다목적댐). damName에는 승인 자료의 "충주"와 맞춘 표준 댐명(충주댐)을 넣는다.</w:t>
+        <w:t xml:space="preserve">대상 댐 목록을 위에서부터 하나씩 꺼내 DAM_CD를 틀 "DAM:" + {DAM_CD}에 넣는다. 충주댐은 1003110이므로 DAM:1003110이 된다.</w:t>
       </w:r>
     </w:p>
     <w:p>
@@ -5805,7 +5824,24 @@
           <w:szCs w:val="20"/>
           <w:lang w:eastAsia="ko-KR"/>
         </w:rPr>
-        <w:t xml:space="preserve">결과: 승인과 같은 CSV 파일 3개에 Dam Entity의 줄이 추가된다.</w:t>
+        <w:t xml:space="preserve">일자료에서 충주댐의 행 12,582개는 모두 DAM_CD가 1003110이다. ID를 키 값으로 만들기 때문에 이 행들은 모두 같은 ID DAM:1003110을 가리키고, Entity 하나로 모인다.</w:t>
+      </w:r>
+    </w:p>
+    <w:p>
+      <w:pPr>
+        <w:pStyle w:val="a0"/>
+        <w:spacing w:after="60"/>
+        <w:rPr>
+          <w:lang w:eastAsia="ko-KR"/>
+        </w:rPr>
+      </w:pPr>
+      <w:r>
+        <w:rPr>
+          <w:sz w:val="20"/>
+          <w:szCs w:val="20"/>
+          <w:lang w:eastAsia="ko-KR"/>
+        </w:rPr>
+        <w:t xml:space="preserve">4개 댐에서 Dam ID 4개가 만들어진다.</w:t>
       </w:r>
     </w:p>
     <w:p>
@@ -5817,8 +5853,8 @@
       <w:r>
         <w:drawing>
           <wp:inline distT="0" distB="0" distL="0" distR="0">
-            <wp:extent cx="6141720" cy="3240488"/>
-            <wp:docPr id="10" name="step3_doc_f9" descr="step3_doc_f9"/>
+            <wp:extent cx="6141720" cy="3752298"/>
+            <wp:docPr id="10" name="step3_doc_d1" descr="step3_doc_d1"/>
             <wp:cNvGraphicFramePr>
               <a:graphicFrameLocks xmlns:a="http://schemas.openxmlformats.org/drawingml/2006/main" noChangeAspect="1"/>
             </wp:cNvGraphicFramePr>
@@ -5826,7 +5862,7 @@
               <a:graphicData uri="http://schemas.openxmlformats.org/drawingml/2006/picture">
                 <pic:pic xmlns:pic="http://schemas.openxmlformats.org/drawingml/2006/picture">
                   <pic:nvPicPr>
-                    <pic:cNvPr id="10" name="step3_doc_f9"/>
+                    <pic:cNvPr id="10" name="step3_doc_d1"/>
                     <pic:cNvPicPr/>
                   </pic:nvPicPr>
                   <pic:blipFill>
@@ -5838,7 +5874,7 @@
                   <pic:spPr>
                     <a:xfrm>
                       <a:off x="0" y="0"/>
-                      <a:ext cx="6141720" cy="3240488"/>
+                      <a:ext cx="6141720" cy="3752298"/>
                     </a:xfrm>
                     <a:prstGeom prst="rect">
                       <a:avLst/>
@@ -5866,12 +5902,32 @@
           <w:szCs w:val="18"/>
           <w:lang w:eastAsia="ko-KR"/>
         </w:rPr>
-        <w:t xml:space="preserve">그림 10. K-water 일자료 → Dam Entity</w:t>
+        <w:t xml:space="preserve">그림 10. 댐 식별자 만들기 — 대상 댐 목록의 DAM_CD를 틀에 끼운다</w:t>
       </w:r>
     </w:p>
     <w:p>
       <w:pPr>
-        <w:spacing w:before="60" w:after="120"/>
+        <w:keepNext/>
+        <w:spacing w:before="240"/>
+        <w:rPr>
+          <w:lang w:eastAsia="ko-KR"/>
+        </w:rPr>
+      </w:pPr>
+      <w:r>
+        <w:rPr>
+          <w:b/>
+          <w:color w:val="1F4E79"/>
+          <w:sz w:val="25"/>
+          <w:szCs w:val="25"/>
+          <w:lang w:eastAsia="ko-KR"/>
+        </w:rPr>
+        <w:t xml:space="preserve">과정 2. Class 지정 (원리 2)</w:t>
+      </w:r>
+    </w:p>
+    <w:p>
+      <w:pPr>
+        <w:pStyle w:val="a0"/>
+        <w:spacing w:after="60"/>
         <w:rPr>
           <w:lang w:eastAsia="ko-KR"/>
         </w:rPr>
@@ -5882,7 +5938,84 @@
           <w:szCs w:val="20"/>
           <w:lang w:eastAsia="ko-KR"/>
         </w:rPr>
-        <w:t xml:space="preserve">결과: KG CSV 파일 3개에 생기는 줄</w:t>
+        <w:t xml:space="preserve">대상 댐 목록에서 만든 DAM: ID 4개는 모두 Dam Class의 Entity로 기록한다.</w:t>
+      </w:r>
+    </w:p>
+    <w:p>
+      <w:pPr>
+        <w:keepNext/>
+        <w:spacing w:before="60" w:after="40"/>
+        <w:jc w:val="center"/>
+      </w:pPr>
+      <w:r>
+        <w:drawing>
+          <wp:inline distT="0" distB="0" distL="0" distR="0">
+            <wp:extent cx="6141720" cy="2333853"/>
+            <wp:docPr id="11" name="step3_doc_d2" descr="step3_doc_d2"/>
+            <wp:cNvGraphicFramePr>
+              <a:graphicFrameLocks xmlns:a="http://schemas.openxmlformats.org/drawingml/2006/main" noChangeAspect="1"/>
+            </wp:cNvGraphicFramePr>
+            <a:graphic xmlns:a="http://schemas.openxmlformats.org/drawingml/2006/main">
+              <a:graphicData uri="http://schemas.openxmlformats.org/drawingml/2006/picture">
+                <pic:pic xmlns:pic="http://schemas.openxmlformats.org/drawingml/2006/picture">
+                  <pic:nvPicPr>
+                    <pic:cNvPr id="11" name="step3_doc_d2"/>
+                    <pic:cNvPicPr/>
+                  </pic:nvPicPr>
+                  <pic:blipFill>
+                    <a:blip r:embed="rIdImg11"/>
+                    <a:stretch>
+                      <a:fillRect/>
+                    </a:stretch>
+                  </pic:blipFill>
+                  <pic:spPr>
+                    <a:xfrm>
+                      <a:off x="0" y="0"/>
+                      <a:ext cx="6141720" cy="2333853"/>
+                    </a:xfrm>
+                    <a:prstGeom prst="rect">
+                      <a:avLst/>
+                    </a:prstGeom>
+                  </pic:spPr>
+                </pic:pic>
+              </a:graphicData>
+            </a:graphic>
+          </wp:inline>
+        </w:drawing>
+      </w:r>
+    </w:p>
+    <w:p>
+      <w:pPr>
+        <w:spacing w:before="0" w:after="120"/>
+        <w:jc w:val="center"/>
+        <w:rPr>
+          <w:lang w:eastAsia="ko-KR"/>
+        </w:rPr>
+      </w:pPr>
+      <w:r>
+        <w:rPr>
+          <w:color w:val="505050"/>
+          <w:sz w:val="18"/>
+          <w:szCs w:val="18"/>
+          <w:lang w:eastAsia="ko-KR"/>
+        </w:rPr>
+        <w:t xml:space="preserve">그림 11. Class 지정 — 댐</w:t>
+      </w:r>
+    </w:p>
+    <w:p>
+      <w:pPr>
+        <w:spacing w:before="60" w:after="120"/>
+        <w:rPr>
+          <w:lang w:eastAsia="ko-KR"/>
+        </w:rPr>
+      </w:pPr>
+      <w:r>
+        <w:rPr>
+          <w:sz w:val="20"/>
+          <w:szCs w:val="20"/>
+          <w:lang w:eastAsia="ko-KR"/>
+        </w:rPr>
+        <w:t xml:space="preserve">결과: CSV 파일 kgv4_entities.csv에 줄이 생긴다</w:t>
       </w:r>
     </w:p>
     <w:tbl>
@@ -5898,150 +6031,127 @@
           <w:insideV w:val="single" w:sz="5" w:space="0" w:color="A6A6A6"/>
         </w:tblBorders>
         <w:tblLayout w:type="fixed"/>
+        <w:tblLook w:val="04A0" w:firstRow="1" w:lastRow="0" w:firstColumn="1" w:lastColumn="0" w:noHBand="0" w:noVBand="1"/>
       </w:tblPr>
       <w:tblGrid>
-        <w:gridCol w:w="9972"/>
+        <w:gridCol w:w="4986"/>
+        <w:gridCol w:w="4986"/>
       </w:tblGrid>
       <w:tr>
         <w:trPr>
+          <w:cantSplit/>
+          <w:tblHeader/>
           <w:jc w:val="center"/>
         </w:trPr>
         <w:tc>
           <w:tcPr>
-            <w:tcW w:w="9972" w:type="dxa"/>
-            <w:shd w:val="clear" w:color="auto" w:fill="F7F7F7"/>
-            <w:tcMar>
-              <w:top w:w="80" w:type="dxa"/>
-              <w:left w:w="110" w:type="dxa"/>
-              <w:bottom w:w="80" w:type="dxa"/>
-              <w:right w:w="110" w:type="dxa"/>
-            </w:tcMar>
-            <w:vAlign w:val="center"/>
-          </w:tcPr>
-          <w:p>
-            <w:pPr>
-              <w:spacing w:after="20" w:line="252" w:lineRule="auto"/>
-            </w:pPr>
-            <w:r>
-              <w:rPr>
-                <w:rFonts w:ascii="Consolas" w:hAnsi="Consolas" w:cs="Consolas" w:eastAsia="맑은 고딕"/>
-                <w:sz w:val="17"/>
-                <w:szCs w:val="17"/>
-                <w:lang w:eastAsia="ko-KR"/>
-              </w:rPr>
-              <w:t xml:space="preserve">kgv4_entities.csv</w:t>
-            </w:r>
-          </w:p>
-          <w:p>
-            <w:pPr>
-              <w:spacing w:after="20" w:line="252" w:lineRule="auto"/>
-            </w:pPr>
-            <w:r>
-              <w:rPr>
-                <w:rFonts w:ascii="Consolas" w:hAnsi="Consolas" w:cs="Consolas" w:eastAsia="맑은 고딕"/>
-                <w:sz w:val="17"/>
-                <w:szCs w:val="17"/>
-                <w:lang w:eastAsia="ko-KR"/>
-              </w:rPr>
-              <w:t xml:space="preserve">  DAM:1003110,Dam,충주댐</w:t>
-            </w:r>
-          </w:p>
-          <w:p>
-            <w:pPr>
-              <w:spacing w:after="20" w:line="252" w:lineRule="auto"/>
-            </w:pPr>
-            <w:r>
-              <w:rPr>
-                <w:rFonts w:ascii="Consolas" w:hAnsi="Consolas" w:cs="Consolas" w:eastAsia="맑은 고딕"/>
-                <w:sz w:val="17"/>
-                <w:szCs w:val="17"/>
-                <w:lang w:eastAsia="ko-KR"/>
-              </w:rPr>
-              <w:t xml:space="preserve"/>
-            </w:r>
-          </w:p>
-          <w:p>
-            <w:pPr>
-              <w:spacing w:after="20" w:line="252" w:lineRule="auto"/>
-            </w:pPr>
-            <w:r>
-              <w:rPr>
-                <w:rFonts w:ascii="Consolas" w:hAnsi="Consolas" w:cs="Consolas" w:eastAsia="맑은 고딕"/>
-                <w:sz w:val="17"/>
-                <w:szCs w:val="17"/>
-                <w:lang w:eastAsia="ko-KR"/>
-              </w:rPr>
-              <w:t xml:space="preserve">kgv4_properties.csv</w:t>
-            </w:r>
-          </w:p>
-          <w:p>
-            <w:pPr>
-              <w:spacing w:after="20" w:line="252" w:lineRule="auto"/>
-            </w:pPr>
-            <w:r>
-              <w:rPr>
-                <w:rFonts w:ascii="Consolas" w:hAnsi="Consolas" w:cs="Consolas" w:eastAsia="맑은 고딕"/>
-                <w:sz w:val="17"/>
-                <w:szCs w:val="17"/>
-                <w:lang w:eastAsia="ko-KR"/>
-              </w:rPr>
-              <w:t xml:space="preserve">  DAM:1003110,damName,충주댐,string</w:t>
-            </w:r>
-          </w:p>
-          <w:p>
-            <w:pPr>
-              <w:spacing w:after="20" w:line="252" w:lineRule="auto"/>
-            </w:pPr>
-            <w:r>
-              <w:rPr>
-                <w:rFonts w:ascii="Consolas" w:hAnsi="Consolas" w:cs="Consolas" w:eastAsia="맑은 고딕"/>
-                <w:sz w:val="17"/>
-                <w:szCs w:val="17"/>
-                <w:lang w:eastAsia="ko-KR"/>
-              </w:rPr>
-              <w:t xml:space="preserve">  DAM:1003110,damType,다목적댐,string</w:t>
-            </w:r>
-          </w:p>
-          <w:p>
-            <w:pPr>
-              <w:spacing w:after="20" w:line="252" w:lineRule="auto"/>
-            </w:pPr>
-            <w:r>
-              <w:rPr>
-                <w:rFonts w:ascii="Consolas" w:hAnsi="Consolas" w:cs="Consolas" w:eastAsia="맑은 고딕"/>
-                <w:sz w:val="17"/>
-                <w:szCs w:val="17"/>
-                <w:lang w:eastAsia="ko-KR"/>
-              </w:rPr>
-              <w:t xml:space="preserve"/>
-            </w:r>
-          </w:p>
-          <w:p>
-            <w:pPr>
-              <w:spacing w:after="20" w:line="252" w:lineRule="auto"/>
-            </w:pPr>
-            <w:r>
-              <w:rPr>
-                <w:rFonts w:ascii="Consolas" w:hAnsi="Consolas" w:cs="Consolas" w:eastAsia="맑은 고딕"/>
-                <w:sz w:val="17"/>
-                <w:szCs w:val="17"/>
-                <w:lang w:eastAsia="ko-KR"/>
-              </w:rPr>
-              <w:t xml:space="preserve">kgv4_provenance.csv</w:t>
-            </w:r>
-          </w:p>
-          <w:p>
-            <w:pPr>
-              <w:spacing w:after="20" w:line="252" w:lineRule="auto"/>
-            </w:pPr>
-            <w:r>
-              <w:rPr>
-                <w:rFonts w:ascii="Consolas" w:hAnsi="Consolas" w:cs="Consolas" w:eastAsia="맑은 고딕"/>
-                <w:sz w:val="17"/>
-                <w:szCs w:val="17"/>
-                <w:lang w:eastAsia="ko-KR"/>
-              </w:rPr>
-              <w:t xml:space="preserve">  DAM:1003110,entity,03_normalized/kwater_mywater_period_daily_long.csv.gz,DAM_CD=1003110,MR-DAM,real,댐 유형은 K-water 원문 그대로</w:t>
+            <w:tcW w:w="4986" w:type="dxa"/>
+            <w:shd w:val="clear" w:color="auto" w:fill="D9EAF7"/>
+            <w:tcMar>
+              <w:top w:w="80" w:type="dxa"/>
+              <w:left w:w="110" w:type="dxa"/>
+              <w:bottom w:w="80" w:type="dxa"/>
+              <w:right w:w="110" w:type="dxa"/>
+            </w:tcMar>
+            <w:vAlign w:val="center"/>
+          </w:tcPr>
+          <w:p>
+            <w:pPr>
+              <w:spacing w:after="20" w:line="252" w:lineRule="auto"/>
+              <w:jc w:val="center"/>
+            </w:pPr>
+            <w:r>
+              <w:rPr>
+                <w:b/>
+                <w:sz w:val="18"/>
+                <w:szCs w:val="18"/>
+                <w:lang w:eastAsia="ko-KR"/>
+              </w:rPr>
+              <w:t xml:space="preserve">Entity ID</w:t>
+            </w:r>
+          </w:p>
+        </w:tc>
+        <w:tc>
+          <w:tcPr>
+            <w:tcW w:w="4986" w:type="dxa"/>
+            <w:shd w:val="clear" w:color="auto" w:fill="D9EAF7"/>
+            <w:tcMar>
+              <w:top w:w="80" w:type="dxa"/>
+              <w:left w:w="110" w:type="dxa"/>
+              <w:bottom w:w="80" w:type="dxa"/>
+              <w:right w:w="110" w:type="dxa"/>
+            </w:tcMar>
+            <w:vAlign w:val="center"/>
+          </w:tcPr>
+          <w:p>
+            <w:pPr>
+              <w:spacing w:after="20" w:line="252" w:lineRule="auto"/>
+              <w:jc w:val="center"/>
+            </w:pPr>
+            <w:r>
+              <w:rPr>
+                <w:b/>
+                <w:sz w:val="18"/>
+                <w:szCs w:val="18"/>
+                <w:lang w:eastAsia="ko-KR"/>
+              </w:rPr>
+              <w:t xml:space="preserve">Class</w:t>
+            </w:r>
+          </w:p>
+        </w:tc>
+      </w:tr>
+      <w:tr>
+        <w:trPr>
+          <w:cantSplit/>
+          <w:jc w:val="center"/>
+        </w:trPr>
+        <w:tc>
+          <w:tcPr>
+            <w:tcW w:w="4986" w:type="dxa"/>
+            <w:tcMar>
+              <w:top w:w="80" w:type="dxa"/>
+              <w:left w:w="110" w:type="dxa"/>
+              <w:bottom w:w="80" w:type="dxa"/>
+              <w:right w:w="110" w:type="dxa"/>
+            </w:tcMar>
+            <w:vAlign w:val="center"/>
+          </w:tcPr>
+          <w:p>
+            <w:pPr>
+              <w:spacing w:after="20" w:line="252" w:lineRule="auto"/>
+            </w:pPr>
+            <w:r>
+              <w:rPr>
+                <w:sz w:val="18"/>
+                <w:szCs w:val="18"/>
+                <w:lang w:eastAsia="ko-KR"/>
+              </w:rPr>
+              <w:t xml:space="preserve">DAM:1003110</w:t>
+            </w:r>
+          </w:p>
+        </w:tc>
+        <w:tc>
+          <w:tcPr>
+            <w:tcW w:w="4986" w:type="dxa"/>
+            <w:tcMar>
+              <w:top w:w="80" w:type="dxa"/>
+              <w:left w:w="110" w:type="dxa"/>
+              <w:bottom w:w="80" w:type="dxa"/>
+              <w:right w:w="110" w:type="dxa"/>
+            </w:tcMar>
+            <w:vAlign w:val="center"/>
+          </w:tcPr>
+          <w:p>
+            <w:pPr>
+              <w:spacing w:after="20" w:line="252" w:lineRule="auto"/>
+            </w:pPr>
+            <w:r>
+              <w:rPr>
+                <w:sz w:val="18"/>
+                <w:szCs w:val="18"/>
+                <w:lang w:eastAsia="ko-KR"/>
+              </w:rPr>
+              <w:t xml:space="preserve">Dam</w:t>
             </w:r>
           </w:p>
         </w:tc>
@@ -6071,7 +6181,7 @@
           <w:szCs w:val="25"/>
           <w:lang w:eastAsia="ko-KR"/>
         </w:rPr>
-        <w:t xml:space="preserve">HydrometeorologicalState (HMS, 수문·기상 상태)</w:t>
+        <w:t xml:space="preserve">과정 3. 열 → Data Property (원리 3)</w:t>
       </w:r>
     </w:p>
     <w:p>
@@ -6088,7 +6198,7 @@
           <w:szCs w:val="20"/>
           <w:lang w:eastAsia="ko-KR"/>
         </w:rPr>
-        <w:t xml:space="preserve">입력: K-water 시간자료. 한 행이 (댐 코드, 시각)이고 변수 6개(수위, 저수량, 강우량, 유입량, 총방류량, 저수율)가 열로 펼쳐진 넓은 형태이며 553,609행이다.</w:t>
+        <w:t xml:space="preserve">댐 유형 → damType. 일자료를 한 행씩 읽으며 댐 코드마다 처음 나온 댐 유형을 적어 두고, 대상 댐의 코드로 찾아 원문 그대로 저장한다. 충주댐은 다목적댐, 광동댐은 용수댐이다.</w:t>
       </w:r>
     </w:p>
     <w:p>
@@ -6105,41 +6215,7 @@
           <w:szCs w:val="20"/>
           <w:lang w:eastAsia="ko-KR"/>
         </w:rPr>
-        <w:t xml:space="preserve">행마다 Entity를 만들면 55만 개가 된다. KG에 필요한 것은 "어느 댐에 어떤 측정 변수가 있는가"이므로, 키 열(DAM_CD)과 열 머리(변수명)를 함께 틀에 넣어 (댐, 변수)마다 Entity를 만든다. 예: HMS:1003110:수위</w:t>
-      </w:r>
-    </w:p>
-    <w:p>
-      <w:pPr>
-        <w:pStyle w:val="a0"/>
-        <w:spacing w:after="60"/>
-        <w:rPr>
-          <w:lang w:eastAsia="ko-KR"/>
-        </w:rPr>
-      </w:pPr>
-      <w:r>
-        <w:rPr>
-          <w:sz w:val="20"/>
-          <w:szCs w:val="20"/>
-          <w:lang w:eastAsia="ko-KR"/>
-        </w:rPr>
-        <w:t xml:space="preserve">결과: 댐 4 × 변수 6 = 24개. 속성은 variableType(수위 등)과 stationCode(1003110)이다. 시각별 값은 KG에 넣지 않고 측정 저장소에 그대로 둔다.</w:t>
-      </w:r>
-    </w:p>
-    <w:p>
-      <w:pPr>
-        <w:pStyle w:val="a0"/>
-        <w:spacing w:after="60"/>
-        <w:rPr>
-          <w:lang w:eastAsia="ko-KR"/>
-        </w:rPr>
-      </w:pPr>
-      <w:r>
-        <w:rPr>
-          <w:sz w:val="20"/>
-          <w:szCs w:val="20"/>
-          <w:lang w:eastAsia="ko-KR"/>
-        </w:rPr>
-        <w:t xml:space="preserve">같은 자료에서 댐마다 측정자료 근거 Entity EVI:KW:{DAM_CD}를 만들고, HMS와 supportedBy로 잇는다.</w:t>
+        <w:t xml:space="preserve">표준 댐명 → damName. 대상 댐 목록의 표준 댐명(충주댐)을 그대로 저장한다. 승인 자료의 "충주"와 맞춘 이름이다(원리 4).</w:t>
       </w:r>
     </w:p>
     <w:p>
@@ -6151,8 +6227,8 @@
       <w:r>
         <w:drawing>
           <wp:inline distT="0" distB="0" distL="0" distR="0">
-            <wp:extent cx="6141720" cy="2061863"/>
-            <wp:docPr id="11" name="step3_doc_f5" descr="step3_doc_f5"/>
+            <wp:extent cx="6141720" cy="2436215"/>
+            <wp:docPr id="12" name="step3_doc_d3" descr="step3_doc_d3"/>
             <wp:cNvGraphicFramePr>
               <a:graphicFrameLocks xmlns:a="http://schemas.openxmlformats.org/drawingml/2006/main" noChangeAspect="1"/>
             </wp:cNvGraphicFramePr>
@@ -6160,11 +6236,11 @@
               <a:graphicData uri="http://schemas.openxmlformats.org/drawingml/2006/picture">
                 <pic:pic xmlns:pic="http://schemas.openxmlformats.org/drawingml/2006/picture">
                   <pic:nvPicPr>
-                    <pic:cNvPr id="11" name="step3_doc_f5"/>
+                    <pic:cNvPr id="12" name="step3_doc_d3"/>
                     <pic:cNvPicPr/>
                   </pic:nvPicPr>
                   <pic:blipFill>
-                    <a:blip r:embed="rIdImg11"/>
+                    <a:blip r:embed="rIdImg12"/>
                     <a:stretch>
                       <a:fillRect/>
                     </a:stretch>
@@ -6172,7 +6248,7 @@
                   <pic:spPr>
                     <a:xfrm>
                       <a:off x="0" y="0"/>
-                      <a:ext cx="6141720" cy="2061863"/>
+                      <a:ext cx="6141720" cy="2436215"/>
                     </a:xfrm>
                     <a:prstGeom prst="rect">
                       <a:avLst/>
@@ -6200,7 +6276,7 @@
           <w:szCs w:val="18"/>
           <w:lang w:eastAsia="ko-KR"/>
         </w:rPr>
-        <w:t xml:space="preserve">그림 11. K-water 시간자료 → HMS Entity</w:t>
+        <w:t xml:space="preserve">그림 12. 댐 속성 — 원본 값, 변환 규칙, 결과</w:t>
       </w:r>
     </w:p>
     <w:p>
@@ -6216,7 +6292,7 @@
           <w:szCs w:val="20"/>
           <w:lang w:eastAsia="ko-KR"/>
         </w:rPr>
-        <w:t xml:space="preserve">결과: KG CSV 파일 3개에 생기는 줄 (출처의 위치에는 값이 들어 있는 열 이름을 남긴다)</w:t>
+        <w:t xml:space="preserve">결과: CSV 파일 kgv4_properties.csv에 줄이 생긴다</w:t>
       </w:r>
     </w:p>
     <w:tbl>
@@ -6232,178 +6308,341 @@
           <w:insideV w:val="single" w:sz="5" w:space="0" w:color="A6A6A6"/>
         </w:tblBorders>
         <w:tblLayout w:type="fixed"/>
+        <w:tblLook w:val="04A0" w:firstRow="1" w:lastRow="0" w:firstColumn="1" w:lastColumn="0" w:noHBand="0" w:noVBand="1"/>
       </w:tblPr>
       <w:tblGrid>
-        <w:gridCol w:w="9972"/>
+        <w:gridCol w:w="2000"/>
+        <w:gridCol w:w="2000"/>
+        <w:gridCol w:w="4872"/>
+        <w:gridCol w:w="1100"/>
       </w:tblGrid>
       <w:tr>
         <w:trPr>
+          <w:cantSplit/>
+          <w:tblHeader/>
           <w:jc w:val="center"/>
         </w:trPr>
         <w:tc>
           <w:tcPr>
-            <w:tcW w:w="9972" w:type="dxa"/>
-            <w:shd w:val="clear" w:color="auto" w:fill="F7F7F7"/>
-            <w:tcMar>
-              <w:top w:w="80" w:type="dxa"/>
-              <w:left w:w="110" w:type="dxa"/>
-              <w:bottom w:w="80" w:type="dxa"/>
-              <w:right w:w="110" w:type="dxa"/>
-            </w:tcMar>
-            <w:vAlign w:val="center"/>
-          </w:tcPr>
-          <w:p>
-            <w:pPr>
-              <w:spacing w:after="20" w:line="252" w:lineRule="auto"/>
-            </w:pPr>
-            <w:r>
-              <w:rPr>
-                <w:rFonts w:ascii="Consolas" w:hAnsi="Consolas" w:cs="Consolas" w:eastAsia="맑은 고딕"/>
-                <w:sz w:val="17"/>
-                <w:szCs w:val="17"/>
-                <w:lang w:eastAsia="ko-KR"/>
-              </w:rPr>
-              <w:t xml:space="preserve">kgv4_entities.csv</w:t>
-            </w:r>
-          </w:p>
-          <w:p>
-            <w:pPr>
-              <w:spacing w:after="20" w:line="252" w:lineRule="auto"/>
-            </w:pPr>
-            <w:r>
-              <w:rPr>
-                <w:rFonts w:ascii="Consolas" w:hAnsi="Consolas" w:cs="Consolas" w:eastAsia="맑은 고딕"/>
-                <w:sz w:val="17"/>
-                <w:szCs w:val="17"/>
-                <w:lang w:eastAsia="ko-KR"/>
-              </w:rPr>
-              <w:t xml:space="preserve">  HMS:1003110:수위,HydrometeorologicalState,충주댐_수위</w:t>
-            </w:r>
-          </w:p>
-          <w:p>
-            <w:pPr>
-              <w:spacing w:after="20" w:line="252" w:lineRule="auto"/>
-            </w:pPr>
-            <w:r>
-              <w:rPr>
-                <w:rFonts w:ascii="Consolas" w:hAnsi="Consolas" w:cs="Consolas" w:eastAsia="맑은 고딕"/>
-                <w:sz w:val="17"/>
-                <w:szCs w:val="17"/>
-                <w:lang w:eastAsia="ko-KR"/>
-              </w:rPr>
-              <w:t xml:space="preserve">  EVI:KW:1003110,EvidenceSource,K-water MyWater 수문자료 충주댐</w:t>
-            </w:r>
-          </w:p>
-          <w:p>
-            <w:pPr>
-              <w:spacing w:after="20" w:line="252" w:lineRule="auto"/>
-            </w:pPr>
-            <w:r>
-              <w:rPr>
-                <w:rFonts w:ascii="Consolas" w:hAnsi="Consolas" w:cs="Consolas" w:eastAsia="맑은 고딕"/>
-                <w:sz w:val="17"/>
-                <w:szCs w:val="17"/>
-                <w:lang w:eastAsia="ko-KR"/>
-              </w:rPr>
-              <w:t xml:space="preserve"/>
-            </w:r>
-          </w:p>
-          <w:p>
-            <w:pPr>
-              <w:spacing w:after="20" w:line="252" w:lineRule="auto"/>
-            </w:pPr>
-            <w:r>
-              <w:rPr>
-                <w:rFonts w:ascii="Consolas" w:hAnsi="Consolas" w:cs="Consolas" w:eastAsia="맑은 고딕"/>
-                <w:sz w:val="17"/>
-                <w:szCs w:val="17"/>
-                <w:lang w:eastAsia="ko-KR"/>
-              </w:rPr>
-              <w:t xml:space="preserve">kgv4_properties.csv</w:t>
-            </w:r>
-          </w:p>
-          <w:p>
-            <w:pPr>
-              <w:spacing w:after="20" w:line="252" w:lineRule="auto"/>
-            </w:pPr>
-            <w:r>
-              <w:rPr>
-                <w:rFonts w:ascii="Consolas" w:hAnsi="Consolas" w:cs="Consolas" w:eastAsia="맑은 고딕"/>
-                <w:sz w:val="17"/>
-                <w:szCs w:val="17"/>
-                <w:lang w:eastAsia="ko-KR"/>
-              </w:rPr>
-              <w:t xml:space="preserve">  HMS:1003110:수위,variableType,수위,string</w:t>
-            </w:r>
-          </w:p>
-          <w:p>
-            <w:pPr>
-              <w:spacing w:after="20" w:line="252" w:lineRule="auto"/>
-            </w:pPr>
-            <w:r>
-              <w:rPr>
-                <w:rFonts w:ascii="Consolas" w:hAnsi="Consolas" w:cs="Consolas" w:eastAsia="맑은 고딕"/>
-                <w:sz w:val="17"/>
-                <w:szCs w:val="17"/>
-                <w:lang w:eastAsia="ko-KR"/>
-              </w:rPr>
-              <w:t xml:space="preserve">  HMS:1003110:수위,stationCode,1003110,string</w:t>
-            </w:r>
-          </w:p>
-          <w:p>
-            <w:pPr>
-              <w:spacing w:after="20" w:line="252" w:lineRule="auto"/>
-            </w:pPr>
-            <w:r>
-              <w:rPr>
-                <w:rFonts w:ascii="Consolas" w:hAnsi="Consolas" w:cs="Consolas" w:eastAsia="맑은 고딕"/>
-                <w:sz w:val="17"/>
-                <w:szCs w:val="17"/>
-                <w:lang w:eastAsia="ko-KR"/>
-              </w:rPr>
-              <w:t xml:space="preserve">  EVI:KW:1003110,sourceLocator,DAM_CD=1003110 충주댐 시간별 자료,string</w:t>
-            </w:r>
-          </w:p>
-          <w:p>
-            <w:pPr>
-              <w:spacing w:after="20" w:line="252" w:lineRule="auto"/>
-            </w:pPr>
-            <w:r>
-              <w:rPr>
-                <w:rFonts w:ascii="Consolas" w:hAnsi="Consolas" w:cs="Consolas" w:eastAsia="맑은 고딕"/>
-                <w:sz w:val="17"/>
-                <w:szCs w:val="17"/>
-                <w:lang w:eastAsia="ko-KR"/>
-              </w:rPr>
-              <w:t xml:space="preserve"/>
-            </w:r>
-          </w:p>
-          <w:p>
-            <w:pPr>
-              <w:spacing w:after="20" w:line="252" w:lineRule="auto"/>
-            </w:pPr>
-            <w:r>
-              <w:rPr>
-                <w:rFonts w:ascii="Consolas" w:hAnsi="Consolas" w:cs="Consolas" w:eastAsia="맑은 고딕"/>
-                <w:sz w:val="17"/>
-                <w:szCs w:val="17"/>
-                <w:lang w:eastAsia="ko-KR"/>
-              </w:rPr>
-              <w:t xml:space="preserve">kgv4_provenance.csv</w:t>
-            </w:r>
-          </w:p>
-          <w:p>
-            <w:pPr>
-              <w:spacing w:after="20" w:line="252" w:lineRule="auto"/>
-            </w:pPr>
-            <w:r>
-              <w:rPr>
-                <w:rFonts w:ascii="Consolas" w:hAnsi="Consolas" w:cs="Consolas" w:eastAsia="맑은 고딕"/>
-                <w:sz w:val="17"/>
-                <w:szCs w:val="17"/>
-                <w:lang w:eastAsia="ko-KR"/>
-              </w:rPr>
-              <w:t xml:space="preserve">  HMS:1003110:수위,entity,03_normalized/kwater_mywater_hydr_H_wide.csv.gz,DATA1_수위(EL.m),MR-HMS,real</w:t>
+            <w:tcW w:w="2000" w:type="dxa"/>
+            <w:shd w:val="clear" w:color="auto" w:fill="D9EAF7"/>
+            <w:tcMar>
+              <w:top w:w="80" w:type="dxa"/>
+              <w:left w:w="110" w:type="dxa"/>
+              <w:bottom w:w="80" w:type="dxa"/>
+              <w:right w:w="110" w:type="dxa"/>
+            </w:tcMar>
+            <w:vAlign w:val="center"/>
+          </w:tcPr>
+          <w:p>
+            <w:pPr>
+              <w:spacing w:after="20" w:line="252" w:lineRule="auto"/>
+              <w:jc w:val="center"/>
+            </w:pPr>
+            <w:r>
+              <w:rPr>
+                <w:b/>
+                <w:sz w:val="18"/>
+                <w:szCs w:val="18"/>
+                <w:lang w:eastAsia="ko-KR"/>
+              </w:rPr>
+              <w:t xml:space="preserve">Entity ID</w:t>
+            </w:r>
+          </w:p>
+        </w:tc>
+        <w:tc>
+          <w:tcPr>
+            <w:tcW w:w="2000" w:type="dxa"/>
+            <w:shd w:val="clear" w:color="auto" w:fill="D9EAF7"/>
+            <w:tcMar>
+              <w:top w:w="80" w:type="dxa"/>
+              <w:left w:w="110" w:type="dxa"/>
+              <w:bottom w:w="80" w:type="dxa"/>
+              <w:right w:w="110" w:type="dxa"/>
+            </w:tcMar>
+            <w:vAlign w:val="center"/>
+          </w:tcPr>
+          <w:p>
+            <w:pPr>
+              <w:spacing w:after="20" w:line="252" w:lineRule="auto"/>
+              <w:jc w:val="center"/>
+            </w:pPr>
+            <w:r>
+              <w:rPr>
+                <w:b/>
+                <w:sz w:val="18"/>
+                <w:szCs w:val="18"/>
+                <w:lang w:eastAsia="ko-KR"/>
+              </w:rPr>
+              <w:t xml:space="preserve">속성</w:t>
+            </w:r>
+          </w:p>
+        </w:tc>
+        <w:tc>
+          <w:tcPr>
+            <w:tcW w:w="4872" w:type="dxa"/>
+            <w:shd w:val="clear" w:color="auto" w:fill="D9EAF7"/>
+            <w:tcMar>
+              <w:top w:w="80" w:type="dxa"/>
+              <w:left w:w="110" w:type="dxa"/>
+              <w:bottom w:w="80" w:type="dxa"/>
+              <w:right w:w="110" w:type="dxa"/>
+            </w:tcMar>
+            <w:vAlign w:val="center"/>
+          </w:tcPr>
+          <w:p>
+            <w:pPr>
+              <w:spacing w:after="20" w:line="252" w:lineRule="auto"/>
+              <w:jc w:val="center"/>
+            </w:pPr>
+            <w:r>
+              <w:rPr>
+                <w:b/>
+                <w:sz w:val="18"/>
+                <w:szCs w:val="18"/>
+                <w:lang w:eastAsia="ko-KR"/>
+              </w:rPr>
+              <w:t xml:space="preserve">값</w:t>
+            </w:r>
+          </w:p>
+        </w:tc>
+        <w:tc>
+          <w:tcPr>
+            <w:tcW w:w="1100" w:type="dxa"/>
+            <w:shd w:val="clear" w:color="auto" w:fill="D9EAF7"/>
+            <w:tcMar>
+              <w:top w:w="80" w:type="dxa"/>
+              <w:left w:w="110" w:type="dxa"/>
+              <w:bottom w:w="80" w:type="dxa"/>
+              <w:right w:w="110" w:type="dxa"/>
+            </w:tcMar>
+            <w:vAlign w:val="center"/>
+          </w:tcPr>
+          <w:p>
+            <w:pPr>
+              <w:spacing w:after="20" w:line="252" w:lineRule="auto"/>
+              <w:jc w:val="center"/>
+            </w:pPr>
+            <w:r>
+              <w:rPr>
+                <w:b/>
+                <w:sz w:val="18"/>
+                <w:szCs w:val="18"/>
+                <w:lang w:eastAsia="ko-KR"/>
+              </w:rPr>
+              <w:t xml:space="preserve">자료형</w:t>
+            </w:r>
+          </w:p>
+        </w:tc>
+      </w:tr>
+      <w:tr>
+        <w:trPr>
+          <w:cantSplit/>
+          <w:jc w:val="center"/>
+        </w:trPr>
+        <w:tc>
+          <w:tcPr>
+            <w:tcW w:w="2000" w:type="dxa"/>
+            <w:tcMar>
+              <w:top w:w="80" w:type="dxa"/>
+              <w:left w:w="110" w:type="dxa"/>
+              <w:bottom w:w="80" w:type="dxa"/>
+              <w:right w:w="110" w:type="dxa"/>
+            </w:tcMar>
+            <w:vAlign w:val="center"/>
+          </w:tcPr>
+          <w:p>
+            <w:pPr>
+              <w:spacing w:after="20" w:line="252" w:lineRule="auto"/>
+            </w:pPr>
+            <w:r>
+              <w:rPr>
+                <w:sz w:val="18"/>
+                <w:szCs w:val="18"/>
+                <w:lang w:eastAsia="ko-KR"/>
+              </w:rPr>
+              <w:t xml:space="preserve">DAM:1003110</w:t>
+            </w:r>
+          </w:p>
+        </w:tc>
+        <w:tc>
+          <w:tcPr>
+            <w:tcW w:w="2000" w:type="dxa"/>
+            <w:tcMar>
+              <w:top w:w="80" w:type="dxa"/>
+              <w:left w:w="110" w:type="dxa"/>
+              <w:bottom w:w="80" w:type="dxa"/>
+              <w:right w:w="110" w:type="dxa"/>
+            </w:tcMar>
+            <w:vAlign w:val="center"/>
+          </w:tcPr>
+          <w:p>
+            <w:pPr>
+              <w:spacing w:after="20" w:line="252" w:lineRule="auto"/>
+            </w:pPr>
+            <w:r>
+              <w:rPr>
+                <w:sz w:val="18"/>
+                <w:szCs w:val="18"/>
+                <w:lang w:eastAsia="ko-KR"/>
+              </w:rPr>
+              <w:t xml:space="preserve">damName</w:t>
+            </w:r>
+          </w:p>
+        </w:tc>
+        <w:tc>
+          <w:tcPr>
+            <w:tcW w:w="4872" w:type="dxa"/>
+            <w:tcMar>
+              <w:top w:w="80" w:type="dxa"/>
+              <w:left w:w="110" w:type="dxa"/>
+              <w:bottom w:w="80" w:type="dxa"/>
+              <w:right w:w="110" w:type="dxa"/>
+            </w:tcMar>
+            <w:vAlign w:val="center"/>
+          </w:tcPr>
+          <w:p>
+            <w:pPr>
+              <w:spacing w:after="20" w:line="252" w:lineRule="auto"/>
+            </w:pPr>
+            <w:r>
+              <w:rPr>
+                <w:sz w:val="18"/>
+                <w:szCs w:val="18"/>
+                <w:lang w:eastAsia="ko-KR"/>
+              </w:rPr>
+              <w:t xml:space="preserve">충주댐</w:t>
+            </w:r>
+          </w:p>
+        </w:tc>
+        <w:tc>
+          <w:tcPr>
+            <w:tcW w:w="1100" w:type="dxa"/>
+            <w:tcMar>
+              <w:top w:w="80" w:type="dxa"/>
+              <w:left w:w="110" w:type="dxa"/>
+              <w:bottom w:w="80" w:type="dxa"/>
+              <w:right w:w="110" w:type="dxa"/>
+            </w:tcMar>
+            <w:vAlign w:val="center"/>
+          </w:tcPr>
+          <w:p>
+            <w:pPr>
+              <w:spacing w:after="20" w:line="252" w:lineRule="auto"/>
+            </w:pPr>
+            <w:r>
+              <w:rPr>
+                <w:sz w:val="18"/>
+                <w:szCs w:val="18"/>
+                <w:lang w:eastAsia="ko-KR"/>
+              </w:rPr>
+              <w:t xml:space="preserve">글자</w:t>
+            </w:r>
+          </w:p>
+        </w:tc>
+      </w:tr>
+      <w:tr>
+        <w:trPr>
+          <w:cantSplit/>
+          <w:jc w:val="center"/>
+        </w:trPr>
+        <w:tc>
+          <w:tcPr>
+            <w:tcW w:w="2000" w:type="dxa"/>
+            <w:tcMar>
+              <w:top w:w="80" w:type="dxa"/>
+              <w:left w:w="110" w:type="dxa"/>
+              <w:bottom w:w="80" w:type="dxa"/>
+              <w:right w:w="110" w:type="dxa"/>
+            </w:tcMar>
+            <w:vAlign w:val="center"/>
+          </w:tcPr>
+          <w:p>
+            <w:pPr>
+              <w:spacing w:after="20" w:line="252" w:lineRule="auto"/>
+            </w:pPr>
+            <w:r>
+              <w:rPr>
+                <w:sz w:val="18"/>
+                <w:szCs w:val="18"/>
+                <w:lang w:eastAsia="ko-KR"/>
+              </w:rPr>
+              <w:t xml:space="preserve">DAM:1003110</w:t>
+            </w:r>
+          </w:p>
+        </w:tc>
+        <w:tc>
+          <w:tcPr>
+            <w:tcW w:w="2000" w:type="dxa"/>
+            <w:tcMar>
+              <w:top w:w="80" w:type="dxa"/>
+              <w:left w:w="110" w:type="dxa"/>
+              <w:bottom w:w="80" w:type="dxa"/>
+              <w:right w:w="110" w:type="dxa"/>
+            </w:tcMar>
+            <w:vAlign w:val="center"/>
+          </w:tcPr>
+          <w:p>
+            <w:pPr>
+              <w:spacing w:after="20" w:line="252" w:lineRule="auto"/>
+            </w:pPr>
+            <w:r>
+              <w:rPr>
+                <w:sz w:val="18"/>
+                <w:szCs w:val="18"/>
+                <w:lang w:eastAsia="ko-KR"/>
+              </w:rPr>
+              <w:t xml:space="preserve">damType</w:t>
+            </w:r>
+          </w:p>
+        </w:tc>
+        <w:tc>
+          <w:tcPr>
+            <w:tcW w:w="4872" w:type="dxa"/>
+            <w:tcMar>
+              <w:top w:w="80" w:type="dxa"/>
+              <w:left w:w="110" w:type="dxa"/>
+              <w:bottom w:w="80" w:type="dxa"/>
+              <w:right w:w="110" w:type="dxa"/>
+            </w:tcMar>
+            <w:vAlign w:val="center"/>
+          </w:tcPr>
+          <w:p>
+            <w:pPr>
+              <w:spacing w:after="20" w:line="252" w:lineRule="auto"/>
+            </w:pPr>
+            <w:r>
+              <w:rPr>
+                <w:sz w:val="18"/>
+                <w:szCs w:val="18"/>
+                <w:lang w:eastAsia="ko-KR"/>
+              </w:rPr>
+              <w:t xml:space="preserve">다목적댐</w:t>
+            </w:r>
+          </w:p>
+        </w:tc>
+        <w:tc>
+          <w:tcPr>
+            <w:tcW w:w="1100" w:type="dxa"/>
+            <w:tcMar>
+              <w:top w:w="80" w:type="dxa"/>
+              <w:left w:w="110" w:type="dxa"/>
+              <w:bottom w:w="80" w:type="dxa"/>
+              <w:right w:w="110" w:type="dxa"/>
+            </w:tcMar>
+            <w:vAlign w:val="center"/>
+          </w:tcPr>
+          <w:p>
+            <w:pPr>
+              <w:spacing w:after="20" w:line="252" w:lineRule="auto"/>
+            </w:pPr>
+            <w:r>
+              <w:rPr>
+                <w:sz w:val="18"/>
+                <w:szCs w:val="18"/>
+                <w:lang w:eastAsia="ko-KR"/>
+              </w:rPr>
+              <w:t xml:space="preserve">글자</w:t>
             </w:r>
           </w:p>
         </w:tc>
@@ -6419,16 +6658,21 @@
     </w:p>
     <w:p>
       <w:pPr>
-        <w:pStyle w:val="21"/>
+        <w:keepNext/>
+        <w:spacing w:before="240"/>
         <w:rPr>
           <w:lang w:eastAsia="ko-KR"/>
         </w:rPr>
       </w:pPr>
       <w:r>
         <w:rPr>
-          <w:lang w:eastAsia="ko-KR"/>
-        </w:rPr>
-        <w:t xml:space="preserve">3.4 구조화 자료 매핑이 끝난 상태</w:t>
+          <w:b/>
+          <w:color w:val="1F4E79"/>
+          <w:sz w:val="25"/>
+          <w:szCs w:val="25"/>
+          <w:lang w:eastAsia="ko-KR"/>
+        </w:rPr>
+        <w:t xml:space="preserve">과정 4. 근거 Entity와 연결</w:t>
       </w:r>
     </w:p>
     <w:p>
@@ -6445,7 +6689,26 @@
           <w:szCs w:val="20"/>
           <w:lang w:eastAsia="ko-KR"/>
         </w:rPr>
-        <w:t xml:space="preserve">그림 12는 충주댐에 관련된 Entity를 만든 자료별로 모은 것이다.</w:t>
+        <w:t xml:space="preserve">댐에는 근거 Entity를 두지 않는다. 온톨로지에서 supportedBy는 수문·기상 상태, 운영행위, 승인, 기준에만 정의되어 있다(부록 C). 댐이 어느 자료에서 왔는지는 과정 5의 출처로 남긴다.</w:t>
+      </w:r>
+    </w:p>
+    <w:p>
+      <w:pPr>
+        <w:keepNext/>
+        <w:spacing w:before="240"/>
+        <w:rPr>
+          <w:lang w:eastAsia="ko-KR"/>
+        </w:rPr>
+      </w:pPr>
+      <w:r>
+        <w:rPr>
+          <w:b/>
+          <w:color w:val="1F4E79"/>
+          <w:sz w:val="25"/>
+          <w:szCs w:val="25"/>
+          <w:lang w:eastAsia="ko-KR"/>
+        </w:rPr>
+        <w:t xml:space="preserve">과정 5. 출처 기록</w:t>
       </w:r>
     </w:p>
     <w:p>
@@ -6462,7 +6725,351 @@
           <w:szCs w:val="20"/>
           <w:lang w:eastAsia="ko-KR"/>
         </w:rPr>
-        <w:t xml:space="preserve">각 자료에서 Entity와 속성이 만들어졌고, 같은 행·같은 자료에서 함께 만든 근거만 supportedBy로 이어져 있다.</w:t>
+        <w:t xml:space="preserve">원본 파일(일자료)과 위치(DAM_CD=1003110), 규칙, 값의 성격을 남긴다. 댐 유형은 K-water 원문을 그대로 옮겼으므로 "원본 그대로"이다.</w:t>
+      </w:r>
+    </w:p>
+    <w:p>
+      <w:pPr>
+        <w:spacing w:before="60" w:after="120"/>
+        <w:rPr>
+          <w:lang w:eastAsia="ko-KR"/>
+        </w:rPr>
+      </w:pPr>
+      <w:r>
+        <w:rPr>
+          <w:sz w:val="20"/>
+          <w:szCs w:val="20"/>
+          <w:lang w:eastAsia="ko-KR"/>
+        </w:rPr>
+        <w:t xml:space="preserve">결과: CSV 파일 kgv4_provenance.csv에 줄이 생긴다</w:t>
+      </w:r>
+    </w:p>
+    <w:tbl>
+      <w:tblPr>
+        <w:tblW w:w="9972" w:type="dxa"/>
+        <w:jc w:val="center"/>
+        <w:tblBorders>
+          <w:top w:val="single" w:sz="5" w:space="0" w:color="A6A6A6"/>
+          <w:left w:val="single" w:sz="5" w:space="0" w:color="A6A6A6"/>
+          <w:bottom w:val="single" w:sz="5" w:space="0" w:color="A6A6A6"/>
+          <w:right w:val="single" w:sz="5" w:space="0" w:color="A6A6A6"/>
+          <w:insideH w:val="single" w:sz="5" w:space="0" w:color="A6A6A6"/>
+          <w:insideV w:val="single" w:sz="5" w:space="0" w:color="A6A6A6"/>
+        </w:tblBorders>
+        <w:tblLayout w:type="fixed"/>
+        <w:tblLook w:val="04A0" w:firstRow="1" w:lastRow="0" w:firstColumn="1" w:lastColumn="0" w:noHBand="0" w:noVBand="1"/>
+      </w:tblPr>
+      <w:tblGrid>
+        <w:gridCol w:w="1600"/>
+        <w:gridCol w:w="3500"/>
+        <w:gridCol w:w="1900"/>
+        <w:gridCol w:w="1300"/>
+        <w:gridCol w:w="1672"/>
+      </w:tblGrid>
+      <w:tr>
+        <w:trPr>
+          <w:cantSplit/>
+          <w:tblHeader/>
+          <w:jc w:val="center"/>
+        </w:trPr>
+        <w:tc>
+          <w:tcPr>
+            <w:tcW w:w="1600" w:type="dxa"/>
+            <w:shd w:val="clear" w:color="auto" w:fill="D9EAF7"/>
+            <w:tcMar>
+              <w:top w:w="80" w:type="dxa"/>
+              <w:left w:w="110" w:type="dxa"/>
+              <w:bottom w:w="80" w:type="dxa"/>
+              <w:right w:w="110" w:type="dxa"/>
+            </w:tcMar>
+            <w:vAlign w:val="center"/>
+          </w:tcPr>
+          <w:p>
+            <w:pPr>
+              <w:spacing w:after="20" w:line="252" w:lineRule="auto"/>
+              <w:jc w:val="center"/>
+            </w:pPr>
+            <w:r>
+              <w:rPr>
+                <w:b/>
+                <w:sz w:val="18"/>
+                <w:szCs w:val="18"/>
+                <w:lang w:eastAsia="ko-KR"/>
+              </w:rPr>
+              <w:t xml:space="preserve">Entity ID</w:t>
+            </w:r>
+          </w:p>
+        </w:tc>
+        <w:tc>
+          <w:tcPr>
+            <w:tcW w:w="3500" w:type="dxa"/>
+            <w:shd w:val="clear" w:color="auto" w:fill="D9EAF7"/>
+            <w:tcMar>
+              <w:top w:w="80" w:type="dxa"/>
+              <w:left w:w="110" w:type="dxa"/>
+              <w:bottom w:w="80" w:type="dxa"/>
+              <w:right w:w="110" w:type="dxa"/>
+            </w:tcMar>
+            <w:vAlign w:val="center"/>
+          </w:tcPr>
+          <w:p>
+            <w:pPr>
+              <w:spacing w:after="20" w:line="252" w:lineRule="auto"/>
+              <w:jc w:val="center"/>
+            </w:pPr>
+            <w:r>
+              <w:rPr>
+                <w:b/>
+                <w:sz w:val="18"/>
+                <w:szCs w:val="18"/>
+                <w:lang w:eastAsia="ko-KR"/>
+              </w:rPr>
+              <w:t xml:space="preserve">원본 파일</w:t>
+            </w:r>
+          </w:p>
+        </w:tc>
+        <w:tc>
+          <w:tcPr>
+            <w:tcW w:w="1900" w:type="dxa"/>
+            <w:shd w:val="clear" w:color="auto" w:fill="D9EAF7"/>
+            <w:tcMar>
+              <w:top w:w="80" w:type="dxa"/>
+              <w:left w:w="110" w:type="dxa"/>
+              <w:bottom w:w="80" w:type="dxa"/>
+              <w:right w:w="110" w:type="dxa"/>
+            </w:tcMar>
+            <w:vAlign w:val="center"/>
+          </w:tcPr>
+          <w:p>
+            <w:pPr>
+              <w:spacing w:after="20" w:line="252" w:lineRule="auto"/>
+              <w:jc w:val="center"/>
+            </w:pPr>
+            <w:r>
+              <w:rPr>
+                <w:b/>
+                <w:sz w:val="18"/>
+                <w:szCs w:val="18"/>
+                <w:lang w:eastAsia="ko-KR"/>
+              </w:rPr>
+              <w:t xml:space="preserve">위치</w:t>
+            </w:r>
+          </w:p>
+        </w:tc>
+        <w:tc>
+          <w:tcPr>
+            <w:tcW w:w="1300" w:type="dxa"/>
+            <w:shd w:val="clear" w:color="auto" w:fill="D9EAF7"/>
+            <w:tcMar>
+              <w:top w:w="80" w:type="dxa"/>
+              <w:left w:w="110" w:type="dxa"/>
+              <w:bottom w:w="80" w:type="dxa"/>
+              <w:right w:w="110" w:type="dxa"/>
+            </w:tcMar>
+            <w:vAlign w:val="center"/>
+          </w:tcPr>
+          <w:p>
+            <w:pPr>
+              <w:spacing w:after="20" w:line="252" w:lineRule="auto"/>
+              <w:jc w:val="center"/>
+            </w:pPr>
+            <w:r>
+              <w:rPr>
+                <w:b/>
+                <w:sz w:val="18"/>
+                <w:szCs w:val="18"/>
+                <w:lang w:eastAsia="ko-KR"/>
+              </w:rPr>
+              <w:t xml:space="preserve">규칙</w:t>
+            </w:r>
+          </w:p>
+        </w:tc>
+        <w:tc>
+          <w:tcPr>
+            <w:tcW w:w="1672" w:type="dxa"/>
+            <w:shd w:val="clear" w:color="auto" w:fill="D9EAF7"/>
+            <w:tcMar>
+              <w:top w:w="80" w:type="dxa"/>
+              <w:left w:w="110" w:type="dxa"/>
+              <w:bottom w:w="80" w:type="dxa"/>
+              <w:right w:w="110" w:type="dxa"/>
+            </w:tcMar>
+            <w:vAlign w:val="center"/>
+          </w:tcPr>
+          <w:p>
+            <w:pPr>
+              <w:spacing w:after="20" w:line="252" w:lineRule="auto"/>
+              <w:jc w:val="center"/>
+            </w:pPr>
+            <w:r>
+              <w:rPr>
+                <w:b/>
+                <w:sz w:val="18"/>
+                <w:szCs w:val="18"/>
+                <w:lang w:eastAsia="ko-KR"/>
+              </w:rPr>
+              <w:t xml:space="preserve">값의 성격</w:t>
+            </w:r>
+          </w:p>
+        </w:tc>
+      </w:tr>
+      <w:tr>
+        <w:trPr>
+          <w:cantSplit/>
+          <w:jc w:val="center"/>
+        </w:trPr>
+        <w:tc>
+          <w:tcPr>
+            <w:tcW w:w="1600" w:type="dxa"/>
+            <w:tcMar>
+              <w:top w:w="80" w:type="dxa"/>
+              <w:left w:w="110" w:type="dxa"/>
+              <w:bottom w:w="80" w:type="dxa"/>
+              <w:right w:w="110" w:type="dxa"/>
+            </w:tcMar>
+            <w:vAlign w:val="center"/>
+          </w:tcPr>
+          <w:p>
+            <w:pPr>
+              <w:spacing w:after="20" w:line="252" w:lineRule="auto"/>
+            </w:pPr>
+            <w:r>
+              <w:rPr>
+                <w:sz w:val="18"/>
+                <w:szCs w:val="18"/>
+                <w:lang w:eastAsia="ko-KR"/>
+              </w:rPr>
+              <w:t xml:space="preserve">DAM:1003110</w:t>
+            </w:r>
+          </w:p>
+        </w:tc>
+        <w:tc>
+          <w:tcPr>
+            <w:tcW w:w="3500" w:type="dxa"/>
+            <w:tcMar>
+              <w:top w:w="80" w:type="dxa"/>
+              <w:left w:w="110" w:type="dxa"/>
+              <w:bottom w:w="80" w:type="dxa"/>
+              <w:right w:w="110" w:type="dxa"/>
+            </w:tcMar>
+            <w:vAlign w:val="center"/>
+          </w:tcPr>
+          <w:p>
+            <w:pPr>
+              <w:spacing w:after="20" w:line="252" w:lineRule="auto"/>
+            </w:pPr>
+            <w:r>
+              <w:rPr>
+                <w:sz w:val="18"/>
+                <w:szCs w:val="18"/>
+                <w:lang w:eastAsia="ko-KR"/>
+              </w:rPr>
+              <w:t xml:space="preserve">kwater_mywater_period_daily_long.csv.gz</w:t>
+            </w:r>
+          </w:p>
+        </w:tc>
+        <w:tc>
+          <w:tcPr>
+            <w:tcW w:w="1900" w:type="dxa"/>
+            <w:tcMar>
+              <w:top w:w="80" w:type="dxa"/>
+              <w:left w:w="110" w:type="dxa"/>
+              <w:bottom w:w="80" w:type="dxa"/>
+              <w:right w:w="110" w:type="dxa"/>
+            </w:tcMar>
+            <w:vAlign w:val="center"/>
+          </w:tcPr>
+          <w:p>
+            <w:pPr>
+              <w:spacing w:after="20" w:line="252" w:lineRule="auto"/>
+            </w:pPr>
+            <w:r>
+              <w:rPr>
+                <w:sz w:val="18"/>
+                <w:szCs w:val="18"/>
+                <w:lang w:eastAsia="ko-KR"/>
+              </w:rPr>
+              <w:t xml:space="preserve">DAM_CD=1003110</w:t>
+            </w:r>
+          </w:p>
+        </w:tc>
+        <w:tc>
+          <w:tcPr>
+            <w:tcW w:w="1300" w:type="dxa"/>
+            <w:tcMar>
+              <w:top w:w="80" w:type="dxa"/>
+              <w:left w:w="110" w:type="dxa"/>
+              <w:bottom w:w="80" w:type="dxa"/>
+              <w:right w:w="110" w:type="dxa"/>
+            </w:tcMar>
+            <w:vAlign w:val="center"/>
+          </w:tcPr>
+          <w:p>
+            <w:pPr>
+              <w:spacing w:after="20" w:line="252" w:lineRule="auto"/>
+            </w:pPr>
+            <w:r>
+              <w:rPr>
+                <w:sz w:val="18"/>
+                <w:szCs w:val="18"/>
+                <w:lang w:eastAsia="ko-KR"/>
+              </w:rPr>
+              <w:t xml:space="preserve">MR-DAM</w:t>
+            </w:r>
+          </w:p>
+        </w:tc>
+        <w:tc>
+          <w:tcPr>
+            <w:tcW w:w="1672" w:type="dxa"/>
+            <w:tcMar>
+              <w:top w:w="80" w:type="dxa"/>
+              <w:left w:w="110" w:type="dxa"/>
+              <w:bottom w:w="80" w:type="dxa"/>
+              <w:right w:w="110" w:type="dxa"/>
+            </w:tcMar>
+            <w:vAlign w:val="center"/>
+          </w:tcPr>
+          <w:p>
+            <w:pPr>
+              <w:spacing w:after="20" w:line="252" w:lineRule="auto"/>
+            </w:pPr>
+            <w:r>
+              <w:rPr>
+                <w:sz w:val="18"/>
+                <w:szCs w:val="18"/>
+                <w:lang w:eastAsia="ko-KR"/>
+              </w:rPr>
+              <w:t xml:space="preserve">원본 그대로</w:t>
+            </w:r>
+          </w:p>
+        </w:tc>
+      </w:tr>
+    </w:tbl>
+    <w:p>
+      <w:pPr>
+        <w:spacing w:after="60"/>
+        <w:rPr>
+          <w:lang w:eastAsia="ko-KR"/>
+        </w:rPr>
+      </w:pPr>
+    </w:p>
+    <w:p>
+      <w:pPr>
+        <w:keepNext/>
+        <w:spacing w:before="240"/>
+        <w:rPr>
+          <w:lang w:eastAsia="ko-KR"/>
+        </w:rPr>
+      </w:pPr>
+      <w:r>
+        <w:rPr>
+          <w:b/>
+          <w:color w:val="1F4E79"/>
+          <w:sz w:val="25"/>
+          <w:szCs w:val="25"/>
+          <w:lang w:eastAsia="ko-KR"/>
+        </w:rPr>
+        <w:t xml:space="preserve">결과</w:t>
       </w:r>
     </w:p>
     <w:p>
@@ -6479,24 +7086,7 @@
           <w:szCs w:val="20"/>
           <w:lang w:eastAsia="ko-KR"/>
         </w:rPr>
-        <w:t xml:space="preserve">서로 다른 자료에서 만든 승인, 댐, 측정 상태 Entity는 아직 서로 떨어져 있다. 이것을 개체 해소·연결에서 잇는다(다음 주).</w:t>
-      </w:r>
-    </w:p>
-    <w:p>
-      <w:pPr>
-        <w:pStyle w:val="a0"/>
-        <w:spacing w:after="60"/>
-        <w:rPr>
-          <w:lang w:eastAsia="ko-KR"/>
-        </w:rPr>
-      </w:pPr>
-      <w:r>
-        <w:rPr>
-          <w:sz w:val="20"/>
-          <w:szCs w:val="20"/>
-          <w:lang w:eastAsia="ko-KR"/>
-        </w:rPr>
-        <w:t xml:space="preserve">4개 댐 전체: Approval 80, EvidenceSource 84(승인자료 80, 측정자료 4), HMS 24, Dam 4. 모두 Entity 192개, 속성 468개.</w:t>
+        <w:t xml:space="preserve">대상 댐 4개에서 Dam Entity 4개가 만들어진다. 세 파일의 줄을 Entity ID로 모으면 그림 13와 같다.</w:t>
       </w:r>
     </w:p>
     <w:p>
@@ -6508,8 +7098,8 @@
       <w:r>
         <w:drawing>
           <wp:inline distT="0" distB="0" distL="0" distR="0">
-            <wp:extent cx="6141720" cy="3547574"/>
-            <wp:docPr id="12" name="step3_doc_f7" descr="step3_doc_f7"/>
+            <wp:extent cx="6141720" cy="3553423"/>
+            <wp:docPr id="13" name="step3_doc_d6" descr="step3_doc_d6"/>
             <wp:cNvGraphicFramePr>
               <a:graphicFrameLocks xmlns:a="http://schemas.openxmlformats.org/drawingml/2006/main" noChangeAspect="1"/>
             </wp:cNvGraphicFramePr>
@@ -6517,11 +7107,2158 @@
               <a:graphicData uri="http://schemas.openxmlformats.org/drawingml/2006/picture">
                 <pic:pic xmlns:pic="http://schemas.openxmlformats.org/drawingml/2006/picture">
                   <pic:nvPicPr>
-                    <pic:cNvPr id="12" name="step3_doc_f7"/>
+                    <pic:cNvPr id="13" name="step3_doc_d6"/>
                     <pic:cNvPicPr/>
                   </pic:nvPicPr>
                   <pic:blipFill>
-                    <a:blip r:embed="rIdImg12"/>
+                    <a:blip r:embed="rIdImg13"/>
+                    <a:stretch>
+                      <a:fillRect/>
+                    </a:stretch>
+                  </pic:blipFill>
+                  <pic:spPr>
+                    <a:xfrm>
+                      <a:off x="0" y="0"/>
+                      <a:ext cx="6141720" cy="3553423"/>
+                    </a:xfrm>
+                    <a:prstGeom prst="rect">
+                      <a:avLst/>
+                    </a:prstGeom>
+                  </pic:spPr>
+                </pic:pic>
+              </a:graphicData>
+            </a:graphic>
+          </wp:inline>
+        </w:drawing>
+      </w:r>
+    </w:p>
+    <w:p>
+      <w:pPr>
+        <w:spacing w:before="0" w:after="120"/>
+        <w:jc w:val="center"/>
+        <w:rPr>
+          <w:lang w:eastAsia="ko-KR"/>
+        </w:rPr>
+      </w:pPr>
+      <w:r>
+        <w:rPr>
+          <w:color w:val="505050"/>
+          <w:sz w:val="18"/>
+          <w:szCs w:val="18"/>
+          <w:lang w:eastAsia="ko-KR"/>
+        </w:rPr>
+        <w:t xml:space="preserve">그림 13. 댐 데이터의 결과 — CSV 파일 3개의 줄과 그것을 모은 Entity (DAM:1003110)</w:t>
+      </w:r>
+    </w:p>
+    <w:p>
+      <w:pPr>
+        <w:pStyle w:val="21"/>
+        <w:rPr>
+          <w:lang w:eastAsia="ko-KR"/>
+        </w:rPr>
+      </w:pPr>
+      <w:r>
+        <w:rPr>
+          <w:lang w:eastAsia="ko-KR"/>
+        </w:rPr>
+        <w:t xml:space="preserve">3.4 수문·기상 데이터: K-water 시간자료 → HydrometeorologicalState</w:t>
+      </w:r>
+    </w:p>
+    <w:p>
+      <w:pPr>
+        <w:keepNext/>
+        <w:spacing w:before="240"/>
+        <w:rPr>
+          <w:lang w:eastAsia="ko-KR"/>
+        </w:rPr>
+      </w:pPr>
+      <w:r>
+        <w:rPr>
+          <w:b/>
+          <w:color w:val="1F4E79"/>
+          <w:sz w:val="25"/>
+          <w:szCs w:val="25"/>
+          <w:lang w:eastAsia="ko-KR"/>
+        </w:rPr>
+        <w:t xml:space="preserve">입력: K-water 시간자료와 변수 목록</w:t>
+      </w:r>
+    </w:p>
+    <w:p>
+      <w:pPr>
+        <w:pStyle w:val="a0"/>
+        <w:spacing w:after="60"/>
+        <w:rPr>
+          <w:lang w:eastAsia="ko-KR"/>
+        </w:rPr>
+      </w:pPr>
+      <w:r>
+        <w:rPr>
+          <w:sz w:val="20"/>
+          <w:szCs w:val="20"/>
+          <w:lang w:eastAsia="ko-KR"/>
+        </w:rPr>
+        <w:t xml:space="preserve">K-water 시간자료: 한 행이 (댐 코드, 시각)이고 변수가 열로 펼쳐진 넓은 형태이며, 4개 댐 553,609행이다.</w:t>
+      </w:r>
+    </w:p>
+    <w:p>
+      <w:pPr>
+        <w:pStyle w:val="a0"/>
+        <w:spacing w:after="60"/>
+        <w:rPr>
+          <w:lang w:eastAsia="ko-KR"/>
+        </w:rPr>
+      </w:pPr>
+      <w:r>
+        <w:rPr>
+          <w:sz w:val="20"/>
+          <w:szCs w:val="20"/>
+          <w:lang w:eastAsia="ko-KR"/>
+        </w:rPr>
+        <w:t xml:space="preserve">변수 목록: 변수명과 그 값이 들어 있는 열 이름의 짝 6개이다(수위 DATA1, 저수량 DATA2, 강우량 DATA3, 유입량 DATA4, 총방류량 DATA6, 저수율 DATA7). DATA5는 원본에 변수 이름이 없어 쓰지 않는다.</w:t>
+      </w:r>
+    </w:p>
+    <w:p>
+      <w:pPr>
+        <w:keepNext/>
+        <w:spacing w:before="240"/>
+        <w:rPr>
+          <w:lang w:eastAsia="ko-KR"/>
+        </w:rPr>
+      </w:pPr>
+      <w:r>
+        <w:rPr>
+          <w:b/>
+          <w:color w:val="1F4E79"/>
+          <w:sz w:val="25"/>
+          <w:szCs w:val="25"/>
+          <w:lang w:eastAsia="ko-KR"/>
+        </w:rPr>
+        <w:t xml:space="preserve">과정 1. 식별자 만들기 (원리 1 응용)</w:t>
+      </w:r>
+    </w:p>
+    <w:p>
+      <w:pPr>
+        <w:pStyle w:val="a0"/>
+        <w:spacing w:after="60"/>
+        <w:rPr>
+          <w:lang w:eastAsia="ko-KR"/>
+        </w:rPr>
+      </w:pPr>
+      <w:r>
+        <w:rPr>
+          <w:sz w:val="20"/>
+          <w:szCs w:val="20"/>
+          <w:lang w:eastAsia="ko-KR"/>
+        </w:rPr>
+        <w:t xml:space="preserve">행마다 Entity를 만들면 55만 개가 된다. KG에 필요한 것은 "어느 댐에 어떤 측정 변수가 있는가"이므로, (댐, 변수)마다 Entity 하나를 만든다.</w:t>
+      </w:r>
+    </w:p>
+    <w:p>
+      <w:pPr>
+        <w:pStyle w:val="a0"/>
+        <w:spacing w:after="60"/>
+        <w:rPr>
+          <w:lang w:eastAsia="ko-KR"/>
+        </w:rPr>
+      </w:pPr>
+      <w:r>
+        <w:rPr>
+          <w:sz w:val="20"/>
+          <w:szCs w:val="20"/>
+          <w:lang w:eastAsia="ko-KR"/>
+        </w:rPr>
+        <w:t xml:space="preserve">대상 댐을 하나씩, 각 댐에서 변수를 하나씩 꺼내 DAM_CD와 변수명을 틀 "HMS:" + {DAM_CD} + ":" + {변수}에 넣는다. 예: HMS:1003110:수위</w:t>
+      </w:r>
+    </w:p>
+    <w:p>
+      <w:pPr>
+        <w:pStyle w:val="a0"/>
+        <w:spacing w:after="60"/>
+        <w:rPr>
+          <w:lang w:eastAsia="ko-KR"/>
+        </w:rPr>
+      </w:pPr>
+      <w:r>
+        <w:rPr>
+          <w:sz w:val="20"/>
+          <w:szCs w:val="20"/>
+          <w:lang w:eastAsia="ko-KR"/>
+        </w:rPr>
+        <w:t xml:space="preserve">키가 키 열(DAM_CD)과 열 머리(변수명) 두 곳에 있는 넓은 표에 원리 1을 맞춘 것이다. 4개 댐 × 6개 변수 = 24개.</w:t>
+      </w:r>
+    </w:p>
+    <w:p>
+      <w:pPr>
+        <w:keepNext/>
+        <w:spacing w:before="60" w:after="40"/>
+        <w:jc w:val="center"/>
+      </w:pPr>
+      <w:r>
+        <w:drawing>
+          <wp:inline distT="0" distB="0" distL="0" distR="0">
+            <wp:extent cx="6141720" cy="3728901"/>
+            <wp:docPr id="14" name="step3_doc_h1" descr="step3_doc_h1"/>
+            <wp:cNvGraphicFramePr>
+              <a:graphicFrameLocks xmlns:a="http://schemas.openxmlformats.org/drawingml/2006/main" noChangeAspect="1"/>
+            </wp:cNvGraphicFramePr>
+            <a:graphic xmlns:a="http://schemas.openxmlformats.org/drawingml/2006/main">
+              <a:graphicData uri="http://schemas.openxmlformats.org/drawingml/2006/picture">
+                <pic:pic xmlns:pic="http://schemas.openxmlformats.org/drawingml/2006/picture">
+                  <pic:nvPicPr>
+                    <pic:cNvPr id="14" name="step3_doc_h1"/>
+                    <pic:cNvPicPr/>
+                  </pic:nvPicPr>
+                  <pic:blipFill>
+                    <a:blip r:embed="rIdImg14"/>
+                    <a:stretch>
+                      <a:fillRect/>
+                    </a:stretch>
+                  </pic:blipFill>
+                  <pic:spPr>
+                    <a:xfrm>
+                      <a:off x="0" y="0"/>
+                      <a:ext cx="6141720" cy="3728901"/>
+                    </a:xfrm>
+                    <a:prstGeom prst="rect">
+                      <a:avLst/>
+                    </a:prstGeom>
+                  </pic:spPr>
+                </pic:pic>
+              </a:graphicData>
+            </a:graphic>
+          </wp:inline>
+        </w:drawing>
+      </w:r>
+    </w:p>
+    <w:p>
+      <w:pPr>
+        <w:spacing w:before="0" w:after="120"/>
+        <w:jc w:val="center"/>
+        <w:rPr>
+          <w:lang w:eastAsia="ko-KR"/>
+        </w:rPr>
+      </w:pPr>
+      <w:r>
+        <w:rPr>
+          <w:color w:val="505050"/>
+          <w:sz w:val="18"/>
+          <w:szCs w:val="18"/>
+          <w:lang w:eastAsia="ko-KR"/>
+        </w:rPr>
+        <w:t xml:space="preserve">그림 14. 수문·기상 상태 식별자 만들기 — 댐 코드와 열 머리의 변수명을 틀에 끼운다</w:t>
+      </w:r>
+    </w:p>
+    <w:p>
+      <w:pPr>
+        <w:keepNext/>
+        <w:spacing w:before="240"/>
+        <w:rPr>
+          <w:lang w:eastAsia="ko-KR"/>
+        </w:rPr>
+      </w:pPr>
+      <w:r>
+        <w:rPr>
+          <w:b/>
+          <w:color w:val="1F4E79"/>
+          <w:sz w:val="25"/>
+          <w:szCs w:val="25"/>
+          <w:lang w:eastAsia="ko-KR"/>
+        </w:rPr>
+        <w:t xml:space="preserve">과정 2. Class 지정 (원리 2)</w:t>
+      </w:r>
+    </w:p>
+    <w:p>
+      <w:pPr>
+        <w:pStyle w:val="a0"/>
+        <w:spacing w:after="60"/>
+        <w:rPr>
+          <w:lang w:eastAsia="ko-KR"/>
+        </w:rPr>
+      </w:pPr>
+      <w:r>
+        <w:rPr>
+          <w:sz w:val="20"/>
+          <w:szCs w:val="20"/>
+          <w:lang w:eastAsia="ko-KR"/>
+        </w:rPr>
+        <w:t xml:space="preserve">시간자료에서 만든 HMS: ID 24개는 모두 HydrometeorologicalState Class의 Entity로 기록한다.</w:t>
+      </w:r>
+    </w:p>
+    <w:p>
+      <w:pPr>
+        <w:keepNext/>
+        <w:spacing w:before="60" w:after="40"/>
+        <w:jc w:val="center"/>
+      </w:pPr>
+      <w:r>
+        <w:drawing>
+          <wp:inline distT="0" distB="0" distL="0" distR="0">
+            <wp:extent cx="6141720" cy="2032616"/>
+            <wp:docPr id="15" name="step3_doc_h2" descr="step3_doc_h2"/>
+            <wp:cNvGraphicFramePr>
+              <a:graphicFrameLocks xmlns:a="http://schemas.openxmlformats.org/drawingml/2006/main" noChangeAspect="1"/>
+            </wp:cNvGraphicFramePr>
+            <a:graphic xmlns:a="http://schemas.openxmlformats.org/drawingml/2006/main">
+              <a:graphicData uri="http://schemas.openxmlformats.org/drawingml/2006/picture">
+                <pic:pic xmlns:pic="http://schemas.openxmlformats.org/drawingml/2006/picture">
+                  <pic:nvPicPr>
+                    <pic:cNvPr id="15" name="step3_doc_h2"/>
+                    <pic:cNvPicPr/>
+                  </pic:nvPicPr>
+                  <pic:blipFill>
+                    <a:blip r:embed="rIdImg15"/>
+                    <a:stretch>
+                      <a:fillRect/>
+                    </a:stretch>
+                  </pic:blipFill>
+                  <pic:spPr>
+                    <a:xfrm>
+                      <a:off x="0" y="0"/>
+                      <a:ext cx="6141720" cy="2032616"/>
+                    </a:xfrm>
+                    <a:prstGeom prst="rect">
+                      <a:avLst/>
+                    </a:prstGeom>
+                  </pic:spPr>
+                </pic:pic>
+              </a:graphicData>
+            </a:graphic>
+          </wp:inline>
+        </w:drawing>
+      </w:r>
+    </w:p>
+    <w:p>
+      <w:pPr>
+        <w:spacing w:before="0" w:after="120"/>
+        <w:jc w:val="center"/>
+        <w:rPr>
+          <w:lang w:eastAsia="ko-KR"/>
+        </w:rPr>
+      </w:pPr>
+      <w:r>
+        <w:rPr>
+          <w:color w:val="505050"/>
+          <w:sz w:val="18"/>
+          <w:szCs w:val="18"/>
+          <w:lang w:eastAsia="ko-KR"/>
+        </w:rPr>
+        <w:t xml:space="preserve">그림 15. Class 지정 — 수문·기상 상태</w:t>
+      </w:r>
+    </w:p>
+    <w:p>
+      <w:pPr>
+        <w:spacing w:before="60" w:after="120"/>
+        <w:rPr>
+          <w:lang w:eastAsia="ko-KR"/>
+        </w:rPr>
+      </w:pPr>
+      <w:r>
+        <w:rPr>
+          <w:sz w:val="20"/>
+          <w:szCs w:val="20"/>
+          <w:lang w:eastAsia="ko-KR"/>
+        </w:rPr>
+        <w:t xml:space="preserve">결과: CSV 파일 kgv4_entities.csv에 줄이 생긴다</w:t>
+      </w:r>
+    </w:p>
+    <w:tbl>
+      <w:tblPr>
+        <w:tblW w:w="9972" w:type="dxa"/>
+        <w:jc w:val="center"/>
+        <w:tblBorders>
+          <w:top w:val="single" w:sz="5" w:space="0" w:color="A6A6A6"/>
+          <w:left w:val="single" w:sz="5" w:space="0" w:color="A6A6A6"/>
+          <w:bottom w:val="single" w:sz="5" w:space="0" w:color="A6A6A6"/>
+          <w:right w:val="single" w:sz="5" w:space="0" w:color="A6A6A6"/>
+          <w:insideH w:val="single" w:sz="5" w:space="0" w:color="A6A6A6"/>
+          <w:insideV w:val="single" w:sz="5" w:space="0" w:color="A6A6A6"/>
+        </w:tblBorders>
+        <w:tblLayout w:type="fixed"/>
+        <w:tblLook w:val="04A0" w:firstRow="1" w:lastRow="0" w:firstColumn="1" w:lastColumn="0" w:noHBand="0" w:noVBand="1"/>
+      </w:tblPr>
+      <w:tblGrid>
+        <w:gridCol w:w="4986"/>
+        <w:gridCol w:w="4986"/>
+      </w:tblGrid>
+      <w:tr>
+        <w:trPr>
+          <w:cantSplit/>
+          <w:tblHeader/>
+          <w:jc w:val="center"/>
+        </w:trPr>
+        <w:tc>
+          <w:tcPr>
+            <w:tcW w:w="4986" w:type="dxa"/>
+            <w:shd w:val="clear" w:color="auto" w:fill="D9EAF7"/>
+            <w:tcMar>
+              <w:top w:w="80" w:type="dxa"/>
+              <w:left w:w="110" w:type="dxa"/>
+              <w:bottom w:w="80" w:type="dxa"/>
+              <w:right w:w="110" w:type="dxa"/>
+            </w:tcMar>
+            <w:vAlign w:val="center"/>
+          </w:tcPr>
+          <w:p>
+            <w:pPr>
+              <w:spacing w:after="20" w:line="252" w:lineRule="auto"/>
+              <w:jc w:val="center"/>
+            </w:pPr>
+            <w:r>
+              <w:rPr>
+                <w:b/>
+                <w:sz w:val="18"/>
+                <w:szCs w:val="18"/>
+                <w:lang w:eastAsia="ko-KR"/>
+              </w:rPr>
+              <w:t xml:space="preserve">Entity ID</w:t>
+            </w:r>
+          </w:p>
+        </w:tc>
+        <w:tc>
+          <w:tcPr>
+            <w:tcW w:w="4986" w:type="dxa"/>
+            <w:shd w:val="clear" w:color="auto" w:fill="D9EAF7"/>
+            <w:tcMar>
+              <w:top w:w="80" w:type="dxa"/>
+              <w:left w:w="110" w:type="dxa"/>
+              <w:bottom w:w="80" w:type="dxa"/>
+              <w:right w:w="110" w:type="dxa"/>
+            </w:tcMar>
+            <w:vAlign w:val="center"/>
+          </w:tcPr>
+          <w:p>
+            <w:pPr>
+              <w:spacing w:after="20" w:line="252" w:lineRule="auto"/>
+              <w:jc w:val="center"/>
+            </w:pPr>
+            <w:r>
+              <w:rPr>
+                <w:b/>
+                <w:sz w:val="18"/>
+                <w:szCs w:val="18"/>
+                <w:lang w:eastAsia="ko-KR"/>
+              </w:rPr>
+              <w:t xml:space="preserve">Class</w:t>
+            </w:r>
+          </w:p>
+        </w:tc>
+      </w:tr>
+      <w:tr>
+        <w:trPr>
+          <w:cantSplit/>
+          <w:jc w:val="center"/>
+        </w:trPr>
+        <w:tc>
+          <w:tcPr>
+            <w:tcW w:w="4986" w:type="dxa"/>
+            <w:tcMar>
+              <w:top w:w="80" w:type="dxa"/>
+              <w:left w:w="110" w:type="dxa"/>
+              <w:bottom w:w="80" w:type="dxa"/>
+              <w:right w:w="110" w:type="dxa"/>
+            </w:tcMar>
+            <w:vAlign w:val="center"/>
+          </w:tcPr>
+          <w:p>
+            <w:pPr>
+              <w:spacing w:after="20" w:line="252" w:lineRule="auto"/>
+            </w:pPr>
+            <w:r>
+              <w:rPr>
+                <w:sz w:val="18"/>
+                <w:szCs w:val="18"/>
+                <w:lang w:eastAsia="ko-KR"/>
+              </w:rPr>
+              <w:t xml:space="preserve">HMS:1003110:수위</w:t>
+            </w:r>
+          </w:p>
+        </w:tc>
+        <w:tc>
+          <w:tcPr>
+            <w:tcW w:w="4986" w:type="dxa"/>
+            <w:tcMar>
+              <w:top w:w="80" w:type="dxa"/>
+              <w:left w:w="110" w:type="dxa"/>
+              <w:bottom w:w="80" w:type="dxa"/>
+              <w:right w:w="110" w:type="dxa"/>
+            </w:tcMar>
+            <w:vAlign w:val="center"/>
+          </w:tcPr>
+          <w:p>
+            <w:pPr>
+              <w:spacing w:after="20" w:line="252" w:lineRule="auto"/>
+            </w:pPr>
+            <w:r>
+              <w:rPr>
+                <w:sz w:val="18"/>
+                <w:szCs w:val="18"/>
+                <w:lang w:eastAsia="ko-KR"/>
+              </w:rPr>
+              <w:t xml:space="preserve">HydrometeorologicalState</w:t>
+            </w:r>
+          </w:p>
+        </w:tc>
+      </w:tr>
+    </w:tbl>
+    <w:p>
+      <w:pPr>
+        <w:spacing w:after="60"/>
+        <w:rPr>
+          <w:lang w:eastAsia="ko-KR"/>
+        </w:rPr>
+      </w:pPr>
+    </w:p>
+    <w:p>
+      <w:pPr>
+        <w:keepNext/>
+        <w:spacing w:before="240"/>
+        <w:rPr>
+          <w:lang w:eastAsia="ko-KR"/>
+        </w:rPr>
+      </w:pPr>
+      <w:r>
+        <w:rPr>
+          <w:b/>
+          <w:color w:val="1F4E79"/>
+          <w:sz w:val="25"/>
+          <w:szCs w:val="25"/>
+          <w:lang w:eastAsia="ko-KR"/>
+        </w:rPr>
+        <w:t xml:space="preserve">과정 3. 열 → Data Property (원리 3)</w:t>
+      </w:r>
+    </w:p>
+    <w:p>
+      <w:pPr>
+        <w:pStyle w:val="a0"/>
+        <w:spacing w:after="60"/>
+        <w:rPr>
+          <w:lang w:eastAsia="ko-KR"/>
+        </w:rPr>
+      </w:pPr>
+      <w:r>
+        <w:rPr>
+          <w:sz w:val="20"/>
+          <w:szCs w:val="20"/>
+          <w:lang w:eastAsia="ko-KR"/>
+        </w:rPr>
+        <w:t xml:space="preserve">열 머리의 변수명 → variableType(수위), DAM_CD → stationCode(1003110)로 저장한다.</w:t>
+      </w:r>
+    </w:p>
+    <w:p>
+      <w:pPr>
+        <w:pStyle w:val="a0"/>
+        <w:spacing w:after="60"/>
+        <w:rPr>
+          <w:lang w:eastAsia="ko-KR"/>
+        </w:rPr>
+      </w:pPr>
+      <w:r>
+        <w:rPr>
+          <w:sz w:val="20"/>
+          <w:szCs w:val="20"/>
+          <w:lang w:eastAsia="ko-KR"/>
+        </w:rPr>
+        <w:t xml:space="preserve">시각별 값(131.55 등)은 KG에 넣지 않고 측정 저장소에 그대로 둔다. 질의할 때 stationCode와 시각으로 측정 저장소에서 찾는다.</w:t>
+      </w:r>
+    </w:p>
+    <w:p>
+      <w:pPr>
+        <w:keepNext/>
+        <w:spacing w:before="60" w:after="40"/>
+        <w:jc w:val="center"/>
+      </w:pPr>
+      <w:r>
+        <w:drawing>
+          <wp:inline distT="0" distB="0" distL="0" distR="0">
+            <wp:extent cx="6141720" cy="2406969"/>
+            <wp:docPr id="16" name="step3_doc_h3" descr="step3_doc_h3"/>
+            <wp:cNvGraphicFramePr>
+              <a:graphicFrameLocks xmlns:a="http://schemas.openxmlformats.org/drawingml/2006/main" noChangeAspect="1"/>
+            </wp:cNvGraphicFramePr>
+            <a:graphic xmlns:a="http://schemas.openxmlformats.org/drawingml/2006/main">
+              <a:graphicData uri="http://schemas.openxmlformats.org/drawingml/2006/picture">
+                <pic:pic xmlns:pic="http://schemas.openxmlformats.org/drawingml/2006/picture">
+                  <pic:nvPicPr>
+                    <pic:cNvPr id="16" name="step3_doc_h3"/>
+                    <pic:cNvPicPr/>
+                  </pic:nvPicPr>
+                  <pic:blipFill>
+                    <a:blip r:embed="rIdImg16"/>
+                    <a:stretch>
+                      <a:fillRect/>
+                    </a:stretch>
+                  </pic:blipFill>
+                  <pic:spPr>
+                    <a:xfrm>
+                      <a:off x="0" y="0"/>
+                      <a:ext cx="6141720" cy="2406969"/>
+                    </a:xfrm>
+                    <a:prstGeom prst="rect">
+                      <a:avLst/>
+                    </a:prstGeom>
+                  </pic:spPr>
+                </pic:pic>
+              </a:graphicData>
+            </a:graphic>
+          </wp:inline>
+        </w:drawing>
+      </w:r>
+    </w:p>
+    <w:p>
+      <w:pPr>
+        <w:spacing w:before="0" w:after="120"/>
+        <w:jc w:val="center"/>
+        <w:rPr>
+          <w:lang w:eastAsia="ko-KR"/>
+        </w:rPr>
+      </w:pPr>
+      <w:r>
+        <w:rPr>
+          <w:color w:val="505050"/>
+          <w:sz w:val="18"/>
+          <w:szCs w:val="18"/>
+          <w:lang w:eastAsia="ko-KR"/>
+        </w:rPr>
+        <w:t xml:space="preserve">그림 16. 수문·기상 상태 속성 — 원본 값, 변환 규칙, 결과</w:t>
+      </w:r>
+    </w:p>
+    <w:p>
+      <w:pPr>
+        <w:spacing w:before="60" w:after="120"/>
+        <w:rPr>
+          <w:lang w:eastAsia="ko-KR"/>
+        </w:rPr>
+      </w:pPr>
+      <w:r>
+        <w:rPr>
+          <w:sz w:val="20"/>
+          <w:szCs w:val="20"/>
+          <w:lang w:eastAsia="ko-KR"/>
+        </w:rPr>
+        <w:t xml:space="preserve">결과: CSV 파일 kgv4_properties.csv에 줄이 생긴다</w:t>
+      </w:r>
+    </w:p>
+    <w:tbl>
+      <w:tblPr>
+        <w:tblW w:w="9972" w:type="dxa"/>
+        <w:jc w:val="center"/>
+        <w:tblBorders>
+          <w:top w:val="single" w:sz="5" w:space="0" w:color="A6A6A6"/>
+          <w:left w:val="single" w:sz="5" w:space="0" w:color="A6A6A6"/>
+          <w:bottom w:val="single" w:sz="5" w:space="0" w:color="A6A6A6"/>
+          <w:right w:val="single" w:sz="5" w:space="0" w:color="A6A6A6"/>
+          <w:insideH w:val="single" w:sz="5" w:space="0" w:color="A6A6A6"/>
+          <w:insideV w:val="single" w:sz="5" w:space="0" w:color="A6A6A6"/>
+        </w:tblBorders>
+        <w:tblLayout w:type="fixed"/>
+        <w:tblLook w:val="04A0" w:firstRow="1" w:lastRow="0" w:firstColumn="1" w:lastColumn="0" w:noHBand="0" w:noVBand="1"/>
+      </w:tblPr>
+      <w:tblGrid>
+        <w:gridCol w:w="2200"/>
+        <w:gridCol w:w="2000"/>
+        <w:gridCol w:w="4672"/>
+        <w:gridCol w:w="1100"/>
+      </w:tblGrid>
+      <w:tr>
+        <w:trPr>
+          <w:cantSplit/>
+          <w:tblHeader/>
+          <w:jc w:val="center"/>
+        </w:trPr>
+        <w:tc>
+          <w:tcPr>
+            <w:tcW w:w="2200" w:type="dxa"/>
+            <w:shd w:val="clear" w:color="auto" w:fill="D9EAF7"/>
+            <w:tcMar>
+              <w:top w:w="80" w:type="dxa"/>
+              <w:left w:w="110" w:type="dxa"/>
+              <w:bottom w:w="80" w:type="dxa"/>
+              <w:right w:w="110" w:type="dxa"/>
+            </w:tcMar>
+            <w:vAlign w:val="center"/>
+          </w:tcPr>
+          <w:p>
+            <w:pPr>
+              <w:spacing w:after="20" w:line="252" w:lineRule="auto"/>
+              <w:jc w:val="center"/>
+            </w:pPr>
+            <w:r>
+              <w:rPr>
+                <w:b/>
+                <w:sz w:val="18"/>
+                <w:szCs w:val="18"/>
+                <w:lang w:eastAsia="ko-KR"/>
+              </w:rPr>
+              <w:t xml:space="preserve">Entity ID</w:t>
+            </w:r>
+          </w:p>
+        </w:tc>
+        <w:tc>
+          <w:tcPr>
+            <w:tcW w:w="2000" w:type="dxa"/>
+            <w:shd w:val="clear" w:color="auto" w:fill="D9EAF7"/>
+            <w:tcMar>
+              <w:top w:w="80" w:type="dxa"/>
+              <w:left w:w="110" w:type="dxa"/>
+              <w:bottom w:w="80" w:type="dxa"/>
+              <w:right w:w="110" w:type="dxa"/>
+            </w:tcMar>
+            <w:vAlign w:val="center"/>
+          </w:tcPr>
+          <w:p>
+            <w:pPr>
+              <w:spacing w:after="20" w:line="252" w:lineRule="auto"/>
+              <w:jc w:val="center"/>
+            </w:pPr>
+            <w:r>
+              <w:rPr>
+                <w:b/>
+                <w:sz w:val="18"/>
+                <w:szCs w:val="18"/>
+                <w:lang w:eastAsia="ko-KR"/>
+              </w:rPr>
+              <w:t xml:space="preserve">속성</w:t>
+            </w:r>
+          </w:p>
+        </w:tc>
+        <w:tc>
+          <w:tcPr>
+            <w:tcW w:w="4672" w:type="dxa"/>
+            <w:shd w:val="clear" w:color="auto" w:fill="D9EAF7"/>
+            <w:tcMar>
+              <w:top w:w="80" w:type="dxa"/>
+              <w:left w:w="110" w:type="dxa"/>
+              <w:bottom w:w="80" w:type="dxa"/>
+              <w:right w:w="110" w:type="dxa"/>
+            </w:tcMar>
+            <w:vAlign w:val="center"/>
+          </w:tcPr>
+          <w:p>
+            <w:pPr>
+              <w:spacing w:after="20" w:line="252" w:lineRule="auto"/>
+              <w:jc w:val="center"/>
+            </w:pPr>
+            <w:r>
+              <w:rPr>
+                <w:b/>
+                <w:sz w:val="18"/>
+                <w:szCs w:val="18"/>
+                <w:lang w:eastAsia="ko-KR"/>
+              </w:rPr>
+              <w:t xml:space="preserve">값</w:t>
+            </w:r>
+          </w:p>
+        </w:tc>
+        <w:tc>
+          <w:tcPr>
+            <w:tcW w:w="1100" w:type="dxa"/>
+            <w:shd w:val="clear" w:color="auto" w:fill="D9EAF7"/>
+            <w:tcMar>
+              <w:top w:w="80" w:type="dxa"/>
+              <w:left w:w="110" w:type="dxa"/>
+              <w:bottom w:w="80" w:type="dxa"/>
+              <w:right w:w="110" w:type="dxa"/>
+            </w:tcMar>
+            <w:vAlign w:val="center"/>
+          </w:tcPr>
+          <w:p>
+            <w:pPr>
+              <w:spacing w:after="20" w:line="252" w:lineRule="auto"/>
+              <w:jc w:val="center"/>
+            </w:pPr>
+            <w:r>
+              <w:rPr>
+                <w:b/>
+                <w:sz w:val="18"/>
+                <w:szCs w:val="18"/>
+                <w:lang w:eastAsia="ko-KR"/>
+              </w:rPr>
+              <w:t xml:space="preserve">자료형</w:t>
+            </w:r>
+          </w:p>
+        </w:tc>
+      </w:tr>
+      <w:tr>
+        <w:trPr>
+          <w:cantSplit/>
+          <w:jc w:val="center"/>
+        </w:trPr>
+        <w:tc>
+          <w:tcPr>
+            <w:tcW w:w="2200" w:type="dxa"/>
+            <w:tcMar>
+              <w:top w:w="80" w:type="dxa"/>
+              <w:left w:w="110" w:type="dxa"/>
+              <w:bottom w:w="80" w:type="dxa"/>
+              <w:right w:w="110" w:type="dxa"/>
+            </w:tcMar>
+            <w:vAlign w:val="center"/>
+          </w:tcPr>
+          <w:p>
+            <w:pPr>
+              <w:spacing w:after="20" w:line="252" w:lineRule="auto"/>
+            </w:pPr>
+            <w:r>
+              <w:rPr>
+                <w:sz w:val="18"/>
+                <w:szCs w:val="18"/>
+                <w:lang w:eastAsia="ko-KR"/>
+              </w:rPr>
+              <w:t xml:space="preserve">HMS:1003110:수위</w:t>
+            </w:r>
+          </w:p>
+        </w:tc>
+        <w:tc>
+          <w:tcPr>
+            <w:tcW w:w="2000" w:type="dxa"/>
+            <w:tcMar>
+              <w:top w:w="80" w:type="dxa"/>
+              <w:left w:w="110" w:type="dxa"/>
+              <w:bottom w:w="80" w:type="dxa"/>
+              <w:right w:w="110" w:type="dxa"/>
+            </w:tcMar>
+            <w:vAlign w:val="center"/>
+          </w:tcPr>
+          <w:p>
+            <w:pPr>
+              <w:spacing w:after="20" w:line="252" w:lineRule="auto"/>
+            </w:pPr>
+            <w:r>
+              <w:rPr>
+                <w:sz w:val="18"/>
+                <w:szCs w:val="18"/>
+                <w:lang w:eastAsia="ko-KR"/>
+              </w:rPr>
+              <w:t xml:space="preserve">variableType</w:t>
+            </w:r>
+          </w:p>
+        </w:tc>
+        <w:tc>
+          <w:tcPr>
+            <w:tcW w:w="4672" w:type="dxa"/>
+            <w:tcMar>
+              <w:top w:w="80" w:type="dxa"/>
+              <w:left w:w="110" w:type="dxa"/>
+              <w:bottom w:w="80" w:type="dxa"/>
+              <w:right w:w="110" w:type="dxa"/>
+            </w:tcMar>
+            <w:vAlign w:val="center"/>
+          </w:tcPr>
+          <w:p>
+            <w:pPr>
+              <w:spacing w:after="20" w:line="252" w:lineRule="auto"/>
+            </w:pPr>
+            <w:r>
+              <w:rPr>
+                <w:sz w:val="18"/>
+                <w:szCs w:val="18"/>
+                <w:lang w:eastAsia="ko-KR"/>
+              </w:rPr>
+              <w:t xml:space="preserve">수위</w:t>
+            </w:r>
+          </w:p>
+        </w:tc>
+        <w:tc>
+          <w:tcPr>
+            <w:tcW w:w="1100" w:type="dxa"/>
+            <w:tcMar>
+              <w:top w:w="80" w:type="dxa"/>
+              <w:left w:w="110" w:type="dxa"/>
+              <w:bottom w:w="80" w:type="dxa"/>
+              <w:right w:w="110" w:type="dxa"/>
+            </w:tcMar>
+            <w:vAlign w:val="center"/>
+          </w:tcPr>
+          <w:p>
+            <w:pPr>
+              <w:spacing w:after="20" w:line="252" w:lineRule="auto"/>
+            </w:pPr>
+            <w:r>
+              <w:rPr>
+                <w:sz w:val="18"/>
+                <w:szCs w:val="18"/>
+                <w:lang w:eastAsia="ko-KR"/>
+              </w:rPr>
+              <w:t xml:space="preserve">글자</w:t>
+            </w:r>
+          </w:p>
+        </w:tc>
+      </w:tr>
+      <w:tr>
+        <w:trPr>
+          <w:cantSplit/>
+          <w:jc w:val="center"/>
+        </w:trPr>
+        <w:tc>
+          <w:tcPr>
+            <w:tcW w:w="2200" w:type="dxa"/>
+            <w:tcMar>
+              <w:top w:w="80" w:type="dxa"/>
+              <w:left w:w="110" w:type="dxa"/>
+              <w:bottom w:w="80" w:type="dxa"/>
+              <w:right w:w="110" w:type="dxa"/>
+            </w:tcMar>
+            <w:vAlign w:val="center"/>
+          </w:tcPr>
+          <w:p>
+            <w:pPr>
+              <w:spacing w:after="20" w:line="252" w:lineRule="auto"/>
+            </w:pPr>
+            <w:r>
+              <w:rPr>
+                <w:sz w:val="18"/>
+                <w:szCs w:val="18"/>
+                <w:lang w:eastAsia="ko-KR"/>
+              </w:rPr>
+              <w:t xml:space="preserve">HMS:1003110:수위</w:t>
+            </w:r>
+          </w:p>
+        </w:tc>
+        <w:tc>
+          <w:tcPr>
+            <w:tcW w:w="2000" w:type="dxa"/>
+            <w:tcMar>
+              <w:top w:w="80" w:type="dxa"/>
+              <w:left w:w="110" w:type="dxa"/>
+              <w:bottom w:w="80" w:type="dxa"/>
+              <w:right w:w="110" w:type="dxa"/>
+            </w:tcMar>
+            <w:vAlign w:val="center"/>
+          </w:tcPr>
+          <w:p>
+            <w:pPr>
+              <w:spacing w:after="20" w:line="252" w:lineRule="auto"/>
+            </w:pPr>
+            <w:r>
+              <w:rPr>
+                <w:sz w:val="18"/>
+                <w:szCs w:val="18"/>
+                <w:lang w:eastAsia="ko-KR"/>
+              </w:rPr>
+              <w:t xml:space="preserve">stationCode</w:t>
+            </w:r>
+          </w:p>
+        </w:tc>
+        <w:tc>
+          <w:tcPr>
+            <w:tcW w:w="4672" w:type="dxa"/>
+            <w:tcMar>
+              <w:top w:w="80" w:type="dxa"/>
+              <w:left w:w="110" w:type="dxa"/>
+              <w:bottom w:w="80" w:type="dxa"/>
+              <w:right w:w="110" w:type="dxa"/>
+            </w:tcMar>
+            <w:vAlign w:val="center"/>
+          </w:tcPr>
+          <w:p>
+            <w:pPr>
+              <w:spacing w:after="20" w:line="252" w:lineRule="auto"/>
+            </w:pPr>
+            <w:r>
+              <w:rPr>
+                <w:sz w:val="18"/>
+                <w:szCs w:val="18"/>
+                <w:lang w:eastAsia="ko-KR"/>
+              </w:rPr>
+              <w:t xml:space="preserve">1003110</w:t>
+            </w:r>
+          </w:p>
+        </w:tc>
+        <w:tc>
+          <w:tcPr>
+            <w:tcW w:w="1100" w:type="dxa"/>
+            <w:tcMar>
+              <w:top w:w="80" w:type="dxa"/>
+              <w:left w:w="110" w:type="dxa"/>
+              <w:bottom w:w="80" w:type="dxa"/>
+              <w:right w:w="110" w:type="dxa"/>
+            </w:tcMar>
+            <w:vAlign w:val="center"/>
+          </w:tcPr>
+          <w:p>
+            <w:pPr>
+              <w:spacing w:after="20" w:line="252" w:lineRule="auto"/>
+            </w:pPr>
+            <w:r>
+              <w:rPr>
+                <w:sz w:val="18"/>
+                <w:szCs w:val="18"/>
+                <w:lang w:eastAsia="ko-KR"/>
+              </w:rPr>
+              <w:t xml:space="preserve">글자</w:t>
+            </w:r>
+          </w:p>
+        </w:tc>
+      </w:tr>
+    </w:tbl>
+    <w:p>
+      <w:pPr>
+        <w:spacing w:after="60"/>
+        <w:rPr>
+          <w:lang w:eastAsia="ko-KR"/>
+        </w:rPr>
+      </w:pPr>
+    </w:p>
+    <w:p>
+      <w:pPr>
+        <w:keepNext/>
+        <w:spacing w:before="240"/>
+        <w:rPr>
+          <w:lang w:eastAsia="ko-KR"/>
+        </w:rPr>
+      </w:pPr>
+      <w:r>
+        <w:rPr>
+          <w:b/>
+          <w:color w:val="1F4E79"/>
+          <w:sz w:val="25"/>
+          <w:szCs w:val="25"/>
+          <w:lang w:eastAsia="ko-KR"/>
+        </w:rPr>
+        <w:t xml:space="preserve">과정 4. 근거 Entity와 연결</w:t>
+      </w:r>
+    </w:p>
+    <w:p>
+      <w:pPr>
+        <w:pStyle w:val="a0"/>
+        <w:spacing w:after="60"/>
+        <w:rPr>
+          <w:lang w:eastAsia="ko-KR"/>
+        </w:rPr>
+      </w:pPr>
+      <w:r>
+        <w:rPr>
+          <w:sz w:val="20"/>
+          <w:szCs w:val="20"/>
+          <w:lang w:eastAsia="ko-KR"/>
+        </w:rPr>
+        <w:t xml:space="preserve">댐마다 측정자료 근거 Entity를 한 번 만든다. ID는 "EVI:KW:" + {DAM_CD}이고, 속성은 sourceTitle, sourceType(측정자료), sourceLocator(그 댐의 시간별 자료)이다.</w:t>
+      </w:r>
+    </w:p>
+    <w:p>
+      <w:pPr>
+        <w:pStyle w:val="a0"/>
+        <w:spacing w:after="60"/>
+        <w:rPr>
+          <w:lang w:eastAsia="ko-KR"/>
+        </w:rPr>
+      </w:pPr>
+      <w:r>
+        <w:rPr>
+          <w:sz w:val="20"/>
+          <w:szCs w:val="20"/>
+          <w:lang w:eastAsia="ko-KR"/>
+        </w:rPr>
+        <w:t xml:space="preserve">그 댐의 HMS 6개를 만들 때마다 같은 댐 코드의 근거 Entity에 supportedBy로 잇는다. 같은 코드로 만들었으므로 찾을 필요가 없다.</w:t>
+      </w:r>
+    </w:p>
+    <w:p>
+      <w:pPr>
+        <w:keepNext/>
+        <w:spacing w:before="60" w:after="40"/>
+        <w:jc w:val="center"/>
+      </w:pPr>
+      <w:r>
+        <w:drawing>
+          <wp:inline distT="0" distB="0" distL="0" distR="0">
+            <wp:extent cx="6141720" cy="2026767"/>
+            <wp:docPr id="17" name="step3_doc_h4" descr="step3_doc_h4"/>
+            <wp:cNvGraphicFramePr>
+              <a:graphicFrameLocks xmlns:a="http://schemas.openxmlformats.org/drawingml/2006/main" noChangeAspect="1"/>
+            </wp:cNvGraphicFramePr>
+            <a:graphic xmlns:a="http://schemas.openxmlformats.org/drawingml/2006/main">
+              <a:graphicData uri="http://schemas.openxmlformats.org/drawingml/2006/picture">
+                <pic:pic xmlns:pic="http://schemas.openxmlformats.org/drawingml/2006/picture">
+                  <pic:nvPicPr>
+                    <pic:cNvPr id="17" name="step3_doc_h4"/>
+                    <pic:cNvPicPr/>
+                  </pic:nvPicPr>
+                  <pic:blipFill>
+                    <a:blip r:embed="rIdImg17"/>
+                    <a:stretch>
+                      <a:fillRect/>
+                    </a:stretch>
+                  </pic:blipFill>
+                  <pic:spPr>
+                    <a:xfrm>
+                      <a:off x="0" y="0"/>
+                      <a:ext cx="6141720" cy="2026767"/>
+                    </a:xfrm>
+                    <a:prstGeom prst="rect">
+                      <a:avLst/>
+                    </a:prstGeom>
+                  </pic:spPr>
+                </pic:pic>
+              </a:graphicData>
+            </a:graphic>
+          </wp:inline>
+        </w:drawing>
+      </w:r>
+    </w:p>
+    <w:p>
+      <w:pPr>
+        <w:spacing w:before="0" w:after="120"/>
+        <w:jc w:val="center"/>
+        <w:rPr>
+          <w:lang w:eastAsia="ko-KR"/>
+        </w:rPr>
+      </w:pPr>
+      <w:r>
+        <w:rPr>
+          <w:color w:val="505050"/>
+          <w:sz w:val="18"/>
+          <w:szCs w:val="18"/>
+          <w:lang w:eastAsia="ko-KR"/>
+        </w:rPr>
+        <w:t xml:space="preserve">그림 17. 수문·기상 상태의 근거 연결 — 같은 댐의 측정자료 근거 Entity에 잇는다</w:t>
+      </w:r>
+    </w:p>
+    <w:p>
+      <w:pPr>
+        <w:spacing w:before="60" w:after="120"/>
+        <w:rPr>
+          <w:lang w:eastAsia="ko-KR"/>
+        </w:rPr>
+      </w:pPr>
+      <w:r>
+        <w:rPr>
+          <w:sz w:val="20"/>
+          <w:szCs w:val="20"/>
+          <w:lang w:eastAsia="ko-KR"/>
+        </w:rPr>
+        <w:t xml:space="preserve">결과: 근거 Entity의 속성도 kgv4_properties.csv에 줄로 추가된다</w:t>
+      </w:r>
+    </w:p>
+    <w:tbl>
+      <w:tblPr>
+        <w:tblW w:w="9972" w:type="dxa"/>
+        <w:jc w:val="center"/>
+        <w:tblBorders>
+          <w:top w:val="single" w:sz="5" w:space="0" w:color="A6A6A6"/>
+          <w:left w:val="single" w:sz="5" w:space="0" w:color="A6A6A6"/>
+          <w:bottom w:val="single" w:sz="5" w:space="0" w:color="A6A6A6"/>
+          <w:right w:val="single" w:sz="5" w:space="0" w:color="A6A6A6"/>
+          <w:insideH w:val="single" w:sz="5" w:space="0" w:color="A6A6A6"/>
+          <w:insideV w:val="single" w:sz="5" w:space="0" w:color="A6A6A6"/>
+        </w:tblBorders>
+        <w:tblLayout w:type="fixed"/>
+        <w:tblLook w:val="04A0" w:firstRow="1" w:lastRow="0" w:firstColumn="1" w:lastColumn="0" w:noHBand="0" w:noVBand="1"/>
+      </w:tblPr>
+      <w:tblGrid>
+        <w:gridCol w:w="2000"/>
+        <w:gridCol w:w="2000"/>
+        <w:gridCol w:w="4872"/>
+        <w:gridCol w:w="1100"/>
+      </w:tblGrid>
+      <w:tr>
+        <w:trPr>
+          <w:cantSplit/>
+          <w:tblHeader/>
+          <w:jc w:val="center"/>
+        </w:trPr>
+        <w:tc>
+          <w:tcPr>
+            <w:tcW w:w="2000" w:type="dxa"/>
+            <w:shd w:val="clear" w:color="auto" w:fill="D9EAF7"/>
+            <w:tcMar>
+              <w:top w:w="80" w:type="dxa"/>
+              <w:left w:w="110" w:type="dxa"/>
+              <w:bottom w:w="80" w:type="dxa"/>
+              <w:right w:w="110" w:type="dxa"/>
+            </w:tcMar>
+            <w:vAlign w:val="center"/>
+          </w:tcPr>
+          <w:p>
+            <w:pPr>
+              <w:spacing w:after="20" w:line="252" w:lineRule="auto"/>
+              <w:jc w:val="center"/>
+            </w:pPr>
+            <w:r>
+              <w:rPr>
+                <w:b/>
+                <w:sz w:val="18"/>
+                <w:szCs w:val="18"/>
+                <w:lang w:eastAsia="ko-KR"/>
+              </w:rPr>
+              <w:t xml:space="preserve">Entity ID</w:t>
+            </w:r>
+          </w:p>
+        </w:tc>
+        <w:tc>
+          <w:tcPr>
+            <w:tcW w:w="2000" w:type="dxa"/>
+            <w:shd w:val="clear" w:color="auto" w:fill="D9EAF7"/>
+            <w:tcMar>
+              <w:top w:w="80" w:type="dxa"/>
+              <w:left w:w="110" w:type="dxa"/>
+              <w:bottom w:w="80" w:type="dxa"/>
+              <w:right w:w="110" w:type="dxa"/>
+            </w:tcMar>
+            <w:vAlign w:val="center"/>
+          </w:tcPr>
+          <w:p>
+            <w:pPr>
+              <w:spacing w:after="20" w:line="252" w:lineRule="auto"/>
+              <w:jc w:val="center"/>
+            </w:pPr>
+            <w:r>
+              <w:rPr>
+                <w:b/>
+                <w:sz w:val="18"/>
+                <w:szCs w:val="18"/>
+                <w:lang w:eastAsia="ko-KR"/>
+              </w:rPr>
+              <w:t xml:space="preserve">속성</w:t>
+            </w:r>
+          </w:p>
+        </w:tc>
+        <w:tc>
+          <w:tcPr>
+            <w:tcW w:w="4872" w:type="dxa"/>
+            <w:shd w:val="clear" w:color="auto" w:fill="D9EAF7"/>
+            <w:tcMar>
+              <w:top w:w="80" w:type="dxa"/>
+              <w:left w:w="110" w:type="dxa"/>
+              <w:bottom w:w="80" w:type="dxa"/>
+              <w:right w:w="110" w:type="dxa"/>
+            </w:tcMar>
+            <w:vAlign w:val="center"/>
+          </w:tcPr>
+          <w:p>
+            <w:pPr>
+              <w:spacing w:after="20" w:line="252" w:lineRule="auto"/>
+              <w:jc w:val="center"/>
+            </w:pPr>
+            <w:r>
+              <w:rPr>
+                <w:b/>
+                <w:sz w:val="18"/>
+                <w:szCs w:val="18"/>
+                <w:lang w:eastAsia="ko-KR"/>
+              </w:rPr>
+              <w:t xml:space="preserve">값</w:t>
+            </w:r>
+          </w:p>
+        </w:tc>
+        <w:tc>
+          <w:tcPr>
+            <w:tcW w:w="1100" w:type="dxa"/>
+            <w:shd w:val="clear" w:color="auto" w:fill="D9EAF7"/>
+            <w:tcMar>
+              <w:top w:w="80" w:type="dxa"/>
+              <w:left w:w="110" w:type="dxa"/>
+              <w:bottom w:w="80" w:type="dxa"/>
+              <w:right w:w="110" w:type="dxa"/>
+            </w:tcMar>
+            <w:vAlign w:val="center"/>
+          </w:tcPr>
+          <w:p>
+            <w:pPr>
+              <w:spacing w:after="20" w:line="252" w:lineRule="auto"/>
+              <w:jc w:val="center"/>
+            </w:pPr>
+            <w:r>
+              <w:rPr>
+                <w:b/>
+                <w:sz w:val="18"/>
+                <w:szCs w:val="18"/>
+                <w:lang w:eastAsia="ko-KR"/>
+              </w:rPr>
+              <w:t xml:space="preserve">자료형</w:t>
+            </w:r>
+          </w:p>
+        </w:tc>
+      </w:tr>
+      <w:tr>
+        <w:trPr>
+          <w:cantSplit/>
+          <w:jc w:val="center"/>
+        </w:trPr>
+        <w:tc>
+          <w:tcPr>
+            <w:tcW w:w="2000" w:type="dxa"/>
+            <w:tcMar>
+              <w:top w:w="80" w:type="dxa"/>
+              <w:left w:w="110" w:type="dxa"/>
+              <w:bottom w:w="80" w:type="dxa"/>
+              <w:right w:w="110" w:type="dxa"/>
+            </w:tcMar>
+            <w:vAlign w:val="center"/>
+          </w:tcPr>
+          <w:p>
+            <w:pPr>
+              <w:spacing w:after="20" w:line="252" w:lineRule="auto"/>
+            </w:pPr>
+            <w:r>
+              <w:rPr>
+                <w:sz w:val="18"/>
+                <w:szCs w:val="18"/>
+                <w:lang w:eastAsia="ko-KR"/>
+              </w:rPr>
+              <w:t xml:space="preserve">EVI:KW:1003110</w:t>
+            </w:r>
+          </w:p>
+        </w:tc>
+        <w:tc>
+          <w:tcPr>
+            <w:tcW w:w="2000" w:type="dxa"/>
+            <w:tcMar>
+              <w:top w:w="80" w:type="dxa"/>
+              <w:left w:w="110" w:type="dxa"/>
+              <w:bottom w:w="80" w:type="dxa"/>
+              <w:right w:w="110" w:type="dxa"/>
+            </w:tcMar>
+            <w:vAlign w:val="center"/>
+          </w:tcPr>
+          <w:p>
+            <w:pPr>
+              <w:spacing w:after="20" w:line="252" w:lineRule="auto"/>
+            </w:pPr>
+            <w:r>
+              <w:rPr>
+                <w:sz w:val="18"/>
+                <w:szCs w:val="18"/>
+                <w:lang w:eastAsia="ko-KR"/>
+              </w:rPr>
+              <w:t xml:space="preserve">sourceTitle</w:t>
+            </w:r>
+          </w:p>
+        </w:tc>
+        <w:tc>
+          <w:tcPr>
+            <w:tcW w:w="4872" w:type="dxa"/>
+            <w:tcMar>
+              <w:top w:w="80" w:type="dxa"/>
+              <w:left w:w="110" w:type="dxa"/>
+              <w:bottom w:w="80" w:type="dxa"/>
+              <w:right w:w="110" w:type="dxa"/>
+            </w:tcMar>
+            <w:vAlign w:val="center"/>
+          </w:tcPr>
+          <w:p>
+            <w:pPr>
+              <w:spacing w:after="20" w:line="252" w:lineRule="auto"/>
+            </w:pPr>
+            <w:r>
+              <w:rPr>
+                <w:sz w:val="18"/>
+                <w:szCs w:val="18"/>
+                <w:lang w:eastAsia="ko-KR"/>
+              </w:rPr>
+              <w:t xml:space="preserve">K-water MyWater 수문 시간자료</w:t>
+            </w:r>
+          </w:p>
+        </w:tc>
+        <w:tc>
+          <w:tcPr>
+            <w:tcW w:w="1100" w:type="dxa"/>
+            <w:tcMar>
+              <w:top w:w="80" w:type="dxa"/>
+              <w:left w:w="110" w:type="dxa"/>
+              <w:bottom w:w="80" w:type="dxa"/>
+              <w:right w:w="110" w:type="dxa"/>
+            </w:tcMar>
+            <w:vAlign w:val="center"/>
+          </w:tcPr>
+          <w:p>
+            <w:pPr>
+              <w:spacing w:after="20" w:line="252" w:lineRule="auto"/>
+            </w:pPr>
+            <w:r>
+              <w:rPr>
+                <w:sz w:val="18"/>
+                <w:szCs w:val="18"/>
+                <w:lang w:eastAsia="ko-KR"/>
+              </w:rPr>
+              <w:t xml:space="preserve">글자</w:t>
+            </w:r>
+          </w:p>
+        </w:tc>
+      </w:tr>
+      <w:tr>
+        <w:trPr>
+          <w:cantSplit/>
+          <w:jc w:val="center"/>
+        </w:trPr>
+        <w:tc>
+          <w:tcPr>
+            <w:tcW w:w="2000" w:type="dxa"/>
+            <w:tcMar>
+              <w:top w:w="80" w:type="dxa"/>
+              <w:left w:w="110" w:type="dxa"/>
+              <w:bottom w:w="80" w:type="dxa"/>
+              <w:right w:w="110" w:type="dxa"/>
+            </w:tcMar>
+            <w:vAlign w:val="center"/>
+          </w:tcPr>
+          <w:p>
+            <w:pPr>
+              <w:spacing w:after="20" w:line="252" w:lineRule="auto"/>
+            </w:pPr>
+            <w:r>
+              <w:rPr>
+                <w:sz w:val="18"/>
+                <w:szCs w:val="18"/>
+                <w:lang w:eastAsia="ko-KR"/>
+              </w:rPr>
+              <w:t xml:space="preserve">EVI:KW:1003110</w:t>
+            </w:r>
+          </w:p>
+        </w:tc>
+        <w:tc>
+          <w:tcPr>
+            <w:tcW w:w="2000" w:type="dxa"/>
+            <w:tcMar>
+              <w:top w:w="80" w:type="dxa"/>
+              <w:left w:w="110" w:type="dxa"/>
+              <w:bottom w:w="80" w:type="dxa"/>
+              <w:right w:w="110" w:type="dxa"/>
+            </w:tcMar>
+            <w:vAlign w:val="center"/>
+          </w:tcPr>
+          <w:p>
+            <w:pPr>
+              <w:spacing w:after="20" w:line="252" w:lineRule="auto"/>
+            </w:pPr>
+            <w:r>
+              <w:rPr>
+                <w:sz w:val="18"/>
+                <w:szCs w:val="18"/>
+                <w:lang w:eastAsia="ko-KR"/>
+              </w:rPr>
+              <w:t xml:space="preserve">sourceType</w:t>
+            </w:r>
+          </w:p>
+        </w:tc>
+        <w:tc>
+          <w:tcPr>
+            <w:tcW w:w="4872" w:type="dxa"/>
+            <w:tcMar>
+              <w:top w:w="80" w:type="dxa"/>
+              <w:left w:w="110" w:type="dxa"/>
+              <w:bottom w:w="80" w:type="dxa"/>
+              <w:right w:w="110" w:type="dxa"/>
+            </w:tcMar>
+            <w:vAlign w:val="center"/>
+          </w:tcPr>
+          <w:p>
+            <w:pPr>
+              <w:spacing w:after="20" w:line="252" w:lineRule="auto"/>
+            </w:pPr>
+            <w:r>
+              <w:rPr>
+                <w:sz w:val="18"/>
+                <w:szCs w:val="18"/>
+                <w:lang w:eastAsia="ko-KR"/>
+              </w:rPr>
+              <w:t xml:space="preserve">측정자료</w:t>
+            </w:r>
+          </w:p>
+        </w:tc>
+        <w:tc>
+          <w:tcPr>
+            <w:tcW w:w="1100" w:type="dxa"/>
+            <w:tcMar>
+              <w:top w:w="80" w:type="dxa"/>
+              <w:left w:w="110" w:type="dxa"/>
+              <w:bottom w:w="80" w:type="dxa"/>
+              <w:right w:w="110" w:type="dxa"/>
+            </w:tcMar>
+            <w:vAlign w:val="center"/>
+          </w:tcPr>
+          <w:p>
+            <w:pPr>
+              <w:spacing w:after="20" w:line="252" w:lineRule="auto"/>
+            </w:pPr>
+            <w:r>
+              <w:rPr>
+                <w:sz w:val="18"/>
+                <w:szCs w:val="18"/>
+                <w:lang w:eastAsia="ko-KR"/>
+              </w:rPr>
+              <w:t xml:space="preserve">글자</w:t>
+            </w:r>
+          </w:p>
+        </w:tc>
+      </w:tr>
+      <w:tr>
+        <w:trPr>
+          <w:cantSplit/>
+          <w:jc w:val="center"/>
+        </w:trPr>
+        <w:tc>
+          <w:tcPr>
+            <w:tcW w:w="2000" w:type="dxa"/>
+            <w:tcMar>
+              <w:top w:w="80" w:type="dxa"/>
+              <w:left w:w="110" w:type="dxa"/>
+              <w:bottom w:w="80" w:type="dxa"/>
+              <w:right w:w="110" w:type="dxa"/>
+            </w:tcMar>
+            <w:vAlign w:val="center"/>
+          </w:tcPr>
+          <w:p>
+            <w:pPr>
+              <w:spacing w:after="20" w:line="252" w:lineRule="auto"/>
+            </w:pPr>
+            <w:r>
+              <w:rPr>
+                <w:sz w:val="18"/>
+                <w:szCs w:val="18"/>
+                <w:lang w:eastAsia="ko-KR"/>
+              </w:rPr>
+              <w:t xml:space="preserve">EVI:KW:1003110</w:t>
+            </w:r>
+          </w:p>
+        </w:tc>
+        <w:tc>
+          <w:tcPr>
+            <w:tcW w:w="2000" w:type="dxa"/>
+            <w:tcMar>
+              <w:top w:w="80" w:type="dxa"/>
+              <w:left w:w="110" w:type="dxa"/>
+              <w:bottom w:w="80" w:type="dxa"/>
+              <w:right w:w="110" w:type="dxa"/>
+            </w:tcMar>
+            <w:vAlign w:val="center"/>
+          </w:tcPr>
+          <w:p>
+            <w:pPr>
+              <w:spacing w:after="20" w:line="252" w:lineRule="auto"/>
+            </w:pPr>
+            <w:r>
+              <w:rPr>
+                <w:sz w:val="18"/>
+                <w:szCs w:val="18"/>
+                <w:lang w:eastAsia="ko-KR"/>
+              </w:rPr>
+              <w:t xml:space="preserve">sourceLocator</w:t>
+            </w:r>
+          </w:p>
+        </w:tc>
+        <w:tc>
+          <w:tcPr>
+            <w:tcW w:w="4872" w:type="dxa"/>
+            <w:tcMar>
+              <w:top w:w="80" w:type="dxa"/>
+              <w:left w:w="110" w:type="dxa"/>
+              <w:bottom w:w="80" w:type="dxa"/>
+              <w:right w:w="110" w:type="dxa"/>
+            </w:tcMar>
+            <w:vAlign w:val="center"/>
+          </w:tcPr>
+          <w:p>
+            <w:pPr>
+              <w:spacing w:after="20" w:line="252" w:lineRule="auto"/>
+            </w:pPr>
+            <w:r>
+              <w:rPr>
+                <w:sz w:val="18"/>
+                <w:szCs w:val="18"/>
+                <w:lang w:eastAsia="ko-KR"/>
+              </w:rPr>
+              <w:t xml:space="preserve">DAM_CD=1003110 충주댐 시간별 자료</w:t>
+            </w:r>
+          </w:p>
+        </w:tc>
+        <w:tc>
+          <w:tcPr>
+            <w:tcW w:w="1100" w:type="dxa"/>
+            <w:tcMar>
+              <w:top w:w="80" w:type="dxa"/>
+              <w:left w:w="110" w:type="dxa"/>
+              <w:bottom w:w="80" w:type="dxa"/>
+              <w:right w:w="110" w:type="dxa"/>
+            </w:tcMar>
+            <w:vAlign w:val="center"/>
+          </w:tcPr>
+          <w:p>
+            <w:pPr>
+              <w:spacing w:after="20" w:line="252" w:lineRule="auto"/>
+            </w:pPr>
+            <w:r>
+              <w:rPr>
+                <w:sz w:val="18"/>
+                <w:szCs w:val="18"/>
+                <w:lang w:eastAsia="ko-KR"/>
+              </w:rPr>
+              <w:t xml:space="preserve">글자</w:t>
+            </w:r>
+          </w:p>
+        </w:tc>
+      </w:tr>
+    </w:tbl>
+    <w:p>
+      <w:pPr>
+        <w:spacing w:after="60"/>
+        <w:rPr>
+          <w:lang w:eastAsia="ko-KR"/>
+        </w:rPr>
+      </w:pPr>
+    </w:p>
+    <w:p>
+      <w:pPr>
+        <w:keepNext/>
+        <w:spacing w:before="240"/>
+        <w:rPr>
+          <w:lang w:eastAsia="ko-KR"/>
+        </w:rPr>
+      </w:pPr>
+      <w:r>
+        <w:rPr>
+          <w:b/>
+          <w:color w:val="1F4E79"/>
+          <w:sz w:val="25"/>
+          <w:szCs w:val="25"/>
+          <w:lang w:eastAsia="ko-KR"/>
+        </w:rPr>
+        <w:t xml:space="preserve">과정 5. 출처 기록</w:t>
+      </w:r>
+    </w:p>
+    <w:p>
+      <w:pPr>
+        <w:pStyle w:val="a0"/>
+        <w:spacing w:after="60"/>
+        <w:rPr>
+          <w:lang w:eastAsia="ko-KR"/>
+        </w:rPr>
+      </w:pPr>
+      <w:r>
+        <w:rPr>
+          <w:sz w:val="20"/>
+          <w:szCs w:val="20"/>
+          <w:lang w:eastAsia="ko-KR"/>
+        </w:rPr>
+        <w:t xml:space="preserve">위치에는 값이 들어 있는 열 이름(DATA1_수위(EL.m))을 남긴다. 이 열 이름과 stationCode로 측정 저장소의 시각별 값을 바로 찾을 수 있다.</w:t>
+      </w:r>
+    </w:p>
+    <w:p>
+      <w:pPr>
+        <w:spacing w:before="60" w:after="120"/>
+        <w:rPr>
+          <w:lang w:eastAsia="ko-KR"/>
+        </w:rPr>
+      </w:pPr>
+      <w:r>
+        <w:rPr>
+          <w:sz w:val="20"/>
+          <w:szCs w:val="20"/>
+          <w:lang w:eastAsia="ko-KR"/>
+        </w:rPr>
+        <w:t xml:space="preserve">결과: CSV 파일 kgv4_provenance.csv에 줄이 생긴다</w:t>
+      </w:r>
+    </w:p>
+    <w:tbl>
+      <w:tblPr>
+        <w:tblW w:w="9972" w:type="dxa"/>
+        <w:jc w:val="center"/>
+        <w:tblBorders>
+          <w:top w:val="single" w:sz="5" w:space="0" w:color="A6A6A6"/>
+          <w:left w:val="single" w:sz="5" w:space="0" w:color="A6A6A6"/>
+          <w:bottom w:val="single" w:sz="5" w:space="0" w:color="A6A6A6"/>
+          <w:right w:val="single" w:sz="5" w:space="0" w:color="A6A6A6"/>
+          <w:insideH w:val="single" w:sz="5" w:space="0" w:color="A6A6A6"/>
+          <w:insideV w:val="single" w:sz="5" w:space="0" w:color="A6A6A6"/>
+        </w:tblBorders>
+        <w:tblLayout w:type="fixed"/>
+        <w:tblLook w:val="04A0" w:firstRow="1" w:lastRow="0" w:firstColumn="1" w:lastColumn="0" w:noHBand="0" w:noVBand="1"/>
+      </w:tblPr>
+      <w:tblGrid>
+        <w:gridCol w:w="1900"/>
+        <w:gridCol w:w="3300"/>
+        <w:gridCol w:w="1900"/>
+        <w:gridCol w:w="1200"/>
+        <w:gridCol w:w="1672"/>
+      </w:tblGrid>
+      <w:tr>
+        <w:trPr>
+          <w:cantSplit/>
+          <w:tblHeader/>
+          <w:jc w:val="center"/>
+        </w:trPr>
+        <w:tc>
+          <w:tcPr>
+            <w:tcW w:w="1900" w:type="dxa"/>
+            <w:shd w:val="clear" w:color="auto" w:fill="D9EAF7"/>
+            <w:tcMar>
+              <w:top w:w="80" w:type="dxa"/>
+              <w:left w:w="110" w:type="dxa"/>
+              <w:bottom w:w="80" w:type="dxa"/>
+              <w:right w:w="110" w:type="dxa"/>
+            </w:tcMar>
+            <w:vAlign w:val="center"/>
+          </w:tcPr>
+          <w:p>
+            <w:pPr>
+              <w:spacing w:after="20" w:line="252" w:lineRule="auto"/>
+              <w:jc w:val="center"/>
+            </w:pPr>
+            <w:r>
+              <w:rPr>
+                <w:b/>
+                <w:sz w:val="18"/>
+                <w:szCs w:val="18"/>
+                <w:lang w:eastAsia="ko-KR"/>
+              </w:rPr>
+              <w:t xml:space="preserve">Entity ID</w:t>
+            </w:r>
+          </w:p>
+        </w:tc>
+        <w:tc>
+          <w:tcPr>
+            <w:tcW w:w="3300" w:type="dxa"/>
+            <w:shd w:val="clear" w:color="auto" w:fill="D9EAF7"/>
+            <w:tcMar>
+              <w:top w:w="80" w:type="dxa"/>
+              <w:left w:w="110" w:type="dxa"/>
+              <w:bottom w:w="80" w:type="dxa"/>
+              <w:right w:w="110" w:type="dxa"/>
+            </w:tcMar>
+            <w:vAlign w:val="center"/>
+          </w:tcPr>
+          <w:p>
+            <w:pPr>
+              <w:spacing w:after="20" w:line="252" w:lineRule="auto"/>
+              <w:jc w:val="center"/>
+            </w:pPr>
+            <w:r>
+              <w:rPr>
+                <w:b/>
+                <w:sz w:val="18"/>
+                <w:szCs w:val="18"/>
+                <w:lang w:eastAsia="ko-KR"/>
+              </w:rPr>
+              <w:t xml:space="preserve">원본 파일</w:t>
+            </w:r>
+          </w:p>
+        </w:tc>
+        <w:tc>
+          <w:tcPr>
+            <w:tcW w:w="1900" w:type="dxa"/>
+            <w:shd w:val="clear" w:color="auto" w:fill="D9EAF7"/>
+            <w:tcMar>
+              <w:top w:w="80" w:type="dxa"/>
+              <w:left w:w="110" w:type="dxa"/>
+              <w:bottom w:w="80" w:type="dxa"/>
+              <w:right w:w="110" w:type="dxa"/>
+            </w:tcMar>
+            <w:vAlign w:val="center"/>
+          </w:tcPr>
+          <w:p>
+            <w:pPr>
+              <w:spacing w:after="20" w:line="252" w:lineRule="auto"/>
+              <w:jc w:val="center"/>
+            </w:pPr>
+            <w:r>
+              <w:rPr>
+                <w:b/>
+                <w:sz w:val="18"/>
+                <w:szCs w:val="18"/>
+                <w:lang w:eastAsia="ko-KR"/>
+              </w:rPr>
+              <w:t xml:space="preserve">위치</w:t>
+            </w:r>
+          </w:p>
+        </w:tc>
+        <w:tc>
+          <w:tcPr>
+            <w:tcW w:w="1200" w:type="dxa"/>
+            <w:shd w:val="clear" w:color="auto" w:fill="D9EAF7"/>
+            <w:tcMar>
+              <w:top w:w="80" w:type="dxa"/>
+              <w:left w:w="110" w:type="dxa"/>
+              <w:bottom w:w="80" w:type="dxa"/>
+              <w:right w:w="110" w:type="dxa"/>
+            </w:tcMar>
+            <w:vAlign w:val="center"/>
+          </w:tcPr>
+          <w:p>
+            <w:pPr>
+              <w:spacing w:after="20" w:line="252" w:lineRule="auto"/>
+              <w:jc w:val="center"/>
+            </w:pPr>
+            <w:r>
+              <w:rPr>
+                <w:b/>
+                <w:sz w:val="18"/>
+                <w:szCs w:val="18"/>
+                <w:lang w:eastAsia="ko-KR"/>
+              </w:rPr>
+              <w:t xml:space="preserve">규칙</w:t>
+            </w:r>
+          </w:p>
+        </w:tc>
+        <w:tc>
+          <w:tcPr>
+            <w:tcW w:w="1672" w:type="dxa"/>
+            <w:shd w:val="clear" w:color="auto" w:fill="D9EAF7"/>
+            <w:tcMar>
+              <w:top w:w="80" w:type="dxa"/>
+              <w:left w:w="110" w:type="dxa"/>
+              <w:bottom w:w="80" w:type="dxa"/>
+              <w:right w:w="110" w:type="dxa"/>
+            </w:tcMar>
+            <w:vAlign w:val="center"/>
+          </w:tcPr>
+          <w:p>
+            <w:pPr>
+              <w:spacing w:after="20" w:line="252" w:lineRule="auto"/>
+              <w:jc w:val="center"/>
+            </w:pPr>
+            <w:r>
+              <w:rPr>
+                <w:b/>
+                <w:sz w:val="18"/>
+                <w:szCs w:val="18"/>
+                <w:lang w:eastAsia="ko-KR"/>
+              </w:rPr>
+              <w:t xml:space="preserve">값의 성격</w:t>
+            </w:r>
+          </w:p>
+        </w:tc>
+      </w:tr>
+      <w:tr>
+        <w:trPr>
+          <w:cantSplit/>
+          <w:jc w:val="center"/>
+        </w:trPr>
+        <w:tc>
+          <w:tcPr>
+            <w:tcW w:w="1900" w:type="dxa"/>
+            <w:tcMar>
+              <w:top w:w="80" w:type="dxa"/>
+              <w:left w:w="110" w:type="dxa"/>
+              <w:bottom w:w="80" w:type="dxa"/>
+              <w:right w:w="110" w:type="dxa"/>
+            </w:tcMar>
+            <w:vAlign w:val="center"/>
+          </w:tcPr>
+          <w:p>
+            <w:pPr>
+              <w:spacing w:after="20" w:line="252" w:lineRule="auto"/>
+            </w:pPr>
+            <w:r>
+              <w:rPr>
+                <w:sz w:val="18"/>
+                <w:szCs w:val="18"/>
+                <w:lang w:eastAsia="ko-KR"/>
+              </w:rPr>
+              <w:t xml:space="preserve">HMS:1003110:수위</w:t>
+            </w:r>
+          </w:p>
+        </w:tc>
+        <w:tc>
+          <w:tcPr>
+            <w:tcW w:w="3300" w:type="dxa"/>
+            <w:tcMar>
+              <w:top w:w="80" w:type="dxa"/>
+              <w:left w:w="110" w:type="dxa"/>
+              <w:bottom w:w="80" w:type="dxa"/>
+              <w:right w:w="110" w:type="dxa"/>
+            </w:tcMar>
+            <w:vAlign w:val="center"/>
+          </w:tcPr>
+          <w:p>
+            <w:pPr>
+              <w:spacing w:after="20" w:line="252" w:lineRule="auto"/>
+            </w:pPr>
+            <w:r>
+              <w:rPr>
+                <w:sz w:val="18"/>
+                <w:szCs w:val="18"/>
+                <w:lang w:eastAsia="ko-KR"/>
+              </w:rPr>
+              <w:t xml:space="preserve">kwater_mywater_hydr_H_wide.csv.gz</w:t>
+            </w:r>
+          </w:p>
+        </w:tc>
+        <w:tc>
+          <w:tcPr>
+            <w:tcW w:w="1900" w:type="dxa"/>
+            <w:tcMar>
+              <w:top w:w="80" w:type="dxa"/>
+              <w:left w:w="110" w:type="dxa"/>
+              <w:bottom w:w="80" w:type="dxa"/>
+              <w:right w:w="110" w:type="dxa"/>
+            </w:tcMar>
+            <w:vAlign w:val="center"/>
+          </w:tcPr>
+          <w:p>
+            <w:pPr>
+              <w:spacing w:after="20" w:line="252" w:lineRule="auto"/>
+            </w:pPr>
+            <w:r>
+              <w:rPr>
+                <w:sz w:val="18"/>
+                <w:szCs w:val="18"/>
+                <w:lang w:eastAsia="ko-KR"/>
+              </w:rPr>
+              <w:t xml:space="preserve">DATA1_수위(EL.m)</w:t>
+            </w:r>
+          </w:p>
+        </w:tc>
+        <w:tc>
+          <w:tcPr>
+            <w:tcW w:w="1200" w:type="dxa"/>
+            <w:tcMar>
+              <w:top w:w="80" w:type="dxa"/>
+              <w:left w:w="110" w:type="dxa"/>
+              <w:bottom w:w="80" w:type="dxa"/>
+              <w:right w:w="110" w:type="dxa"/>
+            </w:tcMar>
+            <w:vAlign w:val="center"/>
+          </w:tcPr>
+          <w:p>
+            <w:pPr>
+              <w:spacing w:after="20" w:line="252" w:lineRule="auto"/>
+            </w:pPr>
+            <w:r>
+              <w:rPr>
+                <w:sz w:val="18"/>
+                <w:szCs w:val="18"/>
+                <w:lang w:eastAsia="ko-KR"/>
+              </w:rPr>
+              <w:t xml:space="preserve">MR-HMS</w:t>
+            </w:r>
+          </w:p>
+        </w:tc>
+        <w:tc>
+          <w:tcPr>
+            <w:tcW w:w="1672" w:type="dxa"/>
+            <w:tcMar>
+              <w:top w:w="80" w:type="dxa"/>
+              <w:left w:w="110" w:type="dxa"/>
+              <w:bottom w:w="80" w:type="dxa"/>
+              <w:right w:w="110" w:type="dxa"/>
+            </w:tcMar>
+            <w:vAlign w:val="center"/>
+          </w:tcPr>
+          <w:p>
+            <w:pPr>
+              <w:spacing w:after="20" w:line="252" w:lineRule="auto"/>
+            </w:pPr>
+            <w:r>
+              <w:rPr>
+                <w:sz w:val="18"/>
+                <w:szCs w:val="18"/>
+                <w:lang w:eastAsia="ko-KR"/>
+              </w:rPr>
+              <w:t xml:space="preserve">원본 그대로</w:t>
+            </w:r>
+          </w:p>
+        </w:tc>
+      </w:tr>
+    </w:tbl>
+    <w:p>
+      <w:pPr>
+        <w:spacing w:after="60"/>
+        <w:rPr>
+          <w:lang w:eastAsia="ko-KR"/>
+        </w:rPr>
+      </w:pPr>
+    </w:p>
+    <w:p>
+      <w:pPr>
+        <w:keepNext/>
+        <w:spacing w:before="240"/>
+        <w:rPr>
+          <w:lang w:eastAsia="ko-KR"/>
+        </w:rPr>
+      </w:pPr>
+      <w:r>
+        <w:rPr>
+          <w:b/>
+          <w:color w:val="1F4E79"/>
+          <w:sz w:val="25"/>
+          <w:szCs w:val="25"/>
+          <w:lang w:eastAsia="ko-KR"/>
+        </w:rPr>
+        <w:t xml:space="preserve">결과</w:t>
+      </w:r>
+    </w:p>
+    <w:p>
+      <w:pPr>
+        <w:pStyle w:val="a0"/>
+        <w:spacing w:after="60"/>
+        <w:rPr>
+          <w:lang w:eastAsia="ko-KR"/>
+        </w:rPr>
+      </w:pPr>
+      <w:r>
+        <w:rPr>
+          <w:sz w:val="20"/>
+          <w:szCs w:val="20"/>
+          <w:lang w:eastAsia="ko-KR"/>
+        </w:rPr>
+        <w:t xml:space="preserve">4개 댐 × 6개 변수로 HMS Entity 24개와 측정자료 근거 Entity 4개가 만들어진다(그림 18).</w:t>
+      </w:r>
+    </w:p>
+    <w:p>
+      <w:pPr>
+        <w:keepNext/>
+        <w:spacing w:before="60" w:after="40"/>
+        <w:jc w:val="center"/>
+      </w:pPr>
+      <w:r>
+        <w:drawing>
+          <wp:inline distT="0" distB="0" distL="0" distR="0">
+            <wp:extent cx="6141720" cy="4454209"/>
+            <wp:docPr id="18" name="step3_doc_h6" descr="step3_doc_h6"/>
+            <wp:cNvGraphicFramePr>
+              <a:graphicFrameLocks xmlns:a="http://schemas.openxmlformats.org/drawingml/2006/main" noChangeAspect="1"/>
+            </wp:cNvGraphicFramePr>
+            <a:graphic xmlns:a="http://schemas.openxmlformats.org/drawingml/2006/main">
+              <a:graphicData uri="http://schemas.openxmlformats.org/drawingml/2006/picture">
+                <pic:pic xmlns:pic="http://schemas.openxmlformats.org/drawingml/2006/picture">
+                  <pic:nvPicPr>
+                    <pic:cNvPr id="18" name="step3_doc_h6"/>
+                    <pic:cNvPicPr/>
+                  </pic:nvPicPr>
+                  <pic:blipFill>
+                    <a:blip r:embed="rIdImg18"/>
+                    <a:stretch>
+                      <a:fillRect/>
+                    </a:stretch>
+                  </pic:blipFill>
+                  <pic:spPr>
+                    <a:xfrm>
+                      <a:off x="0" y="0"/>
+                      <a:ext cx="6141720" cy="4454209"/>
+                    </a:xfrm>
+                    <a:prstGeom prst="rect">
+                      <a:avLst/>
+                    </a:prstGeom>
+                  </pic:spPr>
+                </pic:pic>
+              </a:graphicData>
+            </a:graphic>
+          </wp:inline>
+        </w:drawing>
+      </w:r>
+    </w:p>
+    <w:p>
+      <w:pPr>
+        <w:spacing w:before="0" w:after="120"/>
+        <w:jc w:val="center"/>
+        <w:rPr>
+          <w:lang w:eastAsia="ko-KR"/>
+        </w:rPr>
+      </w:pPr>
+      <w:r>
+        <w:rPr>
+          <w:color w:val="505050"/>
+          <w:sz w:val="18"/>
+          <w:szCs w:val="18"/>
+          <w:lang w:eastAsia="ko-KR"/>
+        </w:rPr>
+        <w:t xml:space="preserve">그림 18. 수문·기상 데이터의 결과 — CSV 파일 3개의 줄과 그것을 모은 Entity (HMS:1003110:수위)</w:t>
+      </w:r>
+    </w:p>
+    <w:p>
+      <w:pPr>
+        <w:pStyle w:val="21"/>
+        <w:rPr>
+          <w:lang w:eastAsia="ko-KR"/>
+        </w:rPr>
+      </w:pPr>
+      <w:r>
+        <w:rPr>
+          <w:lang w:eastAsia="ko-KR"/>
+        </w:rPr>
+        <w:t xml:space="preserve">3.5 구조화 자료 매핑이 끝난 상태</w:t>
+      </w:r>
+    </w:p>
+    <w:p>
+      <w:pPr>
+        <w:pStyle w:val="a0"/>
+        <w:spacing w:after="60"/>
+        <w:rPr>
+          <w:lang w:eastAsia="ko-KR"/>
+        </w:rPr>
+      </w:pPr>
+      <w:r>
+        <w:rPr>
+          <w:sz w:val="20"/>
+          <w:szCs w:val="20"/>
+          <w:lang w:eastAsia="ko-KR"/>
+        </w:rPr>
+        <w:t xml:space="preserve">그림 19은 충주댐에 관련된 Entity를 만든 자료별로 모은 것이다.</w:t>
+      </w:r>
+    </w:p>
+    <w:p>
+      <w:pPr>
+        <w:pStyle w:val="a0"/>
+        <w:spacing w:after="60"/>
+        <w:rPr>
+          <w:lang w:eastAsia="ko-KR"/>
+        </w:rPr>
+      </w:pPr>
+      <w:r>
+        <w:rPr>
+          <w:sz w:val="20"/>
+          <w:szCs w:val="20"/>
+          <w:lang w:eastAsia="ko-KR"/>
+        </w:rPr>
+        <w:t xml:space="preserve">각 자료에서 Entity와 속성이 만들어졌고, 같은 행·같은 자료에서 함께 만든 근거만 supportedBy로 이어져 있다.</w:t>
+      </w:r>
+    </w:p>
+    <w:p>
+      <w:pPr>
+        <w:pStyle w:val="a0"/>
+        <w:spacing w:after="60"/>
+        <w:rPr>
+          <w:lang w:eastAsia="ko-KR"/>
+        </w:rPr>
+      </w:pPr>
+      <w:r>
+        <w:rPr>
+          <w:sz w:val="20"/>
+          <w:szCs w:val="20"/>
+          <w:lang w:eastAsia="ko-KR"/>
+        </w:rPr>
+        <w:t xml:space="preserve">서로 다른 자료에서 만든 승인, 댐, 측정 상태 Entity는 아직 서로 떨어져 있다. 이것을 개체 해소·연결에서 잇는다(다음 주).</w:t>
+      </w:r>
+    </w:p>
+    <w:p>
+      <w:pPr>
+        <w:pStyle w:val="a0"/>
+        <w:spacing w:after="60"/>
+        <w:rPr>
+          <w:lang w:eastAsia="ko-KR"/>
+        </w:rPr>
+      </w:pPr>
+      <w:r>
+        <w:rPr>
+          <w:sz w:val="20"/>
+          <w:szCs w:val="20"/>
+          <w:lang w:eastAsia="ko-KR"/>
+        </w:rPr>
+        <w:t xml:space="preserve">4개 댐 전체: Approval 80, EvidenceSource 84(승인자료 80, 측정자료 4), HMS 24, Dam 4. 모두 Entity 192개, 속성 468개.</w:t>
+      </w:r>
+    </w:p>
+    <w:p>
+      <w:pPr>
+        <w:keepNext/>
+        <w:spacing w:before="60" w:after="40"/>
+        <w:jc w:val="center"/>
+      </w:pPr>
+      <w:r>
+        <w:drawing>
+          <wp:inline distT="0" distB="0" distL="0" distR="0">
+            <wp:extent cx="6141720" cy="3547574"/>
+            <wp:docPr id="19" name="step3_doc_f7" descr="step3_doc_f7"/>
+            <wp:cNvGraphicFramePr>
+              <a:graphicFrameLocks xmlns:a="http://schemas.openxmlformats.org/drawingml/2006/main" noChangeAspect="1"/>
+            </wp:cNvGraphicFramePr>
+            <a:graphic xmlns:a="http://schemas.openxmlformats.org/drawingml/2006/main">
+              <a:graphicData uri="http://schemas.openxmlformats.org/drawingml/2006/picture">
+                <pic:pic xmlns:pic="http://schemas.openxmlformats.org/drawingml/2006/picture">
+                  <pic:nvPicPr>
+                    <pic:cNvPr id="19" name="step3_doc_f7"/>
+                    <pic:cNvPicPr/>
+                  </pic:nvPicPr>
+                  <pic:blipFill>
+                    <a:blip r:embed="rIdImg19"/>
                     <a:stretch>
                       <a:fillRect/>
                     </a:stretch>
@@ -6557,7 +9294,7 @@
           <w:szCs w:val="18"/>
           <w:lang w:eastAsia="ko-KR"/>
         </w:rPr>
-        <w:t xml:space="preserve">그림 12. 구조화 자료 매핑이 끝난 상태 — 충주댐의 Entity</w:t>
+        <w:t xml:space="preserve">그림 19. 구조화 자료 매핑이 끝난 상태 — 충주댐의 Entity</w:t>
       </w:r>
     </w:p>
     <w:p>
@@ -6625,20 +9362,6 @@
     </w:p>
     <w:p>
       <w:pPr>
-        <w:pStyle w:val="21"/>
-        <w:rPr>
-          <w:lang w:eastAsia="ko-KR"/>
-        </w:rPr>
-      </w:pPr>
-      <w:r>
-        <w:rPr>
-          <w:lang w:eastAsia="ko-KR"/>
-        </w:rPr>
-        <w:t xml:space="preserve">4.2 비고 → Operation (운영행위)</w:t>
-      </w:r>
-    </w:p>
-    <w:p>
-      <w:pPr>
         <w:pStyle w:val="a0"/>
         <w:spacing w:after="60"/>
         <w:rPr>
@@ -6651,7 +9374,40 @@
           <w:szCs w:val="20"/>
           <w:lang w:eastAsia="ko-KR"/>
         </w:rPr>
-        <w:t xml:space="preserve">대상: 구조화 자료 매핑에서 승인 Entity에 원문 그대로 옮긴 비고. 80개 승인의 비고를 한 건씩 아래 순서로 처리한다.</w:t>
+        <w:t xml:space="preserve">두 데이터 모두 먼저 규칙으로 글에서 값을 뽑아 중간 파일에 적고(추출), 그 중간 파일을 한 줄씩 읽어 구조화 자료 매핑과 같은 과정 1~5로 Entity를 만든다.</w:t>
+      </w:r>
+    </w:p>
+    <w:p>
+      <w:pPr>
+        <w:pStyle w:val="21"/>
+        <w:rPr>
+          <w:lang w:eastAsia="ko-KR"/>
+        </w:rPr>
+      </w:pPr>
+      <w:r>
+        <w:rPr>
+          <w:lang w:eastAsia="ko-KR"/>
+        </w:rPr>
+        <w:t xml:space="preserve">4.2 승인 비고 데이터 → Operation (운영행위)</w:t>
+      </w:r>
+    </w:p>
+    <w:p>
+      <w:pPr>
+        <w:keepNext/>
+        <w:spacing w:before="240"/>
+        <w:rPr>
+          <w:lang w:eastAsia="ko-KR"/>
+        </w:rPr>
+      </w:pPr>
+      <w:r>
+        <w:rPr>
+          <w:b/>
+          <w:color w:val="1F4E79"/>
+          <w:sz w:val="25"/>
+          <w:szCs w:val="25"/>
+          <w:lang w:eastAsia="ko-KR"/>
+        </w:rPr>
+        <w:t xml:space="preserve">입력</w:t>
       </w:r>
     </w:p>
     <w:p>
@@ -6668,6 +9424,42 @@
           <w:szCs w:val="20"/>
           <w:lang w:eastAsia="ko-KR"/>
         </w:rPr>
+        <w:t xml:space="preserve">구조화 자료 매핑에서 승인 Entity에 원문 그대로 옮긴 비고. 80개 승인의 비고를 한 건씩 처리한다.</w:t>
+      </w:r>
+    </w:p>
+    <w:p>
+      <w:pPr>
+        <w:keepNext/>
+        <w:spacing w:before="240"/>
+        <w:rPr>
+          <w:lang w:eastAsia="ko-KR"/>
+        </w:rPr>
+      </w:pPr>
+      <w:r>
+        <w:rPr>
+          <w:b/>
+          <w:color w:val="1F4E79"/>
+          <w:sz w:val="25"/>
+          <w:szCs w:val="25"/>
+          <w:lang w:eastAsia="ko-KR"/>
+        </w:rPr>
+        <w:t xml:space="preserve">추출: 비고에서 행위와 시각을 뽑는다</w:t>
+      </w:r>
+    </w:p>
+    <w:p>
+      <w:pPr>
+        <w:pStyle w:val="a0"/>
+        <w:spacing w:after="60"/>
+        <w:rPr>
+          <w:lang w:eastAsia="ko-KR"/>
+        </w:rPr>
+      </w:pPr>
+      <w:r>
+        <w:rPr>
+          <w:sz w:val="20"/>
+          <w:szCs w:val="20"/>
+          <w:lang w:eastAsia="ko-KR"/>
+        </w:rPr>
         <w:t xml:space="preserve">① 행위가 아닌 조건 문구를 지운다: "발전방류 포함", "여수로 자연월류량 제외" 등</w:t>
       </w:r>
     </w:p>
@@ -6685,7 +9477,7 @@
           <w:szCs w:val="20"/>
           <w:lang w:eastAsia="ko-KR"/>
         </w:rPr>
-        <w:t xml:space="preserve">② 승인 변경 문구("변경", "연장", "정정")가 있으면 새 방류가 아니라 같은 방류의 승인을 바꾼 것으로 보고 Operation을 만들지 않는다. 만들지 않은 사유는 기록한다.</w:t>
+        <w:t xml:space="preserve">② 승인 변경 문구("변경", "연장", "정정")가 있으면 새 방류가 아니라 같은 방류의 승인을 바꾼 것으로 보고 운영행위를 만들지 않는다. 만들지 않은 사유는 기록한다.</w:t>
       </w:r>
     </w:p>
     <w:p>
@@ -6702,7 +9494,7 @@
           <w:szCs w:val="20"/>
           <w:lang w:eastAsia="ko-KR"/>
         </w:rPr>
-        <w:t xml:space="preserve">③ 행위 문구 규칙(표 3)을 대조해, 잡힌 문구마다 Operation 하나를 만든다. 한 비고에서 두 개가 잡히면 두 개를 만든다.</w:t>
+        <w:t xml:space="preserve">③ 행위 문구 규칙(표 3)을 대조해, 잡힌 문구마다 운영행위 하나를 만든다. 한 비고에서 두 개가 잡히면 두 개를 만든다.</w:t>
       </w:r>
     </w:p>
     <w:p>
@@ -6736,24 +9528,7 @@
           <w:szCs w:val="20"/>
           <w:lang w:eastAsia="ko-KR"/>
         </w:rPr>
-        <w:t xml:space="preserve">⑤ 시각: 비고에 시각이 적혀 있으면 그 시각, 없으면 승인의 방류시작시간을 쓴다.</w:t>
-      </w:r>
-    </w:p>
-    <w:p>
-      <w:pPr>
-        <w:pStyle w:val="a0"/>
-        <w:spacing w:after="60"/>
-        <w:rPr>
-          <w:lang w:eastAsia="ko-KR"/>
-        </w:rPr>
-      </w:pPr>
-      <w:r>
-        <w:rPr>
-          <w:sz w:val="20"/>
-          <w:szCs w:val="20"/>
-          <w:lang w:eastAsia="ko-KR"/>
-        </w:rPr>
-        <w:t xml:space="preserve">ID는 "OPR:" + {순차번호} + ":" + {순번}으로 만든다. 한 승인에서 Operation이 둘이면 OPR:2754:1, OPR:2754:2가 된다.</w:t>
+        <w:t xml:space="preserve">⑤ 시각: 비고에 시각이 적혀 있으면 그 시각, 없으면 승인의 방류시작시간을 쓴다. 504는 승인된 18:00 대신 비고의 20:00이다.</w:t>
       </w:r>
     </w:p>
     <w:p>
@@ -7830,7 +10605,7 @@
         <w:drawing>
           <wp:inline distT="0" distB="0" distL="0" distR="0">
             <wp:extent cx="6141720" cy="3538800"/>
-            <wp:docPr id="13" name="step3_doc_f15" descr="step3_doc_f15"/>
+            <wp:docPr id="20" name="step3_doc_f15" descr="step3_doc_f15"/>
             <wp:cNvGraphicFramePr>
               <a:graphicFrameLocks xmlns:a="http://schemas.openxmlformats.org/drawingml/2006/main" noChangeAspect="1"/>
             </wp:cNvGraphicFramePr>
@@ -7838,11 +10613,11 @@
               <a:graphicData uri="http://schemas.openxmlformats.org/drawingml/2006/picture">
                 <pic:pic xmlns:pic="http://schemas.openxmlformats.org/drawingml/2006/picture">
                   <pic:nvPicPr>
-                    <pic:cNvPr id="13" name="step3_doc_f15"/>
+                    <pic:cNvPr id="20" name="step3_doc_f15"/>
                     <pic:cNvPicPr/>
                   </pic:nvPicPr>
                   <pic:blipFill>
-                    <a:blip r:embed="rIdImg13"/>
+                    <a:blip r:embed="rIdImg20"/>
                     <a:stretch>
                       <a:fillRect/>
                     </a:stretch>
@@ -7878,7 +10653,24 @@
           <w:szCs w:val="18"/>
           <w:lang w:eastAsia="ko-KR"/>
         </w:rPr>
-        <w:t xml:space="preserve">그림 13. 실제 비고 5건이 Operation이 되는 과정</w:t>
+        <w:t xml:space="preserve">그림 20. 실제 비고 5건에 추출 규칙을 적용한 결과</w:t>
+      </w:r>
+    </w:p>
+    <w:p>
+      <w:pPr>
+        <w:pStyle w:val="a0"/>
+        <w:spacing w:after="60"/>
+        <w:rPr>
+          <w:lang w:eastAsia="ko-KR"/>
+        </w:rPr>
+      </w:pPr>
+      <w:r>
+        <w:rPr>
+          <w:sz w:val="20"/>
+          <w:szCs w:val="20"/>
+          <w:lang w:eastAsia="ko-KR"/>
+        </w:rPr>
+        <w:t xml:space="preserve">추출 결과는 중간 파일 operation_from_remarks_5dams.csv에 적는다. 한 줄은 승인 하나의 행위 하나이고, 85줄 = 만든 68줄 + 만들지 않은 17줄과 사유이다. 열은 순차번호, 비고 원문, 만듦 여부, operationType, 적용한 규칙, operationTime, 시각 출처 등이다.</w:t>
       </w:r>
     </w:p>
     <w:p>
@@ -7897,7 +10689,7 @@
           <w:szCs w:val="25"/>
           <w:lang w:eastAsia="ko-KR"/>
         </w:rPr>
-        <w:t xml:space="preserve">Operation Entity 만들기</w:t>
+        <w:t xml:space="preserve">과정 1. 식별자 만들기</w:t>
       </w:r>
     </w:p>
     <w:p>
@@ -7914,7 +10706,7 @@
           <w:szCs w:val="20"/>
           <w:lang w:eastAsia="ko-KR"/>
         </w:rPr>
-        <w:t xml:space="preserve">규칙을 적용한 결과는 먼저 중간 파일 operation_from_remarks_5dams.csv에 적는다. 한 줄은 승인 하나의 행위 하나이고(85줄 = 만든 68줄 + 만들지 않은 17줄과 사유), 열은 순차번호, 비고 원문, operationType, 적용한 규칙, operationTime, 시각 출처 등이다.</w:t>
+        <w:t xml:space="preserve">중간 파일을 한 줄씩 읽어 "만들지 않음"(N) 줄은 건너뛴다.</w:t>
       </w:r>
     </w:p>
     <w:p>
@@ -7931,24 +10723,7 @@
           <w:szCs w:val="20"/>
           <w:lang w:eastAsia="ko-KR"/>
         </w:rPr>
-        <w:t xml:space="preserve">이 줄을 구조화 자료 매핑과 같은 순서로 Entity로 만든다(그림 14): ① 식별자 "OPR:" + {순차번호} + ":" + {순번} → OPR:504:1. 순번은 한 비고에서 몇 번째로 잡힌 행위인지이며, 한 승인에서 행위가 둘이면 OPR:2754:1, OPR:2754:2가 된다.</w:t>
-      </w:r>
-    </w:p>
-    <w:p>
-      <w:pPr>
-        <w:pStyle w:val="a0"/>
-        <w:spacing w:after="60"/>
-        <w:rPr>
-          <w:lang w:eastAsia="ko-KR"/>
-        </w:rPr>
-      </w:pPr>
-      <w:r>
-        <w:rPr>
-          <w:sz w:val="20"/>
-          <w:szCs w:val="20"/>
-          <w:lang w:eastAsia="ko-KR"/>
-        </w:rPr>
-        <w:t xml:space="preserve">② Class는 Operation, 속성은 operationType(글자)과 operationTime(일시). ③ 출처에는 중간 파일과 순차번호, 적용한 규칙, 값의 성격 "비고에서 분류"를 남긴다. 원본 값을 그대로 옮긴 승인과 달리, 운영행위는 규칙으로 분류해 만든 값이기 때문이다.</w:t>
+        <w:t xml:space="preserve">순차번호마다 몇 번째 줄인지 세어(순번) 틀 "OPR:" + {순차번호} + ":" + {순번}에 넣는다. 504는 한 줄이라 OPR:504:1, 2754는 행위가 둘이라 OPR:2754:1(초기방류)과 OPR:2754:2(탄력적 방류)가 된다.</w:t>
       </w:r>
     </w:p>
     <w:p>
@@ -7960,8 +10735,8 @@
       <w:r>
         <w:drawing>
           <wp:inline distT="0" distB="0" distL="0" distR="0">
-            <wp:extent cx="6141720" cy="2778397"/>
-            <wp:docPr id="14" name="step3_doc_f21" descr="step3_doc_f21"/>
+            <wp:extent cx="6141720" cy="2237340"/>
+            <wp:docPr id="21" name="step3_doc_o1" descr="step3_doc_o1"/>
             <wp:cNvGraphicFramePr>
               <a:graphicFrameLocks xmlns:a="http://schemas.openxmlformats.org/drawingml/2006/main" noChangeAspect="1"/>
             </wp:cNvGraphicFramePr>
@@ -7969,11 +10744,11 @@
               <a:graphicData uri="http://schemas.openxmlformats.org/drawingml/2006/picture">
                 <pic:pic xmlns:pic="http://schemas.openxmlformats.org/drawingml/2006/picture">
                   <pic:nvPicPr>
-                    <pic:cNvPr id="14" name="step3_doc_f21"/>
+                    <pic:cNvPr id="21" name="step3_doc_o1"/>
                     <pic:cNvPicPr/>
                   </pic:nvPicPr>
                   <pic:blipFill>
-                    <a:blip r:embed="rIdImg14"/>
+                    <a:blip r:embed="rIdImg21"/>
                     <a:stretch>
                       <a:fillRect/>
                     </a:stretch>
@@ -7981,7 +10756,7 @@
                   <pic:spPr>
                     <a:xfrm>
                       <a:off x="0" y="0"/>
-                      <a:ext cx="6141720" cy="2778397"/>
+                      <a:ext cx="6141720" cy="2237340"/>
                     </a:xfrm>
                     <a:prstGeom prst="rect">
                       <a:avLst/>
@@ -8009,12 +10784,32 @@
           <w:szCs w:val="18"/>
           <w:lang w:eastAsia="ko-KR"/>
         </w:rPr>
-        <w:t xml:space="preserve">그림 14. Operation Entity 만들기 — 중간 파일의 504행 줄에서 OPR:504:1로</w:t>
+        <w:t xml:space="preserve">그림 21. 운영행위 식별자 만들기 — 중간 파일의 줄에서 순차번호와 순번으로</w:t>
       </w:r>
     </w:p>
     <w:p>
       <w:pPr>
-        <w:spacing w:before="60" w:after="120"/>
+        <w:keepNext/>
+        <w:spacing w:before="240"/>
+        <w:rPr>
+          <w:lang w:eastAsia="ko-KR"/>
+        </w:rPr>
+      </w:pPr>
+      <w:r>
+        <w:rPr>
+          <w:b/>
+          <w:color w:val="1F4E79"/>
+          <w:sz w:val="25"/>
+          <w:szCs w:val="25"/>
+          <w:lang w:eastAsia="ko-KR"/>
+        </w:rPr>
+        <w:t xml:space="preserve">과정 2. Class 지정</w:t>
+      </w:r>
+    </w:p>
+    <w:p>
+      <w:pPr>
+        <w:pStyle w:val="a0"/>
+        <w:spacing w:after="60"/>
         <w:rPr>
           <w:lang w:eastAsia="ko-KR"/>
         </w:rPr>
@@ -8025,7 +10820,84 @@
           <w:szCs w:val="20"/>
           <w:lang w:eastAsia="ko-KR"/>
         </w:rPr>
-        <w:t xml:space="preserve">결과: KG CSV 파일 3개에 생기는 줄</w:t>
+        <w:t xml:space="preserve">비고에서 뽑은 행위의 OPR: ID 68개는 모두 Operation Class의 Entity로 기록한다.</w:t>
+      </w:r>
+    </w:p>
+    <w:p>
+      <w:pPr>
+        <w:keepNext/>
+        <w:spacing w:before="60" w:after="40"/>
+        <w:jc w:val="center"/>
+      </w:pPr>
+      <w:r>
+        <w:drawing>
+          <wp:inline distT="0" distB="0" distL="0" distR="0">
+            <wp:extent cx="6141720" cy="1652415"/>
+            <wp:docPr id="22" name="step3_doc_o2" descr="step3_doc_o2"/>
+            <wp:cNvGraphicFramePr>
+              <a:graphicFrameLocks xmlns:a="http://schemas.openxmlformats.org/drawingml/2006/main" noChangeAspect="1"/>
+            </wp:cNvGraphicFramePr>
+            <a:graphic xmlns:a="http://schemas.openxmlformats.org/drawingml/2006/main">
+              <a:graphicData uri="http://schemas.openxmlformats.org/drawingml/2006/picture">
+                <pic:pic xmlns:pic="http://schemas.openxmlformats.org/drawingml/2006/picture">
+                  <pic:nvPicPr>
+                    <pic:cNvPr id="22" name="step3_doc_o2"/>
+                    <pic:cNvPicPr/>
+                  </pic:nvPicPr>
+                  <pic:blipFill>
+                    <a:blip r:embed="rIdImg22"/>
+                    <a:stretch>
+                      <a:fillRect/>
+                    </a:stretch>
+                  </pic:blipFill>
+                  <pic:spPr>
+                    <a:xfrm>
+                      <a:off x="0" y="0"/>
+                      <a:ext cx="6141720" cy="1652415"/>
+                    </a:xfrm>
+                    <a:prstGeom prst="rect">
+                      <a:avLst/>
+                    </a:prstGeom>
+                  </pic:spPr>
+                </pic:pic>
+              </a:graphicData>
+            </a:graphic>
+          </wp:inline>
+        </w:drawing>
+      </w:r>
+    </w:p>
+    <w:p>
+      <w:pPr>
+        <w:spacing w:before="0" w:after="120"/>
+        <w:jc w:val="center"/>
+        <w:rPr>
+          <w:lang w:eastAsia="ko-KR"/>
+        </w:rPr>
+      </w:pPr>
+      <w:r>
+        <w:rPr>
+          <w:color w:val="505050"/>
+          <w:sz w:val="18"/>
+          <w:szCs w:val="18"/>
+          <w:lang w:eastAsia="ko-KR"/>
+        </w:rPr>
+        <w:t xml:space="preserve">그림 22. Class 지정 — 운영행위</w:t>
+      </w:r>
+    </w:p>
+    <w:p>
+      <w:pPr>
+        <w:spacing w:before="60" w:after="120"/>
+        <w:rPr>
+          <w:lang w:eastAsia="ko-KR"/>
+        </w:rPr>
+      </w:pPr>
+      <w:r>
+        <w:rPr>
+          <w:sz w:val="20"/>
+          <w:szCs w:val="20"/>
+          <w:lang w:eastAsia="ko-KR"/>
+        </w:rPr>
+        <w:t xml:space="preserve">결과: CSV 파일 kgv4_entities.csv에 줄이 생긴다</w:t>
       </w:r>
     </w:p>
     <w:tbl>
@@ -8041,150 +10913,127 @@
           <w:insideV w:val="single" w:sz="5" w:space="0" w:color="A6A6A6"/>
         </w:tblBorders>
         <w:tblLayout w:type="fixed"/>
+        <w:tblLook w:val="04A0" w:firstRow="1" w:lastRow="0" w:firstColumn="1" w:lastColumn="0" w:noHBand="0" w:noVBand="1"/>
       </w:tblPr>
       <w:tblGrid>
-        <w:gridCol w:w="9972"/>
+        <w:gridCol w:w="4986"/>
+        <w:gridCol w:w="4986"/>
       </w:tblGrid>
       <w:tr>
         <w:trPr>
+          <w:cantSplit/>
+          <w:tblHeader/>
           <w:jc w:val="center"/>
         </w:trPr>
         <w:tc>
           <w:tcPr>
-            <w:tcW w:w="9972" w:type="dxa"/>
-            <w:shd w:val="clear" w:color="auto" w:fill="F7F7F7"/>
-            <w:tcMar>
-              <w:top w:w="80" w:type="dxa"/>
-              <w:left w:w="110" w:type="dxa"/>
-              <w:bottom w:w="80" w:type="dxa"/>
-              <w:right w:w="110" w:type="dxa"/>
-            </w:tcMar>
-            <w:vAlign w:val="center"/>
-          </w:tcPr>
-          <w:p>
-            <w:pPr>
-              <w:spacing w:after="20" w:line="252" w:lineRule="auto"/>
-            </w:pPr>
-            <w:r>
-              <w:rPr>
-                <w:rFonts w:ascii="Consolas" w:hAnsi="Consolas" w:cs="Consolas" w:eastAsia="맑은 고딕"/>
-                <w:sz w:val="17"/>
-                <w:szCs w:val="17"/>
-                <w:lang w:eastAsia="ko-KR"/>
-              </w:rPr>
-              <w:t xml:space="preserve">kgv4_entities.csv</w:t>
-            </w:r>
-          </w:p>
-          <w:p>
-            <w:pPr>
-              <w:spacing w:after="20" w:line="252" w:lineRule="auto"/>
-            </w:pPr>
-            <w:r>
-              <w:rPr>
-                <w:rFonts w:ascii="Consolas" w:hAnsi="Consolas" w:cs="Consolas" w:eastAsia="맑은 고딕"/>
-                <w:sz w:val="17"/>
-                <w:szCs w:val="17"/>
-                <w:lang w:eastAsia="ko-KR"/>
-              </w:rPr>
-              <w:t xml:space="preserve">  OPR:504:1,Operation,충주댐 방류 (2011-06-27 20:00)</w:t>
-            </w:r>
-          </w:p>
-          <w:p>
-            <w:pPr>
-              <w:spacing w:after="20" w:line="252" w:lineRule="auto"/>
-            </w:pPr>
-            <w:r>
-              <w:rPr>
-                <w:rFonts w:ascii="Consolas" w:hAnsi="Consolas" w:cs="Consolas" w:eastAsia="맑은 고딕"/>
-                <w:sz w:val="17"/>
-                <w:szCs w:val="17"/>
-                <w:lang w:eastAsia="ko-KR"/>
-              </w:rPr>
-              <w:t xml:space="preserve"/>
-            </w:r>
-          </w:p>
-          <w:p>
-            <w:pPr>
-              <w:spacing w:after="20" w:line="252" w:lineRule="auto"/>
-            </w:pPr>
-            <w:r>
-              <w:rPr>
-                <w:rFonts w:ascii="Consolas" w:hAnsi="Consolas" w:cs="Consolas" w:eastAsia="맑은 고딕"/>
-                <w:sz w:val="17"/>
-                <w:szCs w:val="17"/>
-                <w:lang w:eastAsia="ko-KR"/>
-              </w:rPr>
-              <w:t xml:space="preserve">kgv4_properties.csv</w:t>
-            </w:r>
-          </w:p>
-          <w:p>
-            <w:pPr>
-              <w:spacing w:after="20" w:line="252" w:lineRule="auto"/>
-            </w:pPr>
-            <w:r>
-              <w:rPr>
-                <w:rFonts w:ascii="Consolas" w:hAnsi="Consolas" w:cs="Consolas" w:eastAsia="맑은 고딕"/>
-                <w:sz w:val="17"/>
-                <w:szCs w:val="17"/>
-                <w:lang w:eastAsia="ko-KR"/>
-              </w:rPr>
-              <w:t xml:space="preserve">  OPR:504:1,operationType,방류,string</w:t>
-            </w:r>
-          </w:p>
-          <w:p>
-            <w:pPr>
-              <w:spacing w:after="20" w:line="252" w:lineRule="auto"/>
-            </w:pPr>
-            <w:r>
-              <w:rPr>
-                <w:rFonts w:ascii="Consolas" w:hAnsi="Consolas" w:cs="Consolas" w:eastAsia="맑은 고딕"/>
-                <w:sz w:val="17"/>
-                <w:szCs w:val="17"/>
-                <w:lang w:eastAsia="ko-KR"/>
-              </w:rPr>
-              <w:t xml:space="preserve">  OPR:504:1,operationTime,2011-06-27T20:00,datetime</w:t>
-            </w:r>
-          </w:p>
-          <w:p>
-            <w:pPr>
-              <w:spacing w:after="20" w:line="252" w:lineRule="auto"/>
-            </w:pPr>
-            <w:r>
-              <w:rPr>
-                <w:rFonts w:ascii="Consolas" w:hAnsi="Consolas" w:cs="Consolas" w:eastAsia="맑은 고딕"/>
-                <w:sz w:val="17"/>
-                <w:szCs w:val="17"/>
-                <w:lang w:eastAsia="ko-KR"/>
-              </w:rPr>
-              <w:t xml:space="preserve"/>
-            </w:r>
-          </w:p>
-          <w:p>
-            <w:pPr>
-              <w:spacing w:after="20" w:line="252" w:lineRule="auto"/>
-            </w:pPr>
-            <w:r>
-              <w:rPr>
-                <w:rFonts w:ascii="Consolas" w:hAnsi="Consolas" w:cs="Consolas" w:eastAsia="맑은 고딕"/>
-                <w:sz w:val="17"/>
-                <w:szCs w:val="17"/>
-                <w:lang w:eastAsia="ko-KR"/>
-              </w:rPr>
-              <w:t xml:space="preserve">kgv4_provenance.csv</w:t>
-            </w:r>
-          </w:p>
-          <w:p>
-            <w:pPr>
-              <w:spacing w:after="20" w:line="252" w:lineRule="auto"/>
-            </w:pPr>
-            <w:r>
-              <w:rPr>
-                <w:rFonts w:ascii="Consolas" w:hAnsi="Consolas" w:cs="Consolas" w:eastAsia="맑은 고딕"/>
-                <w:sz w:val="17"/>
-                <w:szCs w:val="17"/>
-                <w:lang w:eastAsia="ko-KR"/>
-              </w:rPr>
-              <w:t xml:space="preserve">  OPR:504:1,entity,03_normalized/operation_from_remarks_5dams.csv,순차번호=504,실제 방류 시각 문구,derived(비고 분류),시각 출처: 비고 명시 시각(실제 방류)</w:t>
+            <w:tcW w:w="4986" w:type="dxa"/>
+            <w:shd w:val="clear" w:color="auto" w:fill="D9EAF7"/>
+            <w:tcMar>
+              <w:top w:w="80" w:type="dxa"/>
+              <w:left w:w="110" w:type="dxa"/>
+              <w:bottom w:w="80" w:type="dxa"/>
+              <w:right w:w="110" w:type="dxa"/>
+            </w:tcMar>
+            <w:vAlign w:val="center"/>
+          </w:tcPr>
+          <w:p>
+            <w:pPr>
+              <w:spacing w:after="20" w:line="252" w:lineRule="auto"/>
+              <w:jc w:val="center"/>
+            </w:pPr>
+            <w:r>
+              <w:rPr>
+                <w:b/>
+                <w:sz w:val="18"/>
+                <w:szCs w:val="18"/>
+                <w:lang w:eastAsia="ko-KR"/>
+              </w:rPr>
+              <w:t xml:space="preserve">Entity ID</w:t>
+            </w:r>
+          </w:p>
+        </w:tc>
+        <w:tc>
+          <w:tcPr>
+            <w:tcW w:w="4986" w:type="dxa"/>
+            <w:shd w:val="clear" w:color="auto" w:fill="D9EAF7"/>
+            <w:tcMar>
+              <w:top w:w="80" w:type="dxa"/>
+              <w:left w:w="110" w:type="dxa"/>
+              <w:bottom w:w="80" w:type="dxa"/>
+              <w:right w:w="110" w:type="dxa"/>
+            </w:tcMar>
+            <w:vAlign w:val="center"/>
+          </w:tcPr>
+          <w:p>
+            <w:pPr>
+              <w:spacing w:after="20" w:line="252" w:lineRule="auto"/>
+              <w:jc w:val="center"/>
+            </w:pPr>
+            <w:r>
+              <w:rPr>
+                <w:b/>
+                <w:sz w:val="18"/>
+                <w:szCs w:val="18"/>
+                <w:lang w:eastAsia="ko-KR"/>
+              </w:rPr>
+              <w:t xml:space="preserve">Class</w:t>
+            </w:r>
+          </w:p>
+        </w:tc>
+      </w:tr>
+      <w:tr>
+        <w:trPr>
+          <w:cantSplit/>
+          <w:jc w:val="center"/>
+        </w:trPr>
+        <w:tc>
+          <w:tcPr>
+            <w:tcW w:w="4986" w:type="dxa"/>
+            <w:tcMar>
+              <w:top w:w="80" w:type="dxa"/>
+              <w:left w:w="110" w:type="dxa"/>
+              <w:bottom w:w="80" w:type="dxa"/>
+              <w:right w:w="110" w:type="dxa"/>
+            </w:tcMar>
+            <w:vAlign w:val="center"/>
+          </w:tcPr>
+          <w:p>
+            <w:pPr>
+              <w:spacing w:after="20" w:line="252" w:lineRule="auto"/>
+            </w:pPr>
+            <w:r>
+              <w:rPr>
+                <w:sz w:val="18"/>
+                <w:szCs w:val="18"/>
+                <w:lang w:eastAsia="ko-KR"/>
+              </w:rPr>
+              <w:t xml:space="preserve">OPR:504:1</w:t>
+            </w:r>
+          </w:p>
+        </w:tc>
+        <w:tc>
+          <w:tcPr>
+            <w:tcW w:w="4986" w:type="dxa"/>
+            <w:tcMar>
+              <w:top w:w="80" w:type="dxa"/>
+              <w:left w:w="110" w:type="dxa"/>
+              <w:bottom w:w="80" w:type="dxa"/>
+              <w:right w:w="110" w:type="dxa"/>
+            </w:tcMar>
+            <w:vAlign w:val="center"/>
+          </w:tcPr>
+          <w:p>
+            <w:pPr>
+              <w:spacing w:after="20" w:line="252" w:lineRule="auto"/>
+            </w:pPr>
+            <w:r>
+              <w:rPr>
+                <w:sz w:val="18"/>
+                <w:szCs w:val="18"/>
+                <w:lang w:eastAsia="ko-KR"/>
+              </w:rPr>
+              <w:t xml:space="preserve">Operation</w:t>
             </w:r>
           </w:p>
         </w:tc>
@@ -8197,23 +11046,6 @@
           <w:lang w:eastAsia="ko-KR"/>
         </w:rPr>
       </w:pPr>
-    </w:p>
-    <w:p>
-      <w:pPr>
-        <w:pStyle w:val="a0"/>
-        <w:spacing w:after="60"/>
-        <w:rPr>
-          <w:lang w:eastAsia="ko-KR"/>
-        </w:rPr>
-      </w:pPr>
-      <w:r>
-        <w:rPr>
-          <w:sz w:val="20"/>
-          <w:szCs w:val="20"/>
-          <w:lang w:eastAsia="ko-KR"/>
-        </w:rPr>
-        <w:t xml:space="preserve">80개 승인 중 63개에서 Operation 68개가 만들어진다(58개 승인에서 1개, 5개 승인에서 2개). 17개 승인은 변경 승인이라 만들지 않았다.</w:t>
-      </w:r>
     </w:p>
     <w:p>
       <w:pPr>
@@ -8231,7 +11063,7 @@
           <w:szCs w:val="25"/>
           <w:lang w:eastAsia="ko-KR"/>
         </w:rPr>
-        <w:t xml:space="preserve">근거 연결</w:t>
+        <w:t xml:space="preserve">과정 3. 속성</w:t>
       </w:r>
     </w:p>
     <w:p>
@@ -8248,7 +11080,24 @@
           <w:szCs w:val="20"/>
           <w:lang w:eastAsia="ko-KR"/>
         </w:rPr>
-        <w:t xml:space="preserve">비고는 승인 504행에 적혀 있으므로, 비고에서 뽑은 운영행위의 근거도 504행의 근거 Entity EVI:AP:504이다. ID의 순차번호로 바로 정해지므로 다른 표를 찾지 않고 supportedBy로 잇는다(그림 15).</w:t>
+        <w:t xml:space="preserve">operationType은 그대로 옮긴다(글자).</w:t>
+      </w:r>
+    </w:p>
+    <w:p>
+      <w:pPr>
+        <w:pStyle w:val="a0"/>
+        <w:spacing w:after="60"/>
+        <w:rPr>
+          <w:lang w:eastAsia="ko-KR"/>
+        </w:rPr>
+      </w:pPr>
+      <w:r>
+        <w:rPr>
+          <w:sz w:val="20"/>
+          <w:szCs w:val="20"/>
+          <w:lang w:eastAsia="ko-KR"/>
+        </w:rPr>
+        <w:t xml:space="preserve">operationTime은 날짜와 시각 사이의 공백을 T로 바꿔 일시 형식으로 저장한다(2011-06-27 20:00 → 2011-06-27T20:00).</w:t>
       </w:r>
     </w:p>
     <w:p>
@@ -8260,8 +11109,8 @@
       <w:r>
         <w:drawing>
           <wp:inline distT="0" distB="0" distL="0" distR="0">
-            <wp:extent cx="6141720" cy="1500334"/>
-            <wp:docPr id="15" name="step3_doc_f19" descr="step3_doc_f19"/>
+            <wp:extent cx="6141720" cy="2070637"/>
+            <wp:docPr id="23" name="step3_doc_o3" descr="step3_doc_o3"/>
             <wp:cNvGraphicFramePr>
               <a:graphicFrameLocks xmlns:a="http://schemas.openxmlformats.org/drawingml/2006/main" noChangeAspect="1"/>
             </wp:cNvGraphicFramePr>
@@ -8269,11 +11118,502 @@
               <a:graphicData uri="http://schemas.openxmlformats.org/drawingml/2006/picture">
                 <pic:pic xmlns:pic="http://schemas.openxmlformats.org/drawingml/2006/picture">
                   <pic:nvPicPr>
-                    <pic:cNvPr id="15" name="step3_doc_f19"/>
+                    <pic:cNvPr id="23" name="step3_doc_o3"/>
                     <pic:cNvPicPr/>
                   </pic:nvPicPr>
                   <pic:blipFill>
-                    <a:blip r:embed="rIdImg15"/>
+                    <a:blip r:embed="rIdImg23"/>
+                    <a:stretch>
+                      <a:fillRect/>
+                    </a:stretch>
+                  </pic:blipFill>
+                  <pic:spPr>
+                    <a:xfrm>
+                      <a:off x="0" y="0"/>
+                      <a:ext cx="6141720" cy="2070637"/>
+                    </a:xfrm>
+                    <a:prstGeom prst="rect">
+                      <a:avLst/>
+                    </a:prstGeom>
+                  </pic:spPr>
+                </pic:pic>
+              </a:graphicData>
+            </a:graphic>
+          </wp:inline>
+        </w:drawing>
+      </w:r>
+    </w:p>
+    <w:p>
+      <w:pPr>
+        <w:spacing w:before="0" w:after="120"/>
+        <w:jc w:val="center"/>
+        <w:rPr>
+          <w:lang w:eastAsia="ko-KR"/>
+        </w:rPr>
+      </w:pPr>
+      <w:r>
+        <w:rPr>
+          <w:color w:val="505050"/>
+          <w:sz w:val="18"/>
+          <w:szCs w:val="18"/>
+          <w:lang w:eastAsia="ko-KR"/>
+        </w:rPr>
+        <w:t xml:space="preserve">그림 23. 운영행위 속성 — 중간 파일의 값, 변환 규칙, 결과</w:t>
+      </w:r>
+    </w:p>
+    <w:p>
+      <w:pPr>
+        <w:spacing w:before="60" w:after="120"/>
+        <w:rPr>
+          <w:lang w:eastAsia="ko-KR"/>
+        </w:rPr>
+      </w:pPr>
+      <w:r>
+        <w:rPr>
+          <w:sz w:val="20"/>
+          <w:szCs w:val="20"/>
+          <w:lang w:eastAsia="ko-KR"/>
+        </w:rPr>
+        <w:t xml:space="preserve">결과: CSV 파일 kgv4_properties.csv에 줄이 생긴다</w:t>
+      </w:r>
+    </w:p>
+    <w:tbl>
+      <w:tblPr>
+        <w:tblW w:w="9972" w:type="dxa"/>
+        <w:jc w:val="center"/>
+        <w:tblBorders>
+          <w:top w:val="single" w:sz="5" w:space="0" w:color="A6A6A6"/>
+          <w:left w:val="single" w:sz="5" w:space="0" w:color="A6A6A6"/>
+          <w:bottom w:val="single" w:sz="5" w:space="0" w:color="A6A6A6"/>
+          <w:right w:val="single" w:sz="5" w:space="0" w:color="A6A6A6"/>
+          <w:insideH w:val="single" w:sz="5" w:space="0" w:color="A6A6A6"/>
+          <w:insideV w:val="single" w:sz="5" w:space="0" w:color="A6A6A6"/>
+        </w:tblBorders>
+        <w:tblLayout w:type="fixed"/>
+        <w:tblLook w:val="04A0" w:firstRow="1" w:lastRow="0" w:firstColumn="1" w:lastColumn="0" w:noHBand="0" w:noVBand="1"/>
+      </w:tblPr>
+      <w:tblGrid>
+        <w:gridCol w:w="2000"/>
+        <w:gridCol w:w="2000"/>
+        <w:gridCol w:w="4872"/>
+        <w:gridCol w:w="1100"/>
+      </w:tblGrid>
+      <w:tr>
+        <w:trPr>
+          <w:cantSplit/>
+          <w:tblHeader/>
+          <w:jc w:val="center"/>
+        </w:trPr>
+        <w:tc>
+          <w:tcPr>
+            <w:tcW w:w="2000" w:type="dxa"/>
+            <w:shd w:val="clear" w:color="auto" w:fill="D9EAF7"/>
+            <w:tcMar>
+              <w:top w:w="80" w:type="dxa"/>
+              <w:left w:w="110" w:type="dxa"/>
+              <w:bottom w:w="80" w:type="dxa"/>
+              <w:right w:w="110" w:type="dxa"/>
+            </w:tcMar>
+            <w:vAlign w:val="center"/>
+          </w:tcPr>
+          <w:p>
+            <w:pPr>
+              <w:spacing w:after="20" w:line="252" w:lineRule="auto"/>
+              <w:jc w:val="center"/>
+            </w:pPr>
+            <w:r>
+              <w:rPr>
+                <w:b/>
+                <w:sz w:val="18"/>
+                <w:szCs w:val="18"/>
+                <w:lang w:eastAsia="ko-KR"/>
+              </w:rPr>
+              <w:t xml:space="preserve">Entity ID</w:t>
+            </w:r>
+          </w:p>
+        </w:tc>
+        <w:tc>
+          <w:tcPr>
+            <w:tcW w:w="2000" w:type="dxa"/>
+            <w:shd w:val="clear" w:color="auto" w:fill="D9EAF7"/>
+            <w:tcMar>
+              <w:top w:w="80" w:type="dxa"/>
+              <w:left w:w="110" w:type="dxa"/>
+              <w:bottom w:w="80" w:type="dxa"/>
+              <w:right w:w="110" w:type="dxa"/>
+            </w:tcMar>
+            <w:vAlign w:val="center"/>
+          </w:tcPr>
+          <w:p>
+            <w:pPr>
+              <w:spacing w:after="20" w:line="252" w:lineRule="auto"/>
+              <w:jc w:val="center"/>
+            </w:pPr>
+            <w:r>
+              <w:rPr>
+                <w:b/>
+                <w:sz w:val="18"/>
+                <w:szCs w:val="18"/>
+                <w:lang w:eastAsia="ko-KR"/>
+              </w:rPr>
+              <w:t xml:space="preserve">속성</w:t>
+            </w:r>
+          </w:p>
+        </w:tc>
+        <w:tc>
+          <w:tcPr>
+            <w:tcW w:w="4872" w:type="dxa"/>
+            <w:shd w:val="clear" w:color="auto" w:fill="D9EAF7"/>
+            <w:tcMar>
+              <w:top w:w="80" w:type="dxa"/>
+              <w:left w:w="110" w:type="dxa"/>
+              <w:bottom w:w="80" w:type="dxa"/>
+              <w:right w:w="110" w:type="dxa"/>
+            </w:tcMar>
+            <w:vAlign w:val="center"/>
+          </w:tcPr>
+          <w:p>
+            <w:pPr>
+              <w:spacing w:after="20" w:line="252" w:lineRule="auto"/>
+              <w:jc w:val="center"/>
+            </w:pPr>
+            <w:r>
+              <w:rPr>
+                <w:b/>
+                <w:sz w:val="18"/>
+                <w:szCs w:val="18"/>
+                <w:lang w:eastAsia="ko-KR"/>
+              </w:rPr>
+              <w:t xml:space="preserve">값</w:t>
+            </w:r>
+          </w:p>
+        </w:tc>
+        <w:tc>
+          <w:tcPr>
+            <w:tcW w:w="1100" w:type="dxa"/>
+            <w:shd w:val="clear" w:color="auto" w:fill="D9EAF7"/>
+            <w:tcMar>
+              <w:top w:w="80" w:type="dxa"/>
+              <w:left w:w="110" w:type="dxa"/>
+              <w:bottom w:w="80" w:type="dxa"/>
+              <w:right w:w="110" w:type="dxa"/>
+            </w:tcMar>
+            <w:vAlign w:val="center"/>
+          </w:tcPr>
+          <w:p>
+            <w:pPr>
+              <w:spacing w:after="20" w:line="252" w:lineRule="auto"/>
+              <w:jc w:val="center"/>
+            </w:pPr>
+            <w:r>
+              <w:rPr>
+                <w:b/>
+                <w:sz w:val="18"/>
+                <w:szCs w:val="18"/>
+                <w:lang w:eastAsia="ko-KR"/>
+              </w:rPr>
+              <w:t xml:space="preserve">자료형</w:t>
+            </w:r>
+          </w:p>
+        </w:tc>
+      </w:tr>
+      <w:tr>
+        <w:trPr>
+          <w:cantSplit/>
+          <w:jc w:val="center"/>
+        </w:trPr>
+        <w:tc>
+          <w:tcPr>
+            <w:tcW w:w="2000" w:type="dxa"/>
+            <w:tcMar>
+              <w:top w:w="80" w:type="dxa"/>
+              <w:left w:w="110" w:type="dxa"/>
+              <w:bottom w:w="80" w:type="dxa"/>
+              <w:right w:w="110" w:type="dxa"/>
+            </w:tcMar>
+            <w:vAlign w:val="center"/>
+          </w:tcPr>
+          <w:p>
+            <w:pPr>
+              <w:spacing w:after="20" w:line="252" w:lineRule="auto"/>
+            </w:pPr>
+            <w:r>
+              <w:rPr>
+                <w:sz w:val="18"/>
+                <w:szCs w:val="18"/>
+                <w:lang w:eastAsia="ko-KR"/>
+              </w:rPr>
+              <w:t xml:space="preserve">OPR:504:1</w:t>
+            </w:r>
+          </w:p>
+        </w:tc>
+        <w:tc>
+          <w:tcPr>
+            <w:tcW w:w="2000" w:type="dxa"/>
+            <w:tcMar>
+              <w:top w:w="80" w:type="dxa"/>
+              <w:left w:w="110" w:type="dxa"/>
+              <w:bottom w:w="80" w:type="dxa"/>
+              <w:right w:w="110" w:type="dxa"/>
+            </w:tcMar>
+            <w:vAlign w:val="center"/>
+          </w:tcPr>
+          <w:p>
+            <w:pPr>
+              <w:spacing w:after="20" w:line="252" w:lineRule="auto"/>
+            </w:pPr>
+            <w:r>
+              <w:rPr>
+                <w:sz w:val="18"/>
+                <w:szCs w:val="18"/>
+                <w:lang w:eastAsia="ko-KR"/>
+              </w:rPr>
+              <w:t xml:space="preserve">operationType</w:t>
+            </w:r>
+          </w:p>
+        </w:tc>
+        <w:tc>
+          <w:tcPr>
+            <w:tcW w:w="4872" w:type="dxa"/>
+            <w:tcMar>
+              <w:top w:w="80" w:type="dxa"/>
+              <w:left w:w="110" w:type="dxa"/>
+              <w:bottom w:w="80" w:type="dxa"/>
+              <w:right w:w="110" w:type="dxa"/>
+            </w:tcMar>
+            <w:vAlign w:val="center"/>
+          </w:tcPr>
+          <w:p>
+            <w:pPr>
+              <w:spacing w:after="20" w:line="252" w:lineRule="auto"/>
+            </w:pPr>
+            <w:r>
+              <w:rPr>
+                <w:sz w:val="18"/>
+                <w:szCs w:val="18"/>
+                <w:lang w:eastAsia="ko-KR"/>
+              </w:rPr>
+              <w:t xml:space="preserve">방류</w:t>
+            </w:r>
+          </w:p>
+        </w:tc>
+        <w:tc>
+          <w:tcPr>
+            <w:tcW w:w="1100" w:type="dxa"/>
+            <w:tcMar>
+              <w:top w:w="80" w:type="dxa"/>
+              <w:left w:w="110" w:type="dxa"/>
+              <w:bottom w:w="80" w:type="dxa"/>
+              <w:right w:w="110" w:type="dxa"/>
+            </w:tcMar>
+            <w:vAlign w:val="center"/>
+          </w:tcPr>
+          <w:p>
+            <w:pPr>
+              <w:spacing w:after="20" w:line="252" w:lineRule="auto"/>
+            </w:pPr>
+            <w:r>
+              <w:rPr>
+                <w:sz w:val="18"/>
+                <w:szCs w:val="18"/>
+                <w:lang w:eastAsia="ko-KR"/>
+              </w:rPr>
+              <w:t xml:space="preserve">글자</w:t>
+            </w:r>
+          </w:p>
+        </w:tc>
+      </w:tr>
+      <w:tr>
+        <w:trPr>
+          <w:cantSplit/>
+          <w:jc w:val="center"/>
+        </w:trPr>
+        <w:tc>
+          <w:tcPr>
+            <w:tcW w:w="2000" w:type="dxa"/>
+            <w:tcMar>
+              <w:top w:w="80" w:type="dxa"/>
+              <w:left w:w="110" w:type="dxa"/>
+              <w:bottom w:w="80" w:type="dxa"/>
+              <w:right w:w="110" w:type="dxa"/>
+            </w:tcMar>
+            <w:vAlign w:val="center"/>
+          </w:tcPr>
+          <w:p>
+            <w:pPr>
+              <w:spacing w:after="20" w:line="252" w:lineRule="auto"/>
+            </w:pPr>
+            <w:r>
+              <w:rPr>
+                <w:sz w:val="18"/>
+                <w:szCs w:val="18"/>
+                <w:lang w:eastAsia="ko-KR"/>
+              </w:rPr>
+              <w:t xml:space="preserve">OPR:504:1</w:t>
+            </w:r>
+          </w:p>
+        </w:tc>
+        <w:tc>
+          <w:tcPr>
+            <w:tcW w:w="2000" w:type="dxa"/>
+            <w:tcMar>
+              <w:top w:w="80" w:type="dxa"/>
+              <w:left w:w="110" w:type="dxa"/>
+              <w:bottom w:w="80" w:type="dxa"/>
+              <w:right w:w="110" w:type="dxa"/>
+            </w:tcMar>
+            <w:vAlign w:val="center"/>
+          </w:tcPr>
+          <w:p>
+            <w:pPr>
+              <w:spacing w:after="20" w:line="252" w:lineRule="auto"/>
+            </w:pPr>
+            <w:r>
+              <w:rPr>
+                <w:sz w:val="18"/>
+                <w:szCs w:val="18"/>
+                <w:lang w:eastAsia="ko-KR"/>
+              </w:rPr>
+              <w:t xml:space="preserve">operationTime</w:t>
+            </w:r>
+          </w:p>
+        </w:tc>
+        <w:tc>
+          <w:tcPr>
+            <w:tcW w:w="4872" w:type="dxa"/>
+            <w:tcMar>
+              <w:top w:w="80" w:type="dxa"/>
+              <w:left w:w="110" w:type="dxa"/>
+              <w:bottom w:w="80" w:type="dxa"/>
+              <w:right w:w="110" w:type="dxa"/>
+            </w:tcMar>
+            <w:vAlign w:val="center"/>
+          </w:tcPr>
+          <w:p>
+            <w:pPr>
+              <w:spacing w:after="20" w:line="252" w:lineRule="auto"/>
+            </w:pPr>
+            <w:r>
+              <w:rPr>
+                <w:sz w:val="18"/>
+                <w:szCs w:val="18"/>
+                <w:lang w:eastAsia="ko-KR"/>
+              </w:rPr>
+              <w:t xml:space="preserve">2011-06-27T20:00</w:t>
+            </w:r>
+          </w:p>
+        </w:tc>
+        <w:tc>
+          <w:tcPr>
+            <w:tcW w:w="1100" w:type="dxa"/>
+            <w:tcMar>
+              <w:top w:w="80" w:type="dxa"/>
+              <w:left w:w="110" w:type="dxa"/>
+              <w:bottom w:w="80" w:type="dxa"/>
+              <w:right w:w="110" w:type="dxa"/>
+            </w:tcMar>
+            <w:vAlign w:val="center"/>
+          </w:tcPr>
+          <w:p>
+            <w:pPr>
+              <w:spacing w:after="20" w:line="252" w:lineRule="auto"/>
+            </w:pPr>
+            <w:r>
+              <w:rPr>
+                <w:sz w:val="18"/>
+                <w:szCs w:val="18"/>
+                <w:lang w:eastAsia="ko-KR"/>
+              </w:rPr>
+              <w:t xml:space="preserve">일시</w:t>
+            </w:r>
+          </w:p>
+        </w:tc>
+      </w:tr>
+    </w:tbl>
+    <w:p>
+      <w:pPr>
+        <w:spacing w:after="60"/>
+        <w:rPr>
+          <w:lang w:eastAsia="ko-KR"/>
+        </w:rPr>
+      </w:pPr>
+    </w:p>
+    <w:p>
+      <w:pPr>
+        <w:keepNext/>
+        <w:spacing w:before="240"/>
+        <w:rPr>
+          <w:lang w:eastAsia="ko-KR"/>
+        </w:rPr>
+      </w:pPr>
+      <w:r>
+        <w:rPr>
+          <w:b/>
+          <w:color w:val="1F4E79"/>
+          <w:sz w:val="25"/>
+          <w:szCs w:val="25"/>
+          <w:lang w:eastAsia="ko-KR"/>
+        </w:rPr>
+        <w:t xml:space="preserve">과정 4. 근거 Entity와 연결</w:t>
+      </w:r>
+    </w:p>
+    <w:p>
+      <w:pPr>
+        <w:pStyle w:val="a0"/>
+        <w:spacing w:after="60"/>
+        <w:rPr>
+          <w:lang w:eastAsia="ko-KR"/>
+        </w:rPr>
+      </w:pPr>
+      <w:r>
+        <w:rPr>
+          <w:sz w:val="20"/>
+          <w:szCs w:val="20"/>
+          <w:lang w:eastAsia="ko-KR"/>
+        </w:rPr>
+        <w:t xml:space="preserve">비고는 승인 504행에 적혀 있으므로, 비고에서 뽑은 운영행위의 근거도 504행의 근거 Entity EVI:AP:504이다(구조화 자료 매핑에서 이미 만들어 둠).</w:t>
+      </w:r>
+    </w:p>
+    <w:p>
+      <w:pPr>
+        <w:pStyle w:val="a0"/>
+        <w:spacing w:after="60"/>
+        <w:rPr>
+          <w:lang w:eastAsia="ko-KR"/>
+        </w:rPr>
+      </w:pPr>
+      <w:r>
+        <w:rPr>
+          <w:sz w:val="20"/>
+          <w:szCs w:val="20"/>
+          <w:lang w:eastAsia="ko-KR"/>
+        </w:rPr>
+        <w:t xml:space="preserve">ID의 순차번호(504)로 바로 정해지므로 다른 표를 찾지 않고 supportedBy로 잇는다. 새 근거 Entity는 만들지 않는다.</w:t>
+      </w:r>
+    </w:p>
+    <w:p>
+      <w:pPr>
+        <w:keepNext/>
+        <w:spacing w:before="60" w:after="40"/>
+        <w:jc w:val="center"/>
+      </w:pPr>
+      <w:r>
+        <w:drawing>
+          <wp:inline distT="0" distB="0" distL="0" distR="0">
+            <wp:extent cx="6141720" cy="1500334"/>
+            <wp:docPr id="24" name="step3_doc_f19" descr="step3_doc_f19"/>
+            <wp:cNvGraphicFramePr>
+              <a:graphicFrameLocks xmlns:a="http://schemas.openxmlformats.org/drawingml/2006/main" noChangeAspect="1"/>
+            </wp:cNvGraphicFramePr>
+            <a:graphic xmlns:a="http://schemas.openxmlformats.org/drawingml/2006/main">
+              <a:graphicData uri="http://schemas.openxmlformats.org/drawingml/2006/picture">
+                <pic:pic xmlns:pic="http://schemas.openxmlformats.org/drawingml/2006/picture">
+                  <pic:nvPicPr>
+                    <pic:cNvPr id="24" name="step3_doc_f19"/>
+                    <pic:cNvPicPr/>
+                  </pic:nvPicPr>
+                  <pic:blipFill>
+                    <a:blip r:embed="rIdImg24"/>
                     <a:stretch>
                       <a:fillRect/>
                     </a:stretch>
@@ -8309,21 +11649,26 @@
           <w:szCs w:val="18"/>
           <w:lang w:eastAsia="ko-KR"/>
         </w:rPr>
-        <w:t xml:space="preserve">그림 15. 운영행위의 근거 연결 — 비고가 적힌 504행의 근거 Entity에 잇는다</w:t>
+        <w:t xml:space="preserve">그림 24. 운영행위의 근거 연결 — 비고가 적힌 504행의 근거 Entity에 잇는다</w:t>
       </w:r>
     </w:p>
     <w:p>
       <w:pPr>
-        <w:pStyle w:val="21"/>
+        <w:keepNext/>
+        <w:spacing w:before="240"/>
         <w:rPr>
           <w:lang w:eastAsia="ko-KR"/>
         </w:rPr>
       </w:pPr>
       <w:r>
         <w:rPr>
-          <w:lang w:eastAsia="ko-KR"/>
-        </w:rPr>
-        <w:t xml:space="preserve">4.3 별표3 → Criterion (홍수기 제한수위)</w:t>
+          <w:b/>
+          <w:color w:val="1F4E79"/>
+          <w:sz w:val="25"/>
+          <w:szCs w:val="25"/>
+          <w:lang w:eastAsia="ko-KR"/>
+        </w:rPr>
+        <w:t xml:space="preserve">과정 5. 출처 기록</w:t>
       </w:r>
     </w:p>
     <w:p>
@@ -8340,7 +11685,7 @@
           <w:szCs w:val="20"/>
           <w:lang w:eastAsia="ko-KR"/>
         </w:rPr>
-        <w:t xml:space="preserve">대상: 전처리에서 꺼내 둔 별표3 원문. 선 문자로 그린 표라 칸이 "│"로 나뉘어 있고, 댐 이름 글자 사이에 공백이 있다("충 주 댐").</w:t>
+        <w:t xml:space="preserve">중간 파일과 순차번호, 그 줄에 적힌 적용 규칙을 남긴다.</w:t>
       </w:r>
     </w:p>
     <w:p>
@@ -8357,7 +11702,351 @@
           <w:szCs w:val="20"/>
           <w:lang w:eastAsia="ko-KR"/>
         </w:rPr>
-        <w:t xml:space="preserve">① 댐 이름마다 정규식으로 그 댐의 행을 찾는다. 이름 글자 사이에 공백을 허용(\s*)해서 "충 주 댐"과 "충주댐"을 같은 이름으로 읽고, 이어지는 두 칸(홍수기 제한수위, 시설별 최저 운영수위)의 글자를 원문 그대로 중간 파일 criterion_list.csv에 남긴다(그림 16).</w:t>
+        <w:t xml:space="preserve">값의 성격은 "비고에서 분류"이다. 원본 값을 그대로 옮긴 승인과 달리, 운영행위는 규칙으로 분류해 만든 값이기 때문이다.</w:t>
+      </w:r>
+    </w:p>
+    <w:p>
+      <w:pPr>
+        <w:spacing w:before="60" w:after="120"/>
+        <w:rPr>
+          <w:lang w:eastAsia="ko-KR"/>
+        </w:rPr>
+      </w:pPr>
+      <w:r>
+        <w:rPr>
+          <w:sz w:val="20"/>
+          <w:szCs w:val="20"/>
+          <w:lang w:eastAsia="ko-KR"/>
+        </w:rPr>
+        <w:t xml:space="preserve">결과: CSV 파일 kgv4_provenance.csv에 줄이 생긴다</w:t>
+      </w:r>
+    </w:p>
+    <w:tbl>
+      <w:tblPr>
+        <w:tblW w:w="9972" w:type="dxa"/>
+        <w:jc w:val="center"/>
+        <w:tblBorders>
+          <w:top w:val="single" w:sz="5" w:space="0" w:color="A6A6A6"/>
+          <w:left w:val="single" w:sz="5" w:space="0" w:color="A6A6A6"/>
+          <w:bottom w:val="single" w:sz="5" w:space="0" w:color="A6A6A6"/>
+          <w:right w:val="single" w:sz="5" w:space="0" w:color="A6A6A6"/>
+          <w:insideH w:val="single" w:sz="5" w:space="0" w:color="A6A6A6"/>
+          <w:insideV w:val="single" w:sz="5" w:space="0" w:color="A6A6A6"/>
+        </w:tblBorders>
+        <w:tblLayout w:type="fixed"/>
+        <w:tblLook w:val="04A0" w:firstRow="1" w:lastRow="0" w:firstColumn="1" w:lastColumn="0" w:noHBand="0" w:noVBand="1"/>
+      </w:tblPr>
+      <w:tblGrid>
+        <w:gridCol w:w="1500"/>
+        <w:gridCol w:w="3300"/>
+        <w:gridCol w:w="1700"/>
+        <w:gridCol w:w="1900"/>
+        <w:gridCol w:w="1572"/>
+      </w:tblGrid>
+      <w:tr>
+        <w:trPr>
+          <w:cantSplit/>
+          <w:tblHeader/>
+          <w:jc w:val="center"/>
+        </w:trPr>
+        <w:tc>
+          <w:tcPr>
+            <w:tcW w:w="1500" w:type="dxa"/>
+            <w:shd w:val="clear" w:color="auto" w:fill="D9EAF7"/>
+            <w:tcMar>
+              <w:top w:w="80" w:type="dxa"/>
+              <w:left w:w="110" w:type="dxa"/>
+              <w:bottom w:w="80" w:type="dxa"/>
+              <w:right w:w="110" w:type="dxa"/>
+            </w:tcMar>
+            <w:vAlign w:val="center"/>
+          </w:tcPr>
+          <w:p>
+            <w:pPr>
+              <w:spacing w:after="20" w:line="252" w:lineRule="auto"/>
+              <w:jc w:val="center"/>
+            </w:pPr>
+            <w:r>
+              <w:rPr>
+                <w:b/>
+                <w:sz w:val="18"/>
+                <w:szCs w:val="18"/>
+                <w:lang w:eastAsia="ko-KR"/>
+              </w:rPr>
+              <w:t xml:space="preserve">Entity ID</w:t>
+            </w:r>
+          </w:p>
+        </w:tc>
+        <w:tc>
+          <w:tcPr>
+            <w:tcW w:w="3300" w:type="dxa"/>
+            <w:shd w:val="clear" w:color="auto" w:fill="D9EAF7"/>
+            <w:tcMar>
+              <w:top w:w="80" w:type="dxa"/>
+              <w:left w:w="110" w:type="dxa"/>
+              <w:bottom w:w="80" w:type="dxa"/>
+              <w:right w:w="110" w:type="dxa"/>
+            </w:tcMar>
+            <w:vAlign w:val="center"/>
+          </w:tcPr>
+          <w:p>
+            <w:pPr>
+              <w:spacing w:after="20" w:line="252" w:lineRule="auto"/>
+              <w:jc w:val="center"/>
+            </w:pPr>
+            <w:r>
+              <w:rPr>
+                <w:b/>
+                <w:sz w:val="18"/>
+                <w:szCs w:val="18"/>
+                <w:lang w:eastAsia="ko-KR"/>
+              </w:rPr>
+              <w:t xml:space="preserve">원본 파일</w:t>
+            </w:r>
+          </w:p>
+        </w:tc>
+        <w:tc>
+          <w:tcPr>
+            <w:tcW w:w="1700" w:type="dxa"/>
+            <w:shd w:val="clear" w:color="auto" w:fill="D9EAF7"/>
+            <w:tcMar>
+              <w:top w:w="80" w:type="dxa"/>
+              <w:left w:w="110" w:type="dxa"/>
+              <w:bottom w:w="80" w:type="dxa"/>
+              <w:right w:w="110" w:type="dxa"/>
+            </w:tcMar>
+            <w:vAlign w:val="center"/>
+          </w:tcPr>
+          <w:p>
+            <w:pPr>
+              <w:spacing w:after="20" w:line="252" w:lineRule="auto"/>
+              <w:jc w:val="center"/>
+            </w:pPr>
+            <w:r>
+              <w:rPr>
+                <w:b/>
+                <w:sz w:val="18"/>
+                <w:szCs w:val="18"/>
+                <w:lang w:eastAsia="ko-KR"/>
+              </w:rPr>
+              <w:t xml:space="preserve">위치</w:t>
+            </w:r>
+          </w:p>
+        </w:tc>
+        <w:tc>
+          <w:tcPr>
+            <w:tcW w:w="1900" w:type="dxa"/>
+            <w:shd w:val="clear" w:color="auto" w:fill="D9EAF7"/>
+            <w:tcMar>
+              <w:top w:w="80" w:type="dxa"/>
+              <w:left w:w="110" w:type="dxa"/>
+              <w:bottom w:w="80" w:type="dxa"/>
+              <w:right w:w="110" w:type="dxa"/>
+            </w:tcMar>
+            <w:vAlign w:val="center"/>
+          </w:tcPr>
+          <w:p>
+            <w:pPr>
+              <w:spacing w:after="20" w:line="252" w:lineRule="auto"/>
+              <w:jc w:val="center"/>
+            </w:pPr>
+            <w:r>
+              <w:rPr>
+                <w:b/>
+                <w:sz w:val="18"/>
+                <w:szCs w:val="18"/>
+                <w:lang w:eastAsia="ko-KR"/>
+              </w:rPr>
+              <w:t xml:space="preserve">규칙</w:t>
+            </w:r>
+          </w:p>
+        </w:tc>
+        <w:tc>
+          <w:tcPr>
+            <w:tcW w:w="1572" w:type="dxa"/>
+            <w:shd w:val="clear" w:color="auto" w:fill="D9EAF7"/>
+            <w:tcMar>
+              <w:top w:w="80" w:type="dxa"/>
+              <w:left w:w="110" w:type="dxa"/>
+              <w:bottom w:w="80" w:type="dxa"/>
+              <w:right w:w="110" w:type="dxa"/>
+            </w:tcMar>
+            <w:vAlign w:val="center"/>
+          </w:tcPr>
+          <w:p>
+            <w:pPr>
+              <w:spacing w:after="20" w:line="252" w:lineRule="auto"/>
+              <w:jc w:val="center"/>
+            </w:pPr>
+            <w:r>
+              <w:rPr>
+                <w:b/>
+                <w:sz w:val="18"/>
+                <w:szCs w:val="18"/>
+                <w:lang w:eastAsia="ko-KR"/>
+              </w:rPr>
+              <w:t xml:space="preserve">값의 성격</w:t>
+            </w:r>
+          </w:p>
+        </w:tc>
+      </w:tr>
+      <w:tr>
+        <w:trPr>
+          <w:cantSplit/>
+          <w:jc w:val="center"/>
+        </w:trPr>
+        <w:tc>
+          <w:tcPr>
+            <w:tcW w:w="1500" w:type="dxa"/>
+            <w:tcMar>
+              <w:top w:w="80" w:type="dxa"/>
+              <w:left w:w="110" w:type="dxa"/>
+              <w:bottom w:w="80" w:type="dxa"/>
+              <w:right w:w="110" w:type="dxa"/>
+            </w:tcMar>
+            <w:vAlign w:val="center"/>
+          </w:tcPr>
+          <w:p>
+            <w:pPr>
+              <w:spacing w:after="20" w:line="252" w:lineRule="auto"/>
+            </w:pPr>
+            <w:r>
+              <w:rPr>
+                <w:sz w:val="18"/>
+                <w:szCs w:val="18"/>
+                <w:lang w:eastAsia="ko-KR"/>
+              </w:rPr>
+              <w:t xml:space="preserve">OPR:504:1</w:t>
+            </w:r>
+          </w:p>
+        </w:tc>
+        <w:tc>
+          <w:tcPr>
+            <w:tcW w:w="3300" w:type="dxa"/>
+            <w:tcMar>
+              <w:top w:w="80" w:type="dxa"/>
+              <w:left w:w="110" w:type="dxa"/>
+              <w:bottom w:w="80" w:type="dxa"/>
+              <w:right w:w="110" w:type="dxa"/>
+            </w:tcMar>
+            <w:vAlign w:val="center"/>
+          </w:tcPr>
+          <w:p>
+            <w:pPr>
+              <w:spacing w:after="20" w:line="252" w:lineRule="auto"/>
+            </w:pPr>
+            <w:r>
+              <w:rPr>
+                <w:sz w:val="18"/>
+                <w:szCs w:val="18"/>
+                <w:lang w:eastAsia="ko-KR"/>
+              </w:rPr>
+              <w:t xml:space="preserve">operation_from_remarks_5dams.csv</w:t>
+            </w:r>
+          </w:p>
+        </w:tc>
+        <w:tc>
+          <w:tcPr>
+            <w:tcW w:w="1700" w:type="dxa"/>
+            <w:tcMar>
+              <w:top w:w="80" w:type="dxa"/>
+              <w:left w:w="110" w:type="dxa"/>
+              <w:bottom w:w="80" w:type="dxa"/>
+              <w:right w:w="110" w:type="dxa"/>
+            </w:tcMar>
+            <w:vAlign w:val="center"/>
+          </w:tcPr>
+          <w:p>
+            <w:pPr>
+              <w:spacing w:after="20" w:line="252" w:lineRule="auto"/>
+            </w:pPr>
+            <w:r>
+              <w:rPr>
+                <w:sz w:val="18"/>
+                <w:szCs w:val="18"/>
+                <w:lang w:eastAsia="ko-KR"/>
+              </w:rPr>
+              <w:t xml:space="preserve">순차번호=504</w:t>
+            </w:r>
+          </w:p>
+        </w:tc>
+        <w:tc>
+          <w:tcPr>
+            <w:tcW w:w="1900" w:type="dxa"/>
+            <w:tcMar>
+              <w:top w:w="80" w:type="dxa"/>
+              <w:left w:w="110" w:type="dxa"/>
+              <w:bottom w:w="80" w:type="dxa"/>
+              <w:right w:w="110" w:type="dxa"/>
+            </w:tcMar>
+            <w:vAlign w:val="center"/>
+          </w:tcPr>
+          <w:p>
+            <w:pPr>
+              <w:spacing w:after="20" w:line="252" w:lineRule="auto"/>
+            </w:pPr>
+            <w:r>
+              <w:rPr>
+                <w:sz w:val="18"/>
+                <w:szCs w:val="18"/>
+                <w:lang w:eastAsia="ko-KR"/>
+              </w:rPr>
+              <w:t xml:space="preserve">실제 방류 시각 문구</w:t>
+            </w:r>
+          </w:p>
+        </w:tc>
+        <w:tc>
+          <w:tcPr>
+            <w:tcW w:w="1572" w:type="dxa"/>
+            <w:tcMar>
+              <w:top w:w="80" w:type="dxa"/>
+              <w:left w:w="110" w:type="dxa"/>
+              <w:bottom w:w="80" w:type="dxa"/>
+              <w:right w:w="110" w:type="dxa"/>
+            </w:tcMar>
+            <w:vAlign w:val="center"/>
+          </w:tcPr>
+          <w:p>
+            <w:pPr>
+              <w:spacing w:after="20" w:line="252" w:lineRule="auto"/>
+            </w:pPr>
+            <w:r>
+              <w:rPr>
+                <w:sz w:val="18"/>
+                <w:szCs w:val="18"/>
+                <w:lang w:eastAsia="ko-KR"/>
+              </w:rPr>
+              <w:t xml:space="preserve">비고에서 분류</w:t>
+            </w:r>
+          </w:p>
+        </w:tc>
+      </w:tr>
+    </w:tbl>
+    <w:p>
+      <w:pPr>
+        <w:spacing w:after="60"/>
+        <w:rPr>
+          <w:lang w:eastAsia="ko-KR"/>
+        </w:rPr>
+      </w:pPr>
+    </w:p>
+    <w:p>
+      <w:pPr>
+        <w:keepNext/>
+        <w:spacing w:before="240"/>
+        <w:rPr>
+          <w:lang w:eastAsia="ko-KR"/>
+        </w:rPr>
+      </w:pPr>
+      <w:r>
+        <w:rPr>
+          <w:b/>
+          <w:color w:val="1F4E79"/>
+          <w:sz w:val="25"/>
+          <w:szCs w:val="25"/>
+          <w:lang w:eastAsia="ko-KR"/>
+        </w:rPr>
+        <w:t xml:space="preserve">결과</w:t>
       </w:r>
     </w:p>
     <w:p>
@@ -8374,7 +12063,7 @@
           <w:szCs w:val="20"/>
           <w:lang w:eastAsia="ko-KR"/>
         </w:rPr>
-        <w:t xml:space="preserve">② 대상 댐이면서 제한수위 칸이 숫자뿐인 경우에만 Criterion을 만든다. 충주, 소양강, 횡성 3개이며, 광동댐은 별표3에 없다.</w:t>
+        <w:t xml:space="preserve">80개 승인 중 63개에서 Operation 68개가 만들어진다(58개 승인에서 1개, 5개 승인에서 2개). 17개 승인은 변경 승인이라 만들지 않았다(그림 25).</w:t>
       </w:r>
     </w:p>
     <w:p>
@@ -8386,8 +12075,8 @@
       <w:r>
         <w:drawing>
           <wp:inline distT="0" distB="0" distL="0" distR="0">
-            <wp:extent cx="6141720" cy="3152749"/>
-            <wp:docPr id="16" name="step3_doc_f16" descr="step3_doc_f16"/>
+            <wp:extent cx="6141720" cy="3708429"/>
+            <wp:docPr id="25" name="step3_doc_o6" descr="step3_doc_o6"/>
             <wp:cNvGraphicFramePr>
               <a:graphicFrameLocks xmlns:a="http://schemas.openxmlformats.org/drawingml/2006/main" noChangeAspect="1"/>
             </wp:cNvGraphicFramePr>
@@ -8395,11 +12084,192 @@
               <a:graphicData uri="http://schemas.openxmlformats.org/drawingml/2006/picture">
                 <pic:pic xmlns:pic="http://schemas.openxmlformats.org/drawingml/2006/picture">
                   <pic:nvPicPr>
-                    <pic:cNvPr id="16" name="step3_doc_f16"/>
+                    <pic:cNvPr id="25" name="step3_doc_o6"/>
                     <pic:cNvPicPr/>
                   </pic:nvPicPr>
                   <pic:blipFill>
-                    <a:blip r:embed="rIdImg16"/>
+                    <a:blip r:embed="rIdImg25"/>
+                    <a:stretch>
+                      <a:fillRect/>
+                    </a:stretch>
+                  </pic:blipFill>
+                  <pic:spPr>
+                    <a:xfrm>
+                      <a:off x="0" y="0"/>
+                      <a:ext cx="6141720" cy="3708429"/>
+                    </a:xfrm>
+                    <a:prstGeom prst="rect">
+                      <a:avLst/>
+                    </a:prstGeom>
+                  </pic:spPr>
+                </pic:pic>
+              </a:graphicData>
+            </a:graphic>
+          </wp:inline>
+        </w:drawing>
+      </w:r>
+    </w:p>
+    <w:p>
+      <w:pPr>
+        <w:spacing w:before="0" w:after="120"/>
+        <w:jc w:val="center"/>
+        <w:rPr>
+          <w:lang w:eastAsia="ko-KR"/>
+        </w:rPr>
+      </w:pPr>
+      <w:r>
+        <w:rPr>
+          <w:color w:val="505050"/>
+          <w:sz w:val="18"/>
+          <w:szCs w:val="18"/>
+          <w:lang w:eastAsia="ko-KR"/>
+        </w:rPr>
+        <w:t xml:space="preserve">그림 25. 승인 비고 데이터의 결과 — CSV 파일 3개의 줄과 그것을 모은 Entity (OPR:504:1)</w:t>
+      </w:r>
+    </w:p>
+    <w:p>
+      <w:pPr>
+        <w:pStyle w:val="21"/>
+        <w:rPr>
+          <w:lang w:eastAsia="ko-KR"/>
+        </w:rPr>
+      </w:pPr>
+      <w:r>
+        <w:rPr>
+          <w:lang w:eastAsia="ko-KR"/>
+        </w:rPr>
+        <w:t xml:space="preserve">4.3 규정 별표3 데이터 → Criterion (홍수기 제한수위)</w:t>
+      </w:r>
+    </w:p>
+    <w:p>
+      <w:pPr>
+        <w:keepNext/>
+        <w:spacing w:before="240"/>
+        <w:rPr>
+          <w:lang w:eastAsia="ko-KR"/>
+        </w:rPr>
+      </w:pPr>
+      <w:r>
+        <w:rPr>
+          <w:b/>
+          <w:color w:val="1F4E79"/>
+          <w:sz w:val="25"/>
+          <w:szCs w:val="25"/>
+          <w:lang w:eastAsia="ko-KR"/>
+        </w:rPr>
+        <w:t xml:space="preserve">입력</w:t>
+      </w:r>
+    </w:p>
+    <w:p>
+      <w:pPr>
+        <w:pStyle w:val="a0"/>
+        <w:spacing w:after="60"/>
+        <w:rPr>
+          <w:lang w:eastAsia="ko-KR"/>
+        </w:rPr>
+      </w:pPr>
+      <w:r>
+        <w:rPr>
+          <w:sz w:val="20"/>
+          <w:szCs w:val="20"/>
+          <w:lang w:eastAsia="ko-KR"/>
+        </w:rPr>
+        <w:t xml:space="preserve">전처리에서 꺼내 둔 별표3 원문. 선 문자로 그린 표라 칸이 "│"로 나뉘어 있고, 댐 이름 글자 사이에 공백이 있다("충 주 댐").</w:t>
+      </w:r>
+    </w:p>
+    <w:p>
+      <w:pPr>
+        <w:keepNext/>
+        <w:spacing w:before="240"/>
+        <w:rPr>
+          <w:lang w:eastAsia="ko-KR"/>
+        </w:rPr>
+      </w:pPr>
+      <w:r>
+        <w:rPr>
+          <w:b/>
+          <w:color w:val="1F4E79"/>
+          <w:sz w:val="25"/>
+          <w:szCs w:val="25"/>
+          <w:lang w:eastAsia="ko-KR"/>
+        </w:rPr>
+        <w:t xml:space="preserve">추출: 문자로 그린 표에서 댐별 칸을 읽는다</w:t>
+      </w:r>
+    </w:p>
+    <w:p>
+      <w:pPr>
+        <w:pStyle w:val="a0"/>
+        <w:spacing w:after="60"/>
+        <w:rPr>
+          <w:lang w:eastAsia="ko-KR"/>
+        </w:rPr>
+      </w:pPr>
+      <w:r>
+        <w:rPr>
+          <w:sz w:val="20"/>
+          <w:szCs w:val="20"/>
+          <w:lang w:eastAsia="ko-KR"/>
+        </w:rPr>
+        <w:t xml:space="preserve">① 별표3 한강수계 댐 이름(9개)을 표에 나오는 순서대로 하나씩 꺼내, 이름 글자 사이에 공백을 허용(\s*)하는 정규식을 만든다. 예: "충주댐" → "충\s*주\s*댐"</w:t>
+      </w:r>
+    </w:p>
+    <w:p>
+      <w:pPr>
+        <w:pStyle w:val="a0"/>
+        <w:spacing w:after="60"/>
+        <w:rPr>
+          <w:lang w:eastAsia="ko-KR"/>
+        </w:rPr>
+      </w:pPr>
+      <w:r>
+        <w:rPr>
+          <w:sz w:val="20"/>
+          <w:szCs w:val="20"/>
+          <w:lang w:eastAsia="ko-KR"/>
+        </w:rPr>
+        <w:t xml:space="preserve">② 원문에서 그 정규식으로 댐의 행을 찾고, 이어지는 두 칸(홍수기 제한수위, 시설별 최저 운영수위)의 글자를 원문 그대로 꺼낸다.</w:t>
+      </w:r>
+    </w:p>
+    <w:p>
+      <w:pPr>
+        <w:pStyle w:val="a0"/>
+        <w:spacing w:after="60"/>
+        <w:rPr>
+          <w:lang w:eastAsia="ko-KR"/>
+        </w:rPr>
+      </w:pPr>
+      <w:r>
+        <w:rPr>
+          <w:sz w:val="20"/>
+          <w:szCs w:val="20"/>
+          <w:lang w:eastAsia="ko-KR"/>
+        </w:rPr>
+        <w:t xml:space="preserve">③ 꺼낸 순서대로 번호(CR-01, CR-02 …)를 붙여 중간 파일 criterion_list.csv에 한 줄씩 쓴다. 번호는 별표3 한강수계 표에 댐이 나오는 순서대로 붙인 연구용 번호이다.</w:t>
+      </w:r>
+    </w:p>
+    <w:p>
+      <w:pPr>
+        <w:keepNext/>
+        <w:spacing w:before="60" w:after="40"/>
+        <w:jc w:val="center"/>
+      </w:pPr>
+      <w:r>
+        <w:drawing>
+          <wp:inline distT="0" distB="0" distL="0" distR="0">
+            <wp:extent cx="6141720" cy="3152749"/>
+            <wp:docPr id="26" name="step3_doc_f16" descr="step3_doc_f16"/>
+            <wp:cNvGraphicFramePr>
+              <a:graphicFrameLocks xmlns:a="http://schemas.openxmlformats.org/drawingml/2006/main" noChangeAspect="1"/>
+            </wp:cNvGraphicFramePr>
+            <a:graphic xmlns:a="http://schemas.openxmlformats.org/drawingml/2006/main">
+              <a:graphicData uri="http://schemas.openxmlformats.org/drawingml/2006/picture">
+                <pic:pic xmlns:pic="http://schemas.openxmlformats.org/drawingml/2006/picture">
+                  <pic:nvPicPr>
+                    <pic:cNvPr id="26" name="step3_doc_f16"/>
+                    <pic:cNvPicPr/>
+                  </pic:nvPicPr>
+                  <pic:blipFill>
+                    <a:blip r:embed="rIdImg26"/>
                     <a:stretch>
                       <a:fillRect/>
                     </a:stretch>
@@ -8435,7 +12305,7 @@
           <w:szCs w:val="18"/>
           <w:lang w:eastAsia="ko-KR"/>
         </w:rPr>
-        <w:t xml:space="preserve">그림 16. 별표3의 문자로 그린 표에서 댐별 제한수위 칸 읽기</w:t>
+        <w:t xml:space="preserve">그림 26. 별표3의 문자로 그린 표에서 댐별 제한수위 칸 읽기</w:t>
       </w:r>
     </w:p>
     <w:p>
@@ -8454,7 +12324,7 @@
           <w:szCs w:val="25"/>
           <w:lang w:eastAsia="ko-KR"/>
         </w:rPr>
-        <w:t xml:space="preserve">Criterion Entity 만들기</w:t>
+        <w:t xml:space="preserve">과정 1. 식별자 만들기</w:t>
       </w:r>
     </w:p>
     <w:p>
@@ -8471,7 +12341,7 @@
           <w:szCs w:val="20"/>
           <w:lang w:eastAsia="ko-KR"/>
         </w:rPr>
-        <w:t xml:space="preserve">중간 파일 criterion_list.csv의 한 줄은 별표3의 댐 하나이다. 번호(CR-01, CR-02 …)는 별표3 한강수계 표에 댐이 나오는 순서대로 붙인 연구용 번호이다(소양강 CR-01, 충주 CR-02, 횡성 CR-03, 화천 CR-04 …).</w:t>
+        <w:t xml:space="preserve">중간 파일을 한 줄씩 읽어 대상 댐이 아니거나 제한수위 칸이 숫자뿐이 아닌 줄은 건너뛴다. 팔당댐의 '25.51)'처럼 각주 표시가 붙은 칸도 건너뛴다.</w:t>
       </w:r>
     </w:p>
     <w:p>
@@ -8488,24 +12358,7 @@
           <w:szCs w:val="20"/>
           <w:lang w:eastAsia="ko-KR"/>
         </w:rPr>
-        <w:t xml:space="preserve">① 식별자 "CRI:" + {번호} → CRI:CR-02. ② Class는 Criterion, 속성은 criterionType(홍수기 제한수위), criterionValue(칸 원문 '138.0'을 숫자 138.0으로), unit(EL.m).</w:t>
-      </w:r>
-    </w:p>
-    <w:p>
-      <w:pPr>
-        <w:pStyle w:val="a0"/>
-        <w:spacing w:after="60"/>
-        <w:rPr>
-          <w:lang w:eastAsia="ko-KR"/>
-        </w:rPr>
-      </w:pPr>
-      <w:r>
-        <w:rPr>
-          <w:sz w:val="20"/>
-          <w:szCs w:val="20"/>
-          <w:lang w:eastAsia="ko-KR"/>
-        </w:rPr>
-        <w:t xml:space="preserve">③ 근거 Entity: 규정은 하나이므로 고정 ID "EVI:LAW:별표3"으로 근거 Entity 하나를 만들고, sourceTitle(규정 이름과 시행일), sourceType(규정), sourceLocator(별표 3)를 넣는다. ④ 출처에는 criterion_list.csv의 번호 CR-02와 값의 성격 "원본 그대로"를 남긴다(그림 17).</w:t>
+        <w:t xml:space="preserve">남은 줄의 번호를 틀 "CRI:" + {번호}에 넣는다. 충주, 소양강, 횡성 3개이며, 광동댐은 별표3에 없다.</w:t>
       </w:r>
     </w:p>
     <w:p>
@@ -8517,8 +12370,8 @@
       <w:r>
         <w:drawing>
           <wp:inline distT="0" distB="0" distL="0" distR="0">
-            <wp:extent cx="6141720" cy="4152972"/>
-            <wp:docPr id="17" name="step3_doc_f22" descr="step3_doc_f22"/>
+            <wp:extent cx="6141720" cy="2456688"/>
+            <wp:docPr id="27" name="step3_doc_c1" descr="step3_doc_c1"/>
             <wp:cNvGraphicFramePr>
               <a:graphicFrameLocks xmlns:a="http://schemas.openxmlformats.org/drawingml/2006/main" noChangeAspect="1"/>
             </wp:cNvGraphicFramePr>
@@ -8526,11 +12379,11 @@
               <a:graphicData uri="http://schemas.openxmlformats.org/drawingml/2006/picture">
                 <pic:pic xmlns:pic="http://schemas.openxmlformats.org/drawingml/2006/picture">
                   <pic:nvPicPr>
-                    <pic:cNvPr id="17" name="step3_doc_f22"/>
+                    <pic:cNvPr id="27" name="step3_doc_c1"/>
                     <pic:cNvPicPr/>
                   </pic:nvPicPr>
                   <pic:blipFill>
-                    <a:blip r:embed="rIdImg17"/>
+                    <a:blip r:embed="rIdImg27"/>
                     <a:stretch>
                       <a:fillRect/>
                     </a:stretch>
@@ -8538,7 +12391,7 @@
                   <pic:spPr>
                     <a:xfrm>
                       <a:off x="0" y="0"/>
-                      <a:ext cx="6141720" cy="4152972"/>
+                      <a:ext cx="6141720" cy="2456688"/>
                     </a:xfrm>
                     <a:prstGeom prst="rect">
                       <a:avLst/>
@@ -8566,12 +12419,32 @@
           <w:szCs w:val="18"/>
           <w:lang w:eastAsia="ko-KR"/>
         </w:rPr>
-        <w:t xml:space="preserve">그림 17. Criterion Entity 만들기 — 중간 파일의 CR-02 줄에서 CRI:CR-02로</w:t>
+        <w:t xml:space="preserve">그림 27. 기준 식별자 만들기 — 중간 파일의 줄을 걸러 번호를 틀에 끼운다</w:t>
       </w:r>
     </w:p>
     <w:p>
       <w:pPr>
-        <w:spacing w:before="60" w:after="120"/>
+        <w:keepNext/>
+        <w:spacing w:before="240"/>
+        <w:rPr>
+          <w:lang w:eastAsia="ko-KR"/>
+        </w:rPr>
+      </w:pPr>
+      <w:r>
+        <w:rPr>
+          <w:b/>
+          <w:color w:val="1F4E79"/>
+          <w:sz w:val="25"/>
+          <w:szCs w:val="25"/>
+          <w:lang w:eastAsia="ko-KR"/>
+        </w:rPr>
+        <w:t xml:space="preserve">과정 2. Class 지정</w:t>
+      </w:r>
+    </w:p>
+    <w:p>
+      <w:pPr>
+        <w:pStyle w:val="a0"/>
+        <w:spacing w:after="60"/>
         <w:rPr>
           <w:lang w:eastAsia="ko-KR"/>
         </w:rPr>
@@ -8582,7 +12455,84 @@
           <w:szCs w:val="20"/>
           <w:lang w:eastAsia="ko-KR"/>
         </w:rPr>
-        <w:t xml:space="preserve">결과: KG CSV 파일 3개에 생기는 줄</w:t>
+        <w:t xml:space="preserve">별표3에서 뽑은 CRI: ID 3개는 모두 Criterion Class의 Entity로 기록한다.</w:t>
+      </w:r>
+    </w:p>
+    <w:p>
+      <w:pPr>
+        <w:keepNext/>
+        <w:spacing w:before="60" w:after="40"/>
+        <w:jc w:val="center"/>
+      </w:pPr>
+      <w:r>
+        <w:drawing>
+          <wp:inline distT="0" distB="0" distL="0" distR="0">
+            <wp:extent cx="6141720" cy="1652415"/>
+            <wp:docPr id="28" name="step3_doc_c2" descr="step3_doc_c2"/>
+            <wp:cNvGraphicFramePr>
+              <a:graphicFrameLocks xmlns:a="http://schemas.openxmlformats.org/drawingml/2006/main" noChangeAspect="1"/>
+            </wp:cNvGraphicFramePr>
+            <a:graphic xmlns:a="http://schemas.openxmlformats.org/drawingml/2006/main">
+              <a:graphicData uri="http://schemas.openxmlformats.org/drawingml/2006/picture">
+                <pic:pic xmlns:pic="http://schemas.openxmlformats.org/drawingml/2006/picture">
+                  <pic:nvPicPr>
+                    <pic:cNvPr id="28" name="step3_doc_c2"/>
+                    <pic:cNvPicPr/>
+                  </pic:nvPicPr>
+                  <pic:blipFill>
+                    <a:blip r:embed="rIdImg28"/>
+                    <a:stretch>
+                      <a:fillRect/>
+                    </a:stretch>
+                  </pic:blipFill>
+                  <pic:spPr>
+                    <a:xfrm>
+                      <a:off x="0" y="0"/>
+                      <a:ext cx="6141720" cy="1652415"/>
+                    </a:xfrm>
+                    <a:prstGeom prst="rect">
+                      <a:avLst/>
+                    </a:prstGeom>
+                  </pic:spPr>
+                </pic:pic>
+              </a:graphicData>
+            </a:graphic>
+          </wp:inline>
+        </w:drawing>
+      </w:r>
+    </w:p>
+    <w:p>
+      <w:pPr>
+        <w:spacing w:before="0" w:after="120"/>
+        <w:jc w:val="center"/>
+        <w:rPr>
+          <w:lang w:eastAsia="ko-KR"/>
+        </w:rPr>
+      </w:pPr>
+      <w:r>
+        <w:rPr>
+          <w:color w:val="505050"/>
+          <w:sz w:val="18"/>
+          <w:szCs w:val="18"/>
+          <w:lang w:eastAsia="ko-KR"/>
+        </w:rPr>
+        <w:t xml:space="preserve">그림 28. Class 지정 — 기준</w:t>
+      </w:r>
+    </w:p>
+    <w:p>
+      <w:pPr>
+        <w:spacing w:before="60" w:after="120"/>
+        <w:rPr>
+          <w:lang w:eastAsia="ko-KR"/>
+        </w:rPr>
+      </w:pPr>
+      <w:r>
+        <w:rPr>
+          <w:sz w:val="20"/>
+          <w:szCs w:val="20"/>
+          <w:lang w:eastAsia="ko-KR"/>
+        </w:rPr>
+        <w:t xml:space="preserve">결과: CSV 파일 kgv4_entities.csv에 줄이 생긴다</w:t>
       </w:r>
     </w:p>
     <w:tbl>
@@ -8598,192 +12548,127 @@
           <w:insideV w:val="single" w:sz="5" w:space="0" w:color="A6A6A6"/>
         </w:tblBorders>
         <w:tblLayout w:type="fixed"/>
+        <w:tblLook w:val="04A0" w:firstRow="1" w:lastRow="0" w:firstColumn="1" w:lastColumn="0" w:noHBand="0" w:noVBand="1"/>
       </w:tblPr>
       <w:tblGrid>
-        <w:gridCol w:w="9972"/>
+        <w:gridCol w:w="4986"/>
+        <w:gridCol w:w="4986"/>
       </w:tblGrid>
       <w:tr>
         <w:trPr>
+          <w:cantSplit/>
+          <w:tblHeader/>
           <w:jc w:val="center"/>
         </w:trPr>
         <w:tc>
           <w:tcPr>
-            <w:tcW w:w="9972" w:type="dxa"/>
-            <w:shd w:val="clear" w:color="auto" w:fill="F7F7F7"/>
-            <w:tcMar>
-              <w:top w:w="80" w:type="dxa"/>
-              <w:left w:w="110" w:type="dxa"/>
-              <w:bottom w:w="80" w:type="dxa"/>
-              <w:right w:w="110" w:type="dxa"/>
-            </w:tcMar>
-            <w:vAlign w:val="center"/>
-          </w:tcPr>
-          <w:p>
-            <w:pPr>
-              <w:spacing w:after="20" w:line="252" w:lineRule="auto"/>
-            </w:pPr>
-            <w:r>
-              <w:rPr>
-                <w:rFonts w:ascii="Consolas" w:hAnsi="Consolas" w:cs="Consolas" w:eastAsia="맑은 고딕"/>
-                <w:sz w:val="17"/>
-                <w:szCs w:val="17"/>
-                <w:lang w:eastAsia="ko-KR"/>
-              </w:rPr>
-              <w:t xml:space="preserve">kgv4_entities.csv</w:t>
-            </w:r>
-          </w:p>
-          <w:p>
-            <w:pPr>
-              <w:spacing w:after="20" w:line="252" w:lineRule="auto"/>
-            </w:pPr>
-            <w:r>
-              <w:rPr>
-                <w:rFonts w:ascii="Consolas" w:hAnsi="Consolas" w:cs="Consolas" w:eastAsia="맑은 고딕"/>
-                <w:sz w:val="17"/>
-                <w:szCs w:val="17"/>
-                <w:lang w:eastAsia="ko-KR"/>
-              </w:rPr>
-              <w:t xml:space="preserve">  CRI:CR-02,Criterion,충주댐 홍수기 제한수위</w:t>
-            </w:r>
-          </w:p>
-          <w:p>
-            <w:pPr>
-              <w:spacing w:after="20" w:line="252" w:lineRule="auto"/>
-            </w:pPr>
-            <w:r>
-              <w:rPr>
-                <w:rFonts w:ascii="Consolas" w:hAnsi="Consolas" w:cs="Consolas" w:eastAsia="맑은 고딕"/>
-                <w:sz w:val="17"/>
-                <w:szCs w:val="17"/>
-                <w:lang w:eastAsia="ko-KR"/>
-              </w:rPr>
-              <w:t xml:space="preserve">  EVI:LAW:별표3,EvidenceSource,댐과 보 등의 연계운영규정 별표3</w:t>
-            </w:r>
-          </w:p>
-          <w:p>
-            <w:pPr>
-              <w:spacing w:after="20" w:line="252" w:lineRule="auto"/>
-            </w:pPr>
-            <w:r>
-              <w:rPr>
-                <w:rFonts w:ascii="Consolas" w:hAnsi="Consolas" w:cs="Consolas" w:eastAsia="맑은 고딕"/>
-                <w:sz w:val="17"/>
-                <w:szCs w:val="17"/>
-                <w:lang w:eastAsia="ko-KR"/>
-              </w:rPr>
-              <w:t xml:space="preserve"/>
-            </w:r>
-          </w:p>
-          <w:p>
-            <w:pPr>
-              <w:spacing w:after="20" w:line="252" w:lineRule="auto"/>
-            </w:pPr>
-            <w:r>
-              <w:rPr>
-                <w:rFonts w:ascii="Consolas" w:hAnsi="Consolas" w:cs="Consolas" w:eastAsia="맑은 고딕"/>
-                <w:sz w:val="17"/>
-                <w:szCs w:val="17"/>
-                <w:lang w:eastAsia="ko-KR"/>
-              </w:rPr>
-              <w:t xml:space="preserve">kgv4_properties.csv</w:t>
-            </w:r>
-          </w:p>
-          <w:p>
-            <w:pPr>
-              <w:spacing w:after="20" w:line="252" w:lineRule="auto"/>
-            </w:pPr>
-            <w:r>
-              <w:rPr>
-                <w:rFonts w:ascii="Consolas" w:hAnsi="Consolas" w:cs="Consolas" w:eastAsia="맑은 고딕"/>
-                <w:sz w:val="17"/>
-                <w:szCs w:val="17"/>
-                <w:lang w:eastAsia="ko-KR"/>
-              </w:rPr>
-              <w:t xml:space="preserve">  CRI:CR-02,criterionType,홍수기 제한수위,string</w:t>
-            </w:r>
-          </w:p>
-          <w:p>
-            <w:pPr>
-              <w:spacing w:after="20" w:line="252" w:lineRule="auto"/>
-            </w:pPr>
-            <w:r>
-              <w:rPr>
-                <w:rFonts w:ascii="Consolas" w:hAnsi="Consolas" w:cs="Consolas" w:eastAsia="맑은 고딕"/>
-                <w:sz w:val="17"/>
-                <w:szCs w:val="17"/>
-                <w:lang w:eastAsia="ko-KR"/>
-              </w:rPr>
-              <w:t xml:space="preserve">  CRI:CR-02,criterionValue,138.0,decimal</w:t>
-            </w:r>
-          </w:p>
-          <w:p>
-            <w:pPr>
-              <w:spacing w:after="20" w:line="252" w:lineRule="auto"/>
-            </w:pPr>
-            <w:r>
-              <w:rPr>
-                <w:rFonts w:ascii="Consolas" w:hAnsi="Consolas" w:cs="Consolas" w:eastAsia="맑은 고딕"/>
-                <w:sz w:val="17"/>
-                <w:szCs w:val="17"/>
-                <w:lang w:eastAsia="ko-KR"/>
-              </w:rPr>
-              <w:t xml:space="preserve">  CRI:CR-02,unit,EL.m,string</w:t>
-            </w:r>
-          </w:p>
-          <w:p>
-            <w:pPr>
-              <w:spacing w:after="20" w:line="252" w:lineRule="auto"/>
-            </w:pPr>
-            <w:r>
-              <w:rPr>
-                <w:rFonts w:ascii="Consolas" w:hAnsi="Consolas" w:cs="Consolas" w:eastAsia="맑은 고딕"/>
-                <w:sz w:val="17"/>
-                <w:szCs w:val="17"/>
-                <w:lang w:eastAsia="ko-KR"/>
-              </w:rPr>
-              <w:t xml:space="preserve">  EVI:LAW:별표3,sourceLocator,별표 3,string</w:t>
-            </w:r>
-          </w:p>
-          <w:p>
-            <w:pPr>
-              <w:spacing w:after="20" w:line="252" w:lineRule="auto"/>
-            </w:pPr>
-            <w:r>
-              <w:rPr>
-                <w:rFonts w:ascii="Consolas" w:hAnsi="Consolas" w:cs="Consolas" w:eastAsia="맑은 고딕"/>
-                <w:sz w:val="17"/>
-                <w:szCs w:val="17"/>
-                <w:lang w:eastAsia="ko-KR"/>
-              </w:rPr>
-              <w:t xml:space="preserve"/>
-            </w:r>
-          </w:p>
-          <w:p>
-            <w:pPr>
-              <w:spacing w:after="20" w:line="252" w:lineRule="auto"/>
-            </w:pPr>
-            <w:r>
-              <w:rPr>
-                <w:rFonts w:ascii="Consolas" w:hAnsi="Consolas" w:cs="Consolas" w:eastAsia="맑은 고딕"/>
-                <w:sz w:val="17"/>
-                <w:szCs w:val="17"/>
-                <w:lang w:eastAsia="ko-KR"/>
-              </w:rPr>
-              <w:t xml:space="preserve">kgv4_provenance.csv</w:t>
-            </w:r>
-          </w:p>
-          <w:p>
-            <w:pPr>
-              <w:spacing w:after="20" w:line="252" w:lineRule="auto"/>
-            </w:pPr>
-            <w:r>
-              <w:rPr>
-                <w:rFonts w:ascii="Consolas" w:hAnsi="Consolas" w:cs="Consolas" w:eastAsia="맑은 고딕"/>
-                <w:sz w:val="17"/>
-                <w:szCs w:val="17"/>
-                <w:lang w:eastAsia="ko-KR"/>
-              </w:rPr>
-              <w:t xml:space="preserve">  CRI:CR-02,entity,03_normalized/criterion_list.csv,CR-02,MR-CRI,real,별표3 해당 행(각주 표시 없음)</w:t>
+            <w:tcW w:w="4986" w:type="dxa"/>
+            <w:shd w:val="clear" w:color="auto" w:fill="D9EAF7"/>
+            <w:tcMar>
+              <w:top w:w="80" w:type="dxa"/>
+              <w:left w:w="110" w:type="dxa"/>
+              <w:bottom w:w="80" w:type="dxa"/>
+              <w:right w:w="110" w:type="dxa"/>
+            </w:tcMar>
+            <w:vAlign w:val="center"/>
+          </w:tcPr>
+          <w:p>
+            <w:pPr>
+              <w:spacing w:after="20" w:line="252" w:lineRule="auto"/>
+              <w:jc w:val="center"/>
+            </w:pPr>
+            <w:r>
+              <w:rPr>
+                <w:b/>
+                <w:sz w:val="18"/>
+                <w:szCs w:val="18"/>
+                <w:lang w:eastAsia="ko-KR"/>
+              </w:rPr>
+              <w:t xml:space="preserve">Entity ID</w:t>
+            </w:r>
+          </w:p>
+        </w:tc>
+        <w:tc>
+          <w:tcPr>
+            <w:tcW w:w="4986" w:type="dxa"/>
+            <w:shd w:val="clear" w:color="auto" w:fill="D9EAF7"/>
+            <w:tcMar>
+              <w:top w:w="80" w:type="dxa"/>
+              <w:left w:w="110" w:type="dxa"/>
+              <w:bottom w:w="80" w:type="dxa"/>
+              <w:right w:w="110" w:type="dxa"/>
+            </w:tcMar>
+            <w:vAlign w:val="center"/>
+          </w:tcPr>
+          <w:p>
+            <w:pPr>
+              <w:spacing w:after="20" w:line="252" w:lineRule="auto"/>
+              <w:jc w:val="center"/>
+            </w:pPr>
+            <w:r>
+              <w:rPr>
+                <w:b/>
+                <w:sz w:val="18"/>
+                <w:szCs w:val="18"/>
+                <w:lang w:eastAsia="ko-KR"/>
+              </w:rPr>
+              <w:t xml:space="preserve">Class</w:t>
+            </w:r>
+          </w:p>
+        </w:tc>
+      </w:tr>
+      <w:tr>
+        <w:trPr>
+          <w:cantSplit/>
+          <w:jc w:val="center"/>
+        </w:trPr>
+        <w:tc>
+          <w:tcPr>
+            <w:tcW w:w="4986" w:type="dxa"/>
+            <w:tcMar>
+              <w:top w:w="80" w:type="dxa"/>
+              <w:left w:w="110" w:type="dxa"/>
+              <w:bottom w:w="80" w:type="dxa"/>
+              <w:right w:w="110" w:type="dxa"/>
+            </w:tcMar>
+            <w:vAlign w:val="center"/>
+          </w:tcPr>
+          <w:p>
+            <w:pPr>
+              <w:spacing w:after="20" w:line="252" w:lineRule="auto"/>
+            </w:pPr>
+            <w:r>
+              <w:rPr>
+                <w:sz w:val="18"/>
+                <w:szCs w:val="18"/>
+                <w:lang w:eastAsia="ko-KR"/>
+              </w:rPr>
+              <w:t xml:space="preserve">CRI:CR-02</w:t>
+            </w:r>
+          </w:p>
+        </w:tc>
+        <w:tc>
+          <w:tcPr>
+            <w:tcW w:w="4986" w:type="dxa"/>
+            <w:tcMar>
+              <w:top w:w="80" w:type="dxa"/>
+              <w:left w:w="110" w:type="dxa"/>
+              <w:bottom w:w="80" w:type="dxa"/>
+              <w:right w:w="110" w:type="dxa"/>
+            </w:tcMar>
+            <w:vAlign w:val="center"/>
+          </w:tcPr>
+          <w:p>
+            <w:pPr>
+              <w:spacing w:after="20" w:line="252" w:lineRule="auto"/>
+            </w:pPr>
+            <w:r>
+              <w:rPr>
+                <w:sz w:val="18"/>
+                <w:szCs w:val="18"/>
+                <w:lang w:eastAsia="ko-KR"/>
+              </w:rPr>
+              <w:t xml:space="preserve">Criterion</w:t>
             </w:r>
           </w:p>
         </w:tc>
@@ -8813,7 +12698,7 @@
           <w:szCs w:val="25"/>
           <w:lang w:eastAsia="ko-KR"/>
         </w:rPr>
-        <w:t xml:space="preserve">근거 연결</w:t>
+        <w:t xml:space="preserve">과정 3. 속성</w:t>
       </w:r>
     </w:p>
     <w:p>
@@ -8830,7 +12715,7 @@
           <w:szCs w:val="20"/>
           <w:lang w:eastAsia="ko-KR"/>
         </w:rPr>
-        <w:t xml:space="preserve">Criterion 3개는 모두 같은 규정에서 나왔으므로 근거 Entity EVI:LAW:별표3에 supportedBy로 잇는다(그림 18). sourceLocator "별표 3"은 전처리에서 저장한 문서 저장소의 조회 키라서, 근거에서 원문으로 바로 갈 수 있다.</w:t>
+        <w:t xml:space="preserve">제한수위 칸 원문 '138.0'에서 따옴표 안의 숫자를 꺼내 criterionValue(숫자)로, 단위 칸을 unit으로, 기준 종류를 criterionType으로 저장한다.</w:t>
       </w:r>
     </w:p>
     <w:p>
@@ -8842,8 +12727,8 @@
       <w:r>
         <w:drawing>
           <wp:inline distT="0" distB="0" distL="0" distR="0">
-            <wp:extent cx="6141720" cy="2026767"/>
-            <wp:docPr id="18" name="step3_doc_f20" descr="step3_doc_f20"/>
+            <wp:extent cx="6141720" cy="2085260"/>
+            <wp:docPr id="29" name="step3_doc_c3" descr="step3_doc_c3"/>
             <wp:cNvGraphicFramePr>
               <a:graphicFrameLocks xmlns:a="http://schemas.openxmlformats.org/drawingml/2006/main" noChangeAspect="1"/>
             </wp:cNvGraphicFramePr>
@@ -8851,11 +12736,608 @@
               <a:graphicData uri="http://schemas.openxmlformats.org/drawingml/2006/picture">
                 <pic:pic xmlns:pic="http://schemas.openxmlformats.org/drawingml/2006/picture">
                   <pic:nvPicPr>
-                    <pic:cNvPr id="18" name="step3_doc_f20"/>
+                    <pic:cNvPr id="29" name="step3_doc_c3"/>
                     <pic:cNvPicPr/>
                   </pic:nvPicPr>
                   <pic:blipFill>
-                    <a:blip r:embed="rIdImg18"/>
+                    <a:blip r:embed="rIdImg29"/>
+                    <a:stretch>
+                      <a:fillRect/>
+                    </a:stretch>
+                  </pic:blipFill>
+                  <pic:spPr>
+                    <a:xfrm>
+                      <a:off x="0" y="0"/>
+                      <a:ext cx="6141720" cy="2085260"/>
+                    </a:xfrm>
+                    <a:prstGeom prst="rect">
+                      <a:avLst/>
+                    </a:prstGeom>
+                  </pic:spPr>
+                </pic:pic>
+              </a:graphicData>
+            </a:graphic>
+          </wp:inline>
+        </w:drawing>
+      </w:r>
+    </w:p>
+    <w:p>
+      <w:pPr>
+        <w:spacing w:before="0" w:after="120"/>
+        <w:jc w:val="center"/>
+        <w:rPr>
+          <w:lang w:eastAsia="ko-KR"/>
+        </w:rPr>
+      </w:pPr>
+      <w:r>
+        <w:rPr>
+          <w:color w:val="505050"/>
+          <w:sz w:val="18"/>
+          <w:szCs w:val="18"/>
+          <w:lang w:eastAsia="ko-KR"/>
+        </w:rPr>
+        <w:t xml:space="preserve">그림 29. 기준 속성 — 중간 파일의 값, 변환 규칙, 결과</w:t>
+      </w:r>
+    </w:p>
+    <w:p>
+      <w:pPr>
+        <w:spacing w:before="60" w:after="120"/>
+        <w:rPr>
+          <w:lang w:eastAsia="ko-KR"/>
+        </w:rPr>
+      </w:pPr>
+      <w:r>
+        <w:rPr>
+          <w:sz w:val="20"/>
+          <w:szCs w:val="20"/>
+          <w:lang w:eastAsia="ko-KR"/>
+        </w:rPr>
+        <w:t xml:space="preserve">결과: CSV 파일 kgv4_properties.csv에 줄이 생긴다</w:t>
+      </w:r>
+    </w:p>
+    <w:tbl>
+      <w:tblPr>
+        <w:tblW w:w="9972" w:type="dxa"/>
+        <w:jc w:val="center"/>
+        <w:tblBorders>
+          <w:top w:val="single" w:sz="5" w:space="0" w:color="A6A6A6"/>
+          <w:left w:val="single" w:sz="5" w:space="0" w:color="A6A6A6"/>
+          <w:bottom w:val="single" w:sz="5" w:space="0" w:color="A6A6A6"/>
+          <w:right w:val="single" w:sz="5" w:space="0" w:color="A6A6A6"/>
+          <w:insideH w:val="single" w:sz="5" w:space="0" w:color="A6A6A6"/>
+          <w:insideV w:val="single" w:sz="5" w:space="0" w:color="A6A6A6"/>
+        </w:tblBorders>
+        <w:tblLayout w:type="fixed"/>
+        <w:tblLook w:val="04A0" w:firstRow="1" w:lastRow="0" w:firstColumn="1" w:lastColumn="0" w:noHBand="0" w:noVBand="1"/>
+      </w:tblPr>
+      <w:tblGrid>
+        <w:gridCol w:w="2000"/>
+        <w:gridCol w:w="2000"/>
+        <w:gridCol w:w="4872"/>
+        <w:gridCol w:w="1100"/>
+      </w:tblGrid>
+      <w:tr>
+        <w:trPr>
+          <w:cantSplit/>
+          <w:tblHeader/>
+          <w:jc w:val="center"/>
+        </w:trPr>
+        <w:tc>
+          <w:tcPr>
+            <w:tcW w:w="2000" w:type="dxa"/>
+            <w:shd w:val="clear" w:color="auto" w:fill="D9EAF7"/>
+            <w:tcMar>
+              <w:top w:w="80" w:type="dxa"/>
+              <w:left w:w="110" w:type="dxa"/>
+              <w:bottom w:w="80" w:type="dxa"/>
+              <w:right w:w="110" w:type="dxa"/>
+            </w:tcMar>
+            <w:vAlign w:val="center"/>
+          </w:tcPr>
+          <w:p>
+            <w:pPr>
+              <w:spacing w:after="20" w:line="252" w:lineRule="auto"/>
+              <w:jc w:val="center"/>
+            </w:pPr>
+            <w:r>
+              <w:rPr>
+                <w:b/>
+                <w:sz w:val="18"/>
+                <w:szCs w:val="18"/>
+                <w:lang w:eastAsia="ko-KR"/>
+              </w:rPr>
+              <w:t xml:space="preserve">Entity ID</w:t>
+            </w:r>
+          </w:p>
+        </w:tc>
+        <w:tc>
+          <w:tcPr>
+            <w:tcW w:w="2000" w:type="dxa"/>
+            <w:shd w:val="clear" w:color="auto" w:fill="D9EAF7"/>
+            <w:tcMar>
+              <w:top w:w="80" w:type="dxa"/>
+              <w:left w:w="110" w:type="dxa"/>
+              <w:bottom w:w="80" w:type="dxa"/>
+              <w:right w:w="110" w:type="dxa"/>
+            </w:tcMar>
+            <w:vAlign w:val="center"/>
+          </w:tcPr>
+          <w:p>
+            <w:pPr>
+              <w:spacing w:after="20" w:line="252" w:lineRule="auto"/>
+              <w:jc w:val="center"/>
+            </w:pPr>
+            <w:r>
+              <w:rPr>
+                <w:b/>
+                <w:sz w:val="18"/>
+                <w:szCs w:val="18"/>
+                <w:lang w:eastAsia="ko-KR"/>
+              </w:rPr>
+              <w:t xml:space="preserve">속성</w:t>
+            </w:r>
+          </w:p>
+        </w:tc>
+        <w:tc>
+          <w:tcPr>
+            <w:tcW w:w="4872" w:type="dxa"/>
+            <w:shd w:val="clear" w:color="auto" w:fill="D9EAF7"/>
+            <w:tcMar>
+              <w:top w:w="80" w:type="dxa"/>
+              <w:left w:w="110" w:type="dxa"/>
+              <w:bottom w:w="80" w:type="dxa"/>
+              <w:right w:w="110" w:type="dxa"/>
+            </w:tcMar>
+            <w:vAlign w:val="center"/>
+          </w:tcPr>
+          <w:p>
+            <w:pPr>
+              <w:spacing w:after="20" w:line="252" w:lineRule="auto"/>
+              <w:jc w:val="center"/>
+            </w:pPr>
+            <w:r>
+              <w:rPr>
+                <w:b/>
+                <w:sz w:val="18"/>
+                <w:szCs w:val="18"/>
+                <w:lang w:eastAsia="ko-KR"/>
+              </w:rPr>
+              <w:t xml:space="preserve">값</w:t>
+            </w:r>
+          </w:p>
+        </w:tc>
+        <w:tc>
+          <w:tcPr>
+            <w:tcW w:w="1100" w:type="dxa"/>
+            <w:shd w:val="clear" w:color="auto" w:fill="D9EAF7"/>
+            <w:tcMar>
+              <w:top w:w="80" w:type="dxa"/>
+              <w:left w:w="110" w:type="dxa"/>
+              <w:bottom w:w="80" w:type="dxa"/>
+              <w:right w:w="110" w:type="dxa"/>
+            </w:tcMar>
+            <w:vAlign w:val="center"/>
+          </w:tcPr>
+          <w:p>
+            <w:pPr>
+              <w:spacing w:after="20" w:line="252" w:lineRule="auto"/>
+              <w:jc w:val="center"/>
+            </w:pPr>
+            <w:r>
+              <w:rPr>
+                <w:b/>
+                <w:sz w:val="18"/>
+                <w:szCs w:val="18"/>
+                <w:lang w:eastAsia="ko-KR"/>
+              </w:rPr>
+              <w:t xml:space="preserve">자료형</w:t>
+            </w:r>
+          </w:p>
+        </w:tc>
+      </w:tr>
+      <w:tr>
+        <w:trPr>
+          <w:cantSplit/>
+          <w:jc w:val="center"/>
+        </w:trPr>
+        <w:tc>
+          <w:tcPr>
+            <w:tcW w:w="2000" w:type="dxa"/>
+            <w:tcMar>
+              <w:top w:w="80" w:type="dxa"/>
+              <w:left w:w="110" w:type="dxa"/>
+              <w:bottom w:w="80" w:type="dxa"/>
+              <w:right w:w="110" w:type="dxa"/>
+            </w:tcMar>
+            <w:vAlign w:val="center"/>
+          </w:tcPr>
+          <w:p>
+            <w:pPr>
+              <w:spacing w:after="20" w:line="252" w:lineRule="auto"/>
+            </w:pPr>
+            <w:r>
+              <w:rPr>
+                <w:sz w:val="18"/>
+                <w:szCs w:val="18"/>
+                <w:lang w:eastAsia="ko-KR"/>
+              </w:rPr>
+              <w:t xml:space="preserve">CRI:CR-02</w:t>
+            </w:r>
+          </w:p>
+        </w:tc>
+        <w:tc>
+          <w:tcPr>
+            <w:tcW w:w="2000" w:type="dxa"/>
+            <w:tcMar>
+              <w:top w:w="80" w:type="dxa"/>
+              <w:left w:w="110" w:type="dxa"/>
+              <w:bottom w:w="80" w:type="dxa"/>
+              <w:right w:w="110" w:type="dxa"/>
+            </w:tcMar>
+            <w:vAlign w:val="center"/>
+          </w:tcPr>
+          <w:p>
+            <w:pPr>
+              <w:spacing w:after="20" w:line="252" w:lineRule="auto"/>
+            </w:pPr>
+            <w:r>
+              <w:rPr>
+                <w:sz w:val="18"/>
+                <w:szCs w:val="18"/>
+                <w:lang w:eastAsia="ko-KR"/>
+              </w:rPr>
+              <w:t xml:space="preserve">criterionType</w:t>
+            </w:r>
+          </w:p>
+        </w:tc>
+        <w:tc>
+          <w:tcPr>
+            <w:tcW w:w="4872" w:type="dxa"/>
+            <w:tcMar>
+              <w:top w:w="80" w:type="dxa"/>
+              <w:left w:w="110" w:type="dxa"/>
+              <w:bottom w:w="80" w:type="dxa"/>
+              <w:right w:w="110" w:type="dxa"/>
+            </w:tcMar>
+            <w:vAlign w:val="center"/>
+          </w:tcPr>
+          <w:p>
+            <w:pPr>
+              <w:spacing w:after="20" w:line="252" w:lineRule="auto"/>
+            </w:pPr>
+            <w:r>
+              <w:rPr>
+                <w:sz w:val="18"/>
+                <w:szCs w:val="18"/>
+                <w:lang w:eastAsia="ko-KR"/>
+              </w:rPr>
+              <w:t xml:space="preserve">홍수기 제한수위</w:t>
+            </w:r>
+          </w:p>
+        </w:tc>
+        <w:tc>
+          <w:tcPr>
+            <w:tcW w:w="1100" w:type="dxa"/>
+            <w:tcMar>
+              <w:top w:w="80" w:type="dxa"/>
+              <w:left w:w="110" w:type="dxa"/>
+              <w:bottom w:w="80" w:type="dxa"/>
+              <w:right w:w="110" w:type="dxa"/>
+            </w:tcMar>
+            <w:vAlign w:val="center"/>
+          </w:tcPr>
+          <w:p>
+            <w:pPr>
+              <w:spacing w:after="20" w:line="252" w:lineRule="auto"/>
+            </w:pPr>
+            <w:r>
+              <w:rPr>
+                <w:sz w:val="18"/>
+                <w:szCs w:val="18"/>
+                <w:lang w:eastAsia="ko-KR"/>
+              </w:rPr>
+              <w:t xml:space="preserve">글자</w:t>
+            </w:r>
+          </w:p>
+        </w:tc>
+      </w:tr>
+      <w:tr>
+        <w:trPr>
+          <w:cantSplit/>
+          <w:jc w:val="center"/>
+        </w:trPr>
+        <w:tc>
+          <w:tcPr>
+            <w:tcW w:w="2000" w:type="dxa"/>
+            <w:tcMar>
+              <w:top w:w="80" w:type="dxa"/>
+              <w:left w:w="110" w:type="dxa"/>
+              <w:bottom w:w="80" w:type="dxa"/>
+              <w:right w:w="110" w:type="dxa"/>
+            </w:tcMar>
+            <w:vAlign w:val="center"/>
+          </w:tcPr>
+          <w:p>
+            <w:pPr>
+              <w:spacing w:after="20" w:line="252" w:lineRule="auto"/>
+            </w:pPr>
+            <w:r>
+              <w:rPr>
+                <w:sz w:val="18"/>
+                <w:szCs w:val="18"/>
+                <w:lang w:eastAsia="ko-KR"/>
+              </w:rPr>
+              <w:t xml:space="preserve">CRI:CR-02</w:t>
+            </w:r>
+          </w:p>
+        </w:tc>
+        <w:tc>
+          <w:tcPr>
+            <w:tcW w:w="2000" w:type="dxa"/>
+            <w:tcMar>
+              <w:top w:w="80" w:type="dxa"/>
+              <w:left w:w="110" w:type="dxa"/>
+              <w:bottom w:w="80" w:type="dxa"/>
+              <w:right w:w="110" w:type="dxa"/>
+            </w:tcMar>
+            <w:vAlign w:val="center"/>
+          </w:tcPr>
+          <w:p>
+            <w:pPr>
+              <w:spacing w:after="20" w:line="252" w:lineRule="auto"/>
+            </w:pPr>
+            <w:r>
+              <w:rPr>
+                <w:sz w:val="18"/>
+                <w:szCs w:val="18"/>
+                <w:lang w:eastAsia="ko-KR"/>
+              </w:rPr>
+              <w:t xml:space="preserve">criterionValue</w:t>
+            </w:r>
+          </w:p>
+        </w:tc>
+        <w:tc>
+          <w:tcPr>
+            <w:tcW w:w="4872" w:type="dxa"/>
+            <w:tcMar>
+              <w:top w:w="80" w:type="dxa"/>
+              <w:left w:w="110" w:type="dxa"/>
+              <w:bottom w:w="80" w:type="dxa"/>
+              <w:right w:w="110" w:type="dxa"/>
+            </w:tcMar>
+            <w:vAlign w:val="center"/>
+          </w:tcPr>
+          <w:p>
+            <w:pPr>
+              <w:spacing w:after="20" w:line="252" w:lineRule="auto"/>
+            </w:pPr>
+            <w:r>
+              <w:rPr>
+                <w:sz w:val="18"/>
+                <w:szCs w:val="18"/>
+                <w:lang w:eastAsia="ko-KR"/>
+              </w:rPr>
+              <w:t xml:space="preserve">138.0</w:t>
+            </w:r>
+          </w:p>
+        </w:tc>
+        <w:tc>
+          <w:tcPr>
+            <w:tcW w:w="1100" w:type="dxa"/>
+            <w:tcMar>
+              <w:top w:w="80" w:type="dxa"/>
+              <w:left w:w="110" w:type="dxa"/>
+              <w:bottom w:w="80" w:type="dxa"/>
+              <w:right w:w="110" w:type="dxa"/>
+            </w:tcMar>
+            <w:vAlign w:val="center"/>
+          </w:tcPr>
+          <w:p>
+            <w:pPr>
+              <w:spacing w:after="20" w:line="252" w:lineRule="auto"/>
+            </w:pPr>
+            <w:r>
+              <w:rPr>
+                <w:sz w:val="18"/>
+                <w:szCs w:val="18"/>
+                <w:lang w:eastAsia="ko-KR"/>
+              </w:rPr>
+              <w:t xml:space="preserve">숫자</w:t>
+            </w:r>
+          </w:p>
+        </w:tc>
+      </w:tr>
+      <w:tr>
+        <w:trPr>
+          <w:cantSplit/>
+          <w:jc w:val="center"/>
+        </w:trPr>
+        <w:tc>
+          <w:tcPr>
+            <w:tcW w:w="2000" w:type="dxa"/>
+            <w:tcMar>
+              <w:top w:w="80" w:type="dxa"/>
+              <w:left w:w="110" w:type="dxa"/>
+              <w:bottom w:w="80" w:type="dxa"/>
+              <w:right w:w="110" w:type="dxa"/>
+            </w:tcMar>
+            <w:vAlign w:val="center"/>
+          </w:tcPr>
+          <w:p>
+            <w:pPr>
+              <w:spacing w:after="20" w:line="252" w:lineRule="auto"/>
+            </w:pPr>
+            <w:r>
+              <w:rPr>
+                <w:sz w:val="18"/>
+                <w:szCs w:val="18"/>
+                <w:lang w:eastAsia="ko-KR"/>
+              </w:rPr>
+              <w:t xml:space="preserve">CRI:CR-02</w:t>
+            </w:r>
+          </w:p>
+        </w:tc>
+        <w:tc>
+          <w:tcPr>
+            <w:tcW w:w="2000" w:type="dxa"/>
+            <w:tcMar>
+              <w:top w:w="80" w:type="dxa"/>
+              <w:left w:w="110" w:type="dxa"/>
+              <w:bottom w:w="80" w:type="dxa"/>
+              <w:right w:w="110" w:type="dxa"/>
+            </w:tcMar>
+            <w:vAlign w:val="center"/>
+          </w:tcPr>
+          <w:p>
+            <w:pPr>
+              <w:spacing w:after="20" w:line="252" w:lineRule="auto"/>
+            </w:pPr>
+            <w:r>
+              <w:rPr>
+                <w:sz w:val="18"/>
+                <w:szCs w:val="18"/>
+                <w:lang w:eastAsia="ko-KR"/>
+              </w:rPr>
+              <w:t xml:space="preserve">unit</w:t>
+            </w:r>
+          </w:p>
+        </w:tc>
+        <w:tc>
+          <w:tcPr>
+            <w:tcW w:w="4872" w:type="dxa"/>
+            <w:tcMar>
+              <w:top w:w="80" w:type="dxa"/>
+              <w:left w:w="110" w:type="dxa"/>
+              <w:bottom w:w="80" w:type="dxa"/>
+              <w:right w:w="110" w:type="dxa"/>
+            </w:tcMar>
+            <w:vAlign w:val="center"/>
+          </w:tcPr>
+          <w:p>
+            <w:pPr>
+              <w:spacing w:after="20" w:line="252" w:lineRule="auto"/>
+            </w:pPr>
+            <w:r>
+              <w:rPr>
+                <w:sz w:val="18"/>
+                <w:szCs w:val="18"/>
+                <w:lang w:eastAsia="ko-KR"/>
+              </w:rPr>
+              <w:t xml:space="preserve">EL.m</w:t>
+            </w:r>
+          </w:p>
+        </w:tc>
+        <w:tc>
+          <w:tcPr>
+            <w:tcW w:w="1100" w:type="dxa"/>
+            <w:tcMar>
+              <w:top w:w="80" w:type="dxa"/>
+              <w:left w:w="110" w:type="dxa"/>
+              <w:bottom w:w="80" w:type="dxa"/>
+              <w:right w:w="110" w:type="dxa"/>
+            </w:tcMar>
+            <w:vAlign w:val="center"/>
+          </w:tcPr>
+          <w:p>
+            <w:pPr>
+              <w:spacing w:after="20" w:line="252" w:lineRule="auto"/>
+            </w:pPr>
+            <w:r>
+              <w:rPr>
+                <w:sz w:val="18"/>
+                <w:szCs w:val="18"/>
+                <w:lang w:eastAsia="ko-KR"/>
+              </w:rPr>
+              <w:t xml:space="preserve">글자</w:t>
+            </w:r>
+          </w:p>
+        </w:tc>
+      </w:tr>
+    </w:tbl>
+    <w:p>
+      <w:pPr>
+        <w:spacing w:after="60"/>
+        <w:rPr>
+          <w:lang w:eastAsia="ko-KR"/>
+        </w:rPr>
+      </w:pPr>
+    </w:p>
+    <w:p>
+      <w:pPr>
+        <w:keepNext/>
+        <w:spacing w:before="240"/>
+        <w:rPr>
+          <w:lang w:eastAsia="ko-KR"/>
+        </w:rPr>
+      </w:pPr>
+      <w:r>
+        <w:rPr>
+          <w:b/>
+          <w:color w:val="1F4E79"/>
+          <w:sz w:val="25"/>
+          <w:szCs w:val="25"/>
+          <w:lang w:eastAsia="ko-KR"/>
+        </w:rPr>
+        <w:t xml:space="preserve">과정 4. 근거 Entity와 연결</w:t>
+      </w:r>
+    </w:p>
+    <w:p>
+      <w:pPr>
+        <w:pStyle w:val="a0"/>
+        <w:spacing w:after="60"/>
+        <w:rPr>
+          <w:lang w:eastAsia="ko-KR"/>
+        </w:rPr>
+      </w:pPr>
+      <w:r>
+        <w:rPr>
+          <w:sz w:val="20"/>
+          <w:szCs w:val="20"/>
+          <w:lang w:eastAsia="ko-KR"/>
+        </w:rPr>
+        <w:t xml:space="preserve">규정은 하나이므로 고정 ID "EVI:LAW:별표3"으로 근거 Entity를 한 번 만들고, 기준 3개를 모두 supportedBy로 잇는다.</w:t>
+      </w:r>
+    </w:p>
+    <w:p>
+      <w:pPr>
+        <w:pStyle w:val="a0"/>
+        <w:spacing w:after="60"/>
+        <w:rPr>
+          <w:lang w:eastAsia="ko-KR"/>
+        </w:rPr>
+      </w:pPr>
+      <w:r>
+        <w:rPr>
+          <w:sz w:val="20"/>
+          <w:szCs w:val="20"/>
+          <w:lang w:eastAsia="ko-KR"/>
+        </w:rPr>
+        <w:t xml:space="preserve">sourceLocator "별표 3"은 전처리에서 저장한 문서 저장소의 조회 키라서, 근거에서 원문으로 바로 갈 수 있다.</w:t>
+      </w:r>
+    </w:p>
+    <w:p>
+      <w:pPr>
+        <w:keepNext/>
+        <w:spacing w:before="60" w:after="40"/>
+        <w:jc w:val="center"/>
+      </w:pPr>
+      <w:r>
+        <w:drawing>
+          <wp:inline distT="0" distB="0" distL="0" distR="0">
+            <wp:extent cx="6141720" cy="2026767"/>
+            <wp:docPr id="30" name="step3_doc_f20" descr="step3_doc_f20"/>
+            <wp:cNvGraphicFramePr>
+              <a:graphicFrameLocks xmlns:a="http://schemas.openxmlformats.org/drawingml/2006/main" noChangeAspect="1"/>
+            </wp:cNvGraphicFramePr>
+            <a:graphic xmlns:a="http://schemas.openxmlformats.org/drawingml/2006/main">
+              <a:graphicData uri="http://schemas.openxmlformats.org/drawingml/2006/picture">
+                <pic:pic xmlns:pic="http://schemas.openxmlformats.org/drawingml/2006/picture">
+                  <pic:nvPicPr>
+                    <pic:cNvPr id="30" name="step3_doc_f20"/>
+                    <pic:cNvPicPr/>
+                  </pic:nvPicPr>
+                  <pic:blipFill>
+                    <a:blip r:embed="rIdImg30"/>
                     <a:stretch>
                       <a:fillRect/>
                     </a:stretch>
@@ -8891,7 +13373,948 @@
           <w:szCs w:val="18"/>
           <w:lang w:eastAsia="ko-KR"/>
         </w:rPr>
-        <w:t xml:space="preserve">그림 18. 운영기준의 근거 연결 — 규정 근거 Entity EVI:LAW:별표3에 잇는다</w:t>
+        <w:t xml:space="preserve">그림 30. 기준의 근거 연결 — 규정 근거 Entity EVI:LAW:별표3에 잇는다</w:t>
+      </w:r>
+    </w:p>
+    <w:p>
+      <w:pPr>
+        <w:spacing w:before="60" w:after="120"/>
+        <w:rPr>
+          <w:lang w:eastAsia="ko-KR"/>
+        </w:rPr>
+      </w:pPr>
+      <w:r>
+        <w:rPr>
+          <w:sz w:val="20"/>
+          <w:szCs w:val="20"/>
+          <w:lang w:eastAsia="ko-KR"/>
+        </w:rPr>
+        <w:t xml:space="preserve">결과: 근거 Entity의 속성도 kgv4_properties.csv에 줄로 추가된다</w:t>
+      </w:r>
+    </w:p>
+    <w:tbl>
+      <w:tblPr>
+        <w:tblW w:w="9972" w:type="dxa"/>
+        <w:jc w:val="center"/>
+        <w:tblBorders>
+          <w:top w:val="single" w:sz="5" w:space="0" w:color="A6A6A6"/>
+          <w:left w:val="single" w:sz="5" w:space="0" w:color="A6A6A6"/>
+          <w:bottom w:val="single" w:sz="5" w:space="0" w:color="A6A6A6"/>
+          <w:right w:val="single" w:sz="5" w:space="0" w:color="A6A6A6"/>
+          <w:insideH w:val="single" w:sz="5" w:space="0" w:color="A6A6A6"/>
+          <w:insideV w:val="single" w:sz="5" w:space="0" w:color="A6A6A6"/>
+        </w:tblBorders>
+        <w:tblLayout w:type="fixed"/>
+        <w:tblLook w:val="04A0" w:firstRow="1" w:lastRow="0" w:firstColumn="1" w:lastColumn="0" w:noHBand="0" w:noVBand="1"/>
+      </w:tblPr>
+      <w:tblGrid>
+        <w:gridCol w:w="2000"/>
+        <w:gridCol w:w="2000"/>
+        <w:gridCol w:w="4872"/>
+        <w:gridCol w:w="1100"/>
+      </w:tblGrid>
+      <w:tr>
+        <w:trPr>
+          <w:cantSplit/>
+          <w:tblHeader/>
+          <w:jc w:val="center"/>
+        </w:trPr>
+        <w:tc>
+          <w:tcPr>
+            <w:tcW w:w="2000" w:type="dxa"/>
+            <w:shd w:val="clear" w:color="auto" w:fill="D9EAF7"/>
+            <w:tcMar>
+              <w:top w:w="80" w:type="dxa"/>
+              <w:left w:w="110" w:type="dxa"/>
+              <w:bottom w:w="80" w:type="dxa"/>
+              <w:right w:w="110" w:type="dxa"/>
+            </w:tcMar>
+            <w:vAlign w:val="center"/>
+          </w:tcPr>
+          <w:p>
+            <w:pPr>
+              <w:spacing w:after="20" w:line="252" w:lineRule="auto"/>
+              <w:jc w:val="center"/>
+            </w:pPr>
+            <w:r>
+              <w:rPr>
+                <w:b/>
+                <w:sz w:val="18"/>
+                <w:szCs w:val="18"/>
+                <w:lang w:eastAsia="ko-KR"/>
+              </w:rPr>
+              <w:t xml:space="preserve">Entity ID</w:t>
+            </w:r>
+          </w:p>
+        </w:tc>
+        <w:tc>
+          <w:tcPr>
+            <w:tcW w:w="2000" w:type="dxa"/>
+            <w:shd w:val="clear" w:color="auto" w:fill="D9EAF7"/>
+            <w:tcMar>
+              <w:top w:w="80" w:type="dxa"/>
+              <w:left w:w="110" w:type="dxa"/>
+              <w:bottom w:w="80" w:type="dxa"/>
+              <w:right w:w="110" w:type="dxa"/>
+            </w:tcMar>
+            <w:vAlign w:val="center"/>
+          </w:tcPr>
+          <w:p>
+            <w:pPr>
+              <w:spacing w:after="20" w:line="252" w:lineRule="auto"/>
+              <w:jc w:val="center"/>
+            </w:pPr>
+            <w:r>
+              <w:rPr>
+                <w:b/>
+                <w:sz w:val="18"/>
+                <w:szCs w:val="18"/>
+                <w:lang w:eastAsia="ko-KR"/>
+              </w:rPr>
+              <w:t xml:space="preserve">속성</w:t>
+            </w:r>
+          </w:p>
+        </w:tc>
+        <w:tc>
+          <w:tcPr>
+            <w:tcW w:w="4872" w:type="dxa"/>
+            <w:shd w:val="clear" w:color="auto" w:fill="D9EAF7"/>
+            <w:tcMar>
+              <w:top w:w="80" w:type="dxa"/>
+              <w:left w:w="110" w:type="dxa"/>
+              <w:bottom w:w="80" w:type="dxa"/>
+              <w:right w:w="110" w:type="dxa"/>
+            </w:tcMar>
+            <w:vAlign w:val="center"/>
+          </w:tcPr>
+          <w:p>
+            <w:pPr>
+              <w:spacing w:after="20" w:line="252" w:lineRule="auto"/>
+              <w:jc w:val="center"/>
+            </w:pPr>
+            <w:r>
+              <w:rPr>
+                <w:b/>
+                <w:sz w:val="18"/>
+                <w:szCs w:val="18"/>
+                <w:lang w:eastAsia="ko-KR"/>
+              </w:rPr>
+              <w:t xml:space="preserve">값</w:t>
+            </w:r>
+          </w:p>
+        </w:tc>
+        <w:tc>
+          <w:tcPr>
+            <w:tcW w:w="1100" w:type="dxa"/>
+            <w:shd w:val="clear" w:color="auto" w:fill="D9EAF7"/>
+            <w:tcMar>
+              <w:top w:w="80" w:type="dxa"/>
+              <w:left w:w="110" w:type="dxa"/>
+              <w:bottom w:w="80" w:type="dxa"/>
+              <w:right w:w="110" w:type="dxa"/>
+            </w:tcMar>
+            <w:vAlign w:val="center"/>
+          </w:tcPr>
+          <w:p>
+            <w:pPr>
+              <w:spacing w:after="20" w:line="252" w:lineRule="auto"/>
+              <w:jc w:val="center"/>
+            </w:pPr>
+            <w:r>
+              <w:rPr>
+                <w:b/>
+                <w:sz w:val="18"/>
+                <w:szCs w:val="18"/>
+                <w:lang w:eastAsia="ko-KR"/>
+              </w:rPr>
+              <w:t xml:space="preserve">자료형</w:t>
+            </w:r>
+          </w:p>
+        </w:tc>
+      </w:tr>
+      <w:tr>
+        <w:trPr>
+          <w:cantSplit/>
+          <w:jc w:val="center"/>
+        </w:trPr>
+        <w:tc>
+          <w:tcPr>
+            <w:tcW w:w="2000" w:type="dxa"/>
+            <w:tcMar>
+              <w:top w:w="80" w:type="dxa"/>
+              <w:left w:w="110" w:type="dxa"/>
+              <w:bottom w:w="80" w:type="dxa"/>
+              <w:right w:w="110" w:type="dxa"/>
+            </w:tcMar>
+            <w:vAlign w:val="center"/>
+          </w:tcPr>
+          <w:p>
+            <w:pPr>
+              <w:spacing w:after="20" w:line="252" w:lineRule="auto"/>
+            </w:pPr>
+            <w:r>
+              <w:rPr>
+                <w:sz w:val="18"/>
+                <w:szCs w:val="18"/>
+                <w:lang w:eastAsia="ko-KR"/>
+              </w:rPr>
+              <w:t xml:space="preserve">EVI:LAW:별표3</w:t>
+            </w:r>
+          </w:p>
+        </w:tc>
+        <w:tc>
+          <w:tcPr>
+            <w:tcW w:w="2000" w:type="dxa"/>
+            <w:tcMar>
+              <w:top w:w="80" w:type="dxa"/>
+              <w:left w:w="110" w:type="dxa"/>
+              <w:bottom w:w="80" w:type="dxa"/>
+              <w:right w:w="110" w:type="dxa"/>
+            </w:tcMar>
+            <w:vAlign w:val="center"/>
+          </w:tcPr>
+          <w:p>
+            <w:pPr>
+              <w:spacing w:after="20" w:line="252" w:lineRule="auto"/>
+            </w:pPr>
+            <w:r>
+              <w:rPr>
+                <w:sz w:val="18"/>
+                <w:szCs w:val="18"/>
+                <w:lang w:eastAsia="ko-KR"/>
+              </w:rPr>
+              <w:t xml:space="preserve">sourceTitle</w:t>
+            </w:r>
+          </w:p>
+        </w:tc>
+        <w:tc>
+          <w:tcPr>
+            <w:tcW w:w="4872" w:type="dxa"/>
+            <w:tcMar>
+              <w:top w:w="80" w:type="dxa"/>
+              <w:left w:w="110" w:type="dxa"/>
+              <w:bottom w:w="80" w:type="dxa"/>
+              <w:right w:w="110" w:type="dxa"/>
+            </w:tcMar>
+            <w:vAlign w:val="center"/>
+          </w:tcPr>
+          <w:p>
+            <w:pPr>
+              <w:spacing w:after="20" w:line="252" w:lineRule="auto"/>
+            </w:pPr>
+            <w:r>
+              <w:rPr>
+                <w:sz w:val="18"/>
+                <w:szCs w:val="18"/>
+                <w:lang w:eastAsia="ko-KR"/>
+              </w:rPr>
+              <w:t xml:space="preserve">댐과 보 등의 연계운영규정 (기후에너지환경부 훈령 제42호, 시행 2026-07-08)</w:t>
+            </w:r>
+          </w:p>
+        </w:tc>
+        <w:tc>
+          <w:tcPr>
+            <w:tcW w:w="1100" w:type="dxa"/>
+            <w:tcMar>
+              <w:top w:w="80" w:type="dxa"/>
+              <w:left w:w="110" w:type="dxa"/>
+              <w:bottom w:w="80" w:type="dxa"/>
+              <w:right w:w="110" w:type="dxa"/>
+            </w:tcMar>
+            <w:vAlign w:val="center"/>
+          </w:tcPr>
+          <w:p>
+            <w:pPr>
+              <w:spacing w:after="20" w:line="252" w:lineRule="auto"/>
+            </w:pPr>
+            <w:r>
+              <w:rPr>
+                <w:sz w:val="18"/>
+                <w:szCs w:val="18"/>
+                <w:lang w:eastAsia="ko-KR"/>
+              </w:rPr>
+              <w:t xml:space="preserve">글자</w:t>
+            </w:r>
+          </w:p>
+        </w:tc>
+      </w:tr>
+      <w:tr>
+        <w:trPr>
+          <w:cantSplit/>
+          <w:jc w:val="center"/>
+        </w:trPr>
+        <w:tc>
+          <w:tcPr>
+            <w:tcW w:w="2000" w:type="dxa"/>
+            <w:tcMar>
+              <w:top w:w="80" w:type="dxa"/>
+              <w:left w:w="110" w:type="dxa"/>
+              <w:bottom w:w="80" w:type="dxa"/>
+              <w:right w:w="110" w:type="dxa"/>
+            </w:tcMar>
+            <w:vAlign w:val="center"/>
+          </w:tcPr>
+          <w:p>
+            <w:pPr>
+              <w:spacing w:after="20" w:line="252" w:lineRule="auto"/>
+            </w:pPr>
+            <w:r>
+              <w:rPr>
+                <w:sz w:val="18"/>
+                <w:szCs w:val="18"/>
+                <w:lang w:eastAsia="ko-KR"/>
+              </w:rPr>
+              <w:t xml:space="preserve">EVI:LAW:별표3</w:t>
+            </w:r>
+          </w:p>
+        </w:tc>
+        <w:tc>
+          <w:tcPr>
+            <w:tcW w:w="2000" w:type="dxa"/>
+            <w:tcMar>
+              <w:top w:w="80" w:type="dxa"/>
+              <w:left w:w="110" w:type="dxa"/>
+              <w:bottom w:w="80" w:type="dxa"/>
+              <w:right w:w="110" w:type="dxa"/>
+            </w:tcMar>
+            <w:vAlign w:val="center"/>
+          </w:tcPr>
+          <w:p>
+            <w:pPr>
+              <w:spacing w:after="20" w:line="252" w:lineRule="auto"/>
+            </w:pPr>
+            <w:r>
+              <w:rPr>
+                <w:sz w:val="18"/>
+                <w:szCs w:val="18"/>
+                <w:lang w:eastAsia="ko-KR"/>
+              </w:rPr>
+              <w:t xml:space="preserve">sourceType</w:t>
+            </w:r>
+          </w:p>
+        </w:tc>
+        <w:tc>
+          <w:tcPr>
+            <w:tcW w:w="4872" w:type="dxa"/>
+            <w:tcMar>
+              <w:top w:w="80" w:type="dxa"/>
+              <w:left w:w="110" w:type="dxa"/>
+              <w:bottom w:w="80" w:type="dxa"/>
+              <w:right w:w="110" w:type="dxa"/>
+            </w:tcMar>
+            <w:vAlign w:val="center"/>
+          </w:tcPr>
+          <w:p>
+            <w:pPr>
+              <w:spacing w:after="20" w:line="252" w:lineRule="auto"/>
+            </w:pPr>
+            <w:r>
+              <w:rPr>
+                <w:sz w:val="18"/>
+                <w:szCs w:val="18"/>
+                <w:lang w:eastAsia="ko-KR"/>
+              </w:rPr>
+              <w:t xml:space="preserve">규정</w:t>
+            </w:r>
+          </w:p>
+        </w:tc>
+        <w:tc>
+          <w:tcPr>
+            <w:tcW w:w="1100" w:type="dxa"/>
+            <w:tcMar>
+              <w:top w:w="80" w:type="dxa"/>
+              <w:left w:w="110" w:type="dxa"/>
+              <w:bottom w:w="80" w:type="dxa"/>
+              <w:right w:w="110" w:type="dxa"/>
+            </w:tcMar>
+            <w:vAlign w:val="center"/>
+          </w:tcPr>
+          <w:p>
+            <w:pPr>
+              <w:spacing w:after="20" w:line="252" w:lineRule="auto"/>
+            </w:pPr>
+            <w:r>
+              <w:rPr>
+                <w:sz w:val="18"/>
+                <w:szCs w:val="18"/>
+                <w:lang w:eastAsia="ko-KR"/>
+              </w:rPr>
+              <w:t xml:space="preserve">글자</w:t>
+            </w:r>
+          </w:p>
+        </w:tc>
+      </w:tr>
+      <w:tr>
+        <w:trPr>
+          <w:cantSplit/>
+          <w:jc w:val="center"/>
+        </w:trPr>
+        <w:tc>
+          <w:tcPr>
+            <w:tcW w:w="2000" w:type="dxa"/>
+            <w:tcMar>
+              <w:top w:w="80" w:type="dxa"/>
+              <w:left w:w="110" w:type="dxa"/>
+              <w:bottom w:w="80" w:type="dxa"/>
+              <w:right w:w="110" w:type="dxa"/>
+            </w:tcMar>
+            <w:vAlign w:val="center"/>
+          </w:tcPr>
+          <w:p>
+            <w:pPr>
+              <w:spacing w:after="20" w:line="252" w:lineRule="auto"/>
+            </w:pPr>
+            <w:r>
+              <w:rPr>
+                <w:sz w:val="18"/>
+                <w:szCs w:val="18"/>
+                <w:lang w:eastAsia="ko-KR"/>
+              </w:rPr>
+              <w:t xml:space="preserve">EVI:LAW:별표3</w:t>
+            </w:r>
+          </w:p>
+        </w:tc>
+        <w:tc>
+          <w:tcPr>
+            <w:tcW w:w="2000" w:type="dxa"/>
+            <w:tcMar>
+              <w:top w:w="80" w:type="dxa"/>
+              <w:left w:w="110" w:type="dxa"/>
+              <w:bottom w:w="80" w:type="dxa"/>
+              <w:right w:w="110" w:type="dxa"/>
+            </w:tcMar>
+            <w:vAlign w:val="center"/>
+          </w:tcPr>
+          <w:p>
+            <w:pPr>
+              <w:spacing w:after="20" w:line="252" w:lineRule="auto"/>
+            </w:pPr>
+            <w:r>
+              <w:rPr>
+                <w:sz w:val="18"/>
+                <w:szCs w:val="18"/>
+                <w:lang w:eastAsia="ko-KR"/>
+              </w:rPr>
+              <w:t xml:space="preserve">sourceLocator</w:t>
+            </w:r>
+          </w:p>
+        </w:tc>
+        <w:tc>
+          <w:tcPr>
+            <w:tcW w:w="4872" w:type="dxa"/>
+            <w:tcMar>
+              <w:top w:w="80" w:type="dxa"/>
+              <w:left w:w="110" w:type="dxa"/>
+              <w:bottom w:w="80" w:type="dxa"/>
+              <w:right w:w="110" w:type="dxa"/>
+            </w:tcMar>
+            <w:vAlign w:val="center"/>
+          </w:tcPr>
+          <w:p>
+            <w:pPr>
+              <w:spacing w:after="20" w:line="252" w:lineRule="auto"/>
+            </w:pPr>
+            <w:r>
+              <w:rPr>
+                <w:sz w:val="18"/>
+                <w:szCs w:val="18"/>
+                <w:lang w:eastAsia="ko-KR"/>
+              </w:rPr>
+              <w:t xml:space="preserve">별표 3</w:t>
+            </w:r>
+          </w:p>
+        </w:tc>
+        <w:tc>
+          <w:tcPr>
+            <w:tcW w:w="1100" w:type="dxa"/>
+            <w:tcMar>
+              <w:top w:w="80" w:type="dxa"/>
+              <w:left w:w="110" w:type="dxa"/>
+              <w:bottom w:w="80" w:type="dxa"/>
+              <w:right w:w="110" w:type="dxa"/>
+            </w:tcMar>
+            <w:vAlign w:val="center"/>
+          </w:tcPr>
+          <w:p>
+            <w:pPr>
+              <w:spacing w:after="20" w:line="252" w:lineRule="auto"/>
+            </w:pPr>
+            <w:r>
+              <w:rPr>
+                <w:sz w:val="18"/>
+                <w:szCs w:val="18"/>
+                <w:lang w:eastAsia="ko-KR"/>
+              </w:rPr>
+              <w:t xml:space="preserve">글자</w:t>
+            </w:r>
+          </w:p>
+        </w:tc>
+      </w:tr>
+    </w:tbl>
+    <w:p>
+      <w:pPr>
+        <w:spacing w:after="60"/>
+        <w:rPr>
+          <w:lang w:eastAsia="ko-KR"/>
+        </w:rPr>
+      </w:pPr>
+    </w:p>
+    <w:p>
+      <w:pPr>
+        <w:keepNext/>
+        <w:spacing w:before="240"/>
+        <w:rPr>
+          <w:lang w:eastAsia="ko-KR"/>
+        </w:rPr>
+      </w:pPr>
+      <w:r>
+        <w:rPr>
+          <w:b/>
+          <w:color w:val="1F4E79"/>
+          <w:sz w:val="25"/>
+          <w:szCs w:val="25"/>
+          <w:lang w:eastAsia="ko-KR"/>
+        </w:rPr>
+        <w:t xml:space="preserve">과정 5. 출처 기록</w:t>
+      </w:r>
+    </w:p>
+    <w:p>
+      <w:pPr>
+        <w:pStyle w:val="a0"/>
+        <w:spacing w:after="60"/>
+        <w:rPr>
+          <w:lang w:eastAsia="ko-KR"/>
+        </w:rPr>
+      </w:pPr>
+      <w:r>
+        <w:rPr>
+          <w:sz w:val="20"/>
+          <w:szCs w:val="20"/>
+          <w:lang w:eastAsia="ko-KR"/>
+        </w:rPr>
+        <w:t xml:space="preserve">중간 파일과 번호(CR-02)를 남긴다. 칸 원문의 숫자를 그대로 옮겼으므로 값의 성격은 "원본 그대로"이다.</w:t>
+      </w:r>
+    </w:p>
+    <w:p>
+      <w:pPr>
+        <w:spacing w:before="60" w:after="120"/>
+        <w:rPr>
+          <w:lang w:eastAsia="ko-KR"/>
+        </w:rPr>
+      </w:pPr>
+      <w:r>
+        <w:rPr>
+          <w:sz w:val="20"/>
+          <w:szCs w:val="20"/>
+          <w:lang w:eastAsia="ko-KR"/>
+        </w:rPr>
+        <w:t xml:space="preserve">결과: CSV 파일 kgv4_provenance.csv에 줄이 생긴다</w:t>
+      </w:r>
+    </w:p>
+    <w:tbl>
+      <w:tblPr>
+        <w:tblW w:w="9972" w:type="dxa"/>
+        <w:jc w:val="center"/>
+        <w:tblBorders>
+          <w:top w:val="single" w:sz="5" w:space="0" w:color="A6A6A6"/>
+          <w:left w:val="single" w:sz="5" w:space="0" w:color="A6A6A6"/>
+          <w:bottom w:val="single" w:sz="5" w:space="0" w:color="A6A6A6"/>
+          <w:right w:val="single" w:sz="5" w:space="0" w:color="A6A6A6"/>
+          <w:insideH w:val="single" w:sz="5" w:space="0" w:color="A6A6A6"/>
+          <w:insideV w:val="single" w:sz="5" w:space="0" w:color="A6A6A6"/>
+        </w:tblBorders>
+        <w:tblLayout w:type="fixed"/>
+        <w:tblLook w:val="04A0" w:firstRow="1" w:lastRow="0" w:firstColumn="1" w:lastColumn="0" w:noHBand="0" w:noVBand="1"/>
+      </w:tblPr>
+      <w:tblGrid>
+        <w:gridCol w:w="2000"/>
+        <w:gridCol w:w="3000"/>
+        <w:gridCol w:w="1700"/>
+        <w:gridCol w:w="1600"/>
+        <w:gridCol w:w="1672"/>
+      </w:tblGrid>
+      <w:tr>
+        <w:trPr>
+          <w:cantSplit/>
+          <w:tblHeader/>
+          <w:jc w:val="center"/>
+        </w:trPr>
+        <w:tc>
+          <w:tcPr>
+            <w:tcW w:w="2000" w:type="dxa"/>
+            <w:shd w:val="clear" w:color="auto" w:fill="D9EAF7"/>
+            <w:tcMar>
+              <w:top w:w="80" w:type="dxa"/>
+              <w:left w:w="110" w:type="dxa"/>
+              <w:bottom w:w="80" w:type="dxa"/>
+              <w:right w:w="110" w:type="dxa"/>
+            </w:tcMar>
+            <w:vAlign w:val="center"/>
+          </w:tcPr>
+          <w:p>
+            <w:pPr>
+              <w:spacing w:after="20" w:line="252" w:lineRule="auto"/>
+              <w:jc w:val="center"/>
+            </w:pPr>
+            <w:r>
+              <w:rPr>
+                <w:b/>
+                <w:sz w:val="18"/>
+                <w:szCs w:val="18"/>
+                <w:lang w:eastAsia="ko-KR"/>
+              </w:rPr>
+              <w:t xml:space="preserve">Entity ID</w:t>
+            </w:r>
+          </w:p>
+        </w:tc>
+        <w:tc>
+          <w:tcPr>
+            <w:tcW w:w="3000" w:type="dxa"/>
+            <w:shd w:val="clear" w:color="auto" w:fill="D9EAF7"/>
+            <w:tcMar>
+              <w:top w:w="80" w:type="dxa"/>
+              <w:left w:w="110" w:type="dxa"/>
+              <w:bottom w:w="80" w:type="dxa"/>
+              <w:right w:w="110" w:type="dxa"/>
+            </w:tcMar>
+            <w:vAlign w:val="center"/>
+          </w:tcPr>
+          <w:p>
+            <w:pPr>
+              <w:spacing w:after="20" w:line="252" w:lineRule="auto"/>
+              <w:jc w:val="center"/>
+            </w:pPr>
+            <w:r>
+              <w:rPr>
+                <w:b/>
+                <w:sz w:val="18"/>
+                <w:szCs w:val="18"/>
+                <w:lang w:eastAsia="ko-KR"/>
+              </w:rPr>
+              <w:t xml:space="preserve">원본 파일</w:t>
+            </w:r>
+          </w:p>
+        </w:tc>
+        <w:tc>
+          <w:tcPr>
+            <w:tcW w:w="1700" w:type="dxa"/>
+            <w:shd w:val="clear" w:color="auto" w:fill="D9EAF7"/>
+            <w:tcMar>
+              <w:top w:w="80" w:type="dxa"/>
+              <w:left w:w="110" w:type="dxa"/>
+              <w:bottom w:w="80" w:type="dxa"/>
+              <w:right w:w="110" w:type="dxa"/>
+            </w:tcMar>
+            <w:vAlign w:val="center"/>
+          </w:tcPr>
+          <w:p>
+            <w:pPr>
+              <w:spacing w:after="20" w:line="252" w:lineRule="auto"/>
+              <w:jc w:val="center"/>
+            </w:pPr>
+            <w:r>
+              <w:rPr>
+                <w:b/>
+                <w:sz w:val="18"/>
+                <w:szCs w:val="18"/>
+                <w:lang w:eastAsia="ko-KR"/>
+              </w:rPr>
+              <w:t xml:space="preserve">위치</w:t>
+            </w:r>
+          </w:p>
+        </w:tc>
+        <w:tc>
+          <w:tcPr>
+            <w:tcW w:w="1600" w:type="dxa"/>
+            <w:shd w:val="clear" w:color="auto" w:fill="D9EAF7"/>
+            <w:tcMar>
+              <w:top w:w="80" w:type="dxa"/>
+              <w:left w:w="110" w:type="dxa"/>
+              <w:bottom w:w="80" w:type="dxa"/>
+              <w:right w:w="110" w:type="dxa"/>
+            </w:tcMar>
+            <w:vAlign w:val="center"/>
+          </w:tcPr>
+          <w:p>
+            <w:pPr>
+              <w:spacing w:after="20" w:line="252" w:lineRule="auto"/>
+              <w:jc w:val="center"/>
+            </w:pPr>
+            <w:r>
+              <w:rPr>
+                <w:b/>
+                <w:sz w:val="18"/>
+                <w:szCs w:val="18"/>
+                <w:lang w:eastAsia="ko-KR"/>
+              </w:rPr>
+              <w:t xml:space="preserve">규칙</w:t>
+            </w:r>
+          </w:p>
+        </w:tc>
+        <w:tc>
+          <w:tcPr>
+            <w:tcW w:w="1672" w:type="dxa"/>
+            <w:shd w:val="clear" w:color="auto" w:fill="D9EAF7"/>
+            <w:tcMar>
+              <w:top w:w="80" w:type="dxa"/>
+              <w:left w:w="110" w:type="dxa"/>
+              <w:bottom w:w="80" w:type="dxa"/>
+              <w:right w:w="110" w:type="dxa"/>
+            </w:tcMar>
+            <w:vAlign w:val="center"/>
+          </w:tcPr>
+          <w:p>
+            <w:pPr>
+              <w:spacing w:after="20" w:line="252" w:lineRule="auto"/>
+              <w:jc w:val="center"/>
+            </w:pPr>
+            <w:r>
+              <w:rPr>
+                <w:b/>
+                <w:sz w:val="18"/>
+                <w:szCs w:val="18"/>
+                <w:lang w:eastAsia="ko-KR"/>
+              </w:rPr>
+              <w:t xml:space="preserve">값의 성격</w:t>
+            </w:r>
+          </w:p>
+        </w:tc>
+      </w:tr>
+      <w:tr>
+        <w:trPr>
+          <w:cantSplit/>
+          <w:jc w:val="center"/>
+        </w:trPr>
+        <w:tc>
+          <w:tcPr>
+            <w:tcW w:w="2000" w:type="dxa"/>
+            <w:tcMar>
+              <w:top w:w="80" w:type="dxa"/>
+              <w:left w:w="110" w:type="dxa"/>
+              <w:bottom w:w="80" w:type="dxa"/>
+              <w:right w:w="110" w:type="dxa"/>
+            </w:tcMar>
+            <w:vAlign w:val="center"/>
+          </w:tcPr>
+          <w:p>
+            <w:pPr>
+              <w:spacing w:after="20" w:line="252" w:lineRule="auto"/>
+            </w:pPr>
+            <w:r>
+              <w:rPr>
+                <w:sz w:val="18"/>
+                <w:szCs w:val="18"/>
+                <w:lang w:eastAsia="ko-KR"/>
+              </w:rPr>
+              <w:t xml:space="preserve">CRI:CR-02</w:t>
+            </w:r>
+          </w:p>
+        </w:tc>
+        <w:tc>
+          <w:tcPr>
+            <w:tcW w:w="3000" w:type="dxa"/>
+            <w:tcMar>
+              <w:top w:w="80" w:type="dxa"/>
+              <w:left w:w="110" w:type="dxa"/>
+              <w:bottom w:w="80" w:type="dxa"/>
+              <w:right w:w="110" w:type="dxa"/>
+            </w:tcMar>
+            <w:vAlign w:val="center"/>
+          </w:tcPr>
+          <w:p>
+            <w:pPr>
+              <w:spacing w:after="20" w:line="252" w:lineRule="auto"/>
+            </w:pPr>
+            <w:r>
+              <w:rPr>
+                <w:sz w:val="18"/>
+                <w:szCs w:val="18"/>
+                <w:lang w:eastAsia="ko-KR"/>
+              </w:rPr>
+              <w:t xml:space="preserve">criterion_list.csv</w:t>
+            </w:r>
+          </w:p>
+        </w:tc>
+        <w:tc>
+          <w:tcPr>
+            <w:tcW w:w="1700" w:type="dxa"/>
+            <w:tcMar>
+              <w:top w:w="80" w:type="dxa"/>
+              <w:left w:w="110" w:type="dxa"/>
+              <w:bottom w:w="80" w:type="dxa"/>
+              <w:right w:w="110" w:type="dxa"/>
+            </w:tcMar>
+            <w:vAlign w:val="center"/>
+          </w:tcPr>
+          <w:p>
+            <w:pPr>
+              <w:spacing w:after="20" w:line="252" w:lineRule="auto"/>
+            </w:pPr>
+            <w:r>
+              <w:rPr>
+                <w:sz w:val="18"/>
+                <w:szCs w:val="18"/>
+                <w:lang w:eastAsia="ko-KR"/>
+              </w:rPr>
+              <w:t xml:space="preserve">CR-02</w:t>
+            </w:r>
+          </w:p>
+        </w:tc>
+        <w:tc>
+          <w:tcPr>
+            <w:tcW w:w="1600" w:type="dxa"/>
+            <w:tcMar>
+              <w:top w:w="80" w:type="dxa"/>
+              <w:left w:w="110" w:type="dxa"/>
+              <w:bottom w:w="80" w:type="dxa"/>
+              <w:right w:w="110" w:type="dxa"/>
+            </w:tcMar>
+            <w:vAlign w:val="center"/>
+          </w:tcPr>
+          <w:p>
+            <w:pPr>
+              <w:spacing w:after="20" w:line="252" w:lineRule="auto"/>
+            </w:pPr>
+            <w:r>
+              <w:rPr>
+                <w:sz w:val="18"/>
+                <w:szCs w:val="18"/>
+                <w:lang w:eastAsia="ko-KR"/>
+              </w:rPr>
+              <w:t xml:space="preserve">MR-CRI</w:t>
+            </w:r>
+          </w:p>
+        </w:tc>
+        <w:tc>
+          <w:tcPr>
+            <w:tcW w:w="1672" w:type="dxa"/>
+            <w:tcMar>
+              <w:top w:w="80" w:type="dxa"/>
+              <w:left w:w="110" w:type="dxa"/>
+              <w:bottom w:w="80" w:type="dxa"/>
+              <w:right w:w="110" w:type="dxa"/>
+            </w:tcMar>
+            <w:vAlign w:val="center"/>
+          </w:tcPr>
+          <w:p>
+            <w:pPr>
+              <w:spacing w:after="20" w:line="252" w:lineRule="auto"/>
+            </w:pPr>
+            <w:r>
+              <w:rPr>
+                <w:sz w:val="18"/>
+                <w:szCs w:val="18"/>
+                <w:lang w:eastAsia="ko-KR"/>
+              </w:rPr>
+              <w:t xml:space="preserve">원본 그대로</w:t>
+            </w:r>
+          </w:p>
+        </w:tc>
+      </w:tr>
+    </w:tbl>
+    <w:p>
+      <w:pPr>
+        <w:spacing w:after="60"/>
+        <w:rPr>
+          <w:lang w:eastAsia="ko-KR"/>
+        </w:rPr>
+      </w:pPr>
+    </w:p>
+    <w:p>
+      <w:pPr>
+        <w:keepNext/>
+        <w:spacing w:before="240"/>
+        <w:rPr>
+          <w:lang w:eastAsia="ko-KR"/>
+        </w:rPr>
+      </w:pPr>
+      <w:r>
+        <w:rPr>
+          <w:b/>
+          <w:color w:val="1F4E79"/>
+          <w:sz w:val="25"/>
+          <w:szCs w:val="25"/>
+          <w:lang w:eastAsia="ko-KR"/>
+        </w:rPr>
+        <w:t xml:space="preserve">결과</w:t>
+      </w:r>
+    </w:p>
+    <w:p>
+      <w:pPr>
+        <w:pStyle w:val="a0"/>
+        <w:spacing w:after="60"/>
+        <w:rPr>
+          <w:lang w:eastAsia="ko-KR"/>
+        </w:rPr>
+      </w:pPr>
+      <w:r>
+        <w:rPr>
+          <w:sz w:val="20"/>
+          <w:szCs w:val="20"/>
+          <w:lang w:eastAsia="ko-KR"/>
+        </w:rPr>
+        <w:t xml:space="preserve">Criterion 3개와 규정 근거 Entity 1개가 만들어진다(그림 31).</w:t>
+      </w:r>
+    </w:p>
+    <w:p>
+      <w:pPr>
+        <w:keepNext/>
+        <w:spacing w:before="60" w:after="40"/>
+        <w:jc w:val="center"/>
+      </w:pPr>
+      <w:r>
+        <w:drawing>
+          <wp:inline distT="0" distB="0" distL="0" distR="0">
+            <wp:extent cx="6141720" cy="4313827"/>
+            <wp:docPr id="31" name="step3_doc_c6" descr="step3_doc_c6"/>
+            <wp:cNvGraphicFramePr>
+              <a:graphicFrameLocks xmlns:a="http://schemas.openxmlformats.org/drawingml/2006/main" noChangeAspect="1"/>
+            </wp:cNvGraphicFramePr>
+            <a:graphic xmlns:a="http://schemas.openxmlformats.org/drawingml/2006/main">
+              <a:graphicData uri="http://schemas.openxmlformats.org/drawingml/2006/picture">
+                <pic:pic xmlns:pic="http://schemas.openxmlformats.org/drawingml/2006/picture">
+                  <pic:nvPicPr>
+                    <pic:cNvPr id="31" name="step3_doc_c6"/>
+                    <pic:cNvPicPr/>
+                  </pic:nvPicPr>
+                  <pic:blipFill>
+                    <a:blip r:embed="rIdImg31"/>
+                    <a:stretch>
+                      <a:fillRect/>
+                    </a:stretch>
+                  </pic:blipFill>
+                  <pic:spPr>
+                    <a:xfrm>
+                      <a:off x="0" y="0"/>
+                      <a:ext cx="6141720" cy="4313827"/>
+                    </a:xfrm>
+                    <a:prstGeom prst="rect">
+                      <a:avLst/>
+                    </a:prstGeom>
+                  </pic:spPr>
+                </pic:pic>
+              </a:graphicData>
+            </a:graphic>
+          </wp:inline>
+        </w:drawing>
+      </w:r>
+    </w:p>
+    <w:p>
+      <w:pPr>
+        <w:spacing w:before="0" w:after="120"/>
+        <w:jc w:val="center"/>
+        <w:rPr>
+          <w:lang w:eastAsia="ko-KR"/>
+        </w:rPr>
+      </w:pPr>
+      <w:r>
+        <w:rPr>
+          <w:color w:val="505050"/>
+          <w:sz w:val="18"/>
+          <w:szCs w:val="18"/>
+          <w:lang w:eastAsia="ko-KR"/>
+        </w:rPr>
+        <w:t xml:space="preserve">그림 31. 규정 별표3 데이터의 결과 — CSV 파일 3개의 줄과 그것을 모은 Entity (CRI:CR-02)</w:t>
       </w:r>
     </w:p>
     <w:p>
